--- a/EXPORTS/DOCX/published/niveau2/English/Indonesia.docx
+++ b/EXPORTS/DOCX/published/niveau2/English/Indonesia.docx
@@ -275,7 +275,7 @@
           <w:rFonts w:ascii="Charis SIL Italic" w:hAnsi="Charis SIL Italic" w:eastAsia="Charis SIL Italic"/>
           <w:b w:val="0"/>
           <w:i/>
-          <w:color w:val="0066CC"/>
+          <w:color w:val="0000FF"/>
           <w:sz w:val="24"/>
           <w:u w:val="single"/>
         </w:rPr>
@@ -293,7 +293,7 @@
           <w:rFonts w:ascii="Charis SIL Italic" w:hAnsi="Charis SIL Italic" w:eastAsia="Charis SIL Italic"/>
           <w:b w:val="0"/>
           <w:i/>
-          <w:color w:val="0066CC"/>
+          <w:color w:val="0000FF"/>
           <w:sz w:val="24"/>
           <w:u w:val="single"/>
         </w:rPr>
@@ -304,7 +304,7 @@
           <w:rFonts w:ascii="Charis SIL Italic" w:hAnsi="Charis SIL Italic" w:eastAsia="Charis SIL Italic"/>
           <w:b w:val="0"/>
           <w:i/>
-          <w:color w:val="0066CC"/>
+          <w:color w:val="0000FF"/>
           <w:sz w:val="24"/>
           <w:u w:val="single"/>
         </w:rPr>
@@ -322,7 +322,7 @@
           <w:rFonts w:ascii="Charis SIL Italic" w:hAnsi="Charis SIL Italic" w:eastAsia="Charis SIL Italic"/>
           <w:b w:val="0"/>
           <w:i/>
-          <w:color w:val="0066CC"/>
+          <w:color w:val="0000FF"/>
           <w:sz w:val="24"/>
           <w:u w:val="single"/>
         </w:rPr>
@@ -333,7 +333,7 @@
           <w:rFonts w:ascii="Charis SIL Italic" w:hAnsi="Charis SIL Italic" w:eastAsia="Charis SIL Italic"/>
           <w:b w:val="0"/>
           <w:i/>
-          <w:color w:val="0066CC"/>
+          <w:color w:val="0000FF"/>
           <w:sz w:val="24"/>
           <w:u w:val="single"/>
         </w:rPr>
@@ -351,7 +351,7 @@
           <w:rFonts w:ascii="Charis SIL Italic" w:hAnsi="Charis SIL Italic" w:eastAsia="Charis SIL Italic"/>
           <w:b w:val="0"/>
           <w:i/>
-          <w:color w:val="0066CC"/>
+          <w:color w:val="0000FF"/>
           <w:sz w:val="24"/>
           <w:u w:val="single"/>
         </w:rPr>
@@ -362,7 +362,7 @@
           <w:rFonts w:ascii="Charis SIL Italic" w:hAnsi="Charis SIL Italic" w:eastAsia="Charis SIL Italic"/>
           <w:b w:val="0"/>
           <w:i/>
-          <w:color w:val="0066CC"/>
+          <w:color w:val="0000FF"/>
           <w:sz w:val="24"/>
           <w:u w:val="single"/>
         </w:rPr>
@@ -503,7 +503,7 @@
           <w:rFonts w:ascii="Charis SIL Regular" w:hAnsi="Charis SIL Regular" w:eastAsia="Charis SIL Regular"/>
           <w:b w:val="0"/>
           <w:i w:val="0"/>
-          <w:color w:val="0066CC"/>
+          <w:color w:val="0000FF"/>
           <w:sz w:val="24"/>
           <w:u w:val="single"/>
         </w:rPr>
@@ -521,7 +521,7 @@
           <w:rFonts w:ascii="Charis SIL Regular" w:hAnsi="Charis SIL Regular" w:eastAsia="Charis SIL Regular"/>
           <w:b w:val="0"/>
           <w:i w:val="0"/>
-          <w:color w:val="0066CC"/>
+          <w:color w:val="0000FF"/>
           <w:sz w:val="24"/>
           <w:u w:val="single"/>
         </w:rPr>
@@ -532,7 +532,7 @@
           <w:rFonts w:ascii="Charis SIL Regular" w:hAnsi="Charis SIL Regular" w:eastAsia="Charis SIL Regular"/>
           <w:b w:val="0"/>
           <w:i w:val="0"/>
-          <w:color w:val="0066CC"/>
+          <w:color w:val="0000FF"/>
           <w:sz w:val="24"/>
           <w:u w:val="single"/>
         </w:rPr>
@@ -550,7 +550,7 @@
           <w:rFonts w:ascii="Charis SIL Regular" w:hAnsi="Charis SIL Regular" w:eastAsia="Charis SIL Regular"/>
           <w:b w:val="0"/>
           <w:i w:val="0"/>
-          <w:color w:val="0066CC"/>
+          <w:color w:val="0000FF"/>
           <w:sz w:val="24"/>
           <w:u w:val="single"/>
         </w:rPr>
@@ -561,7 +561,7 @@
           <w:rFonts w:ascii="Charis SIL Regular" w:hAnsi="Charis SIL Regular" w:eastAsia="Charis SIL Regular"/>
           <w:b w:val="0"/>
           <w:i w:val="0"/>
-          <w:color w:val="0066CC"/>
+          <w:color w:val="0000FF"/>
           <w:sz w:val="24"/>
           <w:u w:val="single"/>
         </w:rPr>
@@ -579,7 +579,7 @@
           <w:rFonts w:ascii="Charis SIL Regular" w:hAnsi="Charis SIL Regular" w:eastAsia="Charis SIL Regular"/>
           <w:b w:val="0"/>
           <w:i w:val="0"/>
-          <w:color w:val="0066CC"/>
+          <w:color w:val="0000FF"/>
           <w:sz w:val="24"/>
           <w:u w:val="single"/>
         </w:rPr>
@@ -590,7 +590,7 @@
           <w:rFonts w:ascii="Charis SIL Regular" w:hAnsi="Charis SIL Regular" w:eastAsia="Charis SIL Regular"/>
           <w:b w:val="0"/>
           <w:i w:val="0"/>
-          <w:color w:val="0066CC"/>
+          <w:color w:val="0000FF"/>
           <w:sz w:val="24"/>
           <w:u w:val="single"/>
         </w:rPr>
@@ -608,7 +608,7 @@
           <w:rFonts w:ascii="Charis SIL Regular" w:hAnsi="Charis SIL Regular" w:eastAsia="Charis SIL Regular"/>
           <w:b w:val="0"/>
           <w:i w:val="0"/>
-          <w:color w:val="0066CC"/>
+          <w:color w:val="0000FF"/>
           <w:sz w:val="24"/>
           <w:u w:val="single"/>
         </w:rPr>
@@ -619,7 +619,7 @@
           <w:rFonts w:ascii="Charis SIL Regular" w:hAnsi="Charis SIL Regular" w:eastAsia="Charis SIL Regular"/>
           <w:b w:val="0"/>
           <w:i w:val="0"/>
-          <w:color w:val="0066CC"/>
+          <w:color w:val="0000FF"/>
           <w:sz w:val="24"/>
           <w:u w:val="single"/>
         </w:rPr>
@@ -637,7 +637,7 @@
           <w:rFonts w:ascii="Charis SIL Regular" w:hAnsi="Charis SIL Regular" w:eastAsia="Charis SIL Regular"/>
           <w:b w:val="0"/>
           <w:i w:val="0"/>
-          <w:color w:val="0066CC"/>
+          <w:color w:val="0000FF"/>
           <w:sz w:val="24"/>
           <w:u w:val="single"/>
         </w:rPr>
@@ -648,7 +648,7 @@
           <w:rFonts w:ascii="Charis SIL Regular" w:hAnsi="Charis SIL Regular" w:eastAsia="Charis SIL Regular"/>
           <w:b w:val="0"/>
           <w:i w:val="0"/>
-          <w:color w:val="0066CC"/>
+          <w:color w:val="0000FF"/>
           <w:sz w:val="24"/>
           <w:u w:val="single"/>
         </w:rPr>
@@ -683,7 +683,18 @@
       </w:r>
       <w:r>
         <w:rPr>
-          <w:u w:val="single" w:color="0066cc"/>
+          <w:u w:val="single" w:color="0000ff"/>
+          <w:rFonts w:ascii="Charis SIL Regular" w:hAnsi="Charis SIL Regular" w:eastAsia="Charis SIL Regular"/>
+          <w:b w:val="0"/>
+          <w:i w:val="0"/>
+          <w:color w:val="000000"/>
+          <w:sz w:val="24"/>
+        </w:rPr>
+        <w:t>nces) is of great importance for proven</w:t>
+      </w:r>
+      <w:r>
+        <w:rPr>
+          <w:u w:val="single" w:color="0000ff"/>
           <w:rFonts w:ascii="Charis SIL Regular" w:hAnsi="Charis SIL Regular" w:eastAsia="Charis SIL Regular"/>
           <w:b w:val="0"/>
           <w:i w:val="0"/>
@@ -695,49 +706,13 @@
             <w:rPr>
               <w:rStyle w:val="Hyperlink"/>
             </w:rPr>
-            <w:t>nces) is of g</w:t>
+            <w:t>an</w:t>
           </w:r>
         </w:hyperlink>
       </w:r>
       <w:r>
         <w:rPr>
-          <w:u w:val="single" w:color="0066cc"/>
-          <w:rFonts w:ascii="Charis SIL Regular" w:hAnsi="Charis SIL Regular" w:eastAsia="Charis SIL Regular"/>
-          <w:b w:val="0"/>
-          <w:i w:val="0"/>
-          <w:color w:val="000000"/>
-          <w:sz w:val="24"/>
-        </w:rPr>
-        <w:hyperlink r:id="rId10" w:history="1">
-          <w:r>
-            <w:rPr>
-              <w:rStyle w:val="Hyperlink"/>
-            </w:rPr>
-            <w:t>r</w:t>
-          </w:r>
-        </w:hyperlink>
-      </w:r>
-      <w:r>
-        <w:rPr>
-          <w:u w:val="single" w:color="0066cc"/>
-          <w:rFonts w:ascii="Charis SIL Regular" w:hAnsi="Charis SIL Regular" w:eastAsia="Charis SIL Regular"/>
-          <w:b w:val="0"/>
-          <w:i w:val="0"/>
-          <w:color w:val="000000"/>
-          <w:sz w:val="24"/>
-        </w:rPr>
-        <w:hyperlink r:id="rId10" w:history="1">
-          <w:r>
-            <w:rPr>
-              <w:rStyle w:val="Hyperlink"/>
-            </w:rPr>
-            <w:t>eat importan</w:t>
-          </w:r>
-        </w:hyperlink>
-      </w:r>
-      <w:r>
-        <w:rPr>
-          <w:u w:val="single" w:color="0066cc"/>
+          <w:u w:val="single" w:color="0000ff"/>
           <w:rFonts w:ascii="Charis SIL Regular" w:hAnsi="Charis SIL Regular" w:eastAsia="Charis SIL Regular"/>
           <w:b w:val="0"/>
           <w:i w:val="0"/>
@@ -755,79 +730,7 @@
       </w:r>
       <w:r>
         <w:rPr>
-          <w:u w:val="single" w:color="0066cc"/>
-          <w:rFonts w:ascii="Charis SIL Regular" w:hAnsi="Charis SIL Regular" w:eastAsia="Charis SIL Regular"/>
-          <w:b w:val="0"/>
-          <w:i w:val="0"/>
-          <w:color w:val="000000"/>
-          <w:sz w:val="24"/>
-        </w:rPr>
-        <w:hyperlink r:id="rId10" w:history="1">
-          <w:r>
-            <w:rPr>
-              <w:rStyle w:val="Hyperlink"/>
-            </w:rPr>
-            <w:t>e fo</w:t>
-          </w:r>
-        </w:hyperlink>
-      </w:r>
-      <w:r>
-        <w:rPr>
-          <w:u w:val="single" w:color="0066cc"/>
-          <w:rFonts w:ascii="Charis SIL Regular" w:hAnsi="Charis SIL Regular" w:eastAsia="Charis SIL Regular"/>
-          <w:b w:val="0"/>
-          <w:i w:val="0"/>
-          <w:color w:val="000000"/>
-          <w:sz w:val="24"/>
-        </w:rPr>
-        <w:hyperlink r:id="rId10" w:history="1">
-          <w:r>
-            <w:rPr>
-              <w:rStyle w:val="Hyperlink"/>
-            </w:rPr>
-            <w:t>r proven</w:t>
-          </w:r>
-        </w:hyperlink>
-      </w:r>
-      <w:r>
-        <w:rPr>
-          <w:u w:val="single" w:color="0066cc"/>
-          <w:rFonts w:ascii="Charis SIL Regular" w:hAnsi="Charis SIL Regular" w:eastAsia="Charis SIL Regular"/>
-          <w:b w:val="0"/>
-          <w:i w:val="0"/>
-          <w:color w:val="000000"/>
-          <w:sz w:val="24"/>
-        </w:rPr>
-        <w:hyperlink r:id="rId10" w:history="1">
-          <w:r>
-            <w:rPr>
-              <w:rStyle w:val="Hyperlink"/>
-            </w:rPr>
-            <w:t>an</w:t>
-          </w:r>
-        </w:hyperlink>
-      </w:r>
-      <w:r>
-        <w:rPr>
-          <w:u w:val="single" w:color="0066cc"/>
-          <w:rFonts w:ascii="Charis SIL Regular" w:hAnsi="Charis SIL Regular" w:eastAsia="Charis SIL Regular"/>
-          <w:b w:val="0"/>
-          <w:i w:val="0"/>
-          <w:color w:val="000000"/>
-          <w:sz w:val="24"/>
-        </w:rPr>
-        <w:hyperlink r:id="rId10" w:history="1">
-          <w:r>
-            <w:rPr>
-              <w:rStyle w:val="Hyperlink"/>
-            </w:rPr>
-            <w:t>c</w:t>
-          </w:r>
-        </w:hyperlink>
-      </w:r>
-      <w:r>
-        <w:rPr>
-          <w:u w:val="single" w:color="0066cc"/>
+          <w:u w:val="single" w:color="0000ff"/>
           <w:rFonts w:ascii="Charis SIL Regular" w:hAnsi="Charis SIL Regular" w:eastAsia="Charis SIL Regular"/>
           <w:b w:val="0"/>
           <w:i w:val="0"/>
@@ -845,7 +748,7 @@
       </w:r>
       <w:r>
         <w:rPr>
-          <w:u w:val="single" w:color="0066cc"/>
+          <w:u w:val="single" w:color="0000ff"/>
           <w:rFonts w:ascii="Charis SIL Regular" w:hAnsi="Charis SIL Regular" w:eastAsia="Charis SIL Regular"/>
           <w:b w:val="0"/>
           <w:i w:val="0"/>
@@ -922,7 +825,7 @@
           <w:rFonts w:ascii="Charis SIL Regular" w:hAnsi="Charis SIL Regular" w:eastAsia="Charis SIL Regular"/>
           <w:b w:val="0"/>
           <w:i w:val="0"/>
-          <w:color w:val="0066CC"/>
+          <w:color w:val="0000FF"/>
           <w:sz w:val="24"/>
           <w:u w:val="single"/>
         </w:rPr>
@@ -940,7 +843,7 @@
           <w:rFonts w:ascii="Charis SIL Regular" w:hAnsi="Charis SIL Regular" w:eastAsia="Charis SIL Regular"/>
           <w:b w:val="0"/>
           <w:i w:val="0"/>
-          <w:color w:val="0066CC"/>
+          <w:color w:val="0000FF"/>
           <w:sz w:val="24"/>
           <w:u w:val="single"/>
         </w:rPr>
@@ -951,7 +854,7 @@
           <w:rFonts w:ascii="Charis SIL Regular" w:hAnsi="Charis SIL Regular" w:eastAsia="Charis SIL Regular"/>
           <w:b w:val="0"/>
           <w:i w:val="0"/>
-          <w:color w:val="0066CC"/>
+          <w:color w:val="0000FF"/>
           <w:sz w:val="24"/>
           <w:u w:val="single"/>
         </w:rPr>
@@ -976,7 +879,7 @@
       </w:r>
       <w:r>
         <w:rPr>
-          <w:u w:val="single" w:color="0066cc"/>
+          <w:u w:val="single" w:color="0000ff"/>
           <w:rFonts w:ascii="Charis SIL Regular" w:hAnsi="Charis SIL Regular" w:eastAsia="Charis SIL Regular"/>
           <w:b w:val="0"/>
           <w:i w:val="0"/>
@@ -994,7 +897,7 @@
       </w:r>
       <w:r>
         <w:rPr>
-          <w:u w:val="single" w:color="0066cc"/>
+          <w:u w:val="single" w:color="0000ff"/>
           <w:rFonts w:ascii="Charis SIL Regular" w:hAnsi="Charis SIL Regular" w:eastAsia="Charis SIL Regular"/>
           <w:b w:val="0"/>
           <w:i w:val="0"/>
@@ -1012,7 +915,7 @@
       </w:r>
       <w:r>
         <w:rPr>
-          <w:u w:val="single" w:color="0066cc"/>
+          <w:u w:val="single" w:color="0000ff"/>
           <w:rFonts w:ascii="Charis SIL Regular" w:hAnsi="Charis SIL Regular" w:eastAsia="Charis SIL Regular"/>
           <w:b w:val="0"/>
           <w:i w:val="0"/>
@@ -1053,7 +956,7 @@
           <w:rFonts w:ascii="Charis SIL Regular" w:hAnsi="Charis SIL Regular" w:eastAsia="Charis SIL Regular"/>
           <w:b w:val="0"/>
           <w:i w:val="0"/>
-          <w:color w:val="0066CC"/>
+          <w:color w:val="0000FF"/>
           <w:sz w:val="24"/>
           <w:u w:val="single"/>
         </w:rPr>
@@ -1071,7 +974,7 @@
           <w:rFonts w:ascii="Charis SIL Regular" w:hAnsi="Charis SIL Regular" w:eastAsia="Charis SIL Regular"/>
           <w:b w:val="0"/>
           <w:i w:val="0"/>
-          <w:color w:val="0066CC"/>
+          <w:color w:val="0000FF"/>
           <w:sz w:val="24"/>
           <w:u w:val="single"/>
         </w:rPr>
@@ -1082,7 +985,7 @@
           <w:rFonts w:ascii="Charis SIL Regular" w:hAnsi="Charis SIL Regular" w:eastAsia="Charis SIL Regular"/>
           <w:b w:val="0"/>
           <w:i w:val="0"/>
-          <w:color w:val="0066CC"/>
+          <w:color w:val="0000FF"/>
           <w:sz w:val="24"/>
           <w:u w:val="single"/>
         </w:rPr>
@@ -1100,7 +1003,7 @@
           <w:rFonts w:ascii="Charis SIL Regular" w:hAnsi="Charis SIL Regular" w:eastAsia="Charis SIL Regular"/>
           <w:b w:val="0"/>
           <w:i w:val="0"/>
-          <w:color w:val="0066CC"/>
+          <w:color w:val="0000FF"/>
           <w:sz w:val="24"/>
           <w:u w:val="single"/>
         </w:rPr>
@@ -1111,7 +1014,7 @@
           <w:rFonts w:ascii="Charis SIL Regular" w:hAnsi="Charis SIL Regular" w:eastAsia="Charis SIL Regular"/>
           <w:b w:val="0"/>
           <w:i w:val="0"/>
-          <w:color w:val="0066CC"/>
+          <w:color w:val="0000FF"/>
           <w:sz w:val="24"/>
           <w:u w:val="single"/>
         </w:rPr>
@@ -1129,7 +1032,7 @@
           <w:rFonts w:ascii="Charis SIL Regular" w:hAnsi="Charis SIL Regular" w:eastAsia="Charis SIL Regular"/>
           <w:b w:val="0"/>
           <w:i w:val="0"/>
-          <w:color w:val="0066CC"/>
+          <w:color w:val="0000FF"/>
           <w:sz w:val="24"/>
           <w:u w:val="single"/>
         </w:rPr>
@@ -1147,7 +1050,7 @@
           <w:rFonts w:ascii="Charis SIL Regular" w:hAnsi="Charis SIL Regular" w:eastAsia="Charis SIL Regular"/>
           <w:b w:val="0"/>
           <w:i w:val="0"/>
-          <w:color w:val="0066CC"/>
+          <w:color w:val="0000FF"/>
           <w:sz w:val="24"/>
           <w:u w:val="single"/>
         </w:rPr>
@@ -1158,7 +1061,7 @@
           <w:rFonts w:ascii="Charis SIL Regular" w:hAnsi="Charis SIL Regular" w:eastAsia="Charis SIL Regular"/>
           <w:b w:val="0"/>
           <w:i w:val="0"/>
-          <w:color w:val="0066CC"/>
+          <w:color w:val="0000FF"/>
           <w:sz w:val="24"/>
           <w:u w:val="single"/>
         </w:rPr>
@@ -1183,7 +1086,7 @@
       </w:r>
       <w:r>
         <w:rPr>
-          <w:u w:val="single" w:color="0066cc"/>
+          <w:u w:val="single" w:color="0000ff"/>
           <w:rFonts w:ascii="Charis SIL Regular" w:hAnsi="Charis SIL Regular" w:eastAsia="Charis SIL Regular"/>
           <w:b w:val="0"/>
           <w:i w:val="0"/>
@@ -1201,7 +1104,7 @@
       </w:r>
       <w:r>
         <w:rPr>
-          <w:u w:val="single" w:color="0066cc"/>
+          <w:u w:val="single" w:color="0000ff"/>
           <w:rFonts w:ascii="Charis SIL Regular" w:hAnsi="Charis SIL Regular" w:eastAsia="Charis SIL Regular"/>
           <w:b w:val="0"/>
           <w:i w:val="0"/>
@@ -1219,7 +1122,7 @@
       </w:r>
       <w:r>
         <w:rPr>
-          <w:u w:val="single" w:color="0066cc"/>
+          <w:u w:val="single" w:color="0000ff"/>
           <w:rFonts w:ascii="Charis SIL Regular" w:hAnsi="Charis SIL Regular" w:eastAsia="Charis SIL Regular"/>
           <w:b w:val="0"/>
           <w:i w:val="0"/>
@@ -1237,21 +1140,14 @@
       </w:r>
       <w:r>
         <w:rPr>
-          <w:u w:val="single" w:color="0066cc"/>
+          <w:u w:val="single" w:color="0000ff"/>
           <w:rFonts w:ascii="Charis SIL Regular" w:hAnsi="Charis SIL Regular" w:eastAsia="Charis SIL Regular"/>
           <w:b w:val="0"/>
           <w:i w:val="0"/>
           <w:color w:val="000000"/>
           <w:sz w:val="24"/>
         </w:rPr>
-        <w:hyperlink r:id="rId12" w:history="1">
-          <w:r>
-            <w:rPr>
-              <w:rStyle w:val="Hyperlink"/>
-            </w:rPr>
-            <w:t>asc</w:t>
-          </w:r>
-        </w:hyperlink>
+        <w:t>asc</w:t>
       </w:r>
       <w:r>
         <w:rPr>
@@ -1272,7 +1168,7 @@
       </w:r>
       <w:r>
         <w:rPr>
-          <w:u w:val="single" w:color="0066cc"/>
+          <w:u w:val="single" w:color="0000ff"/>
           <w:rFonts w:ascii="Charis SIL Regular" w:hAnsi="Charis SIL Regular" w:eastAsia="Charis SIL Regular"/>
           <w:b w:val="0"/>
           <w:i w:val="0"/>
@@ -1290,7 +1186,7 @@
       </w:r>
       <w:r>
         <w:rPr>
-          <w:u w:val="single" w:color="0066cc"/>
+          <w:u w:val="single" w:color="0000ff"/>
           <w:rFonts w:ascii="Charis SIL Regular" w:hAnsi="Charis SIL Regular" w:eastAsia="Charis SIL Regular"/>
           <w:b w:val="0"/>
           <w:i w:val="0"/>
@@ -1308,7 +1204,7 @@
       </w:r>
       <w:r>
         <w:rPr>
-          <w:u w:val="single" w:color="0066cc"/>
+          <w:u w:val="single" w:color="0000ff"/>
           <w:rFonts w:ascii="Charis SIL Regular" w:hAnsi="Charis SIL Regular" w:eastAsia="Charis SIL Regular"/>
           <w:b w:val="0"/>
           <w:i w:val="0"/>
@@ -1414,7 +1310,7 @@
           <w:rFonts w:ascii="Charis SIL Regular" w:hAnsi="Charis SIL Regular" w:eastAsia="Charis SIL Regular"/>
           <w:b w:val="0"/>
           <w:i w:val="0"/>
-          <w:color w:val="0066CC"/>
+          <w:color w:val="0000FF"/>
           <w:sz w:val="24"/>
           <w:u w:val="single"/>
         </w:rPr>
@@ -1432,7 +1328,7 @@
           <w:rFonts w:ascii="Charis SIL Regular" w:hAnsi="Charis SIL Regular" w:eastAsia="Charis SIL Regular"/>
           <w:b w:val="0"/>
           <w:i w:val="0"/>
-          <w:color w:val="0066CC"/>
+          <w:color w:val="0000FF"/>
           <w:sz w:val="24"/>
           <w:u w:val="single"/>
         </w:rPr>
@@ -1443,7 +1339,7 @@
           <w:rFonts w:ascii="Charis SIL Regular" w:hAnsi="Charis SIL Regular" w:eastAsia="Charis SIL Regular"/>
           <w:b w:val="0"/>
           <w:i w:val="0"/>
-          <w:color w:val="0066CC"/>
+          <w:color w:val="0000FF"/>
           <w:sz w:val="24"/>
           <w:u w:val="single"/>
         </w:rPr>
@@ -1461,7 +1357,7 @@
           <w:rFonts w:ascii="Charis SIL Regular" w:hAnsi="Charis SIL Regular" w:eastAsia="Charis SIL Regular"/>
           <w:b w:val="0"/>
           <w:i w:val="0"/>
-          <w:color w:val="0066CC"/>
+          <w:color w:val="0000FF"/>
           <w:sz w:val="24"/>
           <w:u w:val="single"/>
         </w:rPr>
@@ -1472,7 +1368,7 @@
           <w:rFonts w:ascii="Charis SIL Regular" w:hAnsi="Charis SIL Regular" w:eastAsia="Charis SIL Regular"/>
           <w:b w:val="0"/>
           <w:i w:val="0"/>
-          <w:color w:val="0066CC"/>
+          <w:color w:val="0000FF"/>
           <w:sz w:val="24"/>
           <w:u w:val="single"/>
         </w:rPr>
@@ -1490,7 +1386,7 @@
           <w:rFonts w:ascii="Charis SIL Regular" w:hAnsi="Charis SIL Regular" w:eastAsia="Charis SIL Regular"/>
           <w:b w:val="0"/>
           <w:i w:val="0"/>
-          <w:color w:val="0066CC"/>
+          <w:color w:val="0000FF"/>
           <w:sz w:val="24"/>
           <w:u w:val="single"/>
         </w:rPr>
@@ -1508,7 +1404,7 @@
           <w:rFonts w:ascii="Charis SIL Regular" w:hAnsi="Charis SIL Regular" w:eastAsia="Charis SIL Regular"/>
           <w:b w:val="0"/>
           <w:i w:val="0"/>
-          <w:color w:val="0066CC"/>
+          <w:color w:val="0000FF"/>
           <w:sz w:val="24"/>
           <w:u w:val="single"/>
         </w:rPr>
@@ -1519,7 +1415,7 @@
           <w:rFonts w:ascii="Charis SIL Regular" w:hAnsi="Charis SIL Regular" w:eastAsia="Charis SIL Regular"/>
           <w:b w:val="0"/>
           <w:i w:val="0"/>
-          <w:color w:val="0066CC"/>
+          <w:color w:val="0000FF"/>
           <w:sz w:val="24"/>
           <w:u w:val="single"/>
         </w:rPr>
@@ -1544,7 +1440,7 @@
       </w:r>
       <w:r>
         <w:rPr>
-          <w:u w:val="single" w:color="0066cc"/>
+          <w:u w:val="single" w:color="0000ff"/>
           <w:rFonts w:ascii="Charis SIL Regular" w:hAnsi="Charis SIL Regular" w:eastAsia="Charis SIL Regular"/>
           <w:b w:val="0"/>
           <w:i w:val="0"/>
@@ -1562,7 +1458,7 @@
       </w:r>
       <w:r>
         <w:rPr>
-          <w:u w:val="single" w:color="0066cc"/>
+          <w:u w:val="single" w:color="0000ff"/>
           <w:rFonts w:ascii="Charis SIL Regular" w:hAnsi="Charis SIL Regular" w:eastAsia="Charis SIL Regular"/>
           <w:b w:val="0"/>
           <w:i w:val="0"/>
@@ -1583,7 +1479,7 @@
       </w:r>
       <w:r>
         <w:rPr>
-          <w:u w:val="single" w:color="0066cc"/>
+          <w:u w:val="single" w:color="0000ff"/>
           <w:rFonts w:ascii="Charis SIL Regular" w:hAnsi="Charis SIL Regular" w:eastAsia="Charis SIL Regular"/>
           <w:b w:val="0"/>
           <w:i w:val="0"/>
@@ -1601,7 +1497,7 @@
       </w:r>
       <w:r>
         <w:rPr>
-          <w:u w:val="single" w:color="0066cc"/>
+          <w:u w:val="single" w:color="0000ff"/>
           <w:rFonts w:ascii="Charis SIL Regular" w:hAnsi="Charis SIL Regular" w:eastAsia="Charis SIL Regular"/>
           <w:b w:val="0"/>
           <w:i w:val="0"/>
@@ -1652,7 +1548,7 @@
           <w:rFonts w:ascii="Charis SIL Regular" w:hAnsi="Charis SIL Regular" w:eastAsia="Charis SIL Regular"/>
           <w:b w:val="0"/>
           <w:i w:val="0"/>
-          <w:color w:val="0066CC"/>
+          <w:color w:val="0000FF"/>
           <w:sz w:val="24"/>
           <w:u w:val="single"/>
         </w:rPr>
@@ -1670,7 +1566,7 @@
           <w:rFonts w:ascii="Charis SIL Regular" w:hAnsi="Charis SIL Regular" w:eastAsia="Charis SIL Regular"/>
           <w:b w:val="0"/>
           <w:i w:val="0"/>
-          <w:color w:val="0066CC"/>
+          <w:color w:val="0000FF"/>
           <w:sz w:val="24"/>
           <w:u w:val="single"/>
         </w:rPr>
@@ -1681,7 +1577,7 @@
           <w:rFonts w:ascii="Charis SIL Regular" w:hAnsi="Charis SIL Regular" w:eastAsia="Charis SIL Regular"/>
           <w:b w:val="0"/>
           <w:i w:val="0"/>
-          <w:color w:val="0066CC"/>
+          <w:color w:val="0000FF"/>
           <w:sz w:val="24"/>
           <w:u w:val="single"/>
         </w:rPr>
@@ -1716,7 +1612,7 @@
       </w:r>
       <w:r>
         <w:rPr>
-          <w:u w:val="single" w:color="0066cc"/>
+          <w:u w:val="single" w:color="0000ff"/>
           <w:rFonts w:ascii="Charis SIL Regular" w:hAnsi="Charis SIL Regular" w:eastAsia="Charis SIL Regular"/>
           <w:b w:val="0"/>
           <w:i w:val="0"/>
@@ -1744,7 +1640,7 @@
       </w:r>
       <w:r>
         <w:rPr>
-          <w:u w:val="single" w:color="0066cc"/>
+          <w:u w:val="single" w:color="0000ff"/>
           <w:rFonts w:ascii="Charis SIL Regular" w:hAnsi="Charis SIL Regular" w:eastAsia="Charis SIL Regular"/>
           <w:b w:val="0"/>
           <w:i w:val="0"/>
@@ -1798,7 +1694,7 @@
           <w:rFonts w:ascii="Charis SIL Regular" w:hAnsi="Charis SIL Regular" w:eastAsia="Charis SIL Regular"/>
           <w:b w:val="0"/>
           <w:i w:val="0"/>
-          <w:color w:val="0066CC"/>
+          <w:color w:val="0000FF"/>
           <w:sz w:val="24"/>
           <w:u w:val="single"/>
         </w:rPr>
@@ -1816,7 +1712,7 @@
           <w:rFonts w:ascii="Charis SIL Regular" w:hAnsi="Charis SIL Regular" w:eastAsia="Charis SIL Regular"/>
           <w:b w:val="0"/>
           <w:i w:val="0"/>
-          <w:color w:val="0066CC"/>
+          <w:color w:val="0000FF"/>
           <w:sz w:val="24"/>
           <w:u w:val="single"/>
         </w:rPr>
@@ -1827,7 +1723,7 @@
           <w:rFonts w:ascii="Charis SIL Regular" w:hAnsi="Charis SIL Regular" w:eastAsia="Charis SIL Regular"/>
           <w:b w:val="0"/>
           <w:i w:val="0"/>
-          <w:color w:val="0066CC"/>
+          <w:color w:val="0000FF"/>
           <w:sz w:val="24"/>
           <w:u w:val="single"/>
         </w:rPr>
@@ -1862,7 +1758,7 @@
       </w:r>
       <w:r>
         <w:rPr>
-          <w:u w:val="single" w:color="0066cc"/>
+          <w:u w:val="single" w:color="0000ff"/>
           <w:rFonts w:ascii="Charis SIL Regular" w:hAnsi="Charis SIL Regular" w:eastAsia="Charis SIL Regular"/>
           <w:b w:val="0"/>
           <w:i w:val="0"/>
@@ -1873,7 +1769,7 @@
       </w:r>
       <w:r>
         <w:rPr>
-          <w:u w:val="single" w:color="0066cc"/>
+          <w:u w:val="single" w:color="0000ff"/>
           <w:rFonts w:ascii="Charis SIL Regular" w:hAnsi="Charis SIL Regular" w:eastAsia="Charis SIL Regular"/>
           <w:b w:val="0"/>
           <w:i w:val="0"/>
@@ -1891,7 +1787,7 @@
       </w:r>
       <w:r>
         <w:rPr>
-          <w:u w:val="single" w:color="0066cc"/>
+          <w:u w:val="single" w:color="0000ff"/>
           <w:rFonts w:ascii="Charis SIL Regular" w:hAnsi="Charis SIL Regular" w:eastAsia="Charis SIL Regular"/>
           <w:b w:val="0"/>
           <w:i w:val="0"/>
@@ -1932,7 +1828,7 @@
           <w:rFonts w:ascii="Charis SIL Regular" w:hAnsi="Charis SIL Regular" w:eastAsia="Charis SIL Regular"/>
           <w:b w:val="0"/>
           <w:i w:val="0"/>
-          <w:color w:val="0066CC"/>
+          <w:color w:val="0000FF"/>
           <w:sz w:val="24"/>
           <w:u w:val="single"/>
         </w:rPr>
@@ -1950,7 +1846,7 @@
           <w:rFonts w:ascii="Charis SIL Regular" w:hAnsi="Charis SIL Regular" w:eastAsia="Charis SIL Regular"/>
           <w:b w:val="0"/>
           <w:i w:val="0"/>
-          <w:color w:val="0066CC"/>
+          <w:color w:val="0000FF"/>
           <w:sz w:val="24"/>
           <w:u w:val="single"/>
         </w:rPr>
@@ -1961,7 +1857,7 @@
           <w:rFonts w:ascii="Charis SIL Regular" w:hAnsi="Charis SIL Regular" w:eastAsia="Charis SIL Regular"/>
           <w:b w:val="0"/>
           <w:i w:val="0"/>
-          <w:color w:val="0066CC"/>
+          <w:color w:val="0000FF"/>
           <w:sz w:val="24"/>
           <w:u w:val="single"/>
         </w:rPr>
@@ -2022,7 +1918,7 @@
           <w:rFonts w:ascii="Charis SIL Regular" w:hAnsi="Charis SIL Regular" w:eastAsia="Charis SIL Regular"/>
           <w:b w:val="0"/>
           <w:i w:val="0"/>
-          <w:color w:val="0066CC"/>
+          <w:color w:val="0000FF"/>
           <w:sz w:val="24"/>
           <w:u w:val="single"/>
         </w:rPr>
@@ -2050,7 +1946,7 @@
           <w:rFonts w:ascii="Charis SIL Regular" w:hAnsi="Charis SIL Regular" w:eastAsia="Charis SIL Regular"/>
           <w:b w:val="0"/>
           <w:i w:val="0"/>
-          <w:color w:val="0066CC"/>
+          <w:color w:val="0000FF"/>
           <w:sz w:val="24"/>
           <w:u w:val="single"/>
         </w:rPr>
@@ -2084,22 +1980,11 @@
           <w:color w:val="000000"/>
           <w:sz w:val="24"/>
         </w:rPr>
-        <w:t xml:space="preserve">Netherlands and other </w:t>
-      </w:r>
-      <w:r>
-        <w:rPr>
-          <w:u w:val="single" w:color="0066cc"/>
-          <w:rFonts w:ascii="Charis SIL Regular" w:hAnsi="Charis SIL Regular" w:eastAsia="Charis SIL Regular"/>
-          <w:b w:val="0"/>
-          <w:i w:val="0"/>
-          <w:color w:val="000000"/>
-          <w:sz w:val="24"/>
-        </w:rPr>
-        <w:t>E</w:t>
-      </w:r>
-      <w:r>
-        <w:rPr>
-          <w:u w:val="single" w:color="0066cc"/>
+        <w:t>Netherlands and other E</w:t>
+      </w:r>
+      <w:r>
+        <w:rPr>
+          <w:u w:val="single" w:color="0000ff"/>
           <w:rFonts w:ascii="Charis SIL Regular" w:hAnsi="Charis SIL Regular" w:eastAsia="Charis SIL Regular"/>
           <w:b w:val="0"/>
           <w:i w:val="0"/>
@@ -2127,7 +2012,7 @@
       </w:r>
       <w:r>
         <w:rPr>
-          <w:u w:val="single" w:color="0066cc"/>
+          <w:u w:val="single" w:color="0000ff"/>
           <w:rFonts w:ascii="Charis SIL Regular" w:hAnsi="Charis SIL Regular" w:eastAsia="Charis SIL Regular"/>
           <w:b w:val="0"/>
           <w:i w:val="0"/>
@@ -2268,7 +2153,7 @@
           <w:rFonts w:ascii="Charis SIL Regular" w:hAnsi="Charis SIL Regular" w:eastAsia="Charis SIL Regular"/>
           <w:b w:val="0"/>
           <w:i w:val="0"/>
-          <w:color w:val="0066CC"/>
+          <w:color w:val="0000FF"/>
           <w:sz w:val="24"/>
           <w:u w:val="single"/>
         </w:rPr>
@@ -2286,7 +2171,7 @@
           <w:rFonts w:ascii="Charis SIL Regular" w:hAnsi="Charis SIL Regular" w:eastAsia="Charis SIL Regular"/>
           <w:b w:val="0"/>
           <w:i w:val="0"/>
-          <w:color w:val="0066CC"/>
+          <w:color w:val="0000FF"/>
           <w:sz w:val="24"/>
           <w:u w:val="single"/>
         </w:rPr>
@@ -2297,7 +2182,7 @@
           <w:rFonts w:ascii="Charis SIL Regular" w:hAnsi="Charis SIL Regular" w:eastAsia="Charis SIL Regular"/>
           <w:b w:val="0"/>
           <w:i w:val="0"/>
-          <w:color w:val="0066CC"/>
+          <w:color w:val="0000FF"/>
           <w:sz w:val="24"/>
           <w:u w:val="single"/>
         </w:rPr>
@@ -2315,7 +2200,7 @@
           <w:rFonts w:ascii="Charis SIL Regular" w:hAnsi="Charis SIL Regular" w:eastAsia="Charis SIL Regular"/>
           <w:b w:val="0"/>
           <w:i w:val="0"/>
-          <w:color w:val="0066CC"/>
+          <w:color w:val="0000FF"/>
           <w:sz w:val="24"/>
           <w:u w:val="single"/>
         </w:rPr>
@@ -2326,7 +2211,7 @@
           <w:rFonts w:ascii="Charis SIL Regular" w:hAnsi="Charis SIL Regular" w:eastAsia="Charis SIL Regular"/>
           <w:b w:val="0"/>
           <w:i w:val="0"/>
-          <w:color w:val="0066CC"/>
+          <w:color w:val="0000FF"/>
           <w:sz w:val="24"/>
           <w:u w:val="single"/>
         </w:rPr>
@@ -2344,7 +2229,7 @@
           <w:rFonts w:ascii="Charis SIL Regular" w:hAnsi="Charis SIL Regular" w:eastAsia="Charis SIL Regular"/>
           <w:b w:val="0"/>
           <w:i w:val="0"/>
-          <w:color w:val="0066CC"/>
+          <w:color w:val="0000FF"/>
           <w:sz w:val="24"/>
           <w:u w:val="single"/>
         </w:rPr>
@@ -2355,7 +2240,7 @@
           <w:rFonts w:ascii="Charis SIL Regular" w:hAnsi="Charis SIL Regular" w:eastAsia="Charis SIL Regular"/>
           <w:b w:val="0"/>
           <w:i w:val="0"/>
-          <w:color w:val="0066CC"/>
+          <w:color w:val="0000FF"/>
           <w:sz w:val="24"/>
           <w:u w:val="single"/>
         </w:rPr>
@@ -2383,7 +2268,7 @@
           <w:rFonts w:ascii="Charis SIL Regular" w:hAnsi="Charis SIL Regular" w:eastAsia="Charis SIL Regular"/>
           <w:b w:val="0"/>
           <w:i w:val="0"/>
-          <w:color w:val="0066CC"/>
+          <w:color w:val="0000FF"/>
           <w:sz w:val="24"/>
           <w:u w:val="single"/>
         </w:rPr>
@@ -2401,7 +2286,7 @@
           <w:rFonts w:ascii="Charis SIL Regular" w:hAnsi="Charis SIL Regular" w:eastAsia="Charis SIL Regular"/>
           <w:b w:val="0"/>
           <w:i w:val="0"/>
-          <w:color w:val="0066CC"/>
+          <w:color w:val="0000FF"/>
           <w:sz w:val="24"/>
           <w:u w:val="single"/>
         </w:rPr>
@@ -2419,7 +2304,7 @@
           <w:rFonts w:ascii="Charis SIL Regular" w:hAnsi="Charis SIL Regular" w:eastAsia="Charis SIL Regular"/>
           <w:b w:val="0"/>
           <w:i w:val="0"/>
-          <w:color w:val="0066CC"/>
+          <w:color w:val="0000FF"/>
           <w:sz w:val="24"/>
           <w:u w:val="single"/>
         </w:rPr>
@@ -2430,7 +2315,7 @@
           <w:rFonts w:ascii="Charis SIL Regular" w:hAnsi="Charis SIL Regular" w:eastAsia="Charis SIL Regular"/>
           <w:b w:val="0"/>
           <w:i w:val="0"/>
-          <w:color w:val="0066CC"/>
+          <w:color w:val="0000FF"/>
           <w:sz w:val="24"/>
           <w:u w:val="single"/>
         </w:rPr>
@@ -2445,7 +2330,7 @@
       </w:r>
       <w:r>
         <w:rPr>
-          <w:u w:val="single" w:color="0066cc"/>
+          <w:u w:val="single" w:color="0000ff"/>
           <w:rFonts w:ascii="Charis SIL Regular" w:hAnsi="Charis SIL Regular" w:eastAsia="Charis SIL Regular"/>
           <w:b w:val="0"/>
           <w:i w:val="0"/>
@@ -2549,7 +2434,7 @@
           <w:rFonts w:ascii="Charis SIL Regular" w:hAnsi="Charis SIL Regular" w:eastAsia="Charis SIL Regular"/>
           <w:b w:val="0"/>
           <w:i w:val="0"/>
-          <w:color w:val="0066CC"/>
+          <w:color w:val="0000FF"/>
           <w:sz w:val="24"/>
           <w:u w:val="single"/>
         </w:rPr>
@@ -2567,7 +2452,7 @@
           <w:rFonts w:ascii="Charis SIL Regular" w:hAnsi="Charis SIL Regular" w:eastAsia="Charis SIL Regular"/>
           <w:b w:val="0"/>
           <w:i w:val="0"/>
-          <w:color w:val="0066CC"/>
+          <w:color w:val="0000FF"/>
           <w:sz w:val="24"/>
           <w:u w:val="single"/>
         </w:rPr>
@@ -2585,7 +2470,7 @@
           <w:rFonts w:ascii="Charis SIL Regular" w:hAnsi="Charis SIL Regular" w:eastAsia="Charis SIL Regular"/>
           <w:b w:val="0"/>
           <w:i w:val="0"/>
-          <w:color w:val="0066CC"/>
+          <w:color w:val="0000FF"/>
           <w:sz w:val="24"/>
           <w:u w:val="single"/>
         </w:rPr>
@@ -2596,7 +2481,7 @@
           <w:rFonts w:ascii="Charis SIL Regular" w:hAnsi="Charis SIL Regular" w:eastAsia="Charis SIL Regular"/>
           <w:b w:val="0"/>
           <w:i w:val="0"/>
-          <w:color w:val="0066CC"/>
+          <w:color w:val="0000FF"/>
           <w:sz w:val="24"/>
           <w:u w:val="single"/>
         </w:rPr>
@@ -2614,7 +2499,7 @@
           <w:rFonts w:ascii="Charis SIL Regular" w:hAnsi="Charis SIL Regular" w:eastAsia="Charis SIL Regular"/>
           <w:b w:val="0"/>
           <w:i w:val="0"/>
-          <w:color w:val="0066CC"/>
+          <w:color w:val="0000FF"/>
           <w:sz w:val="24"/>
           <w:u w:val="single"/>
         </w:rPr>
@@ -2625,7 +2510,7 @@
           <w:rFonts w:ascii="Charis SIL Regular" w:hAnsi="Charis SIL Regular" w:eastAsia="Charis SIL Regular"/>
           <w:b w:val="0"/>
           <w:i w:val="0"/>
-          <w:color w:val="0066CC"/>
+          <w:color w:val="0000FF"/>
           <w:sz w:val="24"/>
           <w:u w:val="single"/>
         </w:rPr>
@@ -2643,7 +2528,7 @@
           <w:rFonts w:ascii="Charis SIL Regular" w:hAnsi="Charis SIL Regular" w:eastAsia="Charis SIL Regular"/>
           <w:b w:val="0"/>
           <w:i w:val="0"/>
-          <w:color w:val="0066CC"/>
+          <w:color w:val="0000FF"/>
           <w:sz w:val="24"/>
           <w:u w:val="single"/>
         </w:rPr>
@@ -2654,7 +2539,7 @@
           <w:rFonts w:ascii="Charis SIL Regular" w:hAnsi="Charis SIL Regular" w:eastAsia="Charis SIL Regular"/>
           <w:b w:val="0"/>
           <w:i w:val="0"/>
-          <w:color w:val="0066CC"/>
+          <w:color w:val="0000FF"/>
           <w:sz w:val="24"/>
           <w:u w:val="single"/>
         </w:rPr>
@@ -2672,7 +2557,7 @@
           <w:rFonts w:ascii="Charis SIL Regular" w:hAnsi="Charis SIL Regular" w:eastAsia="Charis SIL Regular"/>
           <w:b w:val="0"/>
           <w:i w:val="0"/>
-          <w:color w:val="0066CC"/>
+          <w:color w:val="0000FF"/>
           <w:sz w:val="24"/>
           <w:u w:val="single"/>
         </w:rPr>
@@ -2683,7 +2568,7 @@
           <w:rFonts w:ascii="Charis SIL Regular" w:hAnsi="Charis SIL Regular" w:eastAsia="Charis SIL Regular"/>
           <w:b w:val="0"/>
           <w:i w:val="0"/>
-          <w:color w:val="0066CC"/>
+          <w:color w:val="0000FF"/>
           <w:sz w:val="24"/>
           <w:u w:val="single"/>
         </w:rPr>
@@ -2711,7 +2596,7 @@
           <w:rFonts w:ascii="Charis SIL Regular" w:hAnsi="Charis SIL Regular" w:eastAsia="Charis SIL Regular"/>
           <w:b w:val="0"/>
           <w:i w:val="0"/>
-          <w:color w:val="0066CC"/>
+          <w:color w:val="0000FF"/>
           <w:sz w:val="24"/>
           <w:u w:val="single"/>
         </w:rPr>
@@ -2729,7 +2614,7 @@
           <w:rFonts w:ascii="Charis SIL Regular" w:hAnsi="Charis SIL Regular" w:eastAsia="Charis SIL Regular"/>
           <w:b w:val="0"/>
           <w:i w:val="0"/>
-          <w:color w:val="0066CC"/>
+          <w:color w:val="0000FF"/>
           <w:sz w:val="24"/>
           <w:u w:val="single"/>
         </w:rPr>
@@ -2740,7 +2625,7 @@
           <w:rFonts w:ascii="Charis SIL Regular" w:hAnsi="Charis SIL Regular" w:eastAsia="Charis SIL Regular"/>
           <w:b w:val="0"/>
           <w:i w:val="0"/>
-          <w:color w:val="0066CC"/>
+          <w:color w:val="0000FF"/>
           <w:sz w:val="24"/>
           <w:u w:val="single"/>
         </w:rPr>
@@ -2758,7 +2643,7 @@
           <w:rFonts w:ascii="Charis SIL Regular" w:hAnsi="Charis SIL Regular" w:eastAsia="Charis SIL Regular"/>
           <w:b w:val="0"/>
           <w:i w:val="0"/>
-          <w:color w:val="0066CC"/>
+          <w:color w:val="0000FF"/>
           <w:sz w:val="24"/>
           <w:u w:val="single"/>
         </w:rPr>
@@ -2769,7 +2654,7 @@
           <w:rFonts w:ascii="Charis SIL Regular" w:hAnsi="Charis SIL Regular" w:eastAsia="Charis SIL Regular"/>
           <w:b w:val="0"/>
           <w:i w:val="0"/>
-          <w:color w:val="0066CC"/>
+          <w:color w:val="0000FF"/>
           <w:sz w:val="24"/>
           <w:u w:val="single"/>
         </w:rPr>
@@ -2787,7 +2672,7 @@
           <w:rFonts w:ascii="Charis SIL Regular" w:hAnsi="Charis SIL Regular" w:eastAsia="Charis SIL Regular"/>
           <w:b w:val="0"/>
           <w:i w:val="0"/>
-          <w:color w:val="0066CC"/>
+          <w:color w:val="0000FF"/>
           <w:sz w:val="24"/>
           <w:u w:val="single"/>
         </w:rPr>
@@ -2805,7 +2690,7 @@
           <w:rFonts w:ascii="Charis SIL Regular" w:hAnsi="Charis SIL Regular" w:eastAsia="Charis SIL Regular"/>
           <w:b w:val="0"/>
           <w:i w:val="0"/>
-          <w:color w:val="0066CC"/>
+          <w:color w:val="0000FF"/>
           <w:sz w:val="24"/>
           <w:u w:val="single"/>
         </w:rPr>
@@ -2816,7 +2701,7 @@
           <w:rFonts w:ascii="Charis SIL Regular" w:hAnsi="Charis SIL Regular" w:eastAsia="Charis SIL Regular"/>
           <w:b w:val="0"/>
           <w:i w:val="0"/>
-          <w:color w:val="0066CC"/>
+          <w:color w:val="0000FF"/>
           <w:sz w:val="24"/>
           <w:u w:val="single"/>
         </w:rPr>
@@ -2834,7 +2719,7 @@
           <w:rFonts w:ascii="Charis SIL Regular" w:hAnsi="Charis SIL Regular" w:eastAsia="Charis SIL Regular"/>
           <w:b w:val="0"/>
           <w:i w:val="0"/>
-          <w:color w:val="0066CC"/>
+          <w:color w:val="0000FF"/>
           <w:sz w:val="24"/>
         </w:rPr>
         <w:t>Southeast Asian and Carib</w:t>
@@ -2844,7 +2729,7 @@
           <w:rFonts w:ascii="Charis SIL Regular" w:hAnsi="Charis SIL Regular" w:eastAsia="Charis SIL Regular"/>
           <w:b w:val="0"/>
           <w:i w:val="0"/>
-          <w:color w:val="0066CC"/>
+          <w:color w:val="0000FF"/>
           <w:sz w:val="24"/>
           <w:u w:val="single"/>
         </w:rPr>
@@ -2862,7 +2747,7 @@
           <w:rFonts w:ascii="Charis SIL Regular" w:hAnsi="Charis SIL Regular" w:eastAsia="Charis SIL Regular"/>
           <w:b w:val="0"/>
           <w:i w:val="0"/>
-          <w:color w:val="0066CC"/>
+          <w:color w:val="0000FF"/>
           <w:sz w:val="24"/>
           <w:u w:val="single"/>
         </w:rPr>
@@ -2880,7 +2765,7 @@
           <w:rFonts w:ascii="Charis SIL Regular" w:hAnsi="Charis SIL Regular" w:eastAsia="Charis SIL Regular"/>
           <w:b w:val="0"/>
           <w:i w:val="0"/>
-          <w:color w:val="0066CC"/>
+          <w:color w:val="0000FF"/>
           <w:sz w:val="24"/>
           <w:u w:val="single"/>
         </w:rPr>
@@ -2898,7 +2783,7 @@
           <w:rFonts w:ascii="Charis SIL Regular" w:hAnsi="Charis SIL Regular" w:eastAsia="Charis SIL Regular"/>
           <w:b w:val="0"/>
           <w:i w:val="0"/>
-          <w:color w:val="0066CC"/>
+          <w:color w:val="0000FF"/>
           <w:sz w:val="24"/>
           <w:u w:val="single"/>
         </w:rPr>
@@ -2909,7 +2794,7 @@
           <w:rFonts w:ascii="Charis SIL Regular" w:hAnsi="Charis SIL Regular" w:eastAsia="Charis SIL Regular"/>
           <w:b w:val="0"/>
           <w:i w:val="0"/>
-          <w:color w:val="0066CC"/>
+          <w:color w:val="0000FF"/>
           <w:sz w:val="24"/>
           <w:u w:val="single"/>
         </w:rPr>
@@ -2927,7 +2812,7 @@
           <w:rFonts w:ascii="Charis SIL Regular" w:hAnsi="Charis SIL Regular" w:eastAsia="Charis SIL Regular"/>
           <w:b w:val="0"/>
           <w:i w:val="0"/>
-          <w:color w:val="0066CC"/>
+          <w:color w:val="0000FF"/>
           <w:sz w:val="24"/>
           <w:u w:val="single"/>
         </w:rPr>
@@ -2938,7 +2823,7 @@
           <w:rFonts w:ascii="Charis SIL Regular" w:hAnsi="Charis SIL Regular" w:eastAsia="Charis SIL Regular"/>
           <w:b w:val="0"/>
           <w:i w:val="0"/>
-          <w:color w:val="0066CC"/>
+          <w:color w:val="0000FF"/>
           <w:sz w:val="24"/>
           <w:u w:val="single"/>
         </w:rPr>
@@ -2956,7 +2841,7 @@
           <w:rFonts w:ascii="Charis SIL Regular" w:hAnsi="Charis SIL Regular" w:eastAsia="Charis SIL Regular"/>
           <w:b w:val="0"/>
           <w:i w:val="0"/>
-          <w:color w:val="0066CC"/>
+          <w:color w:val="0000FF"/>
           <w:sz w:val="24"/>
           <w:u w:val="single"/>
         </w:rPr>
@@ -2981,7 +2866,7 @@
       </w:r>
       <w:r>
         <w:rPr>
-          <w:u w:val="single" w:color="0066cc"/>
+          <w:u w:val="single" w:color="0000ff"/>
           <w:rFonts w:ascii="Charis SIL Regular" w:hAnsi="Charis SIL Regular" w:eastAsia="Charis SIL Regular"/>
           <w:b w:val="0"/>
           <w:i w:val="0"/>
@@ -2999,7 +2884,7 @@
       </w:r>
       <w:r>
         <w:rPr>
-          <w:u w:val="single" w:color="0066cc"/>
+          <w:u w:val="single" w:color="0000ff"/>
           <w:rFonts w:ascii="Charis SIL Regular" w:hAnsi="Charis SIL Regular" w:eastAsia="Charis SIL Regular"/>
           <w:b w:val="0"/>
           <w:i w:val="0"/>
@@ -3017,7 +2902,7 @@
       </w:r>
       <w:r>
         <w:rPr>
-          <w:u w:val="single" w:color="0066cc"/>
+          <w:u w:val="single" w:color="0000ff"/>
           <w:rFonts w:ascii="Charis SIL Regular" w:hAnsi="Charis SIL Regular" w:eastAsia="Charis SIL Regular"/>
           <w:b w:val="0"/>
           <w:i w:val="0"/>
@@ -3035,7 +2920,7 @@
       </w:r>
       <w:r>
         <w:rPr>
-          <w:u w:val="single" w:color="0066cc"/>
+          <w:u w:val="single" w:color="0000ff"/>
           <w:rFonts w:ascii="Charis SIL Regular" w:hAnsi="Charis SIL Regular" w:eastAsia="Charis SIL Regular"/>
           <w:b w:val="0"/>
           <w:i w:val="0"/>
@@ -3080,7 +2965,7 @@
       </w:r>
       <w:r>
         <w:rPr>
-          <w:u w:val="single" w:color="0066cc"/>
+          <w:u w:val="single" w:color="0000ff"/>
           <w:rFonts w:ascii="Charis SIL Regular" w:hAnsi="Charis SIL Regular" w:eastAsia="Charis SIL Regular"/>
           <w:b w:val="0"/>
           <w:i w:val="0"/>
@@ -3118,7 +3003,7 @@
       </w:r>
       <w:r>
         <w:rPr>
-          <w:u w:val="single" w:color="0066cc"/>
+          <w:u w:val="single" w:color="0000ff"/>
           <w:rFonts w:ascii="Charis SIL Regular" w:hAnsi="Charis SIL Regular" w:eastAsia="Charis SIL Regular"/>
           <w:b w:val="0"/>
           <w:i w:val="0"/>
@@ -3136,7 +3021,7 @@
       </w:r>
       <w:r>
         <w:rPr>
-          <w:u w:val="single" w:color="0066cc"/>
+          <w:u w:val="single" w:color="0000ff"/>
           <w:rFonts w:ascii="Charis SIL Regular" w:hAnsi="Charis SIL Regular" w:eastAsia="Charis SIL Regular"/>
           <w:b w:val="0"/>
           <w:i w:val="0"/>
@@ -3154,7 +3039,7 @@
       </w:r>
       <w:r>
         <w:rPr>
-          <w:u w:val="single" w:color="0066cc"/>
+          <w:u w:val="single" w:color="0000ff"/>
           <w:rFonts w:ascii="Charis SIL Regular" w:hAnsi="Charis SIL Regular" w:eastAsia="Charis SIL Regular"/>
           <w:b w:val="0"/>
           <w:i w:val="0"/>
@@ -3199,7 +3084,7 @@
       </w:r>
       <w:r>
         <w:rPr>
-          <w:u w:val="single" w:color="0066cc"/>
+          <w:u w:val="single" w:color="0000ff"/>
           <w:rFonts w:ascii="Charis SIL Regular" w:hAnsi="Charis SIL Regular" w:eastAsia="Charis SIL Regular"/>
           <w:b w:val="0"/>
           <w:i w:val="0"/>
@@ -3210,7 +3095,7 @@
       </w:r>
       <w:r>
         <w:rPr>
-          <w:u w:val="single" w:color="0066cc"/>
+          <w:u w:val="single" w:color="0000ff"/>
           <w:rFonts w:ascii="Charis SIL Regular" w:hAnsi="Charis SIL Regular" w:eastAsia="Charis SIL Regular"/>
           <w:b w:val="0"/>
           <w:i w:val="0"/>
@@ -3228,7 +3113,7 @@
       </w:r>
       <w:r>
         <w:rPr>
-          <w:u w:val="single" w:color="0066cc"/>
+          <w:u w:val="single" w:color="0000ff"/>
           <w:rFonts w:ascii="Charis SIL Regular" w:hAnsi="Charis SIL Regular" w:eastAsia="Charis SIL Regular"/>
           <w:b w:val="0"/>
           <w:i w:val="0"/>
@@ -3246,7 +3131,7 @@
       </w:r>
       <w:r>
         <w:rPr>
-          <w:u w:val="single" w:color="0066cc"/>
+          <w:u w:val="single" w:color="0000ff"/>
           <w:rFonts w:ascii="Charis SIL Regular" w:hAnsi="Charis SIL Regular" w:eastAsia="Charis SIL Regular"/>
           <w:b w:val="0"/>
           <w:i w:val="0"/>
@@ -3264,7 +3149,7 @@
       </w:r>
       <w:r>
         <w:rPr>
-          <w:u w:val="single" w:color="0066cc"/>
+          <w:u w:val="single" w:color="0000ff"/>
           <w:rFonts w:ascii="Charis SIL Regular" w:hAnsi="Charis SIL Regular" w:eastAsia="Charis SIL Regular"/>
           <w:b w:val="0"/>
           <w:i w:val="0"/>
@@ -3325,7 +3210,7 @@
           <w:rFonts w:ascii="Charis SIL Regular" w:hAnsi="Charis SIL Regular" w:eastAsia="Charis SIL Regular"/>
           <w:b w:val="0"/>
           <w:i w:val="0"/>
-          <w:color w:val="0066CC"/>
+          <w:color w:val="0000FF"/>
           <w:sz w:val="24"/>
           <w:u w:val="single"/>
         </w:rPr>
@@ -3343,7 +3228,7 @@
           <w:rFonts w:ascii="Charis SIL Regular" w:hAnsi="Charis SIL Regular" w:eastAsia="Charis SIL Regular"/>
           <w:b w:val="0"/>
           <w:i w:val="0"/>
-          <w:color w:val="0066CC"/>
+          <w:color w:val="0000FF"/>
           <w:sz w:val="24"/>
           <w:u w:val="single"/>
         </w:rPr>
@@ -3354,7 +3239,7 @@
           <w:rFonts w:ascii="Charis SIL Regular" w:hAnsi="Charis SIL Regular" w:eastAsia="Charis SIL Regular"/>
           <w:b w:val="0"/>
           <w:i w:val="0"/>
-          <w:color w:val="0066CC"/>
+          <w:color w:val="0000FF"/>
           <w:sz w:val="24"/>
           <w:u w:val="single"/>
         </w:rPr>
@@ -3526,7 +3411,7 @@
         <w:autoSpaceDE w:val="0"/>
         <w:widowControl/>
         <w:spacing w:line="352" w:lineRule="exact" w:before="0" w:after="0"/>
-        <w:ind w:left="20" w:right="0" w:firstLine="0"/>
+        <w:ind w:left="10" w:right="0" w:firstLine="0"/>
         <w:jc w:val="left"/>
       </w:pPr>
       <w:r>
@@ -3544,7 +3429,7 @@
           <w:rFonts w:ascii="Charis SIL Regular" w:hAnsi="Charis SIL Regular" w:eastAsia="Charis SIL Regular"/>
           <w:b w:val="0"/>
           <w:i w:val="0"/>
-          <w:color w:val="0066CC"/>
+          <w:color w:val="0000FF"/>
           <w:sz w:val="24"/>
           <w:u w:val="single"/>
         </w:rPr>
@@ -3562,7 +3447,7 @@
           <w:rFonts w:ascii="Charis SIL Regular" w:hAnsi="Charis SIL Regular" w:eastAsia="Charis SIL Regular"/>
           <w:b w:val="0"/>
           <w:i w:val="0"/>
-          <w:color w:val="0066CC"/>
+          <w:color w:val="0000FF"/>
           <w:sz w:val="24"/>
           <w:u w:val="single"/>
         </w:rPr>
@@ -3573,7 +3458,7 @@
           <w:rFonts w:ascii="Charis SIL Regular" w:hAnsi="Charis SIL Regular" w:eastAsia="Charis SIL Regular"/>
           <w:b w:val="0"/>
           <w:i w:val="0"/>
-          <w:color w:val="0066CC"/>
+          <w:color w:val="0000FF"/>
           <w:sz w:val="24"/>
           <w:u w:val="single"/>
         </w:rPr>
@@ -3603,7 +3488,7 @@
         <w:autoSpaceDE w:val="0"/>
         <w:widowControl/>
         <w:spacing w:line="288" w:lineRule="exact" w:before="240" w:after="0"/>
-        <w:ind w:left="20" w:right="144" w:firstLine="0"/>
+        <w:ind w:left="10" w:right="144" w:firstLine="0"/>
         <w:jc w:val="left"/>
       </w:pPr>
       <w:r>
@@ -3653,7 +3538,7 @@
         <w:autoSpaceDE w:val="0"/>
         <w:widowControl/>
         <w:spacing w:line="420" w:lineRule="exact" w:before="204" w:after="0"/>
-        <w:ind w:left="20" w:right="0" w:firstLine="0"/>
+        <w:ind w:left="10" w:right="0" w:firstLine="0"/>
         <w:jc w:val="left"/>
       </w:pPr>
       <w:r>
@@ -3673,7 +3558,7 @@
         <w:autoSpaceDE w:val="0"/>
         <w:widowControl/>
         <w:spacing w:line="288" w:lineRule="exact" w:before="282" w:after="0"/>
-        <w:ind w:left="20" w:right="0" w:firstLine="0"/>
+        <w:ind w:left="10" w:right="0" w:firstLine="0"/>
         <w:jc w:val="left"/>
       </w:pPr>
       <w:r>
@@ -3774,7 +3659,7 @@
           <w:rFonts w:ascii="Charis SIL Regular" w:hAnsi="Charis SIL Regular" w:eastAsia="Charis SIL Regular"/>
           <w:b w:val="0"/>
           <w:i w:val="0"/>
-          <w:color w:val="0066CC"/>
+          <w:color w:val="0000FF"/>
           <w:sz w:val="24"/>
           <w:u w:val="single"/>
         </w:rPr>
@@ -3792,7 +3677,7 @@
           <w:rFonts w:ascii="Charis SIL Regular" w:hAnsi="Charis SIL Regular" w:eastAsia="Charis SIL Regular"/>
           <w:b w:val="0"/>
           <w:i w:val="0"/>
-          <w:color w:val="0066CC"/>
+          <w:color w:val="0000FF"/>
           <w:sz w:val="24"/>
           <w:u w:val="single"/>
         </w:rPr>
@@ -3803,7 +3688,7 @@
           <w:rFonts w:ascii="Charis SIL Regular" w:hAnsi="Charis SIL Regular" w:eastAsia="Charis SIL Regular"/>
           <w:b w:val="0"/>
           <w:i w:val="0"/>
-          <w:color w:val="0066CC"/>
+          <w:color w:val="0000FF"/>
           <w:sz w:val="24"/>
           <w:u w:val="single"/>
         </w:rPr>
@@ -3821,7 +3706,7 @@
           <w:rFonts w:ascii="Charis SIL Regular" w:hAnsi="Charis SIL Regular" w:eastAsia="Charis SIL Regular"/>
           <w:b w:val="0"/>
           <w:i w:val="0"/>
-          <w:color w:val="0066CC"/>
+          <w:color w:val="0000FF"/>
           <w:sz w:val="24"/>
           <w:u w:val="single"/>
         </w:rPr>
@@ -3832,7 +3717,7 @@
           <w:rFonts w:ascii="Charis SIL Regular" w:hAnsi="Charis SIL Regular" w:eastAsia="Charis SIL Regular"/>
           <w:b w:val="0"/>
           <w:i w:val="0"/>
-          <w:color w:val="0066CC"/>
+          <w:color w:val="0000FF"/>
           <w:sz w:val="24"/>
           <w:u w:val="single"/>
         </w:rPr>
@@ -3850,7 +3735,7 @@
           <w:rFonts w:ascii="Charis SIL Regular" w:hAnsi="Charis SIL Regular" w:eastAsia="Charis SIL Regular"/>
           <w:b w:val="0"/>
           <w:i w:val="0"/>
-          <w:color w:val="0066CC"/>
+          <w:color w:val="0000FF"/>
           <w:sz w:val="24"/>
           <w:u w:val="single"/>
         </w:rPr>
@@ -3861,7 +3746,7 @@
           <w:rFonts w:ascii="Charis SIL Regular" w:hAnsi="Charis SIL Regular" w:eastAsia="Charis SIL Regular"/>
           <w:b w:val="0"/>
           <w:i w:val="0"/>
-          <w:color w:val="0066CC"/>
+          <w:color w:val="0000FF"/>
           <w:sz w:val="24"/>
           <w:u w:val="single"/>
         </w:rPr>
@@ -3879,7 +3764,7 @@
           <w:rFonts w:ascii="Charis SIL Regular" w:hAnsi="Charis SIL Regular" w:eastAsia="Charis SIL Regular"/>
           <w:b w:val="0"/>
           <w:i w:val="0"/>
-          <w:color w:val="0066CC"/>
+          <w:color w:val="0000FF"/>
           <w:sz w:val="24"/>
           <w:u w:val="single"/>
         </w:rPr>
@@ -3890,7 +3775,7 @@
           <w:rFonts w:ascii="Charis SIL Regular" w:hAnsi="Charis SIL Regular" w:eastAsia="Charis SIL Regular"/>
           <w:b w:val="0"/>
           <w:i w:val="0"/>
-          <w:color w:val="0066CC"/>
+          <w:color w:val="0000FF"/>
           <w:sz w:val="24"/>
           <w:u w:val="single"/>
         </w:rPr>
@@ -3920,7 +3805,7 @@
         <w:autoSpaceDE w:val="0"/>
         <w:widowControl/>
         <w:spacing w:line="352" w:lineRule="exact" w:before="176" w:after="0"/>
-        <w:ind w:left="20" w:right="0" w:firstLine="0"/>
+        <w:ind w:left="10" w:right="0" w:firstLine="0"/>
         <w:jc w:val="left"/>
       </w:pPr>
       <w:r>
@@ -3940,7 +3825,7 @@
         <w:autoSpaceDE w:val="0"/>
         <w:widowControl/>
         <w:spacing w:line="288" w:lineRule="exact" w:before="240" w:after="0"/>
-        <w:ind w:left="408" w:right="3168" w:firstLine="0"/>
+        <w:ind w:left="398" w:right="3168" w:firstLine="0"/>
         <w:jc w:val="left"/>
       </w:pPr>
       <w:r>
@@ -3958,7 +3843,7 @@
           <w:rFonts w:ascii="Charis SIL Regular" w:hAnsi="Charis SIL Regular" w:eastAsia="Charis SIL Regular"/>
           <w:b w:val="0"/>
           <w:i w:val="0"/>
-          <w:color w:val="0066CC"/>
+          <w:color w:val="0000FF"/>
           <w:sz w:val="24"/>
           <w:u w:val="single"/>
         </w:rPr>
@@ -3976,7 +3861,7 @@
           <w:rFonts w:ascii="Charis SIL Regular" w:hAnsi="Charis SIL Regular" w:eastAsia="Charis SIL Regular"/>
           <w:b w:val="0"/>
           <w:i w:val="0"/>
-          <w:color w:val="0066CC"/>
+          <w:color w:val="0000FF"/>
           <w:sz w:val="24"/>
           <w:u w:val="single"/>
         </w:rPr>
@@ -3987,7 +3872,7 @@
           <w:rFonts w:ascii="Charis SIL Regular" w:hAnsi="Charis SIL Regular" w:eastAsia="Charis SIL Regular"/>
           <w:b w:val="0"/>
           <w:i w:val="0"/>
-          <w:color w:val="0066CC"/>
+          <w:color w:val="0000FF"/>
           <w:sz w:val="24"/>
           <w:u w:val="single"/>
         </w:rPr>
@@ -4005,7 +3890,7 @@
           <w:rFonts w:ascii="Charis SIL Regular" w:hAnsi="Charis SIL Regular" w:eastAsia="Charis SIL Regular"/>
           <w:b w:val="0"/>
           <w:i w:val="0"/>
-          <w:color w:val="0066CC"/>
+          <w:color w:val="0000FF"/>
           <w:sz w:val="24"/>
           <w:u w:val="single"/>
         </w:rPr>
@@ -4016,7 +3901,7 @@
           <w:rFonts w:ascii="Charis SIL Regular" w:hAnsi="Charis SIL Regular" w:eastAsia="Charis SIL Regular"/>
           <w:b w:val="0"/>
           <w:i w:val="0"/>
-          <w:color w:val="0066CC"/>
+          <w:color w:val="0000FF"/>
           <w:sz w:val="24"/>
           <w:u w:val="single"/>
         </w:rPr>
@@ -4044,7 +3929,7 @@
           <w:rFonts w:ascii="Charis SIL Regular" w:hAnsi="Charis SIL Regular" w:eastAsia="Charis SIL Regular"/>
           <w:b w:val="0"/>
           <w:i w:val="0"/>
-          <w:color w:val="0066CC"/>
+          <w:color w:val="0000FF"/>
           <w:sz w:val="24"/>
           <w:u w:val="single"/>
         </w:rPr>
@@ -4072,8 +3957,9 @@
           <w:rFonts w:ascii="Charis SIL Regular" w:hAnsi="Charis SIL Regular" w:eastAsia="Charis SIL Regular"/>
           <w:b w:val="0"/>
           <w:i w:val="0"/>
-          <w:color w:val="0066CC"/>
-          <w:sz w:val="24"/>
+          <w:color w:val="0000FF"/>
+          <w:sz w:val="24"/>
+          <w:u w:val="single"/>
         </w:rPr>
         <w:hyperlink r:id="rId25" w:history="1">
           <w:r>
@@ -4099,11 +3985,11 @@
           <w:rFonts w:ascii="Charis SIL Regular" w:hAnsi="Charis SIL Regular" w:eastAsia="Charis SIL Regular"/>
           <w:b w:val="0"/>
           <w:i w:val="0"/>
-          <w:color w:val="0066CC"/>
+          <w:color w:val="0000FF"/>
           <w:sz w:val="24"/>
           <w:u w:val="single"/>
         </w:rPr>
-        <w:hyperlink r:id="rId26" w:history="1">
+        <w:hyperlink r:id="rId24" w:history="1">
           <w:r>
             <w:rPr>
               <w:rStyle w:val="Hyperlink"/>
@@ -4117,7 +4003,7 @@
           <w:rFonts w:ascii="Charis SIL Regular" w:hAnsi="Charis SIL Regular" w:eastAsia="Charis SIL Regular"/>
           <w:b w:val="0"/>
           <w:i w:val="0"/>
-          <w:color w:val="0066CC"/>
+          <w:color w:val="0000FF"/>
           <w:sz w:val="24"/>
           <w:u w:val="single"/>
         </w:rPr>
@@ -4128,7 +4014,7 @@
           <w:rFonts w:ascii="Charis SIL Regular" w:hAnsi="Charis SIL Regular" w:eastAsia="Charis SIL Regular"/>
           <w:b w:val="0"/>
           <w:i w:val="0"/>
-          <w:color w:val="0066CC"/>
+          <w:color w:val="0000FF"/>
           <w:sz w:val="24"/>
           <w:u w:val="single"/>
         </w:rPr>
@@ -4146,7 +4032,7 @@
           <w:rFonts w:ascii="Charis SIL Regular" w:hAnsi="Charis SIL Regular" w:eastAsia="Charis SIL Regular"/>
           <w:b w:val="0"/>
           <w:i w:val="0"/>
-          <w:color w:val="0066CC"/>
+          <w:color w:val="0000FF"/>
           <w:sz w:val="24"/>
           <w:u w:val="single"/>
         </w:rPr>
@@ -4164,7 +4050,7 @@
           <w:rFonts w:ascii="Charis SIL Regular" w:hAnsi="Charis SIL Regular" w:eastAsia="Charis SIL Regular"/>
           <w:b w:val="0"/>
           <w:i w:val="0"/>
-          <w:color w:val="0066CC"/>
+          <w:color w:val="0000FF"/>
           <w:sz w:val="24"/>
           <w:u w:val="single"/>
         </w:rPr>
@@ -4182,7 +4068,7 @@
           <w:rFonts w:ascii="Charis SIL Regular" w:hAnsi="Charis SIL Regular" w:eastAsia="Charis SIL Regular"/>
           <w:b w:val="0"/>
           <w:i w:val="0"/>
-          <w:color w:val="0066CC"/>
+          <w:color w:val="0000FF"/>
           <w:sz w:val="24"/>
           <w:u w:val="single"/>
         </w:rPr>
@@ -4213,72 +4099,17 @@
           <w:rFonts w:ascii="Charis SIL Regular" w:hAnsi="Charis SIL Regular" w:eastAsia="Charis SIL Regular"/>
           <w:b w:val="0"/>
           <w:i w:val="0"/>
-          <w:color w:val="0066CC"/>
-          <w:sz w:val="24"/>
-          <w:u w:val="single"/>
-        </w:rPr>
-        <w:hyperlink r:id="rId27" w:history="1">
-          <w:r>
-            <w:rPr>
-              <w:rStyle w:val="Hyperlink"/>
-            </w:rPr>
-            <w:t>Mus</w:t>
-          </w:r>
-        </w:hyperlink>
-      </w:r>
-      <w:r>
-        <w:rPr>
-          <w:rFonts w:ascii="Charis SIL Regular" w:hAnsi="Charis SIL Regular" w:eastAsia="Charis SIL Regular"/>
-          <w:b w:val="0"/>
-          <w:i w:val="0"/>
-          <w:color w:val="0066CC"/>
-          <w:sz w:val="24"/>
-          <w:u w:val="single"/>
-        </w:rPr>
-        <w:hyperlink r:id="rId26" w:history="1">
-          <w:r>
-            <w:rPr>
-              <w:rStyle w:val="Hyperlink"/>
-            </w:rPr>
-            <w:t>eum</w:t>
-          </w:r>
-        </w:hyperlink>
-      </w:r>
-      <w:r>
-        <w:rPr>
-          <w:rFonts w:ascii="Charis SIL Regular" w:hAnsi="Charis SIL Regular" w:eastAsia="Charis SIL Regular"/>
-          <w:b w:val="0"/>
-          <w:i w:val="0"/>
-          <w:color w:val="0066CC"/>
-          <w:sz w:val="24"/>
-          <w:u w:val="single"/>
-        </w:rPr>
-        <w:t xml:space="preserve"> </w:t>
-      </w:r>
-      <w:r>
-        <w:rPr>
-          <w:rFonts w:ascii="Charis SIL Regular" w:hAnsi="Charis SIL Regular" w:eastAsia="Charis SIL Regular"/>
-          <w:b w:val="0"/>
-          <w:i w:val="0"/>
-          <w:color w:val="0066CC"/>
-          <w:sz w:val="24"/>
-          <w:u w:val="single"/>
-        </w:rPr>
-        <w:hyperlink r:id="rId26" w:history="1">
-          <w:r>
-            <w:rPr>
-              <w:rStyle w:val="Hyperlink"/>
-            </w:rPr>
-            <w:t>Bronbee</w:t>
-          </w:r>
-        </w:hyperlink>
-      </w:r>
-      <w:r>
-        <w:rPr>
-          <w:rFonts w:ascii="Charis SIL Regular" w:hAnsi="Charis SIL Regular" w:eastAsia="Charis SIL Regular"/>
-          <w:b w:val="0"/>
-          <w:i w:val="0"/>
-          <w:color w:val="0066CC"/>
+          <w:color w:val="0000FF"/>
+          <w:sz w:val="24"/>
+        </w:rPr>
+        <w:t>Museum Bronbee</w:t>
+      </w:r>
+      <w:r>
+        <w:rPr>
+          <w:rFonts w:ascii="Charis SIL Regular" w:hAnsi="Charis SIL Regular" w:eastAsia="Charis SIL Regular"/>
+          <w:b w:val="0"/>
+          <w:i w:val="0"/>
+          <w:color w:val="0000FF"/>
           <w:sz w:val="24"/>
           <w:u w:val="single"/>
         </w:rPr>
@@ -4293,7 +4124,7 @@
       </w:r>
       <w:r>
         <w:rPr>
-          <w:u w:val="single" w:color="0066cc"/>
+          <w:u w:val="single" w:color="0000ff"/>
           <w:rFonts w:ascii="Charis SIL Regular" w:hAnsi="Charis SIL Regular" w:eastAsia="Charis SIL Regular"/>
           <w:b w:val="0"/>
           <w:i w:val="0"/>
@@ -4316,7 +4147,7 @@
         <w:autoSpaceDE w:val="0"/>
         <w:widowControl/>
         <w:spacing w:line="286" w:lineRule="exact" w:before="250" w:after="0"/>
-        <w:ind w:left="20" w:right="288" w:firstLine="0"/>
+        <w:ind w:left="10" w:right="288" w:firstLine="0"/>
         <w:jc w:val="left"/>
       </w:pPr>
       <w:r>
@@ -4364,11 +4195,11 @@
           <w:rFonts w:ascii="Charis SIL Regular" w:hAnsi="Charis SIL Regular" w:eastAsia="Charis SIL Regular"/>
           <w:b w:val="0"/>
           <w:i w:val="0"/>
-          <w:color w:val="0066CC"/>
+          <w:color w:val="0000FF"/>
           <w:sz w:val="24"/>
           <w:u w:val="single"/>
         </w:rPr>
-        <w:hyperlink r:id="rId28" w:history="1">
+        <w:hyperlink r:id="rId27" w:history="1">
           <w:r>
             <w:rPr>
               <w:rStyle w:val="Hyperlink"/>
@@ -4382,11 +4213,11 @@
           <w:rFonts w:ascii="Charis SIL Regular" w:hAnsi="Charis SIL Regular" w:eastAsia="Charis SIL Regular"/>
           <w:b w:val="0"/>
           <w:i w:val="0"/>
-          <w:color w:val="0066CC"/>
+          <w:color w:val="0000FF"/>
           <w:sz w:val="24"/>
           <w:u w:val="single"/>
         </w:rPr>
-        <w:hyperlink r:id="rId28" w:history="1">
+        <w:hyperlink r:id="rId27" w:history="1">
           <w:r>
             <w:rPr>
               <w:rStyle w:val="Hyperlink"/>
@@ -4400,7 +4231,7 @@
           <w:rFonts w:ascii="Charis SIL Regular" w:hAnsi="Charis SIL Regular" w:eastAsia="Charis SIL Regular"/>
           <w:b w:val="0"/>
           <w:i w:val="0"/>
-          <w:color w:val="0066CC"/>
+          <w:color w:val="0000FF"/>
           <w:sz w:val="24"/>
           <w:u w:val="single"/>
         </w:rPr>
@@ -4411,11 +4242,11 @@
           <w:rFonts w:ascii="Charis SIL Regular" w:hAnsi="Charis SIL Regular" w:eastAsia="Charis SIL Regular"/>
           <w:b w:val="0"/>
           <w:i w:val="0"/>
-          <w:color w:val="0066CC"/>
+          <w:color w:val="0000FF"/>
           <w:sz w:val="24"/>
           <w:u w:val="single"/>
         </w:rPr>
-        <w:hyperlink r:id="rId28" w:history="1">
+        <w:hyperlink r:id="rId27" w:history="1">
           <w:r>
             <w:rPr>
               <w:rStyle w:val="Hyperlink"/>
@@ -4441,7 +4272,7 @@
         <w:autoSpaceDE w:val="0"/>
         <w:widowControl/>
         <w:spacing w:line="288" w:lineRule="exact" w:before="240" w:after="0"/>
-        <w:ind w:left="20" w:right="0" w:firstLine="0"/>
+        <w:ind w:left="10" w:right="0" w:firstLine="0"/>
         <w:jc w:val="left"/>
       </w:pPr>
       <w:r>
@@ -4489,11 +4320,11 @@
           <w:rFonts w:ascii="Charis SIL Regular" w:hAnsi="Charis SIL Regular" w:eastAsia="Charis SIL Regular"/>
           <w:b w:val="0"/>
           <w:i w:val="0"/>
-          <w:color w:val="0066CC"/>
+          <w:color w:val="0000FF"/>
           <w:sz w:val="24"/>
           <w:u w:val="single"/>
         </w:rPr>
-        <w:hyperlink r:id="rId29" w:history="1">
+        <w:hyperlink r:id="rId28" w:history="1">
           <w:r>
             <w:rPr>
               <w:rStyle w:val="Hyperlink"/>
@@ -4507,7 +4338,7 @@
           <w:rFonts w:ascii="Charis SIL Regular" w:hAnsi="Charis SIL Regular" w:eastAsia="Charis SIL Regular"/>
           <w:b w:val="0"/>
           <w:i w:val="0"/>
-          <w:color w:val="0066CC"/>
+          <w:color w:val="0000FF"/>
           <w:sz w:val="24"/>
           <w:u w:val="single"/>
         </w:rPr>
@@ -4518,11 +4349,11 @@
           <w:rFonts w:ascii="Charis SIL Regular" w:hAnsi="Charis SIL Regular" w:eastAsia="Charis SIL Regular"/>
           <w:b w:val="0"/>
           <w:i w:val="0"/>
-          <w:color w:val="0066CC"/>
+          <w:color w:val="0000FF"/>
           <w:sz w:val="24"/>
           <w:u w:val="single"/>
         </w:rPr>
-        <w:hyperlink r:id="rId29" w:history="1">
+        <w:hyperlink r:id="rId28" w:history="1">
           <w:r>
             <w:rPr>
               <w:rStyle w:val="Hyperlink"/>
@@ -4546,11 +4377,11 @@
           <w:rFonts w:ascii="Charis SIL Regular" w:hAnsi="Charis SIL Regular" w:eastAsia="Charis SIL Regular"/>
           <w:b w:val="0"/>
           <w:i w:val="0"/>
-          <w:color w:val="0066CC"/>
+          <w:color w:val="0000FF"/>
           <w:sz w:val="24"/>
           <w:u w:val="single"/>
         </w:rPr>
-        <w:hyperlink r:id="rId30" w:history="1">
+        <w:hyperlink r:id="rId29" w:history="1">
           <w:r>
             <w:rPr>
               <w:rStyle w:val="Hyperlink"/>
@@ -4571,14 +4402,14 @@
       </w:r>
       <w:r>
         <w:rPr>
-          <w:u w:val="single" w:color="0066cc"/>
+          <w:u w:val="single" w:color="0000ff"/>
           <w:rFonts w:ascii="Charis SIL Regular" w:hAnsi="Charis SIL Regular" w:eastAsia="Charis SIL Regular"/>
           <w:b w:val="0"/>
           <w:i w:val="0"/>
           <w:color w:val="000000"/>
           <w:sz w:val="24"/>
         </w:rPr>
-        <w:hyperlink r:id="rId29" w:history="1">
+        <w:hyperlink r:id="rId28" w:history="1">
           <w:r>
             <w:rPr>
               <w:rStyle w:val="Hyperlink"/>
@@ -4589,14 +4420,14 @@
       </w:r>
       <w:r>
         <w:rPr>
-          <w:u w:val="single" w:color="0066cc"/>
+          <w:u w:val="single" w:color="0000ff"/>
           <w:rFonts w:ascii="Charis SIL Regular" w:hAnsi="Charis SIL Regular" w:eastAsia="Charis SIL Regular"/>
           <w:b w:val="0"/>
           <w:i w:val="0"/>
           <w:color w:val="000000"/>
           <w:sz w:val="24"/>
         </w:rPr>
-        <w:hyperlink r:id="rId29" w:history="1">
+        <w:hyperlink r:id="rId28" w:history="1">
           <w:r>
             <w:rPr>
               <w:rStyle w:val="Hyperlink"/>
@@ -4617,14 +4448,14 @@
       </w:r>
       <w:r>
         <w:rPr>
-          <w:u w:val="single" w:color="0066cc"/>
+          <w:u w:val="single" w:color="0000ff"/>
           <w:rFonts w:ascii="Charis SIL Regular" w:hAnsi="Charis SIL Regular" w:eastAsia="Charis SIL Regular"/>
           <w:b w:val="0"/>
           <w:i w:val="0"/>
           <w:color w:val="000000"/>
           <w:sz w:val="24"/>
         </w:rPr>
-        <w:hyperlink r:id="rId30" w:history="1">
+        <w:hyperlink r:id="rId29" w:history="1">
           <w:r>
             <w:rPr>
               <w:rStyle w:val="Hyperlink"/>
@@ -4650,7 +4481,7 @@
         <w:autoSpaceDE w:val="0"/>
         <w:widowControl/>
         <w:spacing w:line="540" w:lineRule="exact" w:before="198" w:after="0"/>
-        <w:ind w:left="20" w:right="0" w:firstLine="0"/>
+        <w:ind w:left="10" w:right="0" w:firstLine="0"/>
         <w:jc w:val="left"/>
       </w:pPr>
       <w:r>
@@ -4670,7 +4501,7 @@
         <w:autoSpaceDE w:val="0"/>
         <w:widowControl/>
         <w:spacing w:line="288" w:lineRule="exact" w:before="292" w:after="0"/>
-        <w:ind w:left="408" w:right="1008" w:firstLine="0"/>
+        <w:ind w:left="398" w:right="1008" w:firstLine="0"/>
         <w:jc w:val="left"/>
       </w:pPr>
       <w:r>
@@ -4688,7 +4519,7 @@
           <w:rFonts w:ascii="Charis SIL Regular" w:hAnsi="Charis SIL Regular" w:eastAsia="Charis SIL Regular"/>
           <w:b w:val="0"/>
           <w:i w:val="0"/>
-          <w:color w:val="0066CC"/>
+          <w:color w:val="0000FF"/>
           <w:sz w:val="24"/>
           <w:u w:val="single"/>
         </w:rPr>
@@ -4712,7 +4543,7 @@
           <w:rFonts w:ascii="Charis SIL Regular" w:hAnsi="Charis SIL Regular" w:eastAsia="Charis SIL Regular"/>
           <w:b w:val="0"/>
           <w:i w:val="0"/>
-          <w:color w:val="0066CC"/>
+          <w:color w:val="0000FF"/>
           <w:sz w:val="24"/>
           <w:u w:val="single"/>
         </w:rPr>
@@ -4723,7 +4554,7 @@
           <w:rFonts w:ascii="Charis SIL Regular" w:hAnsi="Charis SIL Regular" w:eastAsia="Charis SIL Regular"/>
           <w:b w:val="0"/>
           <w:i w:val="0"/>
-          <w:color w:val="0066CC"/>
+          <w:color w:val="0000FF"/>
           <w:sz w:val="24"/>
           <w:u w:val="single"/>
         </w:rPr>
@@ -4747,7 +4578,7 @@
           <w:rFonts w:ascii="Charis SIL Regular" w:hAnsi="Charis SIL Regular" w:eastAsia="Charis SIL Regular"/>
           <w:b w:val="0"/>
           <w:i w:val="0"/>
-          <w:color w:val="0066CC"/>
+          <w:color w:val="0000FF"/>
           <w:sz w:val="24"/>
           <w:u w:val="single"/>
         </w:rPr>
@@ -4758,7 +4589,7 @@
           <w:rFonts w:ascii="Charis SIL Regular" w:hAnsi="Charis SIL Regular" w:eastAsia="Charis SIL Regular"/>
           <w:b w:val="0"/>
           <w:i w:val="0"/>
-          <w:color w:val="0066CC"/>
+          <w:color w:val="0000FF"/>
           <w:sz w:val="24"/>
           <w:u w:val="single"/>
         </w:rPr>
@@ -4782,7 +4613,7 @@
           <w:rFonts w:ascii="Charis SIL Regular" w:hAnsi="Charis SIL Regular" w:eastAsia="Charis SIL Regular"/>
           <w:b w:val="0"/>
           <w:i w:val="0"/>
-          <w:color w:val="0066CC"/>
+          <w:color w:val="0000FF"/>
           <w:sz w:val="24"/>
           <w:u w:val="single"/>
         </w:rPr>
@@ -4793,7 +4624,7 @@
           <w:rFonts w:ascii="Charis SIL Regular" w:hAnsi="Charis SIL Regular" w:eastAsia="Charis SIL Regular"/>
           <w:b w:val="0"/>
           <w:i w:val="0"/>
-          <w:color w:val="0066CC"/>
+          <w:color w:val="0000FF"/>
           <w:sz w:val="24"/>
           <w:u w:val="single"/>
         </w:rPr>
@@ -4804,7 +4635,7 @@
           <w:rFonts w:ascii="Charis SIL Regular" w:hAnsi="Charis SIL Regular" w:eastAsia="Charis SIL Regular"/>
           <w:b w:val="0"/>
           <w:i w:val="0"/>
-          <w:color w:val="0066CC"/>
+          <w:color w:val="0000FF"/>
           <w:sz w:val="24"/>
         </w:rPr>
         <w:t>s</w:t>
@@ -4827,7 +4658,7 @@
           <w:rFonts w:ascii="Charis SIL Regular" w:hAnsi="Charis SIL Regular" w:eastAsia="Charis SIL Regular"/>
           <w:b w:val="0"/>
           <w:i w:val="0"/>
-          <w:color w:val="0066CC"/>
+          <w:color w:val="0000FF"/>
           <w:sz w:val="24"/>
           <w:u w:val="single"/>
         </w:rPr>
@@ -4838,7 +4669,7 @@
           <w:rFonts w:ascii="Charis SIL Regular" w:hAnsi="Charis SIL Regular" w:eastAsia="Charis SIL Regular"/>
           <w:b w:val="0"/>
           <w:i w:val="0"/>
-          <w:color w:val="0066CC"/>
+          <w:color w:val="0000FF"/>
           <w:sz w:val="24"/>
           <w:u w:val="single"/>
         </w:rPr>
@@ -4862,7 +4693,7 @@
           <w:rFonts w:ascii="Charis SIL Regular" w:hAnsi="Charis SIL Regular" w:eastAsia="Charis SIL Regular"/>
           <w:b w:val="0"/>
           <w:i w:val="0"/>
-          <w:color w:val="0066CC"/>
+          <w:color w:val="0000FF"/>
           <w:sz w:val="24"/>
           <w:u w:val="single"/>
         </w:rPr>
@@ -4873,7 +4704,7 @@
           <w:rFonts w:ascii="Charis SIL Regular" w:hAnsi="Charis SIL Regular" w:eastAsia="Charis SIL Regular"/>
           <w:b w:val="0"/>
           <w:i w:val="0"/>
-          <w:color w:val="0066CC"/>
+          <w:color w:val="0000FF"/>
           <w:sz w:val="24"/>
           <w:u w:val="single"/>
         </w:rPr>
@@ -4897,7 +4728,7 @@
           <w:rFonts w:ascii="Charis SIL Regular" w:hAnsi="Charis SIL Regular" w:eastAsia="Charis SIL Regular"/>
           <w:b w:val="0"/>
           <w:i w:val="0"/>
-          <w:color w:val="0066CC"/>
+          <w:color w:val="0000FF"/>
           <w:sz w:val="24"/>
           <w:u w:val="single"/>
         </w:rPr>
@@ -4908,7 +4739,7 @@
           <w:rFonts w:ascii="Charis SIL Regular" w:hAnsi="Charis SIL Regular" w:eastAsia="Charis SIL Regular"/>
           <w:b w:val="0"/>
           <w:i w:val="0"/>
-          <w:color w:val="0066CC"/>
+          <w:color w:val="0000FF"/>
           <w:sz w:val="24"/>
         </w:rPr>
         <w:t>s (KITLV)</w:t>
@@ -4928,7 +4759,7 @@
           <w:rFonts w:ascii="Charis SIL Regular" w:hAnsi="Charis SIL Regular" w:eastAsia="Charis SIL Regular"/>
           <w:b w:val="0"/>
           <w:i w:val="0"/>
-          <w:color w:val="0066CC"/>
+          <w:color w:val="0000FF"/>
           <w:sz w:val="24"/>
           <w:u w:val="single"/>
         </w:rPr>
@@ -4952,7 +4783,7 @@
           <w:rFonts w:ascii="Charis SIL Regular" w:hAnsi="Charis SIL Regular" w:eastAsia="Charis SIL Regular"/>
           <w:b w:val="0"/>
           <w:i w:val="0"/>
-          <w:color w:val="0066CC"/>
+          <w:color w:val="0000FF"/>
           <w:sz w:val="24"/>
           <w:u w:val="single"/>
         </w:rPr>
@@ -4963,7 +4794,7 @@
           <w:rFonts w:ascii="Charis SIL Regular" w:hAnsi="Charis SIL Regular" w:eastAsia="Charis SIL Regular"/>
           <w:b w:val="0"/>
           <w:i w:val="0"/>
-          <w:color w:val="0066CC"/>
+          <w:color w:val="0000FF"/>
           <w:sz w:val="24"/>
           <w:u w:val="single"/>
         </w:rPr>
@@ -4987,7 +4818,7 @@
           <w:rFonts w:ascii="Charis SIL Regular" w:hAnsi="Charis SIL Regular" w:eastAsia="Charis SIL Regular"/>
           <w:b w:val="0"/>
           <w:i w:val="0"/>
-          <w:color w:val="0066CC"/>
+          <w:color w:val="0000FF"/>
           <w:sz w:val="24"/>
           <w:u w:val="single"/>
         </w:rPr>
@@ -4998,7 +4829,7 @@
           <w:rFonts w:ascii="Charis SIL Regular" w:hAnsi="Charis SIL Regular" w:eastAsia="Charis SIL Regular"/>
           <w:b w:val="0"/>
           <w:i w:val="0"/>
-          <w:color w:val="0066CC"/>
+          <w:color w:val="0000FF"/>
           <w:sz w:val="24"/>
           <w:u w:val="single"/>
         </w:rPr>
@@ -5022,7 +4853,7 @@
           <w:rFonts w:ascii="Charis SIL Regular" w:hAnsi="Charis SIL Regular" w:eastAsia="Charis SIL Regular"/>
           <w:b w:val="0"/>
           <w:i w:val="0"/>
-          <w:color w:val="0066CC"/>
+          <w:color w:val="0000FF"/>
           <w:sz w:val="24"/>
           <w:u w:val="single"/>
         </w:rPr>
@@ -5046,7 +4877,7 @@
           <w:rFonts w:ascii="Charis SIL Regular" w:hAnsi="Charis SIL Regular" w:eastAsia="Charis SIL Regular"/>
           <w:b w:val="0"/>
           <w:i w:val="0"/>
-          <w:color w:val="0066CC"/>
+          <w:color w:val="0000FF"/>
           <w:sz w:val="24"/>
           <w:u w:val="single"/>
         </w:rPr>
@@ -5057,7 +4888,7 @@
           <w:rFonts w:ascii="Charis SIL Regular" w:hAnsi="Charis SIL Regular" w:eastAsia="Charis SIL Regular"/>
           <w:b w:val="0"/>
           <w:i w:val="0"/>
-          <w:color w:val="0066CC"/>
+          <w:color w:val="0000FF"/>
           <w:sz w:val="24"/>
           <w:u w:val="single"/>
         </w:rPr>
@@ -5068,7 +4899,7 @@
       <w:pPr>
         <w:sectPr>
           <w:pgSz w:w="11900" w:h="16840"/>
-          <w:pgMar w:top="324" w:right="972" w:bottom="596" w:left="940" w:header="720" w:footer="720" w:gutter="0"/>
+          <w:pgMar w:top="324" w:right="972" w:bottom="596" w:left="950" w:header="720" w:footer="720" w:gutter="0"/>
           <w:cols/>
           <w:docGrid w:linePitch="360"/>
         </w:sectPr>

--- a/EXPORTS/DOCX/published/niveau2/English/Indonesia.docx
+++ b/EXPORTS/DOCX/published/niveau2/English/Indonesia.docx
@@ -690,7 +690,104 @@
           <w:color w:val="000000"/>
           <w:sz w:val="24"/>
         </w:rPr>
-        <w:t>nces) is of great importance for proven</w:t>
+        <w:hyperlink r:id="rId10" w:history="1">
+          <w:r>
+            <w:rPr>
+              <w:rStyle w:val="Hyperlink"/>
+            </w:rPr>
+            <w:t>nces) is of g</w:t>
+          </w:r>
+        </w:hyperlink>
+      </w:r>
+      <w:r>
+        <w:rPr>
+          <w:u w:val="single" w:color="0000ff"/>
+          <w:rFonts w:ascii="Charis SIL Regular" w:hAnsi="Charis SIL Regular" w:eastAsia="Charis SIL Regular"/>
+          <w:b w:val="0"/>
+          <w:i w:val="0"/>
+          <w:color w:val="000000"/>
+          <w:sz w:val="24"/>
+        </w:rPr>
+        <w:hyperlink r:id="rId10" w:history="1">
+          <w:r>
+            <w:rPr>
+              <w:rStyle w:val="Hyperlink"/>
+            </w:rPr>
+            <w:t>r</w:t>
+          </w:r>
+        </w:hyperlink>
+      </w:r>
+      <w:r>
+        <w:rPr>
+          <w:u w:val="single" w:color="0000ff"/>
+          <w:rFonts w:ascii="Charis SIL Regular" w:hAnsi="Charis SIL Regular" w:eastAsia="Charis SIL Regular"/>
+          <w:b w:val="0"/>
+          <w:i w:val="0"/>
+          <w:color w:val="000000"/>
+          <w:sz w:val="24"/>
+        </w:rPr>
+        <w:hyperlink r:id="rId10" w:history="1">
+          <w:r>
+            <w:rPr>
+              <w:rStyle w:val="Hyperlink"/>
+            </w:rPr>
+            <w:t>eat importan</w:t>
+          </w:r>
+        </w:hyperlink>
+      </w:r>
+      <w:r>
+        <w:rPr>
+          <w:u w:val="single" w:color="0000ff"/>
+          <w:rFonts w:ascii="Charis SIL Regular" w:hAnsi="Charis SIL Regular" w:eastAsia="Charis SIL Regular"/>
+          <w:b w:val="0"/>
+          <w:i w:val="0"/>
+          <w:color w:val="000000"/>
+          <w:sz w:val="24"/>
+        </w:rPr>
+        <w:hyperlink r:id="rId10" w:history="1">
+          <w:r>
+            <w:rPr>
+              <w:rStyle w:val="Hyperlink"/>
+            </w:rPr>
+            <w:t>c</w:t>
+          </w:r>
+        </w:hyperlink>
+      </w:r>
+      <w:r>
+        <w:rPr>
+          <w:u w:val="single" w:color="0000ff"/>
+          <w:rFonts w:ascii="Charis SIL Regular" w:hAnsi="Charis SIL Regular" w:eastAsia="Charis SIL Regular"/>
+          <w:b w:val="0"/>
+          <w:i w:val="0"/>
+          <w:color w:val="000000"/>
+          <w:sz w:val="24"/>
+        </w:rPr>
+        <w:hyperlink r:id="rId10" w:history="1">
+          <w:r>
+            <w:rPr>
+              <w:rStyle w:val="Hyperlink"/>
+            </w:rPr>
+            <w:t>e fo</w:t>
+          </w:r>
+        </w:hyperlink>
+      </w:r>
+      <w:r>
+        <w:rPr>
+          <w:u w:val="single" w:color="0000ff"/>
+          <w:rFonts w:ascii="Charis SIL Regular" w:hAnsi="Charis SIL Regular" w:eastAsia="Charis SIL Regular"/>
+          <w:b w:val="0"/>
+          <w:i w:val="0"/>
+          <w:color w:val="000000"/>
+          <w:sz w:val="24"/>
+        </w:rPr>
+        <w:hyperlink r:id="rId10" w:history="1">
+          <w:r>
+            <w:rPr>
+              <w:rStyle w:val="Hyperlink"/>
+            </w:rPr>
+            <w:t>r proven</w:t>
+          </w:r>
+        </w:hyperlink>
       </w:r>
       <w:r>
         <w:rPr>
@@ -1147,7 +1244,14 @@
           <w:color w:val="000000"/>
           <w:sz w:val="24"/>
         </w:rPr>
-        <w:t>asc</w:t>
+        <w:hyperlink r:id="rId12" w:history="1">
+          <w:r>
+            <w:rPr>
+              <w:rStyle w:val="Hyperlink"/>
+            </w:rPr>
+            <w:t>asc</w:t>
+          </w:r>
+        </w:hyperlink>
       </w:r>
       <w:r>
         <w:rPr>
@@ -2721,8 +2825,16 @@
           <w:i w:val="0"/>
           <w:color w:val="0000FF"/>
           <w:sz w:val="24"/>
-        </w:rPr>
-        <w:t>Southeast Asian and Carib</w:t>
+          <w:u w:val="single"/>
+        </w:rPr>
+        <w:hyperlink r:id="rId20" w:history="1">
+          <w:r>
+            <w:rPr>
+              <w:rStyle w:val="Hyperlink"/>
+            </w:rPr>
+            <w:t>Southeast</w:t>
+          </w:r>
+        </w:hyperlink>
       </w:r>
       <w:r>
         <w:rPr>
@@ -2733,7 +2845,148 @@
           <w:sz w:val="24"/>
           <w:u w:val="single"/>
         </w:rPr>
-        <w:hyperlink r:id="rId10" w:history="1">
+        <w:t xml:space="preserve"> </w:t>
+      </w:r>
+      <w:r>
+        <w:rPr>
+          <w:rFonts w:ascii="Charis SIL Regular" w:hAnsi="Charis SIL Regular" w:eastAsia="Charis SIL Regular"/>
+          <w:b w:val="0"/>
+          <w:i w:val="0"/>
+          <w:color w:val="0000FF"/>
+          <w:sz w:val="24"/>
+          <w:u w:val="single"/>
+        </w:rPr>
+        <w:hyperlink r:id="rId20" w:history="1">
+          <w:r>
+            <w:rPr>
+              <w:rStyle w:val="Hyperlink"/>
+            </w:rPr>
+            <w:t>As</w:t>
+          </w:r>
+        </w:hyperlink>
+      </w:r>
+      <w:r>
+        <w:rPr>
+          <w:rFonts w:ascii="Charis SIL Regular" w:hAnsi="Charis SIL Regular" w:eastAsia="Charis SIL Regular"/>
+          <w:b w:val="0"/>
+          <w:i w:val="0"/>
+          <w:color w:val="0000FF"/>
+          <w:sz w:val="24"/>
+          <w:u w:val="single"/>
+        </w:rPr>
+        <w:hyperlink r:id="rId20" w:history="1">
+          <w:r>
+            <w:rPr>
+              <w:rStyle w:val="Hyperlink"/>
+            </w:rPr>
+            <w:t>i</w:t>
+          </w:r>
+        </w:hyperlink>
+      </w:r>
+      <w:r>
+        <w:rPr>
+          <w:rFonts w:ascii="Charis SIL Regular" w:hAnsi="Charis SIL Regular" w:eastAsia="Charis SIL Regular"/>
+          <w:b w:val="0"/>
+          <w:i w:val="0"/>
+          <w:color w:val="0000FF"/>
+          <w:sz w:val="24"/>
+          <w:u w:val="single"/>
+        </w:rPr>
+        <w:hyperlink r:id="rId20" w:history="1">
+          <w:r>
+            <w:rPr>
+              <w:rStyle w:val="Hyperlink"/>
+            </w:rPr>
+            <w:t>an</w:t>
+          </w:r>
+        </w:hyperlink>
+      </w:r>
+      <w:r>
+        <w:rPr>
+          <w:rFonts w:ascii="Charis SIL Regular" w:hAnsi="Charis SIL Regular" w:eastAsia="Charis SIL Regular"/>
+          <w:b w:val="0"/>
+          <w:i w:val="0"/>
+          <w:color w:val="0000FF"/>
+          <w:sz w:val="24"/>
+          <w:u w:val="single"/>
+        </w:rPr>
+        <w:t xml:space="preserve"> </w:t>
+      </w:r>
+      <w:r>
+        <w:rPr>
+          <w:rFonts w:ascii="Charis SIL Regular" w:hAnsi="Charis SIL Regular" w:eastAsia="Charis SIL Regular"/>
+          <w:b w:val="0"/>
+          <w:i w:val="0"/>
+          <w:color w:val="0000FF"/>
+          <w:sz w:val="24"/>
+          <w:u w:val="single"/>
+        </w:rPr>
+        <w:hyperlink r:id="rId20" w:history="1">
+          <w:r>
+            <w:rPr>
+              <w:rStyle w:val="Hyperlink"/>
+            </w:rPr>
+            <w:t>a</w:t>
+          </w:r>
+        </w:hyperlink>
+      </w:r>
+      <w:r>
+        <w:rPr>
+          <w:rFonts w:ascii="Charis SIL Regular" w:hAnsi="Charis SIL Regular" w:eastAsia="Charis SIL Regular"/>
+          <w:b w:val="0"/>
+          <w:i w:val="0"/>
+          <w:color w:val="0000FF"/>
+          <w:sz w:val="24"/>
+          <w:u w:val="single"/>
+        </w:rPr>
+        <w:hyperlink r:id="rId20" w:history="1">
+          <w:r>
+            <w:rPr>
+              <w:rStyle w:val="Hyperlink"/>
+            </w:rPr>
+            <w:t>nd</w:t>
+          </w:r>
+        </w:hyperlink>
+      </w:r>
+      <w:r>
+        <w:rPr>
+          <w:rFonts w:ascii="Charis SIL Regular" w:hAnsi="Charis SIL Regular" w:eastAsia="Charis SIL Regular"/>
+          <w:b w:val="0"/>
+          <w:i w:val="0"/>
+          <w:color w:val="0000FF"/>
+          <w:sz w:val="24"/>
+          <w:u w:val="single"/>
+        </w:rPr>
+        <w:t xml:space="preserve"> </w:t>
+      </w:r>
+      <w:r>
+        <w:rPr>
+          <w:rFonts w:ascii="Charis SIL Regular" w:hAnsi="Charis SIL Regular" w:eastAsia="Charis SIL Regular"/>
+          <w:b w:val="0"/>
+          <w:i w:val="0"/>
+          <w:color w:val="0000FF"/>
+          <w:sz w:val="24"/>
+          <w:u w:val="single"/>
+        </w:rPr>
+        <w:hyperlink r:id="rId20" w:history="1">
+          <w:r>
+            <w:rPr>
+              <w:rStyle w:val="Hyperlink"/>
+            </w:rPr>
+            <w:t>Carib</w:t>
+          </w:r>
+        </w:hyperlink>
+      </w:r>
+      <w:r>
+        <w:rPr>
+          <w:rFonts w:ascii="Charis SIL Regular" w:hAnsi="Charis SIL Regular" w:eastAsia="Charis SIL Regular"/>
+          <w:b w:val="0"/>
+          <w:i w:val="0"/>
+          <w:color w:val="0000FF"/>
+          <w:sz w:val="24"/>
+          <w:u w:val="single"/>
+        </w:rPr>
+        <w:hyperlink r:id="rId20" w:history="1">
           <w:r>
             <w:rPr>
               <w:rStyle w:val="Hyperlink"/>
@@ -2751,7 +3004,7 @@
           <w:sz w:val="24"/>
           <w:u w:val="single"/>
         </w:rPr>
-        <w:hyperlink r:id="rId10" w:history="1">
+        <w:hyperlink r:id="rId20" w:history="1">
           <w:r>
             <w:rPr>
               <w:rStyle w:val="Hyperlink"/>
@@ -2769,7 +3022,7 @@
           <w:sz w:val="24"/>
           <w:u w:val="single"/>
         </w:rPr>
-        <w:hyperlink r:id="rId10" w:history="1">
+        <w:hyperlink r:id="rId20" w:history="1">
           <w:r>
             <w:rPr>
               <w:rStyle w:val="Hyperlink"/>
@@ -2798,7 +3051,7 @@
           <w:sz w:val="24"/>
           <w:u w:val="single"/>
         </w:rPr>
-        <w:hyperlink r:id="rId10" w:history="1">
+        <w:hyperlink r:id="rId20" w:history="1">
           <w:r>
             <w:rPr>
               <w:rStyle w:val="Hyperlink"/>
@@ -2827,7 +3080,7 @@
           <w:sz w:val="24"/>
           <w:u w:val="single"/>
         </w:rPr>
-        <w:hyperlink r:id="rId10" w:history="1">
+        <w:hyperlink r:id="rId20" w:history="1">
           <w:r>
             <w:rPr>
               <w:rStyle w:val="Hyperlink"/>
@@ -2862,43 +3115,7 @@
           <w:color w:val="000000"/>
           <w:sz w:val="24"/>
         </w:rPr>
-        <w:t xml:space="preserve"> (KITL</w:t>
-      </w:r>
-      <w:r>
-        <w:rPr>
-          <w:u w:val="single" w:color="0000ff"/>
-          <w:rFonts w:ascii="Charis SIL Regular" w:hAnsi="Charis SIL Regular" w:eastAsia="Charis SIL Regular"/>
-          <w:b w:val="0"/>
-          <w:i w:val="0"/>
-          <w:color w:val="000000"/>
-          <w:sz w:val="24"/>
-        </w:rPr>
-        <w:hyperlink r:id="rId20" w:history="1">
-          <w:r>
-            <w:rPr>
-              <w:rStyle w:val="Hyperlink"/>
-            </w:rPr>
-            <w:t>V). Th</w:t>
-          </w:r>
-        </w:hyperlink>
-      </w:r>
-      <w:r>
-        <w:rPr>
-          <w:u w:val="single" w:color="0000ff"/>
-          <w:rFonts w:ascii="Charis SIL Regular" w:hAnsi="Charis SIL Regular" w:eastAsia="Charis SIL Regular"/>
-          <w:b w:val="0"/>
-          <w:i w:val="0"/>
-          <w:color w:val="000000"/>
-          <w:sz w:val="24"/>
-        </w:rPr>
-        <w:hyperlink r:id="rId20" w:history="1">
-          <w:r>
-            <w:rPr>
-              <w:rStyle w:val="Hyperlink"/>
-            </w:rPr>
-            <w:t>rough such o</w:t>
-          </w:r>
-        </w:hyperlink>
+        <w:t xml:space="preserve"> (KITLV). Through such o</w:t>
       </w:r>
       <w:r>
         <w:rPr>
@@ -4018,7 +4235,7 @@
           <w:sz w:val="24"/>
           <w:u w:val="single"/>
         </w:rPr>
-        <w:hyperlink r:id="rId26" w:history="1">
+        <w:hyperlink r:id="rId24" w:history="1">
           <w:r>
             <w:rPr>
               <w:rStyle w:val="Hyperlink"/>
@@ -4036,7 +4253,7 @@
           <w:sz w:val="24"/>
           <w:u w:val="single"/>
         </w:rPr>
-        <w:hyperlink r:id="rId26" w:history="1">
+        <w:hyperlink r:id="rId24" w:history="1">
           <w:r>
             <w:rPr>
               <w:rStyle w:val="Hyperlink"/>
@@ -4054,7 +4271,7 @@
           <w:sz w:val="24"/>
           <w:u w:val="single"/>
         </w:rPr>
-        <w:hyperlink r:id="rId26" w:history="1">
+        <w:hyperlink r:id="rId24" w:history="1">
           <w:r>
             <w:rPr>
               <w:rStyle w:val="Hyperlink"/>
@@ -4072,7 +4289,7 @@
           <w:sz w:val="24"/>
           <w:u w:val="single"/>
         </w:rPr>
-        <w:hyperlink r:id="rId26" w:history="1">
+        <w:hyperlink r:id="rId24" w:history="1">
           <w:r>
             <w:rPr>
               <w:rStyle w:val="Hyperlink"/>
@@ -4101,8 +4318,16 @@
           <w:i w:val="0"/>
           <w:color w:val="0000FF"/>
           <w:sz w:val="24"/>
-        </w:rPr>
-        <w:t>Museum Bronbee</w:t>
+          <w:u w:val="single"/>
+        </w:rPr>
+        <w:hyperlink r:id="rId26" w:history="1">
+          <w:r>
+            <w:rPr>
+              <w:rStyle w:val="Hyperlink"/>
+            </w:rPr>
+            <w:t>Mus</w:t>
+          </w:r>
+        </w:hyperlink>
       </w:r>
       <w:r>
         <w:rPr>
@@ -4113,7 +4338,54 @@
           <w:sz w:val="24"/>
           <w:u w:val="single"/>
         </w:rPr>
-        <w:hyperlink r:id="rId26" w:history="1">
+        <w:hyperlink r:id="rId27" w:history="1">
+          <w:r>
+            <w:rPr>
+              <w:rStyle w:val="Hyperlink"/>
+            </w:rPr>
+            <w:t>eum</w:t>
+          </w:r>
+        </w:hyperlink>
+      </w:r>
+      <w:r>
+        <w:rPr>
+          <w:rFonts w:ascii="Charis SIL Regular" w:hAnsi="Charis SIL Regular" w:eastAsia="Charis SIL Regular"/>
+          <w:b w:val="0"/>
+          <w:i w:val="0"/>
+          <w:color w:val="0000FF"/>
+          <w:sz w:val="24"/>
+          <w:u w:val="single"/>
+        </w:rPr>
+        <w:t xml:space="preserve"> </w:t>
+      </w:r>
+      <w:r>
+        <w:rPr>
+          <w:rFonts w:ascii="Charis SIL Regular" w:hAnsi="Charis SIL Regular" w:eastAsia="Charis SIL Regular"/>
+          <w:b w:val="0"/>
+          <w:i w:val="0"/>
+          <w:color w:val="0000FF"/>
+          <w:sz w:val="24"/>
+          <w:u w:val="single"/>
+        </w:rPr>
+        <w:hyperlink r:id="rId27" w:history="1">
+          <w:r>
+            <w:rPr>
+              <w:rStyle w:val="Hyperlink"/>
+            </w:rPr>
+            <w:t>Bronbee</w:t>
+          </w:r>
+        </w:hyperlink>
+      </w:r>
+      <w:r>
+        <w:rPr>
+          <w:rFonts w:ascii="Charis SIL Regular" w:hAnsi="Charis SIL Regular" w:eastAsia="Charis SIL Regular"/>
+          <w:b w:val="0"/>
+          <w:i w:val="0"/>
+          <w:color w:val="0000FF"/>
+          <w:sz w:val="24"/>
+          <w:u w:val="single"/>
+        </w:rPr>
+        <w:hyperlink r:id="rId27" w:history="1">
           <w:r>
             <w:rPr>
               <w:rStyle w:val="Hyperlink"/>
@@ -4131,7 +4403,7 @@
           <w:color w:val="000000"/>
           <w:sz w:val="24"/>
         </w:rPr>
-        <w:hyperlink r:id="rId26" w:history="1">
+        <w:hyperlink r:id="rId27" w:history="1">
           <w:r>
             <w:rPr>
               <w:rStyle w:val="Hyperlink"/>
@@ -4199,7 +4471,7 @@
           <w:sz w:val="24"/>
           <w:u w:val="single"/>
         </w:rPr>
-        <w:hyperlink r:id="rId27" w:history="1">
+        <w:hyperlink r:id="rId28" w:history="1">
           <w:r>
             <w:rPr>
               <w:rStyle w:val="Hyperlink"/>
@@ -4217,7 +4489,7 @@
           <w:sz w:val="24"/>
           <w:u w:val="single"/>
         </w:rPr>
-        <w:hyperlink r:id="rId27" w:history="1">
+        <w:hyperlink r:id="rId28" w:history="1">
           <w:r>
             <w:rPr>
               <w:rStyle w:val="Hyperlink"/>
@@ -4246,7 +4518,7 @@
           <w:sz w:val="24"/>
           <w:u w:val="single"/>
         </w:rPr>
-        <w:hyperlink r:id="rId27" w:history="1">
+        <w:hyperlink r:id="rId28" w:history="1">
           <w:r>
             <w:rPr>
               <w:rStyle w:val="Hyperlink"/>
@@ -4324,7 +4596,7 @@
           <w:sz w:val="24"/>
           <w:u w:val="single"/>
         </w:rPr>
-        <w:hyperlink r:id="rId28" w:history="1">
+        <w:hyperlink r:id="rId29" w:history="1">
           <w:r>
             <w:rPr>
               <w:rStyle w:val="Hyperlink"/>
@@ -4353,7 +4625,7 @@
           <w:sz w:val="24"/>
           <w:u w:val="single"/>
         </w:rPr>
-        <w:hyperlink r:id="rId28" w:history="1">
+        <w:hyperlink r:id="rId29" w:history="1">
           <w:r>
             <w:rPr>
               <w:rStyle w:val="Hyperlink"/>
@@ -4381,7 +4653,7 @@
           <w:sz w:val="24"/>
           <w:u w:val="single"/>
         </w:rPr>
-        <w:hyperlink r:id="rId29" w:history="1">
+        <w:hyperlink r:id="rId30" w:history="1">
           <w:r>
             <w:rPr>
               <w:rStyle w:val="Hyperlink"/>
@@ -4409,7 +4681,7 @@
           <w:color w:val="000000"/>
           <w:sz w:val="24"/>
         </w:rPr>
-        <w:hyperlink r:id="rId28" w:history="1">
+        <w:hyperlink r:id="rId29" w:history="1">
           <w:r>
             <w:rPr>
               <w:rStyle w:val="Hyperlink"/>
@@ -4427,7 +4699,7 @@
           <w:color w:val="000000"/>
           <w:sz w:val="24"/>
         </w:rPr>
-        <w:hyperlink r:id="rId28" w:history="1">
+        <w:hyperlink r:id="rId29" w:history="1">
           <w:r>
             <w:rPr>
               <w:rStyle w:val="Hyperlink"/>
@@ -4455,7 +4727,7 @@
           <w:color w:val="000000"/>
           <w:sz w:val="24"/>
         </w:rPr>
-        <w:hyperlink r:id="rId29" w:history="1">
+        <w:hyperlink r:id="rId30" w:history="1">
           <w:r>
             <w:rPr>
               <w:rStyle w:val="Hyperlink"/>

--- a/EXPORTS/DOCX/published/niveau2/English/Indonesia.docx
+++ b/EXPORTS/DOCX/published/niveau2/English/Indonesia.docx
@@ -3004,7 +3004,7 @@
           <w:sz w:val="24"/>
           <w:u w:val="single"/>
         </w:rPr>
-        <w:hyperlink r:id="rId20" w:history="1">
+        <w:hyperlink r:id="rId10" w:history="1">
           <w:r>
             <w:rPr>
               <w:rStyle w:val="Hyperlink"/>
@@ -3022,7 +3022,7 @@
           <w:sz w:val="24"/>
           <w:u w:val="single"/>
         </w:rPr>
-        <w:hyperlink r:id="rId20" w:history="1">
+        <w:hyperlink r:id="rId10" w:history="1">
           <w:r>
             <w:rPr>
               <w:rStyle w:val="Hyperlink"/>
@@ -3051,7 +3051,7 @@
           <w:sz w:val="24"/>
           <w:u w:val="single"/>
         </w:rPr>
-        <w:hyperlink r:id="rId20" w:history="1">
+        <w:hyperlink r:id="rId10" w:history="1">
           <w:r>
             <w:rPr>
               <w:rStyle w:val="Hyperlink"/>
@@ -3080,7 +3080,7 @@
           <w:sz w:val="24"/>
           <w:u w:val="single"/>
         </w:rPr>
-        <w:hyperlink r:id="rId20" w:history="1">
+        <w:hyperlink r:id="rId10" w:history="1">
           <w:r>
             <w:rPr>
               <w:rStyle w:val="Hyperlink"/>
@@ -3115,7 +3115,43 @@
           <w:color w:val="000000"/>
           <w:sz w:val="24"/>
         </w:rPr>
-        <w:t xml:space="preserve"> (KITLV). Through such o</w:t>
+        <w:t xml:space="preserve"> (KITL</w:t>
+      </w:r>
+      <w:r>
+        <w:rPr>
+          <w:u w:val="single" w:color="0000ff"/>
+          <w:rFonts w:ascii="Charis SIL Regular" w:hAnsi="Charis SIL Regular" w:eastAsia="Charis SIL Regular"/>
+          <w:b w:val="0"/>
+          <w:i w:val="0"/>
+          <w:color w:val="000000"/>
+          <w:sz w:val="24"/>
+        </w:rPr>
+        <w:hyperlink r:id="rId20" w:history="1">
+          <w:r>
+            <w:rPr>
+              <w:rStyle w:val="Hyperlink"/>
+            </w:rPr>
+            <w:t>V). Th</w:t>
+          </w:r>
+        </w:hyperlink>
+      </w:r>
+      <w:r>
+        <w:rPr>
+          <w:u w:val="single" w:color="0000ff"/>
+          <w:rFonts w:ascii="Charis SIL Regular" w:hAnsi="Charis SIL Regular" w:eastAsia="Charis SIL Regular"/>
+          <w:b w:val="0"/>
+          <w:i w:val="0"/>
+          <w:color w:val="000000"/>
+          <w:sz w:val="24"/>
+        </w:rPr>
+        <w:hyperlink r:id="rId20" w:history="1">
+          <w:r>
+            <w:rPr>
+              <w:rStyle w:val="Hyperlink"/>
+            </w:rPr>
+            <w:t>rough such o</w:t>
+          </w:r>
+        </w:hyperlink>
       </w:r>
       <w:r>
         <w:rPr>
@@ -4206,7 +4242,7 @@
           <w:sz w:val="24"/>
           <w:u w:val="single"/>
         </w:rPr>
-        <w:hyperlink r:id="rId24" w:history="1">
+        <w:hyperlink r:id="rId26" w:history="1">
           <w:r>
             <w:rPr>
               <w:rStyle w:val="Hyperlink"/>
@@ -4224,25 +4260,7 @@
           <w:sz w:val="24"/>
           <w:u w:val="single"/>
         </w:rPr>
-        <w:t xml:space="preserve"> </w:t>
-      </w:r>
-      <w:r>
-        <w:rPr>
-          <w:rFonts w:ascii="Charis SIL Regular" w:hAnsi="Charis SIL Regular" w:eastAsia="Charis SIL Regular"/>
-          <w:b w:val="0"/>
-          <w:i w:val="0"/>
-          <w:color w:val="0000FF"/>
-          <w:sz w:val="24"/>
-          <w:u w:val="single"/>
-        </w:rPr>
-        <w:hyperlink r:id="rId24" w:history="1">
-          <w:r>
-            <w:rPr>
-              <w:rStyle w:val="Hyperlink"/>
-            </w:rPr>
-            <w:t>A</w:t>
-          </w:r>
-        </w:hyperlink>
+        <w:t xml:space="preserve"> A</w:t>
       </w:r>
       <w:r>
         <w:rPr>
@@ -4320,7 +4338,7 @@
           <w:sz w:val="24"/>
           <w:u w:val="single"/>
         </w:rPr>
-        <w:hyperlink r:id="rId26" w:history="1">
+        <w:hyperlink r:id="rId27" w:history="1">
           <w:r>
             <w:rPr>
               <w:rStyle w:val="Hyperlink"/>
@@ -4338,7 +4356,7 @@
           <w:sz w:val="24"/>
           <w:u w:val="single"/>
         </w:rPr>
-        <w:hyperlink r:id="rId27" w:history="1">
+        <w:hyperlink r:id="rId26" w:history="1">
           <w:r>
             <w:rPr>
               <w:rStyle w:val="Hyperlink"/>
@@ -4367,7 +4385,7 @@
           <w:sz w:val="24"/>
           <w:u w:val="single"/>
         </w:rPr>
-        <w:hyperlink r:id="rId27" w:history="1">
+        <w:hyperlink r:id="rId26" w:history="1">
           <w:r>
             <w:rPr>
               <w:rStyle w:val="Hyperlink"/>
@@ -4403,7 +4421,7 @@
           <w:color w:val="000000"/>
           <w:sz w:val="24"/>
         </w:rPr>
-        <w:hyperlink r:id="rId27" w:history="1">
+        <w:hyperlink r:id="rId26" w:history="1">
           <w:r>
             <w:rPr>
               <w:rStyle w:val="Hyperlink"/>

--- a/EXPORTS/DOCX/published/niveau2/English/Indonesia.docx
+++ b/EXPORTS/DOCX/published/niveau2/English/Indonesia.docx
@@ -2827,7 +2827,7 @@
           <w:sz w:val="24"/>
           <w:u w:val="single"/>
         </w:rPr>
-        <w:hyperlink r:id="rId20" w:history="1">
+        <w:hyperlink r:id="rId10" w:history="1">
           <w:r>
             <w:rPr>
               <w:rStyle w:val="Hyperlink"/>
@@ -2856,7 +2856,7 @@
           <w:sz w:val="24"/>
           <w:u w:val="single"/>
         </w:rPr>
-        <w:hyperlink r:id="rId20" w:history="1">
+        <w:hyperlink r:id="rId10" w:history="1">
           <w:r>
             <w:rPr>
               <w:rStyle w:val="Hyperlink"/>
@@ -2874,7 +2874,7 @@
           <w:sz w:val="24"/>
           <w:u w:val="single"/>
         </w:rPr>
-        <w:hyperlink r:id="rId20" w:history="1">
+        <w:hyperlink r:id="rId10" w:history="1">
           <w:r>
             <w:rPr>
               <w:rStyle w:val="Hyperlink"/>
@@ -2892,7 +2892,7 @@
           <w:sz w:val="24"/>
           <w:u w:val="single"/>
         </w:rPr>
-        <w:hyperlink r:id="rId20" w:history="1">
+        <w:hyperlink r:id="rId10" w:history="1">
           <w:r>
             <w:rPr>
               <w:rStyle w:val="Hyperlink"/>
@@ -2911,6 +2911,89 @@
           <w:u w:val="single"/>
         </w:rPr>
         <w:t xml:space="preserve"> </w:t>
+      </w:r>
+      <w:r>
+        <w:rPr>
+          <w:rFonts w:ascii="Charis SIL Regular" w:hAnsi="Charis SIL Regular" w:eastAsia="Charis SIL Regular"/>
+          <w:b w:val="0"/>
+          <w:i w:val="0"/>
+          <w:color w:val="0000FF"/>
+          <w:sz w:val="24"/>
+          <w:u w:val="single"/>
+        </w:rPr>
+        <w:hyperlink r:id="rId10" w:history="1">
+          <w:r>
+            <w:rPr>
+              <w:rStyle w:val="Hyperlink"/>
+            </w:rPr>
+            <w:t>a</w:t>
+          </w:r>
+        </w:hyperlink>
+      </w:r>
+      <w:r>
+        <w:rPr>
+          <w:rFonts w:ascii="Charis SIL Regular" w:hAnsi="Charis SIL Regular" w:eastAsia="Charis SIL Regular"/>
+          <w:b w:val="0"/>
+          <w:i w:val="0"/>
+          <w:color w:val="0000FF"/>
+          <w:sz w:val="24"/>
+          <w:u w:val="single"/>
+        </w:rPr>
+        <w:hyperlink r:id="rId10" w:history="1">
+          <w:r>
+            <w:rPr>
+              <w:rStyle w:val="Hyperlink"/>
+            </w:rPr>
+            <w:t>nd</w:t>
+          </w:r>
+        </w:hyperlink>
+      </w:r>
+      <w:r>
+        <w:rPr>
+          <w:rFonts w:ascii="Charis SIL Regular" w:hAnsi="Charis SIL Regular" w:eastAsia="Charis SIL Regular"/>
+          <w:b w:val="0"/>
+          <w:i w:val="0"/>
+          <w:color w:val="0000FF"/>
+          <w:sz w:val="24"/>
+          <w:u w:val="single"/>
+        </w:rPr>
+        <w:t xml:space="preserve"> </w:t>
+      </w:r>
+      <w:r>
+        <w:rPr>
+          <w:rFonts w:ascii="Charis SIL Regular" w:hAnsi="Charis SIL Regular" w:eastAsia="Charis SIL Regular"/>
+          <w:b w:val="0"/>
+          <w:i w:val="0"/>
+          <w:color w:val="0000FF"/>
+          <w:sz w:val="24"/>
+          <w:u w:val="single"/>
+        </w:rPr>
+        <w:hyperlink r:id="rId20" w:history="1">
+          <w:r>
+            <w:rPr>
+              <w:rStyle w:val="Hyperlink"/>
+            </w:rPr>
+            <w:t>Carib</w:t>
+          </w:r>
+        </w:hyperlink>
+      </w:r>
+      <w:r>
+        <w:rPr>
+          <w:rFonts w:ascii="Charis SIL Regular" w:hAnsi="Charis SIL Regular" w:eastAsia="Charis SIL Regular"/>
+          <w:b w:val="0"/>
+          <w:i w:val="0"/>
+          <w:color w:val="0000FF"/>
+          <w:sz w:val="24"/>
+          <w:u w:val="single"/>
+        </w:rPr>
+        <w:hyperlink r:id="rId20" w:history="1">
+          <w:r>
+            <w:rPr>
+              <w:rStyle w:val="Hyperlink"/>
+            </w:rPr>
+            <w:t>be</w:t>
+          </w:r>
+        </w:hyperlink>
       </w:r>
       <w:r>
         <w:rPr>
@@ -2944,89 +3027,6 @@
             <w:rPr>
               <w:rStyle w:val="Hyperlink"/>
             </w:rPr>
-            <w:t>nd</w:t>
-          </w:r>
-        </w:hyperlink>
-      </w:r>
-      <w:r>
-        <w:rPr>
-          <w:rFonts w:ascii="Charis SIL Regular" w:hAnsi="Charis SIL Regular" w:eastAsia="Charis SIL Regular"/>
-          <w:b w:val="0"/>
-          <w:i w:val="0"/>
-          <w:color w:val="0000FF"/>
-          <w:sz w:val="24"/>
-          <w:u w:val="single"/>
-        </w:rPr>
-        <w:t xml:space="preserve"> </w:t>
-      </w:r>
-      <w:r>
-        <w:rPr>
-          <w:rFonts w:ascii="Charis SIL Regular" w:hAnsi="Charis SIL Regular" w:eastAsia="Charis SIL Regular"/>
-          <w:b w:val="0"/>
-          <w:i w:val="0"/>
-          <w:color w:val="0000FF"/>
-          <w:sz w:val="24"/>
-          <w:u w:val="single"/>
-        </w:rPr>
-        <w:hyperlink r:id="rId20" w:history="1">
-          <w:r>
-            <w:rPr>
-              <w:rStyle w:val="Hyperlink"/>
-            </w:rPr>
-            <w:t>Carib</w:t>
-          </w:r>
-        </w:hyperlink>
-      </w:r>
-      <w:r>
-        <w:rPr>
-          <w:rFonts w:ascii="Charis SIL Regular" w:hAnsi="Charis SIL Regular" w:eastAsia="Charis SIL Regular"/>
-          <w:b w:val="0"/>
-          <w:i w:val="0"/>
-          <w:color w:val="0000FF"/>
-          <w:sz w:val="24"/>
-          <w:u w:val="single"/>
-        </w:rPr>
-        <w:hyperlink r:id="rId20" w:history="1">
-          <w:r>
-            <w:rPr>
-              <w:rStyle w:val="Hyperlink"/>
-            </w:rPr>
-            <w:t>be</w:t>
-          </w:r>
-        </w:hyperlink>
-      </w:r>
-      <w:r>
-        <w:rPr>
-          <w:rFonts w:ascii="Charis SIL Regular" w:hAnsi="Charis SIL Regular" w:eastAsia="Charis SIL Regular"/>
-          <w:b w:val="0"/>
-          <w:i w:val="0"/>
-          <w:color w:val="0000FF"/>
-          <w:sz w:val="24"/>
-          <w:u w:val="single"/>
-        </w:rPr>
-        <w:hyperlink r:id="rId10" w:history="1">
-          <w:r>
-            <w:rPr>
-              <w:rStyle w:val="Hyperlink"/>
-            </w:rPr>
-            <w:t>a</w:t>
-          </w:r>
-        </w:hyperlink>
-      </w:r>
-      <w:r>
-        <w:rPr>
-          <w:rFonts w:ascii="Charis SIL Regular" w:hAnsi="Charis SIL Regular" w:eastAsia="Charis SIL Regular"/>
-          <w:b w:val="0"/>
-          <w:i w:val="0"/>
-          <w:color w:val="0000FF"/>
-          <w:sz w:val="24"/>
-          <w:u w:val="single"/>
-        </w:rPr>
-        <w:hyperlink r:id="rId10" w:history="1">
-          <w:r>
-            <w:rPr>
-              <w:rStyle w:val="Hyperlink"/>
-            </w:rPr>
             <w:t>n</w:t>
           </w:r>
         </w:hyperlink>
@@ -3051,7 +3051,7 @@
           <w:sz w:val="24"/>
           <w:u w:val="single"/>
         </w:rPr>
-        <w:hyperlink r:id="rId10" w:history="1">
+        <w:hyperlink r:id="rId20" w:history="1">
           <w:r>
             <w:rPr>
               <w:rStyle w:val="Hyperlink"/>
@@ -4242,7 +4242,7 @@
           <w:sz w:val="24"/>
           <w:u w:val="single"/>
         </w:rPr>
-        <w:hyperlink r:id="rId26" w:history="1">
+        <w:hyperlink r:id="rId24" w:history="1">
           <w:r>
             <w:rPr>
               <w:rStyle w:val="Hyperlink"/>
@@ -4260,7 +4260,25 @@
           <w:sz w:val="24"/>
           <w:u w:val="single"/>
         </w:rPr>
-        <w:t xml:space="preserve"> A</w:t>
+        <w:t xml:space="preserve"> </w:t>
+      </w:r>
+      <w:r>
+        <w:rPr>
+          <w:rFonts w:ascii="Charis SIL Regular" w:hAnsi="Charis SIL Regular" w:eastAsia="Charis SIL Regular"/>
+          <w:b w:val="0"/>
+          <w:i w:val="0"/>
+          <w:color w:val="0000FF"/>
+          <w:sz w:val="24"/>
+          <w:u w:val="single"/>
+        </w:rPr>
+        <w:hyperlink r:id="rId24" w:history="1">
+          <w:r>
+            <w:rPr>
+              <w:rStyle w:val="Hyperlink"/>
+            </w:rPr>
+            <w:t>A</w:t>
+          </w:r>
+        </w:hyperlink>
       </w:r>
       <w:r>
         <w:rPr>
@@ -4338,7 +4356,7 @@
           <w:sz w:val="24"/>
           <w:u w:val="single"/>
         </w:rPr>
-        <w:hyperlink r:id="rId27" w:history="1">
+        <w:hyperlink r:id="rId26" w:history="1">
           <w:r>
             <w:rPr>
               <w:rStyle w:val="Hyperlink"/>
@@ -4403,7 +4421,7 @@
           <w:sz w:val="24"/>
           <w:u w:val="single"/>
         </w:rPr>
-        <w:hyperlink r:id="rId27" w:history="1">
+        <w:hyperlink r:id="rId26" w:history="1">
           <w:r>
             <w:rPr>
               <w:rStyle w:val="Hyperlink"/>
@@ -4421,7 +4439,7 @@
           <w:color w:val="000000"/>
           <w:sz w:val="24"/>
         </w:rPr>
-        <w:hyperlink r:id="rId26" w:history="1">
+        <w:hyperlink r:id="rId27" w:history="1">
           <w:r>
             <w:rPr>
               <w:rStyle w:val="Hyperlink"/>

--- a/EXPORTS/DOCX/published/niveau2/English/Indonesia.docx
+++ b/EXPORTS/DOCX/published/niveau2/English/Indonesia.docx
@@ -679,97 +679,7 @@
           <w:color w:val="000000"/>
           <w:sz w:val="24"/>
         </w:rPr>
-        <w:t>Scie</w:t>
-      </w:r>
-      <w:r>
-        <w:rPr>
-          <w:u w:val="single" w:color="0000ff"/>
-          <w:rFonts w:ascii="Charis SIL Regular" w:hAnsi="Charis SIL Regular" w:eastAsia="Charis SIL Regular"/>
-          <w:b w:val="0"/>
-          <w:i w:val="0"/>
-          <w:color w:val="000000"/>
-          <w:sz w:val="24"/>
-        </w:rPr>
-        <w:hyperlink r:id="rId10" w:history="1">
-          <w:r>
-            <w:rPr>
-              <w:rStyle w:val="Hyperlink"/>
-            </w:rPr>
-            <w:t>nces) is of g</w:t>
-          </w:r>
-        </w:hyperlink>
-      </w:r>
-      <w:r>
-        <w:rPr>
-          <w:u w:val="single" w:color="0000ff"/>
-          <w:rFonts w:ascii="Charis SIL Regular" w:hAnsi="Charis SIL Regular" w:eastAsia="Charis SIL Regular"/>
-          <w:b w:val="0"/>
-          <w:i w:val="0"/>
-          <w:color w:val="000000"/>
-          <w:sz w:val="24"/>
-        </w:rPr>
-        <w:hyperlink r:id="rId10" w:history="1">
-          <w:r>
-            <w:rPr>
-              <w:rStyle w:val="Hyperlink"/>
-            </w:rPr>
-            <w:t>r</w:t>
-          </w:r>
-        </w:hyperlink>
-      </w:r>
-      <w:r>
-        <w:rPr>
-          <w:u w:val="single" w:color="0000ff"/>
-          <w:rFonts w:ascii="Charis SIL Regular" w:hAnsi="Charis SIL Regular" w:eastAsia="Charis SIL Regular"/>
-          <w:b w:val="0"/>
-          <w:i w:val="0"/>
-          <w:color w:val="000000"/>
-          <w:sz w:val="24"/>
-        </w:rPr>
-        <w:hyperlink r:id="rId10" w:history="1">
-          <w:r>
-            <w:rPr>
-              <w:rStyle w:val="Hyperlink"/>
-            </w:rPr>
-            <w:t>eat importan</w:t>
-          </w:r>
-        </w:hyperlink>
-      </w:r>
-      <w:r>
-        <w:rPr>
-          <w:u w:val="single" w:color="0000ff"/>
-          <w:rFonts w:ascii="Charis SIL Regular" w:hAnsi="Charis SIL Regular" w:eastAsia="Charis SIL Regular"/>
-          <w:b w:val="0"/>
-          <w:i w:val="0"/>
-          <w:color w:val="000000"/>
-          <w:sz w:val="24"/>
-        </w:rPr>
-        <w:hyperlink r:id="rId10" w:history="1">
-          <w:r>
-            <w:rPr>
-              <w:rStyle w:val="Hyperlink"/>
-            </w:rPr>
-            <w:t>c</w:t>
-          </w:r>
-        </w:hyperlink>
-      </w:r>
-      <w:r>
-        <w:rPr>
-          <w:u w:val="single" w:color="0000ff"/>
-          <w:rFonts w:ascii="Charis SIL Regular" w:hAnsi="Charis SIL Regular" w:eastAsia="Charis SIL Regular"/>
-          <w:b w:val="0"/>
-          <w:i w:val="0"/>
-          <w:color w:val="000000"/>
-          <w:sz w:val="24"/>
-        </w:rPr>
-        <w:hyperlink r:id="rId10" w:history="1">
-          <w:r>
-            <w:rPr>
-              <w:rStyle w:val="Hyperlink"/>
-            </w:rPr>
-            <w:t>e fo</w:t>
-          </w:r>
-        </w:hyperlink>
+        <w:t>Sciences) is of great importance fo</w:t>
       </w:r>
       <w:r>
         <w:rPr>
@@ -2780,7 +2690,7 @@
           <w:sz w:val="24"/>
           <w:u w:val="single"/>
         </w:rPr>
-        <w:hyperlink r:id="rId20" w:history="1">
+        <w:hyperlink r:id="rId10" w:history="1">
           <w:r>
             <w:rPr>
               <w:rStyle w:val="Hyperlink"/>
@@ -2809,7 +2719,7 @@
           <w:sz w:val="24"/>
           <w:u w:val="single"/>
         </w:rPr>
-        <w:hyperlink r:id="rId20" w:history="1">
+        <w:hyperlink r:id="rId10" w:history="1">
           <w:r>
             <w:rPr>
               <w:rStyle w:val="Hyperlink"/>
@@ -2856,7 +2766,7 @@
           <w:sz w:val="24"/>
           <w:u w:val="single"/>
         </w:rPr>
-        <w:hyperlink r:id="rId10" w:history="1">
+        <w:hyperlink r:id="rId20" w:history="1">
           <w:r>
             <w:rPr>
               <w:rStyle w:val="Hyperlink"/>
@@ -2874,7 +2784,7 @@
           <w:sz w:val="24"/>
           <w:u w:val="single"/>
         </w:rPr>
-        <w:hyperlink r:id="rId10" w:history="1">
+        <w:hyperlink r:id="rId20" w:history="1">
           <w:r>
             <w:rPr>
               <w:rStyle w:val="Hyperlink"/>
@@ -2892,7 +2802,7 @@
           <w:sz w:val="24"/>
           <w:u w:val="single"/>
         </w:rPr>
-        <w:hyperlink r:id="rId10" w:history="1">
+        <w:hyperlink r:id="rId20" w:history="1">
           <w:r>
             <w:rPr>
               <w:rStyle w:val="Hyperlink"/>
@@ -2921,7 +2831,7 @@
           <w:sz w:val="24"/>
           <w:u w:val="single"/>
         </w:rPr>
-        <w:hyperlink r:id="rId10" w:history="1">
+        <w:hyperlink r:id="rId20" w:history="1">
           <w:r>
             <w:rPr>
               <w:rStyle w:val="Hyperlink"/>
@@ -2939,7 +2849,7 @@
           <w:sz w:val="24"/>
           <w:u w:val="single"/>
         </w:rPr>
-        <w:hyperlink r:id="rId10" w:history="1">
+        <w:hyperlink r:id="rId20" w:history="1">
           <w:r>
             <w:rPr>
               <w:rStyle w:val="Hyperlink"/>
@@ -3080,7 +2990,7 @@
           <w:sz w:val="24"/>
           <w:u w:val="single"/>
         </w:rPr>
-        <w:hyperlink r:id="rId10" w:history="1">
+        <w:hyperlink r:id="rId20" w:history="1">
           <w:r>
             <w:rPr>
               <w:rStyle w:val="Hyperlink"/>
@@ -3218,77 +3128,13 @@
       </w:r>
       <w:r>
         <w:rPr>
-          <w:u w:val="single" w:color="0000ff"/>
           <w:rFonts w:ascii="Charis SIL Regular" w:hAnsi="Charis SIL Regular" w:eastAsia="Charis SIL Regular"/>
           <w:b w:val="0"/>
           <w:i w:val="0"/>
           <w:color w:val="000000"/>
           <w:sz w:val="24"/>
         </w:rPr>
-        <w:hyperlink r:id="rId20" w:history="1">
-          <w:r>
-            <w:rPr>
-              <w:rStyle w:val="Hyperlink"/>
-            </w:rPr>
-            <w:t>findings</w:t>
-          </w:r>
-        </w:hyperlink>
-      </w:r>
-      <w:r>
-        <w:rPr>
-          <w:rFonts w:ascii="Charis SIL Regular" w:hAnsi="Charis SIL Regular" w:eastAsia="Charis SIL Regular"/>
-          <w:b w:val="0"/>
-          <w:i w:val="0"/>
-          <w:color w:val="000000"/>
-          <w:sz w:val="24"/>
-        </w:rPr>
-        <w:t xml:space="preserve"> </w:t>
-      </w:r>
-      <w:r>
-        <w:rPr>
-          <w:rFonts w:ascii="Charis SIL Regular" w:hAnsi="Charis SIL Regular" w:eastAsia="Charis SIL Regular"/>
-          <w:b w:val="0"/>
-          <w:i w:val="0"/>
-          <w:color w:val="000000"/>
-          <w:sz w:val="24"/>
-        </w:rPr>
-        <w:t>o</w:t>
-      </w:r>
-      <w:r>
-        <w:rPr>
-          <w:u w:val="single" w:color="0000ff"/>
-          <w:rFonts w:ascii="Charis SIL Regular" w:hAnsi="Charis SIL Regular" w:eastAsia="Charis SIL Regular"/>
-          <w:b w:val="0"/>
-          <w:i w:val="0"/>
-          <w:color w:val="000000"/>
-          <w:sz w:val="24"/>
-        </w:rPr>
-        <w:hyperlink r:id="rId20" w:history="1">
-          <w:r>
-            <w:rPr>
-              <w:rStyle w:val="Hyperlink"/>
-            </w:rPr>
-            <w:t>f</w:t>
-          </w:r>
-        </w:hyperlink>
-      </w:r>
-      <w:r>
-        <w:rPr>
-          <w:u w:val="single" w:color="0000ff"/>
-          <w:rFonts w:ascii="Charis SIL Regular" w:hAnsi="Charis SIL Regular" w:eastAsia="Charis SIL Regular"/>
-          <w:b w:val="0"/>
-          <w:i w:val="0"/>
-          <w:color w:val="000000"/>
-          <w:sz w:val="24"/>
-        </w:rPr>
-        <w:hyperlink r:id="rId20" w:history="1">
-          <w:r>
-            <w:rPr>
-              <w:rStyle w:val="Hyperlink"/>
-            </w:rPr>
-            <w:t xml:space="preserve"> scien</w:t>
-          </w:r>
-        </w:hyperlink>
+        <w:t>findings of scien</w:t>
       </w:r>
       <w:r>
         <w:rPr>
@@ -4242,7 +4088,7 @@
           <w:sz w:val="24"/>
           <w:u w:val="single"/>
         </w:rPr>
-        <w:hyperlink r:id="rId24" w:history="1">
+        <w:hyperlink r:id="rId26" w:history="1">
           <w:r>
             <w:rPr>
               <w:rStyle w:val="Hyperlink"/>
@@ -4271,7 +4117,7 @@
           <w:sz w:val="24"/>
           <w:u w:val="single"/>
         </w:rPr>
-        <w:hyperlink r:id="rId24" w:history="1">
+        <w:hyperlink r:id="rId26" w:history="1">
           <w:r>
             <w:rPr>
               <w:rStyle w:val="Hyperlink"/>
@@ -4289,7 +4135,7 @@
           <w:sz w:val="24"/>
           <w:u w:val="single"/>
         </w:rPr>
-        <w:hyperlink r:id="rId24" w:history="1">
+        <w:hyperlink r:id="rId26" w:history="1">
           <w:r>
             <w:rPr>
               <w:rStyle w:val="Hyperlink"/>
@@ -4307,7 +4153,7 @@
           <w:sz w:val="24"/>
           <w:u w:val="single"/>
         </w:rPr>
-        <w:hyperlink r:id="rId24" w:history="1">
+        <w:hyperlink r:id="rId26" w:history="1">
           <w:r>
             <w:rPr>
               <w:rStyle w:val="Hyperlink"/>
@@ -4325,7 +4171,7 @@
           <w:sz w:val="24"/>
           <w:u w:val="single"/>
         </w:rPr>
-        <w:hyperlink r:id="rId24" w:history="1">
+        <w:hyperlink r:id="rId26" w:history="1">
           <w:r>
             <w:rPr>
               <w:rStyle w:val="Hyperlink"/>
@@ -4354,9 +4200,8 @@
           <w:i w:val="0"/>
           <w:color w:val="0000FF"/>
           <w:sz w:val="24"/>
-          <w:u w:val="single"/>
-        </w:rPr>
-        <w:hyperlink r:id="rId26" w:history="1">
+        </w:rPr>
+        <w:hyperlink r:id="rId27" w:history="1">
           <w:r>
             <w:rPr>
               <w:rStyle w:val="Hyperlink"/>
@@ -4439,7 +4284,7 @@
           <w:color w:val="000000"/>
           <w:sz w:val="24"/>
         </w:rPr>
-        <w:hyperlink r:id="rId27" w:history="1">
+        <w:hyperlink r:id="rId26" w:history="1">
           <w:r>
             <w:rPr>
               <w:rStyle w:val="Hyperlink"/>
@@ -4717,14 +4562,7 @@
           <w:color w:val="000000"/>
           <w:sz w:val="24"/>
         </w:rPr>
-        <w:hyperlink r:id="rId29" w:history="1">
-          <w:r>
-            <w:rPr>
-              <w:rStyle w:val="Hyperlink"/>
-            </w:rPr>
-            <w:t>ves an</w:t>
-          </w:r>
-        </w:hyperlink>
+        <w:t>ves an</w:t>
       </w:r>
       <w:r>
         <w:rPr>

--- a/EXPORTS/DOCX/published/niveau2/English/Indonesia.docx
+++ b/EXPORTS/DOCX/published/niveau2/English/Indonesia.docx
@@ -679,7 +679,97 @@
           <w:color w:val="000000"/>
           <w:sz w:val="24"/>
         </w:rPr>
-        <w:t>Sciences) is of great importance fo</w:t>
+        <w:t>Scie</w:t>
+      </w:r>
+      <w:r>
+        <w:rPr>
+          <w:u w:val="single" w:color="0000ff"/>
+          <w:rFonts w:ascii="Charis SIL Regular" w:hAnsi="Charis SIL Regular" w:eastAsia="Charis SIL Regular"/>
+          <w:b w:val="0"/>
+          <w:i w:val="0"/>
+          <w:color w:val="000000"/>
+          <w:sz w:val="24"/>
+        </w:rPr>
+        <w:hyperlink r:id="rId10" w:history="1">
+          <w:r>
+            <w:rPr>
+              <w:rStyle w:val="Hyperlink"/>
+            </w:rPr>
+            <w:t>nces) is of g</w:t>
+          </w:r>
+        </w:hyperlink>
+      </w:r>
+      <w:r>
+        <w:rPr>
+          <w:u w:val="single" w:color="0000ff"/>
+          <w:rFonts w:ascii="Charis SIL Regular" w:hAnsi="Charis SIL Regular" w:eastAsia="Charis SIL Regular"/>
+          <w:b w:val="0"/>
+          <w:i w:val="0"/>
+          <w:color w:val="000000"/>
+          <w:sz w:val="24"/>
+        </w:rPr>
+        <w:hyperlink r:id="rId10" w:history="1">
+          <w:r>
+            <w:rPr>
+              <w:rStyle w:val="Hyperlink"/>
+            </w:rPr>
+            <w:t>r</w:t>
+          </w:r>
+        </w:hyperlink>
+      </w:r>
+      <w:r>
+        <w:rPr>
+          <w:u w:val="single" w:color="0000ff"/>
+          <w:rFonts w:ascii="Charis SIL Regular" w:hAnsi="Charis SIL Regular" w:eastAsia="Charis SIL Regular"/>
+          <w:b w:val="0"/>
+          <w:i w:val="0"/>
+          <w:color w:val="000000"/>
+          <w:sz w:val="24"/>
+        </w:rPr>
+        <w:hyperlink r:id="rId10" w:history="1">
+          <w:r>
+            <w:rPr>
+              <w:rStyle w:val="Hyperlink"/>
+            </w:rPr>
+            <w:t>eat importan</w:t>
+          </w:r>
+        </w:hyperlink>
+      </w:r>
+      <w:r>
+        <w:rPr>
+          <w:u w:val="single" w:color="0000ff"/>
+          <w:rFonts w:ascii="Charis SIL Regular" w:hAnsi="Charis SIL Regular" w:eastAsia="Charis SIL Regular"/>
+          <w:b w:val="0"/>
+          <w:i w:val="0"/>
+          <w:color w:val="000000"/>
+          <w:sz w:val="24"/>
+        </w:rPr>
+        <w:hyperlink r:id="rId10" w:history="1">
+          <w:r>
+            <w:rPr>
+              <w:rStyle w:val="Hyperlink"/>
+            </w:rPr>
+            <w:t>c</w:t>
+          </w:r>
+        </w:hyperlink>
+      </w:r>
+      <w:r>
+        <w:rPr>
+          <w:u w:val="single" w:color="0000ff"/>
+          <w:rFonts w:ascii="Charis SIL Regular" w:hAnsi="Charis SIL Regular" w:eastAsia="Charis SIL Regular"/>
+          <w:b w:val="0"/>
+          <w:i w:val="0"/>
+          <w:color w:val="000000"/>
+          <w:sz w:val="24"/>
+        </w:rPr>
+        <w:hyperlink r:id="rId10" w:history="1">
+          <w:r>
+            <w:rPr>
+              <w:rStyle w:val="Hyperlink"/>
+            </w:rPr>
+            <w:t>e fo</w:t>
+          </w:r>
+        </w:hyperlink>
       </w:r>
       <w:r>
         <w:rPr>
@@ -1479,14 +1569,7 @@
           <w:color w:val="000000"/>
           <w:sz w:val="24"/>
         </w:rPr>
-        <w:hyperlink r:id="rId13" w:history="1">
-          <w:r>
-            <w:rPr>
-              <w:rStyle w:val="Hyperlink"/>
-            </w:rPr>
-            <w:t xml:space="preserve">n </w:t>
-          </w:r>
-        </w:hyperlink>
+        <w:t xml:space="preserve">n </w:t>
       </w:r>
       <w:r>
         <w:br/>
@@ -1622,35 +1705,7 @@
           <w:color w:val="000000"/>
           <w:sz w:val="24"/>
         </w:rPr>
-        <w:t>and 2023. Many more objects in</w:t>
-      </w:r>
-      <w:r>
-        <w:rPr>
-          <w:u w:val="single" w:color="0000ff"/>
-          <w:rFonts w:ascii="Charis SIL Regular" w:hAnsi="Charis SIL Regular" w:eastAsia="Charis SIL Regular"/>
-          <w:b w:val="0"/>
-          <w:i w:val="0"/>
-          <w:color w:val="000000"/>
-          <w:sz w:val="24"/>
-        </w:rPr>
-        <w:hyperlink r:id="rId14" w:history="1">
-          <w:r>
-            <w:rPr>
-              <w:rStyle w:val="Hyperlink"/>
-            </w:rPr>
-            <w:t xml:space="preserve"> Dutch </w:t>
-          </w:r>
-        </w:hyperlink>
-      </w:r>
-      <w:r>
-        <w:rPr>
-          <w:rFonts w:ascii="Charis SIL Regular" w:hAnsi="Charis SIL Regular" w:eastAsia="Charis SIL Regular"/>
-          <w:b w:val="0"/>
-          <w:i w:val="0"/>
-          <w:color w:val="000000"/>
-          <w:sz w:val="24"/>
-        </w:rPr>
-        <w:t>m</w:t>
+        <w:t>and 2023. Many more objects in Dutch m</w:t>
       </w:r>
       <w:r>
         <w:rPr>
@@ -2286,7 +2341,7 @@
           <w:sz w:val="24"/>
           <w:u w:val="single"/>
         </w:rPr>
-        <w:hyperlink r:id="rId19" w:history="1">
+        <w:hyperlink r:id="rId20" w:history="1">
           <w:r>
             <w:rPr>
               <w:rStyle w:val="Hyperlink"/>
@@ -2304,7 +2359,7 @@
           <w:sz w:val="24"/>
           <w:u w:val="single"/>
         </w:rPr>
-        <w:hyperlink r:id="rId19" w:history="1">
+        <w:hyperlink r:id="rId20" w:history="1">
           <w:r>
             <w:rPr>
               <w:rStyle w:val="Hyperlink"/>
@@ -2333,7 +2388,7 @@
           <w:sz w:val="24"/>
           <w:u w:val="single"/>
         </w:rPr>
-        <w:hyperlink r:id="rId19" w:history="1">
+        <w:hyperlink r:id="rId20" w:history="1">
           <w:r>
             <w:rPr>
               <w:rStyle w:val="Hyperlink"/>
@@ -2614,7 +2669,7 @@
           <w:sz w:val="24"/>
           <w:u w:val="single"/>
         </w:rPr>
-        <w:hyperlink r:id="rId20" w:history="1">
+        <w:hyperlink r:id="rId21" w:history="1">
           <w:r>
             <w:rPr>
               <w:rStyle w:val="Hyperlink"/>
@@ -2643,7 +2698,7 @@
           <w:sz w:val="24"/>
           <w:u w:val="single"/>
         </w:rPr>
-        <w:hyperlink r:id="rId20" w:history="1">
+        <w:hyperlink r:id="rId21" w:history="1">
           <w:r>
             <w:rPr>
               <w:rStyle w:val="Hyperlink"/>
@@ -2670,9 +2725,8 @@
           <w:i w:val="0"/>
           <w:color w:val="0000FF"/>
           <w:sz w:val="24"/>
-          <w:u w:val="single"/>
-        </w:rPr>
-        <w:hyperlink r:id="rId20" w:history="1">
+        </w:rPr>
+        <w:hyperlink r:id="rId21" w:history="1">
           <w:r>
             <w:rPr>
               <w:rStyle w:val="Hyperlink"/>
@@ -2690,7 +2744,7 @@
           <w:sz w:val="24"/>
           <w:u w:val="single"/>
         </w:rPr>
-        <w:hyperlink r:id="rId10" w:history="1">
+        <w:hyperlink r:id="rId21" w:history="1">
           <w:r>
             <w:rPr>
               <w:rStyle w:val="Hyperlink"/>
@@ -2737,7 +2791,7 @@
           <w:sz w:val="24"/>
           <w:u w:val="single"/>
         </w:rPr>
-        <w:hyperlink r:id="rId10" w:history="1">
+        <w:hyperlink r:id="rId21" w:history="1">
           <w:r>
             <w:rPr>
               <w:rStyle w:val="Hyperlink"/>
@@ -2766,7 +2820,7 @@
           <w:sz w:val="24"/>
           <w:u w:val="single"/>
         </w:rPr>
-        <w:hyperlink r:id="rId20" w:history="1">
+        <w:hyperlink r:id="rId21" w:history="1">
           <w:r>
             <w:rPr>
               <w:rStyle w:val="Hyperlink"/>
@@ -2784,7 +2838,7 @@
           <w:sz w:val="24"/>
           <w:u w:val="single"/>
         </w:rPr>
-        <w:hyperlink r:id="rId20" w:history="1">
+        <w:hyperlink r:id="rId21" w:history="1">
           <w:r>
             <w:rPr>
               <w:rStyle w:val="Hyperlink"/>
@@ -2802,7 +2856,7 @@
           <w:sz w:val="24"/>
           <w:u w:val="single"/>
         </w:rPr>
-        <w:hyperlink r:id="rId20" w:history="1">
+        <w:hyperlink r:id="rId21" w:history="1">
           <w:r>
             <w:rPr>
               <w:rStyle w:val="Hyperlink"/>
@@ -2831,7 +2885,7 @@
           <w:sz w:val="24"/>
           <w:u w:val="single"/>
         </w:rPr>
-        <w:hyperlink r:id="rId20" w:history="1">
+        <w:hyperlink r:id="rId21" w:history="1">
           <w:r>
             <w:rPr>
               <w:rStyle w:val="Hyperlink"/>
@@ -2849,7 +2903,7 @@
           <w:sz w:val="24"/>
           <w:u w:val="single"/>
         </w:rPr>
-        <w:hyperlink r:id="rId20" w:history="1">
+        <w:hyperlink r:id="rId21" w:history="1">
           <w:r>
             <w:rPr>
               <w:rStyle w:val="Hyperlink"/>
@@ -2878,7 +2932,7 @@
           <w:sz w:val="24"/>
           <w:u w:val="single"/>
         </w:rPr>
-        <w:hyperlink r:id="rId20" w:history="1">
+        <w:hyperlink r:id="rId21" w:history="1">
           <w:r>
             <w:rPr>
               <w:rStyle w:val="Hyperlink"/>
@@ -2896,7 +2950,7 @@
           <w:sz w:val="24"/>
           <w:u w:val="single"/>
         </w:rPr>
-        <w:hyperlink r:id="rId20" w:history="1">
+        <w:hyperlink r:id="rId21" w:history="1">
           <w:r>
             <w:rPr>
               <w:rStyle w:val="Hyperlink"/>
@@ -2914,7 +2968,7 @@
           <w:sz w:val="24"/>
           <w:u w:val="single"/>
         </w:rPr>
-        <w:hyperlink r:id="rId20" w:history="1">
+        <w:hyperlink r:id="rId21" w:history="1">
           <w:r>
             <w:rPr>
               <w:rStyle w:val="Hyperlink"/>
@@ -2932,7 +2986,7 @@
           <w:sz w:val="24"/>
           <w:u w:val="single"/>
         </w:rPr>
-        <w:hyperlink r:id="rId20" w:history="1">
+        <w:hyperlink r:id="rId21" w:history="1">
           <w:r>
             <w:rPr>
               <w:rStyle w:val="Hyperlink"/>
@@ -2961,7 +3015,7 @@
           <w:sz w:val="24"/>
           <w:u w:val="single"/>
         </w:rPr>
-        <w:hyperlink r:id="rId20" w:history="1">
+        <w:hyperlink r:id="rId21" w:history="1">
           <w:r>
             <w:rPr>
               <w:rStyle w:val="Hyperlink"/>
@@ -2990,7 +3044,7 @@
           <w:sz w:val="24"/>
           <w:u w:val="single"/>
         </w:rPr>
-        <w:hyperlink r:id="rId20" w:history="1">
+        <w:hyperlink r:id="rId21" w:history="1">
           <w:r>
             <w:rPr>
               <w:rStyle w:val="Hyperlink"/>
@@ -3008,7 +3062,7 @@
           <w:sz w:val="24"/>
           <w:u w:val="single"/>
         </w:rPr>
-        <w:hyperlink r:id="rId20" w:history="1">
+        <w:hyperlink r:id="rId21" w:history="1">
           <w:r>
             <w:rPr>
               <w:rStyle w:val="Hyperlink"/>
@@ -3036,7 +3090,7 @@
           <w:color w:val="000000"/>
           <w:sz w:val="24"/>
         </w:rPr>
-        <w:hyperlink r:id="rId20" w:history="1">
+        <w:hyperlink r:id="rId21" w:history="1">
           <w:r>
             <w:rPr>
               <w:rStyle w:val="Hyperlink"/>
@@ -3054,7 +3108,7 @@
           <w:color w:val="000000"/>
           <w:sz w:val="24"/>
         </w:rPr>
-        <w:hyperlink r:id="rId20" w:history="1">
+        <w:hyperlink r:id="rId21" w:history="1">
           <w:r>
             <w:rPr>
               <w:rStyle w:val="Hyperlink"/>
@@ -3072,7 +3126,7 @@
           <w:color w:val="000000"/>
           <w:sz w:val="24"/>
         </w:rPr>
-        <w:hyperlink r:id="rId20" w:history="1">
+        <w:hyperlink r:id="rId21" w:history="1">
           <w:r>
             <w:rPr>
               <w:rStyle w:val="Hyperlink"/>
@@ -3090,7 +3144,7 @@
           <w:color w:val="000000"/>
           <w:sz w:val="24"/>
         </w:rPr>
-        <w:hyperlink r:id="rId20" w:history="1">
+        <w:hyperlink r:id="rId21" w:history="1">
           <w:r>
             <w:rPr>
               <w:rStyle w:val="Hyperlink"/>
@@ -3107,7 +3161,7 @@
           <w:color w:val="000000"/>
           <w:sz w:val="24"/>
         </w:rPr>
-        <w:hyperlink r:id="rId20" w:history="1">
+        <w:hyperlink r:id="rId21" w:history="1">
           <w:r>
             <w:rPr>
               <w:rStyle w:val="Hyperlink"/>
@@ -3128,57 +3182,96 @@
       </w:r>
       <w:r>
         <w:rPr>
+          <w:u w:val="single" w:color="0000ff"/>
           <w:rFonts w:ascii="Charis SIL Regular" w:hAnsi="Charis SIL Regular" w:eastAsia="Charis SIL Regular"/>
           <w:b w:val="0"/>
           <w:i w:val="0"/>
           <w:color w:val="000000"/>
           <w:sz w:val="24"/>
         </w:rPr>
-        <w:t>findings of scien</w:t>
-      </w:r>
-      <w:r>
-        <w:rPr>
-          <w:u w:val="single" w:color="0000ff"/>
-          <w:rFonts w:ascii="Charis SIL Regular" w:hAnsi="Charis SIL Regular" w:eastAsia="Charis SIL Regular"/>
-          <w:b w:val="0"/>
-          <w:i w:val="0"/>
-          <w:color w:val="000000"/>
-          <w:sz w:val="24"/>
-        </w:rPr>
-        <w:hyperlink r:id="rId20" w:history="1">
+        <w:hyperlink r:id="rId21" w:history="1">
           <w:r>
             <w:rPr>
               <w:rStyle w:val="Hyperlink"/>
             </w:rPr>
-            <w:t>tif</w:t>
+            <w:t xml:space="preserve">findings </w:t>
           </w:r>
         </w:hyperlink>
       </w:r>
       <w:r>
         <w:rPr>
+          <w:u w:val="single" w:color="0000ff"/>
           <w:rFonts w:ascii="Charis SIL Regular" w:hAnsi="Charis SIL Regular" w:eastAsia="Charis SIL Regular"/>
           <w:b w:val="0"/>
           <w:i w:val="0"/>
           <w:color w:val="000000"/>
           <w:sz w:val="24"/>
         </w:rPr>
-        <w:hyperlink r:id="rId20" w:history="1">
+        <w:t>o</w:t>
+      </w:r>
+      <w:r>
+        <w:rPr>
+          <w:u w:val="single" w:color="0000ff"/>
+          <w:rFonts w:ascii="Charis SIL Regular" w:hAnsi="Charis SIL Regular" w:eastAsia="Charis SIL Regular"/>
+          <w:b w:val="0"/>
+          <w:i w:val="0"/>
+          <w:color w:val="000000"/>
+          <w:sz w:val="24"/>
+        </w:rPr>
+        <w:hyperlink r:id="rId21" w:history="1">
           <w:r>
             <w:rPr>
               <w:rStyle w:val="Hyperlink"/>
             </w:rPr>
-            <w:t>i</w:t>
+            <w:t>f</w:t>
           </w:r>
         </w:hyperlink>
       </w:r>
       <w:r>
         <w:rPr>
+          <w:u w:val="single" w:color="0000ff"/>
           <w:rFonts w:ascii="Charis SIL Regular" w:hAnsi="Charis SIL Regular" w:eastAsia="Charis SIL Regular"/>
           <w:b w:val="0"/>
           <w:i w:val="0"/>
           <w:color w:val="000000"/>
           <w:sz w:val="24"/>
         </w:rPr>
+        <w:hyperlink r:id="rId21" w:history="1">
+          <w:r>
+            <w:rPr>
+              <w:rStyle w:val="Hyperlink"/>
+            </w:rPr>
+            <w:t xml:space="preserve"> scien</w:t>
+          </w:r>
+        </w:hyperlink>
+      </w:r>
+      <w:r>
+        <w:rPr>
+          <w:u w:val="single" w:color="0000ff"/>
+          <w:rFonts w:ascii="Charis SIL Regular" w:hAnsi="Charis SIL Regular" w:eastAsia="Charis SIL Regular"/>
+          <w:b w:val="0"/>
+          <w:i w:val="0"/>
+          <w:color w:val="000000"/>
+          <w:sz w:val="24"/>
+        </w:rPr>
+        <w:hyperlink r:id="rId21" w:history="1">
+          <w:r>
+            <w:rPr>
+              <w:rStyle w:val="Hyperlink"/>
+            </w:rPr>
+            <w:t>tifi</w:t>
+          </w:r>
+        </w:hyperlink>
+      </w:r>
+      <w:r>
+        <w:rPr>
+          <w:u w:val="single" w:color="0000ff"/>
+          <w:rFonts w:ascii="Charis SIL Regular" w:hAnsi="Charis SIL Regular" w:eastAsia="Charis SIL Regular"/>
+          <w:b w:val="0"/>
+          <w:i w:val="0"/>
+          <w:color w:val="000000"/>
+          <w:sz w:val="24"/>
+        </w:rPr>
         <w:t>c</w:t>
       </w:r>
       <w:r>
@@ -3201,7 +3294,7 @@
           <w:color w:val="000000"/>
           <w:sz w:val="24"/>
         </w:rPr>
-        <w:hyperlink r:id="rId20" w:history="1">
+        <w:hyperlink r:id="rId21" w:history="1">
           <w:r>
             <w:rPr>
               <w:rStyle w:val="Hyperlink"/>
@@ -3219,7 +3312,7 @@
           <w:color w:val="000000"/>
           <w:sz w:val="24"/>
         </w:rPr>
-        <w:hyperlink r:id="rId20" w:history="1">
+        <w:hyperlink r:id="rId21" w:history="1">
           <w:r>
             <w:rPr>
               <w:rStyle w:val="Hyperlink"/>
@@ -3237,7 +3330,7 @@
           <w:color w:val="000000"/>
           <w:sz w:val="24"/>
         </w:rPr>
-        <w:hyperlink r:id="rId20" w:history="1">
+        <w:hyperlink r:id="rId21" w:history="1">
           <w:r>
             <w:rPr>
               <w:rStyle w:val="Hyperlink"/>
@@ -3255,12 +3348,12 @@
           <w:color w:val="000000"/>
           <w:sz w:val="24"/>
         </w:rPr>
-        <w:hyperlink r:id="rId20" w:history="1">
+        <w:hyperlink r:id="rId21" w:history="1">
           <w:r>
             <w:rPr>
               <w:rStyle w:val="Hyperlink"/>
             </w:rPr>
-            <w:t>ished in</w:t>
+            <w:t xml:space="preserve">ished </w:t>
           </w:r>
         </w:hyperlink>
       </w:r>
@@ -3272,7 +3365,7 @@
           <w:color w:val="000000"/>
           <w:sz w:val="24"/>
         </w:rPr>
-        <w:t xml:space="preserve"> journals and books. The objects, documents </w:t>
+        <w:t xml:space="preserve">in journals and books. The objects, documents </w:t>
       </w:r>
       <w:r>
         <w:rPr>
@@ -3313,7 +3406,7 @@
           <w:sz w:val="24"/>
           <w:u w:val="single"/>
         </w:rPr>
-        <w:hyperlink r:id="rId21" w:history="1">
+        <w:hyperlink r:id="rId22" w:history="1">
           <w:r>
             <w:rPr>
               <w:rStyle w:val="Hyperlink"/>
@@ -3342,7 +3435,7 @@
           <w:sz w:val="24"/>
           <w:u w:val="single"/>
         </w:rPr>
-        <w:hyperlink r:id="rId21" w:history="1">
+        <w:hyperlink r:id="rId22" w:history="1">
           <w:r>
             <w:rPr>
               <w:rStyle w:val="Hyperlink"/>
@@ -3532,7 +3625,7 @@
           <w:sz w:val="24"/>
           <w:u w:val="single"/>
         </w:rPr>
-        <w:hyperlink r:id="rId22" w:history="1">
+        <w:hyperlink r:id="rId23" w:history="1">
           <w:r>
             <w:rPr>
               <w:rStyle w:val="Hyperlink"/>
@@ -3561,7 +3654,7 @@
           <w:sz w:val="24"/>
           <w:u w:val="single"/>
         </w:rPr>
-        <w:hyperlink r:id="rId22" w:history="1">
+        <w:hyperlink r:id="rId23" w:history="1">
           <w:r>
             <w:rPr>
               <w:rStyle w:val="Hyperlink"/>
@@ -3762,7 +3855,7 @@
           <w:sz w:val="24"/>
           <w:u w:val="single"/>
         </w:rPr>
-        <w:hyperlink r:id="rId23" w:history="1">
+        <w:hyperlink r:id="rId24" w:history="1">
           <w:r>
             <w:rPr>
               <w:rStyle w:val="Hyperlink"/>
@@ -3791,7 +3884,7 @@
           <w:sz w:val="24"/>
           <w:u w:val="single"/>
         </w:rPr>
-        <w:hyperlink r:id="rId23" w:history="1">
+        <w:hyperlink r:id="rId24" w:history="1">
           <w:r>
             <w:rPr>
               <w:rStyle w:val="Hyperlink"/>
@@ -3820,7 +3913,7 @@
           <w:sz w:val="24"/>
           <w:u w:val="single"/>
         </w:rPr>
-        <w:hyperlink r:id="rId23" w:history="1">
+        <w:hyperlink r:id="rId24" w:history="1">
           <w:r>
             <w:rPr>
               <w:rStyle w:val="Hyperlink"/>
@@ -3849,7 +3942,7 @@
           <w:sz w:val="24"/>
           <w:u w:val="single"/>
         </w:rPr>
-        <w:hyperlink r:id="rId23" w:history="1">
+        <w:hyperlink r:id="rId24" w:history="1">
           <w:r>
             <w:rPr>
               <w:rStyle w:val="Hyperlink"/>
@@ -3878,7 +3971,7 @@
           <w:sz w:val="24"/>
           <w:u w:val="single"/>
         </w:rPr>
-        <w:hyperlink r:id="rId23" w:history="1">
+        <w:hyperlink r:id="rId24" w:history="1">
           <w:r>
             <w:rPr>
               <w:rStyle w:val="Hyperlink"/>
@@ -3946,7 +4039,7 @@
           <w:sz w:val="24"/>
           <w:u w:val="single"/>
         </w:rPr>
-        <w:hyperlink r:id="rId24" w:history="1">
+        <w:hyperlink r:id="rId25" w:history="1">
           <w:r>
             <w:rPr>
               <w:rStyle w:val="Hyperlink"/>
@@ -3975,7 +4068,7 @@
           <w:sz w:val="24"/>
           <w:u w:val="single"/>
         </w:rPr>
-        <w:hyperlink r:id="rId24" w:history="1">
+        <w:hyperlink r:id="rId25" w:history="1">
           <w:r>
             <w:rPr>
               <w:rStyle w:val="Hyperlink"/>
@@ -4004,7 +4097,7 @@
           <w:sz w:val="24"/>
           <w:u w:val="single"/>
         </w:rPr>
-        <w:hyperlink r:id="rId24" w:history="1">
+        <w:hyperlink r:id="rId25" w:history="1">
           <w:r>
             <w:rPr>
               <w:rStyle w:val="Hyperlink"/>
@@ -4060,7 +4153,7 @@
           <w:sz w:val="24"/>
           <w:u w:val="single"/>
         </w:rPr>
-        <w:hyperlink r:id="rId25" w:history="1">
+        <w:hyperlink r:id="rId26" w:history="1">
           <w:r>
             <w:rPr>
               <w:rStyle w:val="Hyperlink"/>
@@ -4088,7 +4181,7 @@
           <w:sz w:val="24"/>
           <w:u w:val="single"/>
         </w:rPr>
-        <w:hyperlink r:id="rId26" w:history="1">
+        <w:hyperlink r:id="rId27" w:history="1">
           <w:r>
             <w:rPr>
               <w:rStyle w:val="Hyperlink"/>
@@ -4117,7 +4210,7 @@
           <w:sz w:val="24"/>
           <w:u w:val="single"/>
         </w:rPr>
-        <w:hyperlink r:id="rId26" w:history="1">
+        <w:hyperlink r:id="rId27" w:history="1">
           <w:r>
             <w:rPr>
               <w:rStyle w:val="Hyperlink"/>
@@ -4135,7 +4228,7 @@
           <w:sz w:val="24"/>
           <w:u w:val="single"/>
         </w:rPr>
-        <w:hyperlink r:id="rId26" w:history="1">
+        <w:hyperlink r:id="rId27" w:history="1">
           <w:r>
             <w:rPr>
               <w:rStyle w:val="Hyperlink"/>
@@ -4153,7 +4246,7 @@
           <w:sz w:val="24"/>
           <w:u w:val="single"/>
         </w:rPr>
-        <w:hyperlink r:id="rId26" w:history="1">
+        <w:hyperlink r:id="rId27" w:history="1">
           <w:r>
             <w:rPr>
               <w:rStyle w:val="Hyperlink"/>
@@ -4171,7 +4264,7 @@
           <w:sz w:val="24"/>
           <w:u w:val="single"/>
         </w:rPr>
-        <w:hyperlink r:id="rId26" w:history="1">
+        <w:hyperlink r:id="rId25" w:history="1">
           <w:r>
             <w:rPr>
               <w:rStyle w:val="Hyperlink"/>
@@ -4201,25 +4294,18 @@
           <w:color w:val="0000FF"/>
           <w:sz w:val="24"/>
         </w:rPr>
+        <w:t>Mus</w:t>
+      </w:r>
+      <w:r>
+        <w:rPr>
+          <w:rFonts w:ascii="Charis SIL Regular" w:hAnsi="Charis SIL Regular" w:eastAsia="Charis SIL Regular"/>
+          <w:b w:val="0"/>
+          <w:i w:val="0"/>
+          <w:color w:val="0000FF"/>
+          <w:sz w:val="24"/>
+          <w:u w:val="single"/>
+        </w:rPr>
         <w:hyperlink r:id="rId27" w:history="1">
-          <w:r>
-            <w:rPr>
-              <w:rStyle w:val="Hyperlink"/>
-            </w:rPr>
-            <w:t>Mus</w:t>
-          </w:r>
-        </w:hyperlink>
-      </w:r>
-      <w:r>
-        <w:rPr>
-          <w:rFonts w:ascii="Charis SIL Regular" w:hAnsi="Charis SIL Regular" w:eastAsia="Charis SIL Regular"/>
-          <w:b w:val="0"/>
-          <w:i w:val="0"/>
-          <w:color w:val="0000FF"/>
-          <w:sz w:val="24"/>
-          <w:u w:val="single"/>
-        </w:rPr>
-        <w:hyperlink r:id="rId26" w:history="1">
           <w:r>
             <w:rPr>
               <w:rStyle w:val="Hyperlink"/>
@@ -4248,7 +4334,7 @@
           <w:sz w:val="24"/>
           <w:u w:val="single"/>
         </w:rPr>
-        <w:hyperlink r:id="rId26" w:history="1">
+        <w:hyperlink r:id="rId27" w:history="1">
           <w:r>
             <w:rPr>
               <w:rStyle w:val="Hyperlink"/>
@@ -4266,7 +4352,7 @@
           <w:sz w:val="24"/>
           <w:u w:val="single"/>
         </w:rPr>
-        <w:hyperlink r:id="rId26" w:history="1">
+        <w:hyperlink r:id="rId27" w:history="1">
           <w:r>
             <w:rPr>
               <w:rStyle w:val="Hyperlink"/>
@@ -4284,7 +4370,7 @@
           <w:color w:val="000000"/>
           <w:sz w:val="24"/>
         </w:rPr>
-        <w:hyperlink r:id="rId26" w:history="1">
+        <w:hyperlink r:id="rId27" w:history="1">
           <w:r>
             <w:rPr>
               <w:rStyle w:val="Hyperlink"/>
@@ -4562,7 +4648,14 @@
           <w:color w:val="000000"/>
           <w:sz w:val="24"/>
         </w:rPr>
-        <w:t>ves an</w:t>
+        <w:hyperlink r:id="rId29" w:history="1">
+          <w:r>
+            <w:rPr>
+              <w:rStyle w:val="Hyperlink"/>
+            </w:rPr>
+            <w:t>ves an</w:t>
+          </w:r>
+        </w:hyperlink>
       </w:r>
       <w:r>
         <w:rPr>

--- a/EXPORTS/DOCX/published/niveau2/English/Indonesia.docx
+++ b/EXPORTS/DOCX/published/niveau2/English/Indonesia.docx
@@ -1569,7 +1569,14 @@
           <w:color w:val="000000"/>
           <w:sz w:val="24"/>
         </w:rPr>
-        <w:t xml:space="preserve">n </w:t>
+        <w:hyperlink r:id="rId13" w:history="1">
+          <w:r>
+            <w:rPr>
+              <w:rStyle w:val="Hyperlink"/>
+            </w:rPr>
+            <w:t xml:space="preserve">n </w:t>
+          </w:r>
+        </w:hyperlink>
       </w:r>
       <w:r>
         <w:br/>
@@ -1705,7 +1712,35 @@
           <w:color w:val="000000"/>
           <w:sz w:val="24"/>
         </w:rPr>
-        <w:t>and 2023. Many more objects in Dutch m</w:t>
+        <w:t>and 2023. Many more objects in</w:t>
+      </w:r>
+      <w:r>
+        <w:rPr>
+          <w:u w:val="single" w:color="0000ff"/>
+          <w:rFonts w:ascii="Charis SIL Regular" w:hAnsi="Charis SIL Regular" w:eastAsia="Charis SIL Regular"/>
+          <w:b w:val="0"/>
+          <w:i w:val="0"/>
+          <w:color w:val="000000"/>
+          <w:sz w:val="24"/>
+        </w:rPr>
+        <w:hyperlink r:id="rId14" w:history="1">
+          <w:r>
+            <w:rPr>
+              <w:rStyle w:val="Hyperlink"/>
+            </w:rPr>
+            <w:t xml:space="preserve"> Dutch </w:t>
+          </w:r>
+        </w:hyperlink>
+      </w:r>
+      <w:r>
+        <w:rPr>
+          <w:rFonts w:ascii="Charis SIL Regular" w:hAnsi="Charis SIL Regular" w:eastAsia="Charis SIL Regular"/>
+          <w:b w:val="0"/>
+          <w:i w:val="0"/>
+          <w:color w:val="000000"/>
+          <w:sz w:val="24"/>
+        </w:rPr>
+        <w:t>m</w:t>
       </w:r>
       <w:r>
         <w:rPr>
@@ -2341,7 +2376,7 @@
           <w:sz w:val="24"/>
           <w:u w:val="single"/>
         </w:rPr>
-        <w:hyperlink r:id="rId20" w:history="1">
+        <w:hyperlink r:id="rId19" w:history="1">
           <w:r>
             <w:rPr>
               <w:rStyle w:val="Hyperlink"/>
@@ -2359,7 +2394,7 @@
           <w:sz w:val="24"/>
           <w:u w:val="single"/>
         </w:rPr>
-        <w:hyperlink r:id="rId20" w:history="1">
+        <w:hyperlink r:id="rId19" w:history="1">
           <w:r>
             <w:rPr>
               <w:rStyle w:val="Hyperlink"/>
@@ -2388,7 +2423,7 @@
           <w:sz w:val="24"/>
           <w:u w:val="single"/>
         </w:rPr>
-        <w:hyperlink r:id="rId20" w:history="1">
+        <w:hyperlink r:id="rId19" w:history="1">
           <w:r>
             <w:rPr>
               <w:rStyle w:val="Hyperlink"/>
@@ -2669,7 +2704,7 @@
           <w:sz w:val="24"/>
           <w:u w:val="single"/>
         </w:rPr>
-        <w:hyperlink r:id="rId21" w:history="1">
+        <w:hyperlink r:id="rId20" w:history="1">
           <w:r>
             <w:rPr>
               <w:rStyle w:val="Hyperlink"/>
@@ -2698,7 +2733,7 @@
           <w:sz w:val="24"/>
           <w:u w:val="single"/>
         </w:rPr>
-        <w:hyperlink r:id="rId21" w:history="1">
+        <w:hyperlink r:id="rId20" w:history="1">
           <w:r>
             <w:rPr>
               <w:rStyle w:val="Hyperlink"/>
@@ -2725,8 +2760,9 @@
           <w:i w:val="0"/>
           <w:color w:val="0000FF"/>
           <w:sz w:val="24"/>
-        </w:rPr>
-        <w:hyperlink r:id="rId21" w:history="1">
+          <w:u w:val="single"/>
+        </w:rPr>
+        <w:hyperlink r:id="rId20" w:history="1">
           <w:r>
             <w:rPr>
               <w:rStyle w:val="Hyperlink"/>
@@ -2744,7 +2780,7 @@
           <w:sz w:val="24"/>
           <w:u w:val="single"/>
         </w:rPr>
-        <w:hyperlink r:id="rId21" w:history="1">
+        <w:hyperlink r:id="rId10" w:history="1">
           <w:r>
             <w:rPr>
               <w:rStyle w:val="Hyperlink"/>
@@ -2791,7 +2827,7 @@
           <w:sz w:val="24"/>
           <w:u w:val="single"/>
         </w:rPr>
-        <w:hyperlink r:id="rId21" w:history="1">
+        <w:hyperlink r:id="rId10" w:history="1">
           <w:r>
             <w:rPr>
               <w:rStyle w:val="Hyperlink"/>
@@ -2820,7 +2856,7 @@
           <w:sz w:val="24"/>
           <w:u w:val="single"/>
         </w:rPr>
-        <w:hyperlink r:id="rId21" w:history="1">
+        <w:hyperlink r:id="rId10" w:history="1">
           <w:r>
             <w:rPr>
               <w:rStyle w:val="Hyperlink"/>
@@ -2838,7 +2874,7 @@
           <w:sz w:val="24"/>
           <w:u w:val="single"/>
         </w:rPr>
-        <w:hyperlink r:id="rId21" w:history="1">
+        <w:hyperlink r:id="rId10" w:history="1">
           <w:r>
             <w:rPr>
               <w:rStyle w:val="Hyperlink"/>
@@ -2856,7 +2892,7 @@
           <w:sz w:val="24"/>
           <w:u w:val="single"/>
         </w:rPr>
-        <w:hyperlink r:id="rId21" w:history="1">
+        <w:hyperlink r:id="rId10" w:history="1">
           <w:r>
             <w:rPr>
               <w:rStyle w:val="Hyperlink"/>
@@ -2885,7 +2921,7 @@
           <w:sz w:val="24"/>
           <w:u w:val="single"/>
         </w:rPr>
-        <w:hyperlink r:id="rId21" w:history="1">
+        <w:hyperlink r:id="rId10" w:history="1">
           <w:r>
             <w:rPr>
               <w:rStyle w:val="Hyperlink"/>
@@ -2903,7 +2939,7 @@
           <w:sz w:val="24"/>
           <w:u w:val="single"/>
         </w:rPr>
-        <w:hyperlink r:id="rId21" w:history="1">
+        <w:hyperlink r:id="rId10" w:history="1">
           <w:r>
             <w:rPr>
               <w:rStyle w:val="Hyperlink"/>
@@ -2932,7 +2968,7 @@
           <w:sz w:val="24"/>
           <w:u w:val="single"/>
         </w:rPr>
-        <w:hyperlink r:id="rId21" w:history="1">
+        <w:hyperlink r:id="rId10" w:history="1">
           <w:r>
             <w:rPr>
               <w:rStyle w:val="Hyperlink"/>
@@ -2950,7 +2986,7 @@
           <w:sz w:val="24"/>
           <w:u w:val="single"/>
         </w:rPr>
-        <w:hyperlink r:id="rId21" w:history="1">
+        <w:hyperlink r:id="rId10" w:history="1">
           <w:r>
             <w:rPr>
               <w:rStyle w:val="Hyperlink"/>
@@ -2968,7 +3004,7 @@
           <w:sz w:val="24"/>
           <w:u w:val="single"/>
         </w:rPr>
-        <w:hyperlink r:id="rId21" w:history="1">
+        <w:hyperlink r:id="rId10" w:history="1">
           <w:r>
             <w:rPr>
               <w:rStyle w:val="Hyperlink"/>
@@ -2986,7 +3022,7 @@
           <w:sz w:val="24"/>
           <w:u w:val="single"/>
         </w:rPr>
-        <w:hyperlink r:id="rId21" w:history="1">
+        <w:hyperlink r:id="rId10" w:history="1">
           <w:r>
             <w:rPr>
               <w:rStyle w:val="Hyperlink"/>
@@ -3015,7 +3051,7 @@
           <w:sz w:val="24"/>
           <w:u w:val="single"/>
         </w:rPr>
-        <w:hyperlink r:id="rId21" w:history="1">
+        <w:hyperlink r:id="rId20" w:history="1">
           <w:r>
             <w:rPr>
               <w:rStyle w:val="Hyperlink"/>
@@ -3044,7 +3080,7 @@
           <w:sz w:val="24"/>
           <w:u w:val="single"/>
         </w:rPr>
-        <w:hyperlink r:id="rId21" w:history="1">
+        <w:hyperlink r:id="rId20" w:history="1">
           <w:r>
             <w:rPr>
               <w:rStyle w:val="Hyperlink"/>
@@ -3062,7 +3098,7 @@
           <w:sz w:val="24"/>
           <w:u w:val="single"/>
         </w:rPr>
-        <w:hyperlink r:id="rId21" w:history="1">
+        <w:hyperlink r:id="rId20" w:history="1">
           <w:r>
             <w:rPr>
               <w:rStyle w:val="Hyperlink"/>
@@ -3090,7 +3126,7 @@
           <w:color w:val="000000"/>
           <w:sz w:val="24"/>
         </w:rPr>
-        <w:hyperlink r:id="rId21" w:history="1">
+        <w:hyperlink r:id="rId20" w:history="1">
           <w:r>
             <w:rPr>
               <w:rStyle w:val="Hyperlink"/>
@@ -3108,7 +3144,7 @@
           <w:color w:val="000000"/>
           <w:sz w:val="24"/>
         </w:rPr>
-        <w:hyperlink r:id="rId21" w:history="1">
+        <w:hyperlink r:id="rId20" w:history="1">
           <w:r>
             <w:rPr>
               <w:rStyle w:val="Hyperlink"/>
@@ -3126,7 +3162,7 @@
           <w:color w:val="000000"/>
           <w:sz w:val="24"/>
         </w:rPr>
-        <w:hyperlink r:id="rId21" w:history="1">
+        <w:hyperlink r:id="rId20" w:history="1">
           <w:r>
             <w:rPr>
               <w:rStyle w:val="Hyperlink"/>
@@ -3144,7 +3180,7 @@
           <w:color w:val="000000"/>
           <w:sz w:val="24"/>
         </w:rPr>
-        <w:hyperlink r:id="rId21" w:history="1">
+        <w:hyperlink r:id="rId20" w:history="1">
           <w:r>
             <w:rPr>
               <w:rStyle w:val="Hyperlink"/>
@@ -3161,7 +3197,7 @@
           <w:color w:val="000000"/>
           <w:sz w:val="24"/>
         </w:rPr>
-        <w:hyperlink r:id="rId21" w:history="1">
+        <w:hyperlink r:id="rId20" w:history="1">
           <w:r>
             <w:rPr>
               <w:rStyle w:val="Hyperlink"/>
@@ -3189,14 +3225,17 @@
           <w:color w:val="000000"/>
           <w:sz w:val="24"/>
         </w:rPr>
-        <w:hyperlink r:id="rId21" w:history="1">
-          <w:r>
-            <w:rPr>
-              <w:rStyle w:val="Hyperlink"/>
-            </w:rPr>
-            <w:t xml:space="preserve">findings </w:t>
-          </w:r>
-        </w:hyperlink>
+        <w:t>findings of scientific research</w:t>
+      </w:r>
+      <w:r>
+        <w:rPr>
+          <w:rFonts w:ascii="Charis SIL Regular" w:hAnsi="Charis SIL Regular" w:eastAsia="Charis SIL Regular"/>
+          <w:b w:val="0"/>
+          <w:i w:val="0"/>
+          <w:color w:val="000000"/>
+          <w:sz w:val="24"/>
+        </w:rPr>
+        <w:t xml:space="preserve"> w</w:t>
       </w:r>
       <w:r>
         <w:rPr>
@@ -3207,112 +3246,7 @@
           <w:color w:val="000000"/>
           <w:sz w:val="24"/>
         </w:rPr>
-        <w:t>o</w:t>
-      </w:r>
-      <w:r>
-        <w:rPr>
-          <w:u w:val="single" w:color="0000ff"/>
-          <w:rFonts w:ascii="Charis SIL Regular" w:hAnsi="Charis SIL Regular" w:eastAsia="Charis SIL Regular"/>
-          <w:b w:val="0"/>
-          <w:i w:val="0"/>
-          <w:color w:val="000000"/>
-          <w:sz w:val="24"/>
-        </w:rPr>
-        <w:hyperlink r:id="rId21" w:history="1">
-          <w:r>
-            <w:rPr>
-              <w:rStyle w:val="Hyperlink"/>
-            </w:rPr>
-            <w:t>f</w:t>
-          </w:r>
-        </w:hyperlink>
-      </w:r>
-      <w:r>
-        <w:rPr>
-          <w:u w:val="single" w:color="0000ff"/>
-          <w:rFonts w:ascii="Charis SIL Regular" w:hAnsi="Charis SIL Regular" w:eastAsia="Charis SIL Regular"/>
-          <w:b w:val="0"/>
-          <w:i w:val="0"/>
-          <w:color w:val="000000"/>
-          <w:sz w:val="24"/>
-        </w:rPr>
-        <w:hyperlink r:id="rId21" w:history="1">
-          <w:r>
-            <w:rPr>
-              <w:rStyle w:val="Hyperlink"/>
-            </w:rPr>
-            <w:t xml:space="preserve"> scien</w:t>
-          </w:r>
-        </w:hyperlink>
-      </w:r>
-      <w:r>
-        <w:rPr>
-          <w:u w:val="single" w:color="0000ff"/>
-          <w:rFonts w:ascii="Charis SIL Regular" w:hAnsi="Charis SIL Regular" w:eastAsia="Charis SIL Regular"/>
-          <w:b w:val="0"/>
-          <w:i w:val="0"/>
-          <w:color w:val="000000"/>
-          <w:sz w:val="24"/>
-        </w:rPr>
-        <w:hyperlink r:id="rId21" w:history="1">
-          <w:r>
-            <w:rPr>
-              <w:rStyle w:val="Hyperlink"/>
-            </w:rPr>
-            <w:t>tifi</w:t>
-          </w:r>
-        </w:hyperlink>
-      </w:r>
-      <w:r>
-        <w:rPr>
-          <w:u w:val="single" w:color="0000ff"/>
-          <w:rFonts w:ascii="Charis SIL Regular" w:hAnsi="Charis SIL Regular" w:eastAsia="Charis SIL Regular"/>
-          <w:b w:val="0"/>
-          <w:i w:val="0"/>
-          <w:color w:val="000000"/>
-          <w:sz w:val="24"/>
-        </w:rPr>
-        <w:t>c</w:t>
-      </w:r>
-      <w:r>
-        <w:rPr>
-          <w:u w:val="single" w:color="0000ff"/>
-          <w:rFonts w:ascii="Charis SIL Regular" w:hAnsi="Charis SIL Regular" w:eastAsia="Charis SIL Regular"/>
-          <w:b w:val="0"/>
-          <w:i w:val="0"/>
-          <w:color w:val="000000"/>
-          <w:sz w:val="24"/>
-        </w:rPr>
-        <w:t xml:space="preserve"> </w:t>
-      </w:r>
-      <w:r>
-        <w:rPr>
-          <w:u w:val="single" w:color="0000ff"/>
-          <w:rFonts w:ascii="Charis SIL Regular" w:hAnsi="Charis SIL Regular" w:eastAsia="Charis SIL Regular"/>
-          <w:b w:val="0"/>
-          <w:i w:val="0"/>
-          <w:color w:val="000000"/>
-          <w:sz w:val="24"/>
-        </w:rPr>
-        <w:hyperlink r:id="rId21" w:history="1">
-          <w:r>
-            <w:rPr>
-              <w:rStyle w:val="Hyperlink"/>
-            </w:rPr>
-            <w:t>research w</w:t>
-          </w:r>
-        </w:hyperlink>
-      </w:r>
-      <w:r>
-        <w:rPr>
-          <w:u w:val="single" w:color="0000ff"/>
-          <w:rFonts w:ascii="Charis SIL Regular" w:hAnsi="Charis SIL Regular" w:eastAsia="Charis SIL Regular"/>
-          <w:b w:val="0"/>
-          <w:i w:val="0"/>
-          <w:color w:val="000000"/>
-          <w:sz w:val="24"/>
-        </w:rPr>
-        <w:hyperlink r:id="rId21" w:history="1">
+        <w:hyperlink r:id="rId20" w:history="1">
           <w:r>
             <w:rPr>
               <w:rStyle w:val="Hyperlink"/>
@@ -3330,7 +3264,7 @@
           <w:color w:val="000000"/>
           <w:sz w:val="24"/>
         </w:rPr>
-        <w:hyperlink r:id="rId21" w:history="1">
+        <w:hyperlink r:id="rId20" w:history="1">
           <w:r>
             <w:rPr>
               <w:rStyle w:val="Hyperlink"/>
@@ -3348,12 +3282,12 @@
           <w:color w:val="000000"/>
           <w:sz w:val="24"/>
         </w:rPr>
-        <w:hyperlink r:id="rId21" w:history="1">
+        <w:hyperlink r:id="rId20" w:history="1">
           <w:r>
             <w:rPr>
               <w:rStyle w:val="Hyperlink"/>
             </w:rPr>
-            <w:t xml:space="preserve">ished </w:t>
+            <w:t>ished in</w:t>
           </w:r>
         </w:hyperlink>
       </w:r>
@@ -3365,7 +3299,7 @@
           <w:color w:val="000000"/>
           <w:sz w:val="24"/>
         </w:rPr>
-        <w:t xml:space="preserve">in journals and books. The objects, documents </w:t>
+        <w:t xml:space="preserve"> journals and books. The objects, documents </w:t>
       </w:r>
       <w:r>
         <w:rPr>
@@ -3406,7 +3340,7 @@
           <w:sz w:val="24"/>
           <w:u w:val="single"/>
         </w:rPr>
-        <w:hyperlink r:id="rId22" w:history="1">
+        <w:hyperlink r:id="rId21" w:history="1">
           <w:r>
             <w:rPr>
               <w:rStyle w:val="Hyperlink"/>
@@ -3435,7 +3369,7 @@
           <w:sz w:val="24"/>
           <w:u w:val="single"/>
         </w:rPr>
-        <w:hyperlink r:id="rId22" w:history="1">
+        <w:hyperlink r:id="rId21" w:history="1">
           <w:r>
             <w:rPr>
               <w:rStyle w:val="Hyperlink"/>
@@ -3625,7 +3559,7 @@
           <w:sz w:val="24"/>
           <w:u w:val="single"/>
         </w:rPr>
-        <w:hyperlink r:id="rId23" w:history="1">
+        <w:hyperlink r:id="rId22" w:history="1">
           <w:r>
             <w:rPr>
               <w:rStyle w:val="Hyperlink"/>
@@ -3654,7 +3588,7 @@
           <w:sz w:val="24"/>
           <w:u w:val="single"/>
         </w:rPr>
-        <w:hyperlink r:id="rId23" w:history="1">
+        <w:hyperlink r:id="rId22" w:history="1">
           <w:r>
             <w:rPr>
               <w:rStyle w:val="Hyperlink"/>
@@ -3855,7 +3789,7 @@
           <w:sz w:val="24"/>
           <w:u w:val="single"/>
         </w:rPr>
-        <w:hyperlink r:id="rId24" w:history="1">
+        <w:hyperlink r:id="rId23" w:history="1">
           <w:r>
             <w:rPr>
               <w:rStyle w:val="Hyperlink"/>
@@ -3884,7 +3818,7 @@
           <w:sz w:val="24"/>
           <w:u w:val="single"/>
         </w:rPr>
-        <w:hyperlink r:id="rId24" w:history="1">
+        <w:hyperlink r:id="rId23" w:history="1">
           <w:r>
             <w:rPr>
               <w:rStyle w:val="Hyperlink"/>
@@ -3913,7 +3847,7 @@
           <w:sz w:val="24"/>
           <w:u w:val="single"/>
         </w:rPr>
-        <w:hyperlink r:id="rId24" w:history="1">
+        <w:hyperlink r:id="rId23" w:history="1">
           <w:r>
             <w:rPr>
               <w:rStyle w:val="Hyperlink"/>
@@ -3942,7 +3876,7 @@
           <w:sz w:val="24"/>
           <w:u w:val="single"/>
         </w:rPr>
-        <w:hyperlink r:id="rId24" w:history="1">
+        <w:hyperlink r:id="rId23" w:history="1">
           <w:r>
             <w:rPr>
               <w:rStyle w:val="Hyperlink"/>
@@ -3971,7 +3905,7 @@
           <w:sz w:val="24"/>
           <w:u w:val="single"/>
         </w:rPr>
-        <w:hyperlink r:id="rId24" w:history="1">
+        <w:hyperlink r:id="rId23" w:history="1">
           <w:r>
             <w:rPr>
               <w:rStyle w:val="Hyperlink"/>
@@ -4039,7 +3973,7 @@
           <w:sz w:val="24"/>
           <w:u w:val="single"/>
         </w:rPr>
-        <w:hyperlink r:id="rId25" w:history="1">
+        <w:hyperlink r:id="rId24" w:history="1">
           <w:r>
             <w:rPr>
               <w:rStyle w:val="Hyperlink"/>
@@ -4068,7 +4002,7 @@
           <w:sz w:val="24"/>
           <w:u w:val="single"/>
         </w:rPr>
-        <w:hyperlink r:id="rId25" w:history="1">
+        <w:hyperlink r:id="rId24" w:history="1">
           <w:r>
             <w:rPr>
               <w:rStyle w:val="Hyperlink"/>
@@ -4097,7 +4031,7 @@
           <w:sz w:val="24"/>
           <w:u w:val="single"/>
         </w:rPr>
-        <w:hyperlink r:id="rId25" w:history="1">
+        <w:hyperlink r:id="rId24" w:history="1">
           <w:r>
             <w:rPr>
               <w:rStyle w:val="Hyperlink"/>
@@ -4153,7 +4087,7 @@
           <w:sz w:val="24"/>
           <w:u w:val="single"/>
         </w:rPr>
-        <w:hyperlink r:id="rId26" w:history="1">
+        <w:hyperlink r:id="rId25" w:history="1">
           <w:r>
             <w:rPr>
               <w:rStyle w:val="Hyperlink"/>
@@ -4181,7 +4115,7 @@
           <w:sz w:val="24"/>
           <w:u w:val="single"/>
         </w:rPr>
-        <w:hyperlink r:id="rId27" w:history="1">
+        <w:hyperlink r:id="rId24" w:history="1">
           <w:r>
             <w:rPr>
               <w:rStyle w:val="Hyperlink"/>
@@ -4210,7 +4144,7 @@
           <w:sz w:val="24"/>
           <w:u w:val="single"/>
         </w:rPr>
-        <w:hyperlink r:id="rId27" w:history="1">
+        <w:hyperlink r:id="rId24" w:history="1">
           <w:r>
             <w:rPr>
               <w:rStyle w:val="Hyperlink"/>
@@ -4228,7 +4162,7 @@
           <w:sz w:val="24"/>
           <w:u w:val="single"/>
         </w:rPr>
-        <w:hyperlink r:id="rId27" w:history="1">
+        <w:hyperlink r:id="rId24" w:history="1">
           <w:r>
             <w:rPr>
               <w:rStyle w:val="Hyperlink"/>
@@ -4246,7 +4180,7 @@
           <w:sz w:val="24"/>
           <w:u w:val="single"/>
         </w:rPr>
-        <w:hyperlink r:id="rId27" w:history="1">
+        <w:hyperlink r:id="rId24" w:history="1">
           <w:r>
             <w:rPr>
               <w:rStyle w:val="Hyperlink"/>
@@ -4264,7 +4198,7 @@
           <w:sz w:val="24"/>
           <w:u w:val="single"/>
         </w:rPr>
-        <w:hyperlink r:id="rId25" w:history="1">
+        <w:hyperlink r:id="rId24" w:history="1">
           <w:r>
             <w:rPr>
               <w:rStyle w:val="Hyperlink"/>
@@ -4293,6 +4227,7 @@
           <w:i w:val="0"/>
           <w:color w:val="0000FF"/>
           <w:sz w:val="24"/>
+          <w:u w:val="single"/>
         </w:rPr>
         <w:t>Mus</w:t>
       </w:r>
@@ -4305,7 +4240,7 @@
           <w:sz w:val="24"/>
           <w:u w:val="single"/>
         </w:rPr>
-        <w:hyperlink r:id="rId27" w:history="1">
+        <w:hyperlink r:id="rId26" w:history="1">
           <w:r>
             <w:rPr>
               <w:rStyle w:val="Hyperlink"/>
@@ -4334,7 +4269,7 @@
           <w:sz w:val="24"/>
           <w:u w:val="single"/>
         </w:rPr>
-        <w:hyperlink r:id="rId27" w:history="1">
+        <w:hyperlink r:id="rId26" w:history="1">
           <w:r>
             <w:rPr>
               <w:rStyle w:val="Hyperlink"/>
@@ -4352,7 +4287,7 @@
           <w:sz w:val="24"/>
           <w:u w:val="single"/>
         </w:rPr>
-        <w:hyperlink r:id="rId27" w:history="1">
+        <w:hyperlink r:id="rId26" w:history="1">
           <w:r>
             <w:rPr>
               <w:rStyle w:val="Hyperlink"/>
@@ -4370,7 +4305,7 @@
           <w:color w:val="000000"/>
           <w:sz w:val="24"/>
         </w:rPr>
-        <w:hyperlink r:id="rId27" w:history="1">
+        <w:hyperlink r:id="rId26" w:history="1">
           <w:r>
             <w:rPr>
               <w:rStyle w:val="Hyperlink"/>
@@ -4438,7 +4373,7 @@
           <w:sz w:val="24"/>
           <w:u w:val="single"/>
         </w:rPr>
-        <w:hyperlink r:id="rId28" w:history="1">
+        <w:hyperlink r:id="rId27" w:history="1">
           <w:r>
             <w:rPr>
               <w:rStyle w:val="Hyperlink"/>
@@ -4456,7 +4391,7 @@
           <w:sz w:val="24"/>
           <w:u w:val="single"/>
         </w:rPr>
-        <w:hyperlink r:id="rId28" w:history="1">
+        <w:hyperlink r:id="rId27" w:history="1">
           <w:r>
             <w:rPr>
               <w:rStyle w:val="Hyperlink"/>
@@ -4485,7 +4420,7 @@
           <w:sz w:val="24"/>
           <w:u w:val="single"/>
         </w:rPr>
-        <w:hyperlink r:id="rId28" w:history="1">
+        <w:hyperlink r:id="rId27" w:history="1">
           <w:r>
             <w:rPr>
               <w:rStyle w:val="Hyperlink"/>
@@ -4563,7 +4498,7 @@
           <w:sz w:val="24"/>
           <w:u w:val="single"/>
         </w:rPr>
-        <w:hyperlink r:id="rId29" w:history="1">
+        <w:hyperlink r:id="rId28" w:history="1">
           <w:r>
             <w:rPr>
               <w:rStyle w:val="Hyperlink"/>
@@ -4592,7 +4527,7 @@
           <w:sz w:val="24"/>
           <w:u w:val="single"/>
         </w:rPr>
-        <w:hyperlink r:id="rId29" w:history="1">
+        <w:hyperlink r:id="rId28" w:history="1">
           <w:r>
             <w:rPr>
               <w:rStyle w:val="Hyperlink"/>
@@ -4620,7 +4555,7 @@
           <w:sz w:val="24"/>
           <w:u w:val="single"/>
         </w:rPr>
-        <w:hyperlink r:id="rId30" w:history="1">
+        <w:hyperlink r:id="rId29" w:history="1">
           <w:r>
             <w:rPr>
               <w:rStyle w:val="Hyperlink"/>
@@ -4648,7 +4583,7 @@
           <w:color w:val="000000"/>
           <w:sz w:val="24"/>
         </w:rPr>
-        <w:hyperlink r:id="rId29" w:history="1">
+        <w:hyperlink r:id="rId28" w:history="1">
           <w:r>
             <w:rPr>
               <w:rStyle w:val="Hyperlink"/>
@@ -4666,7 +4601,7 @@
           <w:color w:val="000000"/>
           <w:sz w:val="24"/>
         </w:rPr>
-        <w:hyperlink r:id="rId29" w:history="1">
+        <w:hyperlink r:id="rId28" w:history="1">
           <w:r>
             <w:rPr>
               <w:rStyle w:val="Hyperlink"/>
@@ -4694,7 +4629,7 @@
           <w:color w:val="000000"/>
           <w:sz w:val="24"/>
         </w:rPr>
-        <w:hyperlink r:id="rId30" w:history="1">
+        <w:hyperlink r:id="rId29" w:history="1">
           <w:r>
             <w:rPr>
               <w:rStyle w:val="Hyperlink"/>

--- a/EXPORTS/DOCX/published/niveau2/English/Indonesia.docx
+++ b/EXPORTS/DOCX/published/niveau2/English/Indonesia.docx
@@ -1179,61 +1179,7 @@
           <w:color w:val="000000"/>
           <w:sz w:val="24"/>
         </w:rPr>
-        <w:t>. For more detailed information and sources rela</w:t>
-      </w:r>
-      <w:r>
-        <w:rPr>
-          <w:u w:val="single" w:color="0000ff"/>
-          <w:rFonts w:ascii="Charis SIL Regular" w:hAnsi="Charis SIL Regular" w:eastAsia="Charis SIL Regular"/>
-          <w:b w:val="0"/>
-          <w:i w:val="0"/>
-          <w:color w:val="000000"/>
-          <w:sz w:val="24"/>
-        </w:rPr>
-        <w:hyperlink r:id="rId12" w:history="1">
-          <w:r>
-            <w:rPr>
-              <w:rStyle w:val="Hyperlink"/>
-            </w:rPr>
-            <w:t>ting to t</w:t>
-          </w:r>
-        </w:hyperlink>
-      </w:r>
-      <w:r>
-        <w:rPr>
-          <w:u w:val="single" w:color="0000ff"/>
-          <w:rFonts w:ascii="Charis SIL Regular" w:hAnsi="Charis SIL Regular" w:eastAsia="Charis SIL Regular"/>
-          <w:b w:val="0"/>
-          <w:i w:val="0"/>
-          <w:color w:val="000000"/>
-          <w:sz w:val="24"/>
-        </w:rPr>
-        <w:hyperlink r:id="rId12" w:history="1">
-          <w:r>
-            <w:rPr>
-              <w:rStyle w:val="Hyperlink"/>
-            </w:rPr>
-            <w:t>h</w:t>
-          </w:r>
-        </w:hyperlink>
-      </w:r>
-      <w:r>
-        <w:rPr>
-          <w:u w:val="single" w:color="0000ff"/>
-          <w:rFonts w:ascii="Charis SIL Regular" w:hAnsi="Charis SIL Regular" w:eastAsia="Charis SIL Regular"/>
-          <w:b w:val="0"/>
-          <w:i w:val="0"/>
-          <w:color w:val="000000"/>
-          <w:sz w:val="24"/>
-        </w:rPr>
-        <w:hyperlink r:id="rId12" w:history="1">
-          <w:r>
-            <w:rPr>
-              <w:rStyle w:val="Hyperlink"/>
-            </w:rPr>
-            <w:t>e Batavia</w:t>
-          </w:r>
-        </w:hyperlink>
+        <w:t>. For more detailed information and sources relating to the Batavia</w:t>
       </w:r>
       <w:r>
         <w:rPr>
@@ -1734,6 +1680,7 @@
       </w:r>
       <w:r>
         <w:rPr>
+          <w:u w:val="single" w:color="0000ff"/>
           <w:rFonts w:ascii="Charis SIL Regular" w:hAnsi="Charis SIL Regular" w:eastAsia="Charis SIL Regular"/>
           <w:b w:val="0"/>
           <w:i w:val="0"/>
@@ -2376,7 +2323,7 @@
           <w:sz w:val="24"/>
           <w:u w:val="single"/>
         </w:rPr>
-        <w:hyperlink r:id="rId19" w:history="1">
+        <w:hyperlink r:id="rId20" w:history="1">
           <w:r>
             <w:rPr>
               <w:rStyle w:val="Hyperlink"/>
@@ -2394,7 +2341,7 @@
           <w:sz w:val="24"/>
           <w:u w:val="single"/>
         </w:rPr>
-        <w:hyperlink r:id="rId19" w:history="1">
+        <w:hyperlink r:id="rId20" w:history="1">
           <w:r>
             <w:rPr>
               <w:rStyle w:val="Hyperlink"/>
@@ -2423,7 +2370,7 @@
           <w:sz w:val="24"/>
           <w:u w:val="single"/>
         </w:rPr>
-        <w:hyperlink r:id="rId19" w:history="1">
+        <w:hyperlink r:id="rId20" w:history="1">
           <w:r>
             <w:rPr>
               <w:rStyle w:val="Hyperlink"/>
@@ -2704,7 +2651,7 @@
           <w:sz w:val="24"/>
           <w:u w:val="single"/>
         </w:rPr>
-        <w:hyperlink r:id="rId20" w:history="1">
+        <w:hyperlink r:id="rId21" w:history="1">
           <w:r>
             <w:rPr>
               <w:rStyle w:val="Hyperlink"/>
@@ -2733,7 +2680,7 @@
           <w:sz w:val="24"/>
           <w:u w:val="single"/>
         </w:rPr>
-        <w:hyperlink r:id="rId20" w:history="1">
+        <w:hyperlink r:id="rId21" w:history="1">
           <w:r>
             <w:rPr>
               <w:rStyle w:val="Hyperlink"/>
@@ -2760,9 +2707,8 @@
           <w:i w:val="0"/>
           <w:color w:val="0000FF"/>
           <w:sz w:val="24"/>
-          <w:u w:val="single"/>
-        </w:rPr>
-        <w:hyperlink r:id="rId20" w:history="1">
+        </w:rPr>
+        <w:hyperlink r:id="rId21" w:history="1">
           <w:r>
             <w:rPr>
               <w:rStyle w:val="Hyperlink"/>
@@ -3051,7 +2997,7 @@
           <w:sz w:val="24"/>
           <w:u w:val="single"/>
         </w:rPr>
-        <w:hyperlink r:id="rId20" w:history="1">
+        <w:hyperlink r:id="rId10" w:history="1">
           <w:r>
             <w:rPr>
               <w:rStyle w:val="Hyperlink"/>
@@ -3080,7 +3026,7 @@
           <w:sz w:val="24"/>
           <w:u w:val="single"/>
         </w:rPr>
-        <w:hyperlink r:id="rId20" w:history="1">
+        <w:hyperlink r:id="rId10" w:history="1">
           <w:r>
             <w:rPr>
               <w:rStyle w:val="Hyperlink"/>
@@ -3098,7 +3044,7 @@
           <w:sz w:val="24"/>
           <w:u w:val="single"/>
         </w:rPr>
-        <w:hyperlink r:id="rId20" w:history="1">
+        <w:hyperlink r:id="rId21" w:history="1">
           <w:r>
             <w:rPr>
               <w:rStyle w:val="Hyperlink"/>
@@ -3126,7 +3072,7 @@
           <w:color w:val="000000"/>
           <w:sz w:val="24"/>
         </w:rPr>
-        <w:hyperlink r:id="rId20" w:history="1">
+        <w:hyperlink r:id="rId21" w:history="1">
           <w:r>
             <w:rPr>
               <w:rStyle w:val="Hyperlink"/>
@@ -3144,7 +3090,7 @@
           <w:color w:val="000000"/>
           <w:sz w:val="24"/>
         </w:rPr>
-        <w:hyperlink r:id="rId20" w:history="1">
+        <w:hyperlink r:id="rId21" w:history="1">
           <w:r>
             <w:rPr>
               <w:rStyle w:val="Hyperlink"/>
@@ -3162,7 +3108,7 @@
           <w:color w:val="000000"/>
           <w:sz w:val="24"/>
         </w:rPr>
-        <w:hyperlink r:id="rId20" w:history="1">
+        <w:hyperlink r:id="rId21" w:history="1">
           <w:r>
             <w:rPr>
               <w:rStyle w:val="Hyperlink"/>
@@ -3180,7 +3126,7 @@
           <w:color w:val="000000"/>
           <w:sz w:val="24"/>
         </w:rPr>
-        <w:hyperlink r:id="rId20" w:history="1">
+        <w:hyperlink r:id="rId21" w:history="1">
           <w:r>
             <w:rPr>
               <w:rStyle w:val="Hyperlink"/>
@@ -3197,7 +3143,7 @@
           <w:color w:val="000000"/>
           <w:sz w:val="24"/>
         </w:rPr>
-        <w:hyperlink r:id="rId20" w:history="1">
+        <w:hyperlink r:id="rId21" w:history="1">
           <w:r>
             <w:rPr>
               <w:rStyle w:val="Hyperlink"/>
@@ -3225,17 +3171,25 @@
           <w:color w:val="000000"/>
           <w:sz w:val="24"/>
         </w:rPr>
-        <w:t>findings of scientific research</w:t>
-      </w:r>
-      <w:r>
-        <w:rPr>
+        <w:hyperlink r:id="rId21" w:history="1">
+          <w:r>
+            <w:rPr>
+              <w:rStyle w:val="Hyperlink"/>
+            </w:rPr>
+            <w:t xml:space="preserve">findings </w:t>
+          </w:r>
+        </w:hyperlink>
+      </w:r>
+      <w:r>
+        <w:rPr>
+          <w:u w:val="single" w:color="0000ff"/>
           <w:rFonts w:ascii="Charis SIL Regular" w:hAnsi="Charis SIL Regular" w:eastAsia="Charis SIL Regular"/>
           <w:b w:val="0"/>
           <w:i w:val="0"/>
           <w:color w:val="000000"/>
           <w:sz w:val="24"/>
         </w:rPr>
-        <w:t xml:space="preserve"> w</w:t>
+        <w:t>o</w:t>
       </w:r>
       <w:r>
         <w:rPr>
@@ -3246,7 +3200,101 @@
           <w:color w:val="000000"/>
           <w:sz w:val="24"/>
         </w:rPr>
-        <w:hyperlink r:id="rId20" w:history="1">
+        <w:hyperlink r:id="rId21" w:history="1">
+          <w:r>
+            <w:rPr>
+              <w:rStyle w:val="Hyperlink"/>
+            </w:rPr>
+            <w:t>f</w:t>
+          </w:r>
+        </w:hyperlink>
+      </w:r>
+      <w:r>
+        <w:rPr>
+          <w:u w:val="single" w:color="0000ff"/>
+          <w:rFonts w:ascii="Charis SIL Regular" w:hAnsi="Charis SIL Regular" w:eastAsia="Charis SIL Regular"/>
+          <w:b w:val="0"/>
+          <w:i w:val="0"/>
+          <w:color w:val="000000"/>
+          <w:sz w:val="24"/>
+        </w:rPr>
+        <w:hyperlink r:id="rId21" w:history="1">
+          <w:r>
+            <w:rPr>
+              <w:rStyle w:val="Hyperlink"/>
+            </w:rPr>
+            <w:t xml:space="preserve"> scien</w:t>
+          </w:r>
+        </w:hyperlink>
+      </w:r>
+      <w:r>
+        <w:rPr>
+          <w:u w:val="single" w:color="0000ff"/>
+          <w:rFonts w:ascii="Charis SIL Regular" w:hAnsi="Charis SIL Regular" w:eastAsia="Charis SIL Regular"/>
+          <w:b w:val="0"/>
+          <w:i w:val="0"/>
+          <w:color w:val="000000"/>
+          <w:sz w:val="24"/>
+        </w:rPr>
+        <w:hyperlink r:id="rId21" w:history="1">
+          <w:r>
+            <w:rPr>
+              <w:rStyle w:val="Hyperlink"/>
+            </w:rPr>
+            <w:t>tifi</w:t>
+          </w:r>
+        </w:hyperlink>
+      </w:r>
+      <w:r>
+        <w:rPr>
+          <w:u w:val="single" w:color="0000ff"/>
+          <w:rFonts w:ascii="Charis SIL Regular" w:hAnsi="Charis SIL Regular" w:eastAsia="Charis SIL Regular"/>
+          <w:b w:val="0"/>
+          <w:i w:val="0"/>
+          <w:color w:val="000000"/>
+          <w:sz w:val="24"/>
+        </w:rPr>
+        <w:t>c</w:t>
+      </w:r>
+      <w:r>
+        <w:rPr>
+          <w:u w:val="single" w:color="0000ff"/>
+          <w:rFonts w:ascii="Charis SIL Regular" w:hAnsi="Charis SIL Regular" w:eastAsia="Charis SIL Regular"/>
+          <w:b w:val="0"/>
+          <w:i w:val="0"/>
+          <w:color w:val="000000"/>
+          <w:sz w:val="24"/>
+        </w:rPr>
+        <w:t xml:space="preserve"> </w:t>
+      </w:r>
+      <w:r>
+        <w:rPr>
+          <w:u w:val="single" w:color="0000ff"/>
+          <w:rFonts w:ascii="Charis SIL Regular" w:hAnsi="Charis SIL Regular" w:eastAsia="Charis SIL Regular"/>
+          <w:b w:val="0"/>
+          <w:i w:val="0"/>
+          <w:color w:val="000000"/>
+          <w:sz w:val="24"/>
+        </w:rPr>
+        <w:hyperlink r:id="rId21" w:history="1">
+          <w:r>
+            <w:rPr>
+              <w:rStyle w:val="Hyperlink"/>
+            </w:rPr>
+            <w:t>research w</w:t>
+          </w:r>
+        </w:hyperlink>
+      </w:r>
+      <w:r>
+        <w:rPr>
+          <w:u w:val="single" w:color="0000ff"/>
+          <w:rFonts w:ascii="Charis SIL Regular" w:hAnsi="Charis SIL Regular" w:eastAsia="Charis SIL Regular"/>
+          <w:b w:val="0"/>
+          <w:i w:val="0"/>
+          <w:color w:val="000000"/>
+          <w:sz w:val="24"/>
+        </w:rPr>
+        <w:hyperlink r:id="rId21" w:history="1">
           <w:r>
             <w:rPr>
               <w:rStyle w:val="Hyperlink"/>
@@ -3264,7 +3312,7 @@
           <w:color w:val="000000"/>
           <w:sz w:val="24"/>
         </w:rPr>
-        <w:hyperlink r:id="rId20" w:history="1">
+        <w:hyperlink r:id="rId21" w:history="1">
           <w:r>
             <w:rPr>
               <w:rStyle w:val="Hyperlink"/>
@@ -3282,12 +3330,12 @@
           <w:color w:val="000000"/>
           <w:sz w:val="24"/>
         </w:rPr>
-        <w:hyperlink r:id="rId20" w:history="1">
+        <w:hyperlink r:id="rId21" w:history="1">
           <w:r>
             <w:rPr>
               <w:rStyle w:val="Hyperlink"/>
             </w:rPr>
-            <w:t>ished in</w:t>
+            <w:t xml:space="preserve">ished </w:t>
           </w:r>
         </w:hyperlink>
       </w:r>
@@ -3299,7 +3347,7 @@
           <w:color w:val="000000"/>
           <w:sz w:val="24"/>
         </w:rPr>
-        <w:t xml:space="preserve"> journals and books. The objects, documents </w:t>
+        <w:t xml:space="preserve">in journals and books. The objects, documents </w:t>
       </w:r>
       <w:r>
         <w:rPr>
@@ -3340,7 +3388,7 @@
           <w:sz w:val="24"/>
           <w:u w:val="single"/>
         </w:rPr>
-        <w:hyperlink r:id="rId21" w:history="1">
+        <w:hyperlink r:id="rId22" w:history="1">
           <w:r>
             <w:rPr>
               <w:rStyle w:val="Hyperlink"/>
@@ -3369,7 +3417,7 @@
           <w:sz w:val="24"/>
           <w:u w:val="single"/>
         </w:rPr>
-        <w:hyperlink r:id="rId21" w:history="1">
+        <w:hyperlink r:id="rId22" w:history="1">
           <w:r>
             <w:rPr>
               <w:rStyle w:val="Hyperlink"/>
@@ -3559,7 +3607,7 @@
           <w:sz w:val="24"/>
           <w:u w:val="single"/>
         </w:rPr>
-        <w:hyperlink r:id="rId22" w:history="1">
+        <w:hyperlink r:id="rId23" w:history="1">
           <w:r>
             <w:rPr>
               <w:rStyle w:val="Hyperlink"/>
@@ -3588,7 +3636,7 @@
           <w:sz w:val="24"/>
           <w:u w:val="single"/>
         </w:rPr>
-        <w:hyperlink r:id="rId22" w:history="1">
+        <w:hyperlink r:id="rId23" w:history="1">
           <w:r>
             <w:rPr>
               <w:rStyle w:val="Hyperlink"/>
@@ -3789,7 +3837,7 @@
           <w:sz w:val="24"/>
           <w:u w:val="single"/>
         </w:rPr>
-        <w:hyperlink r:id="rId23" w:history="1">
+        <w:hyperlink r:id="rId24" w:history="1">
           <w:r>
             <w:rPr>
               <w:rStyle w:val="Hyperlink"/>
@@ -3818,7 +3866,7 @@
           <w:sz w:val="24"/>
           <w:u w:val="single"/>
         </w:rPr>
-        <w:hyperlink r:id="rId23" w:history="1">
+        <w:hyperlink r:id="rId24" w:history="1">
           <w:r>
             <w:rPr>
               <w:rStyle w:val="Hyperlink"/>
@@ -3847,7 +3895,7 @@
           <w:sz w:val="24"/>
           <w:u w:val="single"/>
         </w:rPr>
-        <w:hyperlink r:id="rId23" w:history="1">
+        <w:hyperlink r:id="rId24" w:history="1">
           <w:r>
             <w:rPr>
               <w:rStyle w:val="Hyperlink"/>
@@ -3876,7 +3924,7 @@
           <w:sz w:val="24"/>
           <w:u w:val="single"/>
         </w:rPr>
-        <w:hyperlink r:id="rId23" w:history="1">
+        <w:hyperlink r:id="rId24" w:history="1">
           <w:r>
             <w:rPr>
               <w:rStyle w:val="Hyperlink"/>
@@ -3905,7 +3953,7 @@
           <w:sz w:val="24"/>
           <w:u w:val="single"/>
         </w:rPr>
-        <w:hyperlink r:id="rId23" w:history="1">
+        <w:hyperlink r:id="rId24" w:history="1">
           <w:r>
             <w:rPr>
               <w:rStyle w:val="Hyperlink"/>
@@ -3973,7 +4021,7 @@
           <w:sz w:val="24"/>
           <w:u w:val="single"/>
         </w:rPr>
-        <w:hyperlink r:id="rId24" w:history="1">
+        <w:hyperlink r:id="rId25" w:history="1">
           <w:r>
             <w:rPr>
               <w:rStyle w:val="Hyperlink"/>
@@ -4002,7 +4050,7 @@
           <w:sz w:val="24"/>
           <w:u w:val="single"/>
         </w:rPr>
-        <w:hyperlink r:id="rId24" w:history="1">
+        <w:hyperlink r:id="rId25" w:history="1">
           <w:r>
             <w:rPr>
               <w:rStyle w:val="Hyperlink"/>
@@ -4031,7 +4079,7 @@
           <w:sz w:val="24"/>
           <w:u w:val="single"/>
         </w:rPr>
-        <w:hyperlink r:id="rId24" w:history="1">
+        <w:hyperlink r:id="rId25" w:history="1">
           <w:r>
             <w:rPr>
               <w:rStyle w:val="Hyperlink"/>
@@ -4087,7 +4135,7 @@
           <w:sz w:val="24"/>
           <w:u w:val="single"/>
         </w:rPr>
-        <w:hyperlink r:id="rId25" w:history="1">
+        <w:hyperlink r:id="rId26" w:history="1">
           <w:r>
             <w:rPr>
               <w:rStyle w:val="Hyperlink"/>
@@ -4115,7 +4163,7 @@
           <w:sz w:val="24"/>
           <w:u w:val="single"/>
         </w:rPr>
-        <w:hyperlink r:id="rId24" w:history="1">
+        <w:hyperlink r:id="rId27" w:history="1">
           <w:r>
             <w:rPr>
               <w:rStyle w:val="Hyperlink"/>
@@ -4144,7 +4192,7 @@
           <w:sz w:val="24"/>
           <w:u w:val="single"/>
         </w:rPr>
-        <w:hyperlink r:id="rId24" w:history="1">
+        <w:hyperlink r:id="rId27" w:history="1">
           <w:r>
             <w:rPr>
               <w:rStyle w:val="Hyperlink"/>
@@ -4162,7 +4210,7 @@
           <w:sz w:val="24"/>
           <w:u w:val="single"/>
         </w:rPr>
-        <w:hyperlink r:id="rId24" w:history="1">
+        <w:hyperlink r:id="rId27" w:history="1">
           <w:r>
             <w:rPr>
               <w:rStyle w:val="Hyperlink"/>
@@ -4180,7 +4228,7 @@
           <w:sz w:val="24"/>
           <w:u w:val="single"/>
         </w:rPr>
-        <w:hyperlink r:id="rId24" w:history="1">
+        <w:hyperlink r:id="rId27" w:history="1">
           <w:r>
             <w:rPr>
               <w:rStyle w:val="Hyperlink"/>
@@ -4198,7 +4246,7 @@
           <w:sz w:val="24"/>
           <w:u w:val="single"/>
         </w:rPr>
-        <w:hyperlink r:id="rId24" w:history="1">
+        <w:hyperlink r:id="rId27" w:history="1">
           <w:r>
             <w:rPr>
               <w:rStyle w:val="Hyperlink"/>
@@ -4229,7 +4277,14 @@
           <w:sz w:val="24"/>
           <w:u w:val="single"/>
         </w:rPr>
-        <w:t>Mus</w:t>
+        <w:hyperlink r:id="rId28" w:history="1">
+          <w:r>
+            <w:rPr>
+              <w:rStyle w:val="Hyperlink"/>
+            </w:rPr>
+            <w:t>Mus</w:t>
+          </w:r>
+        </w:hyperlink>
       </w:r>
       <w:r>
         <w:rPr>
@@ -4240,7 +4295,7 @@
           <w:sz w:val="24"/>
           <w:u w:val="single"/>
         </w:rPr>
-        <w:hyperlink r:id="rId26" w:history="1">
+        <w:hyperlink r:id="rId27" w:history="1">
           <w:r>
             <w:rPr>
               <w:rStyle w:val="Hyperlink"/>
@@ -4269,7 +4324,7 @@
           <w:sz w:val="24"/>
           <w:u w:val="single"/>
         </w:rPr>
-        <w:hyperlink r:id="rId26" w:history="1">
+        <w:hyperlink r:id="rId28" w:history="1">
           <w:r>
             <w:rPr>
               <w:rStyle w:val="Hyperlink"/>
@@ -4287,7 +4342,7 @@
           <w:sz w:val="24"/>
           <w:u w:val="single"/>
         </w:rPr>
-        <w:hyperlink r:id="rId26" w:history="1">
+        <w:hyperlink r:id="rId27" w:history="1">
           <w:r>
             <w:rPr>
               <w:rStyle w:val="Hyperlink"/>
@@ -4305,7 +4360,7 @@
           <w:color w:val="000000"/>
           <w:sz w:val="24"/>
         </w:rPr>
-        <w:hyperlink r:id="rId26" w:history="1">
+        <w:hyperlink r:id="rId27" w:history="1">
           <w:r>
             <w:rPr>
               <w:rStyle w:val="Hyperlink"/>
@@ -4373,7 +4428,7 @@
           <w:sz w:val="24"/>
           <w:u w:val="single"/>
         </w:rPr>
-        <w:hyperlink r:id="rId27" w:history="1">
+        <w:hyperlink r:id="rId29" w:history="1">
           <w:r>
             <w:rPr>
               <w:rStyle w:val="Hyperlink"/>
@@ -4391,7 +4446,7 @@
           <w:sz w:val="24"/>
           <w:u w:val="single"/>
         </w:rPr>
-        <w:hyperlink r:id="rId27" w:history="1">
+        <w:hyperlink r:id="rId29" w:history="1">
           <w:r>
             <w:rPr>
               <w:rStyle w:val="Hyperlink"/>
@@ -4420,7 +4475,7 @@
           <w:sz w:val="24"/>
           <w:u w:val="single"/>
         </w:rPr>
-        <w:hyperlink r:id="rId27" w:history="1">
+        <w:hyperlink r:id="rId29" w:history="1">
           <w:r>
             <w:rPr>
               <w:rStyle w:val="Hyperlink"/>
@@ -4498,7 +4553,7 @@
           <w:sz w:val="24"/>
           <w:u w:val="single"/>
         </w:rPr>
-        <w:hyperlink r:id="rId28" w:history="1">
+        <w:hyperlink r:id="rId30" w:history="1">
           <w:r>
             <w:rPr>
               <w:rStyle w:val="Hyperlink"/>
@@ -4527,7 +4582,7 @@
           <w:sz w:val="24"/>
           <w:u w:val="single"/>
         </w:rPr>
-        <w:hyperlink r:id="rId28" w:history="1">
+        <w:hyperlink r:id="rId30" w:history="1">
           <w:r>
             <w:rPr>
               <w:rStyle w:val="Hyperlink"/>
@@ -4555,7 +4610,7 @@
           <w:sz w:val="24"/>
           <w:u w:val="single"/>
         </w:rPr>
-        <w:hyperlink r:id="rId29" w:history="1">
+        <w:hyperlink r:id="rId31" w:history="1">
           <w:r>
             <w:rPr>
               <w:rStyle w:val="Hyperlink"/>
@@ -4583,7 +4638,7 @@
           <w:color w:val="000000"/>
           <w:sz w:val="24"/>
         </w:rPr>
-        <w:hyperlink r:id="rId28" w:history="1">
+        <w:hyperlink r:id="rId30" w:history="1">
           <w:r>
             <w:rPr>
               <w:rStyle w:val="Hyperlink"/>
@@ -4601,7 +4656,7 @@
           <w:color w:val="000000"/>
           <w:sz w:val="24"/>
         </w:rPr>
-        <w:hyperlink r:id="rId28" w:history="1">
+        <w:hyperlink r:id="rId30" w:history="1">
           <w:r>
             <w:rPr>
               <w:rStyle w:val="Hyperlink"/>
@@ -4629,7 +4684,7 @@
           <w:color w:val="000000"/>
           <w:sz w:val="24"/>
         </w:rPr>
-        <w:hyperlink r:id="rId29" w:history="1">
+        <w:hyperlink r:id="rId31" w:history="1">
           <w:r>
             <w:rPr>
               <w:rStyle w:val="Hyperlink"/>

--- a/EXPORTS/DOCX/published/niveau2/English/Indonesia.docx
+++ b/EXPORTS/DOCX/published/niveau2/English/Indonesia.docx
@@ -679,7 +679,7 @@
           <w:color w:val="000000"/>
           <w:sz w:val="24"/>
         </w:rPr>
-        <w:t>Scie</w:t>
+        <w:t>Sciences) is of great importance fo</w:t>
       </w:r>
       <w:r>
         <w:rPr>
@@ -695,7 +695,7 @@
             <w:rPr>
               <w:rStyle w:val="Hyperlink"/>
             </w:rPr>
-            <w:t>nces) is of g</w:t>
+            <w:t>r proven</w:t>
           </w:r>
         </w:hyperlink>
       </w:r>
@@ -713,25 +713,7 @@
             <w:rPr>
               <w:rStyle w:val="Hyperlink"/>
             </w:rPr>
-            <w:t>r</w:t>
-          </w:r>
-        </w:hyperlink>
-      </w:r>
-      <w:r>
-        <w:rPr>
-          <w:u w:val="single" w:color="0000ff"/>
-          <w:rFonts w:ascii="Charis SIL Regular" w:hAnsi="Charis SIL Regular" w:eastAsia="Charis SIL Regular"/>
-          <w:b w:val="0"/>
-          <w:i w:val="0"/>
-          <w:color w:val="000000"/>
-          <w:sz w:val="24"/>
-        </w:rPr>
-        <w:hyperlink r:id="rId10" w:history="1">
-          <w:r>
-            <w:rPr>
-              <w:rStyle w:val="Hyperlink"/>
-            </w:rPr>
-            <w:t>eat importan</w:t>
+            <w:t>an</w:t>
           </w:r>
         </w:hyperlink>
       </w:r>
@@ -767,78 +749,6 @@
             <w:rPr>
               <w:rStyle w:val="Hyperlink"/>
             </w:rPr>
-            <w:t>e fo</w:t>
-          </w:r>
-        </w:hyperlink>
-      </w:r>
-      <w:r>
-        <w:rPr>
-          <w:u w:val="single" w:color="0000ff"/>
-          <w:rFonts w:ascii="Charis SIL Regular" w:hAnsi="Charis SIL Regular" w:eastAsia="Charis SIL Regular"/>
-          <w:b w:val="0"/>
-          <w:i w:val="0"/>
-          <w:color w:val="000000"/>
-          <w:sz w:val="24"/>
-        </w:rPr>
-        <w:hyperlink r:id="rId10" w:history="1">
-          <w:r>
-            <w:rPr>
-              <w:rStyle w:val="Hyperlink"/>
-            </w:rPr>
-            <w:t>r proven</w:t>
-          </w:r>
-        </w:hyperlink>
-      </w:r>
-      <w:r>
-        <w:rPr>
-          <w:u w:val="single" w:color="0000ff"/>
-          <w:rFonts w:ascii="Charis SIL Regular" w:hAnsi="Charis SIL Regular" w:eastAsia="Charis SIL Regular"/>
-          <w:b w:val="0"/>
-          <w:i w:val="0"/>
-          <w:color w:val="000000"/>
-          <w:sz w:val="24"/>
-        </w:rPr>
-        <w:hyperlink r:id="rId10" w:history="1">
-          <w:r>
-            <w:rPr>
-              <w:rStyle w:val="Hyperlink"/>
-            </w:rPr>
-            <w:t>an</w:t>
-          </w:r>
-        </w:hyperlink>
-      </w:r>
-      <w:r>
-        <w:rPr>
-          <w:u w:val="single" w:color="0000ff"/>
-          <w:rFonts w:ascii="Charis SIL Regular" w:hAnsi="Charis SIL Regular" w:eastAsia="Charis SIL Regular"/>
-          <w:b w:val="0"/>
-          <w:i w:val="0"/>
-          <w:color w:val="000000"/>
-          <w:sz w:val="24"/>
-        </w:rPr>
-        <w:hyperlink r:id="rId10" w:history="1">
-          <w:r>
-            <w:rPr>
-              <w:rStyle w:val="Hyperlink"/>
-            </w:rPr>
-            <w:t>c</w:t>
-          </w:r>
-        </w:hyperlink>
-      </w:r>
-      <w:r>
-        <w:rPr>
-          <w:u w:val="single" w:color="0000ff"/>
-          <w:rFonts w:ascii="Charis SIL Regular" w:hAnsi="Charis SIL Regular" w:eastAsia="Charis SIL Regular"/>
-          <w:b w:val="0"/>
-          <w:i w:val="0"/>
-          <w:color w:val="000000"/>
-          <w:sz w:val="24"/>
-        </w:rPr>
-        <w:hyperlink r:id="rId10" w:history="1">
-          <w:r>
-            <w:rPr>
-              <w:rStyle w:val="Hyperlink"/>
-            </w:rPr>
             <w:t>e research. Fou</w:t>
           </w:r>
         </w:hyperlink>
@@ -1179,7 +1089,61 @@
           <w:color w:val="000000"/>
           <w:sz w:val="24"/>
         </w:rPr>
-        <w:t>. For more detailed information and sources relating to the Batavia</w:t>
+        <w:t>. For more detailed information and sources rela</w:t>
+      </w:r>
+      <w:r>
+        <w:rPr>
+          <w:u w:val="single" w:color="0000ff"/>
+          <w:rFonts w:ascii="Charis SIL Regular" w:hAnsi="Charis SIL Regular" w:eastAsia="Charis SIL Regular"/>
+          <w:b w:val="0"/>
+          <w:i w:val="0"/>
+          <w:color w:val="000000"/>
+          <w:sz w:val="24"/>
+        </w:rPr>
+        <w:hyperlink r:id="rId12" w:history="1">
+          <w:r>
+            <w:rPr>
+              <w:rStyle w:val="Hyperlink"/>
+            </w:rPr>
+            <w:t>ting to t</w:t>
+          </w:r>
+        </w:hyperlink>
+      </w:r>
+      <w:r>
+        <w:rPr>
+          <w:u w:val="single" w:color="0000ff"/>
+          <w:rFonts w:ascii="Charis SIL Regular" w:hAnsi="Charis SIL Regular" w:eastAsia="Charis SIL Regular"/>
+          <w:b w:val="0"/>
+          <w:i w:val="0"/>
+          <w:color w:val="000000"/>
+          <w:sz w:val="24"/>
+        </w:rPr>
+        <w:hyperlink r:id="rId12" w:history="1">
+          <w:r>
+            <w:rPr>
+              <w:rStyle w:val="Hyperlink"/>
+            </w:rPr>
+            <w:t>h</w:t>
+          </w:r>
+        </w:hyperlink>
+      </w:r>
+      <w:r>
+        <w:rPr>
+          <w:u w:val="single" w:color="0000ff"/>
+          <w:rFonts w:ascii="Charis SIL Regular" w:hAnsi="Charis SIL Regular" w:eastAsia="Charis SIL Regular"/>
+          <w:b w:val="0"/>
+          <w:i w:val="0"/>
+          <w:color w:val="000000"/>
+          <w:sz w:val="24"/>
+        </w:rPr>
+        <w:hyperlink r:id="rId12" w:history="1">
+          <w:r>
+            <w:rPr>
+              <w:rStyle w:val="Hyperlink"/>
+            </w:rPr>
+            <w:t>e Batavia</w:t>
+          </w:r>
+        </w:hyperlink>
       </w:r>
       <w:r>
         <w:rPr>
@@ -1680,7 +1644,6 @@
       </w:r>
       <w:r>
         <w:rPr>
-          <w:u w:val="single" w:color="0000ff"/>
           <w:rFonts w:ascii="Charis SIL Regular" w:hAnsi="Charis SIL Regular" w:eastAsia="Charis SIL Regular"/>
           <w:b w:val="0"/>
           <w:i w:val="0"/>
@@ -2323,7 +2286,7 @@
           <w:sz w:val="24"/>
           <w:u w:val="single"/>
         </w:rPr>
-        <w:hyperlink r:id="rId20" w:history="1">
+        <w:hyperlink r:id="rId19" w:history="1">
           <w:r>
             <w:rPr>
               <w:rStyle w:val="Hyperlink"/>
@@ -2341,7 +2304,7 @@
           <w:sz w:val="24"/>
           <w:u w:val="single"/>
         </w:rPr>
-        <w:hyperlink r:id="rId20" w:history="1">
+        <w:hyperlink r:id="rId19" w:history="1">
           <w:r>
             <w:rPr>
               <w:rStyle w:val="Hyperlink"/>
@@ -2370,7 +2333,7 @@
           <w:sz w:val="24"/>
           <w:u w:val="single"/>
         </w:rPr>
-        <w:hyperlink r:id="rId20" w:history="1">
+        <w:hyperlink r:id="rId19" w:history="1">
           <w:r>
             <w:rPr>
               <w:rStyle w:val="Hyperlink"/>
@@ -2651,7 +2614,7 @@
           <w:sz w:val="24"/>
           <w:u w:val="single"/>
         </w:rPr>
-        <w:hyperlink r:id="rId21" w:history="1">
+        <w:hyperlink r:id="rId20" w:history="1">
           <w:r>
             <w:rPr>
               <w:rStyle w:val="Hyperlink"/>
@@ -2680,7 +2643,7 @@
           <w:sz w:val="24"/>
           <w:u w:val="single"/>
         </w:rPr>
-        <w:hyperlink r:id="rId21" w:history="1">
+        <w:hyperlink r:id="rId20" w:history="1">
           <w:r>
             <w:rPr>
               <w:rStyle w:val="Hyperlink"/>
@@ -2707,8 +2670,9 @@
           <w:i w:val="0"/>
           <w:color w:val="0000FF"/>
           <w:sz w:val="24"/>
-        </w:rPr>
-        <w:hyperlink r:id="rId21" w:history="1">
+          <w:u w:val="single"/>
+        </w:rPr>
+        <w:hyperlink r:id="rId20" w:history="1">
           <w:r>
             <w:rPr>
               <w:rStyle w:val="Hyperlink"/>
@@ -3044,7 +3008,7 @@
           <w:sz w:val="24"/>
           <w:u w:val="single"/>
         </w:rPr>
-        <w:hyperlink r:id="rId21" w:history="1">
+        <w:hyperlink r:id="rId20" w:history="1">
           <w:r>
             <w:rPr>
               <w:rStyle w:val="Hyperlink"/>
@@ -3072,7 +3036,7 @@
           <w:color w:val="000000"/>
           <w:sz w:val="24"/>
         </w:rPr>
-        <w:hyperlink r:id="rId21" w:history="1">
+        <w:hyperlink r:id="rId20" w:history="1">
           <w:r>
             <w:rPr>
               <w:rStyle w:val="Hyperlink"/>
@@ -3090,7 +3054,7 @@
           <w:color w:val="000000"/>
           <w:sz w:val="24"/>
         </w:rPr>
-        <w:hyperlink r:id="rId21" w:history="1">
+        <w:hyperlink r:id="rId20" w:history="1">
           <w:r>
             <w:rPr>
               <w:rStyle w:val="Hyperlink"/>
@@ -3108,7 +3072,7 @@
           <w:color w:val="000000"/>
           <w:sz w:val="24"/>
         </w:rPr>
-        <w:hyperlink r:id="rId21" w:history="1">
+        <w:hyperlink r:id="rId20" w:history="1">
           <w:r>
             <w:rPr>
               <w:rStyle w:val="Hyperlink"/>
@@ -3126,7 +3090,7 @@
           <w:color w:val="000000"/>
           <w:sz w:val="24"/>
         </w:rPr>
-        <w:hyperlink r:id="rId21" w:history="1">
+        <w:hyperlink r:id="rId20" w:history="1">
           <w:r>
             <w:rPr>
               <w:rStyle w:val="Hyperlink"/>
@@ -3143,7 +3107,7 @@
           <w:color w:val="000000"/>
           <w:sz w:val="24"/>
         </w:rPr>
-        <w:hyperlink r:id="rId21" w:history="1">
+        <w:hyperlink r:id="rId20" w:history="1">
           <w:r>
             <w:rPr>
               <w:rStyle w:val="Hyperlink"/>
@@ -3171,7 +3135,7 @@
           <w:color w:val="000000"/>
           <w:sz w:val="24"/>
         </w:rPr>
-        <w:hyperlink r:id="rId21" w:history="1">
+        <w:hyperlink r:id="rId20" w:history="1">
           <w:r>
             <w:rPr>
               <w:rStyle w:val="Hyperlink"/>
@@ -3200,7 +3164,7 @@
           <w:color w:val="000000"/>
           <w:sz w:val="24"/>
         </w:rPr>
-        <w:hyperlink r:id="rId21" w:history="1">
+        <w:hyperlink r:id="rId20" w:history="1">
           <w:r>
             <w:rPr>
               <w:rStyle w:val="Hyperlink"/>
@@ -3218,7 +3182,7 @@
           <w:color w:val="000000"/>
           <w:sz w:val="24"/>
         </w:rPr>
-        <w:hyperlink r:id="rId21" w:history="1">
+        <w:hyperlink r:id="rId20" w:history="1">
           <w:r>
             <w:rPr>
               <w:rStyle w:val="Hyperlink"/>
@@ -3236,7 +3200,7 @@
           <w:color w:val="000000"/>
           <w:sz w:val="24"/>
         </w:rPr>
-        <w:hyperlink r:id="rId21" w:history="1">
+        <w:hyperlink r:id="rId20" w:history="1">
           <w:r>
             <w:rPr>
               <w:rStyle w:val="Hyperlink"/>
@@ -3276,7 +3240,7 @@
           <w:color w:val="000000"/>
           <w:sz w:val="24"/>
         </w:rPr>
-        <w:hyperlink r:id="rId21" w:history="1">
+        <w:hyperlink r:id="rId20" w:history="1">
           <w:r>
             <w:rPr>
               <w:rStyle w:val="Hyperlink"/>
@@ -3294,7 +3258,7 @@
           <w:color w:val="000000"/>
           <w:sz w:val="24"/>
         </w:rPr>
-        <w:hyperlink r:id="rId21" w:history="1">
+        <w:hyperlink r:id="rId20" w:history="1">
           <w:r>
             <w:rPr>
               <w:rStyle w:val="Hyperlink"/>
@@ -3312,7 +3276,7 @@
           <w:color w:val="000000"/>
           <w:sz w:val="24"/>
         </w:rPr>
-        <w:hyperlink r:id="rId21" w:history="1">
+        <w:hyperlink r:id="rId20" w:history="1">
           <w:r>
             <w:rPr>
               <w:rStyle w:val="Hyperlink"/>
@@ -3330,7 +3294,7 @@
           <w:color w:val="000000"/>
           <w:sz w:val="24"/>
         </w:rPr>
-        <w:hyperlink r:id="rId21" w:history="1">
+        <w:hyperlink r:id="rId20" w:history="1">
           <w:r>
             <w:rPr>
               <w:rStyle w:val="Hyperlink"/>
@@ -3388,7 +3352,7 @@
           <w:sz w:val="24"/>
           <w:u w:val="single"/>
         </w:rPr>
-        <w:hyperlink r:id="rId22" w:history="1">
+        <w:hyperlink r:id="rId21" w:history="1">
           <w:r>
             <w:rPr>
               <w:rStyle w:val="Hyperlink"/>
@@ -3417,7 +3381,7 @@
           <w:sz w:val="24"/>
           <w:u w:val="single"/>
         </w:rPr>
-        <w:hyperlink r:id="rId22" w:history="1">
+        <w:hyperlink r:id="rId21" w:history="1">
           <w:r>
             <w:rPr>
               <w:rStyle w:val="Hyperlink"/>
@@ -3607,7 +3571,7 @@
           <w:sz w:val="24"/>
           <w:u w:val="single"/>
         </w:rPr>
-        <w:hyperlink r:id="rId23" w:history="1">
+        <w:hyperlink r:id="rId22" w:history="1">
           <w:r>
             <w:rPr>
               <w:rStyle w:val="Hyperlink"/>
@@ -3636,7 +3600,7 @@
           <w:sz w:val="24"/>
           <w:u w:val="single"/>
         </w:rPr>
-        <w:hyperlink r:id="rId23" w:history="1">
+        <w:hyperlink r:id="rId22" w:history="1">
           <w:r>
             <w:rPr>
               <w:rStyle w:val="Hyperlink"/>
@@ -3837,7 +3801,7 @@
           <w:sz w:val="24"/>
           <w:u w:val="single"/>
         </w:rPr>
-        <w:hyperlink r:id="rId24" w:history="1">
+        <w:hyperlink r:id="rId23" w:history="1">
           <w:r>
             <w:rPr>
               <w:rStyle w:val="Hyperlink"/>
@@ -3866,7 +3830,7 @@
           <w:sz w:val="24"/>
           <w:u w:val="single"/>
         </w:rPr>
-        <w:hyperlink r:id="rId24" w:history="1">
+        <w:hyperlink r:id="rId23" w:history="1">
           <w:r>
             <w:rPr>
               <w:rStyle w:val="Hyperlink"/>
@@ -3895,7 +3859,7 @@
           <w:sz w:val="24"/>
           <w:u w:val="single"/>
         </w:rPr>
-        <w:hyperlink r:id="rId24" w:history="1">
+        <w:hyperlink r:id="rId23" w:history="1">
           <w:r>
             <w:rPr>
               <w:rStyle w:val="Hyperlink"/>
@@ -3924,7 +3888,7 @@
           <w:sz w:val="24"/>
           <w:u w:val="single"/>
         </w:rPr>
-        <w:hyperlink r:id="rId24" w:history="1">
+        <w:hyperlink r:id="rId23" w:history="1">
           <w:r>
             <w:rPr>
               <w:rStyle w:val="Hyperlink"/>
@@ -3953,7 +3917,7 @@
           <w:sz w:val="24"/>
           <w:u w:val="single"/>
         </w:rPr>
-        <w:hyperlink r:id="rId24" w:history="1">
+        <w:hyperlink r:id="rId23" w:history="1">
           <w:r>
             <w:rPr>
               <w:rStyle w:val="Hyperlink"/>
@@ -4021,7 +3985,7 @@
           <w:sz w:val="24"/>
           <w:u w:val="single"/>
         </w:rPr>
-        <w:hyperlink r:id="rId25" w:history="1">
+        <w:hyperlink r:id="rId24" w:history="1">
           <w:r>
             <w:rPr>
               <w:rStyle w:val="Hyperlink"/>
@@ -4050,7 +4014,7 @@
           <w:sz w:val="24"/>
           <w:u w:val="single"/>
         </w:rPr>
-        <w:hyperlink r:id="rId25" w:history="1">
+        <w:hyperlink r:id="rId24" w:history="1">
           <w:r>
             <w:rPr>
               <w:rStyle w:val="Hyperlink"/>
@@ -4079,7 +4043,7 @@
           <w:sz w:val="24"/>
           <w:u w:val="single"/>
         </w:rPr>
-        <w:hyperlink r:id="rId25" w:history="1">
+        <w:hyperlink r:id="rId24" w:history="1">
           <w:r>
             <w:rPr>
               <w:rStyle w:val="Hyperlink"/>
@@ -4135,7 +4099,7 @@
           <w:sz w:val="24"/>
           <w:u w:val="single"/>
         </w:rPr>
-        <w:hyperlink r:id="rId26" w:history="1">
+        <w:hyperlink r:id="rId25" w:history="1">
           <w:r>
             <w:rPr>
               <w:rStyle w:val="Hyperlink"/>
@@ -4163,7 +4127,7 @@
           <w:sz w:val="24"/>
           <w:u w:val="single"/>
         </w:rPr>
-        <w:hyperlink r:id="rId27" w:history="1">
+        <w:hyperlink r:id="rId26" w:history="1">
           <w:r>
             <w:rPr>
               <w:rStyle w:val="Hyperlink"/>
@@ -4192,7 +4156,7 @@
           <w:sz w:val="24"/>
           <w:u w:val="single"/>
         </w:rPr>
-        <w:hyperlink r:id="rId27" w:history="1">
+        <w:hyperlink r:id="rId26" w:history="1">
           <w:r>
             <w:rPr>
               <w:rStyle w:val="Hyperlink"/>
@@ -4210,7 +4174,7 @@
           <w:sz w:val="24"/>
           <w:u w:val="single"/>
         </w:rPr>
-        <w:hyperlink r:id="rId27" w:history="1">
+        <w:hyperlink r:id="rId24" w:history="1">
           <w:r>
             <w:rPr>
               <w:rStyle w:val="Hyperlink"/>
@@ -4228,7 +4192,7 @@
           <w:sz w:val="24"/>
           <w:u w:val="single"/>
         </w:rPr>
-        <w:hyperlink r:id="rId27" w:history="1">
+        <w:hyperlink r:id="rId24" w:history="1">
           <w:r>
             <w:rPr>
               <w:rStyle w:val="Hyperlink"/>
@@ -4246,7 +4210,7 @@
           <w:sz w:val="24"/>
           <w:u w:val="single"/>
         </w:rPr>
-        <w:hyperlink r:id="rId27" w:history="1">
+        <w:hyperlink r:id="rId24" w:history="1">
           <w:r>
             <w:rPr>
               <w:rStyle w:val="Hyperlink"/>
@@ -4277,14 +4241,7 @@
           <w:sz w:val="24"/>
           <w:u w:val="single"/>
         </w:rPr>
-        <w:hyperlink r:id="rId28" w:history="1">
-          <w:r>
-            <w:rPr>
-              <w:rStyle w:val="Hyperlink"/>
-            </w:rPr>
-            <w:t>Mus</w:t>
-          </w:r>
-        </w:hyperlink>
+        <w:t>Mus</w:t>
       </w:r>
       <w:r>
         <w:rPr>
@@ -4295,7 +4252,7 @@
           <w:sz w:val="24"/>
           <w:u w:val="single"/>
         </w:rPr>
-        <w:hyperlink r:id="rId27" w:history="1">
+        <w:hyperlink r:id="rId26" w:history="1">
           <w:r>
             <w:rPr>
               <w:rStyle w:val="Hyperlink"/>
@@ -4324,7 +4281,7 @@
           <w:sz w:val="24"/>
           <w:u w:val="single"/>
         </w:rPr>
-        <w:hyperlink r:id="rId28" w:history="1">
+        <w:hyperlink r:id="rId26" w:history="1">
           <w:r>
             <w:rPr>
               <w:rStyle w:val="Hyperlink"/>
@@ -4342,7 +4299,7 @@
           <w:sz w:val="24"/>
           <w:u w:val="single"/>
         </w:rPr>
-        <w:hyperlink r:id="rId27" w:history="1">
+        <w:hyperlink r:id="rId26" w:history="1">
           <w:r>
             <w:rPr>
               <w:rStyle w:val="Hyperlink"/>
@@ -4360,7 +4317,7 @@
           <w:color w:val="000000"/>
           <w:sz w:val="24"/>
         </w:rPr>
-        <w:hyperlink r:id="rId27" w:history="1">
+        <w:hyperlink r:id="rId26" w:history="1">
           <w:r>
             <w:rPr>
               <w:rStyle w:val="Hyperlink"/>
@@ -4428,7 +4385,7 @@
           <w:sz w:val="24"/>
           <w:u w:val="single"/>
         </w:rPr>
-        <w:hyperlink r:id="rId29" w:history="1">
+        <w:hyperlink r:id="rId27" w:history="1">
           <w:r>
             <w:rPr>
               <w:rStyle w:val="Hyperlink"/>
@@ -4446,7 +4403,7 @@
           <w:sz w:val="24"/>
           <w:u w:val="single"/>
         </w:rPr>
-        <w:hyperlink r:id="rId29" w:history="1">
+        <w:hyperlink r:id="rId27" w:history="1">
           <w:r>
             <w:rPr>
               <w:rStyle w:val="Hyperlink"/>
@@ -4475,7 +4432,7 @@
           <w:sz w:val="24"/>
           <w:u w:val="single"/>
         </w:rPr>
-        <w:hyperlink r:id="rId29" w:history="1">
+        <w:hyperlink r:id="rId27" w:history="1">
           <w:r>
             <w:rPr>
               <w:rStyle w:val="Hyperlink"/>
@@ -4553,7 +4510,7 @@
           <w:sz w:val="24"/>
           <w:u w:val="single"/>
         </w:rPr>
-        <w:hyperlink r:id="rId30" w:history="1">
+        <w:hyperlink r:id="rId28" w:history="1">
           <w:r>
             <w:rPr>
               <w:rStyle w:val="Hyperlink"/>
@@ -4582,7 +4539,7 @@
           <w:sz w:val="24"/>
           <w:u w:val="single"/>
         </w:rPr>
-        <w:hyperlink r:id="rId30" w:history="1">
+        <w:hyperlink r:id="rId28" w:history="1">
           <w:r>
             <w:rPr>
               <w:rStyle w:val="Hyperlink"/>
@@ -4610,7 +4567,7 @@
           <w:sz w:val="24"/>
           <w:u w:val="single"/>
         </w:rPr>
-        <w:hyperlink r:id="rId31" w:history="1">
+        <w:hyperlink r:id="rId29" w:history="1">
           <w:r>
             <w:rPr>
               <w:rStyle w:val="Hyperlink"/>
@@ -4638,7 +4595,7 @@
           <w:color w:val="000000"/>
           <w:sz w:val="24"/>
         </w:rPr>
-        <w:hyperlink r:id="rId30" w:history="1">
+        <w:hyperlink r:id="rId28" w:history="1">
           <w:r>
             <w:rPr>
               <w:rStyle w:val="Hyperlink"/>
@@ -4656,7 +4613,7 @@
           <w:color w:val="000000"/>
           <w:sz w:val="24"/>
         </w:rPr>
-        <w:hyperlink r:id="rId30" w:history="1">
+        <w:hyperlink r:id="rId28" w:history="1">
           <w:r>
             <w:rPr>
               <w:rStyle w:val="Hyperlink"/>
@@ -4684,7 +4641,7 @@
           <w:color w:val="000000"/>
           <w:sz w:val="24"/>
         </w:rPr>
-        <w:hyperlink r:id="rId31" w:history="1">
+        <w:hyperlink r:id="rId29" w:history="1">
           <w:r>
             <w:rPr>
               <w:rStyle w:val="Hyperlink"/>

--- a/EXPORTS/DOCX/published/niveau2/English/Indonesia.docx
+++ b/EXPORTS/DOCX/published/niveau2/English/Indonesia.docx
@@ -679,7 +679,7 @@
           <w:color w:val="000000"/>
           <w:sz w:val="24"/>
         </w:rPr>
-        <w:t>Sciences) is of great importance fo</w:t>
+        <w:t>Scie</w:t>
       </w:r>
       <w:r>
         <w:rPr>
@@ -695,9 +695,92 @@
             <w:rPr>
               <w:rStyle w:val="Hyperlink"/>
             </w:rPr>
-            <w:t>r proven</w:t>
+            <w:t>nces) is of g</w:t>
           </w:r>
         </w:hyperlink>
+      </w:r>
+      <w:r>
+        <w:rPr>
+          <w:u w:val="single" w:color="0000ff"/>
+          <w:rFonts w:ascii="Charis SIL Regular" w:hAnsi="Charis SIL Regular" w:eastAsia="Charis SIL Regular"/>
+          <w:b w:val="0"/>
+          <w:i w:val="0"/>
+          <w:color w:val="000000"/>
+          <w:sz w:val="24"/>
+        </w:rPr>
+        <w:hyperlink r:id="rId10" w:history="1">
+          <w:r>
+            <w:rPr>
+              <w:rStyle w:val="Hyperlink"/>
+            </w:rPr>
+            <w:t>r</w:t>
+          </w:r>
+        </w:hyperlink>
+      </w:r>
+      <w:r>
+        <w:rPr>
+          <w:u w:val="single" w:color="0000ff"/>
+          <w:rFonts w:ascii="Charis SIL Regular" w:hAnsi="Charis SIL Regular" w:eastAsia="Charis SIL Regular"/>
+          <w:b w:val="0"/>
+          <w:i w:val="0"/>
+          <w:color w:val="000000"/>
+          <w:sz w:val="24"/>
+        </w:rPr>
+        <w:hyperlink r:id="rId10" w:history="1">
+          <w:r>
+            <w:rPr>
+              <w:rStyle w:val="Hyperlink"/>
+            </w:rPr>
+            <w:t>eat importan</w:t>
+          </w:r>
+        </w:hyperlink>
+      </w:r>
+      <w:r>
+        <w:rPr>
+          <w:u w:val="single" w:color="0000ff"/>
+          <w:rFonts w:ascii="Charis SIL Regular" w:hAnsi="Charis SIL Regular" w:eastAsia="Charis SIL Regular"/>
+          <w:b w:val="0"/>
+          <w:i w:val="0"/>
+          <w:color w:val="000000"/>
+          <w:sz w:val="24"/>
+        </w:rPr>
+        <w:hyperlink r:id="rId10" w:history="1">
+          <w:r>
+            <w:rPr>
+              <w:rStyle w:val="Hyperlink"/>
+            </w:rPr>
+            <w:t>c</w:t>
+          </w:r>
+        </w:hyperlink>
+      </w:r>
+      <w:r>
+        <w:rPr>
+          <w:u w:val="single" w:color="0000ff"/>
+          <w:rFonts w:ascii="Charis SIL Regular" w:hAnsi="Charis SIL Regular" w:eastAsia="Charis SIL Regular"/>
+          <w:b w:val="0"/>
+          <w:i w:val="0"/>
+          <w:color w:val="000000"/>
+          <w:sz w:val="24"/>
+        </w:rPr>
+        <w:hyperlink r:id="rId10" w:history="1">
+          <w:r>
+            <w:rPr>
+              <w:rStyle w:val="Hyperlink"/>
+            </w:rPr>
+            <w:t>e fo</w:t>
+          </w:r>
+        </w:hyperlink>
+      </w:r>
+      <w:r>
+        <w:rPr>
+          <w:u w:val="single" w:color="0000ff"/>
+          <w:rFonts w:ascii="Charis SIL Regular" w:hAnsi="Charis SIL Regular" w:eastAsia="Charis SIL Regular"/>
+          <w:b w:val="0"/>
+          <w:i w:val="0"/>
+          <w:color w:val="000000"/>
+          <w:sz w:val="24"/>
+        </w:rPr>
+        <w:t>r proven</w:t>
       </w:r>
       <w:r>
         <w:rPr>
@@ -2670,7 +2753,6 @@
           <w:i w:val="0"/>
           <w:color w:val="0000FF"/>
           <w:sz w:val="24"/>
-          <w:u w:val="single"/>
         </w:rPr>
         <w:hyperlink r:id="rId20" w:history="1">
           <w:r>
@@ -4127,7 +4209,7 @@
           <w:sz w:val="24"/>
           <w:u w:val="single"/>
         </w:rPr>
-        <w:hyperlink r:id="rId26" w:history="1">
+        <w:hyperlink r:id="rId24" w:history="1">
           <w:r>
             <w:rPr>
               <w:rStyle w:val="Hyperlink"/>
@@ -4174,7 +4256,7 @@
           <w:sz w:val="24"/>
           <w:u w:val="single"/>
         </w:rPr>
-        <w:hyperlink r:id="rId24" w:history="1">
+        <w:hyperlink r:id="rId26" w:history="1">
           <w:r>
             <w:rPr>
               <w:rStyle w:val="Hyperlink"/>
@@ -4192,7 +4274,7 @@
           <w:sz w:val="24"/>
           <w:u w:val="single"/>
         </w:rPr>
-        <w:hyperlink r:id="rId24" w:history="1">
+        <w:hyperlink r:id="rId26" w:history="1">
           <w:r>
             <w:rPr>
               <w:rStyle w:val="Hyperlink"/>
@@ -4210,7 +4292,7 @@
           <w:sz w:val="24"/>
           <w:u w:val="single"/>
         </w:rPr>
-        <w:hyperlink r:id="rId24" w:history="1">
+        <w:hyperlink r:id="rId26" w:history="1">
           <w:r>
             <w:rPr>
               <w:rStyle w:val="Hyperlink"/>
@@ -4241,7 +4323,14 @@
           <w:sz w:val="24"/>
           <w:u w:val="single"/>
         </w:rPr>
-        <w:t>Mus</w:t>
+        <w:hyperlink r:id="rId27" w:history="1">
+          <w:r>
+            <w:rPr>
+              <w:rStyle w:val="Hyperlink"/>
+            </w:rPr>
+            <w:t>Mus</w:t>
+          </w:r>
+        </w:hyperlink>
       </w:r>
       <w:r>
         <w:rPr>
@@ -4252,7 +4341,7 @@
           <w:sz w:val="24"/>
           <w:u w:val="single"/>
         </w:rPr>
-        <w:hyperlink r:id="rId26" w:history="1">
+        <w:hyperlink r:id="rId27" w:history="1">
           <w:r>
             <w:rPr>
               <w:rStyle w:val="Hyperlink"/>
@@ -4281,7 +4370,7 @@
           <w:sz w:val="24"/>
           <w:u w:val="single"/>
         </w:rPr>
-        <w:hyperlink r:id="rId26" w:history="1">
+        <w:hyperlink r:id="rId27" w:history="1">
           <w:r>
             <w:rPr>
               <w:rStyle w:val="Hyperlink"/>
@@ -4385,7 +4474,7 @@
           <w:sz w:val="24"/>
           <w:u w:val="single"/>
         </w:rPr>
-        <w:hyperlink r:id="rId27" w:history="1">
+        <w:hyperlink r:id="rId28" w:history="1">
           <w:r>
             <w:rPr>
               <w:rStyle w:val="Hyperlink"/>
@@ -4403,7 +4492,7 @@
           <w:sz w:val="24"/>
           <w:u w:val="single"/>
         </w:rPr>
-        <w:hyperlink r:id="rId27" w:history="1">
+        <w:hyperlink r:id="rId28" w:history="1">
           <w:r>
             <w:rPr>
               <w:rStyle w:val="Hyperlink"/>
@@ -4432,7 +4521,7 @@
           <w:sz w:val="24"/>
           <w:u w:val="single"/>
         </w:rPr>
-        <w:hyperlink r:id="rId27" w:history="1">
+        <w:hyperlink r:id="rId28" w:history="1">
           <w:r>
             <w:rPr>
               <w:rStyle w:val="Hyperlink"/>
@@ -4510,7 +4599,7 @@
           <w:sz w:val="24"/>
           <w:u w:val="single"/>
         </w:rPr>
-        <w:hyperlink r:id="rId28" w:history="1">
+        <w:hyperlink r:id="rId29" w:history="1">
           <w:r>
             <w:rPr>
               <w:rStyle w:val="Hyperlink"/>
@@ -4539,7 +4628,7 @@
           <w:sz w:val="24"/>
           <w:u w:val="single"/>
         </w:rPr>
-        <w:hyperlink r:id="rId28" w:history="1">
+        <w:hyperlink r:id="rId29" w:history="1">
           <w:r>
             <w:rPr>
               <w:rStyle w:val="Hyperlink"/>
@@ -4567,7 +4656,7 @@
           <w:sz w:val="24"/>
           <w:u w:val="single"/>
         </w:rPr>
-        <w:hyperlink r:id="rId29" w:history="1">
+        <w:hyperlink r:id="rId30" w:history="1">
           <w:r>
             <w:rPr>
               <w:rStyle w:val="Hyperlink"/>
@@ -4595,7 +4684,7 @@
           <w:color w:val="000000"/>
           <w:sz w:val="24"/>
         </w:rPr>
-        <w:hyperlink r:id="rId28" w:history="1">
+        <w:hyperlink r:id="rId29" w:history="1">
           <w:r>
             <w:rPr>
               <w:rStyle w:val="Hyperlink"/>
@@ -4613,7 +4702,7 @@
           <w:color w:val="000000"/>
           <w:sz w:val="24"/>
         </w:rPr>
-        <w:hyperlink r:id="rId28" w:history="1">
+        <w:hyperlink r:id="rId29" w:history="1">
           <w:r>
             <w:rPr>
               <w:rStyle w:val="Hyperlink"/>
@@ -4641,7 +4730,7 @@
           <w:color w:val="000000"/>
           <w:sz w:val="24"/>
         </w:rPr>
-        <w:hyperlink r:id="rId29" w:history="1">
+        <w:hyperlink r:id="rId30" w:history="1">
           <w:r>
             <w:rPr>
               <w:rStyle w:val="Hyperlink"/>

--- a/EXPORTS/DOCX/published/niveau2/English/Indonesia.docx
+++ b/EXPORTS/DOCX/published/niveau2/English/Indonesia.docx
@@ -780,7 +780,14 @@
           <w:color w:val="000000"/>
           <w:sz w:val="24"/>
         </w:rPr>
-        <w:t>r proven</w:t>
+        <w:hyperlink r:id="rId10" w:history="1">
+          <w:r>
+            <w:rPr>
+              <w:rStyle w:val="Hyperlink"/>
+            </w:rPr>
+            <w:t>r proven</w:t>
+          </w:r>
+        </w:hyperlink>
       </w:r>
       <w:r>
         <w:rPr>
@@ -2753,6 +2760,7 @@
           <w:i w:val="0"/>
           <w:color w:val="0000FF"/>
           <w:sz w:val="24"/>
+          <w:u w:val="single"/>
         </w:rPr>
         <w:hyperlink r:id="rId20" w:history="1">
           <w:r>
@@ -2960,7 +2968,7 @@
           <w:sz w:val="24"/>
           <w:u w:val="single"/>
         </w:rPr>
-        <w:hyperlink r:id="rId10" w:history="1">
+        <w:hyperlink r:id="rId20" w:history="1">
           <w:r>
             <w:rPr>
               <w:rStyle w:val="Hyperlink"/>
@@ -2978,7 +2986,7 @@
           <w:sz w:val="24"/>
           <w:u w:val="single"/>
         </w:rPr>
-        <w:hyperlink r:id="rId10" w:history="1">
+        <w:hyperlink r:id="rId20" w:history="1">
           <w:r>
             <w:rPr>
               <w:rStyle w:val="Hyperlink"/>
@@ -2996,7 +3004,7 @@
           <w:sz w:val="24"/>
           <w:u w:val="single"/>
         </w:rPr>
-        <w:hyperlink r:id="rId10" w:history="1">
+        <w:hyperlink r:id="rId20" w:history="1">
           <w:r>
             <w:rPr>
               <w:rStyle w:val="Hyperlink"/>
@@ -3014,7 +3022,7 @@
           <w:sz w:val="24"/>
           <w:u w:val="single"/>
         </w:rPr>
-        <w:hyperlink r:id="rId10" w:history="1">
+        <w:hyperlink r:id="rId20" w:history="1">
           <w:r>
             <w:rPr>
               <w:rStyle w:val="Hyperlink"/>
@@ -3043,7 +3051,7 @@
           <w:sz w:val="24"/>
           <w:u w:val="single"/>
         </w:rPr>
-        <w:hyperlink r:id="rId10" w:history="1">
+        <w:hyperlink r:id="rId20" w:history="1">
           <w:r>
             <w:rPr>
               <w:rStyle w:val="Hyperlink"/>
@@ -3072,7 +3080,7 @@
           <w:sz w:val="24"/>
           <w:u w:val="single"/>
         </w:rPr>
-        <w:hyperlink r:id="rId10" w:history="1">
+        <w:hyperlink r:id="rId20" w:history="1">
           <w:r>
             <w:rPr>
               <w:rStyle w:val="Hyperlink"/>
@@ -3287,7 +3295,7 @@
             <w:rPr>
               <w:rStyle w:val="Hyperlink"/>
             </w:rPr>
-            <w:t>tifi</w:t>
+            <w:t>tif</w:t>
           </w:r>
         </w:hyperlink>
       </w:r>
@@ -3300,18 +3308,17 @@
           <w:color w:val="000000"/>
           <w:sz w:val="24"/>
         </w:rPr>
-        <w:t>c</w:t>
-      </w:r>
-      <w:r>
-        <w:rPr>
-          <w:u w:val="single" w:color="0000ff"/>
+        <w:t>i</w:t>
+      </w:r>
+      <w:r>
+        <w:rPr>
           <w:rFonts w:ascii="Charis SIL Regular" w:hAnsi="Charis SIL Regular" w:eastAsia="Charis SIL Regular"/>
           <w:b w:val="0"/>
           <w:i w:val="0"/>
           <w:color w:val="000000"/>
           <w:sz w:val="24"/>
         </w:rPr>
-        <w:t xml:space="preserve"> </w:t>
+        <w:t xml:space="preserve">c </w:t>
       </w:r>
       <w:r>
         <w:rPr>
@@ -3381,7 +3388,7 @@
             <w:rPr>
               <w:rStyle w:val="Hyperlink"/>
             </w:rPr>
-            <w:t xml:space="preserve">ished </w:t>
+            <w:t>ished in</w:t>
           </w:r>
         </w:hyperlink>
       </w:r>
@@ -3393,7 +3400,7 @@
           <w:color w:val="000000"/>
           <w:sz w:val="24"/>
         </w:rPr>
-        <w:t xml:space="preserve">in journals and books. The objects, documents </w:t>
+        <w:t xml:space="preserve"> journals and books. The objects, documents </w:t>
       </w:r>
       <w:r>
         <w:rPr>
@@ -4341,43 +4348,7 @@
           <w:sz w:val="24"/>
           <w:u w:val="single"/>
         </w:rPr>
-        <w:hyperlink r:id="rId27" w:history="1">
-          <w:r>
-            <w:rPr>
-              <w:rStyle w:val="Hyperlink"/>
-            </w:rPr>
-            <w:t>eum</w:t>
-          </w:r>
-        </w:hyperlink>
-      </w:r>
-      <w:r>
-        <w:rPr>
-          <w:rFonts w:ascii="Charis SIL Regular" w:hAnsi="Charis SIL Regular" w:eastAsia="Charis SIL Regular"/>
-          <w:b w:val="0"/>
-          <w:i w:val="0"/>
-          <w:color w:val="0000FF"/>
-          <w:sz w:val="24"/>
-          <w:u w:val="single"/>
-        </w:rPr>
-        <w:t xml:space="preserve"> </w:t>
-      </w:r>
-      <w:r>
-        <w:rPr>
-          <w:rFonts w:ascii="Charis SIL Regular" w:hAnsi="Charis SIL Regular" w:eastAsia="Charis SIL Regular"/>
-          <w:b w:val="0"/>
-          <w:i w:val="0"/>
-          <w:color w:val="0000FF"/>
-          <w:sz w:val="24"/>
-          <w:u w:val="single"/>
-        </w:rPr>
-        <w:hyperlink r:id="rId27" w:history="1">
-          <w:r>
-            <w:rPr>
-              <w:rStyle w:val="Hyperlink"/>
-            </w:rPr>
-            <w:t>Bronbee</w:t>
-          </w:r>
-        </w:hyperlink>
+        <w:t>eum Bronbee</w:t>
       </w:r>
       <w:r>
         <w:rPr>

--- a/EXPORTS/DOCX/published/niveau2/English/Indonesia.docx
+++ b/EXPORTS/DOCX/published/niveau2/English/Indonesia.docx
@@ -679,115 +679,7 @@
           <w:color w:val="000000"/>
           <w:sz w:val="24"/>
         </w:rPr>
-        <w:t>Scie</w:t>
-      </w:r>
-      <w:r>
-        <w:rPr>
-          <w:u w:val="single" w:color="0000ff"/>
-          <w:rFonts w:ascii="Charis SIL Regular" w:hAnsi="Charis SIL Regular" w:eastAsia="Charis SIL Regular"/>
-          <w:b w:val="0"/>
-          <w:i w:val="0"/>
-          <w:color w:val="000000"/>
-          <w:sz w:val="24"/>
-        </w:rPr>
-        <w:hyperlink r:id="rId10" w:history="1">
-          <w:r>
-            <w:rPr>
-              <w:rStyle w:val="Hyperlink"/>
-            </w:rPr>
-            <w:t>nces) is of g</w:t>
-          </w:r>
-        </w:hyperlink>
-      </w:r>
-      <w:r>
-        <w:rPr>
-          <w:u w:val="single" w:color="0000ff"/>
-          <w:rFonts w:ascii="Charis SIL Regular" w:hAnsi="Charis SIL Regular" w:eastAsia="Charis SIL Regular"/>
-          <w:b w:val="0"/>
-          <w:i w:val="0"/>
-          <w:color w:val="000000"/>
-          <w:sz w:val="24"/>
-        </w:rPr>
-        <w:hyperlink r:id="rId10" w:history="1">
-          <w:r>
-            <w:rPr>
-              <w:rStyle w:val="Hyperlink"/>
-            </w:rPr>
-            <w:t>r</w:t>
-          </w:r>
-        </w:hyperlink>
-      </w:r>
-      <w:r>
-        <w:rPr>
-          <w:u w:val="single" w:color="0000ff"/>
-          <w:rFonts w:ascii="Charis SIL Regular" w:hAnsi="Charis SIL Regular" w:eastAsia="Charis SIL Regular"/>
-          <w:b w:val="0"/>
-          <w:i w:val="0"/>
-          <w:color w:val="000000"/>
-          <w:sz w:val="24"/>
-        </w:rPr>
-        <w:hyperlink r:id="rId10" w:history="1">
-          <w:r>
-            <w:rPr>
-              <w:rStyle w:val="Hyperlink"/>
-            </w:rPr>
-            <w:t>eat importan</w:t>
-          </w:r>
-        </w:hyperlink>
-      </w:r>
-      <w:r>
-        <w:rPr>
-          <w:u w:val="single" w:color="0000ff"/>
-          <w:rFonts w:ascii="Charis SIL Regular" w:hAnsi="Charis SIL Regular" w:eastAsia="Charis SIL Regular"/>
-          <w:b w:val="0"/>
-          <w:i w:val="0"/>
-          <w:color w:val="000000"/>
-          <w:sz w:val="24"/>
-        </w:rPr>
-        <w:hyperlink r:id="rId10" w:history="1">
-          <w:r>
-            <w:rPr>
-              <w:rStyle w:val="Hyperlink"/>
-            </w:rPr>
-            <w:t>c</w:t>
-          </w:r>
-        </w:hyperlink>
-      </w:r>
-      <w:r>
-        <w:rPr>
-          <w:u w:val="single" w:color="0000ff"/>
-          <w:rFonts w:ascii="Charis SIL Regular" w:hAnsi="Charis SIL Regular" w:eastAsia="Charis SIL Regular"/>
-          <w:b w:val="0"/>
-          <w:i w:val="0"/>
-          <w:color w:val="000000"/>
-          <w:sz w:val="24"/>
-        </w:rPr>
-        <w:hyperlink r:id="rId10" w:history="1">
-          <w:r>
-            <w:rPr>
-              <w:rStyle w:val="Hyperlink"/>
-            </w:rPr>
-            <w:t>e fo</w:t>
-          </w:r>
-        </w:hyperlink>
-      </w:r>
-      <w:r>
-        <w:rPr>
-          <w:u w:val="single" w:color="0000ff"/>
-          <w:rFonts w:ascii="Charis SIL Regular" w:hAnsi="Charis SIL Regular" w:eastAsia="Charis SIL Regular"/>
-          <w:b w:val="0"/>
-          <w:i w:val="0"/>
-          <w:color w:val="000000"/>
-          <w:sz w:val="24"/>
-        </w:rPr>
-        <w:hyperlink r:id="rId10" w:history="1">
-          <w:r>
-            <w:rPr>
-              <w:rStyle w:val="Hyperlink"/>
-            </w:rPr>
-            <w:t>r proven</w:t>
-          </w:r>
-        </w:hyperlink>
+        <w:t>Sciences) is of great importance for proven</w:t>
       </w:r>
       <w:r>
         <w:rPr>
@@ -2780,7 +2672,7 @@
           <w:sz w:val="24"/>
           <w:u w:val="single"/>
         </w:rPr>
-        <w:hyperlink r:id="rId10" w:history="1">
+        <w:hyperlink r:id="rId20" w:history="1">
           <w:r>
             <w:rPr>
               <w:rStyle w:val="Hyperlink"/>
@@ -2809,7 +2701,7 @@
           <w:sz w:val="24"/>
           <w:u w:val="single"/>
         </w:rPr>
-        <w:hyperlink r:id="rId10" w:history="1">
+        <w:hyperlink r:id="rId20" w:history="1">
           <w:r>
             <w:rPr>
               <w:rStyle w:val="Hyperlink"/>
@@ -2827,7 +2719,7 @@
           <w:sz w:val="24"/>
           <w:u w:val="single"/>
         </w:rPr>
-        <w:hyperlink r:id="rId10" w:history="1">
+        <w:hyperlink r:id="rId20" w:history="1">
           <w:r>
             <w:rPr>
               <w:rStyle w:val="Hyperlink"/>
@@ -2856,7 +2748,7 @@
           <w:sz w:val="24"/>
           <w:u w:val="single"/>
         </w:rPr>
-        <w:hyperlink r:id="rId10" w:history="1">
+        <w:hyperlink r:id="rId20" w:history="1">
           <w:r>
             <w:rPr>
               <w:rStyle w:val="Hyperlink"/>
@@ -2874,7 +2766,7 @@
           <w:sz w:val="24"/>
           <w:u w:val="single"/>
         </w:rPr>
-        <w:hyperlink r:id="rId10" w:history="1">
+        <w:hyperlink r:id="rId20" w:history="1">
           <w:r>
             <w:rPr>
               <w:rStyle w:val="Hyperlink"/>
@@ -2892,7 +2784,7 @@
           <w:sz w:val="24"/>
           <w:u w:val="single"/>
         </w:rPr>
-        <w:hyperlink r:id="rId10" w:history="1">
+        <w:hyperlink r:id="rId20" w:history="1">
           <w:r>
             <w:rPr>
               <w:rStyle w:val="Hyperlink"/>
@@ -2921,7 +2813,7 @@
           <w:sz w:val="24"/>
           <w:u w:val="single"/>
         </w:rPr>
-        <w:hyperlink r:id="rId10" w:history="1">
+        <w:hyperlink r:id="rId20" w:history="1">
           <w:r>
             <w:rPr>
               <w:rStyle w:val="Hyperlink"/>
@@ -2939,7 +2831,7 @@
           <w:sz w:val="24"/>
           <w:u w:val="single"/>
         </w:rPr>
-        <w:hyperlink r:id="rId10" w:history="1">
+        <w:hyperlink r:id="rId20" w:history="1">
           <w:r>
             <w:rPr>
               <w:rStyle w:val="Hyperlink"/>
@@ -3022,7 +2914,7 @@
           <w:sz w:val="24"/>
           <w:u w:val="single"/>
         </w:rPr>
-        <w:hyperlink r:id="rId20" w:history="1">
+        <w:hyperlink r:id="rId10" w:history="1">
           <w:r>
             <w:rPr>
               <w:rStyle w:val="Hyperlink"/>
@@ -3051,7 +2943,7 @@
           <w:sz w:val="24"/>
           <w:u w:val="single"/>
         </w:rPr>
-        <w:hyperlink r:id="rId20" w:history="1">
+        <w:hyperlink r:id="rId10" w:history="1">
           <w:r>
             <w:rPr>
               <w:rStyle w:val="Hyperlink"/>
@@ -3080,7 +2972,7 @@
           <w:sz w:val="24"/>
           <w:u w:val="single"/>
         </w:rPr>
-        <w:hyperlink r:id="rId20" w:history="1">
+        <w:hyperlink r:id="rId10" w:history="1">
           <w:r>
             <w:rPr>
               <w:rStyle w:val="Hyperlink"/>
@@ -3230,13 +3122,22 @@
             <w:rPr>
               <w:rStyle w:val="Hyperlink"/>
             </w:rPr>
-            <w:t xml:space="preserve">findings </w:t>
+            <w:t>findings</w:t>
           </w:r>
         </w:hyperlink>
       </w:r>
       <w:r>
         <w:rPr>
-          <w:u w:val="single" w:color="0000ff"/>
+          <w:rFonts w:ascii="Charis SIL Regular" w:hAnsi="Charis SIL Regular" w:eastAsia="Charis SIL Regular"/>
+          <w:b w:val="0"/>
+          <w:i w:val="0"/>
+          <w:color w:val="000000"/>
+          <w:sz w:val="24"/>
+        </w:rPr>
+        <w:t xml:space="preserve"> </w:t>
+      </w:r>
+      <w:r>
+        <w:rPr>
           <w:rFonts w:ascii="Charis SIL Regular" w:hAnsi="Charis SIL Regular" w:eastAsia="Charis SIL Regular"/>
           <w:b w:val="0"/>
           <w:i w:val="0"/>
@@ -3301,6 +3202,33 @@
       </w:r>
       <w:r>
         <w:rPr>
+          <w:rFonts w:ascii="Charis SIL Regular" w:hAnsi="Charis SIL Regular" w:eastAsia="Charis SIL Regular"/>
+          <w:b w:val="0"/>
+          <w:i w:val="0"/>
+          <w:color w:val="000000"/>
+          <w:sz w:val="24"/>
+        </w:rPr>
+        <w:hyperlink r:id="rId20" w:history="1">
+          <w:r>
+            <w:rPr>
+              <w:rStyle w:val="Hyperlink"/>
+            </w:rPr>
+            <w:t>i</w:t>
+          </w:r>
+        </w:hyperlink>
+      </w:r>
+      <w:r>
+        <w:rPr>
+          <w:rFonts w:ascii="Charis SIL Regular" w:hAnsi="Charis SIL Regular" w:eastAsia="Charis SIL Regular"/>
+          <w:b w:val="0"/>
+          <w:i w:val="0"/>
+          <w:color w:val="000000"/>
+          <w:sz w:val="24"/>
+        </w:rPr>
+        <w:t>c</w:t>
+      </w:r>
+      <w:r>
+        <w:rPr>
           <w:u w:val="single" w:color="0000ff"/>
           <w:rFonts w:ascii="Charis SIL Regular" w:hAnsi="Charis SIL Regular" w:eastAsia="Charis SIL Regular"/>
           <w:b w:val="0"/>
@@ -3308,17 +3236,7 @@
           <w:color w:val="000000"/>
           <w:sz w:val="24"/>
         </w:rPr>
-        <w:t>i</w:t>
-      </w:r>
-      <w:r>
-        <w:rPr>
-          <w:rFonts w:ascii="Charis SIL Regular" w:hAnsi="Charis SIL Regular" w:eastAsia="Charis SIL Regular"/>
-          <w:b w:val="0"/>
-          <w:i w:val="0"/>
-          <w:color w:val="000000"/>
-          <w:sz w:val="24"/>
-        </w:rPr>
-        <w:t xml:space="preserve">c </w:t>
+        <w:t xml:space="preserve"> </w:t>
       </w:r>
       <w:r>
         <w:rPr>
@@ -4348,7 +4266,43 @@
           <w:sz w:val="24"/>
           <w:u w:val="single"/>
         </w:rPr>
-        <w:t>eum Bronbee</w:t>
+        <w:hyperlink r:id="rId27" w:history="1">
+          <w:r>
+            <w:rPr>
+              <w:rStyle w:val="Hyperlink"/>
+            </w:rPr>
+            <w:t>eum</w:t>
+          </w:r>
+        </w:hyperlink>
+      </w:r>
+      <w:r>
+        <w:rPr>
+          <w:rFonts w:ascii="Charis SIL Regular" w:hAnsi="Charis SIL Regular" w:eastAsia="Charis SIL Regular"/>
+          <w:b w:val="0"/>
+          <w:i w:val="0"/>
+          <w:color w:val="0000FF"/>
+          <w:sz w:val="24"/>
+          <w:u w:val="single"/>
+        </w:rPr>
+        <w:t xml:space="preserve"> </w:t>
+      </w:r>
+      <w:r>
+        <w:rPr>
+          <w:rFonts w:ascii="Charis SIL Regular" w:hAnsi="Charis SIL Regular" w:eastAsia="Charis SIL Regular"/>
+          <w:b w:val="0"/>
+          <w:i w:val="0"/>
+          <w:color w:val="0000FF"/>
+          <w:sz w:val="24"/>
+          <w:u w:val="single"/>
+        </w:rPr>
+        <w:hyperlink r:id="rId27" w:history="1">
+          <w:r>
+            <w:rPr>
+              <w:rStyle w:val="Hyperlink"/>
+            </w:rPr>
+            <w:t>Bronbee</w:t>
+          </w:r>
+        </w:hyperlink>
       </w:r>
       <w:r>
         <w:rPr>

--- a/EXPORTS/DOCX/published/niveau2/English/Indonesia.docx
+++ b/EXPORTS/DOCX/published/niveau2/English/Indonesia.docx
@@ -679,7 +679,115 @@
           <w:color w:val="000000"/>
           <w:sz w:val="24"/>
         </w:rPr>
-        <w:t>Sciences) is of great importance for proven</w:t>
+        <w:t>Scie</w:t>
+      </w:r>
+      <w:r>
+        <w:rPr>
+          <w:u w:val="single" w:color="0000ff"/>
+          <w:rFonts w:ascii="Charis SIL Regular" w:hAnsi="Charis SIL Regular" w:eastAsia="Charis SIL Regular"/>
+          <w:b w:val="0"/>
+          <w:i w:val="0"/>
+          <w:color w:val="000000"/>
+          <w:sz w:val="24"/>
+        </w:rPr>
+        <w:hyperlink r:id="rId10" w:history="1">
+          <w:r>
+            <w:rPr>
+              <w:rStyle w:val="Hyperlink"/>
+            </w:rPr>
+            <w:t>nces) is of g</w:t>
+          </w:r>
+        </w:hyperlink>
+      </w:r>
+      <w:r>
+        <w:rPr>
+          <w:u w:val="single" w:color="0000ff"/>
+          <w:rFonts w:ascii="Charis SIL Regular" w:hAnsi="Charis SIL Regular" w:eastAsia="Charis SIL Regular"/>
+          <w:b w:val="0"/>
+          <w:i w:val="0"/>
+          <w:color w:val="000000"/>
+          <w:sz w:val="24"/>
+        </w:rPr>
+        <w:hyperlink r:id="rId10" w:history="1">
+          <w:r>
+            <w:rPr>
+              <w:rStyle w:val="Hyperlink"/>
+            </w:rPr>
+            <w:t>r</w:t>
+          </w:r>
+        </w:hyperlink>
+      </w:r>
+      <w:r>
+        <w:rPr>
+          <w:u w:val="single" w:color="0000ff"/>
+          <w:rFonts w:ascii="Charis SIL Regular" w:hAnsi="Charis SIL Regular" w:eastAsia="Charis SIL Regular"/>
+          <w:b w:val="0"/>
+          <w:i w:val="0"/>
+          <w:color w:val="000000"/>
+          <w:sz w:val="24"/>
+        </w:rPr>
+        <w:hyperlink r:id="rId10" w:history="1">
+          <w:r>
+            <w:rPr>
+              <w:rStyle w:val="Hyperlink"/>
+            </w:rPr>
+            <w:t>eat importan</w:t>
+          </w:r>
+        </w:hyperlink>
+      </w:r>
+      <w:r>
+        <w:rPr>
+          <w:u w:val="single" w:color="0000ff"/>
+          <w:rFonts w:ascii="Charis SIL Regular" w:hAnsi="Charis SIL Regular" w:eastAsia="Charis SIL Regular"/>
+          <w:b w:val="0"/>
+          <w:i w:val="0"/>
+          <w:color w:val="000000"/>
+          <w:sz w:val="24"/>
+        </w:rPr>
+        <w:hyperlink r:id="rId10" w:history="1">
+          <w:r>
+            <w:rPr>
+              <w:rStyle w:val="Hyperlink"/>
+            </w:rPr>
+            <w:t>c</w:t>
+          </w:r>
+        </w:hyperlink>
+      </w:r>
+      <w:r>
+        <w:rPr>
+          <w:u w:val="single" w:color="0000ff"/>
+          <w:rFonts w:ascii="Charis SIL Regular" w:hAnsi="Charis SIL Regular" w:eastAsia="Charis SIL Regular"/>
+          <w:b w:val="0"/>
+          <w:i w:val="0"/>
+          <w:color w:val="000000"/>
+          <w:sz w:val="24"/>
+        </w:rPr>
+        <w:hyperlink r:id="rId10" w:history="1">
+          <w:r>
+            <w:rPr>
+              <w:rStyle w:val="Hyperlink"/>
+            </w:rPr>
+            <w:t>e fo</w:t>
+          </w:r>
+        </w:hyperlink>
+      </w:r>
+      <w:r>
+        <w:rPr>
+          <w:u w:val="single" w:color="0000ff"/>
+          <w:rFonts w:ascii="Charis SIL Regular" w:hAnsi="Charis SIL Regular" w:eastAsia="Charis SIL Regular"/>
+          <w:b w:val="0"/>
+          <w:i w:val="0"/>
+          <w:color w:val="000000"/>
+          <w:sz w:val="24"/>
+        </w:rPr>
+        <w:hyperlink r:id="rId10" w:history="1">
+          <w:r>
+            <w:rPr>
+              <w:rStyle w:val="Hyperlink"/>
+            </w:rPr>
+            <w:t>r proven</w:t>
+          </w:r>
+        </w:hyperlink>
       </w:r>
       <w:r>
         <w:rPr>
@@ -2896,7 +3004,7 @@
           <w:sz w:val="24"/>
           <w:u w:val="single"/>
         </w:rPr>
-        <w:hyperlink r:id="rId20" w:history="1">
+        <w:hyperlink r:id="rId10" w:history="1">
           <w:r>
             <w:rPr>
               <w:rStyle w:val="Hyperlink"/>
@@ -3047,21 +3155,13 @@
       </w:r>
       <w:r>
         <w:rPr>
-          <w:u w:val="single" w:color="0000ff"/>
           <w:rFonts w:ascii="Charis SIL Regular" w:hAnsi="Charis SIL Regular" w:eastAsia="Charis SIL Regular"/>
           <w:b w:val="0"/>
           <w:i w:val="0"/>
           <w:color w:val="000000"/>
           <w:sz w:val="24"/>
         </w:rPr>
-        <w:hyperlink r:id="rId20" w:history="1">
-          <w:r>
-            <w:rPr>
-              <w:rStyle w:val="Hyperlink"/>
-            </w:rPr>
-            <w:t>rganisati</w:t>
-          </w:r>
-        </w:hyperlink>
+        <w:t>rganisati</w:t>
       </w:r>
       <w:r>
         <w:rPr>
@@ -4134,7 +4234,7 @@
           <w:sz w:val="24"/>
           <w:u w:val="single"/>
         </w:rPr>
-        <w:hyperlink r:id="rId24" w:history="1">
+        <w:hyperlink r:id="rId26" w:history="1">
           <w:r>
             <w:rPr>
               <w:rStyle w:val="Hyperlink"/>
@@ -4246,27 +4346,19 @@
           <w:i w:val="0"/>
           <w:color w:val="0000FF"/>
           <w:sz w:val="24"/>
+        </w:rPr>
+        <w:t>Mus</w:t>
+      </w:r>
+      <w:r>
+        <w:rPr>
+          <w:rFonts w:ascii="Charis SIL Regular" w:hAnsi="Charis SIL Regular" w:eastAsia="Charis SIL Regular"/>
+          <w:b w:val="0"/>
+          <w:i w:val="0"/>
+          <w:color w:val="0000FF"/>
+          <w:sz w:val="24"/>
           <w:u w:val="single"/>
         </w:rPr>
-        <w:hyperlink r:id="rId27" w:history="1">
-          <w:r>
-            <w:rPr>
-              <w:rStyle w:val="Hyperlink"/>
-            </w:rPr>
-            <w:t>Mus</w:t>
-          </w:r>
-        </w:hyperlink>
-      </w:r>
-      <w:r>
-        <w:rPr>
-          <w:rFonts w:ascii="Charis SIL Regular" w:hAnsi="Charis SIL Regular" w:eastAsia="Charis SIL Regular"/>
-          <w:b w:val="0"/>
-          <w:i w:val="0"/>
-          <w:color w:val="0000FF"/>
-          <w:sz w:val="24"/>
-          <w:u w:val="single"/>
-        </w:rPr>
-        <w:hyperlink r:id="rId27" w:history="1">
+        <w:hyperlink r:id="rId26" w:history="1">
           <w:r>
             <w:rPr>
               <w:rStyle w:val="Hyperlink"/>
@@ -4295,7 +4387,7 @@
           <w:sz w:val="24"/>
           <w:u w:val="single"/>
         </w:rPr>
-        <w:hyperlink r:id="rId27" w:history="1">
+        <w:hyperlink r:id="rId26" w:history="1">
           <w:r>
             <w:rPr>
               <w:rStyle w:val="Hyperlink"/>
@@ -4399,7 +4491,7 @@
           <w:sz w:val="24"/>
           <w:u w:val="single"/>
         </w:rPr>
-        <w:hyperlink r:id="rId28" w:history="1">
+        <w:hyperlink r:id="rId27" w:history="1">
           <w:r>
             <w:rPr>
               <w:rStyle w:val="Hyperlink"/>
@@ -4417,7 +4509,7 @@
           <w:sz w:val="24"/>
           <w:u w:val="single"/>
         </w:rPr>
-        <w:hyperlink r:id="rId28" w:history="1">
+        <w:hyperlink r:id="rId27" w:history="1">
           <w:r>
             <w:rPr>
               <w:rStyle w:val="Hyperlink"/>
@@ -4446,7 +4538,7 @@
           <w:sz w:val="24"/>
           <w:u w:val="single"/>
         </w:rPr>
-        <w:hyperlink r:id="rId28" w:history="1">
+        <w:hyperlink r:id="rId27" w:history="1">
           <w:r>
             <w:rPr>
               <w:rStyle w:val="Hyperlink"/>
@@ -4524,7 +4616,7 @@
           <w:sz w:val="24"/>
           <w:u w:val="single"/>
         </w:rPr>
-        <w:hyperlink r:id="rId29" w:history="1">
+        <w:hyperlink r:id="rId28" w:history="1">
           <w:r>
             <w:rPr>
               <w:rStyle w:val="Hyperlink"/>
@@ -4553,7 +4645,7 @@
           <w:sz w:val="24"/>
           <w:u w:val="single"/>
         </w:rPr>
-        <w:hyperlink r:id="rId29" w:history="1">
+        <w:hyperlink r:id="rId28" w:history="1">
           <w:r>
             <w:rPr>
               <w:rStyle w:val="Hyperlink"/>
@@ -4581,7 +4673,7 @@
           <w:sz w:val="24"/>
           <w:u w:val="single"/>
         </w:rPr>
-        <w:hyperlink r:id="rId30" w:history="1">
+        <w:hyperlink r:id="rId29" w:history="1">
           <w:r>
             <w:rPr>
               <w:rStyle w:val="Hyperlink"/>
@@ -4609,7 +4701,7 @@
           <w:color w:val="000000"/>
           <w:sz w:val="24"/>
         </w:rPr>
-        <w:hyperlink r:id="rId29" w:history="1">
+        <w:hyperlink r:id="rId28" w:history="1">
           <w:r>
             <w:rPr>
               <w:rStyle w:val="Hyperlink"/>
@@ -4627,7 +4719,7 @@
           <w:color w:val="000000"/>
           <w:sz w:val="24"/>
         </w:rPr>
-        <w:hyperlink r:id="rId29" w:history="1">
+        <w:hyperlink r:id="rId28" w:history="1">
           <w:r>
             <w:rPr>
               <w:rStyle w:val="Hyperlink"/>
@@ -4655,7 +4747,7 @@
           <w:color w:val="000000"/>
           <w:sz w:val="24"/>
         </w:rPr>
-        <w:hyperlink r:id="rId30" w:history="1">
+        <w:hyperlink r:id="rId29" w:history="1">
           <w:r>
             <w:rPr>
               <w:rStyle w:val="Hyperlink"/>

--- a/EXPORTS/DOCX/published/niveau2/English/Indonesia.docx
+++ b/EXPORTS/DOCX/published/niveau2/English/Indonesia.docx
@@ -679,115 +679,7 @@
           <w:color w:val="000000"/>
           <w:sz w:val="24"/>
         </w:rPr>
-        <w:t>Scie</w:t>
-      </w:r>
-      <w:r>
-        <w:rPr>
-          <w:u w:val="single" w:color="0000ff"/>
-          <w:rFonts w:ascii="Charis SIL Regular" w:hAnsi="Charis SIL Regular" w:eastAsia="Charis SIL Regular"/>
-          <w:b w:val="0"/>
-          <w:i w:val="0"/>
-          <w:color w:val="000000"/>
-          <w:sz w:val="24"/>
-        </w:rPr>
-        <w:hyperlink r:id="rId10" w:history="1">
-          <w:r>
-            <w:rPr>
-              <w:rStyle w:val="Hyperlink"/>
-            </w:rPr>
-            <w:t>nces) is of g</w:t>
-          </w:r>
-        </w:hyperlink>
-      </w:r>
-      <w:r>
-        <w:rPr>
-          <w:u w:val="single" w:color="0000ff"/>
-          <w:rFonts w:ascii="Charis SIL Regular" w:hAnsi="Charis SIL Regular" w:eastAsia="Charis SIL Regular"/>
-          <w:b w:val="0"/>
-          <w:i w:val="0"/>
-          <w:color w:val="000000"/>
-          <w:sz w:val="24"/>
-        </w:rPr>
-        <w:hyperlink r:id="rId10" w:history="1">
-          <w:r>
-            <w:rPr>
-              <w:rStyle w:val="Hyperlink"/>
-            </w:rPr>
-            <w:t>r</w:t>
-          </w:r>
-        </w:hyperlink>
-      </w:r>
-      <w:r>
-        <w:rPr>
-          <w:u w:val="single" w:color="0000ff"/>
-          <w:rFonts w:ascii="Charis SIL Regular" w:hAnsi="Charis SIL Regular" w:eastAsia="Charis SIL Regular"/>
-          <w:b w:val="0"/>
-          <w:i w:val="0"/>
-          <w:color w:val="000000"/>
-          <w:sz w:val="24"/>
-        </w:rPr>
-        <w:hyperlink r:id="rId10" w:history="1">
-          <w:r>
-            <w:rPr>
-              <w:rStyle w:val="Hyperlink"/>
-            </w:rPr>
-            <w:t>eat importan</w:t>
-          </w:r>
-        </w:hyperlink>
-      </w:r>
-      <w:r>
-        <w:rPr>
-          <w:u w:val="single" w:color="0000ff"/>
-          <w:rFonts w:ascii="Charis SIL Regular" w:hAnsi="Charis SIL Regular" w:eastAsia="Charis SIL Regular"/>
-          <w:b w:val="0"/>
-          <w:i w:val="0"/>
-          <w:color w:val="000000"/>
-          <w:sz w:val="24"/>
-        </w:rPr>
-        <w:hyperlink r:id="rId10" w:history="1">
-          <w:r>
-            <w:rPr>
-              <w:rStyle w:val="Hyperlink"/>
-            </w:rPr>
-            <w:t>c</w:t>
-          </w:r>
-        </w:hyperlink>
-      </w:r>
-      <w:r>
-        <w:rPr>
-          <w:u w:val="single" w:color="0000ff"/>
-          <w:rFonts w:ascii="Charis SIL Regular" w:hAnsi="Charis SIL Regular" w:eastAsia="Charis SIL Regular"/>
-          <w:b w:val="0"/>
-          <w:i w:val="0"/>
-          <w:color w:val="000000"/>
-          <w:sz w:val="24"/>
-        </w:rPr>
-        <w:hyperlink r:id="rId10" w:history="1">
-          <w:r>
-            <w:rPr>
-              <w:rStyle w:val="Hyperlink"/>
-            </w:rPr>
-            <w:t>e fo</w:t>
-          </w:r>
-        </w:hyperlink>
-      </w:r>
-      <w:r>
-        <w:rPr>
-          <w:u w:val="single" w:color="0000ff"/>
-          <w:rFonts w:ascii="Charis SIL Regular" w:hAnsi="Charis SIL Regular" w:eastAsia="Charis SIL Regular"/>
-          <w:b w:val="0"/>
-          <w:i w:val="0"/>
-          <w:color w:val="000000"/>
-          <w:sz w:val="24"/>
-        </w:rPr>
-        <w:hyperlink r:id="rId10" w:history="1">
-          <w:r>
-            <w:rPr>
-              <w:rStyle w:val="Hyperlink"/>
-            </w:rPr>
-            <w:t>r proven</w:t>
-          </w:r>
-        </w:hyperlink>
+        <w:t>Sciences) is of great importance for proven</w:t>
       </w:r>
       <w:r>
         <w:rPr>
@@ -1734,6 +1626,7 @@
       </w:r>
       <w:r>
         <w:rPr>
+          <w:u w:val="single" w:color="0000ff"/>
           <w:rFonts w:ascii="Charis SIL Regular" w:hAnsi="Charis SIL Regular" w:eastAsia="Charis SIL Regular"/>
           <w:b w:val="0"/>
           <w:i w:val="0"/>
@@ -2780,7 +2673,7 @@
           <w:sz w:val="24"/>
           <w:u w:val="single"/>
         </w:rPr>
-        <w:hyperlink r:id="rId20" w:history="1">
+        <w:hyperlink r:id="rId10" w:history="1">
           <w:r>
             <w:rPr>
               <w:rStyle w:val="Hyperlink"/>
@@ -2809,7 +2702,7 @@
           <w:sz w:val="24"/>
           <w:u w:val="single"/>
         </w:rPr>
-        <w:hyperlink r:id="rId20" w:history="1">
+        <w:hyperlink r:id="rId10" w:history="1">
           <w:r>
             <w:rPr>
               <w:rStyle w:val="Hyperlink"/>
@@ -2827,7 +2720,7 @@
           <w:sz w:val="24"/>
           <w:u w:val="single"/>
         </w:rPr>
-        <w:hyperlink r:id="rId20" w:history="1">
+        <w:hyperlink r:id="rId10" w:history="1">
           <w:r>
             <w:rPr>
               <w:rStyle w:val="Hyperlink"/>
@@ -2856,7 +2749,7 @@
           <w:sz w:val="24"/>
           <w:u w:val="single"/>
         </w:rPr>
-        <w:hyperlink r:id="rId20" w:history="1">
+        <w:hyperlink r:id="rId10" w:history="1">
           <w:r>
             <w:rPr>
               <w:rStyle w:val="Hyperlink"/>
@@ -2874,7 +2767,7 @@
           <w:sz w:val="24"/>
           <w:u w:val="single"/>
         </w:rPr>
-        <w:hyperlink r:id="rId20" w:history="1">
+        <w:hyperlink r:id="rId10" w:history="1">
           <w:r>
             <w:rPr>
               <w:rStyle w:val="Hyperlink"/>
@@ -2892,7 +2785,7 @@
           <w:sz w:val="24"/>
           <w:u w:val="single"/>
         </w:rPr>
-        <w:hyperlink r:id="rId20" w:history="1">
+        <w:hyperlink r:id="rId10" w:history="1">
           <w:r>
             <w:rPr>
               <w:rStyle w:val="Hyperlink"/>
@@ -2911,89 +2804,6 @@
           <w:u w:val="single"/>
         </w:rPr>
         <w:t xml:space="preserve"> </w:t>
-      </w:r>
-      <w:r>
-        <w:rPr>
-          <w:rFonts w:ascii="Charis SIL Regular" w:hAnsi="Charis SIL Regular" w:eastAsia="Charis SIL Regular"/>
-          <w:b w:val="0"/>
-          <w:i w:val="0"/>
-          <w:color w:val="0000FF"/>
-          <w:sz w:val="24"/>
-          <w:u w:val="single"/>
-        </w:rPr>
-        <w:hyperlink r:id="rId20" w:history="1">
-          <w:r>
-            <w:rPr>
-              <w:rStyle w:val="Hyperlink"/>
-            </w:rPr>
-            <w:t>a</w:t>
-          </w:r>
-        </w:hyperlink>
-      </w:r>
-      <w:r>
-        <w:rPr>
-          <w:rFonts w:ascii="Charis SIL Regular" w:hAnsi="Charis SIL Regular" w:eastAsia="Charis SIL Regular"/>
-          <w:b w:val="0"/>
-          <w:i w:val="0"/>
-          <w:color w:val="0000FF"/>
-          <w:sz w:val="24"/>
-          <w:u w:val="single"/>
-        </w:rPr>
-        <w:hyperlink r:id="rId20" w:history="1">
-          <w:r>
-            <w:rPr>
-              <w:rStyle w:val="Hyperlink"/>
-            </w:rPr>
-            <w:t>nd</w:t>
-          </w:r>
-        </w:hyperlink>
-      </w:r>
-      <w:r>
-        <w:rPr>
-          <w:rFonts w:ascii="Charis SIL Regular" w:hAnsi="Charis SIL Regular" w:eastAsia="Charis SIL Regular"/>
-          <w:b w:val="0"/>
-          <w:i w:val="0"/>
-          <w:color w:val="0000FF"/>
-          <w:sz w:val="24"/>
-          <w:u w:val="single"/>
-        </w:rPr>
-        <w:t xml:space="preserve"> </w:t>
-      </w:r>
-      <w:r>
-        <w:rPr>
-          <w:rFonts w:ascii="Charis SIL Regular" w:hAnsi="Charis SIL Regular" w:eastAsia="Charis SIL Regular"/>
-          <w:b w:val="0"/>
-          <w:i w:val="0"/>
-          <w:color w:val="0000FF"/>
-          <w:sz w:val="24"/>
-          <w:u w:val="single"/>
-        </w:rPr>
-        <w:hyperlink r:id="rId20" w:history="1">
-          <w:r>
-            <w:rPr>
-              <w:rStyle w:val="Hyperlink"/>
-            </w:rPr>
-            <w:t>Carib</w:t>
-          </w:r>
-        </w:hyperlink>
-      </w:r>
-      <w:r>
-        <w:rPr>
-          <w:rFonts w:ascii="Charis SIL Regular" w:hAnsi="Charis SIL Regular" w:eastAsia="Charis SIL Regular"/>
-          <w:b w:val="0"/>
-          <w:i w:val="0"/>
-          <w:color w:val="0000FF"/>
-          <w:sz w:val="24"/>
-          <w:u w:val="single"/>
-        </w:rPr>
-        <w:hyperlink r:id="rId20" w:history="1">
-          <w:r>
-            <w:rPr>
-              <w:rStyle w:val="Hyperlink"/>
-            </w:rPr>
-            <w:t>be</w:t>
-          </w:r>
-        </w:hyperlink>
       </w:r>
       <w:r>
         <w:rPr>
@@ -3027,6 +2837,89 @@
             <w:rPr>
               <w:rStyle w:val="Hyperlink"/>
             </w:rPr>
+            <w:t>nd</w:t>
+          </w:r>
+        </w:hyperlink>
+      </w:r>
+      <w:r>
+        <w:rPr>
+          <w:rFonts w:ascii="Charis SIL Regular" w:hAnsi="Charis SIL Regular" w:eastAsia="Charis SIL Regular"/>
+          <w:b w:val="0"/>
+          <w:i w:val="0"/>
+          <w:color w:val="0000FF"/>
+          <w:sz w:val="24"/>
+          <w:u w:val="single"/>
+        </w:rPr>
+        <w:t xml:space="preserve"> </w:t>
+      </w:r>
+      <w:r>
+        <w:rPr>
+          <w:rFonts w:ascii="Charis SIL Regular" w:hAnsi="Charis SIL Regular" w:eastAsia="Charis SIL Regular"/>
+          <w:b w:val="0"/>
+          <w:i w:val="0"/>
+          <w:color w:val="0000FF"/>
+          <w:sz w:val="24"/>
+          <w:u w:val="single"/>
+        </w:rPr>
+        <w:hyperlink r:id="rId10" w:history="1">
+          <w:r>
+            <w:rPr>
+              <w:rStyle w:val="Hyperlink"/>
+            </w:rPr>
+            <w:t>Carib</w:t>
+          </w:r>
+        </w:hyperlink>
+      </w:r>
+      <w:r>
+        <w:rPr>
+          <w:rFonts w:ascii="Charis SIL Regular" w:hAnsi="Charis SIL Regular" w:eastAsia="Charis SIL Regular"/>
+          <w:b w:val="0"/>
+          <w:i w:val="0"/>
+          <w:color w:val="0000FF"/>
+          <w:sz w:val="24"/>
+          <w:u w:val="single"/>
+        </w:rPr>
+        <w:hyperlink r:id="rId10" w:history="1">
+          <w:r>
+            <w:rPr>
+              <w:rStyle w:val="Hyperlink"/>
+            </w:rPr>
+            <w:t>be</w:t>
+          </w:r>
+        </w:hyperlink>
+      </w:r>
+      <w:r>
+        <w:rPr>
+          <w:rFonts w:ascii="Charis SIL Regular" w:hAnsi="Charis SIL Regular" w:eastAsia="Charis SIL Regular"/>
+          <w:b w:val="0"/>
+          <w:i w:val="0"/>
+          <w:color w:val="0000FF"/>
+          <w:sz w:val="24"/>
+          <w:u w:val="single"/>
+        </w:rPr>
+        <w:hyperlink r:id="rId10" w:history="1">
+          <w:r>
+            <w:rPr>
+              <w:rStyle w:val="Hyperlink"/>
+            </w:rPr>
+            <w:t>a</w:t>
+          </w:r>
+        </w:hyperlink>
+      </w:r>
+      <w:r>
+        <w:rPr>
+          <w:rFonts w:ascii="Charis SIL Regular" w:hAnsi="Charis SIL Regular" w:eastAsia="Charis SIL Regular"/>
+          <w:b w:val="0"/>
+          <w:i w:val="0"/>
+          <w:color w:val="0000FF"/>
+          <w:sz w:val="24"/>
+          <w:u w:val="single"/>
+        </w:rPr>
+        <w:hyperlink r:id="rId10" w:history="1">
+          <w:r>
+            <w:rPr>
+              <w:rStyle w:val="Hyperlink"/>
+            </w:rPr>
             <w:t>n</w:t>
           </w:r>
         </w:hyperlink>
@@ -3155,13 +3048,21 @@
       </w:r>
       <w:r>
         <w:rPr>
+          <w:u w:val="single" w:color="0000ff"/>
           <w:rFonts w:ascii="Charis SIL Regular" w:hAnsi="Charis SIL Regular" w:eastAsia="Charis SIL Regular"/>
           <w:b w:val="0"/>
           <w:i w:val="0"/>
           <w:color w:val="000000"/>
           <w:sz w:val="24"/>
         </w:rPr>
-        <w:t>rganisati</w:t>
+        <w:hyperlink r:id="rId20" w:history="1">
+          <w:r>
+            <w:rPr>
+              <w:rStyle w:val="Hyperlink"/>
+            </w:rPr>
+            <w:t>rganisati</w:t>
+          </w:r>
+        </w:hyperlink>
       </w:r>
       <w:r>
         <w:rPr>
@@ -3222,22 +3123,13 @@
             <w:rPr>
               <w:rStyle w:val="Hyperlink"/>
             </w:rPr>
-            <w:t>findings</w:t>
+            <w:t xml:space="preserve">findings </w:t>
           </w:r>
         </w:hyperlink>
       </w:r>
       <w:r>
         <w:rPr>
-          <w:rFonts w:ascii="Charis SIL Regular" w:hAnsi="Charis SIL Regular" w:eastAsia="Charis SIL Regular"/>
-          <w:b w:val="0"/>
-          <w:i w:val="0"/>
-          <w:color w:val="000000"/>
-          <w:sz w:val="24"/>
-        </w:rPr>
-        <w:t xml:space="preserve"> </w:t>
-      </w:r>
-      <w:r>
-        <w:rPr>
+          <w:u w:val="single" w:color="0000ff"/>
           <w:rFonts w:ascii="Charis SIL Regular" w:hAnsi="Charis SIL Regular" w:eastAsia="Charis SIL Regular"/>
           <w:b w:val="0"/>
           <w:i w:val="0"/>
@@ -3296,29 +3188,13 @@
             <w:rPr>
               <w:rStyle w:val="Hyperlink"/>
             </w:rPr>
-            <w:t>tif</w:t>
+            <w:t>tifi</w:t>
           </w:r>
         </w:hyperlink>
       </w:r>
       <w:r>
         <w:rPr>
-          <w:rFonts w:ascii="Charis SIL Regular" w:hAnsi="Charis SIL Regular" w:eastAsia="Charis SIL Regular"/>
-          <w:b w:val="0"/>
-          <w:i w:val="0"/>
-          <w:color w:val="000000"/>
-          <w:sz w:val="24"/>
-        </w:rPr>
-        <w:hyperlink r:id="rId20" w:history="1">
-          <w:r>
-            <w:rPr>
-              <w:rStyle w:val="Hyperlink"/>
-            </w:rPr>
-            <w:t>i</w:t>
-          </w:r>
-        </w:hyperlink>
-      </w:r>
-      <w:r>
-        <w:rPr>
+          <w:u w:val="single" w:color="0000ff"/>
           <w:rFonts w:ascii="Charis SIL Regular" w:hAnsi="Charis SIL Regular" w:eastAsia="Charis SIL Regular"/>
           <w:b w:val="0"/>
           <w:i w:val="0"/>
@@ -3406,7 +3282,7 @@
             <w:rPr>
               <w:rStyle w:val="Hyperlink"/>
             </w:rPr>
-            <w:t>ished in</w:t>
+            <w:t xml:space="preserve">ished </w:t>
           </w:r>
         </w:hyperlink>
       </w:r>
@@ -3418,7 +3294,7 @@
           <w:color w:val="000000"/>
           <w:sz w:val="24"/>
         </w:rPr>
-        <w:t xml:space="preserve"> journals and books. The objects, documents </w:t>
+        <w:t xml:space="preserve">in journals and books. The objects, documents </w:t>
       </w:r>
       <w:r>
         <w:rPr>
@@ -4281,7 +4157,7 @@
           <w:sz w:val="24"/>
           <w:u w:val="single"/>
         </w:rPr>
-        <w:hyperlink r:id="rId26" w:history="1">
+        <w:hyperlink r:id="rId24" w:history="1">
           <w:r>
             <w:rPr>
               <w:rStyle w:val="Hyperlink"/>
@@ -4299,7 +4175,7 @@
           <w:sz w:val="24"/>
           <w:u w:val="single"/>
         </w:rPr>
-        <w:hyperlink r:id="rId26" w:history="1">
+        <w:hyperlink r:id="rId24" w:history="1">
           <w:r>
             <w:rPr>
               <w:rStyle w:val="Hyperlink"/>
@@ -4317,7 +4193,7 @@
           <w:sz w:val="24"/>
           <w:u w:val="single"/>
         </w:rPr>
-        <w:hyperlink r:id="rId26" w:history="1">
+        <w:hyperlink r:id="rId24" w:history="1">
           <w:r>
             <w:rPr>
               <w:rStyle w:val="Hyperlink"/>
@@ -4346,6 +4222,7 @@
           <w:i w:val="0"/>
           <w:color w:val="0000FF"/>
           <w:sz w:val="24"/>
+          <w:u w:val="single"/>
         </w:rPr>
         <w:t>Mus</w:t>
       </w:r>

--- a/EXPORTS/DOCX/published/niveau2/English/Indonesia.docx
+++ b/EXPORTS/DOCX/published/niveau2/English/Indonesia.docx
@@ -679,7 +679,115 @@
           <w:color w:val="000000"/>
           <w:sz w:val="24"/>
         </w:rPr>
-        <w:t>Sciences) is of great importance for proven</w:t>
+        <w:t>Scie</w:t>
+      </w:r>
+      <w:r>
+        <w:rPr>
+          <w:u w:val="single" w:color="0000ff"/>
+          <w:rFonts w:ascii="Charis SIL Regular" w:hAnsi="Charis SIL Regular" w:eastAsia="Charis SIL Regular"/>
+          <w:b w:val="0"/>
+          <w:i w:val="0"/>
+          <w:color w:val="000000"/>
+          <w:sz w:val="24"/>
+        </w:rPr>
+        <w:hyperlink r:id="rId10" w:history="1">
+          <w:r>
+            <w:rPr>
+              <w:rStyle w:val="Hyperlink"/>
+            </w:rPr>
+            <w:t>nces) is of g</w:t>
+          </w:r>
+        </w:hyperlink>
+      </w:r>
+      <w:r>
+        <w:rPr>
+          <w:u w:val="single" w:color="0000ff"/>
+          <w:rFonts w:ascii="Charis SIL Regular" w:hAnsi="Charis SIL Regular" w:eastAsia="Charis SIL Regular"/>
+          <w:b w:val="0"/>
+          <w:i w:val="0"/>
+          <w:color w:val="000000"/>
+          <w:sz w:val="24"/>
+        </w:rPr>
+        <w:hyperlink r:id="rId10" w:history="1">
+          <w:r>
+            <w:rPr>
+              <w:rStyle w:val="Hyperlink"/>
+            </w:rPr>
+            <w:t>r</w:t>
+          </w:r>
+        </w:hyperlink>
+      </w:r>
+      <w:r>
+        <w:rPr>
+          <w:u w:val="single" w:color="0000ff"/>
+          <w:rFonts w:ascii="Charis SIL Regular" w:hAnsi="Charis SIL Regular" w:eastAsia="Charis SIL Regular"/>
+          <w:b w:val="0"/>
+          <w:i w:val="0"/>
+          <w:color w:val="000000"/>
+          <w:sz w:val="24"/>
+        </w:rPr>
+        <w:hyperlink r:id="rId10" w:history="1">
+          <w:r>
+            <w:rPr>
+              <w:rStyle w:val="Hyperlink"/>
+            </w:rPr>
+            <w:t>eat importan</w:t>
+          </w:r>
+        </w:hyperlink>
+      </w:r>
+      <w:r>
+        <w:rPr>
+          <w:u w:val="single" w:color="0000ff"/>
+          <w:rFonts w:ascii="Charis SIL Regular" w:hAnsi="Charis SIL Regular" w:eastAsia="Charis SIL Regular"/>
+          <w:b w:val="0"/>
+          <w:i w:val="0"/>
+          <w:color w:val="000000"/>
+          <w:sz w:val="24"/>
+        </w:rPr>
+        <w:hyperlink r:id="rId10" w:history="1">
+          <w:r>
+            <w:rPr>
+              <w:rStyle w:val="Hyperlink"/>
+            </w:rPr>
+            <w:t>c</w:t>
+          </w:r>
+        </w:hyperlink>
+      </w:r>
+      <w:r>
+        <w:rPr>
+          <w:u w:val="single" w:color="0000ff"/>
+          <w:rFonts w:ascii="Charis SIL Regular" w:hAnsi="Charis SIL Regular" w:eastAsia="Charis SIL Regular"/>
+          <w:b w:val="0"/>
+          <w:i w:val="0"/>
+          <w:color w:val="000000"/>
+          <w:sz w:val="24"/>
+        </w:rPr>
+        <w:hyperlink r:id="rId10" w:history="1">
+          <w:r>
+            <w:rPr>
+              <w:rStyle w:val="Hyperlink"/>
+            </w:rPr>
+            <w:t>e fo</w:t>
+          </w:r>
+        </w:hyperlink>
+      </w:r>
+      <w:r>
+        <w:rPr>
+          <w:u w:val="single" w:color="0000ff"/>
+          <w:rFonts w:ascii="Charis SIL Regular" w:hAnsi="Charis SIL Regular" w:eastAsia="Charis SIL Regular"/>
+          <w:b w:val="0"/>
+          <w:i w:val="0"/>
+          <w:color w:val="000000"/>
+          <w:sz w:val="24"/>
+        </w:rPr>
+        <w:hyperlink r:id="rId10" w:history="1">
+          <w:r>
+            <w:rPr>
+              <w:rStyle w:val="Hyperlink"/>
+            </w:rPr>
+            <w:t>r proven</w:t>
+          </w:r>
+        </w:hyperlink>
       </w:r>
       <w:r>
         <w:rPr>
@@ -1626,7 +1734,6 @@
       </w:r>
       <w:r>
         <w:rPr>
-          <w:u w:val="single" w:color="0000ff"/>
           <w:rFonts w:ascii="Charis SIL Regular" w:hAnsi="Charis SIL Regular" w:eastAsia="Charis SIL Regular"/>
           <w:b w:val="0"/>
           <w:i w:val="0"/>
@@ -4157,7 +4264,7 @@
           <w:sz w:val="24"/>
           <w:u w:val="single"/>
         </w:rPr>
-        <w:hyperlink r:id="rId24" w:history="1">
+        <w:hyperlink r:id="rId26" w:history="1">
           <w:r>
             <w:rPr>
               <w:rStyle w:val="Hyperlink"/>
@@ -4175,7 +4282,7 @@
           <w:sz w:val="24"/>
           <w:u w:val="single"/>
         </w:rPr>
-        <w:hyperlink r:id="rId24" w:history="1">
+        <w:hyperlink r:id="rId26" w:history="1">
           <w:r>
             <w:rPr>
               <w:rStyle w:val="Hyperlink"/>

--- a/EXPORTS/DOCX/published/niveau2/English/Indonesia.docx
+++ b/EXPORTS/DOCX/published/niveau2/English/Indonesia.docx
@@ -690,104 +690,7 @@
           <w:color w:val="000000"/>
           <w:sz w:val="24"/>
         </w:rPr>
-        <w:hyperlink r:id="rId10" w:history="1">
-          <w:r>
-            <w:rPr>
-              <w:rStyle w:val="Hyperlink"/>
-            </w:rPr>
-            <w:t>nces) is of g</w:t>
-          </w:r>
-        </w:hyperlink>
-      </w:r>
-      <w:r>
-        <w:rPr>
-          <w:u w:val="single" w:color="0000ff"/>
-          <w:rFonts w:ascii="Charis SIL Regular" w:hAnsi="Charis SIL Regular" w:eastAsia="Charis SIL Regular"/>
-          <w:b w:val="0"/>
-          <w:i w:val="0"/>
-          <w:color w:val="000000"/>
-          <w:sz w:val="24"/>
-        </w:rPr>
-        <w:hyperlink r:id="rId10" w:history="1">
-          <w:r>
-            <w:rPr>
-              <w:rStyle w:val="Hyperlink"/>
-            </w:rPr>
-            <w:t>r</w:t>
-          </w:r>
-        </w:hyperlink>
-      </w:r>
-      <w:r>
-        <w:rPr>
-          <w:u w:val="single" w:color="0000ff"/>
-          <w:rFonts w:ascii="Charis SIL Regular" w:hAnsi="Charis SIL Regular" w:eastAsia="Charis SIL Regular"/>
-          <w:b w:val="0"/>
-          <w:i w:val="0"/>
-          <w:color w:val="000000"/>
-          <w:sz w:val="24"/>
-        </w:rPr>
-        <w:hyperlink r:id="rId10" w:history="1">
-          <w:r>
-            <w:rPr>
-              <w:rStyle w:val="Hyperlink"/>
-            </w:rPr>
-            <w:t>eat importan</w:t>
-          </w:r>
-        </w:hyperlink>
-      </w:r>
-      <w:r>
-        <w:rPr>
-          <w:u w:val="single" w:color="0000ff"/>
-          <w:rFonts w:ascii="Charis SIL Regular" w:hAnsi="Charis SIL Regular" w:eastAsia="Charis SIL Regular"/>
-          <w:b w:val="0"/>
-          <w:i w:val="0"/>
-          <w:color w:val="000000"/>
-          <w:sz w:val="24"/>
-        </w:rPr>
-        <w:hyperlink r:id="rId10" w:history="1">
-          <w:r>
-            <w:rPr>
-              <w:rStyle w:val="Hyperlink"/>
-            </w:rPr>
-            <w:t>c</w:t>
-          </w:r>
-        </w:hyperlink>
-      </w:r>
-      <w:r>
-        <w:rPr>
-          <w:u w:val="single" w:color="0000ff"/>
-          <w:rFonts w:ascii="Charis SIL Regular" w:hAnsi="Charis SIL Regular" w:eastAsia="Charis SIL Regular"/>
-          <w:b w:val="0"/>
-          <w:i w:val="0"/>
-          <w:color w:val="000000"/>
-          <w:sz w:val="24"/>
-        </w:rPr>
-        <w:hyperlink r:id="rId10" w:history="1">
-          <w:r>
-            <w:rPr>
-              <w:rStyle w:val="Hyperlink"/>
-            </w:rPr>
-            <w:t>e fo</w:t>
-          </w:r>
-        </w:hyperlink>
-      </w:r>
-      <w:r>
-        <w:rPr>
-          <w:u w:val="single" w:color="0000ff"/>
-          <w:rFonts w:ascii="Charis SIL Regular" w:hAnsi="Charis SIL Regular" w:eastAsia="Charis SIL Regular"/>
-          <w:b w:val="0"/>
-          <w:i w:val="0"/>
-          <w:color w:val="000000"/>
-          <w:sz w:val="24"/>
-        </w:rPr>
-        <w:hyperlink r:id="rId10" w:history="1">
-          <w:r>
-            <w:rPr>
-              <w:rStyle w:val="Hyperlink"/>
-            </w:rPr>
-            <w:t>r proven</w:t>
-          </w:r>
-        </w:hyperlink>
+        <w:t>nces) is of great importance for proven</w:t>
       </w:r>
       <w:r>
         <w:rPr>
@@ -2780,7 +2683,7 @@
           <w:sz w:val="24"/>
           <w:u w:val="single"/>
         </w:rPr>
-        <w:hyperlink r:id="rId10" w:history="1">
+        <w:hyperlink r:id="rId20" w:history="1">
           <w:r>
             <w:rPr>
               <w:rStyle w:val="Hyperlink"/>
@@ -2809,7 +2712,7 @@
           <w:sz w:val="24"/>
           <w:u w:val="single"/>
         </w:rPr>
-        <w:hyperlink r:id="rId10" w:history="1">
+        <w:hyperlink r:id="rId20" w:history="1">
           <w:r>
             <w:rPr>
               <w:rStyle w:val="Hyperlink"/>
@@ -4264,7 +4167,7 @@
           <w:sz w:val="24"/>
           <w:u w:val="single"/>
         </w:rPr>
-        <w:hyperlink r:id="rId26" w:history="1">
+        <w:hyperlink r:id="rId24" w:history="1">
           <w:r>
             <w:rPr>
               <w:rStyle w:val="Hyperlink"/>
@@ -4282,7 +4185,7 @@
           <w:sz w:val="24"/>
           <w:u w:val="single"/>
         </w:rPr>
-        <w:hyperlink r:id="rId26" w:history="1">
+        <w:hyperlink r:id="rId24" w:history="1">
           <w:r>
             <w:rPr>
               <w:rStyle w:val="Hyperlink"/>

--- a/EXPORTS/DOCX/published/niveau2/English/Indonesia.docx
+++ b/EXPORTS/DOCX/published/niveau2/English/Indonesia.docx
@@ -690,7 +690,79 @@
           <w:color w:val="000000"/>
           <w:sz w:val="24"/>
         </w:rPr>
-        <w:t>nces) is of great importance for proven</w:t>
+        <w:hyperlink r:id="rId10" w:history="1">
+          <w:r>
+            <w:rPr>
+              <w:rStyle w:val="Hyperlink"/>
+            </w:rPr>
+            <w:t>nces) is of g</w:t>
+          </w:r>
+        </w:hyperlink>
+      </w:r>
+      <w:r>
+        <w:rPr>
+          <w:u w:val="single" w:color="0000ff"/>
+          <w:rFonts w:ascii="Charis SIL Regular" w:hAnsi="Charis SIL Regular" w:eastAsia="Charis SIL Regular"/>
+          <w:b w:val="0"/>
+          <w:i w:val="0"/>
+          <w:color w:val="000000"/>
+          <w:sz w:val="24"/>
+        </w:rPr>
+        <w:hyperlink r:id="rId10" w:history="1">
+          <w:r>
+            <w:rPr>
+              <w:rStyle w:val="Hyperlink"/>
+            </w:rPr>
+            <w:t>r</w:t>
+          </w:r>
+        </w:hyperlink>
+      </w:r>
+      <w:r>
+        <w:rPr>
+          <w:u w:val="single" w:color="0000ff"/>
+          <w:rFonts w:ascii="Charis SIL Regular" w:hAnsi="Charis SIL Regular" w:eastAsia="Charis SIL Regular"/>
+          <w:b w:val="0"/>
+          <w:i w:val="0"/>
+          <w:color w:val="000000"/>
+          <w:sz w:val="24"/>
+        </w:rPr>
+        <w:hyperlink r:id="rId10" w:history="1">
+          <w:r>
+            <w:rPr>
+              <w:rStyle w:val="Hyperlink"/>
+            </w:rPr>
+            <w:t>eat importan</w:t>
+          </w:r>
+        </w:hyperlink>
+      </w:r>
+      <w:r>
+        <w:rPr>
+          <w:u w:val="single" w:color="0000ff"/>
+          <w:rFonts w:ascii="Charis SIL Regular" w:hAnsi="Charis SIL Regular" w:eastAsia="Charis SIL Regular"/>
+          <w:b w:val="0"/>
+          <w:i w:val="0"/>
+          <w:color w:val="000000"/>
+          <w:sz w:val="24"/>
+        </w:rPr>
+        <w:hyperlink r:id="rId10" w:history="1">
+          <w:r>
+            <w:rPr>
+              <w:rStyle w:val="Hyperlink"/>
+            </w:rPr>
+            <w:t>c</w:t>
+          </w:r>
+        </w:hyperlink>
+      </w:r>
+      <w:r>
+        <w:rPr>
+          <w:u w:val="single" w:color="0000ff"/>
+          <w:rFonts w:ascii="Charis SIL Regular" w:hAnsi="Charis SIL Regular" w:eastAsia="Charis SIL Regular"/>
+          <w:b w:val="0"/>
+          <w:i w:val="0"/>
+          <w:color w:val="000000"/>
+          <w:sz w:val="24"/>
+        </w:rPr>
+        <w:t>e for proven</w:t>
       </w:r>
       <w:r>
         <w:rPr>
@@ -1129,14 +1201,7 @@
           <w:color w:val="000000"/>
           <w:sz w:val="24"/>
         </w:rPr>
-        <w:hyperlink r:id="rId12" w:history="1">
-          <w:r>
-            <w:rPr>
-              <w:rStyle w:val="Hyperlink"/>
-            </w:rPr>
-            <w:t>e Batavia</w:t>
-          </w:r>
-        </w:hyperlink>
+        <w:t>e Batavia</w:t>
       </w:r>
       <w:r>
         <w:rPr>
@@ -1637,6 +1702,7 @@
       </w:r>
       <w:r>
         <w:rPr>
+          <w:u w:val="single" w:color="0000ff"/>
           <w:rFonts w:ascii="Charis SIL Regular" w:hAnsi="Charis SIL Regular" w:eastAsia="Charis SIL Regular"/>
           <w:b w:val="0"/>
           <w:i w:val="0"/>
@@ -2683,7 +2749,7 @@
           <w:sz w:val="24"/>
           <w:u w:val="single"/>
         </w:rPr>
-        <w:hyperlink r:id="rId20" w:history="1">
+        <w:hyperlink r:id="rId10" w:history="1">
           <w:r>
             <w:rPr>
               <w:rStyle w:val="Hyperlink"/>
@@ -2712,7 +2778,7 @@
           <w:sz w:val="24"/>
           <w:u w:val="single"/>
         </w:rPr>
-        <w:hyperlink r:id="rId20" w:history="1">
+        <w:hyperlink r:id="rId10" w:history="1">
           <w:r>
             <w:rPr>
               <w:rStyle w:val="Hyperlink"/>
@@ -2795,25 +2861,25 @@
           <w:sz w:val="24"/>
           <w:u w:val="single"/>
         </w:rPr>
+        <w:t>an and Carib</w:t>
+      </w:r>
+      <w:r>
+        <w:rPr>
+          <w:rFonts w:ascii="Charis SIL Regular" w:hAnsi="Charis SIL Regular" w:eastAsia="Charis SIL Regular"/>
+          <w:b w:val="0"/>
+          <w:i w:val="0"/>
+          <w:color w:val="0000FF"/>
+          <w:sz w:val="24"/>
+          <w:u w:val="single"/>
+        </w:rPr>
         <w:hyperlink r:id="rId10" w:history="1">
           <w:r>
             <w:rPr>
               <w:rStyle w:val="Hyperlink"/>
             </w:rPr>
-            <w:t>an</w:t>
+            <w:t>be</w:t>
           </w:r>
         </w:hyperlink>
-      </w:r>
-      <w:r>
-        <w:rPr>
-          <w:rFonts w:ascii="Charis SIL Regular" w:hAnsi="Charis SIL Regular" w:eastAsia="Charis SIL Regular"/>
-          <w:b w:val="0"/>
-          <w:i w:val="0"/>
-          <w:color w:val="0000FF"/>
-          <w:sz w:val="24"/>
-          <w:u w:val="single"/>
-        </w:rPr>
-        <w:t xml:space="preserve"> </w:t>
       </w:r>
       <w:r>
         <w:rPr>
@@ -2847,89 +2913,6 @@
             <w:rPr>
               <w:rStyle w:val="Hyperlink"/>
             </w:rPr>
-            <w:t>nd</w:t>
-          </w:r>
-        </w:hyperlink>
-      </w:r>
-      <w:r>
-        <w:rPr>
-          <w:rFonts w:ascii="Charis SIL Regular" w:hAnsi="Charis SIL Regular" w:eastAsia="Charis SIL Regular"/>
-          <w:b w:val="0"/>
-          <w:i w:val="0"/>
-          <w:color w:val="0000FF"/>
-          <w:sz w:val="24"/>
-          <w:u w:val="single"/>
-        </w:rPr>
-        <w:t xml:space="preserve"> </w:t>
-      </w:r>
-      <w:r>
-        <w:rPr>
-          <w:rFonts w:ascii="Charis SIL Regular" w:hAnsi="Charis SIL Regular" w:eastAsia="Charis SIL Regular"/>
-          <w:b w:val="0"/>
-          <w:i w:val="0"/>
-          <w:color w:val="0000FF"/>
-          <w:sz w:val="24"/>
-          <w:u w:val="single"/>
-        </w:rPr>
-        <w:hyperlink r:id="rId10" w:history="1">
-          <w:r>
-            <w:rPr>
-              <w:rStyle w:val="Hyperlink"/>
-            </w:rPr>
-            <w:t>Carib</w:t>
-          </w:r>
-        </w:hyperlink>
-      </w:r>
-      <w:r>
-        <w:rPr>
-          <w:rFonts w:ascii="Charis SIL Regular" w:hAnsi="Charis SIL Regular" w:eastAsia="Charis SIL Regular"/>
-          <w:b w:val="0"/>
-          <w:i w:val="0"/>
-          <w:color w:val="0000FF"/>
-          <w:sz w:val="24"/>
-          <w:u w:val="single"/>
-        </w:rPr>
-        <w:hyperlink r:id="rId10" w:history="1">
-          <w:r>
-            <w:rPr>
-              <w:rStyle w:val="Hyperlink"/>
-            </w:rPr>
-            <w:t>be</w:t>
-          </w:r>
-        </w:hyperlink>
-      </w:r>
-      <w:r>
-        <w:rPr>
-          <w:rFonts w:ascii="Charis SIL Regular" w:hAnsi="Charis SIL Regular" w:eastAsia="Charis SIL Regular"/>
-          <w:b w:val="0"/>
-          <w:i w:val="0"/>
-          <w:color w:val="0000FF"/>
-          <w:sz w:val="24"/>
-          <w:u w:val="single"/>
-        </w:rPr>
-        <w:hyperlink r:id="rId10" w:history="1">
-          <w:r>
-            <w:rPr>
-              <w:rStyle w:val="Hyperlink"/>
-            </w:rPr>
-            <w:t>a</w:t>
-          </w:r>
-        </w:hyperlink>
-      </w:r>
-      <w:r>
-        <w:rPr>
-          <w:rFonts w:ascii="Charis SIL Regular" w:hAnsi="Charis SIL Regular" w:eastAsia="Charis SIL Regular"/>
-          <w:b w:val="0"/>
-          <w:i w:val="0"/>
-          <w:color w:val="0000FF"/>
-          <w:sz w:val="24"/>
-          <w:u w:val="single"/>
-        </w:rPr>
-        <w:hyperlink r:id="rId10" w:history="1">
-          <w:r>
-            <w:rPr>
-              <w:rStyle w:val="Hyperlink"/>
-            </w:rPr>
             <w:t>n</w:t>
           </w:r>
         </w:hyperlink>
@@ -2954,7 +2937,7 @@
           <w:sz w:val="24"/>
           <w:u w:val="single"/>
         </w:rPr>
-        <w:hyperlink r:id="rId10" w:history="1">
+        <w:hyperlink r:id="rId20" w:history="1">
           <w:r>
             <w:rPr>
               <w:rStyle w:val="Hyperlink"/>
@@ -2983,7 +2966,7 @@
           <w:sz w:val="24"/>
           <w:u w:val="single"/>
         </w:rPr>
-        <w:hyperlink r:id="rId10" w:history="1">
+        <w:hyperlink r:id="rId20" w:history="1">
           <w:r>
             <w:rPr>
               <w:rStyle w:val="Hyperlink"/>
@@ -3121,126 +3104,13 @@
       </w:r>
       <w:r>
         <w:rPr>
-          <w:u w:val="single" w:color="0000ff"/>
           <w:rFonts w:ascii="Charis SIL Regular" w:hAnsi="Charis SIL Regular" w:eastAsia="Charis SIL Regular"/>
           <w:b w:val="0"/>
           <w:i w:val="0"/>
           <w:color w:val="000000"/>
           <w:sz w:val="24"/>
         </w:rPr>
-        <w:hyperlink r:id="rId20" w:history="1">
-          <w:r>
-            <w:rPr>
-              <w:rStyle w:val="Hyperlink"/>
-            </w:rPr>
-            <w:t xml:space="preserve">findings </w:t>
-          </w:r>
-        </w:hyperlink>
-      </w:r>
-      <w:r>
-        <w:rPr>
-          <w:u w:val="single" w:color="0000ff"/>
-          <w:rFonts w:ascii="Charis SIL Regular" w:hAnsi="Charis SIL Regular" w:eastAsia="Charis SIL Regular"/>
-          <w:b w:val="0"/>
-          <w:i w:val="0"/>
-          <w:color w:val="000000"/>
-          <w:sz w:val="24"/>
-        </w:rPr>
-        <w:t>o</w:t>
-      </w:r>
-      <w:r>
-        <w:rPr>
-          <w:u w:val="single" w:color="0000ff"/>
-          <w:rFonts w:ascii="Charis SIL Regular" w:hAnsi="Charis SIL Regular" w:eastAsia="Charis SIL Regular"/>
-          <w:b w:val="0"/>
-          <w:i w:val="0"/>
-          <w:color w:val="000000"/>
-          <w:sz w:val="24"/>
-        </w:rPr>
-        <w:hyperlink r:id="rId20" w:history="1">
-          <w:r>
-            <w:rPr>
-              <w:rStyle w:val="Hyperlink"/>
-            </w:rPr>
-            <w:t>f</w:t>
-          </w:r>
-        </w:hyperlink>
-      </w:r>
-      <w:r>
-        <w:rPr>
-          <w:u w:val="single" w:color="0000ff"/>
-          <w:rFonts w:ascii="Charis SIL Regular" w:hAnsi="Charis SIL Regular" w:eastAsia="Charis SIL Regular"/>
-          <w:b w:val="0"/>
-          <w:i w:val="0"/>
-          <w:color w:val="000000"/>
-          <w:sz w:val="24"/>
-        </w:rPr>
-        <w:hyperlink r:id="rId20" w:history="1">
-          <w:r>
-            <w:rPr>
-              <w:rStyle w:val="Hyperlink"/>
-            </w:rPr>
-            <w:t xml:space="preserve"> scien</w:t>
-          </w:r>
-        </w:hyperlink>
-      </w:r>
-      <w:r>
-        <w:rPr>
-          <w:u w:val="single" w:color="0000ff"/>
-          <w:rFonts w:ascii="Charis SIL Regular" w:hAnsi="Charis SIL Regular" w:eastAsia="Charis SIL Regular"/>
-          <w:b w:val="0"/>
-          <w:i w:val="0"/>
-          <w:color w:val="000000"/>
-          <w:sz w:val="24"/>
-        </w:rPr>
-        <w:hyperlink r:id="rId20" w:history="1">
-          <w:r>
-            <w:rPr>
-              <w:rStyle w:val="Hyperlink"/>
-            </w:rPr>
-            <w:t>tifi</w:t>
-          </w:r>
-        </w:hyperlink>
-      </w:r>
-      <w:r>
-        <w:rPr>
-          <w:u w:val="single" w:color="0000ff"/>
-          <w:rFonts w:ascii="Charis SIL Regular" w:hAnsi="Charis SIL Regular" w:eastAsia="Charis SIL Regular"/>
-          <w:b w:val="0"/>
-          <w:i w:val="0"/>
-          <w:color w:val="000000"/>
-          <w:sz w:val="24"/>
-        </w:rPr>
-        <w:t>c</w:t>
-      </w:r>
-      <w:r>
-        <w:rPr>
-          <w:u w:val="single" w:color="0000ff"/>
-          <w:rFonts w:ascii="Charis SIL Regular" w:hAnsi="Charis SIL Regular" w:eastAsia="Charis SIL Regular"/>
-          <w:b w:val="0"/>
-          <w:i w:val="0"/>
-          <w:color w:val="000000"/>
-          <w:sz w:val="24"/>
-        </w:rPr>
-        <w:t xml:space="preserve"> </w:t>
-      </w:r>
-      <w:r>
-        <w:rPr>
-          <w:u w:val="single" w:color="0000ff"/>
-          <w:rFonts w:ascii="Charis SIL Regular" w:hAnsi="Charis SIL Regular" w:eastAsia="Charis SIL Regular"/>
-          <w:b w:val="0"/>
-          <w:i w:val="0"/>
-          <w:color w:val="000000"/>
-          <w:sz w:val="24"/>
-        </w:rPr>
-        <w:hyperlink r:id="rId20" w:history="1">
-          <w:r>
-            <w:rPr>
-              <w:rStyle w:val="Hyperlink"/>
-            </w:rPr>
-            <w:t>research w</w:t>
-          </w:r>
-        </w:hyperlink>
+        <w:t>findings of scientific research w</w:t>
       </w:r>
       <w:r>
         <w:rPr>
@@ -3292,7 +3162,7 @@
             <w:rPr>
               <w:rStyle w:val="Hyperlink"/>
             </w:rPr>
-            <w:t xml:space="preserve">ished </w:t>
+            <w:t>ished in</w:t>
           </w:r>
         </w:hyperlink>
       </w:r>
@@ -3304,7 +3174,7 @@
           <w:color w:val="000000"/>
           <w:sz w:val="24"/>
         </w:rPr>
-        <w:t xml:space="preserve">in journals and books. The objects, documents </w:t>
+        <w:t xml:space="preserve"> journals and books. The objects, documents </w:t>
       </w:r>
       <w:r>
         <w:rPr>
@@ -4120,7 +3990,7 @@
           <w:sz w:val="24"/>
           <w:u w:val="single"/>
         </w:rPr>
-        <w:hyperlink r:id="rId26" w:history="1">
+        <w:hyperlink r:id="rId24" w:history="1">
           <w:r>
             <w:rPr>
               <w:rStyle w:val="Hyperlink"/>
@@ -4167,7 +4037,7 @@
           <w:sz w:val="24"/>
           <w:u w:val="single"/>
         </w:rPr>
-        <w:hyperlink r:id="rId24" w:history="1">
+        <w:hyperlink r:id="rId26" w:history="1">
           <w:r>
             <w:rPr>
               <w:rStyle w:val="Hyperlink"/>
@@ -4185,7 +4055,7 @@
           <w:sz w:val="24"/>
           <w:u w:val="single"/>
         </w:rPr>
-        <w:hyperlink r:id="rId24" w:history="1">
+        <w:hyperlink r:id="rId26" w:history="1">
           <w:r>
             <w:rPr>
               <w:rStyle w:val="Hyperlink"/>
@@ -4203,7 +4073,7 @@
           <w:sz w:val="24"/>
           <w:u w:val="single"/>
         </w:rPr>
-        <w:hyperlink r:id="rId24" w:history="1">
+        <w:hyperlink r:id="rId26" w:history="1">
           <w:r>
             <w:rPr>
               <w:rStyle w:val="Hyperlink"/>
@@ -4234,7 +4104,14 @@
           <w:sz w:val="24"/>
           <w:u w:val="single"/>
         </w:rPr>
-        <w:t>Mus</w:t>
+        <w:hyperlink r:id="rId27" w:history="1">
+          <w:r>
+            <w:rPr>
+              <w:rStyle w:val="Hyperlink"/>
+            </w:rPr>
+            <w:t>Mus</w:t>
+          </w:r>
+        </w:hyperlink>
       </w:r>
       <w:r>
         <w:rPr>
@@ -4245,7 +4122,7 @@
           <w:sz w:val="24"/>
           <w:u w:val="single"/>
         </w:rPr>
-        <w:hyperlink r:id="rId26" w:history="1">
+        <w:hyperlink r:id="rId27" w:history="1">
           <w:r>
             <w:rPr>
               <w:rStyle w:val="Hyperlink"/>
@@ -4274,7 +4151,7 @@
           <w:sz w:val="24"/>
           <w:u w:val="single"/>
         </w:rPr>
-        <w:hyperlink r:id="rId26" w:history="1">
+        <w:hyperlink r:id="rId27" w:history="1">
           <w:r>
             <w:rPr>
               <w:rStyle w:val="Hyperlink"/>
@@ -4378,7 +4255,7 @@
           <w:sz w:val="24"/>
           <w:u w:val="single"/>
         </w:rPr>
-        <w:hyperlink r:id="rId27" w:history="1">
+        <w:hyperlink r:id="rId28" w:history="1">
           <w:r>
             <w:rPr>
               <w:rStyle w:val="Hyperlink"/>
@@ -4396,7 +4273,7 @@
           <w:sz w:val="24"/>
           <w:u w:val="single"/>
         </w:rPr>
-        <w:hyperlink r:id="rId27" w:history="1">
+        <w:hyperlink r:id="rId28" w:history="1">
           <w:r>
             <w:rPr>
               <w:rStyle w:val="Hyperlink"/>
@@ -4425,7 +4302,7 @@
           <w:sz w:val="24"/>
           <w:u w:val="single"/>
         </w:rPr>
-        <w:hyperlink r:id="rId27" w:history="1">
+        <w:hyperlink r:id="rId28" w:history="1">
           <w:r>
             <w:rPr>
               <w:rStyle w:val="Hyperlink"/>
@@ -4503,7 +4380,7 @@
           <w:sz w:val="24"/>
           <w:u w:val="single"/>
         </w:rPr>
-        <w:hyperlink r:id="rId28" w:history="1">
+        <w:hyperlink r:id="rId29" w:history="1">
           <w:r>
             <w:rPr>
               <w:rStyle w:val="Hyperlink"/>
@@ -4532,7 +4409,7 @@
           <w:sz w:val="24"/>
           <w:u w:val="single"/>
         </w:rPr>
-        <w:hyperlink r:id="rId28" w:history="1">
+        <w:hyperlink r:id="rId29" w:history="1">
           <w:r>
             <w:rPr>
               <w:rStyle w:val="Hyperlink"/>
@@ -4560,7 +4437,7 @@
           <w:sz w:val="24"/>
           <w:u w:val="single"/>
         </w:rPr>
-        <w:hyperlink r:id="rId29" w:history="1">
+        <w:hyperlink r:id="rId30" w:history="1">
           <w:r>
             <w:rPr>
               <w:rStyle w:val="Hyperlink"/>
@@ -4588,7 +4465,7 @@
           <w:color w:val="000000"/>
           <w:sz w:val="24"/>
         </w:rPr>
-        <w:hyperlink r:id="rId28" w:history="1">
+        <w:hyperlink r:id="rId29" w:history="1">
           <w:r>
             <w:rPr>
               <w:rStyle w:val="Hyperlink"/>
@@ -4606,7 +4483,7 @@
           <w:color w:val="000000"/>
           <w:sz w:val="24"/>
         </w:rPr>
-        <w:hyperlink r:id="rId28" w:history="1">
+        <w:hyperlink r:id="rId29" w:history="1">
           <w:r>
             <w:rPr>
               <w:rStyle w:val="Hyperlink"/>
@@ -4634,7 +4511,7 @@
           <w:color w:val="000000"/>
           <w:sz w:val="24"/>
         </w:rPr>
-        <w:hyperlink r:id="rId29" w:history="1">
+        <w:hyperlink r:id="rId30" w:history="1">
           <w:r>
             <w:rPr>
               <w:rStyle w:val="Hyperlink"/>

--- a/EXPORTS/DOCX/published/niveau2/English/Indonesia.docx
+++ b/EXPORTS/DOCX/published/niveau2/English/Indonesia.docx
@@ -762,7 +762,32 @@
           <w:color w:val="000000"/>
           <w:sz w:val="24"/>
         </w:rPr>
-        <w:t>e for proven</w:t>
+        <w:hyperlink r:id="rId10" w:history="1">
+          <w:r>
+            <w:rPr>
+              <w:rStyle w:val="Hyperlink"/>
+            </w:rPr>
+            <w:t>e fo</w:t>
+          </w:r>
+        </w:hyperlink>
+      </w:r>
+      <w:r>
+        <w:rPr>
+          <w:u w:val="single" w:color="0000ff"/>
+          <w:rFonts w:ascii="Charis SIL Regular" w:hAnsi="Charis SIL Regular" w:eastAsia="Charis SIL Regular"/>
+          <w:b w:val="0"/>
+          <w:i w:val="0"/>
+          <w:color w:val="000000"/>
+          <w:sz w:val="24"/>
+        </w:rPr>
+        <w:hyperlink r:id="rId10" w:history="1">
+          <w:r>
+            <w:rPr>
+              <w:rStyle w:val="Hyperlink"/>
+            </w:rPr>
+            <w:t>r proven</w:t>
+          </w:r>
+        </w:hyperlink>
       </w:r>
       <w:r>
         <w:rPr>
@@ -1201,7 +1226,14 @@
           <w:color w:val="000000"/>
           <w:sz w:val="24"/>
         </w:rPr>
-        <w:t>e Batavia</w:t>
+        <w:hyperlink r:id="rId12" w:history="1">
+          <w:r>
+            <w:rPr>
+              <w:rStyle w:val="Hyperlink"/>
+            </w:rPr>
+            <w:t>e Batavia</w:t>
+          </w:r>
+        </w:hyperlink>
       </w:r>
       <w:r>
         <w:rPr>
@@ -1691,25 +1723,7 @@
           <w:color w:val="000000"/>
           <w:sz w:val="24"/>
         </w:rPr>
-        <w:hyperlink r:id="rId14" w:history="1">
-          <w:r>
-            <w:rPr>
-              <w:rStyle w:val="Hyperlink"/>
-            </w:rPr>
-            <w:t xml:space="preserve"> Dutch </w:t>
-          </w:r>
-        </w:hyperlink>
-      </w:r>
-      <w:r>
-        <w:rPr>
-          <w:u w:val="single" w:color="0000ff"/>
-          <w:rFonts w:ascii="Charis SIL Regular" w:hAnsi="Charis SIL Regular" w:eastAsia="Charis SIL Regular"/>
-          <w:b w:val="0"/>
-          <w:i w:val="0"/>
-          <w:color w:val="000000"/>
-          <w:sz w:val="24"/>
-        </w:rPr>
-        <w:t>m</w:t>
+        <w:t xml:space="preserve"> Dutch m</w:t>
       </w:r>
       <w:r>
         <w:rPr>
@@ -2861,7 +2875,90 @@
           <w:sz w:val="24"/>
           <w:u w:val="single"/>
         </w:rPr>
-        <w:t>an and Carib</w:t>
+        <w:hyperlink r:id="rId10" w:history="1">
+          <w:r>
+            <w:rPr>
+              <w:rStyle w:val="Hyperlink"/>
+            </w:rPr>
+            <w:t>an</w:t>
+          </w:r>
+        </w:hyperlink>
+      </w:r>
+      <w:r>
+        <w:rPr>
+          <w:rFonts w:ascii="Charis SIL Regular" w:hAnsi="Charis SIL Regular" w:eastAsia="Charis SIL Regular"/>
+          <w:b w:val="0"/>
+          <w:i w:val="0"/>
+          <w:color w:val="0000FF"/>
+          <w:sz w:val="24"/>
+          <w:u w:val="single"/>
+        </w:rPr>
+        <w:t xml:space="preserve"> </w:t>
+      </w:r>
+      <w:r>
+        <w:rPr>
+          <w:rFonts w:ascii="Charis SIL Regular" w:hAnsi="Charis SIL Regular" w:eastAsia="Charis SIL Regular"/>
+          <w:b w:val="0"/>
+          <w:i w:val="0"/>
+          <w:color w:val="0000FF"/>
+          <w:sz w:val="24"/>
+          <w:u w:val="single"/>
+        </w:rPr>
+        <w:hyperlink r:id="rId10" w:history="1">
+          <w:r>
+            <w:rPr>
+              <w:rStyle w:val="Hyperlink"/>
+            </w:rPr>
+            <w:t>a</w:t>
+          </w:r>
+        </w:hyperlink>
+      </w:r>
+      <w:r>
+        <w:rPr>
+          <w:rFonts w:ascii="Charis SIL Regular" w:hAnsi="Charis SIL Regular" w:eastAsia="Charis SIL Regular"/>
+          <w:b w:val="0"/>
+          <w:i w:val="0"/>
+          <w:color w:val="0000FF"/>
+          <w:sz w:val="24"/>
+          <w:u w:val="single"/>
+        </w:rPr>
+        <w:hyperlink r:id="rId10" w:history="1">
+          <w:r>
+            <w:rPr>
+              <w:rStyle w:val="Hyperlink"/>
+            </w:rPr>
+            <w:t>nd</w:t>
+          </w:r>
+        </w:hyperlink>
+      </w:r>
+      <w:r>
+        <w:rPr>
+          <w:rFonts w:ascii="Charis SIL Regular" w:hAnsi="Charis SIL Regular" w:eastAsia="Charis SIL Regular"/>
+          <w:b w:val="0"/>
+          <w:i w:val="0"/>
+          <w:color w:val="0000FF"/>
+          <w:sz w:val="24"/>
+          <w:u w:val="single"/>
+        </w:rPr>
+        <w:t xml:space="preserve"> </w:t>
+      </w:r>
+      <w:r>
+        <w:rPr>
+          <w:rFonts w:ascii="Charis SIL Regular" w:hAnsi="Charis SIL Regular" w:eastAsia="Charis SIL Regular"/>
+          <w:b w:val="0"/>
+          <w:i w:val="0"/>
+          <w:color w:val="0000FF"/>
+          <w:sz w:val="24"/>
+          <w:u w:val="single"/>
+        </w:rPr>
+        <w:hyperlink r:id="rId10" w:history="1">
+          <w:r>
+            <w:rPr>
+              <w:rStyle w:val="Hyperlink"/>
+            </w:rPr>
+            <w:t>Carib</w:t>
+          </w:r>
+        </w:hyperlink>
       </w:r>
       <w:r>
         <w:rPr>
@@ -2937,7 +3034,7 @@
           <w:sz w:val="24"/>
           <w:u w:val="single"/>
         </w:rPr>
-        <w:hyperlink r:id="rId20" w:history="1">
+        <w:hyperlink r:id="rId10" w:history="1">
           <w:r>
             <w:rPr>
               <w:rStyle w:val="Hyperlink"/>
@@ -2966,7 +3063,7 @@
           <w:sz w:val="24"/>
           <w:u w:val="single"/>
         </w:rPr>
-        <w:hyperlink r:id="rId20" w:history="1">
+        <w:hyperlink r:id="rId10" w:history="1">
           <w:r>
             <w:rPr>
               <w:rStyle w:val="Hyperlink"/>
@@ -3104,13 +3201,126 @@
       </w:r>
       <w:r>
         <w:rPr>
+          <w:u w:val="single" w:color="0000ff"/>
           <w:rFonts w:ascii="Charis SIL Regular" w:hAnsi="Charis SIL Regular" w:eastAsia="Charis SIL Regular"/>
           <w:b w:val="0"/>
           <w:i w:val="0"/>
           <w:color w:val="000000"/>
           <w:sz w:val="24"/>
         </w:rPr>
-        <w:t>findings of scientific research w</w:t>
+        <w:hyperlink r:id="rId20" w:history="1">
+          <w:r>
+            <w:rPr>
+              <w:rStyle w:val="Hyperlink"/>
+            </w:rPr>
+            <w:t xml:space="preserve">findings </w:t>
+          </w:r>
+        </w:hyperlink>
+      </w:r>
+      <w:r>
+        <w:rPr>
+          <w:u w:val="single" w:color="0000ff"/>
+          <w:rFonts w:ascii="Charis SIL Regular" w:hAnsi="Charis SIL Regular" w:eastAsia="Charis SIL Regular"/>
+          <w:b w:val="0"/>
+          <w:i w:val="0"/>
+          <w:color w:val="000000"/>
+          <w:sz w:val="24"/>
+        </w:rPr>
+        <w:t>o</w:t>
+      </w:r>
+      <w:r>
+        <w:rPr>
+          <w:u w:val="single" w:color="0000ff"/>
+          <w:rFonts w:ascii="Charis SIL Regular" w:hAnsi="Charis SIL Regular" w:eastAsia="Charis SIL Regular"/>
+          <w:b w:val="0"/>
+          <w:i w:val="0"/>
+          <w:color w:val="000000"/>
+          <w:sz w:val="24"/>
+        </w:rPr>
+        <w:hyperlink r:id="rId20" w:history="1">
+          <w:r>
+            <w:rPr>
+              <w:rStyle w:val="Hyperlink"/>
+            </w:rPr>
+            <w:t>f</w:t>
+          </w:r>
+        </w:hyperlink>
+      </w:r>
+      <w:r>
+        <w:rPr>
+          <w:u w:val="single" w:color="0000ff"/>
+          <w:rFonts w:ascii="Charis SIL Regular" w:hAnsi="Charis SIL Regular" w:eastAsia="Charis SIL Regular"/>
+          <w:b w:val="0"/>
+          <w:i w:val="0"/>
+          <w:color w:val="000000"/>
+          <w:sz w:val="24"/>
+        </w:rPr>
+        <w:hyperlink r:id="rId20" w:history="1">
+          <w:r>
+            <w:rPr>
+              <w:rStyle w:val="Hyperlink"/>
+            </w:rPr>
+            <w:t xml:space="preserve"> scien</w:t>
+          </w:r>
+        </w:hyperlink>
+      </w:r>
+      <w:r>
+        <w:rPr>
+          <w:u w:val="single" w:color="0000ff"/>
+          <w:rFonts w:ascii="Charis SIL Regular" w:hAnsi="Charis SIL Regular" w:eastAsia="Charis SIL Regular"/>
+          <w:b w:val="0"/>
+          <w:i w:val="0"/>
+          <w:color w:val="000000"/>
+          <w:sz w:val="24"/>
+        </w:rPr>
+        <w:hyperlink r:id="rId20" w:history="1">
+          <w:r>
+            <w:rPr>
+              <w:rStyle w:val="Hyperlink"/>
+            </w:rPr>
+            <w:t>tifi</w:t>
+          </w:r>
+        </w:hyperlink>
+      </w:r>
+      <w:r>
+        <w:rPr>
+          <w:u w:val="single" w:color="0000ff"/>
+          <w:rFonts w:ascii="Charis SIL Regular" w:hAnsi="Charis SIL Regular" w:eastAsia="Charis SIL Regular"/>
+          <w:b w:val="0"/>
+          <w:i w:val="0"/>
+          <w:color w:val="000000"/>
+          <w:sz w:val="24"/>
+        </w:rPr>
+        <w:t>c</w:t>
+      </w:r>
+      <w:r>
+        <w:rPr>
+          <w:u w:val="single" w:color="0000ff"/>
+          <w:rFonts w:ascii="Charis SIL Regular" w:hAnsi="Charis SIL Regular" w:eastAsia="Charis SIL Regular"/>
+          <w:b w:val="0"/>
+          <w:i w:val="0"/>
+          <w:color w:val="000000"/>
+          <w:sz w:val="24"/>
+        </w:rPr>
+        <w:t xml:space="preserve"> </w:t>
+      </w:r>
+      <w:r>
+        <w:rPr>
+          <w:u w:val="single" w:color="0000ff"/>
+          <w:rFonts w:ascii="Charis SIL Regular" w:hAnsi="Charis SIL Regular" w:eastAsia="Charis SIL Regular"/>
+          <w:b w:val="0"/>
+          <w:i w:val="0"/>
+          <w:color w:val="000000"/>
+          <w:sz w:val="24"/>
+        </w:rPr>
+        <w:hyperlink r:id="rId20" w:history="1">
+          <w:r>
+            <w:rPr>
+              <w:rStyle w:val="Hyperlink"/>
+            </w:rPr>
+            <w:t>research w</w:t>
+          </w:r>
+        </w:hyperlink>
       </w:r>
       <w:r>
         <w:rPr>
@@ -3162,7 +3372,7 @@
             <w:rPr>
               <w:rStyle w:val="Hyperlink"/>
             </w:rPr>
-            <w:t>ished in</w:t>
+            <w:t xml:space="preserve">ished </w:t>
           </w:r>
         </w:hyperlink>
       </w:r>
@@ -3174,7 +3384,7 @@
           <w:color w:val="000000"/>
           <w:sz w:val="24"/>
         </w:rPr>
-        <w:t xml:space="preserve"> journals and books. The objects, documents </w:t>
+        <w:t xml:space="preserve">in journals and books. The objects, documents </w:t>
       </w:r>
       <w:r>
         <w:rPr>
@@ -4465,14 +4675,7 @@
           <w:color w:val="000000"/>
           <w:sz w:val="24"/>
         </w:rPr>
-        <w:hyperlink r:id="rId29" w:history="1">
-          <w:r>
-            <w:rPr>
-              <w:rStyle w:val="Hyperlink"/>
-            </w:rPr>
-            <w:t>ves an</w:t>
-          </w:r>
-        </w:hyperlink>
+        <w:t>ves an</w:t>
       </w:r>
       <w:r>
         <w:rPr>

--- a/EXPORTS/DOCX/published/niveau2/English/Indonesia.docx
+++ b/EXPORTS/DOCX/published/niveau2/English/Indonesia.docx
@@ -755,21 +755,13 @@
       </w:r>
       <w:r>
         <w:rPr>
-          <w:u w:val="single" w:color="0000ff"/>
           <w:rFonts w:ascii="Charis SIL Regular" w:hAnsi="Charis SIL Regular" w:eastAsia="Charis SIL Regular"/>
           <w:b w:val="0"/>
           <w:i w:val="0"/>
           <w:color w:val="000000"/>
           <w:sz w:val="24"/>
         </w:rPr>
-        <w:hyperlink r:id="rId10" w:history="1">
-          <w:r>
-            <w:rPr>
-              <w:rStyle w:val="Hyperlink"/>
-            </w:rPr>
-            <w:t>e fo</w:t>
-          </w:r>
-        </w:hyperlink>
+        <w:t>e fo</w:t>
       </w:r>
       <w:r>
         <w:rPr>
@@ -1723,7 +1715,25 @@
           <w:color w:val="000000"/>
           <w:sz w:val="24"/>
         </w:rPr>
-        <w:t xml:space="preserve"> Dutch m</w:t>
+        <w:hyperlink r:id="rId14" w:history="1">
+          <w:r>
+            <w:rPr>
+              <w:rStyle w:val="Hyperlink"/>
+            </w:rPr>
+            <w:t xml:space="preserve"> Dutch </w:t>
+          </w:r>
+        </w:hyperlink>
+      </w:r>
+      <w:r>
+        <w:rPr>
+          <w:u w:val="single" w:color="0000ff"/>
+          <w:rFonts w:ascii="Charis SIL Regular" w:hAnsi="Charis SIL Regular" w:eastAsia="Charis SIL Regular"/>
+          <w:b w:val="0"/>
+          <w:i w:val="0"/>
+          <w:color w:val="000000"/>
+          <w:sz w:val="24"/>
+        </w:rPr>
+        <w:t>m</w:t>
       </w:r>
       <w:r>
         <w:rPr>
@@ -4198,56 +4208,19 @@
           <w:i w:val="0"/>
           <w:color w:val="0000FF"/>
           <w:sz w:val="24"/>
+        </w:rPr>
+        <w:t>Rijksmuseum A</w:t>
+      </w:r>
+      <w:r>
+        <w:rPr>
+          <w:rFonts w:ascii="Charis SIL Regular" w:hAnsi="Charis SIL Regular" w:eastAsia="Charis SIL Regular"/>
+          <w:b w:val="0"/>
+          <w:i w:val="0"/>
+          <w:color w:val="0000FF"/>
+          <w:sz w:val="24"/>
           <w:u w:val="single"/>
         </w:rPr>
         <w:hyperlink r:id="rId24" w:history="1">
-          <w:r>
-            <w:rPr>
-              <w:rStyle w:val="Hyperlink"/>
-            </w:rPr>
-            <w:t>Rijksmuseum</w:t>
-          </w:r>
-        </w:hyperlink>
-      </w:r>
-      <w:r>
-        <w:rPr>
-          <w:rFonts w:ascii="Charis SIL Regular" w:hAnsi="Charis SIL Regular" w:eastAsia="Charis SIL Regular"/>
-          <w:b w:val="0"/>
-          <w:i w:val="0"/>
-          <w:color w:val="0000FF"/>
-          <w:sz w:val="24"/>
-          <w:u w:val="single"/>
-        </w:rPr>
-        <w:t xml:space="preserve"> </w:t>
-      </w:r>
-      <w:r>
-        <w:rPr>
-          <w:rFonts w:ascii="Charis SIL Regular" w:hAnsi="Charis SIL Regular" w:eastAsia="Charis SIL Regular"/>
-          <w:b w:val="0"/>
-          <w:i w:val="0"/>
-          <w:color w:val="0000FF"/>
-          <w:sz w:val="24"/>
-          <w:u w:val="single"/>
-        </w:rPr>
-        <w:hyperlink r:id="rId26" w:history="1">
-          <w:r>
-            <w:rPr>
-              <w:rStyle w:val="Hyperlink"/>
-            </w:rPr>
-            <w:t>A</w:t>
-          </w:r>
-        </w:hyperlink>
-      </w:r>
-      <w:r>
-        <w:rPr>
-          <w:rFonts w:ascii="Charis SIL Regular" w:hAnsi="Charis SIL Regular" w:eastAsia="Charis SIL Regular"/>
-          <w:b w:val="0"/>
-          <w:i w:val="0"/>
-          <w:color w:val="0000FF"/>
-          <w:sz w:val="24"/>
-          <w:u w:val="single"/>
-        </w:rPr>
-        <w:hyperlink r:id="rId26" w:history="1">
           <w:r>
             <w:rPr>
               <w:rStyle w:val="Hyperlink"/>
@@ -4265,7 +4238,7 @@
           <w:sz w:val="24"/>
           <w:u w:val="single"/>
         </w:rPr>
-        <w:hyperlink r:id="rId26" w:history="1">
+        <w:hyperlink r:id="rId24" w:history="1">
           <w:r>
             <w:rPr>
               <w:rStyle w:val="Hyperlink"/>
@@ -4283,7 +4256,7 @@
           <w:sz w:val="24"/>
           <w:u w:val="single"/>
         </w:rPr>
-        <w:hyperlink r:id="rId26" w:history="1">
+        <w:hyperlink r:id="rId24" w:history="1">
           <w:r>
             <w:rPr>
               <w:rStyle w:val="Hyperlink"/>
@@ -4314,14 +4287,7 @@
           <w:sz w:val="24"/>
           <w:u w:val="single"/>
         </w:rPr>
-        <w:hyperlink r:id="rId27" w:history="1">
-          <w:r>
-            <w:rPr>
-              <w:rStyle w:val="Hyperlink"/>
-            </w:rPr>
-            <w:t>Mus</w:t>
-          </w:r>
-        </w:hyperlink>
+        <w:t>Mus</w:t>
       </w:r>
       <w:r>
         <w:rPr>
@@ -4332,7 +4298,7 @@
           <w:sz w:val="24"/>
           <w:u w:val="single"/>
         </w:rPr>
-        <w:hyperlink r:id="rId27" w:history="1">
+        <w:hyperlink r:id="rId26" w:history="1">
           <w:r>
             <w:rPr>
               <w:rStyle w:val="Hyperlink"/>
@@ -4361,7 +4327,7 @@
           <w:sz w:val="24"/>
           <w:u w:val="single"/>
         </w:rPr>
-        <w:hyperlink r:id="rId27" w:history="1">
+        <w:hyperlink r:id="rId26" w:history="1">
           <w:r>
             <w:rPr>
               <w:rStyle w:val="Hyperlink"/>
@@ -4465,7 +4431,7 @@
           <w:sz w:val="24"/>
           <w:u w:val="single"/>
         </w:rPr>
-        <w:hyperlink r:id="rId28" w:history="1">
+        <w:hyperlink r:id="rId27" w:history="1">
           <w:r>
             <w:rPr>
               <w:rStyle w:val="Hyperlink"/>
@@ -4483,7 +4449,7 @@
           <w:sz w:val="24"/>
           <w:u w:val="single"/>
         </w:rPr>
-        <w:hyperlink r:id="rId28" w:history="1">
+        <w:hyperlink r:id="rId27" w:history="1">
           <w:r>
             <w:rPr>
               <w:rStyle w:val="Hyperlink"/>
@@ -4512,7 +4478,7 @@
           <w:sz w:val="24"/>
           <w:u w:val="single"/>
         </w:rPr>
-        <w:hyperlink r:id="rId28" w:history="1">
+        <w:hyperlink r:id="rId27" w:history="1">
           <w:r>
             <w:rPr>
               <w:rStyle w:val="Hyperlink"/>
@@ -4590,7 +4556,7 @@
           <w:sz w:val="24"/>
           <w:u w:val="single"/>
         </w:rPr>
-        <w:hyperlink r:id="rId29" w:history="1">
+        <w:hyperlink r:id="rId28" w:history="1">
           <w:r>
             <w:rPr>
               <w:rStyle w:val="Hyperlink"/>
@@ -4619,7 +4585,7 @@
           <w:sz w:val="24"/>
           <w:u w:val="single"/>
         </w:rPr>
-        <w:hyperlink r:id="rId29" w:history="1">
+        <w:hyperlink r:id="rId28" w:history="1">
           <w:r>
             <w:rPr>
               <w:rStyle w:val="Hyperlink"/>
@@ -4647,7 +4613,7 @@
           <w:sz w:val="24"/>
           <w:u w:val="single"/>
         </w:rPr>
-        <w:hyperlink r:id="rId30" w:history="1">
+        <w:hyperlink r:id="rId29" w:history="1">
           <w:r>
             <w:rPr>
               <w:rStyle w:val="Hyperlink"/>
@@ -4675,7 +4641,14 @@
           <w:color w:val="000000"/>
           <w:sz w:val="24"/>
         </w:rPr>
-        <w:t>ves an</w:t>
+        <w:hyperlink r:id="rId28" w:history="1">
+          <w:r>
+            <w:rPr>
+              <w:rStyle w:val="Hyperlink"/>
+            </w:rPr>
+            <w:t>ves an</w:t>
+          </w:r>
+        </w:hyperlink>
       </w:r>
       <w:r>
         <w:rPr>
@@ -4686,7 +4659,7 @@
           <w:color w:val="000000"/>
           <w:sz w:val="24"/>
         </w:rPr>
-        <w:hyperlink r:id="rId29" w:history="1">
+        <w:hyperlink r:id="rId28" w:history="1">
           <w:r>
             <w:rPr>
               <w:rStyle w:val="Hyperlink"/>
@@ -4714,7 +4687,7 @@
           <w:color w:val="000000"/>
           <w:sz w:val="24"/>
         </w:rPr>
-        <w:hyperlink r:id="rId30" w:history="1">
+        <w:hyperlink r:id="rId29" w:history="1">
           <w:r>
             <w:rPr>
               <w:rStyle w:val="Hyperlink"/>

--- a/EXPORTS/DOCX/published/niveau2/English/Indonesia.docx
+++ b/EXPORTS/DOCX/published/niveau2/English/Indonesia.docx
@@ -755,13 +755,21 @@
       </w:r>
       <w:r>
         <w:rPr>
+          <w:u w:val="single" w:color="0000ff"/>
           <w:rFonts w:ascii="Charis SIL Regular" w:hAnsi="Charis SIL Regular" w:eastAsia="Charis SIL Regular"/>
           <w:b w:val="0"/>
           <w:i w:val="0"/>
           <w:color w:val="000000"/>
           <w:sz w:val="24"/>
         </w:rPr>
-        <w:t>e fo</w:t>
+        <w:hyperlink r:id="rId10" w:history="1">
+          <w:r>
+            <w:rPr>
+              <w:rStyle w:val="Hyperlink"/>
+            </w:rPr>
+            <w:t>e fo</w:t>
+          </w:r>
+        </w:hyperlink>
       </w:r>
       <w:r>
         <w:rPr>
@@ -4208,8 +4216,45 @@
           <w:i w:val="0"/>
           <w:color w:val="0000FF"/>
           <w:sz w:val="24"/>
-        </w:rPr>
-        <w:t>Rijksmuseum A</w:t>
+          <w:u w:val="single"/>
+        </w:rPr>
+        <w:hyperlink r:id="rId24" w:history="1">
+          <w:r>
+            <w:rPr>
+              <w:rStyle w:val="Hyperlink"/>
+            </w:rPr>
+            <w:t>Rijksmuseum</w:t>
+          </w:r>
+        </w:hyperlink>
+      </w:r>
+      <w:r>
+        <w:rPr>
+          <w:rFonts w:ascii="Charis SIL Regular" w:hAnsi="Charis SIL Regular" w:eastAsia="Charis SIL Regular"/>
+          <w:b w:val="0"/>
+          <w:i w:val="0"/>
+          <w:color w:val="0000FF"/>
+          <w:sz w:val="24"/>
+          <w:u w:val="single"/>
+        </w:rPr>
+        <w:t xml:space="preserve"> </w:t>
+      </w:r>
+      <w:r>
+        <w:rPr>
+          <w:rFonts w:ascii="Charis SIL Regular" w:hAnsi="Charis SIL Regular" w:eastAsia="Charis SIL Regular"/>
+          <w:b w:val="0"/>
+          <w:i w:val="0"/>
+          <w:color w:val="0000FF"/>
+          <w:sz w:val="24"/>
+          <w:u w:val="single"/>
+        </w:rPr>
+        <w:hyperlink r:id="rId24" w:history="1">
+          <w:r>
+            <w:rPr>
+              <w:rStyle w:val="Hyperlink"/>
+            </w:rPr>
+            <w:t>A</w:t>
+          </w:r>
+        </w:hyperlink>
       </w:r>
       <w:r>
         <w:rPr>

--- a/EXPORTS/DOCX/published/niveau2/English/Indonesia.docx
+++ b/EXPORTS/DOCX/published/niveau2/English/Indonesia.docx
@@ -1734,7 +1734,6 @@
       </w:r>
       <w:r>
         <w:rPr>
-          <w:u w:val="single" w:color="0000ff"/>
           <w:rFonts w:ascii="Charis SIL Regular" w:hAnsi="Charis SIL Regular" w:eastAsia="Charis SIL Regular"/>
           <w:b w:val="0"/>
           <w:i w:val="0"/>
@@ -4216,45 +4215,8 @@
           <w:i w:val="0"/>
           <w:color w:val="0000FF"/>
           <w:sz w:val="24"/>
-          <w:u w:val="single"/>
-        </w:rPr>
-        <w:hyperlink r:id="rId24" w:history="1">
-          <w:r>
-            <w:rPr>
-              <w:rStyle w:val="Hyperlink"/>
-            </w:rPr>
-            <w:t>Rijksmuseum</w:t>
-          </w:r>
-        </w:hyperlink>
-      </w:r>
-      <w:r>
-        <w:rPr>
-          <w:rFonts w:ascii="Charis SIL Regular" w:hAnsi="Charis SIL Regular" w:eastAsia="Charis SIL Regular"/>
-          <w:b w:val="0"/>
-          <w:i w:val="0"/>
-          <w:color w:val="0000FF"/>
-          <w:sz w:val="24"/>
-          <w:u w:val="single"/>
-        </w:rPr>
-        <w:t xml:space="preserve"> </w:t>
-      </w:r>
-      <w:r>
-        <w:rPr>
-          <w:rFonts w:ascii="Charis SIL Regular" w:hAnsi="Charis SIL Regular" w:eastAsia="Charis SIL Regular"/>
-          <w:b w:val="0"/>
-          <w:i w:val="0"/>
-          <w:color w:val="0000FF"/>
-          <w:sz w:val="24"/>
-          <w:u w:val="single"/>
-        </w:rPr>
-        <w:hyperlink r:id="rId24" w:history="1">
-          <w:r>
-            <w:rPr>
-              <w:rStyle w:val="Hyperlink"/>
-            </w:rPr>
-            <w:t>A</w:t>
-          </w:r>
-        </w:hyperlink>
+        </w:rPr>
+        <w:t>Rijksmuseum A</w:t>
       </w:r>
       <w:r>
         <w:rPr>
@@ -4332,7 +4294,14 @@
           <w:sz w:val="24"/>
           <w:u w:val="single"/>
         </w:rPr>
-        <w:t>Mus</w:t>
+        <w:hyperlink r:id="rId26" w:history="1">
+          <w:r>
+            <w:rPr>
+              <w:rStyle w:val="Hyperlink"/>
+            </w:rPr>
+            <w:t>Mus</w:t>
+          </w:r>
+        </w:hyperlink>
       </w:r>
       <w:r>
         <w:rPr>
@@ -4343,7 +4312,7 @@
           <w:sz w:val="24"/>
           <w:u w:val="single"/>
         </w:rPr>
-        <w:hyperlink r:id="rId26" w:history="1">
+        <w:hyperlink r:id="rId27" w:history="1">
           <w:r>
             <w:rPr>
               <w:rStyle w:val="Hyperlink"/>
@@ -4372,7 +4341,7 @@
           <w:sz w:val="24"/>
           <w:u w:val="single"/>
         </w:rPr>
-        <w:hyperlink r:id="rId26" w:history="1">
+        <w:hyperlink r:id="rId27" w:history="1">
           <w:r>
             <w:rPr>
               <w:rStyle w:val="Hyperlink"/>
@@ -4390,7 +4359,7 @@
           <w:sz w:val="24"/>
           <w:u w:val="single"/>
         </w:rPr>
-        <w:hyperlink r:id="rId26" w:history="1">
+        <w:hyperlink r:id="rId27" w:history="1">
           <w:r>
             <w:rPr>
               <w:rStyle w:val="Hyperlink"/>
@@ -4408,7 +4377,7 @@
           <w:color w:val="000000"/>
           <w:sz w:val="24"/>
         </w:rPr>
-        <w:hyperlink r:id="rId26" w:history="1">
+        <w:hyperlink r:id="rId27" w:history="1">
           <w:r>
             <w:rPr>
               <w:rStyle w:val="Hyperlink"/>
@@ -4476,7 +4445,7 @@
           <w:sz w:val="24"/>
           <w:u w:val="single"/>
         </w:rPr>
-        <w:hyperlink r:id="rId27" w:history="1">
+        <w:hyperlink r:id="rId28" w:history="1">
           <w:r>
             <w:rPr>
               <w:rStyle w:val="Hyperlink"/>
@@ -4494,7 +4463,7 @@
           <w:sz w:val="24"/>
           <w:u w:val="single"/>
         </w:rPr>
-        <w:hyperlink r:id="rId27" w:history="1">
+        <w:hyperlink r:id="rId28" w:history="1">
           <w:r>
             <w:rPr>
               <w:rStyle w:val="Hyperlink"/>
@@ -4523,7 +4492,7 @@
           <w:sz w:val="24"/>
           <w:u w:val="single"/>
         </w:rPr>
-        <w:hyperlink r:id="rId27" w:history="1">
+        <w:hyperlink r:id="rId28" w:history="1">
           <w:r>
             <w:rPr>
               <w:rStyle w:val="Hyperlink"/>
@@ -4601,7 +4570,7 @@
           <w:sz w:val="24"/>
           <w:u w:val="single"/>
         </w:rPr>
-        <w:hyperlink r:id="rId28" w:history="1">
+        <w:hyperlink r:id="rId29" w:history="1">
           <w:r>
             <w:rPr>
               <w:rStyle w:val="Hyperlink"/>
@@ -4630,7 +4599,7 @@
           <w:sz w:val="24"/>
           <w:u w:val="single"/>
         </w:rPr>
-        <w:hyperlink r:id="rId28" w:history="1">
+        <w:hyperlink r:id="rId29" w:history="1">
           <w:r>
             <w:rPr>
               <w:rStyle w:val="Hyperlink"/>
@@ -4658,7 +4627,7 @@
           <w:sz w:val="24"/>
           <w:u w:val="single"/>
         </w:rPr>
-        <w:hyperlink r:id="rId29" w:history="1">
+        <w:hyperlink r:id="rId30" w:history="1">
           <w:r>
             <w:rPr>
               <w:rStyle w:val="Hyperlink"/>
@@ -4686,7 +4655,7 @@
           <w:color w:val="000000"/>
           <w:sz w:val="24"/>
         </w:rPr>
-        <w:hyperlink r:id="rId28" w:history="1">
+        <w:hyperlink r:id="rId29" w:history="1">
           <w:r>
             <w:rPr>
               <w:rStyle w:val="Hyperlink"/>
@@ -4704,7 +4673,7 @@
           <w:color w:val="000000"/>
           <w:sz w:val="24"/>
         </w:rPr>
-        <w:hyperlink r:id="rId28" w:history="1">
+        <w:hyperlink r:id="rId29" w:history="1">
           <w:r>
             <w:rPr>
               <w:rStyle w:val="Hyperlink"/>
@@ -4732,7 +4701,7 @@
           <w:color w:val="000000"/>
           <w:sz w:val="24"/>
         </w:rPr>
-        <w:hyperlink r:id="rId29" w:history="1">
+        <w:hyperlink r:id="rId30" w:history="1">
           <w:r>
             <w:rPr>
               <w:rStyle w:val="Hyperlink"/>

--- a/EXPORTS/DOCX/published/niveau2/English/Indonesia.docx
+++ b/EXPORTS/DOCX/published/niveau2/English/Indonesia.docx
@@ -679,115 +679,7 @@
           <w:color w:val="000000"/>
           <w:sz w:val="24"/>
         </w:rPr>
-        <w:t>Scie</w:t>
-      </w:r>
-      <w:r>
-        <w:rPr>
-          <w:u w:val="single" w:color="0000ff"/>
-          <w:rFonts w:ascii="Charis SIL Regular" w:hAnsi="Charis SIL Regular" w:eastAsia="Charis SIL Regular"/>
-          <w:b w:val="0"/>
-          <w:i w:val="0"/>
-          <w:color w:val="000000"/>
-          <w:sz w:val="24"/>
-        </w:rPr>
-        <w:hyperlink r:id="rId10" w:history="1">
-          <w:r>
-            <w:rPr>
-              <w:rStyle w:val="Hyperlink"/>
-            </w:rPr>
-            <w:t>nces) is of g</w:t>
-          </w:r>
-        </w:hyperlink>
-      </w:r>
-      <w:r>
-        <w:rPr>
-          <w:u w:val="single" w:color="0000ff"/>
-          <w:rFonts w:ascii="Charis SIL Regular" w:hAnsi="Charis SIL Regular" w:eastAsia="Charis SIL Regular"/>
-          <w:b w:val="0"/>
-          <w:i w:val="0"/>
-          <w:color w:val="000000"/>
-          <w:sz w:val="24"/>
-        </w:rPr>
-        <w:hyperlink r:id="rId10" w:history="1">
-          <w:r>
-            <w:rPr>
-              <w:rStyle w:val="Hyperlink"/>
-            </w:rPr>
-            <w:t>r</w:t>
-          </w:r>
-        </w:hyperlink>
-      </w:r>
-      <w:r>
-        <w:rPr>
-          <w:u w:val="single" w:color="0000ff"/>
-          <w:rFonts w:ascii="Charis SIL Regular" w:hAnsi="Charis SIL Regular" w:eastAsia="Charis SIL Regular"/>
-          <w:b w:val="0"/>
-          <w:i w:val="0"/>
-          <w:color w:val="000000"/>
-          <w:sz w:val="24"/>
-        </w:rPr>
-        <w:hyperlink r:id="rId10" w:history="1">
-          <w:r>
-            <w:rPr>
-              <w:rStyle w:val="Hyperlink"/>
-            </w:rPr>
-            <w:t>eat importan</w:t>
-          </w:r>
-        </w:hyperlink>
-      </w:r>
-      <w:r>
-        <w:rPr>
-          <w:u w:val="single" w:color="0000ff"/>
-          <w:rFonts w:ascii="Charis SIL Regular" w:hAnsi="Charis SIL Regular" w:eastAsia="Charis SIL Regular"/>
-          <w:b w:val="0"/>
-          <w:i w:val="0"/>
-          <w:color w:val="000000"/>
-          <w:sz w:val="24"/>
-        </w:rPr>
-        <w:hyperlink r:id="rId10" w:history="1">
-          <w:r>
-            <w:rPr>
-              <w:rStyle w:val="Hyperlink"/>
-            </w:rPr>
-            <w:t>c</w:t>
-          </w:r>
-        </w:hyperlink>
-      </w:r>
-      <w:r>
-        <w:rPr>
-          <w:u w:val="single" w:color="0000ff"/>
-          <w:rFonts w:ascii="Charis SIL Regular" w:hAnsi="Charis SIL Regular" w:eastAsia="Charis SIL Regular"/>
-          <w:b w:val="0"/>
-          <w:i w:val="0"/>
-          <w:color w:val="000000"/>
-          <w:sz w:val="24"/>
-        </w:rPr>
-        <w:hyperlink r:id="rId10" w:history="1">
-          <w:r>
-            <w:rPr>
-              <w:rStyle w:val="Hyperlink"/>
-            </w:rPr>
-            <w:t>e fo</w:t>
-          </w:r>
-        </w:hyperlink>
-      </w:r>
-      <w:r>
-        <w:rPr>
-          <w:u w:val="single" w:color="0000ff"/>
-          <w:rFonts w:ascii="Charis SIL Regular" w:hAnsi="Charis SIL Regular" w:eastAsia="Charis SIL Regular"/>
-          <w:b w:val="0"/>
-          <w:i w:val="0"/>
-          <w:color w:val="000000"/>
-          <w:sz w:val="24"/>
-        </w:rPr>
-        <w:hyperlink r:id="rId10" w:history="1">
-          <w:r>
-            <w:rPr>
-              <w:rStyle w:val="Hyperlink"/>
-            </w:rPr>
-            <w:t>r proven</w:t>
-          </w:r>
-        </w:hyperlink>
+        <w:t>Sciences) is of great importance for proven</w:t>
       </w:r>
       <w:r>
         <w:rPr>
@@ -2921,7 +2813,7 @@
           <w:sz w:val="24"/>
           <w:u w:val="single"/>
         </w:rPr>
-        <w:hyperlink r:id="rId10" w:history="1">
+        <w:hyperlink r:id="rId20" w:history="1">
           <w:r>
             <w:rPr>
               <w:rStyle w:val="Hyperlink"/>
@@ -2939,7 +2831,7 @@
           <w:sz w:val="24"/>
           <w:u w:val="single"/>
         </w:rPr>
-        <w:hyperlink r:id="rId10" w:history="1">
+        <w:hyperlink r:id="rId20" w:history="1">
           <w:r>
             <w:rPr>
               <w:rStyle w:val="Hyperlink"/>
@@ -2968,7 +2860,7 @@
           <w:sz w:val="24"/>
           <w:u w:val="single"/>
         </w:rPr>
-        <w:hyperlink r:id="rId10" w:history="1">
+        <w:hyperlink r:id="rId20" w:history="1">
           <w:r>
             <w:rPr>
               <w:rStyle w:val="Hyperlink"/>
@@ -2986,7 +2878,7 @@
           <w:sz w:val="24"/>
           <w:u w:val="single"/>
         </w:rPr>
-        <w:hyperlink r:id="rId10" w:history="1">
+        <w:hyperlink r:id="rId20" w:history="1">
           <w:r>
             <w:rPr>
               <w:rStyle w:val="Hyperlink"/>
@@ -3004,7 +2896,7 @@
           <w:sz w:val="24"/>
           <w:u w:val="single"/>
         </w:rPr>
-        <w:hyperlink r:id="rId10" w:history="1">
+        <w:hyperlink r:id="rId20" w:history="1">
           <w:r>
             <w:rPr>
               <w:rStyle w:val="Hyperlink"/>
@@ -3022,7 +2914,7 @@
           <w:sz w:val="24"/>
           <w:u w:val="single"/>
         </w:rPr>
-        <w:hyperlink r:id="rId10" w:history="1">
+        <w:hyperlink r:id="rId20" w:history="1">
           <w:r>
             <w:rPr>
               <w:rStyle w:val="Hyperlink"/>
@@ -3051,7 +2943,7 @@
           <w:sz w:val="24"/>
           <w:u w:val="single"/>
         </w:rPr>
-        <w:hyperlink r:id="rId10" w:history="1">
+        <w:hyperlink r:id="rId20" w:history="1">
           <w:r>
             <w:rPr>
               <w:rStyle w:val="Hyperlink"/>
@@ -3080,7 +2972,7 @@
           <w:sz w:val="24"/>
           <w:u w:val="single"/>
         </w:rPr>
-        <w:hyperlink r:id="rId10" w:history="1">
+        <w:hyperlink r:id="rId20" w:history="1">
           <w:r>
             <w:rPr>
               <w:rStyle w:val="Hyperlink"/>
@@ -3277,9 +3169,19 @@
             <w:rPr>
               <w:rStyle w:val="Hyperlink"/>
             </w:rPr>
-            <w:t xml:space="preserve"> scien</w:t>
+            <w:t xml:space="preserve"> scie</w:t>
           </w:r>
         </w:hyperlink>
+      </w:r>
+      <w:r>
+        <w:rPr>
+          <w:rFonts w:ascii="Charis SIL Regular" w:hAnsi="Charis SIL Regular" w:eastAsia="Charis SIL Regular"/>
+          <w:b w:val="0"/>
+          <w:i w:val="0"/>
+          <w:color w:val="000000"/>
+          <w:sz w:val="24"/>
+        </w:rPr>
+        <w:t>n</w:t>
       </w:r>
       <w:r>
         <w:rPr>
@@ -3295,13 +3197,29 @@
             <w:rPr>
               <w:rStyle w:val="Hyperlink"/>
             </w:rPr>
-            <w:t>tifi</w:t>
+            <w:t>tif</w:t>
           </w:r>
         </w:hyperlink>
       </w:r>
       <w:r>
         <w:rPr>
-          <w:u w:val="single" w:color="0000ff"/>
+          <w:rFonts w:ascii="Charis SIL Regular" w:hAnsi="Charis SIL Regular" w:eastAsia="Charis SIL Regular"/>
+          <w:b w:val="0"/>
+          <w:i w:val="0"/>
+          <w:color w:val="000000"/>
+          <w:sz w:val="24"/>
+        </w:rPr>
+        <w:hyperlink r:id="rId20" w:history="1">
+          <w:r>
+            <w:rPr>
+              <w:rStyle w:val="Hyperlink"/>
+            </w:rPr>
+            <w:t>i</w:t>
+          </w:r>
+        </w:hyperlink>
+      </w:r>
+      <w:r>
+        <w:rPr>
           <w:rFonts w:ascii="Charis SIL Regular" w:hAnsi="Charis SIL Regular" w:eastAsia="Charis SIL Regular"/>
           <w:b w:val="0"/>
           <w:i w:val="0"/>
@@ -3389,7 +3307,7 @@
             <w:rPr>
               <w:rStyle w:val="Hyperlink"/>
             </w:rPr>
-            <w:t xml:space="preserve">ished </w:t>
+            <w:t>ished in</w:t>
           </w:r>
         </w:hyperlink>
       </w:r>
@@ -3401,7 +3319,7 @@
           <w:color w:val="000000"/>
           <w:sz w:val="24"/>
         </w:rPr>
-        <w:t xml:space="preserve">in journals and books. The objects, documents </w:t>
+        <w:t xml:space="preserve"> journals and books. The objects, documents </w:t>
       </w:r>
       <w:r>
         <w:rPr>
@@ -4215,8 +4133,45 @@
           <w:i w:val="0"/>
           <w:color w:val="0000FF"/>
           <w:sz w:val="24"/>
-        </w:rPr>
-        <w:t>Rijksmuseum A</w:t>
+          <w:u w:val="single"/>
+        </w:rPr>
+        <w:hyperlink r:id="rId24" w:history="1">
+          <w:r>
+            <w:rPr>
+              <w:rStyle w:val="Hyperlink"/>
+            </w:rPr>
+            <w:t>Rijksmuseum</w:t>
+          </w:r>
+        </w:hyperlink>
+      </w:r>
+      <w:r>
+        <w:rPr>
+          <w:rFonts w:ascii="Charis SIL Regular" w:hAnsi="Charis SIL Regular" w:eastAsia="Charis SIL Regular"/>
+          <w:b w:val="0"/>
+          <w:i w:val="0"/>
+          <w:color w:val="0000FF"/>
+          <w:sz w:val="24"/>
+          <w:u w:val="single"/>
+        </w:rPr>
+        <w:t xml:space="preserve"> </w:t>
+      </w:r>
+      <w:r>
+        <w:rPr>
+          <w:rFonts w:ascii="Charis SIL Regular" w:hAnsi="Charis SIL Regular" w:eastAsia="Charis SIL Regular"/>
+          <w:b w:val="0"/>
+          <w:i w:val="0"/>
+          <w:color w:val="0000FF"/>
+          <w:sz w:val="24"/>
+          <w:u w:val="single"/>
+        </w:rPr>
+        <w:hyperlink r:id="rId24" w:history="1">
+          <w:r>
+            <w:rPr>
+              <w:rStyle w:val="Hyperlink"/>
+            </w:rPr>
+            <w:t>A</w:t>
+          </w:r>
+        </w:hyperlink>
       </w:r>
       <w:r>
         <w:rPr>
@@ -4245,7 +4200,7 @@
           <w:sz w:val="24"/>
           <w:u w:val="single"/>
         </w:rPr>
-        <w:hyperlink r:id="rId24" w:history="1">
+        <w:hyperlink r:id="rId26" w:history="1">
           <w:r>
             <w:rPr>
               <w:rStyle w:val="Hyperlink"/>
@@ -4263,7 +4218,7 @@
           <w:sz w:val="24"/>
           <w:u w:val="single"/>
         </w:rPr>
-        <w:hyperlink r:id="rId24" w:history="1">
+        <w:hyperlink r:id="rId26" w:history="1">
           <w:r>
             <w:rPr>
               <w:rStyle w:val="Hyperlink"/>
@@ -4294,7 +4249,7 @@
           <w:sz w:val="24"/>
           <w:u w:val="single"/>
         </w:rPr>
-        <w:hyperlink r:id="rId26" w:history="1">
+        <w:hyperlink r:id="rId27" w:history="1">
           <w:r>
             <w:rPr>
               <w:rStyle w:val="Hyperlink"/>
@@ -4377,7 +4332,7 @@
           <w:color w:val="000000"/>
           <w:sz w:val="24"/>
         </w:rPr>
-        <w:hyperlink r:id="rId27" w:history="1">
+        <w:hyperlink r:id="rId26" w:history="1">
           <w:r>
             <w:rPr>
               <w:rStyle w:val="Hyperlink"/>

--- a/EXPORTS/DOCX/published/niveau2/English/Indonesia.docx
+++ b/EXPORTS/DOCX/published/niveau2/English/Indonesia.docx
@@ -679,7 +679,115 @@
           <w:color w:val="000000"/>
           <w:sz w:val="24"/>
         </w:rPr>
-        <w:t>Sciences) is of great importance for proven</w:t>
+        <w:t>Scie</w:t>
+      </w:r>
+      <w:r>
+        <w:rPr>
+          <w:u w:val="single" w:color="0000ff"/>
+          <w:rFonts w:ascii="Charis SIL Regular" w:hAnsi="Charis SIL Regular" w:eastAsia="Charis SIL Regular"/>
+          <w:b w:val="0"/>
+          <w:i w:val="0"/>
+          <w:color w:val="000000"/>
+          <w:sz w:val="24"/>
+        </w:rPr>
+        <w:hyperlink r:id="rId10" w:history="1">
+          <w:r>
+            <w:rPr>
+              <w:rStyle w:val="Hyperlink"/>
+            </w:rPr>
+            <w:t>nces) is of g</w:t>
+          </w:r>
+        </w:hyperlink>
+      </w:r>
+      <w:r>
+        <w:rPr>
+          <w:u w:val="single" w:color="0000ff"/>
+          <w:rFonts w:ascii="Charis SIL Regular" w:hAnsi="Charis SIL Regular" w:eastAsia="Charis SIL Regular"/>
+          <w:b w:val="0"/>
+          <w:i w:val="0"/>
+          <w:color w:val="000000"/>
+          <w:sz w:val="24"/>
+        </w:rPr>
+        <w:hyperlink r:id="rId10" w:history="1">
+          <w:r>
+            <w:rPr>
+              <w:rStyle w:val="Hyperlink"/>
+            </w:rPr>
+            <w:t>r</w:t>
+          </w:r>
+        </w:hyperlink>
+      </w:r>
+      <w:r>
+        <w:rPr>
+          <w:u w:val="single" w:color="0000ff"/>
+          <w:rFonts w:ascii="Charis SIL Regular" w:hAnsi="Charis SIL Regular" w:eastAsia="Charis SIL Regular"/>
+          <w:b w:val="0"/>
+          <w:i w:val="0"/>
+          <w:color w:val="000000"/>
+          <w:sz w:val="24"/>
+        </w:rPr>
+        <w:hyperlink r:id="rId10" w:history="1">
+          <w:r>
+            <w:rPr>
+              <w:rStyle w:val="Hyperlink"/>
+            </w:rPr>
+            <w:t>eat importan</w:t>
+          </w:r>
+        </w:hyperlink>
+      </w:r>
+      <w:r>
+        <w:rPr>
+          <w:u w:val="single" w:color="0000ff"/>
+          <w:rFonts w:ascii="Charis SIL Regular" w:hAnsi="Charis SIL Regular" w:eastAsia="Charis SIL Regular"/>
+          <w:b w:val="0"/>
+          <w:i w:val="0"/>
+          <w:color w:val="000000"/>
+          <w:sz w:val="24"/>
+        </w:rPr>
+        <w:hyperlink r:id="rId10" w:history="1">
+          <w:r>
+            <w:rPr>
+              <w:rStyle w:val="Hyperlink"/>
+            </w:rPr>
+            <w:t>c</w:t>
+          </w:r>
+        </w:hyperlink>
+      </w:r>
+      <w:r>
+        <w:rPr>
+          <w:u w:val="single" w:color="0000ff"/>
+          <w:rFonts w:ascii="Charis SIL Regular" w:hAnsi="Charis SIL Regular" w:eastAsia="Charis SIL Regular"/>
+          <w:b w:val="0"/>
+          <w:i w:val="0"/>
+          <w:color w:val="000000"/>
+          <w:sz w:val="24"/>
+        </w:rPr>
+        <w:hyperlink r:id="rId10" w:history="1">
+          <w:r>
+            <w:rPr>
+              <w:rStyle w:val="Hyperlink"/>
+            </w:rPr>
+            <w:t>e fo</w:t>
+          </w:r>
+        </w:hyperlink>
+      </w:r>
+      <w:r>
+        <w:rPr>
+          <w:u w:val="single" w:color="0000ff"/>
+          <w:rFonts w:ascii="Charis SIL Regular" w:hAnsi="Charis SIL Regular" w:eastAsia="Charis SIL Regular"/>
+          <w:b w:val="0"/>
+          <w:i w:val="0"/>
+          <w:color w:val="000000"/>
+          <w:sz w:val="24"/>
+        </w:rPr>
+        <w:hyperlink r:id="rId10" w:history="1">
+          <w:r>
+            <w:rPr>
+              <w:rStyle w:val="Hyperlink"/>
+            </w:rPr>
+            <w:t>r proven</w:t>
+          </w:r>
+        </w:hyperlink>
       </w:r>
       <w:r>
         <w:rPr>
@@ -2672,7 +2780,7 @@
           <w:sz w:val="24"/>
           <w:u w:val="single"/>
         </w:rPr>
-        <w:hyperlink r:id="rId10" w:history="1">
+        <w:hyperlink r:id="rId20" w:history="1">
           <w:r>
             <w:rPr>
               <w:rStyle w:val="Hyperlink"/>
@@ -2701,7 +2809,7 @@
           <w:sz w:val="24"/>
           <w:u w:val="single"/>
         </w:rPr>
-        <w:hyperlink r:id="rId10" w:history="1">
+        <w:hyperlink r:id="rId20" w:history="1">
           <w:r>
             <w:rPr>
               <w:rStyle w:val="Hyperlink"/>
@@ -2719,7 +2827,7 @@
           <w:sz w:val="24"/>
           <w:u w:val="single"/>
         </w:rPr>
-        <w:hyperlink r:id="rId10" w:history="1">
+        <w:hyperlink r:id="rId20" w:history="1">
           <w:r>
             <w:rPr>
               <w:rStyle w:val="Hyperlink"/>
@@ -2748,7 +2856,7 @@
           <w:sz w:val="24"/>
           <w:u w:val="single"/>
         </w:rPr>
-        <w:hyperlink r:id="rId10" w:history="1">
+        <w:hyperlink r:id="rId20" w:history="1">
           <w:r>
             <w:rPr>
               <w:rStyle w:val="Hyperlink"/>
@@ -2766,7 +2874,7 @@
           <w:sz w:val="24"/>
           <w:u w:val="single"/>
         </w:rPr>
-        <w:hyperlink r:id="rId10" w:history="1">
+        <w:hyperlink r:id="rId20" w:history="1">
           <w:r>
             <w:rPr>
               <w:rStyle w:val="Hyperlink"/>
@@ -2784,7 +2892,7 @@
           <w:sz w:val="24"/>
           <w:u w:val="single"/>
         </w:rPr>
-        <w:hyperlink r:id="rId10" w:history="1">
+        <w:hyperlink r:id="rId20" w:history="1">
           <w:r>
             <w:rPr>
               <w:rStyle w:val="Hyperlink"/>
@@ -2972,7 +3080,7 @@
           <w:sz w:val="24"/>
           <w:u w:val="single"/>
         </w:rPr>
-        <w:hyperlink r:id="rId20" w:history="1">
+        <w:hyperlink r:id="rId10" w:history="1">
           <w:r>
             <w:rPr>
               <w:rStyle w:val="Hyperlink"/>
@@ -3007,61 +3115,7 @@
           <w:color w:val="000000"/>
           <w:sz w:val="24"/>
         </w:rPr>
-        <w:t xml:space="preserve"> (KITL</w:t>
-      </w:r>
-      <w:r>
-        <w:rPr>
-          <w:u w:val="single" w:color="0000ff"/>
-          <w:rFonts w:ascii="Charis SIL Regular" w:hAnsi="Charis SIL Regular" w:eastAsia="Charis SIL Regular"/>
-          <w:b w:val="0"/>
-          <w:i w:val="0"/>
-          <w:color w:val="000000"/>
-          <w:sz w:val="24"/>
-        </w:rPr>
-        <w:hyperlink r:id="rId20" w:history="1">
-          <w:r>
-            <w:rPr>
-              <w:rStyle w:val="Hyperlink"/>
-            </w:rPr>
-            <w:t>V). Th</w:t>
-          </w:r>
-        </w:hyperlink>
-      </w:r>
-      <w:r>
-        <w:rPr>
-          <w:u w:val="single" w:color="0000ff"/>
-          <w:rFonts w:ascii="Charis SIL Regular" w:hAnsi="Charis SIL Regular" w:eastAsia="Charis SIL Regular"/>
-          <w:b w:val="0"/>
-          <w:i w:val="0"/>
-          <w:color w:val="000000"/>
-          <w:sz w:val="24"/>
-        </w:rPr>
-        <w:hyperlink r:id="rId20" w:history="1">
-          <w:r>
-            <w:rPr>
-              <w:rStyle w:val="Hyperlink"/>
-            </w:rPr>
-            <w:t>rough such o</w:t>
-          </w:r>
-        </w:hyperlink>
-      </w:r>
-      <w:r>
-        <w:rPr>
-          <w:u w:val="single" w:color="0000ff"/>
-          <w:rFonts w:ascii="Charis SIL Regular" w:hAnsi="Charis SIL Regular" w:eastAsia="Charis SIL Regular"/>
-          <w:b w:val="0"/>
-          <w:i w:val="0"/>
-          <w:color w:val="000000"/>
-          <w:sz w:val="24"/>
-        </w:rPr>
-        <w:hyperlink r:id="rId20" w:history="1">
-          <w:r>
-            <w:rPr>
-              <w:rStyle w:val="Hyperlink"/>
-            </w:rPr>
-            <w:t>rganisati</w:t>
-          </w:r>
-        </w:hyperlink>
+        <w:t xml:space="preserve"> (KITLV). Through such organisati</w:t>
       </w:r>
       <w:r>
         <w:rPr>
@@ -3122,13 +3176,22 @@
             <w:rPr>
               <w:rStyle w:val="Hyperlink"/>
             </w:rPr>
-            <w:t xml:space="preserve">findings </w:t>
+            <w:t>findings</w:t>
           </w:r>
         </w:hyperlink>
       </w:r>
       <w:r>
         <w:rPr>
-          <w:u w:val="single" w:color="0000ff"/>
+          <w:rFonts w:ascii="Charis SIL Regular" w:hAnsi="Charis SIL Regular" w:eastAsia="Charis SIL Regular"/>
+          <w:b w:val="0"/>
+          <w:i w:val="0"/>
+          <w:color w:val="000000"/>
+          <w:sz w:val="24"/>
+        </w:rPr>
+        <w:t xml:space="preserve"> </w:t>
+      </w:r>
+      <w:r>
+        <w:rPr>
           <w:rFonts w:ascii="Charis SIL Regular" w:hAnsi="Charis SIL Regular" w:eastAsia="Charis SIL Regular"/>
           <w:b w:val="0"/>
           <w:i w:val="0"/>
@@ -3169,19 +3232,9 @@
             <w:rPr>
               <w:rStyle w:val="Hyperlink"/>
             </w:rPr>
-            <w:t xml:space="preserve"> scie</w:t>
+            <w:t xml:space="preserve"> scien</w:t>
           </w:r>
         </w:hyperlink>
-      </w:r>
-      <w:r>
-        <w:rPr>
-          <w:rFonts w:ascii="Charis SIL Regular" w:hAnsi="Charis SIL Regular" w:eastAsia="Charis SIL Regular"/>
-          <w:b w:val="0"/>
-          <w:i w:val="0"/>
-          <w:color w:val="000000"/>
-          <w:sz w:val="24"/>
-        </w:rPr>
-        <w:t>n</w:t>
       </w:r>
       <w:r>
         <w:rPr>
@@ -4135,7 +4188,7 @@
           <w:sz w:val="24"/>
           <w:u w:val="single"/>
         </w:rPr>
-        <w:hyperlink r:id="rId24" w:history="1">
+        <w:hyperlink r:id="rId26" w:history="1">
           <w:r>
             <w:rPr>
               <w:rStyle w:val="Hyperlink"/>
@@ -4164,7 +4217,7 @@
           <w:sz w:val="24"/>
           <w:u w:val="single"/>
         </w:rPr>
-        <w:hyperlink r:id="rId24" w:history="1">
+        <w:hyperlink r:id="rId26" w:history="1">
           <w:r>
             <w:rPr>
               <w:rStyle w:val="Hyperlink"/>
@@ -4200,7 +4253,7 @@
           <w:sz w:val="24"/>
           <w:u w:val="single"/>
         </w:rPr>
-        <w:hyperlink r:id="rId26" w:history="1">
+        <w:hyperlink r:id="rId24" w:history="1">
           <w:r>
             <w:rPr>
               <w:rStyle w:val="Hyperlink"/>
@@ -4218,7 +4271,7 @@
           <w:sz w:val="24"/>
           <w:u w:val="single"/>
         </w:rPr>
-        <w:hyperlink r:id="rId26" w:history="1">
+        <w:hyperlink r:id="rId24" w:history="1">
           <w:r>
             <w:rPr>
               <w:rStyle w:val="Hyperlink"/>
@@ -4267,7 +4320,7 @@
           <w:sz w:val="24"/>
           <w:u w:val="single"/>
         </w:rPr>
-        <w:hyperlink r:id="rId27" w:history="1">
+        <w:hyperlink r:id="rId26" w:history="1">
           <w:r>
             <w:rPr>
               <w:rStyle w:val="Hyperlink"/>
@@ -4296,7 +4349,7 @@
           <w:sz w:val="24"/>
           <w:u w:val="single"/>
         </w:rPr>
-        <w:hyperlink r:id="rId27" w:history="1">
+        <w:hyperlink r:id="rId26" w:history="1">
           <w:r>
             <w:rPr>
               <w:rStyle w:val="Hyperlink"/>
@@ -4314,7 +4367,7 @@
           <w:sz w:val="24"/>
           <w:u w:val="single"/>
         </w:rPr>
-        <w:hyperlink r:id="rId27" w:history="1">
+        <w:hyperlink r:id="rId26" w:history="1">
           <w:r>
             <w:rPr>
               <w:rStyle w:val="Hyperlink"/>

--- a/EXPORTS/DOCX/published/niveau2/English/Indonesia.docx
+++ b/EXPORTS/DOCX/published/niveau2/English/Indonesia.docx
@@ -1734,6 +1734,7 @@
       </w:r>
       <w:r>
         <w:rPr>
+          <w:u w:val="single" w:color="0000ff"/>
           <w:rFonts w:ascii="Charis SIL Regular" w:hAnsi="Charis SIL Regular" w:eastAsia="Charis SIL Regular"/>
           <w:b w:val="0"/>
           <w:i w:val="0"/>
@@ -2780,7 +2781,7 @@
           <w:sz w:val="24"/>
           <w:u w:val="single"/>
         </w:rPr>
-        <w:hyperlink r:id="rId20" w:history="1">
+        <w:hyperlink r:id="rId10" w:history="1">
           <w:r>
             <w:rPr>
               <w:rStyle w:val="Hyperlink"/>
@@ -2809,7 +2810,7 @@
           <w:sz w:val="24"/>
           <w:u w:val="single"/>
         </w:rPr>
-        <w:hyperlink r:id="rId20" w:history="1">
+        <w:hyperlink r:id="rId10" w:history="1">
           <w:r>
             <w:rPr>
               <w:rStyle w:val="Hyperlink"/>
@@ -2827,7 +2828,7 @@
           <w:sz w:val="24"/>
           <w:u w:val="single"/>
         </w:rPr>
-        <w:hyperlink r:id="rId20" w:history="1">
+        <w:hyperlink r:id="rId10" w:history="1">
           <w:r>
             <w:rPr>
               <w:rStyle w:val="Hyperlink"/>
@@ -3080,7 +3081,7 @@
           <w:sz w:val="24"/>
           <w:u w:val="single"/>
         </w:rPr>
-        <w:hyperlink r:id="rId10" w:history="1">
+        <w:hyperlink r:id="rId20" w:history="1">
           <w:r>
             <w:rPr>
               <w:rStyle w:val="Hyperlink"/>
@@ -3115,7 +3116,61 @@
           <w:color w:val="000000"/>
           <w:sz w:val="24"/>
         </w:rPr>
-        <w:t xml:space="preserve"> (KITLV). Through such organisati</w:t>
+        <w:t xml:space="preserve"> (KITL</w:t>
+      </w:r>
+      <w:r>
+        <w:rPr>
+          <w:u w:val="single" w:color="0000ff"/>
+          <w:rFonts w:ascii="Charis SIL Regular" w:hAnsi="Charis SIL Regular" w:eastAsia="Charis SIL Regular"/>
+          <w:b w:val="0"/>
+          <w:i w:val="0"/>
+          <w:color w:val="000000"/>
+          <w:sz w:val="24"/>
+        </w:rPr>
+        <w:hyperlink r:id="rId20" w:history="1">
+          <w:r>
+            <w:rPr>
+              <w:rStyle w:val="Hyperlink"/>
+            </w:rPr>
+            <w:t>V). Th</w:t>
+          </w:r>
+        </w:hyperlink>
+      </w:r>
+      <w:r>
+        <w:rPr>
+          <w:u w:val="single" w:color="0000ff"/>
+          <w:rFonts w:ascii="Charis SIL Regular" w:hAnsi="Charis SIL Regular" w:eastAsia="Charis SIL Regular"/>
+          <w:b w:val="0"/>
+          <w:i w:val="0"/>
+          <w:color w:val="000000"/>
+          <w:sz w:val="24"/>
+        </w:rPr>
+        <w:hyperlink r:id="rId20" w:history="1">
+          <w:r>
+            <w:rPr>
+              <w:rStyle w:val="Hyperlink"/>
+            </w:rPr>
+            <w:t>rough such o</w:t>
+          </w:r>
+        </w:hyperlink>
+      </w:r>
+      <w:r>
+        <w:rPr>
+          <w:u w:val="single" w:color="0000ff"/>
+          <w:rFonts w:ascii="Charis SIL Regular" w:hAnsi="Charis SIL Regular" w:eastAsia="Charis SIL Regular"/>
+          <w:b w:val="0"/>
+          <w:i w:val="0"/>
+          <w:color w:val="000000"/>
+          <w:sz w:val="24"/>
+        </w:rPr>
+        <w:hyperlink r:id="rId20" w:history="1">
+          <w:r>
+            <w:rPr>
+              <w:rStyle w:val="Hyperlink"/>
+            </w:rPr>
+            <w:t>rganisati</w:t>
+          </w:r>
+        </w:hyperlink>
       </w:r>
       <w:r>
         <w:rPr>
@@ -3176,19 +3231,20 @@
             <w:rPr>
               <w:rStyle w:val="Hyperlink"/>
             </w:rPr>
-            <w:t>findings</w:t>
+            <w:t xml:space="preserve">findings </w:t>
           </w:r>
         </w:hyperlink>
       </w:r>
       <w:r>
         <w:rPr>
+          <w:u w:val="single" w:color="0000ff"/>
           <w:rFonts w:ascii="Charis SIL Regular" w:hAnsi="Charis SIL Regular" w:eastAsia="Charis SIL Regular"/>
           <w:b w:val="0"/>
           <w:i w:val="0"/>
           <w:color w:val="000000"/>
           <w:sz w:val="24"/>
         </w:rPr>
-        <w:t xml:space="preserve"> </w:t>
+        <w:t>o</w:t>
       </w:r>
       <w:r>
         <w:rPr>
@@ -3198,25 +3254,7 @@
           <w:color w:val="000000"/>
           <w:sz w:val="24"/>
         </w:rPr>
-        <w:t>o</w:t>
-      </w:r>
-      <w:r>
-        <w:rPr>
-          <w:u w:val="single" w:color="0000ff"/>
-          <w:rFonts w:ascii="Charis SIL Regular" w:hAnsi="Charis SIL Regular" w:eastAsia="Charis SIL Regular"/>
-          <w:b w:val="0"/>
-          <w:i w:val="0"/>
-          <w:color w:val="000000"/>
-          <w:sz w:val="24"/>
-        </w:rPr>
-        <w:hyperlink r:id="rId20" w:history="1">
-          <w:r>
-            <w:rPr>
-              <w:rStyle w:val="Hyperlink"/>
-            </w:rPr>
-            <w:t>f</w:t>
-          </w:r>
-        </w:hyperlink>
+        <w:t>f</w:t>
       </w:r>
       <w:r>
         <w:rPr>
@@ -4186,45 +4224,8 @@
           <w:i w:val="0"/>
           <w:color w:val="0000FF"/>
           <w:sz w:val="24"/>
-          <w:u w:val="single"/>
-        </w:rPr>
-        <w:hyperlink r:id="rId26" w:history="1">
-          <w:r>
-            <w:rPr>
-              <w:rStyle w:val="Hyperlink"/>
-            </w:rPr>
-            <w:t>Rijksmuseum</w:t>
-          </w:r>
-        </w:hyperlink>
-      </w:r>
-      <w:r>
-        <w:rPr>
-          <w:rFonts w:ascii="Charis SIL Regular" w:hAnsi="Charis SIL Regular" w:eastAsia="Charis SIL Regular"/>
-          <w:b w:val="0"/>
-          <w:i w:val="0"/>
-          <w:color w:val="0000FF"/>
-          <w:sz w:val="24"/>
-          <w:u w:val="single"/>
-        </w:rPr>
-        <w:t xml:space="preserve"> </w:t>
-      </w:r>
-      <w:r>
-        <w:rPr>
-          <w:rFonts w:ascii="Charis SIL Regular" w:hAnsi="Charis SIL Regular" w:eastAsia="Charis SIL Regular"/>
-          <w:b w:val="0"/>
-          <w:i w:val="0"/>
-          <w:color w:val="0000FF"/>
-          <w:sz w:val="24"/>
-          <w:u w:val="single"/>
-        </w:rPr>
-        <w:hyperlink r:id="rId26" w:history="1">
-          <w:r>
-            <w:rPr>
-              <w:rStyle w:val="Hyperlink"/>
-            </w:rPr>
-            <w:t>A</w:t>
-          </w:r>
-        </w:hyperlink>
+        </w:rPr>
+        <w:t>Rijksmuseum A</w:t>
       </w:r>
       <w:r>
         <w:rPr>
@@ -4302,7 +4303,7 @@
           <w:sz w:val="24"/>
           <w:u w:val="single"/>
         </w:rPr>
-        <w:hyperlink r:id="rId27" w:history="1">
+        <w:hyperlink r:id="rId26" w:history="1">
           <w:r>
             <w:rPr>
               <w:rStyle w:val="Hyperlink"/>
@@ -4320,14 +4321,7 @@
           <w:sz w:val="24"/>
           <w:u w:val="single"/>
         </w:rPr>
-        <w:hyperlink r:id="rId26" w:history="1">
-          <w:r>
-            <w:rPr>
-              <w:rStyle w:val="Hyperlink"/>
-            </w:rPr>
-            <w:t>eum</w:t>
-          </w:r>
-        </w:hyperlink>
+        <w:t>eum Bronbee</w:t>
       </w:r>
       <w:r>
         <w:rPr>
@@ -4338,36 +4332,7 @@
           <w:sz w:val="24"/>
           <w:u w:val="single"/>
         </w:rPr>
-        <w:t xml:space="preserve"> </w:t>
-      </w:r>
-      <w:r>
-        <w:rPr>
-          <w:rFonts w:ascii="Charis SIL Regular" w:hAnsi="Charis SIL Regular" w:eastAsia="Charis SIL Regular"/>
-          <w:b w:val="0"/>
-          <w:i w:val="0"/>
-          <w:color w:val="0000FF"/>
-          <w:sz w:val="24"/>
-          <w:u w:val="single"/>
-        </w:rPr>
-        <w:hyperlink r:id="rId26" w:history="1">
-          <w:r>
-            <w:rPr>
-              <w:rStyle w:val="Hyperlink"/>
-            </w:rPr>
-            <w:t>Bronbee</w:t>
-          </w:r>
-        </w:hyperlink>
-      </w:r>
-      <w:r>
-        <w:rPr>
-          <w:rFonts w:ascii="Charis SIL Regular" w:hAnsi="Charis SIL Regular" w:eastAsia="Charis SIL Regular"/>
-          <w:b w:val="0"/>
-          <w:i w:val="0"/>
-          <w:color w:val="0000FF"/>
-          <w:sz w:val="24"/>
-          <w:u w:val="single"/>
-        </w:rPr>
-        <w:hyperlink r:id="rId26" w:history="1">
+        <w:hyperlink r:id="rId27" w:history="1">
           <w:r>
             <w:rPr>
               <w:rStyle w:val="Hyperlink"/>
@@ -4385,7 +4350,7 @@
           <w:color w:val="000000"/>
           <w:sz w:val="24"/>
         </w:rPr>
-        <w:hyperlink r:id="rId26" w:history="1">
+        <w:hyperlink r:id="rId27" w:history="1">
           <w:r>
             <w:rPr>
               <w:rStyle w:val="Hyperlink"/>
@@ -4663,14 +4628,7 @@
           <w:color w:val="000000"/>
           <w:sz w:val="24"/>
         </w:rPr>
-        <w:hyperlink r:id="rId29" w:history="1">
-          <w:r>
-            <w:rPr>
-              <w:rStyle w:val="Hyperlink"/>
-            </w:rPr>
-            <w:t>ves an</w:t>
-          </w:r>
-        </w:hyperlink>
+        <w:t>ves an</w:t>
       </w:r>
       <w:r>
         <w:rPr>

--- a/EXPORTS/DOCX/published/niveau2/English/Indonesia.docx
+++ b/EXPORTS/DOCX/published/niveau2/English/Indonesia.docx
@@ -1734,7 +1734,6 @@
       </w:r>
       <w:r>
         <w:rPr>
-          <w:u w:val="single" w:color="0000ff"/>
           <w:rFonts w:ascii="Charis SIL Regular" w:hAnsi="Charis SIL Regular" w:eastAsia="Charis SIL Regular"/>
           <w:b w:val="0"/>
           <w:i w:val="0"/>
@@ -2857,7 +2856,7 @@
           <w:sz w:val="24"/>
           <w:u w:val="single"/>
         </w:rPr>
-        <w:hyperlink r:id="rId20" w:history="1">
+        <w:hyperlink r:id="rId10" w:history="1">
           <w:r>
             <w:rPr>
               <w:rStyle w:val="Hyperlink"/>
@@ -2875,7 +2874,7 @@
           <w:sz w:val="24"/>
           <w:u w:val="single"/>
         </w:rPr>
-        <w:hyperlink r:id="rId20" w:history="1">
+        <w:hyperlink r:id="rId10" w:history="1">
           <w:r>
             <w:rPr>
               <w:rStyle w:val="Hyperlink"/>
@@ -2893,7 +2892,7 @@
           <w:sz w:val="24"/>
           <w:u w:val="single"/>
         </w:rPr>
-        <w:hyperlink r:id="rId20" w:history="1">
+        <w:hyperlink r:id="rId10" w:history="1">
           <w:r>
             <w:rPr>
               <w:rStyle w:val="Hyperlink"/>
@@ -2922,7 +2921,7 @@
           <w:sz w:val="24"/>
           <w:u w:val="single"/>
         </w:rPr>
-        <w:hyperlink r:id="rId20" w:history="1">
+        <w:hyperlink r:id="rId10" w:history="1">
           <w:r>
             <w:rPr>
               <w:rStyle w:val="Hyperlink"/>
@@ -2940,7 +2939,7 @@
           <w:sz w:val="24"/>
           <w:u w:val="single"/>
         </w:rPr>
-        <w:hyperlink r:id="rId20" w:history="1">
+        <w:hyperlink r:id="rId10" w:history="1">
           <w:r>
             <w:rPr>
               <w:rStyle w:val="Hyperlink"/>
@@ -2969,7 +2968,7 @@
           <w:sz w:val="24"/>
           <w:u w:val="single"/>
         </w:rPr>
-        <w:hyperlink r:id="rId20" w:history="1">
+        <w:hyperlink r:id="rId10" w:history="1">
           <w:r>
             <w:rPr>
               <w:rStyle w:val="Hyperlink"/>
@@ -2987,7 +2986,7 @@
           <w:sz w:val="24"/>
           <w:u w:val="single"/>
         </w:rPr>
-        <w:hyperlink r:id="rId20" w:history="1">
+        <w:hyperlink r:id="rId10" w:history="1">
           <w:r>
             <w:rPr>
               <w:rStyle w:val="Hyperlink"/>
@@ -3005,7 +3004,7 @@
           <w:sz w:val="24"/>
           <w:u w:val="single"/>
         </w:rPr>
-        <w:hyperlink r:id="rId20" w:history="1">
+        <w:hyperlink r:id="rId10" w:history="1">
           <w:r>
             <w:rPr>
               <w:rStyle w:val="Hyperlink"/>
@@ -3023,7 +3022,7 @@
           <w:sz w:val="24"/>
           <w:u w:val="single"/>
         </w:rPr>
-        <w:hyperlink r:id="rId20" w:history="1">
+        <w:hyperlink r:id="rId10" w:history="1">
           <w:r>
             <w:rPr>
               <w:rStyle w:val="Hyperlink"/>
@@ -3248,13 +3247,21 @@
       </w:r>
       <w:r>
         <w:rPr>
+          <w:u w:val="single" w:color="0000ff"/>
           <w:rFonts w:ascii="Charis SIL Regular" w:hAnsi="Charis SIL Regular" w:eastAsia="Charis SIL Regular"/>
           <w:b w:val="0"/>
           <w:i w:val="0"/>
           <w:color w:val="000000"/>
           <w:sz w:val="24"/>
         </w:rPr>
-        <w:t>f</w:t>
+        <w:hyperlink r:id="rId20" w:history="1">
+          <w:r>
+            <w:rPr>
+              <w:rStyle w:val="Hyperlink"/>
+            </w:rPr>
+            <w:t>f</w:t>
+          </w:r>
+        </w:hyperlink>
       </w:r>
       <w:r>
         <w:rPr>
@@ -3288,12 +3295,35 @@
             <w:rPr>
               <w:rStyle w:val="Hyperlink"/>
             </w:rPr>
-            <w:t>tif</w:t>
+            <w:t>tifi</w:t>
           </w:r>
         </w:hyperlink>
       </w:r>
       <w:r>
         <w:rPr>
+          <w:u w:val="single" w:color="0000ff"/>
+          <w:rFonts w:ascii="Charis SIL Regular" w:hAnsi="Charis SIL Regular" w:eastAsia="Charis SIL Regular"/>
+          <w:b w:val="0"/>
+          <w:i w:val="0"/>
+          <w:color w:val="000000"/>
+          <w:sz w:val="24"/>
+        </w:rPr>
+        <w:t>c</w:t>
+      </w:r>
+      <w:r>
+        <w:rPr>
+          <w:u w:val="single" w:color="0000ff"/>
+          <w:rFonts w:ascii="Charis SIL Regular" w:hAnsi="Charis SIL Regular" w:eastAsia="Charis SIL Regular"/>
+          <w:b w:val="0"/>
+          <w:i w:val="0"/>
+          <w:color w:val="000000"/>
+          <w:sz w:val="24"/>
+        </w:rPr>
+        <w:t xml:space="preserve"> </w:t>
+      </w:r>
+      <w:r>
+        <w:rPr>
+          <w:u w:val="single" w:color="0000ff"/>
           <w:rFonts w:ascii="Charis SIL Regular" w:hAnsi="Charis SIL Regular" w:eastAsia="Charis SIL Regular"/>
           <w:b w:val="0"/>
           <w:i w:val="0"/>
@@ -3305,7 +3335,7 @@
             <w:rPr>
               <w:rStyle w:val="Hyperlink"/>
             </w:rPr>
-            <w:t>i</w:t>
+            <w:t>research</w:t>
           </w:r>
         </w:hyperlink>
       </w:r>
@@ -3317,36 +3347,7 @@
           <w:color w:val="000000"/>
           <w:sz w:val="24"/>
         </w:rPr>
-        <w:t>c</w:t>
-      </w:r>
-      <w:r>
-        <w:rPr>
-          <w:u w:val="single" w:color="0000ff"/>
-          <w:rFonts w:ascii="Charis SIL Regular" w:hAnsi="Charis SIL Regular" w:eastAsia="Charis SIL Regular"/>
-          <w:b w:val="0"/>
-          <w:i w:val="0"/>
-          <w:color w:val="000000"/>
-          <w:sz w:val="24"/>
-        </w:rPr>
-        <w:t xml:space="preserve"> </w:t>
-      </w:r>
-      <w:r>
-        <w:rPr>
-          <w:u w:val="single" w:color="0000ff"/>
-          <w:rFonts w:ascii="Charis SIL Regular" w:hAnsi="Charis SIL Regular" w:eastAsia="Charis SIL Regular"/>
-          <w:b w:val="0"/>
-          <w:i w:val="0"/>
-          <w:color w:val="000000"/>
-          <w:sz w:val="24"/>
-        </w:rPr>
-        <w:hyperlink r:id="rId20" w:history="1">
-          <w:r>
-            <w:rPr>
-              <w:rStyle w:val="Hyperlink"/>
-            </w:rPr>
-            <w:t>research w</w:t>
-          </w:r>
-        </w:hyperlink>
+        <w:t xml:space="preserve"> w</w:t>
       </w:r>
       <w:r>
         <w:rPr>
@@ -4224,8 +4225,45 @@
           <w:i w:val="0"/>
           <w:color w:val="0000FF"/>
           <w:sz w:val="24"/>
-        </w:rPr>
-        <w:t>Rijksmuseum A</w:t>
+          <w:u w:val="single"/>
+        </w:rPr>
+        <w:hyperlink r:id="rId24" w:history="1">
+          <w:r>
+            <w:rPr>
+              <w:rStyle w:val="Hyperlink"/>
+            </w:rPr>
+            <w:t>Rijksmuseum</w:t>
+          </w:r>
+        </w:hyperlink>
+      </w:r>
+      <w:r>
+        <w:rPr>
+          <w:rFonts w:ascii="Charis SIL Regular" w:hAnsi="Charis SIL Regular" w:eastAsia="Charis SIL Regular"/>
+          <w:b w:val="0"/>
+          <w:i w:val="0"/>
+          <w:color w:val="0000FF"/>
+          <w:sz w:val="24"/>
+          <w:u w:val="single"/>
+        </w:rPr>
+        <w:t xml:space="preserve"> </w:t>
+      </w:r>
+      <w:r>
+        <w:rPr>
+          <w:rFonts w:ascii="Charis SIL Regular" w:hAnsi="Charis SIL Regular" w:eastAsia="Charis SIL Regular"/>
+          <w:b w:val="0"/>
+          <w:i w:val="0"/>
+          <w:color w:val="0000FF"/>
+          <w:sz w:val="24"/>
+          <w:u w:val="single"/>
+        </w:rPr>
+        <w:hyperlink r:id="rId24" w:history="1">
+          <w:r>
+            <w:rPr>
+              <w:rStyle w:val="Hyperlink"/>
+            </w:rPr>
+            <w:t>A</w:t>
+          </w:r>
+        </w:hyperlink>
       </w:r>
       <w:r>
         <w:rPr>
@@ -4321,7 +4359,14 @@
           <w:sz w:val="24"/>
           <w:u w:val="single"/>
         </w:rPr>
-        <w:t>eum Bronbee</w:t>
+        <w:hyperlink r:id="rId27" w:history="1">
+          <w:r>
+            <w:rPr>
+              <w:rStyle w:val="Hyperlink"/>
+            </w:rPr>
+            <w:t>eum</w:t>
+          </w:r>
+        </w:hyperlink>
       </w:r>
       <w:r>
         <w:rPr>
@@ -4332,7 +4377,36 @@
           <w:sz w:val="24"/>
           <w:u w:val="single"/>
         </w:rPr>
-        <w:hyperlink r:id="rId27" w:history="1">
+        <w:t xml:space="preserve"> </w:t>
+      </w:r>
+      <w:r>
+        <w:rPr>
+          <w:rFonts w:ascii="Charis SIL Regular" w:hAnsi="Charis SIL Regular" w:eastAsia="Charis SIL Regular"/>
+          <w:b w:val="0"/>
+          <w:i w:val="0"/>
+          <w:color w:val="0000FF"/>
+          <w:sz w:val="24"/>
+          <w:u w:val="single"/>
+        </w:rPr>
+        <w:hyperlink r:id="rId26" w:history="1">
+          <w:r>
+            <w:rPr>
+              <w:rStyle w:val="Hyperlink"/>
+            </w:rPr>
+            <w:t>Bronbee</w:t>
+          </w:r>
+        </w:hyperlink>
+      </w:r>
+      <w:r>
+        <w:rPr>
+          <w:rFonts w:ascii="Charis SIL Regular" w:hAnsi="Charis SIL Regular" w:eastAsia="Charis SIL Regular"/>
+          <w:b w:val="0"/>
+          <w:i w:val="0"/>
+          <w:color w:val="0000FF"/>
+          <w:sz w:val="24"/>
+          <w:u w:val="single"/>
+        </w:rPr>
+        <w:hyperlink r:id="rId26" w:history="1">
           <w:r>
             <w:rPr>
               <w:rStyle w:val="Hyperlink"/>
@@ -4628,7 +4702,14 @@
           <w:color w:val="000000"/>
           <w:sz w:val="24"/>
         </w:rPr>
-        <w:t>ves an</w:t>
+        <w:hyperlink r:id="rId29" w:history="1">
+          <w:r>
+            <w:rPr>
+              <w:rStyle w:val="Hyperlink"/>
+            </w:rPr>
+            <w:t>ves an</w:t>
+          </w:r>
+        </w:hyperlink>
       </w:r>
       <w:r>
         <w:rPr>

--- a/EXPORTS/DOCX/published/niveau2/English/Indonesia.docx
+++ b/EXPORTS/DOCX/published/niveau2/English/Indonesia.docx
@@ -2809,7 +2809,7 @@
           <w:sz w:val="24"/>
           <w:u w:val="single"/>
         </w:rPr>
-        <w:hyperlink r:id="rId10" w:history="1">
+        <w:hyperlink r:id="rId20" w:history="1">
           <w:r>
             <w:rPr>
               <w:rStyle w:val="Hyperlink"/>
@@ -2827,7 +2827,7 @@
           <w:sz w:val="24"/>
           <w:u w:val="single"/>
         </w:rPr>
-        <w:hyperlink r:id="rId10" w:history="1">
+        <w:hyperlink r:id="rId20" w:history="1">
           <w:r>
             <w:rPr>
               <w:rStyle w:val="Hyperlink"/>
@@ -2856,7 +2856,7 @@
           <w:sz w:val="24"/>
           <w:u w:val="single"/>
         </w:rPr>
-        <w:hyperlink r:id="rId10" w:history="1">
+        <w:hyperlink r:id="rId20" w:history="1">
           <w:r>
             <w:rPr>
               <w:rStyle w:val="Hyperlink"/>
@@ -2874,7 +2874,7 @@
           <w:sz w:val="24"/>
           <w:u w:val="single"/>
         </w:rPr>
-        <w:hyperlink r:id="rId10" w:history="1">
+        <w:hyperlink r:id="rId20" w:history="1">
           <w:r>
             <w:rPr>
               <w:rStyle w:val="Hyperlink"/>
@@ -2892,7 +2892,7 @@
           <w:sz w:val="24"/>
           <w:u w:val="single"/>
         </w:rPr>
-        <w:hyperlink r:id="rId10" w:history="1">
+        <w:hyperlink r:id="rId20" w:history="1">
           <w:r>
             <w:rPr>
               <w:rStyle w:val="Hyperlink"/>
@@ -2921,7 +2921,7 @@
           <w:sz w:val="24"/>
           <w:u w:val="single"/>
         </w:rPr>
-        <w:hyperlink r:id="rId10" w:history="1">
+        <w:hyperlink r:id="rId20" w:history="1">
           <w:r>
             <w:rPr>
               <w:rStyle w:val="Hyperlink"/>
@@ -2939,7 +2939,7 @@
           <w:sz w:val="24"/>
           <w:u w:val="single"/>
         </w:rPr>
-        <w:hyperlink r:id="rId10" w:history="1">
+        <w:hyperlink r:id="rId20" w:history="1">
           <w:r>
             <w:rPr>
               <w:rStyle w:val="Hyperlink"/>
@@ -2968,7 +2968,7 @@
           <w:sz w:val="24"/>
           <w:u w:val="single"/>
         </w:rPr>
-        <w:hyperlink r:id="rId10" w:history="1">
+        <w:hyperlink r:id="rId20" w:history="1">
           <w:r>
             <w:rPr>
               <w:rStyle w:val="Hyperlink"/>
@@ -2986,7 +2986,7 @@
           <w:sz w:val="24"/>
           <w:u w:val="single"/>
         </w:rPr>
-        <w:hyperlink r:id="rId10" w:history="1">
+        <w:hyperlink r:id="rId20" w:history="1">
           <w:r>
             <w:rPr>
               <w:rStyle w:val="Hyperlink"/>
@@ -3004,7 +3004,7 @@
           <w:sz w:val="24"/>
           <w:u w:val="single"/>
         </w:rPr>
-        <w:hyperlink r:id="rId10" w:history="1">
+        <w:hyperlink r:id="rId20" w:history="1">
           <w:r>
             <w:rPr>
               <w:rStyle w:val="Hyperlink"/>
@@ -3022,7 +3022,7 @@
           <w:sz w:val="24"/>
           <w:u w:val="single"/>
         </w:rPr>
-        <w:hyperlink r:id="rId10" w:history="1">
+        <w:hyperlink r:id="rId20" w:history="1">
           <w:r>
             <w:rPr>
               <w:rStyle w:val="Hyperlink"/>
@@ -3115,61 +3115,7 @@
           <w:color w:val="000000"/>
           <w:sz w:val="24"/>
         </w:rPr>
-        <w:t xml:space="preserve"> (KITL</w:t>
-      </w:r>
-      <w:r>
-        <w:rPr>
-          <w:u w:val="single" w:color="0000ff"/>
-          <w:rFonts w:ascii="Charis SIL Regular" w:hAnsi="Charis SIL Regular" w:eastAsia="Charis SIL Regular"/>
-          <w:b w:val="0"/>
-          <w:i w:val="0"/>
-          <w:color w:val="000000"/>
-          <w:sz w:val="24"/>
-        </w:rPr>
-        <w:hyperlink r:id="rId20" w:history="1">
-          <w:r>
-            <w:rPr>
-              <w:rStyle w:val="Hyperlink"/>
-            </w:rPr>
-            <w:t>V). Th</w:t>
-          </w:r>
-        </w:hyperlink>
-      </w:r>
-      <w:r>
-        <w:rPr>
-          <w:u w:val="single" w:color="0000ff"/>
-          <w:rFonts w:ascii="Charis SIL Regular" w:hAnsi="Charis SIL Regular" w:eastAsia="Charis SIL Regular"/>
-          <w:b w:val="0"/>
-          <w:i w:val="0"/>
-          <w:color w:val="000000"/>
-          <w:sz w:val="24"/>
-        </w:rPr>
-        <w:hyperlink r:id="rId20" w:history="1">
-          <w:r>
-            <w:rPr>
-              <w:rStyle w:val="Hyperlink"/>
-            </w:rPr>
-            <w:t>rough such o</w:t>
-          </w:r>
-        </w:hyperlink>
-      </w:r>
-      <w:r>
-        <w:rPr>
-          <w:u w:val="single" w:color="0000ff"/>
-          <w:rFonts w:ascii="Charis SIL Regular" w:hAnsi="Charis SIL Regular" w:eastAsia="Charis SIL Regular"/>
-          <w:b w:val="0"/>
-          <w:i w:val="0"/>
-          <w:color w:val="000000"/>
-          <w:sz w:val="24"/>
-        </w:rPr>
-        <w:hyperlink r:id="rId20" w:history="1">
-          <w:r>
-            <w:rPr>
-              <w:rStyle w:val="Hyperlink"/>
-            </w:rPr>
-            <w:t>rganisati</w:t>
-          </w:r>
-        </w:hyperlink>
+        <w:t xml:space="preserve"> (KITLV). Through such organisati</w:t>
       </w:r>
       <w:r>
         <w:rPr>
@@ -3230,13 +3176,22 @@
             <w:rPr>
               <w:rStyle w:val="Hyperlink"/>
             </w:rPr>
-            <w:t xml:space="preserve">findings </w:t>
+            <w:t>findings</w:t>
           </w:r>
         </w:hyperlink>
       </w:r>
       <w:r>
         <w:rPr>
-          <w:u w:val="single" w:color="0000ff"/>
+          <w:rFonts w:ascii="Charis SIL Regular" w:hAnsi="Charis SIL Regular" w:eastAsia="Charis SIL Regular"/>
+          <w:b w:val="0"/>
+          <w:i w:val="0"/>
+          <w:color w:val="000000"/>
+          <w:sz w:val="24"/>
+        </w:rPr>
+        <w:t xml:space="preserve"> </w:t>
+      </w:r>
+      <w:r>
+        <w:rPr>
           <w:rFonts w:ascii="Charis SIL Regular" w:hAnsi="Charis SIL Regular" w:eastAsia="Charis SIL Regular"/>
           <w:b w:val="0"/>
           <w:i w:val="0"/>
@@ -3295,35 +3250,12 @@
             <w:rPr>
               <w:rStyle w:val="Hyperlink"/>
             </w:rPr>
-            <w:t>tifi</w:t>
+            <w:t>tif</w:t>
           </w:r>
         </w:hyperlink>
       </w:r>
       <w:r>
         <w:rPr>
-          <w:u w:val="single" w:color="0000ff"/>
-          <w:rFonts w:ascii="Charis SIL Regular" w:hAnsi="Charis SIL Regular" w:eastAsia="Charis SIL Regular"/>
-          <w:b w:val="0"/>
-          <w:i w:val="0"/>
-          <w:color w:val="000000"/>
-          <w:sz w:val="24"/>
-        </w:rPr>
-        <w:t>c</w:t>
-      </w:r>
-      <w:r>
-        <w:rPr>
-          <w:u w:val="single" w:color="0000ff"/>
-          <w:rFonts w:ascii="Charis SIL Regular" w:hAnsi="Charis SIL Regular" w:eastAsia="Charis SIL Regular"/>
-          <w:b w:val="0"/>
-          <w:i w:val="0"/>
-          <w:color w:val="000000"/>
-          <w:sz w:val="24"/>
-        </w:rPr>
-        <w:t xml:space="preserve"> </w:t>
-      </w:r>
-      <w:r>
-        <w:rPr>
-          <w:u w:val="single" w:color="0000ff"/>
           <w:rFonts w:ascii="Charis SIL Regular" w:hAnsi="Charis SIL Regular" w:eastAsia="Charis SIL Regular"/>
           <w:b w:val="0"/>
           <w:i w:val="0"/>
@@ -3335,7 +3267,7 @@
             <w:rPr>
               <w:rStyle w:val="Hyperlink"/>
             </w:rPr>
-            <w:t>research</w:t>
+            <w:t>i</w:t>
           </w:r>
         </w:hyperlink>
       </w:r>
@@ -3347,7 +3279,36 @@
           <w:color w:val="000000"/>
           <w:sz w:val="24"/>
         </w:rPr>
-        <w:t xml:space="preserve"> w</w:t>
+        <w:t>c</w:t>
+      </w:r>
+      <w:r>
+        <w:rPr>
+          <w:u w:val="single" w:color="0000ff"/>
+          <w:rFonts w:ascii="Charis SIL Regular" w:hAnsi="Charis SIL Regular" w:eastAsia="Charis SIL Regular"/>
+          <w:b w:val="0"/>
+          <w:i w:val="0"/>
+          <w:color w:val="000000"/>
+          <w:sz w:val="24"/>
+        </w:rPr>
+        <w:t xml:space="preserve"> </w:t>
+      </w:r>
+      <w:r>
+        <w:rPr>
+          <w:u w:val="single" w:color="0000ff"/>
+          <w:rFonts w:ascii="Charis SIL Regular" w:hAnsi="Charis SIL Regular" w:eastAsia="Charis SIL Regular"/>
+          <w:b w:val="0"/>
+          <w:i w:val="0"/>
+          <w:color w:val="000000"/>
+          <w:sz w:val="24"/>
+        </w:rPr>
+        <w:hyperlink r:id="rId20" w:history="1">
+          <w:r>
+            <w:rPr>
+              <w:rStyle w:val="Hyperlink"/>
+            </w:rPr>
+            <w:t>research w</w:t>
+          </w:r>
+        </w:hyperlink>
       </w:r>
       <w:r>
         <w:rPr>
@@ -4227,7 +4188,7 @@
           <w:sz w:val="24"/>
           <w:u w:val="single"/>
         </w:rPr>
-        <w:hyperlink r:id="rId24" w:history="1">
+        <w:hyperlink r:id="rId26" w:history="1">
           <w:r>
             <w:rPr>
               <w:rStyle w:val="Hyperlink"/>
@@ -4256,7 +4217,7 @@
           <w:sz w:val="24"/>
           <w:u w:val="single"/>
         </w:rPr>
-        <w:hyperlink r:id="rId24" w:history="1">
+        <w:hyperlink r:id="rId26" w:history="1">
           <w:r>
             <w:rPr>
               <w:rStyle w:val="Hyperlink"/>
@@ -4341,7 +4302,7 @@
           <w:sz w:val="24"/>
           <w:u w:val="single"/>
         </w:rPr>
-        <w:hyperlink r:id="rId26" w:history="1">
+        <w:hyperlink r:id="rId27" w:history="1">
           <w:r>
             <w:rPr>
               <w:rStyle w:val="Hyperlink"/>
@@ -4359,7 +4320,7 @@
           <w:sz w:val="24"/>
           <w:u w:val="single"/>
         </w:rPr>
-        <w:hyperlink r:id="rId27" w:history="1">
+        <w:hyperlink r:id="rId26" w:history="1">
           <w:r>
             <w:rPr>
               <w:rStyle w:val="Hyperlink"/>
@@ -4424,7 +4385,7 @@
           <w:color w:val="000000"/>
           <w:sz w:val="24"/>
         </w:rPr>
-        <w:hyperlink r:id="rId27" w:history="1">
+        <w:hyperlink r:id="rId26" w:history="1">
           <w:r>
             <w:rPr>
               <w:rStyle w:val="Hyperlink"/>

--- a/EXPORTS/DOCX/published/niveau2/English/Indonesia.docx
+++ b/EXPORTS/DOCX/published/niveau2/English/Indonesia.docx
@@ -1734,6 +1734,7 @@
       </w:r>
       <w:r>
         <w:rPr>
+          <w:u w:val="single" w:color="0000ff"/>
           <w:rFonts w:ascii="Charis SIL Regular" w:hAnsi="Charis SIL Regular" w:eastAsia="Charis SIL Regular"/>
           <w:b w:val="0"/>
           <w:i w:val="0"/>
@@ -2986,7 +2987,7 @@
           <w:sz w:val="24"/>
           <w:u w:val="single"/>
         </w:rPr>
-        <w:hyperlink r:id="rId20" w:history="1">
+        <w:hyperlink r:id="rId10" w:history="1">
           <w:r>
             <w:rPr>
               <w:rStyle w:val="Hyperlink"/>
@@ -3004,7 +3005,7 @@
           <w:sz w:val="24"/>
           <w:u w:val="single"/>
         </w:rPr>
-        <w:hyperlink r:id="rId20" w:history="1">
+        <w:hyperlink r:id="rId10" w:history="1">
           <w:r>
             <w:rPr>
               <w:rStyle w:val="Hyperlink"/>
@@ -3022,7 +3023,7 @@
           <w:sz w:val="24"/>
           <w:u w:val="single"/>
         </w:rPr>
-        <w:hyperlink r:id="rId20" w:history="1">
+        <w:hyperlink r:id="rId10" w:history="1">
           <w:r>
             <w:rPr>
               <w:rStyle w:val="Hyperlink"/>
@@ -3051,7 +3052,7 @@
           <w:sz w:val="24"/>
           <w:u w:val="single"/>
         </w:rPr>
-        <w:hyperlink r:id="rId20" w:history="1">
+        <w:hyperlink r:id="rId10" w:history="1">
           <w:r>
             <w:rPr>
               <w:rStyle w:val="Hyperlink"/>
@@ -3080,7 +3081,7 @@
           <w:sz w:val="24"/>
           <w:u w:val="single"/>
         </w:rPr>
-        <w:hyperlink r:id="rId20" w:history="1">
+        <w:hyperlink r:id="rId10" w:history="1">
           <w:r>
             <w:rPr>
               <w:rStyle w:val="Hyperlink"/>
@@ -3115,7 +3116,43 @@
           <w:color w:val="000000"/>
           <w:sz w:val="24"/>
         </w:rPr>
-        <w:t xml:space="preserve"> (KITLV). Through such o</w:t>
+        <w:t xml:space="preserve"> (KITL</w:t>
+      </w:r>
+      <w:r>
+        <w:rPr>
+          <w:u w:val="single" w:color="0000ff"/>
+          <w:rFonts w:ascii="Charis SIL Regular" w:hAnsi="Charis SIL Regular" w:eastAsia="Charis SIL Regular"/>
+          <w:b w:val="0"/>
+          <w:i w:val="0"/>
+          <w:color w:val="000000"/>
+          <w:sz w:val="24"/>
+        </w:rPr>
+        <w:hyperlink r:id="rId20" w:history="1">
+          <w:r>
+            <w:rPr>
+              <w:rStyle w:val="Hyperlink"/>
+            </w:rPr>
+            <w:t>V). Th</w:t>
+          </w:r>
+        </w:hyperlink>
+      </w:r>
+      <w:r>
+        <w:rPr>
+          <w:u w:val="single" w:color="0000ff"/>
+          <w:rFonts w:ascii="Charis SIL Regular" w:hAnsi="Charis SIL Regular" w:eastAsia="Charis SIL Regular"/>
+          <w:b w:val="0"/>
+          <w:i w:val="0"/>
+          <w:color w:val="000000"/>
+          <w:sz w:val="24"/>
+        </w:rPr>
+        <w:hyperlink r:id="rId20" w:history="1">
+          <w:r>
+            <w:rPr>
+              <w:rStyle w:val="Hyperlink"/>
+            </w:rPr>
+            <w:t>rough such o</w:t>
+          </w:r>
+        </w:hyperlink>
       </w:r>
       <w:r>
         <w:rPr>
@@ -4204,56 +4241,19 @@
           <w:i w:val="0"/>
           <w:color w:val="0000FF"/>
           <w:sz w:val="24"/>
+        </w:rPr>
+        <w:t>Rijksmuseum A</w:t>
+      </w:r>
+      <w:r>
+        <w:rPr>
+          <w:rFonts w:ascii="Charis SIL Regular" w:hAnsi="Charis SIL Regular" w:eastAsia="Charis SIL Regular"/>
+          <w:b w:val="0"/>
+          <w:i w:val="0"/>
+          <w:color w:val="0000FF"/>
+          <w:sz w:val="24"/>
           <w:u w:val="single"/>
         </w:rPr>
-        <w:hyperlink r:id="rId26" w:history="1">
-          <w:r>
-            <w:rPr>
-              <w:rStyle w:val="Hyperlink"/>
-            </w:rPr>
-            <w:t>Rijksmuseum</w:t>
-          </w:r>
-        </w:hyperlink>
-      </w:r>
-      <w:r>
-        <w:rPr>
-          <w:rFonts w:ascii="Charis SIL Regular" w:hAnsi="Charis SIL Regular" w:eastAsia="Charis SIL Regular"/>
-          <w:b w:val="0"/>
-          <w:i w:val="0"/>
-          <w:color w:val="0000FF"/>
-          <w:sz w:val="24"/>
-          <w:u w:val="single"/>
-        </w:rPr>
-        <w:t xml:space="preserve"> </w:t>
-      </w:r>
-      <w:r>
-        <w:rPr>
-          <w:rFonts w:ascii="Charis SIL Regular" w:hAnsi="Charis SIL Regular" w:eastAsia="Charis SIL Regular"/>
-          <w:b w:val="0"/>
-          <w:i w:val="0"/>
-          <w:color w:val="0000FF"/>
-          <w:sz w:val="24"/>
-          <w:u w:val="single"/>
-        </w:rPr>
-        <w:hyperlink r:id="rId26" w:history="1">
-          <w:r>
-            <w:rPr>
-              <w:rStyle w:val="Hyperlink"/>
-            </w:rPr>
-            <w:t>A</w:t>
-          </w:r>
-        </w:hyperlink>
-      </w:r>
-      <w:r>
-        <w:rPr>
-          <w:rFonts w:ascii="Charis SIL Regular" w:hAnsi="Charis SIL Regular" w:eastAsia="Charis SIL Regular"/>
-          <w:b w:val="0"/>
-          <w:i w:val="0"/>
-          <w:color w:val="0000FF"/>
-          <w:sz w:val="24"/>
-          <w:u w:val="single"/>
-        </w:rPr>
-        <w:hyperlink r:id="rId26" w:history="1">
+        <w:hyperlink r:id="rId24" w:history="1">
           <w:r>
             <w:rPr>
               <w:rStyle w:val="Hyperlink"/>
@@ -4271,7 +4271,7 @@
           <w:sz w:val="24"/>
           <w:u w:val="single"/>
         </w:rPr>
-        <w:hyperlink r:id="rId26" w:history="1">
+        <w:hyperlink r:id="rId24" w:history="1">
           <w:r>
             <w:rPr>
               <w:rStyle w:val="Hyperlink"/>
@@ -4289,7 +4289,7 @@
           <w:sz w:val="24"/>
           <w:u w:val="single"/>
         </w:rPr>
-        <w:hyperlink r:id="rId26" w:history="1">
+        <w:hyperlink r:id="rId24" w:history="1">
           <w:r>
             <w:rPr>
               <w:rStyle w:val="Hyperlink"/>
@@ -4320,7 +4320,7 @@
           <w:sz w:val="24"/>
           <w:u w:val="single"/>
         </w:rPr>
-        <w:hyperlink r:id="rId27" w:history="1">
+        <w:hyperlink r:id="rId26" w:history="1">
           <w:r>
             <w:rPr>
               <w:rStyle w:val="Hyperlink"/>
@@ -4338,7 +4338,7 @@
           <w:sz w:val="24"/>
           <w:u w:val="single"/>
         </w:rPr>
-        <w:hyperlink r:id="rId26" w:history="1">
+        <w:hyperlink r:id="rId27" w:history="1">
           <w:r>
             <w:rPr>
               <w:rStyle w:val="Hyperlink"/>
@@ -4367,7 +4367,7 @@
           <w:sz w:val="24"/>
           <w:u w:val="single"/>
         </w:rPr>
-        <w:hyperlink r:id="rId26" w:history="1">
+        <w:hyperlink r:id="rId27" w:history="1">
           <w:r>
             <w:rPr>
               <w:rStyle w:val="Hyperlink"/>
@@ -4385,7 +4385,7 @@
           <w:sz w:val="24"/>
           <w:u w:val="single"/>
         </w:rPr>
-        <w:hyperlink r:id="rId26" w:history="1">
+        <w:hyperlink r:id="rId27" w:history="1">
           <w:r>
             <w:rPr>
               <w:rStyle w:val="Hyperlink"/>
@@ -4403,7 +4403,7 @@
           <w:color w:val="000000"/>
           <w:sz w:val="24"/>
         </w:rPr>
-        <w:hyperlink r:id="rId26" w:history="1">
+        <w:hyperlink r:id="rId27" w:history="1">
           <w:r>
             <w:rPr>
               <w:rStyle w:val="Hyperlink"/>

--- a/EXPORTS/DOCX/published/niveau2/English/Indonesia.docx
+++ b/EXPORTS/DOCX/published/niveau2/English/Indonesia.docx
@@ -1734,7 +1734,6 @@
       </w:r>
       <w:r>
         <w:rPr>
-          <w:u w:val="single" w:color="0000ff"/>
           <w:rFonts w:ascii="Charis SIL Regular" w:hAnsi="Charis SIL Regular" w:eastAsia="Charis SIL Regular"/>
           <w:b w:val="0"/>
           <w:i w:val="0"/>
@@ -2781,7 +2780,7 @@
           <w:sz w:val="24"/>
           <w:u w:val="single"/>
         </w:rPr>
-        <w:hyperlink r:id="rId20" w:history="1">
+        <w:hyperlink r:id="rId10" w:history="1">
           <w:r>
             <w:rPr>
               <w:rStyle w:val="Hyperlink"/>
@@ -2810,7 +2809,7 @@
           <w:sz w:val="24"/>
           <w:u w:val="single"/>
         </w:rPr>
-        <w:hyperlink r:id="rId20" w:history="1">
+        <w:hyperlink r:id="rId10" w:history="1">
           <w:r>
             <w:rPr>
               <w:rStyle w:val="Hyperlink"/>
@@ -2828,7 +2827,7 @@
           <w:sz w:val="24"/>
           <w:u w:val="single"/>
         </w:rPr>
-        <w:hyperlink r:id="rId20" w:history="1">
+        <w:hyperlink r:id="rId10" w:history="1">
           <w:r>
             <w:rPr>
               <w:rStyle w:val="Hyperlink"/>
@@ -2857,7 +2856,7 @@
           <w:sz w:val="24"/>
           <w:u w:val="single"/>
         </w:rPr>
-        <w:hyperlink r:id="rId20" w:history="1">
+        <w:hyperlink r:id="rId10" w:history="1">
           <w:r>
             <w:rPr>
               <w:rStyle w:val="Hyperlink"/>
@@ -2875,7 +2874,7 @@
           <w:sz w:val="24"/>
           <w:u w:val="single"/>
         </w:rPr>
-        <w:hyperlink r:id="rId20" w:history="1">
+        <w:hyperlink r:id="rId10" w:history="1">
           <w:r>
             <w:rPr>
               <w:rStyle w:val="Hyperlink"/>
@@ -2893,7 +2892,7 @@
           <w:sz w:val="24"/>
           <w:u w:val="single"/>
         </w:rPr>
-        <w:hyperlink r:id="rId20" w:history="1">
+        <w:hyperlink r:id="rId10" w:history="1">
           <w:r>
             <w:rPr>
               <w:rStyle w:val="Hyperlink"/>
@@ -2922,7 +2921,7 @@
           <w:sz w:val="24"/>
           <w:u w:val="single"/>
         </w:rPr>
-        <w:hyperlink r:id="rId20" w:history="1">
+        <w:hyperlink r:id="rId10" w:history="1">
           <w:r>
             <w:rPr>
               <w:rStyle w:val="Hyperlink"/>
@@ -2940,7 +2939,7 @@
           <w:sz w:val="24"/>
           <w:u w:val="single"/>
         </w:rPr>
-        <w:hyperlink r:id="rId20" w:history="1">
+        <w:hyperlink r:id="rId10" w:history="1">
           <w:r>
             <w:rPr>
               <w:rStyle w:val="Hyperlink"/>
@@ -2969,7 +2968,7 @@
           <w:sz w:val="24"/>
           <w:u w:val="single"/>
         </w:rPr>
-        <w:hyperlink r:id="rId20" w:history="1">
+        <w:hyperlink r:id="rId10" w:history="1">
           <w:r>
             <w:rPr>
               <w:rStyle w:val="Hyperlink"/>
@@ -3231,22 +3230,13 @@
             <w:rPr>
               <w:rStyle w:val="Hyperlink"/>
             </w:rPr>
-            <w:t>findings</w:t>
+            <w:t xml:space="preserve">findings </w:t>
           </w:r>
         </w:hyperlink>
       </w:r>
       <w:r>
         <w:rPr>
-          <w:rFonts w:ascii="Charis SIL Regular" w:hAnsi="Charis SIL Regular" w:eastAsia="Charis SIL Regular"/>
-          <w:b w:val="0"/>
-          <w:i w:val="0"/>
-          <w:color w:val="000000"/>
-          <w:sz w:val="24"/>
-        </w:rPr>
-        <w:t xml:space="preserve"> </w:t>
-      </w:r>
-      <w:r>
-        <w:rPr>
+          <w:u w:val="single" w:color="0000ff"/>
           <w:rFonts w:ascii="Charis SIL Regular" w:hAnsi="Charis SIL Regular" w:eastAsia="Charis SIL Regular"/>
           <w:b w:val="0"/>
           <w:i w:val="0"/>
@@ -3305,29 +3295,13 @@
             <w:rPr>
               <w:rStyle w:val="Hyperlink"/>
             </w:rPr>
-            <w:t>tif</w:t>
+            <w:t>tifi</w:t>
           </w:r>
         </w:hyperlink>
       </w:r>
       <w:r>
         <w:rPr>
-          <w:rFonts w:ascii="Charis SIL Regular" w:hAnsi="Charis SIL Regular" w:eastAsia="Charis SIL Regular"/>
-          <w:b w:val="0"/>
-          <w:i w:val="0"/>
-          <w:color w:val="000000"/>
-          <w:sz w:val="24"/>
-        </w:rPr>
-        <w:hyperlink r:id="rId20" w:history="1">
-          <w:r>
-            <w:rPr>
-              <w:rStyle w:val="Hyperlink"/>
-            </w:rPr>
-            <w:t>i</w:t>
-          </w:r>
-        </w:hyperlink>
-      </w:r>
-      <w:r>
-        <w:rPr>
+          <w:u w:val="single" w:color="0000ff"/>
           <w:rFonts w:ascii="Charis SIL Regular" w:hAnsi="Charis SIL Regular" w:eastAsia="Charis SIL Regular"/>
           <w:b w:val="0"/>
           <w:i w:val="0"/>
@@ -3415,7 +3389,7 @@
             <w:rPr>
               <w:rStyle w:val="Hyperlink"/>
             </w:rPr>
-            <w:t>ished in</w:t>
+            <w:t xml:space="preserve">ished </w:t>
           </w:r>
         </w:hyperlink>
       </w:r>
@@ -3427,7 +3401,7 @@
           <w:color w:val="000000"/>
           <w:sz w:val="24"/>
         </w:rPr>
-        <w:t xml:space="preserve"> journals and books. The objects, documents </w:t>
+        <w:t xml:space="preserve">in journals and books. The objects, documents </w:t>
       </w:r>
       <w:r>
         <w:rPr>
@@ -4241,8 +4215,16 @@
           <w:i w:val="0"/>
           <w:color w:val="0000FF"/>
           <w:sz w:val="24"/>
-        </w:rPr>
-        <w:t>Rijksmuseum A</w:t>
+          <w:u w:val="single"/>
+        </w:rPr>
+        <w:hyperlink r:id="rId24" w:history="1">
+          <w:r>
+            <w:rPr>
+              <w:rStyle w:val="Hyperlink"/>
+            </w:rPr>
+            <w:t>Rijksmuseum</w:t>
+          </w:r>
+        </w:hyperlink>
       </w:r>
       <w:r>
         <w:rPr>
@@ -4253,7 +4235,36 @@
           <w:sz w:val="24"/>
           <w:u w:val="single"/>
         </w:rPr>
-        <w:hyperlink r:id="rId24" w:history="1">
+        <w:t xml:space="preserve"> </w:t>
+      </w:r>
+      <w:r>
+        <w:rPr>
+          <w:rFonts w:ascii="Charis SIL Regular" w:hAnsi="Charis SIL Regular" w:eastAsia="Charis SIL Regular"/>
+          <w:b w:val="0"/>
+          <w:i w:val="0"/>
+          <w:color w:val="0000FF"/>
+          <w:sz w:val="24"/>
+          <w:u w:val="single"/>
+        </w:rPr>
+        <w:hyperlink r:id="rId26" w:history="1">
+          <w:r>
+            <w:rPr>
+              <w:rStyle w:val="Hyperlink"/>
+            </w:rPr>
+            <w:t>A</w:t>
+          </w:r>
+        </w:hyperlink>
+      </w:r>
+      <w:r>
+        <w:rPr>
+          <w:rFonts w:ascii="Charis SIL Regular" w:hAnsi="Charis SIL Regular" w:eastAsia="Charis SIL Regular"/>
+          <w:b w:val="0"/>
+          <w:i w:val="0"/>
+          <w:color w:val="0000FF"/>
+          <w:sz w:val="24"/>
+          <w:u w:val="single"/>
+        </w:rPr>
+        <w:hyperlink r:id="rId26" w:history="1">
           <w:r>
             <w:rPr>
               <w:rStyle w:val="Hyperlink"/>
@@ -4271,7 +4282,7 @@
           <w:sz w:val="24"/>
           <w:u w:val="single"/>
         </w:rPr>
-        <w:hyperlink r:id="rId24" w:history="1">
+        <w:hyperlink r:id="rId26" w:history="1">
           <w:r>
             <w:rPr>
               <w:rStyle w:val="Hyperlink"/>
@@ -4289,7 +4300,7 @@
           <w:sz w:val="24"/>
           <w:u w:val="single"/>
         </w:rPr>
-        <w:hyperlink r:id="rId24" w:history="1">
+        <w:hyperlink r:id="rId26" w:history="1">
           <w:r>
             <w:rPr>
               <w:rStyle w:val="Hyperlink"/>
@@ -4318,74 +4329,19 @@
           <w:i w:val="0"/>
           <w:color w:val="0000FF"/>
           <w:sz w:val="24"/>
+        </w:rPr>
+        <w:t>Museum Bronbee</w:t>
+      </w:r>
+      <w:r>
+        <w:rPr>
+          <w:rFonts w:ascii="Charis SIL Regular" w:hAnsi="Charis SIL Regular" w:eastAsia="Charis SIL Regular"/>
+          <w:b w:val="0"/>
+          <w:i w:val="0"/>
+          <w:color w:val="0000FF"/>
+          <w:sz w:val="24"/>
           <w:u w:val="single"/>
         </w:rPr>
         <w:hyperlink r:id="rId26" w:history="1">
-          <w:r>
-            <w:rPr>
-              <w:rStyle w:val="Hyperlink"/>
-            </w:rPr>
-            <w:t>Mus</w:t>
-          </w:r>
-        </w:hyperlink>
-      </w:r>
-      <w:r>
-        <w:rPr>
-          <w:rFonts w:ascii="Charis SIL Regular" w:hAnsi="Charis SIL Regular" w:eastAsia="Charis SIL Regular"/>
-          <w:b w:val="0"/>
-          <w:i w:val="0"/>
-          <w:color w:val="0000FF"/>
-          <w:sz w:val="24"/>
-          <w:u w:val="single"/>
-        </w:rPr>
-        <w:hyperlink r:id="rId27" w:history="1">
-          <w:r>
-            <w:rPr>
-              <w:rStyle w:val="Hyperlink"/>
-            </w:rPr>
-            <w:t>eum</w:t>
-          </w:r>
-        </w:hyperlink>
-      </w:r>
-      <w:r>
-        <w:rPr>
-          <w:rFonts w:ascii="Charis SIL Regular" w:hAnsi="Charis SIL Regular" w:eastAsia="Charis SIL Regular"/>
-          <w:b w:val="0"/>
-          <w:i w:val="0"/>
-          <w:color w:val="0000FF"/>
-          <w:sz w:val="24"/>
-          <w:u w:val="single"/>
-        </w:rPr>
-        <w:t xml:space="preserve"> </w:t>
-      </w:r>
-      <w:r>
-        <w:rPr>
-          <w:rFonts w:ascii="Charis SIL Regular" w:hAnsi="Charis SIL Regular" w:eastAsia="Charis SIL Regular"/>
-          <w:b w:val="0"/>
-          <w:i w:val="0"/>
-          <w:color w:val="0000FF"/>
-          <w:sz w:val="24"/>
-          <w:u w:val="single"/>
-        </w:rPr>
-        <w:hyperlink r:id="rId27" w:history="1">
-          <w:r>
-            <w:rPr>
-              <w:rStyle w:val="Hyperlink"/>
-            </w:rPr>
-            <w:t>Bronbee</w:t>
-          </w:r>
-        </w:hyperlink>
-      </w:r>
-      <w:r>
-        <w:rPr>
-          <w:rFonts w:ascii="Charis SIL Regular" w:hAnsi="Charis SIL Regular" w:eastAsia="Charis SIL Regular"/>
-          <w:b w:val="0"/>
-          <w:i w:val="0"/>
-          <w:color w:val="0000FF"/>
-          <w:sz w:val="24"/>
-          <w:u w:val="single"/>
-        </w:rPr>
-        <w:hyperlink r:id="rId27" w:history="1">
           <w:r>
             <w:rPr>
               <w:rStyle w:val="Hyperlink"/>
@@ -4403,7 +4359,7 @@
           <w:color w:val="000000"/>
           <w:sz w:val="24"/>
         </w:rPr>
-        <w:hyperlink r:id="rId27" w:history="1">
+        <w:hyperlink r:id="rId26" w:history="1">
           <w:r>
             <w:rPr>
               <w:rStyle w:val="Hyperlink"/>
@@ -4471,7 +4427,7 @@
           <w:sz w:val="24"/>
           <w:u w:val="single"/>
         </w:rPr>
-        <w:hyperlink r:id="rId28" w:history="1">
+        <w:hyperlink r:id="rId27" w:history="1">
           <w:r>
             <w:rPr>
               <w:rStyle w:val="Hyperlink"/>
@@ -4489,7 +4445,7 @@
           <w:sz w:val="24"/>
           <w:u w:val="single"/>
         </w:rPr>
-        <w:hyperlink r:id="rId28" w:history="1">
+        <w:hyperlink r:id="rId27" w:history="1">
           <w:r>
             <w:rPr>
               <w:rStyle w:val="Hyperlink"/>
@@ -4518,7 +4474,7 @@
           <w:sz w:val="24"/>
           <w:u w:val="single"/>
         </w:rPr>
-        <w:hyperlink r:id="rId28" w:history="1">
+        <w:hyperlink r:id="rId27" w:history="1">
           <w:r>
             <w:rPr>
               <w:rStyle w:val="Hyperlink"/>
@@ -4596,7 +4552,7 @@
           <w:sz w:val="24"/>
           <w:u w:val="single"/>
         </w:rPr>
-        <w:hyperlink r:id="rId29" w:history="1">
+        <w:hyperlink r:id="rId28" w:history="1">
           <w:r>
             <w:rPr>
               <w:rStyle w:val="Hyperlink"/>
@@ -4625,7 +4581,7 @@
           <w:sz w:val="24"/>
           <w:u w:val="single"/>
         </w:rPr>
-        <w:hyperlink r:id="rId29" w:history="1">
+        <w:hyperlink r:id="rId28" w:history="1">
           <w:r>
             <w:rPr>
               <w:rStyle w:val="Hyperlink"/>
@@ -4653,7 +4609,7 @@
           <w:sz w:val="24"/>
           <w:u w:val="single"/>
         </w:rPr>
-        <w:hyperlink r:id="rId30" w:history="1">
+        <w:hyperlink r:id="rId29" w:history="1">
           <w:r>
             <w:rPr>
               <w:rStyle w:val="Hyperlink"/>
@@ -4681,7 +4637,7 @@
           <w:color w:val="000000"/>
           <w:sz w:val="24"/>
         </w:rPr>
-        <w:hyperlink r:id="rId29" w:history="1">
+        <w:hyperlink r:id="rId28" w:history="1">
           <w:r>
             <w:rPr>
               <w:rStyle w:val="Hyperlink"/>
@@ -4699,7 +4655,7 @@
           <w:color w:val="000000"/>
           <w:sz w:val="24"/>
         </w:rPr>
-        <w:hyperlink r:id="rId29" w:history="1">
+        <w:hyperlink r:id="rId28" w:history="1">
           <w:r>
             <w:rPr>
               <w:rStyle w:val="Hyperlink"/>
@@ -4727,7 +4683,7 @@
           <w:color w:val="000000"/>
           <w:sz w:val="24"/>
         </w:rPr>
-        <w:hyperlink r:id="rId30" w:history="1">
+        <w:hyperlink r:id="rId29" w:history="1">
           <w:r>
             <w:rPr>
               <w:rStyle w:val="Hyperlink"/>

--- a/EXPORTS/DOCX/published/niveau2/English/Indonesia.docx
+++ b/EXPORTS/DOCX/published/niveau2/English/Indonesia.docx
@@ -1734,6 +1734,7 @@
       </w:r>
       <w:r>
         <w:rPr>
+          <w:u w:val="single" w:color="0000ff"/>
           <w:rFonts w:ascii="Charis SIL Regular" w:hAnsi="Charis SIL Regular" w:eastAsia="Charis SIL Regular"/>
           <w:b w:val="0"/>
           <w:i w:val="0"/>
@@ -1858,36 +1859,7 @@
           <w:color w:val="000000"/>
           <w:sz w:val="24"/>
         </w:rPr>
-        <w:t>more information about researching individual soldiers and obje</w:t>
-      </w:r>
-      <w:r>
-        <w:rPr>
-          <w:u w:val="single" w:color="0000ff"/>
-          <w:rFonts w:ascii="Charis SIL Regular" w:hAnsi="Charis SIL Regular" w:eastAsia="Charis SIL Regular"/>
-          <w:b w:val="0"/>
-          <w:i w:val="0"/>
-          <w:color w:val="000000"/>
-          <w:sz w:val="24"/>
-        </w:rPr>
-        <w:t>c</w:t>
-      </w:r>
-      <w:r>
-        <w:rPr>
-          <w:u w:val="single" w:color="0000ff"/>
-          <w:rFonts w:ascii="Charis SIL Regular" w:hAnsi="Charis SIL Regular" w:eastAsia="Charis SIL Regular"/>
-          <w:b w:val="0"/>
-          <w:i w:val="0"/>
-          <w:color w:val="000000"/>
-          <w:sz w:val="24"/>
-        </w:rPr>
-        <w:hyperlink r:id="rId15" w:history="1">
-          <w:r>
-            <w:rPr>
-              <w:rStyle w:val="Hyperlink"/>
-            </w:rPr>
-            <w:t>ts they b</w:t>
-          </w:r>
-        </w:hyperlink>
+        <w:t>more information about researching individual soldiers and objects they b</w:t>
       </w:r>
       <w:r>
         <w:rPr>
@@ -4246,7 +4218,7 @@
           <w:sz w:val="24"/>
           <w:u w:val="single"/>
         </w:rPr>
-        <w:hyperlink r:id="rId26" w:history="1">
+        <w:hyperlink r:id="rId24" w:history="1">
           <w:r>
             <w:rPr>
               <w:rStyle w:val="Hyperlink"/>
@@ -4264,7 +4236,7 @@
           <w:sz w:val="24"/>
           <w:u w:val="single"/>
         </w:rPr>
-        <w:hyperlink r:id="rId26" w:history="1">
+        <w:hyperlink r:id="rId24" w:history="1">
           <w:r>
             <w:rPr>
               <w:rStyle w:val="Hyperlink"/>
@@ -4282,7 +4254,7 @@
           <w:sz w:val="24"/>
           <w:u w:val="single"/>
         </w:rPr>
-        <w:hyperlink r:id="rId26" w:history="1">
+        <w:hyperlink r:id="rId24" w:history="1">
           <w:r>
             <w:rPr>
               <w:rStyle w:val="Hyperlink"/>
@@ -4300,7 +4272,7 @@
           <w:sz w:val="24"/>
           <w:u w:val="single"/>
         </w:rPr>
-        <w:hyperlink r:id="rId26" w:history="1">
+        <w:hyperlink r:id="rId24" w:history="1">
           <w:r>
             <w:rPr>
               <w:rStyle w:val="Hyperlink"/>
@@ -4329,8 +4301,56 @@
           <w:i w:val="0"/>
           <w:color w:val="0000FF"/>
           <w:sz w:val="24"/>
-        </w:rPr>
-        <w:t>Museum Bronbee</w:t>
+          <w:u w:val="single"/>
+        </w:rPr>
+        <w:t>Mus</w:t>
+      </w:r>
+      <w:r>
+        <w:rPr>
+          <w:rFonts w:ascii="Charis SIL Regular" w:hAnsi="Charis SIL Regular" w:eastAsia="Charis SIL Regular"/>
+          <w:b w:val="0"/>
+          <w:i w:val="0"/>
+          <w:color w:val="0000FF"/>
+          <w:sz w:val="24"/>
+          <w:u w:val="single"/>
+        </w:rPr>
+        <w:hyperlink r:id="rId26" w:history="1">
+          <w:r>
+            <w:rPr>
+              <w:rStyle w:val="Hyperlink"/>
+            </w:rPr>
+            <w:t>eum</w:t>
+          </w:r>
+        </w:hyperlink>
+      </w:r>
+      <w:r>
+        <w:rPr>
+          <w:rFonts w:ascii="Charis SIL Regular" w:hAnsi="Charis SIL Regular" w:eastAsia="Charis SIL Regular"/>
+          <w:b w:val="0"/>
+          <w:i w:val="0"/>
+          <w:color w:val="0000FF"/>
+          <w:sz w:val="24"/>
+          <w:u w:val="single"/>
+        </w:rPr>
+        <w:t xml:space="preserve"> </w:t>
+      </w:r>
+      <w:r>
+        <w:rPr>
+          <w:rFonts w:ascii="Charis SIL Regular" w:hAnsi="Charis SIL Regular" w:eastAsia="Charis SIL Regular"/>
+          <w:b w:val="0"/>
+          <w:i w:val="0"/>
+          <w:color w:val="0000FF"/>
+          <w:sz w:val="24"/>
+          <w:u w:val="single"/>
+        </w:rPr>
+        <w:hyperlink r:id="rId26" w:history="1">
+          <w:r>
+            <w:rPr>
+              <w:rStyle w:val="Hyperlink"/>
+            </w:rPr>
+            <w:t>Bronbee</w:t>
+          </w:r>
+        </w:hyperlink>
       </w:r>
       <w:r>
         <w:rPr>

--- a/EXPORTS/DOCX/published/niveau2/English/Indonesia.docx
+++ b/EXPORTS/DOCX/published/niveau2/English/Indonesia.docx
@@ -1734,7 +1734,6 @@
       </w:r>
       <w:r>
         <w:rPr>
-          <w:u w:val="single" w:color="0000ff"/>
           <w:rFonts w:ascii="Charis SIL Regular" w:hAnsi="Charis SIL Regular" w:eastAsia="Charis SIL Regular"/>
           <w:b w:val="0"/>
           <w:i w:val="0"/>
@@ -1859,7 +1858,36 @@
           <w:color w:val="000000"/>
           <w:sz w:val="24"/>
         </w:rPr>
-        <w:t>more information about researching individual soldiers and objects they b</w:t>
+        <w:t>more information about researching individual soldiers and obje</w:t>
+      </w:r>
+      <w:r>
+        <w:rPr>
+          <w:u w:val="single" w:color="0000ff"/>
+          <w:rFonts w:ascii="Charis SIL Regular" w:hAnsi="Charis SIL Regular" w:eastAsia="Charis SIL Regular"/>
+          <w:b w:val="0"/>
+          <w:i w:val="0"/>
+          <w:color w:val="000000"/>
+          <w:sz w:val="24"/>
+        </w:rPr>
+        <w:t>c</w:t>
+      </w:r>
+      <w:r>
+        <w:rPr>
+          <w:u w:val="single" w:color="0000ff"/>
+          <w:rFonts w:ascii="Charis SIL Regular" w:hAnsi="Charis SIL Regular" w:eastAsia="Charis SIL Regular"/>
+          <w:b w:val="0"/>
+          <w:i w:val="0"/>
+          <w:color w:val="000000"/>
+          <w:sz w:val="24"/>
+        </w:rPr>
+        <w:hyperlink r:id="rId15" w:history="1">
+          <w:r>
+            <w:rPr>
+              <w:rStyle w:val="Hyperlink"/>
+            </w:rPr>
+            <w:t>ts they b</w:t>
+          </w:r>
+        </w:hyperlink>
       </w:r>
       <w:r>
         <w:rPr>
@@ -4189,7 +4217,7 @@
           <w:sz w:val="24"/>
           <w:u w:val="single"/>
         </w:rPr>
-        <w:hyperlink r:id="rId24" w:history="1">
+        <w:hyperlink r:id="rId26" w:history="1">
           <w:r>
             <w:rPr>
               <w:rStyle w:val="Hyperlink"/>
@@ -4218,7 +4246,7 @@
           <w:sz w:val="24"/>
           <w:u w:val="single"/>
         </w:rPr>
-        <w:hyperlink r:id="rId24" w:history="1">
+        <w:hyperlink r:id="rId26" w:history="1">
           <w:r>
             <w:rPr>
               <w:rStyle w:val="Hyperlink"/>
@@ -4236,7 +4264,7 @@
           <w:sz w:val="24"/>
           <w:u w:val="single"/>
         </w:rPr>
-        <w:hyperlink r:id="rId24" w:history="1">
+        <w:hyperlink r:id="rId26" w:history="1">
           <w:r>
             <w:rPr>
               <w:rStyle w:val="Hyperlink"/>
@@ -4254,7 +4282,7 @@
           <w:sz w:val="24"/>
           <w:u w:val="single"/>
         </w:rPr>
-        <w:hyperlink r:id="rId24" w:history="1">
+        <w:hyperlink r:id="rId26" w:history="1">
           <w:r>
             <w:rPr>
               <w:rStyle w:val="Hyperlink"/>
@@ -4272,7 +4300,7 @@
           <w:sz w:val="24"/>
           <w:u w:val="single"/>
         </w:rPr>
-        <w:hyperlink r:id="rId24" w:history="1">
+        <w:hyperlink r:id="rId26" w:history="1">
           <w:r>
             <w:rPr>
               <w:rStyle w:val="Hyperlink"/>
@@ -4301,7 +4329,6 @@
           <w:i w:val="0"/>
           <w:color w:val="0000FF"/>
           <w:sz w:val="24"/>
-          <w:u w:val="single"/>
         </w:rPr>
         <w:t>Mus</w:t>
       </w:r>

--- a/EXPORTS/DOCX/published/niveau2/English/Indonesia.docx
+++ b/EXPORTS/DOCX/published/niveau2/English/Indonesia.docx
@@ -4329,8 +4329,16 @@
           <w:i w:val="0"/>
           <w:color w:val="0000FF"/>
           <w:sz w:val="24"/>
-        </w:rPr>
-        <w:t>Mus</w:t>
+          <w:u w:val="single"/>
+        </w:rPr>
+        <w:hyperlink r:id="rId27" w:history="1">
+          <w:r>
+            <w:rPr>
+              <w:rStyle w:val="Hyperlink"/>
+            </w:rPr>
+            <w:t>Mus</w:t>
+          </w:r>
+        </w:hyperlink>
       </w:r>
       <w:r>
         <w:rPr>
@@ -4474,7 +4482,7 @@
           <w:sz w:val="24"/>
           <w:u w:val="single"/>
         </w:rPr>
-        <w:hyperlink r:id="rId27" w:history="1">
+        <w:hyperlink r:id="rId28" w:history="1">
           <w:r>
             <w:rPr>
               <w:rStyle w:val="Hyperlink"/>
@@ -4492,7 +4500,7 @@
           <w:sz w:val="24"/>
           <w:u w:val="single"/>
         </w:rPr>
-        <w:hyperlink r:id="rId27" w:history="1">
+        <w:hyperlink r:id="rId28" w:history="1">
           <w:r>
             <w:rPr>
               <w:rStyle w:val="Hyperlink"/>
@@ -4521,7 +4529,7 @@
           <w:sz w:val="24"/>
           <w:u w:val="single"/>
         </w:rPr>
-        <w:hyperlink r:id="rId27" w:history="1">
+        <w:hyperlink r:id="rId28" w:history="1">
           <w:r>
             <w:rPr>
               <w:rStyle w:val="Hyperlink"/>
@@ -4599,7 +4607,7 @@
           <w:sz w:val="24"/>
           <w:u w:val="single"/>
         </w:rPr>
-        <w:hyperlink r:id="rId28" w:history="1">
+        <w:hyperlink r:id="rId29" w:history="1">
           <w:r>
             <w:rPr>
               <w:rStyle w:val="Hyperlink"/>
@@ -4628,7 +4636,7 @@
           <w:sz w:val="24"/>
           <w:u w:val="single"/>
         </w:rPr>
-        <w:hyperlink r:id="rId28" w:history="1">
+        <w:hyperlink r:id="rId29" w:history="1">
           <w:r>
             <w:rPr>
               <w:rStyle w:val="Hyperlink"/>
@@ -4656,7 +4664,7 @@
           <w:sz w:val="24"/>
           <w:u w:val="single"/>
         </w:rPr>
-        <w:hyperlink r:id="rId29" w:history="1">
+        <w:hyperlink r:id="rId30" w:history="1">
           <w:r>
             <w:rPr>
               <w:rStyle w:val="Hyperlink"/>
@@ -4684,7 +4692,7 @@
           <w:color w:val="000000"/>
           <w:sz w:val="24"/>
         </w:rPr>
-        <w:hyperlink r:id="rId28" w:history="1">
+        <w:hyperlink r:id="rId29" w:history="1">
           <w:r>
             <w:rPr>
               <w:rStyle w:val="Hyperlink"/>
@@ -4702,7 +4710,7 @@
           <w:color w:val="000000"/>
           <w:sz w:val="24"/>
         </w:rPr>
-        <w:hyperlink r:id="rId28" w:history="1">
+        <w:hyperlink r:id="rId29" w:history="1">
           <w:r>
             <w:rPr>
               <w:rStyle w:val="Hyperlink"/>
@@ -4730,7 +4738,7 @@
           <w:color w:val="000000"/>
           <w:sz w:val="24"/>
         </w:rPr>
-        <w:hyperlink r:id="rId29" w:history="1">
+        <w:hyperlink r:id="rId30" w:history="1">
           <w:r>
             <w:rPr>
               <w:rStyle w:val="Hyperlink"/>

--- a/EXPORTS/DOCX/published/niveau2/English/Indonesia.docx
+++ b/EXPORTS/DOCX/published/niveau2/English/Indonesia.docx
@@ -2809,7 +2809,7 @@
           <w:sz w:val="24"/>
           <w:u w:val="single"/>
         </w:rPr>
-        <w:hyperlink r:id="rId10" w:history="1">
+        <w:hyperlink r:id="rId20" w:history="1">
           <w:r>
             <w:rPr>
               <w:rStyle w:val="Hyperlink"/>
@@ -2827,7 +2827,7 @@
           <w:sz w:val="24"/>
           <w:u w:val="single"/>
         </w:rPr>
-        <w:hyperlink r:id="rId10" w:history="1">
+        <w:hyperlink r:id="rId20" w:history="1">
           <w:r>
             <w:rPr>
               <w:rStyle w:val="Hyperlink"/>
@@ -2856,7 +2856,7 @@
           <w:sz w:val="24"/>
           <w:u w:val="single"/>
         </w:rPr>
-        <w:hyperlink r:id="rId10" w:history="1">
+        <w:hyperlink r:id="rId20" w:history="1">
           <w:r>
             <w:rPr>
               <w:rStyle w:val="Hyperlink"/>
@@ -2874,7 +2874,7 @@
           <w:sz w:val="24"/>
           <w:u w:val="single"/>
         </w:rPr>
-        <w:hyperlink r:id="rId10" w:history="1">
+        <w:hyperlink r:id="rId20" w:history="1">
           <w:r>
             <w:rPr>
               <w:rStyle w:val="Hyperlink"/>
@@ -2892,7 +2892,7 @@
           <w:sz w:val="24"/>
           <w:u w:val="single"/>
         </w:rPr>
-        <w:hyperlink r:id="rId10" w:history="1">
+        <w:hyperlink r:id="rId20" w:history="1">
           <w:r>
             <w:rPr>
               <w:rStyle w:val="Hyperlink"/>
@@ -2921,7 +2921,7 @@
           <w:sz w:val="24"/>
           <w:u w:val="single"/>
         </w:rPr>
-        <w:hyperlink r:id="rId10" w:history="1">
+        <w:hyperlink r:id="rId20" w:history="1">
           <w:r>
             <w:rPr>
               <w:rStyle w:val="Hyperlink"/>
@@ -2939,7 +2939,7 @@
           <w:sz w:val="24"/>
           <w:u w:val="single"/>
         </w:rPr>
-        <w:hyperlink r:id="rId10" w:history="1">
+        <w:hyperlink r:id="rId20" w:history="1">
           <w:r>
             <w:rPr>
               <w:rStyle w:val="Hyperlink"/>
@@ -2968,7 +2968,7 @@
           <w:sz w:val="24"/>
           <w:u w:val="single"/>
         </w:rPr>
-        <w:hyperlink r:id="rId10" w:history="1">
+        <w:hyperlink r:id="rId20" w:history="1">
           <w:r>
             <w:rPr>
               <w:rStyle w:val="Hyperlink"/>
@@ -2986,7 +2986,7 @@
           <w:sz w:val="24"/>
           <w:u w:val="single"/>
         </w:rPr>
-        <w:hyperlink r:id="rId10" w:history="1">
+        <w:hyperlink r:id="rId20" w:history="1">
           <w:r>
             <w:rPr>
               <w:rStyle w:val="Hyperlink"/>
@@ -3004,7 +3004,7 @@
           <w:sz w:val="24"/>
           <w:u w:val="single"/>
         </w:rPr>
-        <w:hyperlink r:id="rId10" w:history="1">
+        <w:hyperlink r:id="rId20" w:history="1">
           <w:r>
             <w:rPr>
               <w:rStyle w:val="Hyperlink"/>
@@ -3022,7 +3022,7 @@
           <w:sz w:val="24"/>
           <w:u w:val="single"/>
         </w:rPr>
-        <w:hyperlink r:id="rId10" w:history="1">
+        <w:hyperlink r:id="rId20" w:history="1">
           <w:r>
             <w:rPr>
               <w:rStyle w:val="Hyperlink"/>
@@ -3051,7 +3051,7 @@
           <w:sz w:val="24"/>
           <w:u w:val="single"/>
         </w:rPr>
-        <w:hyperlink r:id="rId10" w:history="1">
+        <w:hyperlink r:id="rId20" w:history="1">
           <w:r>
             <w:rPr>
               <w:rStyle w:val="Hyperlink"/>
@@ -3080,7 +3080,7 @@
           <w:sz w:val="24"/>
           <w:u w:val="single"/>
         </w:rPr>
-        <w:hyperlink r:id="rId10" w:history="1">
+        <w:hyperlink r:id="rId20" w:history="1">
           <w:r>
             <w:rPr>
               <w:rStyle w:val="Hyperlink"/>
@@ -3230,13 +3230,22 @@
             <w:rPr>
               <w:rStyle w:val="Hyperlink"/>
             </w:rPr>
-            <w:t xml:space="preserve">findings </w:t>
+            <w:t>findings</w:t>
           </w:r>
         </w:hyperlink>
       </w:r>
       <w:r>
         <w:rPr>
-          <w:u w:val="single" w:color="0000ff"/>
+          <w:rFonts w:ascii="Charis SIL Regular" w:hAnsi="Charis SIL Regular" w:eastAsia="Charis SIL Regular"/>
+          <w:b w:val="0"/>
+          <w:i w:val="0"/>
+          <w:color w:val="000000"/>
+          <w:sz w:val="24"/>
+        </w:rPr>
+        <w:t xml:space="preserve"> </w:t>
+      </w:r>
+      <w:r>
+        <w:rPr>
           <w:rFonts w:ascii="Charis SIL Regular" w:hAnsi="Charis SIL Regular" w:eastAsia="Charis SIL Regular"/>
           <w:b w:val="0"/>
           <w:i w:val="0"/>
@@ -3295,13 +3304,29 @@
             <w:rPr>
               <w:rStyle w:val="Hyperlink"/>
             </w:rPr>
-            <w:t>tifi</w:t>
+            <w:t>tif</w:t>
           </w:r>
         </w:hyperlink>
       </w:r>
       <w:r>
         <w:rPr>
-          <w:u w:val="single" w:color="0000ff"/>
+          <w:rFonts w:ascii="Charis SIL Regular" w:hAnsi="Charis SIL Regular" w:eastAsia="Charis SIL Regular"/>
+          <w:b w:val="0"/>
+          <w:i w:val="0"/>
+          <w:color w:val="000000"/>
+          <w:sz w:val="24"/>
+        </w:rPr>
+        <w:hyperlink r:id="rId20" w:history="1">
+          <w:r>
+            <w:rPr>
+              <w:rStyle w:val="Hyperlink"/>
+            </w:rPr>
+            <w:t>i</w:t>
+          </w:r>
+        </w:hyperlink>
+      </w:r>
+      <w:r>
+        <w:rPr>
           <w:rFonts w:ascii="Charis SIL Regular" w:hAnsi="Charis SIL Regular" w:eastAsia="Charis SIL Regular"/>
           <w:b w:val="0"/>
           <w:i w:val="0"/>
@@ -3389,7 +3414,7 @@
             <w:rPr>
               <w:rStyle w:val="Hyperlink"/>
             </w:rPr>
-            <w:t xml:space="preserve">ished </w:t>
+            <w:t>ished in</w:t>
           </w:r>
         </w:hyperlink>
       </w:r>
@@ -3401,7 +3426,7 @@
           <w:color w:val="000000"/>
           <w:sz w:val="24"/>
         </w:rPr>
-        <w:t xml:space="preserve">in journals and books. The objects, documents </w:t>
+        <w:t xml:space="preserve"> journals and books. The objects, documents </w:t>
       </w:r>
       <w:r>
         <w:rPr>
@@ -4282,7 +4307,7 @@
           <w:sz w:val="24"/>
           <w:u w:val="single"/>
         </w:rPr>
-        <w:hyperlink r:id="rId26" w:history="1">
+        <w:hyperlink r:id="rId24" w:history="1">
           <w:r>
             <w:rPr>
               <w:rStyle w:val="Hyperlink"/>
@@ -4300,7 +4325,7 @@
           <w:sz w:val="24"/>
           <w:u w:val="single"/>
         </w:rPr>
-        <w:hyperlink r:id="rId26" w:history="1">
+        <w:hyperlink r:id="rId24" w:history="1">
           <w:r>
             <w:rPr>
               <w:rStyle w:val="Hyperlink"/>
@@ -4329,16 +4354,8 @@
           <w:i w:val="0"/>
           <w:color w:val="0000FF"/>
           <w:sz w:val="24"/>
-          <w:u w:val="single"/>
-        </w:rPr>
-        <w:hyperlink r:id="rId27" w:history="1">
-          <w:r>
-            <w:rPr>
-              <w:rStyle w:val="Hyperlink"/>
-            </w:rPr>
-            <w:t>Mus</w:t>
-          </w:r>
-        </w:hyperlink>
+        </w:rPr>
+        <w:t>Mus</w:t>
       </w:r>
       <w:r>
         <w:rPr>
@@ -4482,7 +4499,7 @@
           <w:sz w:val="24"/>
           <w:u w:val="single"/>
         </w:rPr>
-        <w:hyperlink r:id="rId28" w:history="1">
+        <w:hyperlink r:id="rId27" w:history="1">
           <w:r>
             <w:rPr>
               <w:rStyle w:val="Hyperlink"/>
@@ -4500,7 +4517,7 @@
           <w:sz w:val="24"/>
           <w:u w:val="single"/>
         </w:rPr>
-        <w:hyperlink r:id="rId28" w:history="1">
+        <w:hyperlink r:id="rId27" w:history="1">
           <w:r>
             <w:rPr>
               <w:rStyle w:val="Hyperlink"/>
@@ -4529,7 +4546,7 @@
           <w:sz w:val="24"/>
           <w:u w:val="single"/>
         </w:rPr>
-        <w:hyperlink r:id="rId28" w:history="1">
+        <w:hyperlink r:id="rId27" w:history="1">
           <w:r>
             <w:rPr>
               <w:rStyle w:val="Hyperlink"/>
@@ -4607,7 +4624,7 @@
           <w:sz w:val="24"/>
           <w:u w:val="single"/>
         </w:rPr>
-        <w:hyperlink r:id="rId29" w:history="1">
+        <w:hyperlink r:id="rId28" w:history="1">
           <w:r>
             <w:rPr>
               <w:rStyle w:val="Hyperlink"/>
@@ -4636,7 +4653,7 @@
           <w:sz w:val="24"/>
           <w:u w:val="single"/>
         </w:rPr>
-        <w:hyperlink r:id="rId29" w:history="1">
+        <w:hyperlink r:id="rId28" w:history="1">
           <w:r>
             <w:rPr>
               <w:rStyle w:val="Hyperlink"/>
@@ -4664,7 +4681,7 @@
           <w:sz w:val="24"/>
           <w:u w:val="single"/>
         </w:rPr>
-        <w:hyperlink r:id="rId30" w:history="1">
+        <w:hyperlink r:id="rId29" w:history="1">
           <w:r>
             <w:rPr>
               <w:rStyle w:val="Hyperlink"/>
@@ -4692,7 +4709,7 @@
           <w:color w:val="000000"/>
           <w:sz w:val="24"/>
         </w:rPr>
-        <w:hyperlink r:id="rId29" w:history="1">
+        <w:hyperlink r:id="rId28" w:history="1">
           <w:r>
             <w:rPr>
               <w:rStyle w:val="Hyperlink"/>
@@ -4710,7 +4727,7 @@
           <w:color w:val="000000"/>
           <w:sz w:val="24"/>
         </w:rPr>
-        <w:hyperlink r:id="rId29" w:history="1">
+        <w:hyperlink r:id="rId28" w:history="1">
           <w:r>
             <w:rPr>
               <w:rStyle w:val="Hyperlink"/>
@@ -4738,7 +4755,7 @@
           <w:color w:val="000000"/>
           <w:sz w:val="24"/>
         </w:rPr>
-        <w:hyperlink r:id="rId30" w:history="1">
+        <w:hyperlink r:id="rId29" w:history="1">
           <w:r>
             <w:rPr>
               <w:rStyle w:val="Hyperlink"/>

--- a/EXPORTS/DOCX/published/niveau2/English/Indonesia.docx
+++ b/EXPORTS/DOCX/published/niveau2/English/Indonesia.docx
@@ -3115,61 +3115,7 @@
           <w:color w:val="000000"/>
           <w:sz w:val="24"/>
         </w:rPr>
-        <w:t xml:space="preserve"> (KITL</w:t>
-      </w:r>
-      <w:r>
-        <w:rPr>
-          <w:u w:val="single" w:color="0000ff"/>
-          <w:rFonts w:ascii="Charis SIL Regular" w:hAnsi="Charis SIL Regular" w:eastAsia="Charis SIL Regular"/>
-          <w:b w:val="0"/>
-          <w:i w:val="0"/>
-          <w:color w:val="000000"/>
-          <w:sz w:val="24"/>
-        </w:rPr>
-        <w:hyperlink r:id="rId20" w:history="1">
-          <w:r>
-            <w:rPr>
-              <w:rStyle w:val="Hyperlink"/>
-            </w:rPr>
-            <w:t>V). Th</w:t>
-          </w:r>
-        </w:hyperlink>
-      </w:r>
-      <w:r>
-        <w:rPr>
-          <w:u w:val="single" w:color="0000ff"/>
-          <w:rFonts w:ascii="Charis SIL Regular" w:hAnsi="Charis SIL Regular" w:eastAsia="Charis SIL Regular"/>
-          <w:b w:val="0"/>
-          <w:i w:val="0"/>
-          <w:color w:val="000000"/>
-          <w:sz w:val="24"/>
-        </w:rPr>
-        <w:hyperlink r:id="rId20" w:history="1">
-          <w:r>
-            <w:rPr>
-              <w:rStyle w:val="Hyperlink"/>
-            </w:rPr>
-            <w:t>rough such o</w:t>
-          </w:r>
-        </w:hyperlink>
-      </w:r>
-      <w:r>
-        <w:rPr>
-          <w:u w:val="single" w:color="0000ff"/>
-          <w:rFonts w:ascii="Charis SIL Regular" w:hAnsi="Charis SIL Regular" w:eastAsia="Charis SIL Regular"/>
-          <w:b w:val="0"/>
-          <w:i w:val="0"/>
-          <w:color w:val="000000"/>
-          <w:sz w:val="24"/>
-        </w:rPr>
-        <w:hyperlink r:id="rId20" w:history="1">
-          <w:r>
-            <w:rPr>
-              <w:rStyle w:val="Hyperlink"/>
-            </w:rPr>
-            <w:t>rganisati</w:t>
-          </w:r>
-        </w:hyperlink>
+        <w:t xml:space="preserve"> (KITLV). Through such organisati</w:t>
       </w:r>
       <w:r>
         <w:rPr>
@@ -4289,7 +4235,7 @@
           <w:sz w:val="24"/>
           <w:u w:val="single"/>
         </w:rPr>
-        <w:hyperlink r:id="rId26" w:history="1">
+        <w:hyperlink r:id="rId24" w:history="1">
           <w:r>
             <w:rPr>
               <w:rStyle w:val="Hyperlink"/>
@@ -4354,6 +4300,7 @@
           <w:i w:val="0"/>
           <w:color w:val="0000FF"/>
           <w:sz w:val="24"/>
+          <w:u w:val="single"/>
         </w:rPr>
         <w:t>Mus</w:t>
       </w:r>

--- a/EXPORTS/DOCX/published/niveau2/English/Indonesia.docx
+++ b/EXPORTS/DOCX/published/niveau2/English/Indonesia.docx
@@ -2780,7 +2780,7 @@
           <w:sz w:val="24"/>
           <w:u w:val="single"/>
         </w:rPr>
-        <w:hyperlink r:id="rId10" w:history="1">
+        <w:hyperlink r:id="rId20" w:history="1">
           <w:r>
             <w:rPr>
               <w:rStyle w:val="Hyperlink"/>
@@ -3115,7 +3115,61 @@
           <w:color w:val="000000"/>
           <w:sz w:val="24"/>
         </w:rPr>
-        <w:t xml:space="preserve"> (KITLV). Through such organisati</w:t>
+        <w:t xml:space="preserve"> (KITL</w:t>
+      </w:r>
+      <w:r>
+        <w:rPr>
+          <w:u w:val="single" w:color="0000ff"/>
+          <w:rFonts w:ascii="Charis SIL Regular" w:hAnsi="Charis SIL Regular" w:eastAsia="Charis SIL Regular"/>
+          <w:b w:val="0"/>
+          <w:i w:val="0"/>
+          <w:color w:val="000000"/>
+          <w:sz w:val="24"/>
+        </w:rPr>
+        <w:hyperlink r:id="rId20" w:history="1">
+          <w:r>
+            <w:rPr>
+              <w:rStyle w:val="Hyperlink"/>
+            </w:rPr>
+            <w:t>V). Th</w:t>
+          </w:r>
+        </w:hyperlink>
+      </w:r>
+      <w:r>
+        <w:rPr>
+          <w:u w:val="single" w:color="0000ff"/>
+          <w:rFonts w:ascii="Charis SIL Regular" w:hAnsi="Charis SIL Regular" w:eastAsia="Charis SIL Regular"/>
+          <w:b w:val="0"/>
+          <w:i w:val="0"/>
+          <w:color w:val="000000"/>
+          <w:sz w:val="24"/>
+        </w:rPr>
+        <w:hyperlink r:id="rId20" w:history="1">
+          <w:r>
+            <w:rPr>
+              <w:rStyle w:val="Hyperlink"/>
+            </w:rPr>
+            <w:t>rough such o</w:t>
+          </w:r>
+        </w:hyperlink>
+      </w:r>
+      <w:r>
+        <w:rPr>
+          <w:u w:val="single" w:color="0000ff"/>
+          <w:rFonts w:ascii="Charis SIL Regular" w:hAnsi="Charis SIL Regular" w:eastAsia="Charis SIL Regular"/>
+          <w:b w:val="0"/>
+          <w:i w:val="0"/>
+          <w:color w:val="000000"/>
+          <w:sz w:val="24"/>
+        </w:rPr>
+        <w:hyperlink r:id="rId20" w:history="1">
+          <w:r>
+            <w:rPr>
+              <w:rStyle w:val="Hyperlink"/>
+            </w:rPr>
+            <w:t>rganisati</w:t>
+          </w:r>
+        </w:hyperlink>
       </w:r>
       <w:r>
         <w:rPr>
@@ -4186,45 +4240,8 @@
           <w:i w:val="0"/>
           <w:color w:val="0000FF"/>
           <w:sz w:val="24"/>
-          <w:u w:val="single"/>
-        </w:rPr>
-        <w:hyperlink r:id="rId26" w:history="1">
-          <w:r>
-            <w:rPr>
-              <w:rStyle w:val="Hyperlink"/>
-            </w:rPr>
-            <w:t>Rijksmuseum</w:t>
-          </w:r>
-        </w:hyperlink>
-      </w:r>
-      <w:r>
-        <w:rPr>
-          <w:rFonts w:ascii="Charis SIL Regular" w:hAnsi="Charis SIL Regular" w:eastAsia="Charis SIL Regular"/>
-          <w:b w:val="0"/>
-          <w:i w:val="0"/>
-          <w:color w:val="0000FF"/>
-          <w:sz w:val="24"/>
-          <w:u w:val="single"/>
-        </w:rPr>
-        <w:t xml:space="preserve"> </w:t>
-      </w:r>
-      <w:r>
-        <w:rPr>
-          <w:rFonts w:ascii="Charis SIL Regular" w:hAnsi="Charis SIL Regular" w:eastAsia="Charis SIL Regular"/>
-          <w:b w:val="0"/>
-          <w:i w:val="0"/>
-          <w:color w:val="0000FF"/>
-          <w:sz w:val="24"/>
-          <w:u w:val="single"/>
-        </w:rPr>
-        <w:hyperlink r:id="rId26" w:history="1">
-          <w:r>
-            <w:rPr>
-              <w:rStyle w:val="Hyperlink"/>
-            </w:rPr>
-            <w:t>A</w:t>
-          </w:r>
-        </w:hyperlink>
+        </w:rPr>
+        <w:t>Rijksmuseum A</w:t>
       </w:r>
       <w:r>
         <w:rPr>
@@ -4302,7 +4319,14 @@
           <w:sz w:val="24"/>
           <w:u w:val="single"/>
         </w:rPr>
-        <w:t>Mus</w:t>
+        <w:hyperlink r:id="rId26" w:history="1">
+          <w:r>
+            <w:rPr>
+              <w:rStyle w:val="Hyperlink"/>
+            </w:rPr>
+            <w:t>Mus</w:t>
+          </w:r>
+        </w:hyperlink>
       </w:r>
       <w:r>
         <w:rPr>
@@ -4313,7 +4337,7 @@
           <w:sz w:val="24"/>
           <w:u w:val="single"/>
         </w:rPr>
-        <w:hyperlink r:id="rId26" w:history="1">
+        <w:hyperlink r:id="rId27" w:history="1">
           <w:r>
             <w:rPr>
               <w:rStyle w:val="Hyperlink"/>
@@ -4342,7 +4366,7 @@
           <w:sz w:val="24"/>
           <w:u w:val="single"/>
         </w:rPr>
-        <w:hyperlink r:id="rId26" w:history="1">
+        <w:hyperlink r:id="rId27" w:history="1">
           <w:r>
             <w:rPr>
               <w:rStyle w:val="Hyperlink"/>
@@ -4360,7 +4384,7 @@
           <w:sz w:val="24"/>
           <w:u w:val="single"/>
         </w:rPr>
-        <w:hyperlink r:id="rId26" w:history="1">
+        <w:hyperlink r:id="rId27" w:history="1">
           <w:r>
             <w:rPr>
               <w:rStyle w:val="Hyperlink"/>
@@ -4378,7 +4402,7 @@
           <w:color w:val="000000"/>
           <w:sz w:val="24"/>
         </w:rPr>
-        <w:hyperlink r:id="rId26" w:history="1">
+        <w:hyperlink r:id="rId27" w:history="1">
           <w:r>
             <w:rPr>
               <w:rStyle w:val="Hyperlink"/>
@@ -4446,7 +4470,7 @@
           <w:sz w:val="24"/>
           <w:u w:val="single"/>
         </w:rPr>
-        <w:hyperlink r:id="rId27" w:history="1">
+        <w:hyperlink r:id="rId28" w:history="1">
           <w:r>
             <w:rPr>
               <w:rStyle w:val="Hyperlink"/>
@@ -4464,7 +4488,7 @@
           <w:sz w:val="24"/>
           <w:u w:val="single"/>
         </w:rPr>
-        <w:hyperlink r:id="rId27" w:history="1">
+        <w:hyperlink r:id="rId28" w:history="1">
           <w:r>
             <w:rPr>
               <w:rStyle w:val="Hyperlink"/>
@@ -4493,7 +4517,7 @@
           <w:sz w:val="24"/>
           <w:u w:val="single"/>
         </w:rPr>
-        <w:hyperlink r:id="rId27" w:history="1">
+        <w:hyperlink r:id="rId28" w:history="1">
           <w:r>
             <w:rPr>
               <w:rStyle w:val="Hyperlink"/>
@@ -4571,7 +4595,7 @@
           <w:sz w:val="24"/>
           <w:u w:val="single"/>
         </w:rPr>
-        <w:hyperlink r:id="rId28" w:history="1">
+        <w:hyperlink r:id="rId29" w:history="1">
           <w:r>
             <w:rPr>
               <w:rStyle w:val="Hyperlink"/>
@@ -4600,7 +4624,7 @@
           <w:sz w:val="24"/>
           <w:u w:val="single"/>
         </w:rPr>
-        <w:hyperlink r:id="rId28" w:history="1">
+        <w:hyperlink r:id="rId29" w:history="1">
           <w:r>
             <w:rPr>
               <w:rStyle w:val="Hyperlink"/>
@@ -4628,7 +4652,7 @@
           <w:sz w:val="24"/>
           <w:u w:val="single"/>
         </w:rPr>
-        <w:hyperlink r:id="rId29" w:history="1">
+        <w:hyperlink r:id="rId30" w:history="1">
           <w:r>
             <w:rPr>
               <w:rStyle w:val="Hyperlink"/>
@@ -4656,7 +4680,7 @@
           <w:color w:val="000000"/>
           <w:sz w:val="24"/>
         </w:rPr>
-        <w:hyperlink r:id="rId28" w:history="1">
+        <w:hyperlink r:id="rId29" w:history="1">
           <w:r>
             <w:rPr>
               <w:rStyle w:val="Hyperlink"/>
@@ -4674,7 +4698,7 @@
           <w:color w:val="000000"/>
           <w:sz w:val="24"/>
         </w:rPr>
-        <w:hyperlink r:id="rId28" w:history="1">
+        <w:hyperlink r:id="rId29" w:history="1">
           <w:r>
             <w:rPr>
               <w:rStyle w:val="Hyperlink"/>
@@ -4702,7 +4726,7 @@
           <w:color w:val="000000"/>
           <w:sz w:val="24"/>
         </w:rPr>
-        <w:hyperlink r:id="rId29" w:history="1">
+        <w:hyperlink r:id="rId30" w:history="1">
           <w:r>
             <w:rPr>
               <w:rStyle w:val="Hyperlink"/>

--- a/EXPORTS/DOCX/published/niveau2/English/Indonesia.docx
+++ b/EXPORTS/DOCX/published/niveau2/English/Indonesia.docx
@@ -679,115 +679,7 @@
           <w:color w:val="000000"/>
           <w:sz w:val="24"/>
         </w:rPr>
-        <w:t>Scie</w:t>
-      </w:r>
-      <w:r>
-        <w:rPr>
-          <w:u w:val="single" w:color="0000ff"/>
-          <w:rFonts w:ascii="Charis SIL Regular" w:hAnsi="Charis SIL Regular" w:eastAsia="Charis SIL Regular"/>
-          <w:b w:val="0"/>
-          <w:i w:val="0"/>
-          <w:color w:val="000000"/>
-          <w:sz w:val="24"/>
-        </w:rPr>
-        <w:hyperlink r:id="rId10" w:history="1">
-          <w:r>
-            <w:rPr>
-              <w:rStyle w:val="Hyperlink"/>
-            </w:rPr>
-            <w:t>nces) is of g</w:t>
-          </w:r>
-        </w:hyperlink>
-      </w:r>
-      <w:r>
-        <w:rPr>
-          <w:u w:val="single" w:color="0000ff"/>
-          <w:rFonts w:ascii="Charis SIL Regular" w:hAnsi="Charis SIL Regular" w:eastAsia="Charis SIL Regular"/>
-          <w:b w:val="0"/>
-          <w:i w:val="0"/>
-          <w:color w:val="000000"/>
-          <w:sz w:val="24"/>
-        </w:rPr>
-        <w:hyperlink r:id="rId10" w:history="1">
-          <w:r>
-            <w:rPr>
-              <w:rStyle w:val="Hyperlink"/>
-            </w:rPr>
-            <w:t>r</w:t>
-          </w:r>
-        </w:hyperlink>
-      </w:r>
-      <w:r>
-        <w:rPr>
-          <w:u w:val="single" w:color="0000ff"/>
-          <w:rFonts w:ascii="Charis SIL Regular" w:hAnsi="Charis SIL Regular" w:eastAsia="Charis SIL Regular"/>
-          <w:b w:val="0"/>
-          <w:i w:val="0"/>
-          <w:color w:val="000000"/>
-          <w:sz w:val="24"/>
-        </w:rPr>
-        <w:hyperlink r:id="rId10" w:history="1">
-          <w:r>
-            <w:rPr>
-              <w:rStyle w:val="Hyperlink"/>
-            </w:rPr>
-            <w:t>eat importan</w:t>
-          </w:r>
-        </w:hyperlink>
-      </w:r>
-      <w:r>
-        <w:rPr>
-          <w:u w:val="single" w:color="0000ff"/>
-          <w:rFonts w:ascii="Charis SIL Regular" w:hAnsi="Charis SIL Regular" w:eastAsia="Charis SIL Regular"/>
-          <w:b w:val="0"/>
-          <w:i w:val="0"/>
-          <w:color w:val="000000"/>
-          <w:sz w:val="24"/>
-        </w:rPr>
-        <w:hyperlink r:id="rId10" w:history="1">
-          <w:r>
-            <w:rPr>
-              <w:rStyle w:val="Hyperlink"/>
-            </w:rPr>
-            <w:t>c</w:t>
-          </w:r>
-        </w:hyperlink>
-      </w:r>
-      <w:r>
-        <w:rPr>
-          <w:u w:val="single" w:color="0000ff"/>
-          <w:rFonts w:ascii="Charis SIL Regular" w:hAnsi="Charis SIL Regular" w:eastAsia="Charis SIL Regular"/>
-          <w:b w:val="0"/>
-          <w:i w:val="0"/>
-          <w:color w:val="000000"/>
-          <w:sz w:val="24"/>
-        </w:rPr>
-        <w:hyperlink r:id="rId10" w:history="1">
-          <w:r>
-            <w:rPr>
-              <w:rStyle w:val="Hyperlink"/>
-            </w:rPr>
-            <w:t>e fo</w:t>
-          </w:r>
-        </w:hyperlink>
-      </w:r>
-      <w:r>
-        <w:rPr>
-          <w:u w:val="single" w:color="0000ff"/>
-          <w:rFonts w:ascii="Charis SIL Regular" w:hAnsi="Charis SIL Regular" w:eastAsia="Charis SIL Regular"/>
-          <w:b w:val="0"/>
-          <w:i w:val="0"/>
-          <w:color w:val="000000"/>
-          <w:sz w:val="24"/>
-        </w:rPr>
-        <w:hyperlink r:id="rId10" w:history="1">
-          <w:r>
-            <w:rPr>
-              <w:rStyle w:val="Hyperlink"/>
-            </w:rPr>
-            <w:t>r proven</w:t>
-          </w:r>
-        </w:hyperlink>
+        <w:t>Sciences) is of great importance for proven</w:t>
       </w:r>
       <w:r>
         <w:rPr>
@@ -2423,7 +2315,7 @@
           <w:sz w:val="24"/>
           <w:u w:val="single"/>
         </w:rPr>
-        <w:hyperlink r:id="rId19" w:history="1">
+        <w:hyperlink r:id="rId20" w:history="1">
           <w:r>
             <w:rPr>
               <w:rStyle w:val="Hyperlink"/>
@@ -2704,7 +2596,7 @@
           <w:sz w:val="24"/>
           <w:u w:val="single"/>
         </w:rPr>
-        <w:hyperlink r:id="rId20" w:history="1">
+        <w:hyperlink r:id="rId21" w:history="1">
           <w:r>
             <w:rPr>
               <w:rStyle w:val="Hyperlink"/>
@@ -2733,7 +2625,7 @@
           <w:sz w:val="24"/>
           <w:u w:val="single"/>
         </w:rPr>
-        <w:hyperlink r:id="rId20" w:history="1">
+        <w:hyperlink r:id="rId21" w:history="1">
           <w:r>
             <w:rPr>
               <w:rStyle w:val="Hyperlink"/>
@@ -2760,9 +2652,8 @@
           <w:i w:val="0"/>
           <w:color w:val="0000FF"/>
           <w:sz w:val="24"/>
-          <w:u w:val="single"/>
-        </w:rPr>
-        <w:hyperlink r:id="rId20" w:history="1">
+        </w:rPr>
+        <w:hyperlink r:id="rId21" w:history="1">
           <w:r>
             <w:rPr>
               <w:rStyle w:val="Hyperlink"/>
@@ -2780,7 +2671,7 @@
           <w:sz w:val="24"/>
           <w:u w:val="single"/>
         </w:rPr>
-        <w:hyperlink r:id="rId20" w:history="1">
+        <w:hyperlink r:id="rId10" w:history="1">
           <w:r>
             <w:rPr>
               <w:rStyle w:val="Hyperlink"/>
@@ -2809,7 +2700,7 @@
           <w:sz w:val="24"/>
           <w:u w:val="single"/>
         </w:rPr>
-        <w:hyperlink r:id="rId20" w:history="1">
+        <w:hyperlink r:id="rId10" w:history="1">
           <w:r>
             <w:rPr>
               <w:rStyle w:val="Hyperlink"/>
@@ -2827,7 +2718,7 @@
           <w:sz w:val="24"/>
           <w:u w:val="single"/>
         </w:rPr>
-        <w:hyperlink r:id="rId20" w:history="1">
+        <w:hyperlink r:id="rId10" w:history="1">
           <w:r>
             <w:rPr>
               <w:rStyle w:val="Hyperlink"/>
@@ -2856,7 +2747,7 @@
           <w:sz w:val="24"/>
           <w:u w:val="single"/>
         </w:rPr>
-        <w:hyperlink r:id="rId20" w:history="1">
+        <w:hyperlink r:id="rId10" w:history="1">
           <w:r>
             <w:rPr>
               <w:rStyle w:val="Hyperlink"/>
@@ -2874,7 +2765,7 @@
           <w:sz w:val="24"/>
           <w:u w:val="single"/>
         </w:rPr>
-        <w:hyperlink r:id="rId20" w:history="1">
+        <w:hyperlink r:id="rId10" w:history="1">
           <w:r>
             <w:rPr>
               <w:rStyle w:val="Hyperlink"/>
@@ -2892,7 +2783,7 @@
           <w:sz w:val="24"/>
           <w:u w:val="single"/>
         </w:rPr>
-        <w:hyperlink r:id="rId20" w:history="1">
+        <w:hyperlink r:id="rId10" w:history="1">
           <w:r>
             <w:rPr>
               <w:rStyle w:val="Hyperlink"/>
@@ -2921,7 +2812,7 @@
           <w:sz w:val="24"/>
           <w:u w:val="single"/>
         </w:rPr>
-        <w:hyperlink r:id="rId20" w:history="1">
+        <w:hyperlink r:id="rId10" w:history="1">
           <w:r>
             <w:rPr>
               <w:rStyle w:val="Hyperlink"/>
@@ -2939,7 +2830,7 @@
           <w:sz w:val="24"/>
           <w:u w:val="single"/>
         </w:rPr>
-        <w:hyperlink r:id="rId20" w:history="1">
+        <w:hyperlink r:id="rId10" w:history="1">
           <w:r>
             <w:rPr>
               <w:rStyle w:val="Hyperlink"/>
@@ -2968,7 +2859,7 @@
           <w:sz w:val="24"/>
           <w:u w:val="single"/>
         </w:rPr>
-        <w:hyperlink r:id="rId20" w:history="1">
+        <w:hyperlink r:id="rId10" w:history="1">
           <w:r>
             <w:rPr>
               <w:rStyle w:val="Hyperlink"/>
@@ -2986,7 +2877,7 @@
           <w:sz w:val="24"/>
           <w:u w:val="single"/>
         </w:rPr>
-        <w:hyperlink r:id="rId20" w:history="1">
+        <w:hyperlink r:id="rId10" w:history="1">
           <w:r>
             <w:rPr>
               <w:rStyle w:val="Hyperlink"/>
@@ -3004,7 +2895,7 @@
           <w:sz w:val="24"/>
           <w:u w:val="single"/>
         </w:rPr>
-        <w:hyperlink r:id="rId20" w:history="1">
+        <w:hyperlink r:id="rId10" w:history="1">
           <w:r>
             <w:rPr>
               <w:rStyle w:val="Hyperlink"/>
@@ -3022,7 +2913,7 @@
           <w:sz w:val="24"/>
           <w:u w:val="single"/>
         </w:rPr>
-        <w:hyperlink r:id="rId20" w:history="1">
+        <w:hyperlink r:id="rId10" w:history="1">
           <w:r>
             <w:rPr>
               <w:rStyle w:val="Hyperlink"/>
@@ -3051,7 +2942,7 @@
           <w:sz w:val="24"/>
           <w:u w:val="single"/>
         </w:rPr>
-        <w:hyperlink r:id="rId20" w:history="1">
+        <w:hyperlink r:id="rId10" w:history="1">
           <w:r>
             <w:rPr>
               <w:rStyle w:val="Hyperlink"/>
@@ -3080,7 +2971,7 @@
           <w:sz w:val="24"/>
           <w:u w:val="single"/>
         </w:rPr>
-        <w:hyperlink r:id="rId20" w:history="1">
+        <w:hyperlink r:id="rId10" w:history="1">
           <w:r>
             <w:rPr>
               <w:rStyle w:val="Hyperlink"/>
@@ -3098,7 +2989,7 @@
           <w:sz w:val="24"/>
           <w:u w:val="single"/>
         </w:rPr>
-        <w:hyperlink r:id="rId20" w:history="1">
+        <w:hyperlink r:id="rId21" w:history="1">
           <w:r>
             <w:rPr>
               <w:rStyle w:val="Hyperlink"/>
@@ -3126,7 +3017,7 @@
           <w:color w:val="000000"/>
           <w:sz w:val="24"/>
         </w:rPr>
-        <w:hyperlink r:id="rId20" w:history="1">
+        <w:hyperlink r:id="rId21" w:history="1">
           <w:r>
             <w:rPr>
               <w:rStyle w:val="Hyperlink"/>
@@ -3144,7 +3035,7 @@
           <w:color w:val="000000"/>
           <w:sz w:val="24"/>
         </w:rPr>
-        <w:hyperlink r:id="rId20" w:history="1">
+        <w:hyperlink r:id="rId21" w:history="1">
           <w:r>
             <w:rPr>
               <w:rStyle w:val="Hyperlink"/>
@@ -3162,7 +3053,7 @@
           <w:color w:val="000000"/>
           <w:sz w:val="24"/>
         </w:rPr>
-        <w:hyperlink r:id="rId20" w:history="1">
+        <w:hyperlink r:id="rId21" w:history="1">
           <w:r>
             <w:rPr>
               <w:rStyle w:val="Hyperlink"/>
@@ -3180,7 +3071,7 @@
           <w:color w:val="000000"/>
           <w:sz w:val="24"/>
         </w:rPr>
-        <w:hyperlink r:id="rId20" w:history="1">
+        <w:hyperlink r:id="rId21" w:history="1">
           <w:r>
             <w:rPr>
               <w:rStyle w:val="Hyperlink"/>
@@ -3197,7 +3088,7 @@
           <w:color w:val="000000"/>
           <w:sz w:val="24"/>
         </w:rPr>
-        <w:hyperlink r:id="rId20" w:history="1">
+        <w:hyperlink r:id="rId21" w:history="1">
           <w:r>
             <w:rPr>
               <w:rStyle w:val="Hyperlink"/>
@@ -3225,45 +3116,36 @@
           <w:color w:val="000000"/>
           <w:sz w:val="24"/>
         </w:rPr>
-        <w:hyperlink r:id="rId20" w:history="1">
+        <w:hyperlink r:id="rId21" w:history="1">
           <w:r>
             <w:rPr>
               <w:rStyle w:val="Hyperlink"/>
             </w:rPr>
-            <w:t>findings</w:t>
+            <w:t xml:space="preserve">findings </w:t>
           </w:r>
         </w:hyperlink>
       </w:r>
       <w:r>
         <w:rPr>
+          <w:u w:val="single" w:color="0000ff"/>
           <w:rFonts w:ascii="Charis SIL Regular" w:hAnsi="Charis SIL Regular" w:eastAsia="Charis SIL Regular"/>
           <w:b w:val="0"/>
           <w:i w:val="0"/>
           <w:color w:val="000000"/>
           <w:sz w:val="24"/>
         </w:rPr>
-        <w:t xml:space="preserve"> </w:t>
-      </w:r>
-      <w:r>
-        <w:rPr>
+        <w:t>o</w:t>
+      </w:r>
+      <w:r>
+        <w:rPr>
+          <w:u w:val="single" w:color="0000ff"/>
           <w:rFonts w:ascii="Charis SIL Regular" w:hAnsi="Charis SIL Regular" w:eastAsia="Charis SIL Regular"/>
           <w:b w:val="0"/>
           <w:i w:val="0"/>
           <w:color w:val="000000"/>
           <w:sz w:val="24"/>
         </w:rPr>
-        <w:t>o</w:t>
-      </w:r>
-      <w:r>
-        <w:rPr>
-          <w:u w:val="single" w:color="0000ff"/>
-          <w:rFonts w:ascii="Charis SIL Regular" w:hAnsi="Charis SIL Regular" w:eastAsia="Charis SIL Regular"/>
-          <w:b w:val="0"/>
-          <w:i w:val="0"/>
-          <w:color w:val="000000"/>
-          <w:sz w:val="24"/>
-        </w:rPr>
-        <w:hyperlink r:id="rId20" w:history="1">
+        <w:hyperlink r:id="rId21" w:history="1">
           <w:r>
             <w:rPr>
               <w:rStyle w:val="Hyperlink"/>
@@ -3281,7 +3163,7 @@
           <w:color w:val="000000"/>
           <w:sz w:val="24"/>
         </w:rPr>
-        <w:hyperlink r:id="rId20" w:history="1">
+        <w:hyperlink r:id="rId21" w:history="1">
           <w:r>
             <w:rPr>
               <w:rStyle w:val="Hyperlink"/>
@@ -3299,41 +3181,36 @@
           <w:color w:val="000000"/>
           <w:sz w:val="24"/>
         </w:rPr>
-        <w:hyperlink r:id="rId20" w:history="1">
+        <w:hyperlink r:id="rId21" w:history="1">
           <w:r>
             <w:rPr>
               <w:rStyle w:val="Hyperlink"/>
             </w:rPr>
-            <w:t>tif</w:t>
+            <w:t>tifi</w:t>
           </w:r>
         </w:hyperlink>
       </w:r>
       <w:r>
         <w:rPr>
+          <w:u w:val="single" w:color="0000ff"/>
           <w:rFonts w:ascii="Charis SIL Regular" w:hAnsi="Charis SIL Regular" w:eastAsia="Charis SIL Regular"/>
           <w:b w:val="0"/>
           <w:i w:val="0"/>
           <w:color w:val="000000"/>
           <w:sz w:val="24"/>
         </w:rPr>
-        <w:hyperlink r:id="rId20" w:history="1">
-          <w:r>
-            <w:rPr>
-              <w:rStyle w:val="Hyperlink"/>
-            </w:rPr>
-            <w:t>i</w:t>
-          </w:r>
-        </w:hyperlink>
-      </w:r>
-      <w:r>
-        <w:rPr>
+        <w:t>c</w:t>
+      </w:r>
+      <w:r>
+        <w:rPr>
+          <w:u w:val="single" w:color="0000ff"/>
           <w:rFonts w:ascii="Charis SIL Regular" w:hAnsi="Charis SIL Regular" w:eastAsia="Charis SIL Regular"/>
           <w:b w:val="0"/>
           <w:i w:val="0"/>
           <w:color w:val="000000"/>
           <w:sz w:val="24"/>
         </w:rPr>
-        <w:t>c</w:t>
+        <w:t xml:space="preserve"> </w:t>
       </w:r>
       <w:r>
         <w:rPr>
@@ -3344,18 +3221,7 @@
           <w:color w:val="000000"/>
           <w:sz w:val="24"/>
         </w:rPr>
-        <w:t xml:space="preserve"> </w:t>
-      </w:r>
-      <w:r>
-        <w:rPr>
-          <w:u w:val="single" w:color="0000ff"/>
-          <w:rFonts w:ascii="Charis SIL Regular" w:hAnsi="Charis SIL Regular" w:eastAsia="Charis SIL Regular"/>
-          <w:b w:val="0"/>
-          <w:i w:val="0"/>
-          <w:color w:val="000000"/>
-          <w:sz w:val="24"/>
-        </w:rPr>
-        <w:hyperlink r:id="rId20" w:history="1">
+        <w:hyperlink r:id="rId21" w:history="1">
           <w:r>
             <w:rPr>
               <w:rStyle w:val="Hyperlink"/>
@@ -3373,7 +3239,7 @@
           <w:color w:val="000000"/>
           <w:sz w:val="24"/>
         </w:rPr>
-        <w:hyperlink r:id="rId20" w:history="1">
+        <w:hyperlink r:id="rId21" w:history="1">
           <w:r>
             <w:rPr>
               <w:rStyle w:val="Hyperlink"/>
@@ -3391,7 +3257,7 @@
           <w:color w:val="000000"/>
           <w:sz w:val="24"/>
         </w:rPr>
-        <w:hyperlink r:id="rId20" w:history="1">
+        <w:hyperlink r:id="rId21" w:history="1">
           <w:r>
             <w:rPr>
               <w:rStyle w:val="Hyperlink"/>
@@ -3409,12 +3275,12 @@
           <w:color w:val="000000"/>
           <w:sz w:val="24"/>
         </w:rPr>
-        <w:hyperlink r:id="rId20" w:history="1">
+        <w:hyperlink r:id="rId21" w:history="1">
           <w:r>
             <w:rPr>
               <w:rStyle w:val="Hyperlink"/>
             </w:rPr>
-            <w:t>ished in</w:t>
+            <w:t xml:space="preserve">ished </w:t>
           </w:r>
         </w:hyperlink>
       </w:r>
@@ -3426,7 +3292,7 @@
           <w:color w:val="000000"/>
           <w:sz w:val="24"/>
         </w:rPr>
-        <w:t xml:space="preserve"> journals and books. The objects, documents </w:t>
+        <w:t xml:space="preserve">in journals and books. The objects, documents </w:t>
       </w:r>
       <w:r>
         <w:rPr>
@@ -3467,7 +3333,7 @@
           <w:sz w:val="24"/>
           <w:u w:val="single"/>
         </w:rPr>
-        <w:hyperlink r:id="rId21" w:history="1">
+        <w:hyperlink r:id="rId22" w:history="1">
           <w:r>
             <w:rPr>
               <w:rStyle w:val="Hyperlink"/>
@@ -3496,7 +3362,7 @@
           <w:sz w:val="24"/>
           <w:u w:val="single"/>
         </w:rPr>
-        <w:hyperlink r:id="rId21" w:history="1">
+        <w:hyperlink r:id="rId22" w:history="1">
           <w:r>
             <w:rPr>
               <w:rStyle w:val="Hyperlink"/>
@@ -3686,7 +3552,7 @@
           <w:sz w:val="24"/>
           <w:u w:val="single"/>
         </w:rPr>
-        <w:hyperlink r:id="rId22" w:history="1">
+        <w:hyperlink r:id="rId23" w:history="1">
           <w:r>
             <w:rPr>
               <w:rStyle w:val="Hyperlink"/>
@@ -3715,7 +3581,7 @@
           <w:sz w:val="24"/>
           <w:u w:val="single"/>
         </w:rPr>
-        <w:hyperlink r:id="rId22" w:history="1">
+        <w:hyperlink r:id="rId23" w:history="1">
           <w:r>
             <w:rPr>
               <w:rStyle w:val="Hyperlink"/>
@@ -3916,7 +3782,7 @@
           <w:sz w:val="24"/>
           <w:u w:val="single"/>
         </w:rPr>
-        <w:hyperlink r:id="rId23" w:history="1">
+        <w:hyperlink r:id="rId24" w:history="1">
           <w:r>
             <w:rPr>
               <w:rStyle w:val="Hyperlink"/>
@@ -3945,7 +3811,7 @@
           <w:sz w:val="24"/>
           <w:u w:val="single"/>
         </w:rPr>
-        <w:hyperlink r:id="rId23" w:history="1">
+        <w:hyperlink r:id="rId24" w:history="1">
           <w:r>
             <w:rPr>
               <w:rStyle w:val="Hyperlink"/>
@@ -3974,7 +3840,7 @@
           <w:sz w:val="24"/>
           <w:u w:val="single"/>
         </w:rPr>
-        <w:hyperlink r:id="rId23" w:history="1">
+        <w:hyperlink r:id="rId24" w:history="1">
           <w:r>
             <w:rPr>
               <w:rStyle w:val="Hyperlink"/>
@@ -4003,7 +3869,7 @@
           <w:sz w:val="24"/>
           <w:u w:val="single"/>
         </w:rPr>
-        <w:hyperlink r:id="rId23" w:history="1">
+        <w:hyperlink r:id="rId24" w:history="1">
           <w:r>
             <w:rPr>
               <w:rStyle w:val="Hyperlink"/>
@@ -4032,7 +3898,7 @@
           <w:sz w:val="24"/>
           <w:u w:val="single"/>
         </w:rPr>
-        <w:hyperlink r:id="rId23" w:history="1">
+        <w:hyperlink r:id="rId24" w:history="1">
           <w:r>
             <w:rPr>
               <w:rStyle w:val="Hyperlink"/>
@@ -4100,7 +3966,7 @@
           <w:sz w:val="24"/>
           <w:u w:val="single"/>
         </w:rPr>
-        <w:hyperlink r:id="rId24" w:history="1">
+        <w:hyperlink r:id="rId25" w:history="1">
           <w:r>
             <w:rPr>
               <w:rStyle w:val="Hyperlink"/>
@@ -4129,7 +3995,7 @@
           <w:sz w:val="24"/>
           <w:u w:val="single"/>
         </w:rPr>
-        <w:hyperlink r:id="rId24" w:history="1">
+        <w:hyperlink r:id="rId25" w:history="1">
           <w:r>
             <w:rPr>
               <w:rStyle w:val="Hyperlink"/>
@@ -4158,7 +4024,7 @@
           <w:sz w:val="24"/>
           <w:u w:val="single"/>
         </w:rPr>
-        <w:hyperlink r:id="rId24" w:history="1">
+        <w:hyperlink r:id="rId25" w:history="1">
           <w:r>
             <w:rPr>
               <w:rStyle w:val="Hyperlink"/>
@@ -4214,7 +4080,7 @@
           <w:sz w:val="24"/>
           <w:u w:val="single"/>
         </w:rPr>
-        <w:hyperlink r:id="rId25" w:history="1">
+        <w:hyperlink r:id="rId26" w:history="1">
           <w:r>
             <w:rPr>
               <w:rStyle w:val="Hyperlink"/>
@@ -4252,7 +4118,7 @@
           <w:sz w:val="24"/>
           <w:u w:val="single"/>
         </w:rPr>
-        <w:hyperlink r:id="rId24" w:history="1">
+        <w:hyperlink r:id="rId25" w:history="1">
           <w:r>
             <w:rPr>
               <w:rStyle w:val="Hyperlink"/>
@@ -4270,7 +4136,7 @@
           <w:sz w:val="24"/>
           <w:u w:val="single"/>
         </w:rPr>
-        <w:hyperlink r:id="rId24" w:history="1">
+        <w:hyperlink r:id="rId25" w:history="1">
           <w:r>
             <w:rPr>
               <w:rStyle w:val="Hyperlink"/>
@@ -4288,7 +4154,7 @@
           <w:sz w:val="24"/>
           <w:u w:val="single"/>
         </w:rPr>
-        <w:hyperlink r:id="rId24" w:history="1">
+        <w:hyperlink r:id="rId25" w:history="1">
           <w:r>
             <w:rPr>
               <w:rStyle w:val="Hyperlink"/>
@@ -4319,14 +4185,7 @@
           <w:sz w:val="24"/>
           <w:u w:val="single"/>
         </w:rPr>
-        <w:hyperlink r:id="rId26" w:history="1">
-          <w:r>
-            <w:rPr>
-              <w:rStyle w:val="Hyperlink"/>
-            </w:rPr>
-            <w:t>Mus</w:t>
-          </w:r>
-        </w:hyperlink>
+        <w:t>Mus</w:t>
       </w:r>
       <w:r>
         <w:rPr>

--- a/EXPORTS/DOCX/published/niveau2/English/Indonesia.docx
+++ b/EXPORTS/DOCX/published/niveau2/English/Indonesia.docx
@@ -679,7 +679,115 @@
           <w:color w:val="000000"/>
           <w:sz w:val="24"/>
         </w:rPr>
-        <w:t>Sciences) is of great importance for proven</w:t>
+        <w:t>Scie</w:t>
+      </w:r>
+      <w:r>
+        <w:rPr>
+          <w:u w:val="single" w:color="0000ff"/>
+          <w:rFonts w:ascii="Charis SIL Regular" w:hAnsi="Charis SIL Regular" w:eastAsia="Charis SIL Regular"/>
+          <w:b w:val="0"/>
+          <w:i w:val="0"/>
+          <w:color w:val="000000"/>
+          <w:sz w:val="24"/>
+        </w:rPr>
+        <w:hyperlink r:id="rId10" w:history="1">
+          <w:r>
+            <w:rPr>
+              <w:rStyle w:val="Hyperlink"/>
+            </w:rPr>
+            <w:t>nces) is of g</w:t>
+          </w:r>
+        </w:hyperlink>
+      </w:r>
+      <w:r>
+        <w:rPr>
+          <w:u w:val="single" w:color="0000ff"/>
+          <w:rFonts w:ascii="Charis SIL Regular" w:hAnsi="Charis SIL Regular" w:eastAsia="Charis SIL Regular"/>
+          <w:b w:val="0"/>
+          <w:i w:val="0"/>
+          <w:color w:val="000000"/>
+          <w:sz w:val="24"/>
+        </w:rPr>
+        <w:hyperlink r:id="rId10" w:history="1">
+          <w:r>
+            <w:rPr>
+              <w:rStyle w:val="Hyperlink"/>
+            </w:rPr>
+            <w:t>r</w:t>
+          </w:r>
+        </w:hyperlink>
+      </w:r>
+      <w:r>
+        <w:rPr>
+          <w:u w:val="single" w:color="0000ff"/>
+          <w:rFonts w:ascii="Charis SIL Regular" w:hAnsi="Charis SIL Regular" w:eastAsia="Charis SIL Regular"/>
+          <w:b w:val="0"/>
+          <w:i w:val="0"/>
+          <w:color w:val="000000"/>
+          <w:sz w:val="24"/>
+        </w:rPr>
+        <w:hyperlink r:id="rId10" w:history="1">
+          <w:r>
+            <w:rPr>
+              <w:rStyle w:val="Hyperlink"/>
+            </w:rPr>
+            <w:t>eat importan</w:t>
+          </w:r>
+        </w:hyperlink>
+      </w:r>
+      <w:r>
+        <w:rPr>
+          <w:u w:val="single" w:color="0000ff"/>
+          <w:rFonts w:ascii="Charis SIL Regular" w:hAnsi="Charis SIL Regular" w:eastAsia="Charis SIL Regular"/>
+          <w:b w:val="0"/>
+          <w:i w:val="0"/>
+          <w:color w:val="000000"/>
+          <w:sz w:val="24"/>
+        </w:rPr>
+        <w:hyperlink r:id="rId10" w:history="1">
+          <w:r>
+            <w:rPr>
+              <w:rStyle w:val="Hyperlink"/>
+            </w:rPr>
+            <w:t>c</w:t>
+          </w:r>
+        </w:hyperlink>
+      </w:r>
+      <w:r>
+        <w:rPr>
+          <w:u w:val="single" w:color="0000ff"/>
+          <w:rFonts w:ascii="Charis SIL Regular" w:hAnsi="Charis SIL Regular" w:eastAsia="Charis SIL Regular"/>
+          <w:b w:val="0"/>
+          <w:i w:val="0"/>
+          <w:color w:val="000000"/>
+          <w:sz w:val="24"/>
+        </w:rPr>
+        <w:hyperlink r:id="rId10" w:history="1">
+          <w:r>
+            <w:rPr>
+              <w:rStyle w:val="Hyperlink"/>
+            </w:rPr>
+            <w:t>e fo</w:t>
+          </w:r>
+        </w:hyperlink>
+      </w:r>
+      <w:r>
+        <w:rPr>
+          <w:u w:val="single" w:color="0000ff"/>
+          <w:rFonts w:ascii="Charis SIL Regular" w:hAnsi="Charis SIL Regular" w:eastAsia="Charis SIL Regular"/>
+          <w:b w:val="0"/>
+          <w:i w:val="0"/>
+          <w:color w:val="000000"/>
+          <w:sz w:val="24"/>
+        </w:rPr>
+        <w:hyperlink r:id="rId10" w:history="1">
+          <w:r>
+            <w:rPr>
+              <w:rStyle w:val="Hyperlink"/>
+            </w:rPr>
+            <w:t>r proven</w:t>
+          </w:r>
+        </w:hyperlink>
       </w:r>
       <w:r>
         <w:rPr>
@@ -1626,6 +1734,7 @@
       </w:r>
       <w:r>
         <w:rPr>
+          <w:u w:val="single" w:color="0000ff"/>
           <w:rFonts w:ascii="Charis SIL Regular" w:hAnsi="Charis SIL Regular" w:eastAsia="Charis SIL Regular"/>
           <w:b w:val="0"/>
           <w:i w:val="0"/>
@@ -1750,36 +1859,7 @@
           <w:color w:val="000000"/>
           <w:sz w:val="24"/>
         </w:rPr>
-        <w:t>more information about researching individual soldiers and obje</w:t>
-      </w:r>
-      <w:r>
-        <w:rPr>
-          <w:u w:val="single" w:color="0000ff"/>
-          <w:rFonts w:ascii="Charis SIL Regular" w:hAnsi="Charis SIL Regular" w:eastAsia="Charis SIL Regular"/>
-          <w:b w:val="0"/>
-          <w:i w:val="0"/>
-          <w:color w:val="000000"/>
-          <w:sz w:val="24"/>
-        </w:rPr>
-        <w:t>c</w:t>
-      </w:r>
-      <w:r>
-        <w:rPr>
-          <w:u w:val="single" w:color="0000ff"/>
-          <w:rFonts w:ascii="Charis SIL Regular" w:hAnsi="Charis SIL Regular" w:eastAsia="Charis SIL Regular"/>
-          <w:b w:val="0"/>
-          <w:i w:val="0"/>
-          <w:color w:val="000000"/>
-          <w:sz w:val="24"/>
-        </w:rPr>
-        <w:hyperlink r:id="rId15" w:history="1">
-          <w:r>
-            <w:rPr>
-              <w:rStyle w:val="Hyperlink"/>
-            </w:rPr>
-            <w:t>ts they b</w:t>
-          </w:r>
-        </w:hyperlink>
+        <w:t>more information about researching individual soldiers and objects they b</w:t>
       </w:r>
       <w:r>
         <w:rPr>
@@ -2315,7 +2395,7 @@
           <w:sz w:val="24"/>
           <w:u w:val="single"/>
         </w:rPr>
-        <w:hyperlink r:id="rId20" w:history="1">
+        <w:hyperlink r:id="rId19" w:history="1">
           <w:r>
             <w:rPr>
               <w:rStyle w:val="Hyperlink"/>
@@ -2596,7 +2676,7 @@
           <w:sz w:val="24"/>
           <w:u w:val="single"/>
         </w:rPr>
-        <w:hyperlink r:id="rId21" w:history="1">
+        <w:hyperlink r:id="rId20" w:history="1">
           <w:r>
             <w:rPr>
               <w:rStyle w:val="Hyperlink"/>
@@ -2625,7 +2705,7 @@
           <w:sz w:val="24"/>
           <w:u w:val="single"/>
         </w:rPr>
-        <w:hyperlink r:id="rId21" w:history="1">
+        <w:hyperlink r:id="rId20" w:history="1">
           <w:r>
             <w:rPr>
               <w:rStyle w:val="Hyperlink"/>
@@ -2652,8 +2732,9 @@
           <w:i w:val="0"/>
           <w:color w:val="0000FF"/>
           <w:sz w:val="24"/>
-        </w:rPr>
-        <w:hyperlink r:id="rId21" w:history="1">
+          <w:u w:val="single"/>
+        </w:rPr>
+        <w:hyperlink r:id="rId20" w:history="1">
           <w:r>
             <w:rPr>
               <w:rStyle w:val="Hyperlink"/>
@@ -2989,7 +3070,7 @@
           <w:sz w:val="24"/>
           <w:u w:val="single"/>
         </w:rPr>
-        <w:hyperlink r:id="rId21" w:history="1">
+        <w:hyperlink r:id="rId20" w:history="1">
           <w:r>
             <w:rPr>
               <w:rStyle w:val="Hyperlink"/>
@@ -3017,7 +3098,7 @@
           <w:color w:val="000000"/>
           <w:sz w:val="24"/>
         </w:rPr>
-        <w:hyperlink r:id="rId21" w:history="1">
+        <w:hyperlink r:id="rId20" w:history="1">
           <w:r>
             <w:rPr>
               <w:rStyle w:val="Hyperlink"/>
@@ -3035,7 +3116,7 @@
           <w:color w:val="000000"/>
           <w:sz w:val="24"/>
         </w:rPr>
-        <w:hyperlink r:id="rId21" w:history="1">
+        <w:hyperlink r:id="rId20" w:history="1">
           <w:r>
             <w:rPr>
               <w:rStyle w:val="Hyperlink"/>
@@ -3053,7 +3134,7 @@
           <w:color w:val="000000"/>
           <w:sz w:val="24"/>
         </w:rPr>
-        <w:hyperlink r:id="rId21" w:history="1">
+        <w:hyperlink r:id="rId20" w:history="1">
           <w:r>
             <w:rPr>
               <w:rStyle w:val="Hyperlink"/>
@@ -3071,7 +3152,7 @@
           <w:color w:val="000000"/>
           <w:sz w:val="24"/>
         </w:rPr>
-        <w:hyperlink r:id="rId21" w:history="1">
+        <w:hyperlink r:id="rId20" w:history="1">
           <w:r>
             <w:rPr>
               <w:rStyle w:val="Hyperlink"/>
@@ -3088,7 +3169,7 @@
           <w:color w:val="000000"/>
           <w:sz w:val="24"/>
         </w:rPr>
-        <w:hyperlink r:id="rId21" w:history="1">
+        <w:hyperlink r:id="rId20" w:history="1">
           <w:r>
             <w:rPr>
               <w:rStyle w:val="Hyperlink"/>
@@ -3116,7 +3197,7 @@
           <w:color w:val="000000"/>
           <w:sz w:val="24"/>
         </w:rPr>
-        <w:hyperlink r:id="rId21" w:history="1">
+        <w:hyperlink r:id="rId20" w:history="1">
           <w:r>
             <w:rPr>
               <w:rStyle w:val="Hyperlink"/>
@@ -3145,7 +3226,7 @@
           <w:color w:val="000000"/>
           <w:sz w:val="24"/>
         </w:rPr>
-        <w:hyperlink r:id="rId21" w:history="1">
+        <w:hyperlink r:id="rId20" w:history="1">
           <w:r>
             <w:rPr>
               <w:rStyle w:val="Hyperlink"/>
@@ -3163,7 +3244,7 @@
           <w:color w:val="000000"/>
           <w:sz w:val="24"/>
         </w:rPr>
-        <w:hyperlink r:id="rId21" w:history="1">
+        <w:hyperlink r:id="rId20" w:history="1">
           <w:r>
             <w:rPr>
               <w:rStyle w:val="Hyperlink"/>
@@ -3181,7 +3262,7 @@
           <w:color w:val="000000"/>
           <w:sz w:val="24"/>
         </w:rPr>
-        <w:hyperlink r:id="rId21" w:history="1">
+        <w:hyperlink r:id="rId20" w:history="1">
           <w:r>
             <w:rPr>
               <w:rStyle w:val="Hyperlink"/>
@@ -3221,7 +3302,7 @@
           <w:color w:val="000000"/>
           <w:sz w:val="24"/>
         </w:rPr>
-        <w:hyperlink r:id="rId21" w:history="1">
+        <w:hyperlink r:id="rId20" w:history="1">
           <w:r>
             <w:rPr>
               <w:rStyle w:val="Hyperlink"/>
@@ -3239,7 +3320,7 @@
           <w:color w:val="000000"/>
           <w:sz w:val="24"/>
         </w:rPr>
-        <w:hyperlink r:id="rId21" w:history="1">
+        <w:hyperlink r:id="rId20" w:history="1">
           <w:r>
             <w:rPr>
               <w:rStyle w:val="Hyperlink"/>
@@ -3257,7 +3338,7 @@
           <w:color w:val="000000"/>
           <w:sz w:val="24"/>
         </w:rPr>
-        <w:hyperlink r:id="rId21" w:history="1">
+        <w:hyperlink r:id="rId20" w:history="1">
           <w:r>
             <w:rPr>
               <w:rStyle w:val="Hyperlink"/>
@@ -3275,7 +3356,7 @@
           <w:color w:val="000000"/>
           <w:sz w:val="24"/>
         </w:rPr>
-        <w:hyperlink r:id="rId21" w:history="1">
+        <w:hyperlink r:id="rId20" w:history="1">
           <w:r>
             <w:rPr>
               <w:rStyle w:val="Hyperlink"/>
@@ -3333,7 +3414,7 @@
           <w:sz w:val="24"/>
           <w:u w:val="single"/>
         </w:rPr>
-        <w:hyperlink r:id="rId22" w:history="1">
+        <w:hyperlink r:id="rId21" w:history="1">
           <w:r>
             <w:rPr>
               <w:rStyle w:val="Hyperlink"/>
@@ -3362,7 +3443,7 @@
           <w:sz w:val="24"/>
           <w:u w:val="single"/>
         </w:rPr>
-        <w:hyperlink r:id="rId22" w:history="1">
+        <w:hyperlink r:id="rId21" w:history="1">
           <w:r>
             <w:rPr>
               <w:rStyle w:val="Hyperlink"/>
@@ -3552,7 +3633,7 @@
           <w:sz w:val="24"/>
           <w:u w:val="single"/>
         </w:rPr>
-        <w:hyperlink r:id="rId23" w:history="1">
+        <w:hyperlink r:id="rId22" w:history="1">
           <w:r>
             <w:rPr>
               <w:rStyle w:val="Hyperlink"/>
@@ -3581,7 +3662,7 @@
           <w:sz w:val="24"/>
           <w:u w:val="single"/>
         </w:rPr>
-        <w:hyperlink r:id="rId23" w:history="1">
+        <w:hyperlink r:id="rId22" w:history="1">
           <w:r>
             <w:rPr>
               <w:rStyle w:val="Hyperlink"/>
@@ -3782,7 +3863,7 @@
           <w:sz w:val="24"/>
           <w:u w:val="single"/>
         </w:rPr>
-        <w:hyperlink r:id="rId24" w:history="1">
+        <w:hyperlink r:id="rId23" w:history="1">
           <w:r>
             <w:rPr>
               <w:rStyle w:val="Hyperlink"/>
@@ -3811,7 +3892,7 @@
           <w:sz w:val="24"/>
           <w:u w:val="single"/>
         </w:rPr>
-        <w:hyperlink r:id="rId24" w:history="1">
+        <w:hyperlink r:id="rId23" w:history="1">
           <w:r>
             <w:rPr>
               <w:rStyle w:val="Hyperlink"/>
@@ -3840,7 +3921,7 @@
           <w:sz w:val="24"/>
           <w:u w:val="single"/>
         </w:rPr>
-        <w:hyperlink r:id="rId24" w:history="1">
+        <w:hyperlink r:id="rId23" w:history="1">
           <w:r>
             <w:rPr>
               <w:rStyle w:val="Hyperlink"/>
@@ -3869,7 +3950,7 @@
           <w:sz w:val="24"/>
           <w:u w:val="single"/>
         </w:rPr>
-        <w:hyperlink r:id="rId24" w:history="1">
+        <w:hyperlink r:id="rId23" w:history="1">
           <w:r>
             <w:rPr>
               <w:rStyle w:val="Hyperlink"/>
@@ -3898,7 +3979,7 @@
           <w:sz w:val="24"/>
           <w:u w:val="single"/>
         </w:rPr>
-        <w:hyperlink r:id="rId24" w:history="1">
+        <w:hyperlink r:id="rId23" w:history="1">
           <w:r>
             <w:rPr>
               <w:rStyle w:val="Hyperlink"/>
@@ -3966,7 +4047,7 @@
           <w:sz w:val="24"/>
           <w:u w:val="single"/>
         </w:rPr>
-        <w:hyperlink r:id="rId25" w:history="1">
+        <w:hyperlink r:id="rId24" w:history="1">
           <w:r>
             <w:rPr>
               <w:rStyle w:val="Hyperlink"/>
@@ -3995,7 +4076,7 @@
           <w:sz w:val="24"/>
           <w:u w:val="single"/>
         </w:rPr>
-        <w:hyperlink r:id="rId25" w:history="1">
+        <w:hyperlink r:id="rId24" w:history="1">
           <w:r>
             <w:rPr>
               <w:rStyle w:val="Hyperlink"/>
@@ -4024,7 +4105,7 @@
           <w:sz w:val="24"/>
           <w:u w:val="single"/>
         </w:rPr>
-        <w:hyperlink r:id="rId25" w:history="1">
+        <w:hyperlink r:id="rId24" w:history="1">
           <w:r>
             <w:rPr>
               <w:rStyle w:val="Hyperlink"/>
@@ -4080,7 +4161,7 @@
           <w:sz w:val="24"/>
           <w:u w:val="single"/>
         </w:rPr>
-        <w:hyperlink r:id="rId26" w:history="1">
+        <w:hyperlink r:id="rId25" w:history="1">
           <w:r>
             <w:rPr>
               <w:rStyle w:val="Hyperlink"/>
@@ -4106,8 +4187,16 @@
           <w:i w:val="0"/>
           <w:color w:val="0000FF"/>
           <w:sz w:val="24"/>
-        </w:rPr>
-        <w:t>Rijksmuseum A</w:t>
+          <w:u w:val="single"/>
+        </w:rPr>
+        <w:hyperlink r:id="rId24" w:history="1">
+          <w:r>
+            <w:rPr>
+              <w:rStyle w:val="Hyperlink"/>
+            </w:rPr>
+            <w:t>Rijksmuseum</w:t>
+          </w:r>
+        </w:hyperlink>
       </w:r>
       <w:r>
         <w:rPr>
@@ -4118,7 +4207,36 @@
           <w:sz w:val="24"/>
           <w:u w:val="single"/>
         </w:rPr>
-        <w:hyperlink r:id="rId25" w:history="1">
+        <w:t xml:space="preserve"> </w:t>
+      </w:r>
+      <w:r>
+        <w:rPr>
+          <w:rFonts w:ascii="Charis SIL Regular" w:hAnsi="Charis SIL Regular" w:eastAsia="Charis SIL Regular"/>
+          <w:b w:val="0"/>
+          <w:i w:val="0"/>
+          <w:color w:val="0000FF"/>
+          <w:sz w:val="24"/>
+          <w:u w:val="single"/>
+        </w:rPr>
+        <w:hyperlink r:id="rId24" w:history="1">
+          <w:r>
+            <w:rPr>
+              <w:rStyle w:val="Hyperlink"/>
+            </w:rPr>
+            <w:t>A</w:t>
+          </w:r>
+        </w:hyperlink>
+      </w:r>
+      <w:r>
+        <w:rPr>
+          <w:rFonts w:ascii="Charis SIL Regular" w:hAnsi="Charis SIL Regular" w:eastAsia="Charis SIL Regular"/>
+          <w:b w:val="0"/>
+          <w:i w:val="0"/>
+          <w:color w:val="0000FF"/>
+          <w:sz w:val="24"/>
+          <w:u w:val="single"/>
+        </w:rPr>
+        <w:hyperlink r:id="rId24" w:history="1">
           <w:r>
             <w:rPr>
               <w:rStyle w:val="Hyperlink"/>
@@ -4136,7 +4254,7 @@
           <w:sz w:val="24"/>
           <w:u w:val="single"/>
         </w:rPr>
-        <w:hyperlink r:id="rId25" w:history="1">
+        <w:hyperlink r:id="rId24" w:history="1">
           <w:r>
             <w:rPr>
               <w:rStyle w:val="Hyperlink"/>
@@ -4154,7 +4272,7 @@
           <w:sz w:val="24"/>
           <w:u w:val="single"/>
         </w:rPr>
-        <w:hyperlink r:id="rId25" w:history="1">
+        <w:hyperlink r:id="rId24" w:history="1">
           <w:r>
             <w:rPr>
               <w:rStyle w:val="Hyperlink"/>
@@ -4185,7 +4303,14 @@
           <w:sz w:val="24"/>
           <w:u w:val="single"/>
         </w:rPr>
-        <w:t>Mus</w:t>
+        <w:hyperlink r:id="rId26" w:history="1">
+          <w:r>
+            <w:rPr>
+              <w:rStyle w:val="Hyperlink"/>
+            </w:rPr>
+            <w:t>Mus</w:t>
+          </w:r>
+        </w:hyperlink>
       </w:r>
       <w:r>
         <w:rPr>
@@ -4196,7 +4321,7 @@
           <w:sz w:val="24"/>
           <w:u w:val="single"/>
         </w:rPr>
-        <w:hyperlink r:id="rId27" w:history="1">
+        <w:hyperlink r:id="rId26" w:history="1">
           <w:r>
             <w:rPr>
               <w:rStyle w:val="Hyperlink"/>
@@ -4225,7 +4350,7 @@
           <w:sz w:val="24"/>
           <w:u w:val="single"/>
         </w:rPr>
-        <w:hyperlink r:id="rId27" w:history="1">
+        <w:hyperlink r:id="rId26" w:history="1">
           <w:r>
             <w:rPr>
               <w:rStyle w:val="Hyperlink"/>
@@ -4243,7 +4368,7 @@
           <w:sz w:val="24"/>
           <w:u w:val="single"/>
         </w:rPr>
-        <w:hyperlink r:id="rId27" w:history="1">
+        <w:hyperlink r:id="rId26" w:history="1">
           <w:r>
             <w:rPr>
               <w:rStyle w:val="Hyperlink"/>

--- a/EXPORTS/DOCX/published/niveau2/English/Indonesia.docx
+++ b/EXPORTS/DOCX/published/niveau2/English/Indonesia.docx
@@ -1734,7 +1734,6 @@
       </w:r>
       <w:r>
         <w:rPr>
-          <w:u w:val="single" w:color="0000ff"/>
           <w:rFonts w:ascii="Charis SIL Regular" w:hAnsi="Charis SIL Regular" w:eastAsia="Charis SIL Regular"/>
           <w:b w:val="0"/>
           <w:i w:val="0"/>
@@ -1859,7 +1858,36 @@
           <w:color w:val="000000"/>
           <w:sz w:val="24"/>
         </w:rPr>
-        <w:t>more information about researching individual soldiers and objects they b</w:t>
+        <w:t>more information about researching individual soldiers and obje</w:t>
+      </w:r>
+      <w:r>
+        <w:rPr>
+          <w:u w:val="single" w:color="0000ff"/>
+          <w:rFonts w:ascii="Charis SIL Regular" w:hAnsi="Charis SIL Regular" w:eastAsia="Charis SIL Regular"/>
+          <w:b w:val="0"/>
+          <w:i w:val="0"/>
+          <w:color w:val="000000"/>
+          <w:sz w:val="24"/>
+        </w:rPr>
+        <w:t>c</w:t>
+      </w:r>
+      <w:r>
+        <w:rPr>
+          <w:u w:val="single" w:color="0000ff"/>
+          <w:rFonts w:ascii="Charis SIL Regular" w:hAnsi="Charis SIL Regular" w:eastAsia="Charis SIL Regular"/>
+          <w:b w:val="0"/>
+          <w:i w:val="0"/>
+          <w:color w:val="000000"/>
+          <w:sz w:val="24"/>
+        </w:rPr>
+        <w:hyperlink r:id="rId15" w:history="1">
+          <w:r>
+            <w:rPr>
+              <w:rStyle w:val="Hyperlink"/>
+            </w:rPr>
+            <w:t>ts they b</w:t>
+          </w:r>
+        </w:hyperlink>
       </w:r>
       <w:r>
         <w:rPr>
@@ -2752,7 +2780,7 @@
           <w:sz w:val="24"/>
           <w:u w:val="single"/>
         </w:rPr>
-        <w:hyperlink r:id="rId10" w:history="1">
+        <w:hyperlink r:id="rId20" w:history="1">
           <w:r>
             <w:rPr>
               <w:rStyle w:val="Hyperlink"/>
@@ -2781,7 +2809,7 @@
           <w:sz w:val="24"/>
           <w:u w:val="single"/>
         </w:rPr>
-        <w:hyperlink r:id="rId10" w:history="1">
+        <w:hyperlink r:id="rId20" w:history="1">
           <w:r>
             <w:rPr>
               <w:rStyle w:val="Hyperlink"/>
@@ -2799,7 +2827,7 @@
           <w:sz w:val="24"/>
           <w:u w:val="single"/>
         </w:rPr>
-        <w:hyperlink r:id="rId10" w:history="1">
+        <w:hyperlink r:id="rId20" w:history="1">
           <w:r>
             <w:rPr>
               <w:rStyle w:val="Hyperlink"/>
@@ -2828,7 +2856,7 @@
           <w:sz w:val="24"/>
           <w:u w:val="single"/>
         </w:rPr>
-        <w:hyperlink r:id="rId10" w:history="1">
+        <w:hyperlink r:id="rId20" w:history="1">
           <w:r>
             <w:rPr>
               <w:rStyle w:val="Hyperlink"/>
@@ -2846,7 +2874,7 @@
           <w:sz w:val="24"/>
           <w:u w:val="single"/>
         </w:rPr>
-        <w:hyperlink r:id="rId10" w:history="1">
+        <w:hyperlink r:id="rId20" w:history="1">
           <w:r>
             <w:rPr>
               <w:rStyle w:val="Hyperlink"/>
@@ -2864,7 +2892,7 @@
           <w:sz w:val="24"/>
           <w:u w:val="single"/>
         </w:rPr>
-        <w:hyperlink r:id="rId10" w:history="1">
+        <w:hyperlink r:id="rId20" w:history="1">
           <w:r>
             <w:rPr>
               <w:rStyle w:val="Hyperlink"/>
@@ -2893,7 +2921,7 @@
           <w:sz w:val="24"/>
           <w:u w:val="single"/>
         </w:rPr>
-        <w:hyperlink r:id="rId10" w:history="1">
+        <w:hyperlink r:id="rId20" w:history="1">
           <w:r>
             <w:rPr>
               <w:rStyle w:val="Hyperlink"/>
@@ -2911,7 +2939,7 @@
           <w:sz w:val="24"/>
           <w:u w:val="single"/>
         </w:rPr>
-        <w:hyperlink r:id="rId10" w:history="1">
+        <w:hyperlink r:id="rId20" w:history="1">
           <w:r>
             <w:rPr>
               <w:rStyle w:val="Hyperlink"/>
@@ -2940,7 +2968,7 @@
           <w:sz w:val="24"/>
           <w:u w:val="single"/>
         </w:rPr>
-        <w:hyperlink r:id="rId10" w:history="1">
+        <w:hyperlink r:id="rId20" w:history="1">
           <w:r>
             <w:rPr>
               <w:rStyle w:val="Hyperlink"/>
@@ -2958,7 +2986,7 @@
           <w:sz w:val="24"/>
           <w:u w:val="single"/>
         </w:rPr>
-        <w:hyperlink r:id="rId10" w:history="1">
+        <w:hyperlink r:id="rId20" w:history="1">
           <w:r>
             <w:rPr>
               <w:rStyle w:val="Hyperlink"/>
@@ -2976,7 +3004,7 @@
           <w:sz w:val="24"/>
           <w:u w:val="single"/>
         </w:rPr>
-        <w:hyperlink r:id="rId10" w:history="1">
+        <w:hyperlink r:id="rId20" w:history="1">
           <w:r>
             <w:rPr>
               <w:rStyle w:val="Hyperlink"/>
@@ -2994,7 +3022,7 @@
           <w:sz w:val="24"/>
           <w:u w:val="single"/>
         </w:rPr>
-        <w:hyperlink r:id="rId10" w:history="1">
+        <w:hyperlink r:id="rId20" w:history="1">
           <w:r>
             <w:rPr>
               <w:rStyle w:val="Hyperlink"/>
@@ -3023,7 +3051,7 @@
           <w:sz w:val="24"/>
           <w:u w:val="single"/>
         </w:rPr>
-        <w:hyperlink r:id="rId10" w:history="1">
+        <w:hyperlink r:id="rId20" w:history="1">
           <w:r>
             <w:rPr>
               <w:rStyle w:val="Hyperlink"/>
@@ -3052,7 +3080,7 @@
           <w:sz w:val="24"/>
           <w:u w:val="single"/>
         </w:rPr>
-        <w:hyperlink r:id="rId10" w:history="1">
+        <w:hyperlink r:id="rId20" w:history="1">
           <w:r>
             <w:rPr>
               <w:rStyle w:val="Hyperlink"/>
@@ -3202,13 +3230,22 @@
             <w:rPr>
               <w:rStyle w:val="Hyperlink"/>
             </w:rPr>
-            <w:t xml:space="preserve">findings </w:t>
+            <w:t>findings</w:t>
           </w:r>
         </w:hyperlink>
       </w:r>
       <w:r>
         <w:rPr>
-          <w:u w:val="single" w:color="0000ff"/>
+          <w:rFonts w:ascii="Charis SIL Regular" w:hAnsi="Charis SIL Regular" w:eastAsia="Charis SIL Regular"/>
+          <w:b w:val="0"/>
+          <w:i w:val="0"/>
+          <w:color w:val="000000"/>
+          <w:sz w:val="24"/>
+        </w:rPr>
+        <w:t xml:space="preserve"> </w:t>
+      </w:r>
+      <w:r>
+        <w:rPr>
           <w:rFonts w:ascii="Charis SIL Regular" w:hAnsi="Charis SIL Regular" w:eastAsia="Charis SIL Regular"/>
           <w:b w:val="0"/>
           <w:i w:val="0"/>
@@ -3267,13 +3304,29 @@
             <w:rPr>
               <w:rStyle w:val="Hyperlink"/>
             </w:rPr>
-            <w:t>tifi</w:t>
+            <w:t>tif</w:t>
           </w:r>
         </w:hyperlink>
       </w:r>
       <w:r>
         <w:rPr>
-          <w:u w:val="single" w:color="0000ff"/>
+          <w:rFonts w:ascii="Charis SIL Regular" w:hAnsi="Charis SIL Regular" w:eastAsia="Charis SIL Regular"/>
+          <w:b w:val="0"/>
+          <w:i w:val="0"/>
+          <w:color w:val="000000"/>
+          <w:sz w:val="24"/>
+        </w:rPr>
+        <w:hyperlink r:id="rId20" w:history="1">
+          <w:r>
+            <w:rPr>
+              <w:rStyle w:val="Hyperlink"/>
+            </w:rPr>
+            <w:t>i</w:t>
+          </w:r>
+        </w:hyperlink>
+      </w:r>
+      <w:r>
+        <w:rPr>
           <w:rFonts w:ascii="Charis SIL Regular" w:hAnsi="Charis SIL Regular" w:eastAsia="Charis SIL Regular"/>
           <w:b w:val="0"/>
           <w:i w:val="0"/>
@@ -3361,7 +3414,7 @@
             <w:rPr>
               <w:rStyle w:val="Hyperlink"/>
             </w:rPr>
-            <w:t xml:space="preserve">ished </w:t>
+            <w:t>ished in</w:t>
           </w:r>
         </w:hyperlink>
       </w:r>
@@ -3373,7 +3426,7 @@
           <w:color w:val="000000"/>
           <w:sz w:val="24"/>
         </w:rPr>
-        <w:t xml:space="preserve">in journals and books. The objects, documents </w:t>
+        <w:t xml:space="preserve"> journals and books. The objects, documents </w:t>
       </w:r>
       <w:r>
         <w:rPr>
@@ -4189,7 +4242,7 @@
           <w:sz w:val="24"/>
           <w:u w:val="single"/>
         </w:rPr>
-        <w:hyperlink r:id="rId24" w:history="1">
+        <w:hyperlink r:id="rId26" w:history="1">
           <w:r>
             <w:rPr>
               <w:rStyle w:val="Hyperlink"/>
@@ -4218,7 +4271,7 @@
           <w:sz w:val="24"/>
           <w:u w:val="single"/>
         </w:rPr>
-        <w:hyperlink r:id="rId24" w:history="1">
+        <w:hyperlink r:id="rId26" w:history="1">
           <w:r>
             <w:rPr>
               <w:rStyle w:val="Hyperlink"/>
@@ -4303,14 +4356,7 @@
           <w:sz w:val="24"/>
           <w:u w:val="single"/>
         </w:rPr>
-        <w:hyperlink r:id="rId26" w:history="1">
-          <w:r>
-            <w:rPr>
-              <w:rStyle w:val="Hyperlink"/>
-            </w:rPr>
-            <w:t>Mus</w:t>
-          </w:r>
-        </w:hyperlink>
+        <w:t>Mus</w:t>
       </w:r>
       <w:r>
         <w:rPr>
@@ -4386,7 +4432,7 @@
           <w:color w:val="000000"/>
           <w:sz w:val="24"/>
         </w:rPr>
-        <w:hyperlink r:id="rId27" w:history="1">
+        <w:hyperlink r:id="rId26" w:history="1">
           <w:r>
             <w:rPr>
               <w:rStyle w:val="Hyperlink"/>
@@ -4454,7 +4500,7 @@
           <w:sz w:val="24"/>
           <w:u w:val="single"/>
         </w:rPr>
-        <w:hyperlink r:id="rId28" w:history="1">
+        <w:hyperlink r:id="rId27" w:history="1">
           <w:r>
             <w:rPr>
               <w:rStyle w:val="Hyperlink"/>
@@ -4472,7 +4518,7 @@
           <w:sz w:val="24"/>
           <w:u w:val="single"/>
         </w:rPr>
-        <w:hyperlink r:id="rId28" w:history="1">
+        <w:hyperlink r:id="rId27" w:history="1">
           <w:r>
             <w:rPr>
               <w:rStyle w:val="Hyperlink"/>
@@ -4501,7 +4547,7 @@
           <w:sz w:val="24"/>
           <w:u w:val="single"/>
         </w:rPr>
-        <w:hyperlink r:id="rId28" w:history="1">
+        <w:hyperlink r:id="rId27" w:history="1">
           <w:r>
             <w:rPr>
               <w:rStyle w:val="Hyperlink"/>
@@ -4579,7 +4625,7 @@
           <w:sz w:val="24"/>
           <w:u w:val="single"/>
         </w:rPr>
-        <w:hyperlink r:id="rId29" w:history="1">
+        <w:hyperlink r:id="rId28" w:history="1">
           <w:r>
             <w:rPr>
               <w:rStyle w:val="Hyperlink"/>
@@ -4608,7 +4654,7 @@
           <w:sz w:val="24"/>
           <w:u w:val="single"/>
         </w:rPr>
-        <w:hyperlink r:id="rId29" w:history="1">
+        <w:hyperlink r:id="rId28" w:history="1">
           <w:r>
             <w:rPr>
               <w:rStyle w:val="Hyperlink"/>
@@ -4636,7 +4682,7 @@
           <w:sz w:val="24"/>
           <w:u w:val="single"/>
         </w:rPr>
-        <w:hyperlink r:id="rId30" w:history="1">
+        <w:hyperlink r:id="rId29" w:history="1">
           <w:r>
             <w:rPr>
               <w:rStyle w:val="Hyperlink"/>
@@ -4664,7 +4710,7 @@
           <w:color w:val="000000"/>
           <w:sz w:val="24"/>
         </w:rPr>
-        <w:hyperlink r:id="rId29" w:history="1">
+        <w:hyperlink r:id="rId28" w:history="1">
           <w:r>
             <w:rPr>
               <w:rStyle w:val="Hyperlink"/>
@@ -4682,7 +4728,7 @@
           <w:color w:val="000000"/>
           <w:sz w:val="24"/>
         </w:rPr>
-        <w:hyperlink r:id="rId29" w:history="1">
+        <w:hyperlink r:id="rId28" w:history="1">
           <w:r>
             <w:rPr>
               <w:rStyle w:val="Hyperlink"/>
@@ -4710,7 +4756,7 @@
           <w:color w:val="000000"/>
           <w:sz w:val="24"/>
         </w:rPr>
-        <w:hyperlink r:id="rId30" w:history="1">
+        <w:hyperlink r:id="rId29" w:history="1">
           <w:r>
             <w:rPr>
               <w:rStyle w:val="Hyperlink"/>

--- a/EXPORTS/DOCX/published/niveau2/English/Indonesia.docx
+++ b/EXPORTS/DOCX/published/niveau2/English/Indonesia.docx
@@ -679,97 +679,7 @@
           <w:color w:val="000000"/>
           <w:sz w:val="24"/>
         </w:rPr>
-        <w:t>Scie</w:t>
-      </w:r>
-      <w:r>
-        <w:rPr>
-          <w:u w:val="single" w:color="0000ff"/>
-          <w:rFonts w:ascii="Charis SIL Regular" w:hAnsi="Charis SIL Regular" w:eastAsia="Charis SIL Regular"/>
-          <w:b w:val="0"/>
-          <w:i w:val="0"/>
-          <w:color w:val="000000"/>
-          <w:sz w:val="24"/>
-        </w:rPr>
-        <w:hyperlink r:id="rId10" w:history="1">
-          <w:r>
-            <w:rPr>
-              <w:rStyle w:val="Hyperlink"/>
-            </w:rPr>
-            <w:t>nces) is of g</w:t>
-          </w:r>
-        </w:hyperlink>
-      </w:r>
-      <w:r>
-        <w:rPr>
-          <w:u w:val="single" w:color="0000ff"/>
-          <w:rFonts w:ascii="Charis SIL Regular" w:hAnsi="Charis SIL Regular" w:eastAsia="Charis SIL Regular"/>
-          <w:b w:val="0"/>
-          <w:i w:val="0"/>
-          <w:color w:val="000000"/>
-          <w:sz w:val="24"/>
-        </w:rPr>
-        <w:hyperlink r:id="rId10" w:history="1">
-          <w:r>
-            <w:rPr>
-              <w:rStyle w:val="Hyperlink"/>
-            </w:rPr>
-            <w:t>r</w:t>
-          </w:r>
-        </w:hyperlink>
-      </w:r>
-      <w:r>
-        <w:rPr>
-          <w:u w:val="single" w:color="0000ff"/>
-          <w:rFonts w:ascii="Charis SIL Regular" w:hAnsi="Charis SIL Regular" w:eastAsia="Charis SIL Regular"/>
-          <w:b w:val="0"/>
-          <w:i w:val="0"/>
-          <w:color w:val="000000"/>
-          <w:sz w:val="24"/>
-        </w:rPr>
-        <w:hyperlink r:id="rId10" w:history="1">
-          <w:r>
-            <w:rPr>
-              <w:rStyle w:val="Hyperlink"/>
-            </w:rPr>
-            <w:t>eat importan</w:t>
-          </w:r>
-        </w:hyperlink>
-      </w:r>
-      <w:r>
-        <w:rPr>
-          <w:u w:val="single" w:color="0000ff"/>
-          <w:rFonts w:ascii="Charis SIL Regular" w:hAnsi="Charis SIL Regular" w:eastAsia="Charis SIL Regular"/>
-          <w:b w:val="0"/>
-          <w:i w:val="0"/>
-          <w:color w:val="000000"/>
-          <w:sz w:val="24"/>
-        </w:rPr>
-        <w:hyperlink r:id="rId10" w:history="1">
-          <w:r>
-            <w:rPr>
-              <w:rStyle w:val="Hyperlink"/>
-            </w:rPr>
-            <w:t>c</w:t>
-          </w:r>
-        </w:hyperlink>
-      </w:r>
-      <w:r>
-        <w:rPr>
-          <w:u w:val="single" w:color="0000ff"/>
-          <w:rFonts w:ascii="Charis SIL Regular" w:hAnsi="Charis SIL Regular" w:eastAsia="Charis SIL Regular"/>
-          <w:b w:val="0"/>
-          <w:i w:val="0"/>
-          <w:color w:val="000000"/>
-          <w:sz w:val="24"/>
-        </w:rPr>
-        <w:hyperlink r:id="rId10" w:history="1">
-          <w:r>
-            <w:rPr>
-              <w:rStyle w:val="Hyperlink"/>
-            </w:rPr>
-            <w:t>e fo</w:t>
-          </w:r>
-        </w:hyperlink>
+        <w:t>Sciences) is of great importance fo</w:t>
       </w:r>
       <w:r>
         <w:rPr>
@@ -1734,6 +1644,7 @@
       </w:r>
       <w:r>
         <w:rPr>
+          <w:u w:val="single" w:color="0000ff"/>
           <w:rFonts w:ascii="Charis SIL Regular" w:hAnsi="Charis SIL Regular" w:eastAsia="Charis SIL Regular"/>
           <w:b w:val="0"/>
           <w:i w:val="0"/>
@@ -2376,7 +2287,7 @@
           <w:sz w:val="24"/>
           <w:u w:val="single"/>
         </w:rPr>
-        <w:hyperlink r:id="rId19" w:history="1">
+        <w:hyperlink r:id="rId20" w:history="1">
           <w:r>
             <w:rPr>
               <w:rStyle w:val="Hyperlink"/>
@@ -2704,7 +2615,7 @@
           <w:sz w:val="24"/>
           <w:u w:val="single"/>
         </w:rPr>
-        <w:hyperlink r:id="rId20" w:history="1">
+        <w:hyperlink r:id="rId21" w:history="1">
           <w:r>
             <w:rPr>
               <w:rStyle w:val="Hyperlink"/>
@@ -2733,7 +2644,7 @@
           <w:sz w:val="24"/>
           <w:u w:val="single"/>
         </w:rPr>
-        <w:hyperlink r:id="rId20" w:history="1">
+        <w:hyperlink r:id="rId21" w:history="1">
           <w:r>
             <w:rPr>
               <w:rStyle w:val="Hyperlink"/>
@@ -2762,7 +2673,7 @@
           <w:sz w:val="24"/>
           <w:u w:val="single"/>
         </w:rPr>
-        <w:hyperlink r:id="rId20" w:history="1">
+        <w:hyperlink r:id="rId21" w:history="1">
           <w:r>
             <w:rPr>
               <w:rStyle w:val="Hyperlink"/>
@@ -2780,7 +2691,7 @@
           <w:sz w:val="24"/>
           <w:u w:val="single"/>
         </w:rPr>
-        <w:hyperlink r:id="rId20" w:history="1">
+        <w:hyperlink r:id="rId10" w:history="1">
           <w:r>
             <w:rPr>
               <w:rStyle w:val="Hyperlink"/>
@@ -2809,7 +2720,7 @@
           <w:sz w:val="24"/>
           <w:u w:val="single"/>
         </w:rPr>
-        <w:hyperlink r:id="rId20" w:history="1">
+        <w:hyperlink r:id="rId10" w:history="1">
           <w:r>
             <w:rPr>
               <w:rStyle w:val="Hyperlink"/>
@@ -2827,7 +2738,7 @@
           <w:sz w:val="24"/>
           <w:u w:val="single"/>
         </w:rPr>
-        <w:hyperlink r:id="rId20" w:history="1">
+        <w:hyperlink r:id="rId10" w:history="1">
           <w:r>
             <w:rPr>
               <w:rStyle w:val="Hyperlink"/>
@@ -2856,7 +2767,7 @@
           <w:sz w:val="24"/>
           <w:u w:val="single"/>
         </w:rPr>
-        <w:hyperlink r:id="rId20" w:history="1">
+        <w:hyperlink r:id="rId10" w:history="1">
           <w:r>
             <w:rPr>
               <w:rStyle w:val="Hyperlink"/>
@@ -2874,7 +2785,7 @@
           <w:sz w:val="24"/>
           <w:u w:val="single"/>
         </w:rPr>
-        <w:hyperlink r:id="rId20" w:history="1">
+        <w:hyperlink r:id="rId10" w:history="1">
           <w:r>
             <w:rPr>
               <w:rStyle w:val="Hyperlink"/>
@@ -2892,7 +2803,7 @@
           <w:sz w:val="24"/>
           <w:u w:val="single"/>
         </w:rPr>
-        <w:hyperlink r:id="rId20" w:history="1">
+        <w:hyperlink r:id="rId10" w:history="1">
           <w:r>
             <w:rPr>
               <w:rStyle w:val="Hyperlink"/>
@@ -2921,7 +2832,7 @@
           <w:sz w:val="24"/>
           <w:u w:val="single"/>
         </w:rPr>
-        <w:hyperlink r:id="rId20" w:history="1">
+        <w:hyperlink r:id="rId10" w:history="1">
           <w:r>
             <w:rPr>
               <w:rStyle w:val="Hyperlink"/>
@@ -2939,7 +2850,7 @@
           <w:sz w:val="24"/>
           <w:u w:val="single"/>
         </w:rPr>
-        <w:hyperlink r:id="rId20" w:history="1">
+        <w:hyperlink r:id="rId10" w:history="1">
           <w:r>
             <w:rPr>
               <w:rStyle w:val="Hyperlink"/>
@@ -2968,7 +2879,7 @@
           <w:sz w:val="24"/>
           <w:u w:val="single"/>
         </w:rPr>
-        <w:hyperlink r:id="rId20" w:history="1">
+        <w:hyperlink r:id="rId10" w:history="1">
           <w:r>
             <w:rPr>
               <w:rStyle w:val="Hyperlink"/>
@@ -2986,7 +2897,7 @@
           <w:sz w:val="24"/>
           <w:u w:val="single"/>
         </w:rPr>
-        <w:hyperlink r:id="rId20" w:history="1">
+        <w:hyperlink r:id="rId10" w:history="1">
           <w:r>
             <w:rPr>
               <w:rStyle w:val="Hyperlink"/>
@@ -3004,7 +2915,7 @@
           <w:sz w:val="24"/>
           <w:u w:val="single"/>
         </w:rPr>
-        <w:hyperlink r:id="rId20" w:history="1">
+        <w:hyperlink r:id="rId10" w:history="1">
           <w:r>
             <w:rPr>
               <w:rStyle w:val="Hyperlink"/>
@@ -3022,7 +2933,7 @@
           <w:sz w:val="24"/>
           <w:u w:val="single"/>
         </w:rPr>
-        <w:hyperlink r:id="rId20" w:history="1">
+        <w:hyperlink r:id="rId10" w:history="1">
           <w:r>
             <w:rPr>
               <w:rStyle w:val="Hyperlink"/>
@@ -3051,7 +2962,7 @@
           <w:sz w:val="24"/>
           <w:u w:val="single"/>
         </w:rPr>
-        <w:hyperlink r:id="rId20" w:history="1">
+        <w:hyperlink r:id="rId10" w:history="1">
           <w:r>
             <w:rPr>
               <w:rStyle w:val="Hyperlink"/>
@@ -3080,7 +2991,7 @@
           <w:sz w:val="24"/>
           <w:u w:val="single"/>
         </w:rPr>
-        <w:hyperlink r:id="rId20" w:history="1">
+        <w:hyperlink r:id="rId10" w:history="1">
           <w:r>
             <w:rPr>
               <w:rStyle w:val="Hyperlink"/>
@@ -3098,7 +3009,7 @@
           <w:sz w:val="24"/>
           <w:u w:val="single"/>
         </w:rPr>
-        <w:hyperlink r:id="rId20" w:history="1">
+        <w:hyperlink r:id="rId21" w:history="1">
           <w:r>
             <w:rPr>
               <w:rStyle w:val="Hyperlink"/>
@@ -3126,7 +3037,7 @@
           <w:color w:val="000000"/>
           <w:sz w:val="24"/>
         </w:rPr>
-        <w:hyperlink r:id="rId20" w:history="1">
+        <w:hyperlink r:id="rId21" w:history="1">
           <w:r>
             <w:rPr>
               <w:rStyle w:val="Hyperlink"/>
@@ -3144,7 +3055,7 @@
           <w:color w:val="000000"/>
           <w:sz w:val="24"/>
         </w:rPr>
-        <w:hyperlink r:id="rId20" w:history="1">
+        <w:hyperlink r:id="rId21" w:history="1">
           <w:r>
             <w:rPr>
               <w:rStyle w:val="Hyperlink"/>
@@ -3162,7 +3073,7 @@
           <w:color w:val="000000"/>
           <w:sz w:val="24"/>
         </w:rPr>
-        <w:hyperlink r:id="rId20" w:history="1">
+        <w:hyperlink r:id="rId21" w:history="1">
           <w:r>
             <w:rPr>
               <w:rStyle w:val="Hyperlink"/>
@@ -3180,7 +3091,7 @@
           <w:color w:val="000000"/>
           <w:sz w:val="24"/>
         </w:rPr>
-        <w:hyperlink r:id="rId20" w:history="1">
+        <w:hyperlink r:id="rId21" w:history="1">
           <w:r>
             <w:rPr>
               <w:rStyle w:val="Hyperlink"/>
@@ -3197,7 +3108,7 @@
           <w:color w:val="000000"/>
           <w:sz w:val="24"/>
         </w:rPr>
-        <w:hyperlink r:id="rId20" w:history="1">
+        <w:hyperlink r:id="rId21" w:history="1">
           <w:r>
             <w:rPr>
               <w:rStyle w:val="Hyperlink"/>
@@ -3225,45 +3136,36 @@
           <w:color w:val="000000"/>
           <w:sz w:val="24"/>
         </w:rPr>
-        <w:hyperlink r:id="rId20" w:history="1">
+        <w:hyperlink r:id="rId21" w:history="1">
           <w:r>
             <w:rPr>
               <w:rStyle w:val="Hyperlink"/>
             </w:rPr>
-            <w:t>findings</w:t>
+            <w:t xml:space="preserve">findings </w:t>
           </w:r>
         </w:hyperlink>
       </w:r>
       <w:r>
         <w:rPr>
+          <w:u w:val="single" w:color="0000ff"/>
           <w:rFonts w:ascii="Charis SIL Regular" w:hAnsi="Charis SIL Regular" w:eastAsia="Charis SIL Regular"/>
           <w:b w:val="0"/>
           <w:i w:val="0"/>
           <w:color w:val="000000"/>
           <w:sz w:val="24"/>
         </w:rPr>
-        <w:t xml:space="preserve"> </w:t>
-      </w:r>
-      <w:r>
-        <w:rPr>
+        <w:t>o</w:t>
+      </w:r>
+      <w:r>
+        <w:rPr>
+          <w:u w:val="single" w:color="0000ff"/>
           <w:rFonts w:ascii="Charis SIL Regular" w:hAnsi="Charis SIL Regular" w:eastAsia="Charis SIL Regular"/>
           <w:b w:val="0"/>
           <w:i w:val="0"/>
           <w:color w:val="000000"/>
           <w:sz w:val="24"/>
         </w:rPr>
-        <w:t>o</w:t>
-      </w:r>
-      <w:r>
-        <w:rPr>
-          <w:u w:val="single" w:color="0000ff"/>
-          <w:rFonts w:ascii="Charis SIL Regular" w:hAnsi="Charis SIL Regular" w:eastAsia="Charis SIL Regular"/>
-          <w:b w:val="0"/>
-          <w:i w:val="0"/>
-          <w:color w:val="000000"/>
-          <w:sz w:val="24"/>
-        </w:rPr>
-        <w:hyperlink r:id="rId20" w:history="1">
+        <w:hyperlink r:id="rId21" w:history="1">
           <w:r>
             <w:rPr>
               <w:rStyle w:val="Hyperlink"/>
@@ -3281,7 +3183,7 @@
           <w:color w:val="000000"/>
           <w:sz w:val="24"/>
         </w:rPr>
-        <w:hyperlink r:id="rId20" w:history="1">
+        <w:hyperlink r:id="rId21" w:history="1">
           <w:r>
             <w:rPr>
               <w:rStyle w:val="Hyperlink"/>
@@ -3299,41 +3201,36 @@
           <w:color w:val="000000"/>
           <w:sz w:val="24"/>
         </w:rPr>
-        <w:hyperlink r:id="rId20" w:history="1">
+        <w:hyperlink r:id="rId21" w:history="1">
           <w:r>
             <w:rPr>
               <w:rStyle w:val="Hyperlink"/>
             </w:rPr>
-            <w:t>tif</w:t>
+            <w:t>tifi</w:t>
           </w:r>
         </w:hyperlink>
       </w:r>
       <w:r>
         <w:rPr>
+          <w:u w:val="single" w:color="0000ff"/>
           <w:rFonts w:ascii="Charis SIL Regular" w:hAnsi="Charis SIL Regular" w:eastAsia="Charis SIL Regular"/>
           <w:b w:val="0"/>
           <w:i w:val="0"/>
           <w:color w:val="000000"/>
           <w:sz w:val="24"/>
         </w:rPr>
-        <w:hyperlink r:id="rId20" w:history="1">
-          <w:r>
-            <w:rPr>
-              <w:rStyle w:val="Hyperlink"/>
-            </w:rPr>
-            <w:t>i</w:t>
-          </w:r>
-        </w:hyperlink>
-      </w:r>
-      <w:r>
-        <w:rPr>
+        <w:t>c</w:t>
+      </w:r>
+      <w:r>
+        <w:rPr>
+          <w:u w:val="single" w:color="0000ff"/>
           <w:rFonts w:ascii="Charis SIL Regular" w:hAnsi="Charis SIL Regular" w:eastAsia="Charis SIL Regular"/>
           <w:b w:val="0"/>
           <w:i w:val="0"/>
           <w:color w:val="000000"/>
           <w:sz w:val="24"/>
         </w:rPr>
-        <w:t>c</w:t>
+        <w:t xml:space="preserve"> </w:t>
       </w:r>
       <w:r>
         <w:rPr>
@@ -3344,18 +3241,7 @@
           <w:color w:val="000000"/>
           <w:sz w:val="24"/>
         </w:rPr>
-        <w:t xml:space="preserve"> </w:t>
-      </w:r>
-      <w:r>
-        <w:rPr>
-          <w:u w:val="single" w:color="0000ff"/>
-          <w:rFonts w:ascii="Charis SIL Regular" w:hAnsi="Charis SIL Regular" w:eastAsia="Charis SIL Regular"/>
-          <w:b w:val="0"/>
-          <w:i w:val="0"/>
-          <w:color w:val="000000"/>
-          <w:sz w:val="24"/>
-        </w:rPr>
-        <w:hyperlink r:id="rId20" w:history="1">
+        <w:hyperlink r:id="rId21" w:history="1">
           <w:r>
             <w:rPr>
               <w:rStyle w:val="Hyperlink"/>
@@ -3373,7 +3259,7 @@
           <w:color w:val="000000"/>
           <w:sz w:val="24"/>
         </w:rPr>
-        <w:hyperlink r:id="rId20" w:history="1">
+        <w:hyperlink r:id="rId21" w:history="1">
           <w:r>
             <w:rPr>
               <w:rStyle w:val="Hyperlink"/>
@@ -3391,7 +3277,7 @@
           <w:color w:val="000000"/>
           <w:sz w:val="24"/>
         </w:rPr>
-        <w:hyperlink r:id="rId20" w:history="1">
+        <w:hyperlink r:id="rId21" w:history="1">
           <w:r>
             <w:rPr>
               <w:rStyle w:val="Hyperlink"/>
@@ -3409,12 +3295,12 @@
           <w:color w:val="000000"/>
           <w:sz w:val="24"/>
         </w:rPr>
-        <w:hyperlink r:id="rId20" w:history="1">
+        <w:hyperlink r:id="rId21" w:history="1">
           <w:r>
             <w:rPr>
               <w:rStyle w:val="Hyperlink"/>
             </w:rPr>
-            <w:t>ished in</w:t>
+            <w:t xml:space="preserve">ished </w:t>
           </w:r>
         </w:hyperlink>
       </w:r>
@@ -3426,7 +3312,7 @@
           <w:color w:val="000000"/>
           <w:sz w:val="24"/>
         </w:rPr>
-        <w:t xml:space="preserve"> journals and books. The objects, documents </w:t>
+        <w:t xml:space="preserve">in journals and books. The objects, documents </w:t>
       </w:r>
       <w:r>
         <w:rPr>
@@ -3467,7 +3353,7 @@
           <w:sz w:val="24"/>
           <w:u w:val="single"/>
         </w:rPr>
-        <w:hyperlink r:id="rId21" w:history="1">
+        <w:hyperlink r:id="rId22" w:history="1">
           <w:r>
             <w:rPr>
               <w:rStyle w:val="Hyperlink"/>
@@ -3496,7 +3382,7 @@
           <w:sz w:val="24"/>
           <w:u w:val="single"/>
         </w:rPr>
-        <w:hyperlink r:id="rId21" w:history="1">
+        <w:hyperlink r:id="rId22" w:history="1">
           <w:r>
             <w:rPr>
               <w:rStyle w:val="Hyperlink"/>
@@ -3686,7 +3572,7 @@
           <w:sz w:val="24"/>
           <w:u w:val="single"/>
         </w:rPr>
-        <w:hyperlink r:id="rId22" w:history="1">
+        <w:hyperlink r:id="rId23" w:history="1">
           <w:r>
             <w:rPr>
               <w:rStyle w:val="Hyperlink"/>
@@ -3715,7 +3601,7 @@
           <w:sz w:val="24"/>
           <w:u w:val="single"/>
         </w:rPr>
-        <w:hyperlink r:id="rId22" w:history="1">
+        <w:hyperlink r:id="rId23" w:history="1">
           <w:r>
             <w:rPr>
               <w:rStyle w:val="Hyperlink"/>
@@ -3916,7 +3802,7 @@
           <w:sz w:val="24"/>
           <w:u w:val="single"/>
         </w:rPr>
-        <w:hyperlink r:id="rId23" w:history="1">
+        <w:hyperlink r:id="rId24" w:history="1">
           <w:r>
             <w:rPr>
               <w:rStyle w:val="Hyperlink"/>
@@ -3945,7 +3831,7 @@
           <w:sz w:val="24"/>
           <w:u w:val="single"/>
         </w:rPr>
-        <w:hyperlink r:id="rId23" w:history="1">
+        <w:hyperlink r:id="rId24" w:history="1">
           <w:r>
             <w:rPr>
               <w:rStyle w:val="Hyperlink"/>
@@ -3974,7 +3860,7 @@
           <w:sz w:val="24"/>
           <w:u w:val="single"/>
         </w:rPr>
-        <w:hyperlink r:id="rId23" w:history="1">
+        <w:hyperlink r:id="rId24" w:history="1">
           <w:r>
             <w:rPr>
               <w:rStyle w:val="Hyperlink"/>
@@ -4003,7 +3889,7 @@
           <w:sz w:val="24"/>
           <w:u w:val="single"/>
         </w:rPr>
-        <w:hyperlink r:id="rId23" w:history="1">
+        <w:hyperlink r:id="rId24" w:history="1">
           <w:r>
             <w:rPr>
               <w:rStyle w:val="Hyperlink"/>
@@ -4032,7 +3918,7 @@
           <w:sz w:val="24"/>
           <w:u w:val="single"/>
         </w:rPr>
-        <w:hyperlink r:id="rId23" w:history="1">
+        <w:hyperlink r:id="rId24" w:history="1">
           <w:r>
             <w:rPr>
               <w:rStyle w:val="Hyperlink"/>
@@ -4100,7 +3986,7 @@
           <w:sz w:val="24"/>
           <w:u w:val="single"/>
         </w:rPr>
-        <w:hyperlink r:id="rId24" w:history="1">
+        <w:hyperlink r:id="rId25" w:history="1">
           <w:r>
             <w:rPr>
               <w:rStyle w:val="Hyperlink"/>
@@ -4129,7 +4015,7 @@
           <w:sz w:val="24"/>
           <w:u w:val="single"/>
         </w:rPr>
-        <w:hyperlink r:id="rId24" w:history="1">
+        <w:hyperlink r:id="rId25" w:history="1">
           <w:r>
             <w:rPr>
               <w:rStyle w:val="Hyperlink"/>
@@ -4158,7 +4044,7 @@
           <w:sz w:val="24"/>
           <w:u w:val="single"/>
         </w:rPr>
-        <w:hyperlink r:id="rId24" w:history="1">
+        <w:hyperlink r:id="rId25" w:history="1">
           <w:r>
             <w:rPr>
               <w:rStyle w:val="Hyperlink"/>
@@ -4214,7 +4100,7 @@
           <w:sz w:val="24"/>
           <w:u w:val="single"/>
         </w:rPr>
-        <w:hyperlink r:id="rId25" w:history="1">
+        <w:hyperlink r:id="rId26" w:history="1">
           <w:r>
             <w:rPr>
               <w:rStyle w:val="Hyperlink"/>
@@ -4242,7 +4128,7 @@
           <w:sz w:val="24"/>
           <w:u w:val="single"/>
         </w:rPr>
-        <w:hyperlink r:id="rId26" w:history="1">
+        <w:hyperlink r:id="rId25" w:history="1">
           <w:r>
             <w:rPr>
               <w:rStyle w:val="Hyperlink"/>
@@ -4271,7 +4157,7 @@
           <w:sz w:val="24"/>
           <w:u w:val="single"/>
         </w:rPr>
-        <w:hyperlink r:id="rId26" w:history="1">
+        <w:hyperlink r:id="rId25" w:history="1">
           <w:r>
             <w:rPr>
               <w:rStyle w:val="Hyperlink"/>
@@ -4289,7 +4175,7 @@
           <w:sz w:val="24"/>
           <w:u w:val="single"/>
         </w:rPr>
-        <w:hyperlink r:id="rId24" w:history="1">
+        <w:hyperlink r:id="rId25" w:history="1">
           <w:r>
             <w:rPr>
               <w:rStyle w:val="Hyperlink"/>
@@ -4307,7 +4193,7 @@
           <w:sz w:val="24"/>
           <w:u w:val="single"/>
         </w:rPr>
-        <w:hyperlink r:id="rId24" w:history="1">
+        <w:hyperlink r:id="rId25" w:history="1">
           <w:r>
             <w:rPr>
               <w:rStyle w:val="Hyperlink"/>
@@ -4325,7 +4211,7 @@
           <w:sz w:val="24"/>
           <w:u w:val="single"/>
         </w:rPr>
-        <w:hyperlink r:id="rId24" w:history="1">
+        <w:hyperlink r:id="rId25" w:history="1">
           <w:r>
             <w:rPr>
               <w:rStyle w:val="Hyperlink"/>
@@ -4356,7 +4242,14 @@
           <w:sz w:val="24"/>
           <w:u w:val="single"/>
         </w:rPr>
-        <w:t>Mus</w:t>
+        <w:hyperlink r:id="rId27" w:history="1">
+          <w:r>
+            <w:rPr>
+              <w:rStyle w:val="Hyperlink"/>
+            </w:rPr>
+            <w:t>Mus</w:t>
+          </w:r>
+        </w:hyperlink>
       </w:r>
       <w:r>
         <w:rPr>
@@ -4367,7 +4260,7 @@
           <w:sz w:val="24"/>
           <w:u w:val="single"/>
         </w:rPr>
-        <w:hyperlink r:id="rId26" w:history="1">
+        <w:hyperlink r:id="rId27" w:history="1">
           <w:r>
             <w:rPr>
               <w:rStyle w:val="Hyperlink"/>
@@ -4396,7 +4289,7 @@
           <w:sz w:val="24"/>
           <w:u w:val="single"/>
         </w:rPr>
-        <w:hyperlink r:id="rId26" w:history="1">
+        <w:hyperlink r:id="rId27" w:history="1">
           <w:r>
             <w:rPr>
               <w:rStyle w:val="Hyperlink"/>
@@ -4414,7 +4307,7 @@
           <w:sz w:val="24"/>
           <w:u w:val="single"/>
         </w:rPr>
-        <w:hyperlink r:id="rId26" w:history="1">
+        <w:hyperlink r:id="rId27" w:history="1">
           <w:r>
             <w:rPr>
               <w:rStyle w:val="Hyperlink"/>
@@ -4432,7 +4325,7 @@
           <w:color w:val="000000"/>
           <w:sz w:val="24"/>
         </w:rPr>
-        <w:hyperlink r:id="rId26" w:history="1">
+        <w:hyperlink r:id="rId28" w:history="1">
           <w:r>
             <w:rPr>
               <w:rStyle w:val="Hyperlink"/>
@@ -4500,7 +4393,7 @@
           <w:sz w:val="24"/>
           <w:u w:val="single"/>
         </w:rPr>
-        <w:hyperlink r:id="rId27" w:history="1">
+        <w:hyperlink r:id="rId29" w:history="1">
           <w:r>
             <w:rPr>
               <w:rStyle w:val="Hyperlink"/>
@@ -4518,7 +4411,7 @@
           <w:sz w:val="24"/>
           <w:u w:val="single"/>
         </w:rPr>
-        <w:hyperlink r:id="rId27" w:history="1">
+        <w:hyperlink r:id="rId29" w:history="1">
           <w:r>
             <w:rPr>
               <w:rStyle w:val="Hyperlink"/>
@@ -4547,7 +4440,7 @@
           <w:sz w:val="24"/>
           <w:u w:val="single"/>
         </w:rPr>
-        <w:hyperlink r:id="rId27" w:history="1">
+        <w:hyperlink r:id="rId29" w:history="1">
           <w:r>
             <w:rPr>
               <w:rStyle w:val="Hyperlink"/>
@@ -4625,7 +4518,7 @@
           <w:sz w:val="24"/>
           <w:u w:val="single"/>
         </w:rPr>
-        <w:hyperlink r:id="rId28" w:history="1">
+        <w:hyperlink r:id="rId30" w:history="1">
           <w:r>
             <w:rPr>
               <w:rStyle w:val="Hyperlink"/>
@@ -4654,7 +4547,7 @@
           <w:sz w:val="24"/>
           <w:u w:val="single"/>
         </w:rPr>
-        <w:hyperlink r:id="rId28" w:history="1">
+        <w:hyperlink r:id="rId30" w:history="1">
           <w:r>
             <w:rPr>
               <w:rStyle w:val="Hyperlink"/>
@@ -4682,7 +4575,7 @@
           <w:sz w:val="24"/>
           <w:u w:val="single"/>
         </w:rPr>
-        <w:hyperlink r:id="rId29" w:history="1">
+        <w:hyperlink r:id="rId31" w:history="1">
           <w:r>
             <w:rPr>
               <w:rStyle w:val="Hyperlink"/>
@@ -4699,7 +4592,7 @@
           <w:color w:val="000000"/>
           <w:sz w:val="24"/>
         </w:rPr>
-        <w:t xml:space="preserve"> These research aids provide a handy overview of relevant archi</w:t>
+        <w:t xml:space="preserve"> These research aids provide a handy overview of relevant archives an</w:t>
       </w:r>
       <w:r>
         <w:rPr>
@@ -4710,25 +4603,7 @@
           <w:color w:val="000000"/>
           <w:sz w:val="24"/>
         </w:rPr>
-        <w:hyperlink r:id="rId28" w:history="1">
-          <w:r>
-            <w:rPr>
-              <w:rStyle w:val="Hyperlink"/>
-            </w:rPr>
-            <w:t>ves an</w:t>
-          </w:r>
-        </w:hyperlink>
-      </w:r>
-      <w:r>
-        <w:rPr>
-          <w:u w:val="single" w:color="0000ff"/>
-          <w:rFonts w:ascii="Charis SIL Regular" w:hAnsi="Charis SIL Regular" w:eastAsia="Charis SIL Regular"/>
-          <w:b w:val="0"/>
-          <w:i w:val="0"/>
-          <w:color w:val="000000"/>
-          <w:sz w:val="24"/>
-        </w:rPr>
-        <w:hyperlink r:id="rId28" w:history="1">
+        <w:hyperlink r:id="rId30" w:history="1">
           <w:r>
             <w:rPr>
               <w:rStyle w:val="Hyperlink"/>
@@ -4756,7 +4631,7 @@
           <w:color w:val="000000"/>
           <w:sz w:val="24"/>
         </w:rPr>
-        <w:hyperlink r:id="rId29" w:history="1">
+        <w:hyperlink r:id="rId31" w:history="1">
           <w:r>
             <w:rPr>
               <w:rStyle w:val="Hyperlink"/>

--- a/EXPORTS/DOCX/published/niveau2/English/Indonesia.docx
+++ b/EXPORTS/DOCX/published/niveau2/English/Indonesia.docx
@@ -679,7 +679,97 @@
           <w:color w:val="000000"/>
           <w:sz w:val="24"/>
         </w:rPr>
-        <w:t>Sciences) is of great importance fo</w:t>
+        <w:t>Scie</w:t>
+      </w:r>
+      <w:r>
+        <w:rPr>
+          <w:u w:val="single" w:color="0000ff"/>
+          <w:rFonts w:ascii="Charis SIL Regular" w:hAnsi="Charis SIL Regular" w:eastAsia="Charis SIL Regular"/>
+          <w:b w:val="0"/>
+          <w:i w:val="0"/>
+          <w:color w:val="000000"/>
+          <w:sz w:val="24"/>
+        </w:rPr>
+        <w:hyperlink r:id="rId10" w:history="1">
+          <w:r>
+            <w:rPr>
+              <w:rStyle w:val="Hyperlink"/>
+            </w:rPr>
+            <w:t>nces) is of g</w:t>
+          </w:r>
+        </w:hyperlink>
+      </w:r>
+      <w:r>
+        <w:rPr>
+          <w:u w:val="single" w:color="0000ff"/>
+          <w:rFonts w:ascii="Charis SIL Regular" w:hAnsi="Charis SIL Regular" w:eastAsia="Charis SIL Regular"/>
+          <w:b w:val="0"/>
+          <w:i w:val="0"/>
+          <w:color w:val="000000"/>
+          <w:sz w:val="24"/>
+        </w:rPr>
+        <w:hyperlink r:id="rId10" w:history="1">
+          <w:r>
+            <w:rPr>
+              <w:rStyle w:val="Hyperlink"/>
+            </w:rPr>
+            <w:t>r</w:t>
+          </w:r>
+        </w:hyperlink>
+      </w:r>
+      <w:r>
+        <w:rPr>
+          <w:u w:val="single" w:color="0000ff"/>
+          <w:rFonts w:ascii="Charis SIL Regular" w:hAnsi="Charis SIL Regular" w:eastAsia="Charis SIL Regular"/>
+          <w:b w:val="0"/>
+          <w:i w:val="0"/>
+          <w:color w:val="000000"/>
+          <w:sz w:val="24"/>
+        </w:rPr>
+        <w:hyperlink r:id="rId10" w:history="1">
+          <w:r>
+            <w:rPr>
+              <w:rStyle w:val="Hyperlink"/>
+            </w:rPr>
+            <w:t>eat importan</w:t>
+          </w:r>
+        </w:hyperlink>
+      </w:r>
+      <w:r>
+        <w:rPr>
+          <w:u w:val="single" w:color="0000ff"/>
+          <w:rFonts w:ascii="Charis SIL Regular" w:hAnsi="Charis SIL Regular" w:eastAsia="Charis SIL Regular"/>
+          <w:b w:val="0"/>
+          <w:i w:val="0"/>
+          <w:color w:val="000000"/>
+          <w:sz w:val="24"/>
+        </w:rPr>
+        <w:hyperlink r:id="rId10" w:history="1">
+          <w:r>
+            <w:rPr>
+              <w:rStyle w:val="Hyperlink"/>
+            </w:rPr>
+            <w:t>c</w:t>
+          </w:r>
+        </w:hyperlink>
+      </w:r>
+      <w:r>
+        <w:rPr>
+          <w:u w:val="single" w:color="0000ff"/>
+          <w:rFonts w:ascii="Charis SIL Regular" w:hAnsi="Charis SIL Regular" w:eastAsia="Charis SIL Regular"/>
+          <w:b w:val="0"/>
+          <w:i w:val="0"/>
+          <w:color w:val="000000"/>
+          <w:sz w:val="24"/>
+        </w:rPr>
+        <w:hyperlink r:id="rId10" w:history="1">
+          <w:r>
+            <w:rPr>
+              <w:rStyle w:val="Hyperlink"/>
+            </w:rPr>
+            <w:t>e fo</w:t>
+          </w:r>
+        </w:hyperlink>
       </w:r>
       <w:r>
         <w:rPr>
@@ -1644,7 +1734,6 @@
       </w:r>
       <w:r>
         <w:rPr>
-          <w:u w:val="single" w:color="0000ff"/>
           <w:rFonts w:ascii="Charis SIL Regular" w:hAnsi="Charis SIL Regular" w:eastAsia="Charis SIL Regular"/>
           <w:b w:val="0"/>
           <w:i w:val="0"/>
@@ -2287,7 +2376,7 @@
           <w:sz w:val="24"/>
           <w:u w:val="single"/>
         </w:rPr>
-        <w:hyperlink r:id="rId20" w:history="1">
+        <w:hyperlink r:id="rId19" w:history="1">
           <w:r>
             <w:rPr>
               <w:rStyle w:val="Hyperlink"/>
@@ -2615,7 +2704,7 @@
           <w:sz w:val="24"/>
           <w:u w:val="single"/>
         </w:rPr>
-        <w:hyperlink r:id="rId21" w:history="1">
+        <w:hyperlink r:id="rId20" w:history="1">
           <w:r>
             <w:rPr>
               <w:rStyle w:val="Hyperlink"/>
@@ -2644,7 +2733,7 @@
           <w:sz w:val="24"/>
           <w:u w:val="single"/>
         </w:rPr>
-        <w:hyperlink r:id="rId21" w:history="1">
+        <w:hyperlink r:id="rId20" w:history="1">
           <w:r>
             <w:rPr>
               <w:rStyle w:val="Hyperlink"/>
@@ -2673,7 +2762,7 @@
           <w:sz w:val="24"/>
           <w:u w:val="single"/>
         </w:rPr>
-        <w:hyperlink r:id="rId21" w:history="1">
+        <w:hyperlink r:id="rId20" w:history="1">
           <w:r>
             <w:rPr>
               <w:rStyle w:val="Hyperlink"/>
@@ -2691,7 +2780,7 @@
           <w:sz w:val="24"/>
           <w:u w:val="single"/>
         </w:rPr>
-        <w:hyperlink r:id="rId10" w:history="1">
+        <w:hyperlink r:id="rId20" w:history="1">
           <w:r>
             <w:rPr>
               <w:rStyle w:val="Hyperlink"/>
@@ -2720,7 +2809,7 @@
           <w:sz w:val="24"/>
           <w:u w:val="single"/>
         </w:rPr>
-        <w:hyperlink r:id="rId10" w:history="1">
+        <w:hyperlink r:id="rId20" w:history="1">
           <w:r>
             <w:rPr>
               <w:rStyle w:val="Hyperlink"/>
@@ -2738,7 +2827,7 @@
           <w:sz w:val="24"/>
           <w:u w:val="single"/>
         </w:rPr>
-        <w:hyperlink r:id="rId10" w:history="1">
+        <w:hyperlink r:id="rId20" w:history="1">
           <w:r>
             <w:rPr>
               <w:rStyle w:val="Hyperlink"/>
@@ -2767,7 +2856,7 @@
           <w:sz w:val="24"/>
           <w:u w:val="single"/>
         </w:rPr>
-        <w:hyperlink r:id="rId10" w:history="1">
+        <w:hyperlink r:id="rId20" w:history="1">
           <w:r>
             <w:rPr>
               <w:rStyle w:val="Hyperlink"/>
@@ -2785,7 +2874,7 @@
           <w:sz w:val="24"/>
           <w:u w:val="single"/>
         </w:rPr>
-        <w:hyperlink r:id="rId10" w:history="1">
+        <w:hyperlink r:id="rId20" w:history="1">
           <w:r>
             <w:rPr>
               <w:rStyle w:val="Hyperlink"/>
@@ -2803,7 +2892,7 @@
           <w:sz w:val="24"/>
           <w:u w:val="single"/>
         </w:rPr>
-        <w:hyperlink r:id="rId10" w:history="1">
+        <w:hyperlink r:id="rId20" w:history="1">
           <w:r>
             <w:rPr>
               <w:rStyle w:val="Hyperlink"/>
@@ -2832,7 +2921,7 @@
           <w:sz w:val="24"/>
           <w:u w:val="single"/>
         </w:rPr>
-        <w:hyperlink r:id="rId10" w:history="1">
+        <w:hyperlink r:id="rId20" w:history="1">
           <w:r>
             <w:rPr>
               <w:rStyle w:val="Hyperlink"/>
@@ -2850,7 +2939,7 @@
           <w:sz w:val="24"/>
           <w:u w:val="single"/>
         </w:rPr>
-        <w:hyperlink r:id="rId10" w:history="1">
+        <w:hyperlink r:id="rId20" w:history="1">
           <w:r>
             <w:rPr>
               <w:rStyle w:val="Hyperlink"/>
@@ -2879,7 +2968,7 @@
           <w:sz w:val="24"/>
           <w:u w:val="single"/>
         </w:rPr>
-        <w:hyperlink r:id="rId10" w:history="1">
+        <w:hyperlink r:id="rId20" w:history="1">
           <w:r>
             <w:rPr>
               <w:rStyle w:val="Hyperlink"/>
@@ -2897,7 +2986,7 @@
           <w:sz w:val="24"/>
           <w:u w:val="single"/>
         </w:rPr>
-        <w:hyperlink r:id="rId10" w:history="1">
+        <w:hyperlink r:id="rId20" w:history="1">
           <w:r>
             <w:rPr>
               <w:rStyle w:val="Hyperlink"/>
@@ -2915,7 +3004,7 @@
           <w:sz w:val="24"/>
           <w:u w:val="single"/>
         </w:rPr>
-        <w:hyperlink r:id="rId10" w:history="1">
+        <w:hyperlink r:id="rId20" w:history="1">
           <w:r>
             <w:rPr>
               <w:rStyle w:val="Hyperlink"/>
@@ -2933,7 +3022,7 @@
           <w:sz w:val="24"/>
           <w:u w:val="single"/>
         </w:rPr>
-        <w:hyperlink r:id="rId10" w:history="1">
+        <w:hyperlink r:id="rId20" w:history="1">
           <w:r>
             <w:rPr>
               <w:rStyle w:val="Hyperlink"/>
@@ -2962,7 +3051,7 @@
           <w:sz w:val="24"/>
           <w:u w:val="single"/>
         </w:rPr>
-        <w:hyperlink r:id="rId10" w:history="1">
+        <w:hyperlink r:id="rId20" w:history="1">
           <w:r>
             <w:rPr>
               <w:rStyle w:val="Hyperlink"/>
@@ -2991,7 +3080,7 @@
           <w:sz w:val="24"/>
           <w:u w:val="single"/>
         </w:rPr>
-        <w:hyperlink r:id="rId10" w:history="1">
+        <w:hyperlink r:id="rId20" w:history="1">
           <w:r>
             <w:rPr>
               <w:rStyle w:val="Hyperlink"/>
@@ -3009,7 +3098,7 @@
           <w:sz w:val="24"/>
           <w:u w:val="single"/>
         </w:rPr>
-        <w:hyperlink r:id="rId21" w:history="1">
+        <w:hyperlink r:id="rId20" w:history="1">
           <w:r>
             <w:rPr>
               <w:rStyle w:val="Hyperlink"/>
@@ -3026,7 +3115,7 @@
           <w:color w:val="000000"/>
           <w:sz w:val="24"/>
         </w:rPr>
-        <w:t xml:space="preserve"> (KITL</w:t>
+        <w:t xml:space="preserve"> (KITLV). Through such organisati</w:t>
       </w:r>
       <w:r>
         <w:rPr>
@@ -3037,61 +3126,7 @@
           <w:color w:val="000000"/>
           <w:sz w:val="24"/>
         </w:rPr>
-        <w:hyperlink r:id="rId21" w:history="1">
-          <w:r>
-            <w:rPr>
-              <w:rStyle w:val="Hyperlink"/>
-            </w:rPr>
-            <w:t>V). Th</w:t>
-          </w:r>
-        </w:hyperlink>
-      </w:r>
-      <w:r>
-        <w:rPr>
-          <w:u w:val="single" w:color="0000ff"/>
-          <w:rFonts w:ascii="Charis SIL Regular" w:hAnsi="Charis SIL Regular" w:eastAsia="Charis SIL Regular"/>
-          <w:b w:val="0"/>
-          <w:i w:val="0"/>
-          <w:color w:val="000000"/>
-          <w:sz w:val="24"/>
-        </w:rPr>
-        <w:hyperlink r:id="rId21" w:history="1">
-          <w:r>
-            <w:rPr>
-              <w:rStyle w:val="Hyperlink"/>
-            </w:rPr>
-            <w:t>rough such o</w:t>
-          </w:r>
-        </w:hyperlink>
-      </w:r>
-      <w:r>
-        <w:rPr>
-          <w:u w:val="single" w:color="0000ff"/>
-          <w:rFonts w:ascii="Charis SIL Regular" w:hAnsi="Charis SIL Regular" w:eastAsia="Charis SIL Regular"/>
-          <w:b w:val="0"/>
-          <w:i w:val="0"/>
-          <w:color w:val="000000"/>
-          <w:sz w:val="24"/>
-        </w:rPr>
-        <w:hyperlink r:id="rId21" w:history="1">
-          <w:r>
-            <w:rPr>
-              <w:rStyle w:val="Hyperlink"/>
-            </w:rPr>
-            <w:t>rganisati</w:t>
-          </w:r>
-        </w:hyperlink>
-      </w:r>
-      <w:r>
-        <w:rPr>
-          <w:u w:val="single" w:color="0000ff"/>
-          <w:rFonts w:ascii="Charis SIL Regular" w:hAnsi="Charis SIL Regular" w:eastAsia="Charis SIL Regular"/>
-          <w:b w:val="0"/>
-          <w:i w:val="0"/>
-          <w:color w:val="000000"/>
-          <w:sz w:val="24"/>
-        </w:rPr>
-        <w:hyperlink r:id="rId21" w:history="1">
+        <w:hyperlink r:id="rId20" w:history="1">
           <w:r>
             <w:rPr>
               <w:rStyle w:val="Hyperlink"/>
@@ -3108,7 +3143,7 @@
           <w:color w:val="000000"/>
           <w:sz w:val="24"/>
         </w:rPr>
-        <w:hyperlink r:id="rId21" w:history="1">
+        <w:hyperlink r:id="rId20" w:history="1">
           <w:r>
             <w:rPr>
               <w:rStyle w:val="Hyperlink"/>
@@ -3136,17 +3171,37 @@
           <w:color w:val="000000"/>
           <w:sz w:val="24"/>
         </w:rPr>
-        <w:hyperlink r:id="rId21" w:history="1">
+        <w:hyperlink r:id="rId20" w:history="1">
           <w:r>
             <w:rPr>
               <w:rStyle w:val="Hyperlink"/>
             </w:rPr>
-            <w:t xml:space="preserve">findings </w:t>
+            <w:t>findings</w:t>
           </w:r>
         </w:hyperlink>
       </w:r>
       <w:r>
         <w:rPr>
+          <w:rFonts w:ascii="Charis SIL Regular" w:hAnsi="Charis SIL Regular" w:eastAsia="Charis SIL Regular"/>
+          <w:b w:val="0"/>
+          <w:i w:val="0"/>
+          <w:color w:val="000000"/>
+          <w:sz w:val="24"/>
+        </w:rPr>
+        <w:t xml:space="preserve"> </w:t>
+      </w:r>
+      <w:r>
+        <w:rPr>
+          <w:rFonts w:ascii="Charis SIL Regular" w:hAnsi="Charis SIL Regular" w:eastAsia="Charis SIL Regular"/>
+          <w:b w:val="0"/>
+          <w:i w:val="0"/>
+          <w:color w:val="000000"/>
+          <w:sz w:val="24"/>
+        </w:rPr>
+        <w:t>o</w:t>
+      </w:r>
+      <w:r>
+        <w:rPr>
           <w:u w:val="single" w:color="0000ff"/>
           <w:rFonts w:ascii="Charis SIL Regular" w:hAnsi="Charis SIL Regular" w:eastAsia="Charis SIL Regular"/>
           <w:b w:val="0"/>
@@ -3154,18 +3209,7 @@
           <w:color w:val="000000"/>
           <w:sz w:val="24"/>
         </w:rPr>
-        <w:t>o</w:t>
-      </w:r>
-      <w:r>
-        <w:rPr>
-          <w:u w:val="single" w:color="0000ff"/>
-          <w:rFonts w:ascii="Charis SIL Regular" w:hAnsi="Charis SIL Regular" w:eastAsia="Charis SIL Regular"/>
-          <w:b w:val="0"/>
-          <w:i w:val="0"/>
-          <w:color w:val="000000"/>
-          <w:sz w:val="24"/>
-        </w:rPr>
-        <w:hyperlink r:id="rId21" w:history="1">
+        <w:hyperlink r:id="rId20" w:history="1">
           <w:r>
             <w:rPr>
               <w:rStyle w:val="Hyperlink"/>
@@ -3183,7 +3227,7 @@
           <w:color w:val="000000"/>
           <w:sz w:val="24"/>
         </w:rPr>
-        <w:hyperlink r:id="rId21" w:history="1">
+        <w:hyperlink r:id="rId20" w:history="1">
           <w:r>
             <w:rPr>
               <w:rStyle w:val="Hyperlink"/>
@@ -3201,17 +3245,44 @@
           <w:color w:val="000000"/>
           <w:sz w:val="24"/>
         </w:rPr>
-        <w:hyperlink r:id="rId21" w:history="1">
+        <w:hyperlink r:id="rId20" w:history="1">
           <w:r>
             <w:rPr>
               <w:rStyle w:val="Hyperlink"/>
             </w:rPr>
-            <w:t>tifi</w:t>
+            <w:t>tif</w:t>
           </w:r>
         </w:hyperlink>
       </w:r>
       <w:r>
         <w:rPr>
+          <w:rFonts w:ascii="Charis SIL Regular" w:hAnsi="Charis SIL Regular" w:eastAsia="Charis SIL Regular"/>
+          <w:b w:val="0"/>
+          <w:i w:val="0"/>
+          <w:color w:val="000000"/>
+          <w:sz w:val="24"/>
+        </w:rPr>
+        <w:hyperlink r:id="rId20" w:history="1">
+          <w:r>
+            <w:rPr>
+              <w:rStyle w:val="Hyperlink"/>
+            </w:rPr>
+            <w:t>i</w:t>
+          </w:r>
+        </w:hyperlink>
+      </w:r>
+      <w:r>
+        <w:rPr>
+          <w:rFonts w:ascii="Charis SIL Regular" w:hAnsi="Charis SIL Regular" w:eastAsia="Charis SIL Regular"/>
+          <w:b w:val="0"/>
+          <w:i w:val="0"/>
+          <w:color w:val="000000"/>
+          <w:sz w:val="24"/>
+        </w:rPr>
+        <w:t>c</w:t>
+      </w:r>
+      <w:r>
+        <w:rPr>
           <w:u w:val="single" w:color="0000ff"/>
           <w:rFonts w:ascii="Charis SIL Regular" w:hAnsi="Charis SIL Regular" w:eastAsia="Charis SIL Regular"/>
           <w:b w:val="0"/>
@@ -3219,7 +3290,7 @@
           <w:color w:val="000000"/>
           <w:sz w:val="24"/>
         </w:rPr>
-        <w:t>c</w:t>
+        <w:t xml:space="preserve"> </w:t>
       </w:r>
       <w:r>
         <w:rPr>
@@ -3230,18 +3301,7 @@
           <w:color w:val="000000"/>
           <w:sz w:val="24"/>
         </w:rPr>
-        <w:t xml:space="preserve"> </w:t>
-      </w:r>
-      <w:r>
-        <w:rPr>
-          <w:u w:val="single" w:color="0000ff"/>
-          <w:rFonts w:ascii="Charis SIL Regular" w:hAnsi="Charis SIL Regular" w:eastAsia="Charis SIL Regular"/>
-          <w:b w:val="0"/>
-          <w:i w:val="0"/>
-          <w:color w:val="000000"/>
-          <w:sz w:val="24"/>
-        </w:rPr>
-        <w:hyperlink r:id="rId21" w:history="1">
+        <w:hyperlink r:id="rId20" w:history="1">
           <w:r>
             <w:rPr>
               <w:rStyle w:val="Hyperlink"/>
@@ -3259,7 +3319,7 @@
           <w:color w:val="000000"/>
           <w:sz w:val="24"/>
         </w:rPr>
-        <w:hyperlink r:id="rId21" w:history="1">
+        <w:hyperlink r:id="rId20" w:history="1">
           <w:r>
             <w:rPr>
               <w:rStyle w:val="Hyperlink"/>
@@ -3277,7 +3337,7 @@
           <w:color w:val="000000"/>
           <w:sz w:val="24"/>
         </w:rPr>
-        <w:hyperlink r:id="rId21" w:history="1">
+        <w:hyperlink r:id="rId20" w:history="1">
           <w:r>
             <w:rPr>
               <w:rStyle w:val="Hyperlink"/>
@@ -3295,12 +3355,12 @@
           <w:color w:val="000000"/>
           <w:sz w:val="24"/>
         </w:rPr>
-        <w:hyperlink r:id="rId21" w:history="1">
+        <w:hyperlink r:id="rId20" w:history="1">
           <w:r>
             <w:rPr>
               <w:rStyle w:val="Hyperlink"/>
             </w:rPr>
-            <w:t xml:space="preserve">ished </w:t>
+            <w:t>ished in</w:t>
           </w:r>
         </w:hyperlink>
       </w:r>
@@ -3312,7 +3372,7 @@
           <w:color w:val="000000"/>
           <w:sz w:val="24"/>
         </w:rPr>
-        <w:t xml:space="preserve">in journals and books. The objects, documents </w:t>
+        <w:t xml:space="preserve"> journals and books. The objects, documents </w:t>
       </w:r>
       <w:r>
         <w:rPr>
@@ -3353,7 +3413,7 @@
           <w:sz w:val="24"/>
           <w:u w:val="single"/>
         </w:rPr>
-        <w:hyperlink r:id="rId22" w:history="1">
+        <w:hyperlink r:id="rId21" w:history="1">
           <w:r>
             <w:rPr>
               <w:rStyle w:val="Hyperlink"/>
@@ -3382,7 +3442,7 @@
           <w:sz w:val="24"/>
           <w:u w:val="single"/>
         </w:rPr>
-        <w:hyperlink r:id="rId22" w:history="1">
+        <w:hyperlink r:id="rId21" w:history="1">
           <w:r>
             <w:rPr>
               <w:rStyle w:val="Hyperlink"/>
@@ -3572,7 +3632,7 @@
           <w:sz w:val="24"/>
           <w:u w:val="single"/>
         </w:rPr>
-        <w:hyperlink r:id="rId23" w:history="1">
+        <w:hyperlink r:id="rId22" w:history="1">
           <w:r>
             <w:rPr>
               <w:rStyle w:val="Hyperlink"/>
@@ -3601,7 +3661,7 @@
           <w:sz w:val="24"/>
           <w:u w:val="single"/>
         </w:rPr>
-        <w:hyperlink r:id="rId23" w:history="1">
+        <w:hyperlink r:id="rId22" w:history="1">
           <w:r>
             <w:rPr>
               <w:rStyle w:val="Hyperlink"/>
@@ -3802,7 +3862,7 @@
           <w:sz w:val="24"/>
           <w:u w:val="single"/>
         </w:rPr>
-        <w:hyperlink r:id="rId24" w:history="1">
+        <w:hyperlink r:id="rId23" w:history="1">
           <w:r>
             <w:rPr>
               <w:rStyle w:val="Hyperlink"/>
@@ -3831,7 +3891,7 @@
           <w:sz w:val="24"/>
           <w:u w:val="single"/>
         </w:rPr>
-        <w:hyperlink r:id="rId24" w:history="1">
+        <w:hyperlink r:id="rId23" w:history="1">
           <w:r>
             <w:rPr>
               <w:rStyle w:val="Hyperlink"/>
@@ -3860,7 +3920,7 @@
           <w:sz w:val="24"/>
           <w:u w:val="single"/>
         </w:rPr>
-        <w:hyperlink r:id="rId24" w:history="1">
+        <w:hyperlink r:id="rId23" w:history="1">
           <w:r>
             <w:rPr>
               <w:rStyle w:val="Hyperlink"/>
@@ -3889,7 +3949,7 @@
           <w:sz w:val="24"/>
           <w:u w:val="single"/>
         </w:rPr>
-        <w:hyperlink r:id="rId24" w:history="1">
+        <w:hyperlink r:id="rId23" w:history="1">
           <w:r>
             <w:rPr>
               <w:rStyle w:val="Hyperlink"/>
@@ -3918,7 +3978,7 @@
           <w:sz w:val="24"/>
           <w:u w:val="single"/>
         </w:rPr>
-        <w:hyperlink r:id="rId24" w:history="1">
+        <w:hyperlink r:id="rId23" w:history="1">
           <w:r>
             <w:rPr>
               <w:rStyle w:val="Hyperlink"/>
@@ -3986,7 +4046,7 @@
           <w:sz w:val="24"/>
           <w:u w:val="single"/>
         </w:rPr>
-        <w:hyperlink r:id="rId25" w:history="1">
+        <w:hyperlink r:id="rId24" w:history="1">
           <w:r>
             <w:rPr>
               <w:rStyle w:val="Hyperlink"/>
@@ -4015,7 +4075,7 @@
           <w:sz w:val="24"/>
           <w:u w:val="single"/>
         </w:rPr>
-        <w:hyperlink r:id="rId25" w:history="1">
+        <w:hyperlink r:id="rId24" w:history="1">
           <w:r>
             <w:rPr>
               <w:rStyle w:val="Hyperlink"/>
@@ -4044,7 +4104,7 @@
           <w:sz w:val="24"/>
           <w:u w:val="single"/>
         </w:rPr>
-        <w:hyperlink r:id="rId25" w:history="1">
+        <w:hyperlink r:id="rId24" w:history="1">
           <w:r>
             <w:rPr>
               <w:rStyle w:val="Hyperlink"/>
@@ -4100,7 +4160,7 @@
           <w:sz w:val="24"/>
           <w:u w:val="single"/>
         </w:rPr>
-        <w:hyperlink r:id="rId26" w:history="1">
+        <w:hyperlink r:id="rId25" w:history="1">
           <w:r>
             <w:rPr>
               <w:rStyle w:val="Hyperlink"/>
@@ -4128,7 +4188,7 @@
           <w:sz w:val="24"/>
           <w:u w:val="single"/>
         </w:rPr>
-        <w:hyperlink r:id="rId25" w:history="1">
+        <w:hyperlink r:id="rId24" w:history="1">
           <w:r>
             <w:rPr>
               <w:rStyle w:val="Hyperlink"/>
@@ -4157,7 +4217,7 @@
           <w:sz w:val="24"/>
           <w:u w:val="single"/>
         </w:rPr>
-        <w:hyperlink r:id="rId25" w:history="1">
+        <w:hyperlink r:id="rId24" w:history="1">
           <w:r>
             <w:rPr>
               <w:rStyle w:val="Hyperlink"/>
@@ -4175,7 +4235,7 @@
           <w:sz w:val="24"/>
           <w:u w:val="single"/>
         </w:rPr>
-        <w:hyperlink r:id="rId25" w:history="1">
+        <w:hyperlink r:id="rId24" w:history="1">
           <w:r>
             <w:rPr>
               <w:rStyle w:val="Hyperlink"/>
@@ -4193,7 +4253,7 @@
           <w:sz w:val="24"/>
           <w:u w:val="single"/>
         </w:rPr>
-        <w:hyperlink r:id="rId25" w:history="1">
+        <w:hyperlink r:id="rId24" w:history="1">
           <w:r>
             <w:rPr>
               <w:rStyle w:val="Hyperlink"/>
@@ -4211,7 +4271,7 @@
           <w:sz w:val="24"/>
           <w:u w:val="single"/>
         </w:rPr>
-        <w:hyperlink r:id="rId25" w:history="1">
+        <w:hyperlink r:id="rId24" w:history="1">
           <w:r>
             <w:rPr>
               <w:rStyle w:val="Hyperlink"/>
@@ -4242,14 +4302,7 @@
           <w:sz w:val="24"/>
           <w:u w:val="single"/>
         </w:rPr>
-        <w:hyperlink r:id="rId27" w:history="1">
-          <w:r>
-            <w:rPr>
-              <w:rStyle w:val="Hyperlink"/>
-            </w:rPr>
-            <w:t>Mus</w:t>
-          </w:r>
-        </w:hyperlink>
+        <w:t>Mus</w:t>
       </w:r>
       <w:r>
         <w:rPr>
@@ -4260,7 +4313,7 @@
           <w:sz w:val="24"/>
           <w:u w:val="single"/>
         </w:rPr>
-        <w:hyperlink r:id="rId27" w:history="1">
+        <w:hyperlink r:id="rId26" w:history="1">
           <w:r>
             <w:rPr>
               <w:rStyle w:val="Hyperlink"/>
@@ -4289,7 +4342,7 @@
           <w:sz w:val="24"/>
           <w:u w:val="single"/>
         </w:rPr>
-        <w:hyperlink r:id="rId27" w:history="1">
+        <w:hyperlink r:id="rId26" w:history="1">
           <w:r>
             <w:rPr>
               <w:rStyle w:val="Hyperlink"/>
@@ -4307,7 +4360,7 @@
           <w:sz w:val="24"/>
           <w:u w:val="single"/>
         </w:rPr>
-        <w:hyperlink r:id="rId27" w:history="1">
+        <w:hyperlink r:id="rId26" w:history="1">
           <w:r>
             <w:rPr>
               <w:rStyle w:val="Hyperlink"/>
@@ -4325,7 +4378,7 @@
           <w:color w:val="000000"/>
           <w:sz w:val="24"/>
         </w:rPr>
-        <w:hyperlink r:id="rId28" w:history="1">
+        <w:hyperlink r:id="rId26" w:history="1">
           <w:r>
             <w:rPr>
               <w:rStyle w:val="Hyperlink"/>
@@ -4393,7 +4446,7 @@
           <w:sz w:val="24"/>
           <w:u w:val="single"/>
         </w:rPr>
-        <w:hyperlink r:id="rId29" w:history="1">
+        <w:hyperlink r:id="rId27" w:history="1">
           <w:r>
             <w:rPr>
               <w:rStyle w:val="Hyperlink"/>
@@ -4411,7 +4464,7 @@
           <w:sz w:val="24"/>
           <w:u w:val="single"/>
         </w:rPr>
-        <w:hyperlink r:id="rId29" w:history="1">
+        <w:hyperlink r:id="rId27" w:history="1">
           <w:r>
             <w:rPr>
               <w:rStyle w:val="Hyperlink"/>
@@ -4440,7 +4493,7 @@
           <w:sz w:val="24"/>
           <w:u w:val="single"/>
         </w:rPr>
-        <w:hyperlink r:id="rId29" w:history="1">
+        <w:hyperlink r:id="rId27" w:history="1">
           <w:r>
             <w:rPr>
               <w:rStyle w:val="Hyperlink"/>
@@ -4518,7 +4571,7 @@
           <w:sz w:val="24"/>
           <w:u w:val="single"/>
         </w:rPr>
-        <w:hyperlink r:id="rId30" w:history="1">
+        <w:hyperlink r:id="rId28" w:history="1">
           <w:r>
             <w:rPr>
               <w:rStyle w:val="Hyperlink"/>
@@ -4547,7 +4600,7 @@
           <w:sz w:val="24"/>
           <w:u w:val="single"/>
         </w:rPr>
-        <w:hyperlink r:id="rId30" w:history="1">
+        <w:hyperlink r:id="rId28" w:history="1">
           <w:r>
             <w:rPr>
               <w:rStyle w:val="Hyperlink"/>
@@ -4575,7 +4628,7 @@
           <w:sz w:val="24"/>
           <w:u w:val="single"/>
         </w:rPr>
-        <w:hyperlink r:id="rId31" w:history="1">
+        <w:hyperlink r:id="rId29" w:history="1">
           <w:r>
             <w:rPr>
               <w:rStyle w:val="Hyperlink"/>
@@ -4592,7 +4645,7 @@
           <w:color w:val="000000"/>
           <w:sz w:val="24"/>
         </w:rPr>
-        <w:t xml:space="preserve"> These research aids provide a handy overview of relevant archives an</w:t>
+        <w:t xml:space="preserve"> These research aids provide a handy overview of relevant archi</w:t>
       </w:r>
       <w:r>
         <w:rPr>
@@ -4603,7 +4656,25 @@
           <w:color w:val="000000"/>
           <w:sz w:val="24"/>
         </w:rPr>
-        <w:hyperlink r:id="rId30" w:history="1">
+        <w:hyperlink r:id="rId28" w:history="1">
+          <w:r>
+            <w:rPr>
+              <w:rStyle w:val="Hyperlink"/>
+            </w:rPr>
+            <w:t>ves an</w:t>
+          </w:r>
+        </w:hyperlink>
+      </w:r>
+      <w:r>
+        <w:rPr>
+          <w:u w:val="single" w:color="0000ff"/>
+          <w:rFonts w:ascii="Charis SIL Regular" w:hAnsi="Charis SIL Regular" w:eastAsia="Charis SIL Regular"/>
+          <w:b w:val="0"/>
+          <w:i w:val="0"/>
+          <w:color w:val="000000"/>
+          <w:sz w:val="24"/>
+        </w:rPr>
+        <w:hyperlink r:id="rId28" w:history="1">
           <w:r>
             <w:rPr>
               <w:rStyle w:val="Hyperlink"/>
@@ -4631,7 +4702,7 @@
           <w:color w:val="000000"/>
           <w:sz w:val="24"/>
         </w:rPr>
-        <w:hyperlink r:id="rId31" w:history="1">
+        <w:hyperlink r:id="rId29" w:history="1">
           <w:r>
             <w:rPr>
               <w:rStyle w:val="Hyperlink"/>

--- a/EXPORTS/DOCX/published/niveau2/English/Indonesia.docx
+++ b/EXPORTS/DOCX/published/niveau2/English/Indonesia.docx
@@ -2939,7 +2939,7 @@
           <w:sz w:val="24"/>
           <w:u w:val="single"/>
         </w:rPr>
-        <w:hyperlink r:id="rId20" w:history="1">
+        <w:hyperlink r:id="rId10" w:history="1">
           <w:r>
             <w:rPr>
               <w:rStyle w:val="Hyperlink"/>
@@ -2968,7 +2968,7 @@
           <w:sz w:val="24"/>
           <w:u w:val="single"/>
         </w:rPr>
-        <w:hyperlink r:id="rId20" w:history="1">
+        <w:hyperlink r:id="rId10" w:history="1">
           <w:r>
             <w:rPr>
               <w:rStyle w:val="Hyperlink"/>
@@ -2986,7 +2986,7 @@
           <w:sz w:val="24"/>
           <w:u w:val="single"/>
         </w:rPr>
-        <w:hyperlink r:id="rId20" w:history="1">
+        <w:hyperlink r:id="rId10" w:history="1">
           <w:r>
             <w:rPr>
               <w:rStyle w:val="Hyperlink"/>
@@ -3004,7 +3004,7 @@
           <w:sz w:val="24"/>
           <w:u w:val="single"/>
         </w:rPr>
-        <w:hyperlink r:id="rId20" w:history="1">
+        <w:hyperlink r:id="rId10" w:history="1">
           <w:r>
             <w:rPr>
               <w:rStyle w:val="Hyperlink"/>
@@ -3022,7 +3022,7 @@
           <w:sz w:val="24"/>
           <w:u w:val="single"/>
         </w:rPr>
-        <w:hyperlink r:id="rId20" w:history="1">
+        <w:hyperlink r:id="rId10" w:history="1">
           <w:r>
             <w:rPr>
               <w:rStyle w:val="Hyperlink"/>
@@ -3051,7 +3051,7 @@
           <w:sz w:val="24"/>
           <w:u w:val="single"/>
         </w:rPr>
-        <w:hyperlink r:id="rId20" w:history="1">
+        <w:hyperlink r:id="rId10" w:history="1">
           <w:r>
             <w:rPr>
               <w:rStyle w:val="Hyperlink"/>
@@ -3080,7 +3080,7 @@
           <w:sz w:val="24"/>
           <w:u w:val="single"/>
         </w:rPr>
-        <w:hyperlink r:id="rId20" w:history="1">
+        <w:hyperlink r:id="rId10" w:history="1">
           <w:r>
             <w:rPr>
               <w:rStyle w:val="Hyperlink"/>
@@ -3115,7 +3115,61 @@
           <w:color w:val="000000"/>
           <w:sz w:val="24"/>
         </w:rPr>
-        <w:t xml:space="preserve"> (KITLV). Through such organisati</w:t>
+        <w:t xml:space="preserve"> (KITL</w:t>
+      </w:r>
+      <w:r>
+        <w:rPr>
+          <w:u w:val="single" w:color="0000ff"/>
+          <w:rFonts w:ascii="Charis SIL Regular" w:hAnsi="Charis SIL Regular" w:eastAsia="Charis SIL Regular"/>
+          <w:b w:val="0"/>
+          <w:i w:val="0"/>
+          <w:color w:val="000000"/>
+          <w:sz w:val="24"/>
+        </w:rPr>
+        <w:hyperlink r:id="rId20" w:history="1">
+          <w:r>
+            <w:rPr>
+              <w:rStyle w:val="Hyperlink"/>
+            </w:rPr>
+            <w:t>V). Th</w:t>
+          </w:r>
+        </w:hyperlink>
+      </w:r>
+      <w:r>
+        <w:rPr>
+          <w:u w:val="single" w:color="0000ff"/>
+          <w:rFonts w:ascii="Charis SIL Regular" w:hAnsi="Charis SIL Regular" w:eastAsia="Charis SIL Regular"/>
+          <w:b w:val="0"/>
+          <w:i w:val="0"/>
+          <w:color w:val="000000"/>
+          <w:sz w:val="24"/>
+        </w:rPr>
+        <w:hyperlink r:id="rId20" w:history="1">
+          <w:r>
+            <w:rPr>
+              <w:rStyle w:val="Hyperlink"/>
+            </w:rPr>
+            <w:t>rough such o</w:t>
+          </w:r>
+        </w:hyperlink>
+      </w:r>
+      <w:r>
+        <w:rPr>
+          <w:u w:val="single" w:color="0000ff"/>
+          <w:rFonts w:ascii="Charis SIL Regular" w:hAnsi="Charis SIL Regular" w:eastAsia="Charis SIL Regular"/>
+          <w:b w:val="0"/>
+          <w:i w:val="0"/>
+          <w:color w:val="000000"/>
+          <w:sz w:val="24"/>
+        </w:rPr>
+        <w:hyperlink r:id="rId20" w:history="1">
+          <w:r>
+            <w:rPr>
+              <w:rStyle w:val="Hyperlink"/>
+            </w:rPr>
+            <w:t>rganisati</w:t>
+          </w:r>
+        </w:hyperlink>
       </w:r>
       <w:r>
         <w:rPr>
@@ -4217,7 +4271,7 @@
           <w:sz w:val="24"/>
           <w:u w:val="single"/>
         </w:rPr>
-        <w:hyperlink r:id="rId24" w:history="1">
+        <w:hyperlink r:id="rId26" w:history="1">
           <w:r>
             <w:rPr>
               <w:rStyle w:val="Hyperlink"/>
@@ -4302,23 +4356,12 @@
           <w:sz w:val="24"/>
           <w:u w:val="single"/>
         </w:rPr>
-        <w:t>Mus</w:t>
-      </w:r>
-      <w:r>
-        <w:rPr>
-          <w:rFonts w:ascii="Charis SIL Regular" w:hAnsi="Charis SIL Regular" w:eastAsia="Charis SIL Regular"/>
-          <w:b w:val="0"/>
-          <w:i w:val="0"/>
-          <w:color w:val="0000FF"/>
-          <w:sz w:val="24"/>
-          <w:u w:val="single"/>
-        </w:rPr>
-        <w:hyperlink r:id="rId26" w:history="1">
+        <w:hyperlink r:id="rId27" w:history="1">
           <w:r>
             <w:rPr>
               <w:rStyle w:val="Hyperlink"/>
             </w:rPr>
-            <w:t>eum</w:t>
+            <w:t>Mus</w:t>
           </w:r>
         </w:hyperlink>
       </w:r>
@@ -4331,25 +4374,7 @@
           <w:sz w:val="24"/>
           <w:u w:val="single"/>
         </w:rPr>
-        <w:t xml:space="preserve"> </w:t>
-      </w:r>
-      <w:r>
-        <w:rPr>
-          <w:rFonts w:ascii="Charis SIL Regular" w:hAnsi="Charis SIL Regular" w:eastAsia="Charis SIL Regular"/>
-          <w:b w:val="0"/>
-          <w:i w:val="0"/>
-          <w:color w:val="0000FF"/>
-          <w:sz w:val="24"/>
-          <w:u w:val="single"/>
-        </w:rPr>
-        <w:hyperlink r:id="rId26" w:history="1">
-          <w:r>
-            <w:rPr>
-              <w:rStyle w:val="Hyperlink"/>
-            </w:rPr>
-            <w:t>Bronbee</w:t>
-          </w:r>
-        </w:hyperlink>
+        <w:t>eum Bronbee</w:t>
       </w:r>
       <w:r>
         <w:rPr>
@@ -4446,7 +4471,7 @@
           <w:sz w:val="24"/>
           <w:u w:val="single"/>
         </w:rPr>
-        <w:hyperlink r:id="rId27" w:history="1">
+        <w:hyperlink r:id="rId28" w:history="1">
           <w:r>
             <w:rPr>
               <w:rStyle w:val="Hyperlink"/>
@@ -4464,7 +4489,7 @@
           <w:sz w:val="24"/>
           <w:u w:val="single"/>
         </w:rPr>
-        <w:hyperlink r:id="rId27" w:history="1">
+        <w:hyperlink r:id="rId28" w:history="1">
           <w:r>
             <w:rPr>
               <w:rStyle w:val="Hyperlink"/>
@@ -4493,7 +4518,7 @@
           <w:sz w:val="24"/>
           <w:u w:val="single"/>
         </w:rPr>
-        <w:hyperlink r:id="rId27" w:history="1">
+        <w:hyperlink r:id="rId28" w:history="1">
           <w:r>
             <w:rPr>
               <w:rStyle w:val="Hyperlink"/>
@@ -4571,7 +4596,7 @@
           <w:sz w:val="24"/>
           <w:u w:val="single"/>
         </w:rPr>
-        <w:hyperlink r:id="rId28" w:history="1">
+        <w:hyperlink r:id="rId29" w:history="1">
           <w:r>
             <w:rPr>
               <w:rStyle w:val="Hyperlink"/>
@@ -4600,7 +4625,7 @@
           <w:sz w:val="24"/>
           <w:u w:val="single"/>
         </w:rPr>
-        <w:hyperlink r:id="rId28" w:history="1">
+        <w:hyperlink r:id="rId29" w:history="1">
           <w:r>
             <w:rPr>
               <w:rStyle w:val="Hyperlink"/>
@@ -4628,7 +4653,7 @@
           <w:sz w:val="24"/>
           <w:u w:val="single"/>
         </w:rPr>
-        <w:hyperlink r:id="rId29" w:history="1">
+        <w:hyperlink r:id="rId30" w:history="1">
           <w:r>
             <w:rPr>
               <w:rStyle w:val="Hyperlink"/>
@@ -4656,7 +4681,7 @@
           <w:color w:val="000000"/>
           <w:sz w:val="24"/>
         </w:rPr>
-        <w:hyperlink r:id="rId28" w:history="1">
+        <w:hyperlink r:id="rId29" w:history="1">
           <w:r>
             <w:rPr>
               <w:rStyle w:val="Hyperlink"/>
@@ -4674,7 +4699,7 @@
           <w:color w:val="000000"/>
           <w:sz w:val="24"/>
         </w:rPr>
-        <w:hyperlink r:id="rId28" w:history="1">
+        <w:hyperlink r:id="rId29" w:history="1">
           <w:r>
             <w:rPr>
               <w:rStyle w:val="Hyperlink"/>
@@ -4702,7 +4727,7 @@
           <w:color w:val="000000"/>
           <w:sz w:val="24"/>
         </w:rPr>
-        <w:hyperlink r:id="rId29" w:history="1">
+        <w:hyperlink r:id="rId30" w:history="1">
           <w:r>
             <w:rPr>
               <w:rStyle w:val="Hyperlink"/>

--- a/EXPORTS/DOCX/published/niveau2/English/Indonesia.docx
+++ b/EXPORTS/DOCX/published/niveau2/English/Indonesia.docx
@@ -2780,7 +2780,7 @@
           <w:sz w:val="24"/>
           <w:u w:val="single"/>
         </w:rPr>
-        <w:hyperlink r:id="rId20" w:history="1">
+        <w:hyperlink r:id="rId10" w:history="1">
           <w:r>
             <w:rPr>
               <w:rStyle w:val="Hyperlink"/>
@@ -2809,7 +2809,7 @@
           <w:sz w:val="24"/>
           <w:u w:val="single"/>
         </w:rPr>
-        <w:hyperlink r:id="rId20" w:history="1">
+        <w:hyperlink r:id="rId10" w:history="1">
           <w:r>
             <w:rPr>
               <w:rStyle w:val="Hyperlink"/>
@@ -2827,7 +2827,7 @@
           <w:sz w:val="24"/>
           <w:u w:val="single"/>
         </w:rPr>
-        <w:hyperlink r:id="rId20" w:history="1">
+        <w:hyperlink r:id="rId10" w:history="1">
           <w:r>
             <w:rPr>
               <w:rStyle w:val="Hyperlink"/>
@@ -2856,7 +2856,7 @@
           <w:sz w:val="24"/>
           <w:u w:val="single"/>
         </w:rPr>
-        <w:hyperlink r:id="rId20" w:history="1">
+        <w:hyperlink r:id="rId10" w:history="1">
           <w:r>
             <w:rPr>
               <w:rStyle w:val="Hyperlink"/>
@@ -2874,7 +2874,7 @@
           <w:sz w:val="24"/>
           <w:u w:val="single"/>
         </w:rPr>
-        <w:hyperlink r:id="rId20" w:history="1">
+        <w:hyperlink r:id="rId10" w:history="1">
           <w:r>
             <w:rPr>
               <w:rStyle w:val="Hyperlink"/>
@@ -2892,7 +2892,7 @@
           <w:sz w:val="24"/>
           <w:u w:val="single"/>
         </w:rPr>
-        <w:hyperlink r:id="rId20" w:history="1">
+        <w:hyperlink r:id="rId10" w:history="1">
           <w:r>
             <w:rPr>
               <w:rStyle w:val="Hyperlink"/>
@@ -2921,7 +2921,7 @@
           <w:sz w:val="24"/>
           <w:u w:val="single"/>
         </w:rPr>
-        <w:hyperlink r:id="rId20" w:history="1">
+        <w:hyperlink r:id="rId10" w:history="1">
           <w:r>
             <w:rPr>
               <w:rStyle w:val="Hyperlink"/>
@@ -3230,22 +3230,13 @@
             <w:rPr>
               <w:rStyle w:val="Hyperlink"/>
             </w:rPr>
-            <w:t>findings</w:t>
+            <w:t xml:space="preserve">findings </w:t>
           </w:r>
         </w:hyperlink>
       </w:r>
       <w:r>
         <w:rPr>
-          <w:rFonts w:ascii="Charis SIL Regular" w:hAnsi="Charis SIL Regular" w:eastAsia="Charis SIL Regular"/>
-          <w:b w:val="0"/>
-          <w:i w:val="0"/>
-          <w:color w:val="000000"/>
-          <w:sz w:val="24"/>
-        </w:rPr>
-        <w:t xml:space="preserve"> </w:t>
-      </w:r>
-      <w:r>
-        <w:rPr>
+          <w:u w:val="single" w:color="0000ff"/>
           <w:rFonts w:ascii="Charis SIL Regular" w:hAnsi="Charis SIL Regular" w:eastAsia="Charis SIL Regular"/>
           <w:b w:val="0"/>
           <w:i w:val="0"/>
@@ -3304,29 +3295,13 @@
             <w:rPr>
               <w:rStyle w:val="Hyperlink"/>
             </w:rPr>
-            <w:t>tif</w:t>
+            <w:t>tifi</w:t>
           </w:r>
         </w:hyperlink>
       </w:r>
       <w:r>
         <w:rPr>
-          <w:rFonts w:ascii="Charis SIL Regular" w:hAnsi="Charis SIL Regular" w:eastAsia="Charis SIL Regular"/>
-          <w:b w:val="0"/>
-          <w:i w:val="0"/>
-          <w:color w:val="000000"/>
-          <w:sz w:val="24"/>
-        </w:rPr>
-        <w:hyperlink r:id="rId20" w:history="1">
-          <w:r>
-            <w:rPr>
-              <w:rStyle w:val="Hyperlink"/>
-            </w:rPr>
-            <w:t>i</w:t>
-          </w:r>
-        </w:hyperlink>
-      </w:r>
-      <w:r>
-        <w:rPr>
+          <w:u w:val="single" w:color="0000ff"/>
           <w:rFonts w:ascii="Charis SIL Regular" w:hAnsi="Charis SIL Regular" w:eastAsia="Charis SIL Regular"/>
           <w:b w:val="0"/>
           <w:i w:val="0"/>
@@ -3414,7 +3389,7 @@
             <w:rPr>
               <w:rStyle w:val="Hyperlink"/>
             </w:rPr>
-            <w:t>ished in</w:t>
+            <w:t xml:space="preserve">ished </w:t>
           </w:r>
         </w:hyperlink>
       </w:r>
@@ -3426,7 +3401,7 @@
           <w:color w:val="000000"/>
           <w:sz w:val="24"/>
         </w:rPr>
-        <w:t xml:space="preserve"> journals and books. The objects, documents </w:t>
+        <w:t xml:space="preserve">in journals and books. The objects, documents </w:t>
       </w:r>
       <w:r>
         <w:rPr>
@@ -4271,7 +4246,7 @@
           <w:sz w:val="24"/>
           <w:u w:val="single"/>
         </w:rPr>
-        <w:hyperlink r:id="rId26" w:history="1">
+        <w:hyperlink r:id="rId24" w:history="1">
           <w:r>
             <w:rPr>
               <w:rStyle w:val="Hyperlink"/>
@@ -4356,7 +4331,7 @@
           <w:sz w:val="24"/>
           <w:u w:val="single"/>
         </w:rPr>
-        <w:hyperlink r:id="rId27" w:history="1">
+        <w:hyperlink r:id="rId26" w:history="1">
           <w:r>
             <w:rPr>
               <w:rStyle w:val="Hyperlink"/>
@@ -4374,7 +4349,43 @@
           <w:sz w:val="24"/>
           <w:u w:val="single"/>
         </w:rPr>
-        <w:t>eum Bronbee</w:t>
+        <w:hyperlink r:id="rId27" w:history="1">
+          <w:r>
+            <w:rPr>
+              <w:rStyle w:val="Hyperlink"/>
+            </w:rPr>
+            <w:t>eum</w:t>
+          </w:r>
+        </w:hyperlink>
+      </w:r>
+      <w:r>
+        <w:rPr>
+          <w:rFonts w:ascii="Charis SIL Regular" w:hAnsi="Charis SIL Regular" w:eastAsia="Charis SIL Regular"/>
+          <w:b w:val="0"/>
+          <w:i w:val="0"/>
+          <w:color w:val="0000FF"/>
+          <w:sz w:val="24"/>
+          <w:u w:val="single"/>
+        </w:rPr>
+        <w:t xml:space="preserve"> </w:t>
+      </w:r>
+      <w:r>
+        <w:rPr>
+          <w:rFonts w:ascii="Charis SIL Regular" w:hAnsi="Charis SIL Regular" w:eastAsia="Charis SIL Regular"/>
+          <w:b w:val="0"/>
+          <w:i w:val="0"/>
+          <w:color w:val="0000FF"/>
+          <w:sz w:val="24"/>
+          <w:u w:val="single"/>
+        </w:rPr>
+        <w:hyperlink r:id="rId26" w:history="1">
+          <w:r>
+            <w:rPr>
+              <w:rStyle w:val="Hyperlink"/>
+            </w:rPr>
+            <w:t>Bronbee</w:t>
+          </w:r>
+        </w:hyperlink>
       </w:r>
       <w:r>
         <w:rPr>
@@ -4403,7 +4414,7 @@
           <w:color w:val="000000"/>
           <w:sz w:val="24"/>
         </w:rPr>
-        <w:hyperlink r:id="rId26" w:history="1">
+        <w:hyperlink r:id="rId27" w:history="1">
           <w:r>
             <w:rPr>
               <w:rStyle w:val="Hyperlink"/>

--- a/EXPORTS/DOCX/published/niveau2/English/Indonesia.docx
+++ b/EXPORTS/DOCX/published/niveau2/English/Indonesia.docx
@@ -2827,7 +2827,7 @@
           <w:sz w:val="24"/>
           <w:u w:val="single"/>
         </w:rPr>
-        <w:hyperlink r:id="rId10" w:history="1">
+        <w:hyperlink r:id="rId20" w:history="1">
           <w:r>
             <w:rPr>
               <w:rStyle w:val="Hyperlink"/>
@@ -2856,7 +2856,7 @@
           <w:sz w:val="24"/>
           <w:u w:val="single"/>
         </w:rPr>
-        <w:hyperlink r:id="rId10" w:history="1">
+        <w:hyperlink r:id="rId20" w:history="1">
           <w:r>
             <w:rPr>
               <w:rStyle w:val="Hyperlink"/>
@@ -2874,7 +2874,7 @@
           <w:sz w:val="24"/>
           <w:u w:val="single"/>
         </w:rPr>
-        <w:hyperlink r:id="rId10" w:history="1">
+        <w:hyperlink r:id="rId20" w:history="1">
           <w:r>
             <w:rPr>
               <w:rStyle w:val="Hyperlink"/>
@@ -2892,7 +2892,7 @@
           <w:sz w:val="24"/>
           <w:u w:val="single"/>
         </w:rPr>
-        <w:hyperlink r:id="rId10" w:history="1">
+        <w:hyperlink r:id="rId20" w:history="1">
           <w:r>
             <w:rPr>
               <w:rStyle w:val="Hyperlink"/>
@@ -2921,7 +2921,7 @@
           <w:sz w:val="24"/>
           <w:u w:val="single"/>
         </w:rPr>
-        <w:hyperlink r:id="rId10" w:history="1">
+        <w:hyperlink r:id="rId20" w:history="1">
           <w:r>
             <w:rPr>
               <w:rStyle w:val="Hyperlink"/>
@@ -2939,7 +2939,7 @@
           <w:sz w:val="24"/>
           <w:u w:val="single"/>
         </w:rPr>
-        <w:hyperlink r:id="rId10" w:history="1">
+        <w:hyperlink r:id="rId20" w:history="1">
           <w:r>
             <w:rPr>
               <w:rStyle w:val="Hyperlink"/>
@@ -2968,7 +2968,7 @@
           <w:sz w:val="24"/>
           <w:u w:val="single"/>
         </w:rPr>
-        <w:hyperlink r:id="rId10" w:history="1">
+        <w:hyperlink r:id="rId20" w:history="1">
           <w:r>
             <w:rPr>
               <w:rStyle w:val="Hyperlink"/>
@@ -2986,7 +2986,7 @@
           <w:sz w:val="24"/>
           <w:u w:val="single"/>
         </w:rPr>
-        <w:hyperlink r:id="rId10" w:history="1">
+        <w:hyperlink r:id="rId20" w:history="1">
           <w:r>
             <w:rPr>
               <w:rStyle w:val="Hyperlink"/>
@@ -3004,7 +3004,7 @@
           <w:sz w:val="24"/>
           <w:u w:val="single"/>
         </w:rPr>
-        <w:hyperlink r:id="rId10" w:history="1">
+        <w:hyperlink r:id="rId20" w:history="1">
           <w:r>
             <w:rPr>
               <w:rStyle w:val="Hyperlink"/>
@@ -3022,7 +3022,7 @@
           <w:sz w:val="24"/>
           <w:u w:val="single"/>
         </w:rPr>
-        <w:hyperlink r:id="rId10" w:history="1">
+        <w:hyperlink r:id="rId20" w:history="1">
           <w:r>
             <w:rPr>
               <w:rStyle w:val="Hyperlink"/>
@@ -3051,7 +3051,7 @@
           <w:sz w:val="24"/>
           <w:u w:val="single"/>
         </w:rPr>
-        <w:hyperlink r:id="rId10" w:history="1">
+        <w:hyperlink r:id="rId20" w:history="1">
           <w:r>
             <w:rPr>
               <w:rStyle w:val="Hyperlink"/>
@@ -3080,7 +3080,7 @@
           <w:sz w:val="24"/>
           <w:u w:val="single"/>
         </w:rPr>
-        <w:hyperlink r:id="rId10" w:history="1">
+        <w:hyperlink r:id="rId20" w:history="1">
           <w:r>
             <w:rPr>
               <w:rStyle w:val="Hyperlink"/>
@@ -3230,13 +3230,22 @@
             <w:rPr>
               <w:rStyle w:val="Hyperlink"/>
             </w:rPr>
-            <w:t xml:space="preserve">findings </w:t>
+            <w:t>findings</w:t>
           </w:r>
         </w:hyperlink>
       </w:r>
       <w:r>
         <w:rPr>
-          <w:u w:val="single" w:color="0000ff"/>
+          <w:rFonts w:ascii="Charis SIL Regular" w:hAnsi="Charis SIL Regular" w:eastAsia="Charis SIL Regular"/>
+          <w:b w:val="0"/>
+          <w:i w:val="0"/>
+          <w:color w:val="000000"/>
+          <w:sz w:val="24"/>
+        </w:rPr>
+        <w:t xml:space="preserve"> </w:t>
+      </w:r>
+      <w:r>
+        <w:rPr>
           <w:rFonts w:ascii="Charis SIL Regular" w:hAnsi="Charis SIL Regular" w:eastAsia="Charis SIL Regular"/>
           <w:b w:val="0"/>
           <w:i w:val="0"/>
@@ -3295,13 +3304,29 @@
             <w:rPr>
               <w:rStyle w:val="Hyperlink"/>
             </w:rPr>
-            <w:t>tifi</w:t>
+            <w:t>tif</w:t>
           </w:r>
         </w:hyperlink>
       </w:r>
       <w:r>
         <w:rPr>
-          <w:u w:val="single" w:color="0000ff"/>
+          <w:rFonts w:ascii="Charis SIL Regular" w:hAnsi="Charis SIL Regular" w:eastAsia="Charis SIL Regular"/>
+          <w:b w:val="0"/>
+          <w:i w:val="0"/>
+          <w:color w:val="000000"/>
+          <w:sz w:val="24"/>
+        </w:rPr>
+        <w:hyperlink r:id="rId20" w:history="1">
+          <w:r>
+            <w:rPr>
+              <w:rStyle w:val="Hyperlink"/>
+            </w:rPr>
+            <w:t>i</w:t>
+          </w:r>
+        </w:hyperlink>
+      </w:r>
+      <w:r>
+        <w:rPr>
           <w:rFonts w:ascii="Charis SIL Regular" w:hAnsi="Charis SIL Regular" w:eastAsia="Charis SIL Regular"/>
           <w:b w:val="0"/>
           <w:i w:val="0"/>
@@ -3389,7 +3414,7 @@
             <w:rPr>
               <w:rStyle w:val="Hyperlink"/>
             </w:rPr>
-            <w:t xml:space="preserve">ished </w:t>
+            <w:t>ished in</w:t>
           </w:r>
         </w:hyperlink>
       </w:r>
@@ -3401,7 +3426,7 @@
           <w:color w:val="000000"/>
           <w:sz w:val="24"/>
         </w:rPr>
-        <w:t xml:space="preserve">in journals and books. The objects, documents </w:t>
+        <w:t xml:space="preserve"> journals and books. The objects, documents </w:t>
       </w:r>
       <w:r>
         <w:rPr>
@@ -4217,7 +4242,7 @@
           <w:sz w:val="24"/>
           <w:u w:val="single"/>
         </w:rPr>
-        <w:hyperlink r:id="rId24" w:history="1">
+        <w:hyperlink r:id="rId26" w:history="1">
           <w:r>
             <w:rPr>
               <w:rStyle w:val="Hyperlink"/>
@@ -4246,7 +4271,7 @@
           <w:sz w:val="24"/>
           <w:u w:val="single"/>
         </w:rPr>
-        <w:hyperlink r:id="rId24" w:history="1">
+        <w:hyperlink r:id="rId26" w:history="1">
           <w:r>
             <w:rPr>
               <w:rStyle w:val="Hyperlink"/>
@@ -4264,7 +4289,7 @@
           <w:sz w:val="24"/>
           <w:u w:val="single"/>
         </w:rPr>
-        <w:hyperlink r:id="rId24" w:history="1">
+        <w:hyperlink r:id="rId26" w:history="1">
           <w:r>
             <w:rPr>
               <w:rStyle w:val="Hyperlink"/>
@@ -4282,7 +4307,7 @@
           <w:sz w:val="24"/>
           <w:u w:val="single"/>
         </w:rPr>
-        <w:hyperlink r:id="rId24" w:history="1">
+        <w:hyperlink r:id="rId26" w:history="1">
           <w:r>
             <w:rPr>
               <w:rStyle w:val="Hyperlink"/>
@@ -4331,7 +4356,7 @@
           <w:sz w:val="24"/>
           <w:u w:val="single"/>
         </w:rPr>
-        <w:hyperlink r:id="rId26" w:history="1">
+        <w:hyperlink r:id="rId27" w:history="1">
           <w:r>
             <w:rPr>
               <w:rStyle w:val="Hyperlink"/>
@@ -4349,7 +4374,7 @@
           <w:sz w:val="24"/>
           <w:u w:val="single"/>
         </w:rPr>
-        <w:hyperlink r:id="rId27" w:history="1">
+        <w:hyperlink r:id="rId26" w:history="1">
           <w:r>
             <w:rPr>
               <w:rStyle w:val="Hyperlink"/>
@@ -4414,7 +4439,7 @@
           <w:color w:val="000000"/>
           <w:sz w:val="24"/>
         </w:rPr>
-        <w:hyperlink r:id="rId27" w:history="1">
+        <w:hyperlink r:id="rId26" w:history="1">
           <w:r>
             <w:rPr>
               <w:rStyle w:val="Hyperlink"/>

--- a/EXPORTS/DOCX/published/niveau2/English/Indonesia.docx
+++ b/EXPORTS/DOCX/published/niveau2/English/Indonesia.docx
@@ -2780,7 +2780,7 @@
           <w:sz w:val="24"/>
           <w:u w:val="single"/>
         </w:rPr>
-        <w:hyperlink r:id="rId10" w:history="1">
+        <w:hyperlink r:id="rId20" w:history="1">
           <w:r>
             <w:rPr>
               <w:rStyle w:val="Hyperlink"/>
@@ -2809,7 +2809,7 @@
           <w:sz w:val="24"/>
           <w:u w:val="single"/>
         </w:rPr>
-        <w:hyperlink r:id="rId10" w:history="1">
+        <w:hyperlink r:id="rId20" w:history="1">
           <w:r>
             <w:rPr>
               <w:rStyle w:val="Hyperlink"/>
@@ -4242,7 +4242,7 @@
           <w:sz w:val="24"/>
           <w:u w:val="single"/>
         </w:rPr>
-        <w:hyperlink r:id="rId26" w:history="1">
+        <w:hyperlink r:id="rId24" w:history="1">
           <w:r>
             <w:rPr>
               <w:rStyle w:val="Hyperlink"/>
@@ -4271,7 +4271,7 @@
           <w:sz w:val="24"/>
           <w:u w:val="single"/>
         </w:rPr>
-        <w:hyperlink r:id="rId26" w:history="1">
+        <w:hyperlink r:id="rId24" w:history="1">
           <w:r>
             <w:rPr>
               <w:rStyle w:val="Hyperlink"/>
@@ -4289,7 +4289,7 @@
           <w:sz w:val="24"/>
           <w:u w:val="single"/>
         </w:rPr>
-        <w:hyperlink r:id="rId26" w:history="1">
+        <w:hyperlink r:id="rId24" w:history="1">
           <w:r>
             <w:rPr>
               <w:rStyle w:val="Hyperlink"/>
@@ -4307,7 +4307,7 @@
           <w:sz w:val="24"/>
           <w:u w:val="single"/>
         </w:rPr>
-        <w:hyperlink r:id="rId26" w:history="1">
+        <w:hyperlink r:id="rId24" w:history="1">
           <w:r>
             <w:rPr>
               <w:rStyle w:val="Hyperlink"/>
@@ -4325,7 +4325,7 @@
           <w:sz w:val="24"/>
           <w:u w:val="single"/>
         </w:rPr>
-        <w:hyperlink r:id="rId24" w:history="1">
+        <w:hyperlink r:id="rId26" w:history="1">
           <w:r>
             <w:rPr>
               <w:rStyle w:val="Hyperlink"/>
@@ -4374,7 +4374,7 @@
           <w:sz w:val="24"/>
           <w:u w:val="single"/>
         </w:rPr>
-        <w:hyperlink r:id="rId26" w:history="1">
+        <w:hyperlink r:id="rId27" w:history="1">
           <w:r>
             <w:rPr>
               <w:rStyle w:val="Hyperlink"/>

--- a/EXPORTS/DOCX/published/niveau2/English/Indonesia.docx
+++ b/EXPORTS/DOCX/published/niveau2/English/Indonesia.docx
@@ -57,7 +57,7 @@
         <w:autoSpaceDE w:val="0"/>
         <w:widowControl/>
         <w:spacing w:line="288" w:lineRule="exact" w:before="292" w:after="0"/>
-        <w:ind w:left="10" w:right="288" w:firstLine="0"/>
+        <w:ind w:left="10" w:right="0" w:firstLine="0"/>
         <w:jc w:val="left"/>
       </w:pPr>
       <w:r>
@@ -117,7 +117,7 @@
         <w:autoSpaceDE w:val="0"/>
         <w:widowControl/>
         <w:spacing w:line="288" w:lineRule="exact" w:before="274" w:after="0"/>
-        <w:ind w:left="10" w:right="432" w:firstLine="0"/>
+        <w:ind w:left="10" w:right="0" w:firstLine="0"/>
         <w:jc w:val="left"/>
       </w:pPr>
       <w:r>
@@ -227,7 +227,7 @@
         <w:autoSpaceDE w:val="0"/>
         <w:widowControl/>
         <w:spacing w:line="288" w:lineRule="exact" w:before="276" w:after="0"/>
-        <w:ind w:left="10" w:right="576" w:firstLine="0"/>
+        <w:ind w:left="10" w:right="144" w:firstLine="0"/>
         <w:jc w:val="left"/>
       </w:pPr>
       <w:r>
@@ -402,7 +402,7 @@
         <w:autoSpaceDE w:val="0"/>
         <w:widowControl/>
         <w:spacing w:line="288" w:lineRule="exact" w:before="240" w:after="0"/>
-        <w:ind w:left="10" w:right="576" w:firstLine="0"/>
+        <w:ind w:left="10" w:right="144" w:firstLine="0"/>
         <w:jc w:val="left"/>
       </w:pPr>
       <w:r>
@@ -690,12 +690,23 @@
           <w:color w:val="000000"/>
           <w:sz w:val="24"/>
         </w:rPr>
+        <w:t>nces) is of great importance fo</w:t>
+      </w:r>
+      <w:r>
+        <w:rPr>
+          <w:u w:val="single" w:color="0000ff"/>
+          <w:rFonts w:ascii="Charis SIL Regular" w:hAnsi="Charis SIL Regular" w:eastAsia="Charis SIL Regular"/>
+          <w:b w:val="0"/>
+          <w:i w:val="0"/>
+          <w:color w:val="000000"/>
+          <w:sz w:val="24"/>
+        </w:rPr>
         <w:hyperlink r:id="rId10" w:history="1">
           <w:r>
             <w:rPr>
               <w:rStyle w:val="Hyperlink"/>
             </w:rPr>
-            <w:t>nces) is of g</w:t>
+            <w:t>r proven</w:t>
           </w:r>
         </w:hyperlink>
       </w:r>
@@ -713,25 +724,7 @@
             <w:rPr>
               <w:rStyle w:val="Hyperlink"/>
             </w:rPr>
-            <w:t>r</w:t>
-          </w:r>
-        </w:hyperlink>
-      </w:r>
-      <w:r>
-        <w:rPr>
-          <w:u w:val="single" w:color="0000ff"/>
-          <w:rFonts w:ascii="Charis SIL Regular" w:hAnsi="Charis SIL Regular" w:eastAsia="Charis SIL Regular"/>
-          <w:b w:val="0"/>
-          <w:i w:val="0"/>
-          <w:color w:val="000000"/>
-          <w:sz w:val="24"/>
-        </w:rPr>
-        <w:hyperlink r:id="rId10" w:history="1">
-          <w:r>
-            <w:rPr>
-              <w:rStyle w:val="Hyperlink"/>
-            </w:rPr>
-            <w:t>eat importan</w:t>
+            <w:t>an</w:t>
           </w:r>
         </w:hyperlink>
       </w:r>
@@ -767,78 +760,6 @@
             <w:rPr>
               <w:rStyle w:val="Hyperlink"/>
             </w:rPr>
-            <w:t>e fo</w:t>
-          </w:r>
-        </w:hyperlink>
-      </w:r>
-      <w:r>
-        <w:rPr>
-          <w:u w:val="single" w:color="0000ff"/>
-          <w:rFonts w:ascii="Charis SIL Regular" w:hAnsi="Charis SIL Regular" w:eastAsia="Charis SIL Regular"/>
-          <w:b w:val="0"/>
-          <w:i w:val="0"/>
-          <w:color w:val="000000"/>
-          <w:sz w:val="24"/>
-        </w:rPr>
-        <w:hyperlink r:id="rId10" w:history="1">
-          <w:r>
-            <w:rPr>
-              <w:rStyle w:val="Hyperlink"/>
-            </w:rPr>
-            <w:t>r proven</w:t>
-          </w:r>
-        </w:hyperlink>
-      </w:r>
-      <w:r>
-        <w:rPr>
-          <w:u w:val="single" w:color="0000ff"/>
-          <w:rFonts w:ascii="Charis SIL Regular" w:hAnsi="Charis SIL Regular" w:eastAsia="Charis SIL Regular"/>
-          <w:b w:val="0"/>
-          <w:i w:val="0"/>
-          <w:color w:val="000000"/>
-          <w:sz w:val="24"/>
-        </w:rPr>
-        <w:hyperlink r:id="rId10" w:history="1">
-          <w:r>
-            <w:rPr>
-              <w:rStyle w:val="Hyperlink"/>
-            </w:rPr>
-            <w:t>an</w:t>
-          </w:r>
-        </w:hyperlink>
-      </w:r>
-      <w:r>
-        <w:rPr>
-          <w:u w:val="single" w:color="0000ff"/>
-          <w:rFonts w:ascii="Charis SIL Regular" w:hAnsi="Charis SIL Regular" w:eastAsia="Charis SIL Regular"/>
-          <w:b w:val="0"/>
-          <w:i w:val="0"/>
-          <w:color w:val="000000"/>
-          <w:sz w:val="24"/>
-        </w:rPr>
-        <w:hyperlink r:id="rId10" w:history="1">
-          <w:r>
-            <w:rPr>
-              <w:rStyle w:val="Hyperlink"/>
-            </w:rPr>
-            <w:t>c</w:t>
-          </w:r>
-        </w:hyperlink>
-      </w:r>
-      <w:r>
-        <w:rPr>
-          <w:u w:val="single" w:color="0000ff"/>
-          <w:rFonts w:ascii="Charis SIL Regular" w:hAnsi="Charis SIL Regular" w:eastAsia="Charis SIL Regular"/>
-          <w:b w:val="0"/>
-          <w:i w:val="0"/>
-          <w:color w:val="000000"/>
-          <w:sz w:val="24"/>
-        </w:rPr>
-        <w:hyperlink r:id="rId10" w:history="1">
-          <w:r>
-            <w:rPr>
-              <w:rStyle w:val="Hyperlink"/>
-            </w:rPr>
             <w:t>e research. Fou</w:t>
           </w:r>
         </w:hyperlink>
@@ -913,9 +834,6 @@
           <w:sz w:val="24"/>
         </w:rPr>
         <w:t xml:space="preserve">also sent to the Netherlands, specifically to the Rijks Ethnografisch Museum (now the </w:t>
-      </w:r>
-      <w:r>
-        <w:br/>
       </w:r>
       <w:r>
         <w:rPr>
@@ -1272,55 +1190,87 @@
       </w:r>
       <w:r>
         <w:rPr>
-          <w:u w:val="single" w:color="0000ff"/>
           <w:rFonts w:ascii="Charis SIL Regular" w:hAnsi="Charis SIL Regular" w:eastAsia="Charis SIL Regular"/>
           <w:b w:val="0"/>
           <w:i w:val="0"/>
           <w:color w:val="000000"/>
           <w:sz w:val="24"/>
         </w:rPr>
-        <w:hyperlink r:id="rId12" w:history="1">
+        <w:t xml:space="preserve">Genootschap, see </w:t>
+      </w:r>
+      <w:r>
+        <w:rPr>
+          <w:rFonts w:ascii="Charis SIL Regular" w:hAnsi="Charis SIL Regular" w:eastAsia="Charis SIL Regular"/>
+          <w:b w:val="0"/>
+          <w:i w:val="0"/>
+          <w:color w:val="0000FF"/>
+          <w:sz w:val="24"/>
+          <w:u w:val="single"/>
+        </w:rPr>
+        <w:hyperlink r:id="rId13" w:history="1">
           <w:r>
             <w:rPr>
               <w:rStyle w:val="Hyperlink"/>
             </w:rPr>
-            <w:t>Genoo</w:t>
+            <w:t>the</w:t>
           </w:r>
         </w:hyperlink>
       </w:r>
       <w:r>
         <w:rPr>
-          <w:u w:val="single" w:color="0000ff"/>
-          <w:rFonts w:ascii="Charis SIL Regular" w:hAnsi="Charis SIL Regular" w:eastAsia="Charis SIL Regular"/>
-          <w:b w:val="0"/>
-          <w:i w:val="0"/>
-          <w:color w:val="000000"/>
-          <w:sz w:val="24"/>
-        </w:rPr>
-        <w:hyperlink r:id="rId12" w:history="1">
+          <w:rFonts w:ascii="Charis SIL Regular" w:hAnsi="Charis SIL Regular" w:eastAsia="Charis SIL Regular"/>
+          <w:b w:val="0"/>
+          <w:i w:val="0"/>
+          <w:color w:val="0000FF"/>
+          <w:sz w:val="24"/>
+          <w:u w:val="single"/>
+        </w:rPr>
+        <w:t xml:space="preserve"> </w:t>
+      </w:r>
+      <w:r>
+        <w:rPr>
+          <w:rFonts w:ascii="Charis SIL Regular" w:hAnsi="Charis SIL Regular" w:eastAsia="Charis SIL Regular"/>
+          <w:b w:val="0"/>
+          <w:i w:val="0"/>
+          <w:color w:val="0000FF"/>
+          <w:sz w:val="24"/>
+          <w:u w:val="single"/>
+        </w:rPr>
+        <w:hyperlink r:id="rId13" w:history="1">
           <w:r>
             <w:rPr>
               <w:rStyle w:val="Hyperlink"/>
             </w:rPr>
-            <w:t>t</w:t>
+            <w:t>relevant</w:t>
           </w:r>
         </w:hyperlink>
       </w:r>
       <w:r>
         <w:rPr>
-          <w:u w:val="single" w:color="0000ff"/>
-          <w:rFonts w:ascii="Charis SIL Regular" w:hAnsi="Charis SIL Regular" w:eastAsia="Charis SIL Regular"/>
-          <w:b w:val="0"/>
-          <w:i w:val="0"/>
-          <w:color w:val="000000"/>
-          <w:sz w:val="24"/>
-        </w:rPr>
-        <w:hyperlink r:id="rId12" w:history="1">
+          <w:rFonts w:ascii="Charis SIL Regular" w:hAnsi="Charis SIL Regular" w:eastAsia="Charis SIL Regular"/>
+          <w:b w:val="0"/>
+          <w:i w:val="0"/>
+          <w:color w:val="0000FF"/>
+          <w:sz w:val="24"/>
+          <w:u w:val="single"/>
+        </w:rPr>
+        <w:t xml:space="preserve"> </w:t>
+      </w:r>
+      <w:r>
+        <w:rPr>
+          <w:rFonts w:ascii="Charis SIL Regular" w:hAnsi="Charis SIL Regular" w:eastAsia="Charis SIL Regular"/>
+          <w:b w:val="0"/>
+          <w:i w:val="0"/>
+          <w:color w:val="0000FF"/>
+          <w:sz w:val="24"/>
+          <w:u w:val="single"/>
+        </w:rPr>
+        <w:hyperlink r:id="rId13" w:history="1">
           <w:r>
             <w:rPr>
               <w:rStyle w:val="Hyperlink"/>
             </w:rPr>
-            <w:t xml:space="preserve">schap, see </w:t>
+            <w:t>research</w:t>
           </w:r>
         </w:hyperlink>
       </w:r>
@@ -1329,20 +1279,59 @@
           <w:rFonts w:ascii="Charis SIL Regular" w:hAnsi="Charis SIL Regular" w:eastAsia="Charis SIL Regular"/>
           <w:b w:val="0"/>
           <w:i w:val="0"/>
+          <w:color w:val="0000FF"/>
+          <w:sz w:val="24"/>
+          <w:u w:val="single"/>
+        </w:rPr>
+        <w:t xml:space="preserve"> </w:t>
+      </w:r>
+      <w:r>
+        <w:rPr>
+          <w:rFonts w:ascii="Charis SIL Regular" w:hAnsi="Charis SIL Regular" w:eastAsia="Charis SIL Regular"/>
+          <w:b w:val="0"/>
+          <w:i w:val="0"/>
+          <w:color w:val="0000FF"/>
+          <w:sz w:val="24"/>
+          <w:u w:val="single"/>
+        </w:rPr>
+        <w:hyperlink r:id="rId13" w:history="1">
+          <w:r>
+            <w:rPr>
+              <w:rStyle w:val="Hyperlink"/>
+            </w:rPr>
+            <w:t>aid</w:t>
+          </w:r>
+        </w:hyperlink>
+      </w:r>
+      <w:r>
+        <w:rPr>
+          <w:rFonts w:ascii="Charis SIL Regular" w:hAnsi="Charis SIL Regular" w:eastAsia="Charis SIL Regular"/>
+          <w:b w:val="0"/>
+          <w:i w:val="0"/>
           <w:color w:val="000000"/>
           <w:sz w:val="24"/>
         </w:rPr>
-        <w:t>[the relevant research aid](https://app.colonialcollections.nl/nl/research-</w:t>
-      </w:r>
-      <w:r>
-        <w:rPr>
-          <w:rFonts w:ascii="Charis SIL Regular" w:hAnsi="Charis SIL Regular" w:eastAsia="Charis SIL Regular"/>
-          <w:b w:val="0"/>
+        <w:t>.</w:t>
+      </w:r>
+    </w:p>
+    <w:p>
+      <w:pPr>
+        <w:autoSpaceDN w:val="0"/>
+        <w:autoSpaceDE w:val="0"/>
+        <w:widowControl/>
+        <w:spacing w:line="282" w:lineRule="exact" w:before="252" w:after="0"/>
+        <w:ind w:left="10" w:right="0" w:firstLine="0"/>
+        <w:jc w:val="left"/>
+      </w:pPr>
+      <w:r>
+        <w:rPr>
+          <w:rFonts w:ascii="Charis SIL Bold" w:hAnsi="Charis SIL Bold" w:eastAsia="Charis SIL Bold"/>
+          <w:b/>
           <w:i w:val="0"/>
           <w:color w:val="000000"/>
           <w:sz w:val="24"/>
         </w:rPr>
-        <w:t xml:space="preserve">aids/ </w:t>
+        <w:t xml:space="preserve">Army and navy personnel </w:t>
       </w:r>
       <w:r>
         <w:br/>
@@ -1355,14 +1344,90 @@
           <w:color w:val="000000"/>
           <w:sz w:val="24"/>
         </w:rPr>
-        <w:t>https%3A%2F%2Fn2t%252Enet%2Fark%3A%2F27023%2F879aa24d509fdae582d9cbd6cc60160</w:t>
+        <w:t xml:space="preserve">The Dutch authorities in the former Dutch East Indies relied heavily on the </w:t>
+      </w:r>
+      <w:r>
+        <w:rPr>
+          <w:rFonts w:ascii="Charis SIL Regular" w:hAnsi="Charis SIL Regular" w:eastAsia="Charis SIL Regular"/>
+          <w:b w:val="0"/>
+          <w:i w:val="0"/>
+          <w:color w:val="0000FF"/>
+          <w:sz w:val="24"/>
+          <w:u w:val="single"/>
+        </w:rPr>
+        <w:hyperlink r:id="rId14" w:history="1">
+          <w:r>
+            <w:rPr>
+              <w:rStyle w:val="Hyperlink"/>
+            </w:rPr>
+            <w:t>Royal</w:t>
+          </w:r>
+        </w:hyperlink>
+      </w:r>
+      <w:r>
+        <w:rPr>
+          <w:rFonts w:ascii="Charis SIL Regular" w:hAnsi="Charis SIL Regular" w:eastAsia="Charis SIL Regular"/>
+          <w:b w:val="0"/>
+          <w:i w:val="0"/>
+          <w:color w:val="0000FF"/>
+          <w:sz w:val="24"/>
+          <w:u w:val="single"/>
+        </w:rPr>
+        <w:t xml:space="preserve"> </w:t>
+      </w:r>
+      <w:r>
+        <w:rPr>
+          <w:rFonts w:ascii="Charis SIL Regular" w:hAnsi="Charis SIL Regular" w:eastAsia="Charis SIL Regular"/>
+          <w:b w:val="0"/>
+          <w:i w:val="0"/>
+          <w:color w:val="0000FF"/>
+          <w:sz w:val="24"/>
+          <w:u w:val="single"/>
+        </w:rPr>
+        <w:hyperlink r:id="rId14" w:history="1">
+          <w:r>
+            <w:rPr>
+              <w:rStyle w:val="Hyperlink"/>
+            </w:rPr>
+            <w:t>Dutch</w:t>
+          </w:r>
+        </w:hyperlink>
+      </w:r>
+      <w:r>
+        <w:rPr>
+          <w:rFonts w:ascii="Charis SIL Regular" w:hAnsi="Charis SIL Regular" w:eastAsia="Charis SIL Regular"/>
+          <w:b w:val="0"/>
+          <w:i w:val="0"/>
+          <w:color w:val="0000FF"/>
+          <w:sz w:val="24"/>
+          <w:u w:val="single"/>
+        </w:rPr>
+        <w:t xml:space="preserve"> </w:t>
+      </w:r>
+      <w:r>
+        <w:rPr>
+          <w:rFonts w:ascii="Charis SIL Regular" w:hAnsi="Charis SIL Regular" w:eastAsia="Charis SIL Regular"/>
+          <w:b w:val="0"/>
+          <w:i w:val="0"/>
+          <w:color w:val="0000FF"/>
+          <w:sz w:val="24"/>
+          <w:u w:val="single"/>
+        </w:rPr>
+        <w:hyperlink r:id="rId14" w:history="1">
+          <w:r>
+            <w:rPr>
+              <w:rStyle w:val="Hyperlink"/>
+            </w:rPr>
+            <w:t>East</w:t>
+          </w:r>
+        </w:hyperlink>
       </w:r>
     </w:p>
     <w:p>
       <w:pPr>
         <w:sectPr>
           <w:pgSz w:w="11900" w:h="16840"/>
-          <w:pgMar w:top="448" w:right="576" w:bottom="622" w:left="950" w:header="720" w:footer="720" w:gutter="0"/>
+          <w:pgMar w:top="448" w:right="956" w:bottom="502" w:left="950" w:header="720" w:footer="720" w:gutter="0"/>
           <w:cols/>
           <w:docGrid w:linePitch="360"/>
         </w:sectPr>
@@ -1382,35 +1447,12 @@
         <w:autoSpaceDN w:val="0"/>
         <w:autoSpaceDE w:val="0"/>
         <w:widowControl/>
-        <w:spacing w:line="288" w:lineRule="exact" w:before="70" w:after="0"/>
+        <w:spacing w:line="288" w:lineRule="exact" w:before="64" w:after="0"/>
         <w:ind w:left="10" w:right="0" w:firstLine="0"/>
         <w:jc w:val="left"/>
       </w:pPr>
       <w:r>
         <w:rPr>
-          <w:rFonts w:ascii="Charis SIL Bold" w:hAnsi="Charis SIL Bold" w:eastAsia="Charis SIL Bold"/>
-          <w:b/>
-          <w:i w:val="0"/>
-          <w:color w:val="000000"/>
-          <w:sz w:val="24"/>
-        </w:rPr>
-        <w:t xml:space="preserve">Army and navy personnel </w:t>
-      </w:r>
-      <w:r>
-        <w:br/>
-      </w:r>
-      <w:r>
-        <w:rPr>
-          <w:rFonts w:ascii="Charis SIL Regular" w:hAnsi="Charis SIL Regular" w:eastAsia="Charis SIL Regular"/>
-          <w:b w:val="0"/>
-          <w:i w:val="0"/>
-          <w:color w:val="000000"/>
-          <w:sz w:val="24"/>
-        </w:rPr>
-        <w:t xml:space="preserve">The Dutch authorities in the former Dutch East Indies relied heavily on the </w:t>
-      </w:r>
-      <w:r>
-        <w:rPr>
           <w:rFonts w:ascii="Charis SIL Regular" w:hAnsi="Charis SIL Regular" w:eastAsia="Charis SIL Regular"/>
           <w:b w:val="0"/>
           <w:i w:val="0"/>
@@ -1418,83 +1460,7 @@
           <w:sz w:val="24"/>
           <w:u w:val="single"/>
         </w:rPr>
-        <w:hyperlink r:id="rId13" w:history="1">
-          <w:r>
-            <w:rPr>
-              <w:rStyle w:val="Hyperlink"/>
-            </w:rPr>
-            <w:t>Royal</w:t>
-          </w:r>
-        </w:hyperlink>
-      </w:r>
-      <w:r>
-        <w:rPr>
-          <w:rFonts w:ascii="Charis SIL Regular" w:hAnsi="Charis SIL Regular" w:eastAsia="Charis SIL Regular"/>
-          <w:b w:val="0"/>
-          <w:i w:val="0"/>
-          <w:color w:val="0000FF"/>
-          <w:sz w:val="24"/>
-          <w:u w:val="single"/>
-        </w:rPr>
-        <w:t xml:space="preserve"> </w:t>
-      </w:r>
-      <w:r>
-        <w:rPr>
-          <w:rFonts w:ascii="Charis SIL Regular" w:hAnsi="Charis SIL Regular" w:eastAsia="Charis SIL Regular"/>
-          <w:b w:val="0"/>
-          <w:i w:val="0"/>
-          <w:color w:val="0000FF"/>
-          <w:sz w:val="24"/>
-          <w:u w:val="single"/>
-        </w:rPr>
-        <w:hyperlink r:id="rId13" w:history="1">
-          <w:r>
-            <w:rPr>
-              <w:rStyle w:val="Hyperlink"/>
-            </w:rPr>
-            <w:t>Dutch</w:t>
-          </w:r>
-        </w:hyperlink>
-      </w:r>
-      <w:r>
-        <w:rPr>
-          <w:rFonts w:ascii="Charis SIL Regular" w:hAnsi="Charis SIL Regular" w:eastAsia="Charis SIL Regular"/>
-          <w:b w:val="0"/>
-          <w:i w:val="0"/>
-          <w:color w:val="0000FF"/>
-          <w:sz w:val="24"/>
-          <w:u w:val="single"/>
-        </w:rPr>
-        <w:t xml:space="preserve"> </w:t>
-      </w:r>
-      <w:r>
-        <w:rPr>
-          <w:rFonts w:ascii="Charis SIL Regular" w:hAnsi="Charis SIL Regular" w:eastAsia="Charis SIL Regular"/>
-          <w:b w:val="0"/>
-          <w:i w:val="0"/>
-          <w:color w:val="0000FF"/>
-          <w:sz w:val="24"/>
-          <w:u w:val="single"/>
-        </w:rPr>
-        <w:hyperlink r:id="rId13" w:history="1">
-          <w:r>
-            <w:rPr>
-              <w:rStyle w:val="Hyperlink"/>
-            </w:rPr>
-            <w:t xml:space="preserve">East </w:t>
-          </w:r>
-        </w:hyperlink>
-      </w:r>
-      <w:r>
-        <w:rPr>
-          <w:rFonts w:ascii="Charis SIL Regular" w:hAnsi="Charis SIL Regular" w:eastAsia="Charis SIL Regular"/>
-          <w:b w:val="0"/>
-          <w:i w:val="0"/>
-          <w:color w:val="0000FF"/>
-          <w:sz w:val="24"/>
-          <w:u w:val="single"/>
-        </w:rPr>
-        <w:hyperlink r:id="rId13" w:history="1">
+        <w:hyperlink r:id="rId14" w:history="1">
           <w:r>
             <w:rPr>
               <w:rStyle w:val="Hyperlink"/>
@@ -1523,7 +1489,7 @@
           <w:sz w:val="24"/>
           <w:u w:val="single"/>
         </w:rPr>
-        <w:hyperlink r:id="rId13" w:history="1">
+        <w:hyperlink r:id="rId14" w:history="1">
           <w:r>
             <w:rPr>
               <w:rStyle w:val="Hyperlink"/>
@@ -1540,7 +1506,10 @@
           <w:color w:val="000000"/>
           <w:sz w:val="24"/>
         </w:rPr>
-        <w:t xml:space="preserve"> (KNIL). The KNIL was made up of officers of Dutch or other Eu</w:t>
+        <w:t xml:space="preserve"> (KNIL). The KNIL was made up of officers of Dutch or other European </w:t>
+      </w:r>
+      <w:r>
+        <w:br/>
       </w:r>
       <w:r>
         <w:rPr>
@@ -1551,46 +1520,7 @@
           <w:color w:val="000000"/>
           <w:sz w:val="24"/>
         </w:rPr>
-        <w:hyperlink r:id="rId13" w:history="1">
-          <w:r>
-            <w:rPr>
-              <w:rStyle w:val="Hyperlink"/>
-            </w:rPr>
-            <w:t>ropea</w:t>
-          </w:r>
-        </w:hyperlink>
-      </w:r>
-      <w:r>
-        <w:rPr>
-          <w:u w:val="single" w:color="0000ff"/>
-          <w:rFonts w:ascii="Charis SIL Regular" w:hAnsi="Charis SIL Regular" w:eastAsia="Charis SIL Regular"/>
-          <w:b w:val="0"/>
-          <w:i w:val="0"/>
-          <w:color w:val="000000"/>
-          <w:sz w:val="24"/>
-        </w:rPr>
-        <w:hyperlink r:id="rId13" w:history="1">
-          <w:r>
-            <w:rPr>
-              <w:rStyle w:val="Hyperlink"/>
-            </w:rPr>
-            <w:t xml:space="preserve">n </w:t>
-          </w:r>
-        </w:hyperlink>
-      </w:r>
-      <w:r>
-        <w:br/>
-      </w:r>
-      <w:r>
-        <w:rPr>
-          <w:u w:val="single" w:color="0000ff"/>
-          <w:rFonts w:ascii="Charis SIL Regular" w:hAnsi="Charis SIL Regular" w:eastAsia="Charis SIL Regular"/>
-          <w:b w:val="0"/>
-          <w:i w:val="0"/>
-          <w:color w:val="000000"/>
-          <w:sz w:val="24"/>
-        </w:rPr>
-        <w:hyperlink r:id="rId13" w:history="1">
+        <w:hyperlink r:id="rId14" w:history="1">
           <w:r>
             <w:rPr>
               <w:rStyle w:val="Hyperlink"/>
@@ -1608,7 +1538,7 @@
           <w:color w:val="000000"/>
           <w:sz w:val="24"/>
         </w:rPr>
-        <w:hyperlink r:id="rId13" w:history="1">
+        <w:hyperlink r:id="rId14" w:history="1">
           <w:r>
             <w:rPr>
               <w:rStyle w:val="Hyperlink"/>
@@ -1656,7 +1586,7 @@
           <w:sz w:val="24"/>
           <w:u w:val="single"/>
         </w:rPr>
-        <w:hyperlink r:id="rId14" w:history="1">
+        <w:hyperlink r:id="rId15" w:history="1">
           <w:r>
             <w:rPr>
               <w:rStyle w:val="Hyperlink"/>
@@ -1685,7 +1615,7 @@
           <w:sz w:val="24"/>
           <w:u w:val="single"/>
         </w:rPr>
-        <w:hyperlink r:id="rId14" w:history="1">
+        <w:hyperlink r:id="rId15" w:history="1">
           <w:r>
             <w:rPr>
               <w:rStyle w:val="Hyperlink"/>
@@ -1712,7 +1642,7 @@
           <w:color w:val="000000"/>
           <w:sz w:val="24"/>
         </w:rPr>
-        <w:t>and 2023. Many more objects in</w:t>
+        <w:t>and 2023. Many more objects in Dutch m</w:t>
       </w:r>
       <w:r>
         <w:rPr>
@@ -1723,35 +1653,7 @@
           <w:color w:val="000000"/>
           <w:sz w:val="24"/>
         </w:rPr>
-        <w:hyperlink r:id="rId14" w:history="1">
-          <w:r>
-            <w:rPr>
-              <w:rStyle w:val="Hyperlink"/>
-            </w:rPr>
-            <w:t xml:space="preserve"> Dutch </w:t>
-          </w:r>
-        </w:hyperlink>
-      </w:r>
-      <w:r>
-        <w:rPr>
-          <w:rFonts w:ascii="Charis SIL Regular" w:hAnsi="Charis SIL Regular" w:eastAsia="Charis SIL Regular"/>
-          <w:b w:val="0"/>
-          <w:i w:val="0"/>
-          <w:color w:val="000000"/>
-          <w:sz w:val="24"/>
-        </w:rPr>
-        <w:t>m</w:t>
-      </w:r>
-      <w:r>
-        <w:rPr>
-          <w:u w:val="single" w:color="0000ff"/>
-          <w:rFonts w:ascii="Charis SIL Regular" w:hAnsi="Charis SIL Regular" w:eastAsia="Charis SIL Regular"/>
-          <w:b w:val="0"/>
-          <w:i w:val="0"/>
-          <w:color w:val="000000"/>
-          <w:sz w:val="24"/>
-        </w:rPr>
-        <w:hyperlink r:id="rId14" w:history="1">
+        <w:hyperlink r:id="rId15" w:history="1">
           <w:r>
             <w:rPr>
               <w:rStyle w:val="Hyperlink"/>
@@ -1802,7 +1704,7 @@
           <w:sz w:val="24"/>
           <w:u w:val="single"/>
         </w:rPr>
-        <w:hyperlink r:id="rId15" w:history="1">
+        <w:hyperlink r:id="rId16" w:history="1">
           <w:r>
             <w:rPr>
               <w:rStyle w:val="Hyperlink"/>
@@ -1831,7 +1733,7 @@
           <w:sz w:val="24"/>
           <w:u w:val="single"/>
         </w:rPr>
-        <w:hyperlink r:id="rId15" w:history="1">
+        <w:hyperlink r:id="rId16" w:history="1">
           <w:r>
             <w:rPr>
               <w:rStyle w:val="Hyperlink"/>
@@ -1880,7 +1782,7 @@
           <w:color w:val="000000"/>
           <w:sz w:val="24"/>
         </w:rPr>
-        <w:hyperlink r:id="rId15" w:history="1">
+        <w:hyperlink r:id="rId16" w:history="1">
           <w:r>
             <w:rPr>
               <w:rStyle w:val="Hyperlink"/>
@@ -1898,7 +1800,7 @@
           <w:color w:val="000000"/>
           <w:sz w:val="24"/>
         </w:rPr>
-        <w:hyperlink r:id="rId15" w:history="1">
+        <w:hyperlink r:id="rId16" w:history="1">
           <w:r>
             <w:rPr>
               <w:rStyle w:val="Hyperlink"/>
@@ -1936,7 +1838,7 @@
           <w:sz w:val="24"/>
           <w:u w:val="single"/>
         </w:rPr>
-        <w:hyperlink r:id="rId16" w:history="1">
+        <w:hyperlink r:id="rId17" w:history="1">
           <w:r>
             <w:rPr>
               <w:rStyle w:val="Hyperlink"/>
@@ -1965,7 +1867,7 @@
           <w:sz w:val="24"/>
           <w:u w:val="single"/>
         </w:rPr>
-        <w:hyperlink r:id="rId16" w:history="1">
+        <w:hyperlink r:id="rId17" w:history="1">
           <w:r>
             <w:rPr>
               <w:rStyle w:val="Hyperlink"/>
@@ -2026,7 +1928,7 @@
           <w:sz w:val="24"/>
           <w:u w:val="single"/>
         </w:rPr>
-        <w:hyperlink r:id="rId17" w:history="1">
+        <w:hyperlink r:id="rId18" w:history="1">
           <w:r>
             <w:rPr>
               <w:rStyle w:val="Hyperlink"/>
@@ -2054,7 +1956,7 @@
           <w:sz w:val="24"/>
           <w:u w:val="single"/>
         </w:rPr>
-        <w:hyperlink r:id="rId18" w:history="1">
+        <w:hyperlink r:id="rId19" w:history="1">
           <w:r>
             <w:rPr>
               <w:rStyle w:val="Hyperlink"/>
@@ -2095,7 +1997,7 @@
           <w:color w:val="000000"/>
           <w:sz w:val="24"/>
         </w:rPr>
-        <w:hyperlink r:id="rId17" w:history="1">
+        <w:hyperlink r:id="rId18" w:history="1">
           <w:r>
             <w:rPr>
               <w:rStyle w:val="Hyperlink"/>
@@ -2123,7 +2025,7 @@
           <w:color w:val="000000"/>
           <w:sz w:val="24"/>
         </w:rPr>
-        <w:hyperlink r:id="rId18" w:history="1">
+        <w:hyperlink r:id="rId19" w:history="1">
           <w:r>
             <w:rPr>
               <w:rStyle w:val="Hyperlink"/>
@@ -2261,7 +2163,7 @@
           <w:sz w:val="24"/>
           <w:u w:val="single"/>
         </w:rPr>
-        <w:hyperlink r:id="rId19" w:history="1">
+        <w:hyperlink r:id="rId20" w:history="1">
           <w:r>
             <w:rPr>
               <w:rStyle w:val="Hyperlink"/>
@@ -2290,7 +2192,7 @@
           <w:sz w:val="24"/>
           <w:u w:val="single"/>
         </w:rPr>
-        <w:hyperlink r:id="rId19" w:history="1">
+        <w:hyperlink r:id="rId20" w:history="1">
           <w:r>
             <w:rPr>
               <w:rStyle w:val="Hyperlink"/>
@@ -2319,7 +2221,7 @@
           <w:sz w:val="24"/>
           <w:u w:val="single"/>
         </w:rPr>
-        <w:hyperlink r:id="rId19" w:history="1">
+        <w:hyperlink r:id="rId20" w:history="1">
           <w:r>
             <w:rPr>
               <w:rStyle w:val="Hyperlink"/>
@@ -2348,7 +2250,7 @@
           <w:sz w:val="24"/>
           <w:u w:val="single"/>
         </w:rPr>
-        <w:hyperlink r:id="rId19" w:history="1">
+        <w:hyperlink r:id="rId20" w:history="1">
           <w:r>
             <w:rPr>
               <w:rStyle w:val="Hyperlink"/>
@@ -2376,7 +2278,7 @@
           <w:sz w:val="24"/>
           <w:u w:val="single"/>
         </w:rPr>
-        <w:hyperlink r:id="rId19" w:history="1">
+        <w:hyperlink r:id="rId21" w:history="1">
           <w:r>
             <w:rPr>
               <w:rStyle w:val="Hyperlink"/>
@@ -2394,7 +2296,7 @@
           <w:sz w:val="24"/>
           <w:u w:val="single"/>
         </w:rPr>
-        <w:hyperlink r:id="rId19" w:history="1">
+        <w:hyperlink r:id="rId21" w:history="1">
           <w:r>
             <w:rPr>
               <w:rStyle w:val="Hyperlink"/>
@@ -2423,7 +2325,7 @@
           <w:sz w:val="24"/>
           <w:u w:val="single"/>
         </w:rPr>
-        <w:hyperlink r:id="rId19" w:history="1">
+        <w:hyperlink r:id="rId21" w:history="1">
           <w:r>
             <w:rPr>
               <w:rStyle w:val="Hyperlink"/>
@@ -2441,7 +2343,7 @@
           <w:color w:val="000000"/>
           <w:sz w:val="24"/>
         </w:rPr>
-        <w:hyperlink r:id="rId19" w:history="1">
+        <w:hyperlink r:id="rId20" w:history="1">
           <w:r>
             <w:rPr>
               <w:rStyle w:val="Hyperlink"/>
@@ -2704,7 +2606,7 @@
           <w:sz w:val="24"/>
           <w:u w:val="single"/>
         </w:rPr>
-        <w:hyperlink r:id="rId20" w:history="1">
+        <w:hyperlink r:id="rId22" w:history="1">
           <w:r>
             <w:rPr>
               <w:rStyle w:val="Hyperlink"/>
@@ -2733,7 +2635,7 @@
           <w:sz w:val="24"/>
           <w:u w:val="single"/>
         </w:rPr>
-        <w:hyperlink r:id="rId20" w:history="1">
+        <w:hyperlink r:id="rId22" w:history="1">
           <w:r>
             <w:rPr>
               <w:rStyle w:val="Hyperlink"/>
@@ -2760,9 +2662,8 @@
           <w:i w:val="0"/>
           <w:color w:val="0000FF"/>
           <w:sz w:val="24"/>
-          <w:u w:val="single"/>
-        </w:rPr>
-        <w:hyperlink r:id="rId20" w:history="1">
+        </w:rPr>
+        <w:hyperlink r:id="rId22" w:history="1">
           <w:r>
             <w:rPr>
               <w:rStyle w:val="Hyperlink"/>
@@ -2780,7 +2681,7 @@
           <w:sz w:val="24"/>
           <w:u w:val="single"/>
         </w:rPr>
-        <w:hyperlink r:id="rId20" w:history="1">
+        <w:hyperlink r:id="rId10" w:history="1">
           <w:r>
             <w:rPr>
               <w:rStyle w:val="Hyperlink"/>
@@ -2809,7 +2710,7 @@
           <w:sz w:val="24"/>
           <w:u w:val="single"/>
         </w:rPr>
-        <w:hyperlink r:id="rId20" w:history="1">
+        <w:hyperlink r:id="rId10" w:history="1">
           <w:r>
             <w:rPr>
               <w:rStyle w:val="Hyperlink"/>
@@ -2827,7 +2728,7 @@
           <w:sz w:val="24"/>
           <w:u w:val="single"/>
         </w:rPr>
-        <w:hyperlink r:id="rId20" w:history="1">
+        <w:hyperlink r:id="rId10" w:history="1">
           <w:r>
             <w:rPr>
               <w:rStyle w:val="Hyperlink"/>
@@ -2856,7 +2757,7 @@
           <w:sz w:val="24"/>
           <w:u w:val="single"/>
         </w:rPr>
-        <w:hyperlink r:id="rId20" w:history="1">
+        <w:hyperlink r:id="rId22" w:history="1">
           <w:r>
             <w:rPr>
               <w:rStyle w:val="Hyperlink"/>
@@ -2874,7 +2775,7 @@
           <w:sz w:val="24"/>
           <w:u w:val="single"/>
         </w:rPr>
-        <w:hyperlink r:id="rId20" w:history="1">
+        <w:hyperlink r:id="rId22" w:history="1">
           <w:r>
             <w:rPr>
               <w:rStyle w:val="Hyperlink"/>
@@ -2892,7 +2793,7 @@
           <w:sz w:val="24"/>
           <w:u w:val="single"/>
         </w:rPr>
-        <w:hyperlink r:id="rId20" w:history="1">
+        <w:hyperlink r:id="rId22" w:history="1">
           <w:r>
             <w:rPr>
               <w:rStyle w:val="Hyperlink"/>
@@ -2908,9 +2809,26 @@
           <w:i w:val="0"/>
           <w:color w:val="0000FF"/>
           <w:sz w:val="24"/>
+        </w:rPr>
+        <w:t xml:space="preserve"> and Carib</w:t>
+      </w:r>
+      <w:r>
+        <w:rPr>
+          <w:rFonts w:ascii="Charis SIL Regular" w:hAnsi="Charis SIL Regular" w:eastAsia="Charis SIL Regular"/>
+          <w:b w:val="0"/>
+          <w:i w:val="0"/>
+          <w:color w:val="0000FF"/>
+          <w:sz w:val="24"/>
           <w:u w:val="single"/>
         </w:rPr>
-        <w:t xml:space="preserve"> </w:t>
+        <w:hyperlink r:id="rId10" w:history="1">
+          <w:r>
+            <w:rPr>
+              <w:rStyle w:val="Hyperlink"/>
+            </w:rPr>
+            <w:t>be</w:t>
+          </w:r>
+        </w:hyperlink>
       </w:r>
       <w:r>
         <w:rPr>
@@ -2921,7 +2839,7 @@
           <w:sz w:val="24"/>
           <w:u w:val="single"/>
         </w:rPr>
-        <w:hyperlink r:id="rId20" w:history="1">
+        <w:hyperlink r:id="rId10" w:history="1">
           <w:r>
             <w:rPr>
               <w:rStyle w:val="Hyperlink"/>
@@ -2939,90 +2857,7 @@
           <w:sz w:val="24"/>
           <w:u w:val="single"/>
         </w:rPr>
-        <w:hyperlink r:id="rId20" w:history="1">
-          <w:r>
-            <w:rPr>
-              <w:rStyle w:val="Hyperlink"/>
-            </w:rPr>
-            <w:t>nd</w:t>
-          </w:r>
-        </w:hyperlink>
-      </w:r>
-      <w:r>
-        <w:rPr>
-          <w:rFonts w:ascii="Charis SIL Regular" w:hAnsi="Charis SIL Regular" w:eastAsia="Charis SIL Regular"/>
-          <w:b w:val="0"/>
-          <w:i w:val="0"/>
-          <w:color w:val="0000FF"/>
-          <w:sz w:val="24"/>
-          <w:u w:val="single"/>
-        </w:rPr>
-        <w:t xml:space="preserve"> </w:t>
-      </w:r>
-      <w:r>
-        <w:rPr>
-          <w:rFonts w:ascii="Charis SIL Regular" w:hAnsi="Charis SIL Regular" w:eastAsia="Charis SIL Regular"/>
-          <w:b w:val="0"/>
-          <w:i w:val="0"/>
-          <w:color w:val="0000FF"/>
-          <w:sz w:val="24"/>
-          <w:u w:val="single"/>
-        </w:rPr>
-        <w:hyperlink r:id="rId20" w:history="1">
-          <w:r>
-            <w:rPr>
-              <w:rStyle w:val="Hyperlink"/>
-            </w:rPr>
-            <w:t>Carib</w:t>
-          </w:r>
-        </w:hyperlink>
-      </w:r>
-      <w:r>
-        <w:rPr>
-          <w:rFonts w:ascii="Charis SIL Regular" w:hAnsi="Charis SIL Regular" w:eastAsia="Charis SIL Regular"/>
-          <w:b w:val="0"/>
-          <w:i w:val="0"/>
-          <w:color w:val="0000FF"/>
-          <w:sz w:val="24"/>
-          <w:u w:val="single"/>
-        </w:rPr>
-        <w:hyperlink r:id="rId20" w:history="1">
-          <w:r>
-            <w:rPr>
-              <w:rStyle w:val="Hyperlink"/>
-            </w:rPr>
-            <w:t>be</w:t>
-          </w:r>
-        </w:hyperlink>
-      </w:r>
-      <w:r>
-        <w:rPr>
-          <w:rFonts w:ascii="Charis SIL Regular" w:hAnsi="Charis SIL Regular" w:eastAsia="Charis SIL Regular"/>
-          <w:b w:val="0"/>
-          <w:i w:val="0"/>
-          <w:color w:val="0000FF"/>
-          <w:sz w:val="24"/>
-          <w:u w:val="single"/>
-        </w:rPr>
-        <w:hyperlink r:id="rId20" w:history="1">
-          <w:r>
-            <w:rPr>
-              <w:rStyle w:val="Hyperlink"/>
-            </w:rPr>
-            <w:t>a</w:t>
-          </w:r>
-        </w:hyperlink>
-      </w:r>
-      <w:r>
-        <w:rPr>
-          <w:rFonts w:ascii="Charis SIL Regular" w:hAnsi="Charis SIL Regular" w:eastAsia="Charis SIL Regular"/>
-          <w:b w:val="0"/>
-          <w:i w:val="0"/>
-          <w:color w:val="0000FF"/>
-          <w:sz w:val="24"/>
-          <w:u w:val="single"/>
-        </w:rPr>
-        <w:hyperlink r:id="rId20" w:history="1">
+        <w:hyperlink r:id="rId10" w:history="1">
           <w:r>
             <w:rPr>
               <w:rStyle w:val="Hyperlink"/>
@@ -3051,7 +2886,7 @@
           <w:sz w:val="24"/>
           <w:u w:val="single"/>
         </w:rPr>
-        <w:hyperlink r:id="rId20" w:history="1">
+        <w:hyperlink r:id="rId10" w:history="1">
           <w:r>
             <w:rPr>
               <w:rStyle w:val="Hyperlink"/>
@@ -3080,7 +2915,7 @@
           <w:sz w:val="24"/>
           <w:u w:val="single"/>
         </w:rPr>
-        <w:hyperlink r:id="rId20" w:history="1">
+        <w:hyperlink r:id="rId10" w:history="1">
           <w:r>
             <w:rPr>
               <w:rStyle w:val="Hyperlink"/>
@@ -3098,7 +2933,7 @@
           <w:sz w:val="24"/>
           <w:u w:val="single"/>
         </w:rPr>
-        <w:hyperlink r:id="rId20" w:history="1">
+        <w:hyperlink r:id="rId22" w:history="1">
           <w:r>
             <w:rPr>
               <w:rStyle w:val="Hyperlink"/>
@@ -3126,7 +2961,7 @@
           <w:color w:val="000000"/>
           <w:sz w:val="24"/>
         </w:rPr>
-        <w:hyperlink r:id="rId20" w:history="1">
+        <w:hyperlink r:id="rId22" w:history="1">
           <w:r>
             <w:rPr>
               <w:rStyle w:val="Hyperlink"/>
@@ -3144,7 +2979,7 @@
           <w:color w:val="000000"/>
           <w:sz w:val="24"/>
         </w:rPr>
-        <w:hyperlink r:id="rId20" w:history="1">
+        <w:hyperlink r:id="rId22" w:history="1">
           <w:r>
             <w:rPr>
               <w:rStyle w:val="Hyperlink"/>
@@ -3162,7 +2997,7 @@
           <w:color w:val="000000"/>
           <w:sz w:val="24"/>
         </w:rPr>
-        <w:hyperlink r:id="rId20" w:history="1">
+        <w:hyperlink r:id="rId22" w:history="1">
           <w:r>
             <w:rPr>
               <w:rStyle w:val="Hyperlink"/>
@@ -3180,7 +3015,7 @@
           <w:color w:val="000000"/>
           <w:sz w:val="24"/>
         </w:rPr>
-        <w:hyperlink r:id="rId20" w:history="1">
+        <w:hyperlink r:id="rId22" w:history="1">
           <w:r>
             <w:rPr>
               <w:rStyle w:val="Hyperlink"/>
@@ -3197,7 +3032,7 @@
           <w:color w:val="000000"/>
           <w:sz w:val="24"/>
         </w:rPr>
-        <w:hyperlink r:id="rId20" w:history="1">
+        <w:hyperlink r:id="rId22" w:history="1">
           <w:r>
             <w:rPr>
               <w:rStyle w:val="Hyperlink"/>
@@ -3225,24 +3060,25 @@
           <w:color w:val="000000"/>
           <w:sz w:val="24"/>
         </w:rPr>
-        <w:hyperlink r:id="rId20" w:history="1">
+        <w:hyperlink r:id="rId22" w:history="1">
           <w:r>
             <w:rPr>
               <w:rStyle w:val="Hyperlink"/>
             </w:rPr>
-            <w:t>findings</w:t>
+            <w:t xml:space="preserve">findings </w:t>
           </w:r>
         </w:hyperlink>
       </w:r>
       <w:r>
         <w:rPr>
+          <w:u w:val="single" w:color="0000ff"/>
           <w:rFonts w:ascii="Charis SIL Regular" w:hAnsi="Charis SIL Regular" w:eastAsia="Charis SIL Regular"/>
           <w:b w:val="0"/>
           <w:i w:val="0"/>
           <w:color w:val="000000"/>
           <w:sz w:val="24"/>
         </w:rPr>
-        <w:t xml:space="preserve"> </w:t>
+        <w:t>o</w:t>
       </w:r>
       <w:r>
         <w:rPr>
@@ -3252,7 +3088,7 @@
           <w:color w:val="000000"/>
           <w:sz w:val="24"/>
         </w:rPr>
-        <w:t>o</w:t>
+        <w:t>f</w:t>
       </w:r>
       <w:r>
         <w:rPr>
@@ -3263,25 +3099,7 @@
           <w:color w:val="000000"/>
           <w:sz w:val="24"/>
         </w:rPr>
-        <w:hyperlink r:id="rId20" w:history="1">
-          <w:r>
-            <w:rPr>
-              <w:rStyle w:val="Hyperlink"/>
-            </w:rPr>
-            <w:t>f</w:t>
-          </w:r>
-        </w:hyperlink>
-      </w:r>
-      <w:r>
-        <w:rPr>
-          <w:u w:val="single" w:color="0000ff"/>
-          <w:rFonts w:ascii="Charis SIL Regular" w:hAnsi="Charis SIL Regular" w:eastAsia="Charis SIL Regular"/>
-          <w:b w:val="0"/>
-          <w:i w:val="0"/>
-          <w:color w:val="000000"/>
-          <w:sz w:val="24"/>
-        </w:rPr>
-        <w:hyperlink r:id="rId20" w:history="1">
+        <w:hyperlink r:id="rId22" w:history="1">
           <w:r>
             <w:rPr>
               <w:rStyle w:val="Hyperlink"/>
@@ -3299,7 +3117,7 @@
           <w:color w:val="000000"/>
           <w:sz w:val="24"/>
         </w:rPr>
-        <w:hyperlink r:id="rId20" w:history="1">
+        <w:hyperlink r:id="rId22" w:history="1">
           <w:r>
             <w:rPr>
               <w:rStyle w:val="Hyperlink"/>
@@ -3316,7 +3134,7 @@
           <w:color w:val="000000"/>
           <w:sz w:val="24"/>
         </w:rPr>
-        <w:hyperlink r:id="rId20" w:history="1">
+        <w:hyperlink r:id="rId22" w:history="1">
           <w:r>
             <w:rPr>
               <w:rStyle w:val="Hyperlink"/>
@@ -3355,7 +3173,7 @@
           <w:color w:val="000000"/>
           <w:sz w:val="24"/>
         </w:rPr>
-        <w:hyperlink r:id="rId20" w:history="1">
+        <w:hyperlink r:id="rId22" w:history="1">
           <w:r>
             <w:rPr>
               <w:rStyle w:val="Hyperlink"/>
@@ -3373,7 +3191,7 @@
           <w:color w:val="000000"/>
           <w:sz w:val="24"/>
         </w:rPr>
-        <w:hyperlink r:id="rId20" w:history="1">
+        <w:hyperlink r:id="rId22" w:history="1">
           <w:r>
             <w:rPr>
               <w:rStyle w:val="Hyperlink"/>
@@ -3391,7 +3209,7 @@
           <w:color w:val="000000"/>
           <w:sz w:val="24"/>
         </w:rPr>
-        <w:hyperlink r:id="rId20" w:history="1">
+        <w:hyperlink r:id="rId22" w:history="1">
           <w:r>
             <w:rPr>
               <w:rStyle w:val="Hyperlink"/>
@@ -3409,7 +3227,7 @@
           <w:color w:val="000000"/>
           <w:sz w:val="24"/>
         </w:rPr>
-        <w:hyperlink r:id="rId20" w:history="1">
+        <w:hyperlink r:id="rId22" w:history="1">
           <w:r>
             <w:rPr>
               <w:rStyle w:val="Hyperlink"/>
@@ -3467,7 +3285,7 @@
           <w:sz w:val="24"/>
           <w:u w:val="single"/>
         </w:rPr>
-        <w:hyperlink r:id="rId21" w:history="1">
+        <w:hyperlink r:id="rId23" w:history="1">
           <w:r>
             <w:rPr>
               <w:rStyle w:val="Hyperlink"/>
@@ -3496,7 +3314,7 @@
           <w:sz w:val="24"/>
           <w:u w:val="single"/>
         </w:rPr>
-        <w:hyperlink r:id="rId21" w:history="1">
+        <w:hyperlink r:id="rId23" w:history="1">
           <w:r>
             <w:rPr>
               <w:rStyle w:val="Hyperlink"/>
@@ -3521,7 +3339,7 @@
         <w:autoSpaceDN w:val="0"/>
         <w:autoSpaceDE w:val="0"/>
         <w:widowControl/>
-        <w:spacing w:line="288" w:lineRule="exact" w:before="246" w:after="0"/>
+        <w:spacing w:line="288" w:lineRule="exact" w:before="248" w:after="0"/>
         <w:ind w:left="10" w:right="0" w:firstLine="0"/>
         <w:jc w:val="left"/>
       </w:pPr>
@@ -3636,14 +3454,101 @@
           <w:color w:val="000000"/>
           <w:sz w:val="24"/>
         </w:rPr>
-        <w:t>museum collections took place via a broad network of individuals and organisations. For</w:t>
+        <w:t xml:space="preserve">museum collections took place via a broad network of individuals and organisations. For </w:t>
+      </w:r>
+      <w:r>
+        <w:rPr>
+          <w:rFonts w:ascii="Charis SIL Regular" w:hAnsi="Charis SIL Regular" w:eastAsia="Charis SIL Regular"/>
+          <w:b w:val="0"/>
+          <w:i w:val="0"/>
+          <w:color w:val="000000"/>
+          <w:sz w:val="24"/>
+        </w:rPr>
+        <w:t xml:space="preserve">more information about the role of dealers please consult the relevant </w:t>
+      </w:r>
+      <w:r>
+        <w:rPr>
+          <w:rFonts w:ascii="Charis SIL Regular" w:hAnsi="Charis SIL Regular" w:eastAsia="Charis SIL Regular"/>
+          <w:b w:val="0"/>
+          <w:i w:val="0"/>
+          <w:color w:val="0000FF"/>
+          <w:sz w:val="24"/>
+          <w:u w:val="single"/>
+        </w:rPr>
+        <w:hyperlink r:id="rId24" w:history="1">
+          <w:r>
+            <w:rPr>
+              <w:rStyle w:val="Hyperlink"/>
+            </w:rPr>
+            <w:t>research</w:t>
+          </w:r>
+        </w:hyperlink>
+      </w:r>
+      <w:r>
+        <w:rPr>
+          <w:rFonts w:ascii="Charis SIL Regular" w:hAnsi="Charis SIL Regular" w:eastAsia="Charis SIL Regular"/>
+          <w:b w:val="0"/>
+          <w:i w:val="0"/>
+          <w:color w:val="0000FF"/>
+          <w:sz w:val="24"/>
+          <w:u w:val="single"/>
+        </w:rPr>
+        <w:t xml:space="preserve"> </w:t>
+      </w:r>
+      <w:r>
+        <w:rPr>
+          <w:rFonts w:ascii="Charis SIL Regular" w:hAnsi="Charis SIL Regular" w:eastAsia="Charis SIL Regular"/>
+          <w:b w:val="0"/>
+          <w:i w:val="0"/>
+          <w:color w:val="0000FF"/>
+          <w:sz w:val="24"/>
+          <w:u w:val="single"/>
+        </w:rPr>
+        <w:hyperlink r:id="rId24" w:history="1">
+          <w:r>
+            <w:rPr>
+              <w:rStyle w:val="Hyperlink"/>
+            </w:rPr>
+            <w:t>aid</w:t>
+          </w:r>
+        </w:hyperlink>
+      </w:r>
+      <w:r>
+        <w:rPr>
+          <w:rFonts w:ascii="Charis SIL Regular" w:hAnsi="Charis SIL Regular" w:eastAsia="Charis SIL Regular"/>
+          <w:b w:val="0"/>
+          <w:i w:val="0"/>
+          <w:color w:val="000000"/>
+          <w:sz w:val="24"/>
+        </w:rPr>
+        <w:t>.</w:t>
+      </w:r>
+    </w:p>
+    <w:p>
+      <w:pPr>
+        <w:autoSpaceDN w:val="0"/>
+        <w:autoSpaceDE w:val="0"/>
+        <w:widowControl/>
+        <w:spacing w:line="352" w:lineRule="exact" w:before="176" w:after="0"/>
+        <w:ind w:left="10" w:right="0" w:firstLine="0"/>
+        <w:jc w:val="left"/>
+      </w:pPr>
+      <w:r>
+        <w:rPr>
+          <w:rFonts w:ascii="Charis SIL Regular" w:hAnsi="Charis SIL Regular" w:eastAsia="Charis SIL Regular"/>
+          <w:b w:val="0"/>
+          <w:i w:val="0"/>
+          <w:color w:val="000000"/>
+          <w:sz w:val="24"/>
+        </w:rPr>
+        <w:t>A significant proportion of the military personnel, scientists, missionaries and traders came</w:t>
       </w:r>
     </w:p>
     <w:p>
       <w:pPr>
         <w:sectPr>
           <w:pgSz w:w="11900" w:h="16840"/>
-          <w:pgMar w:top="324" w:right="964" w:bottom="504" w:left="950" w:header="720" w:footer="720" w:gutter="0"/>
+          <w:pgMar w:top="324" w:right="964" w:bottom="384" w:left="950" w:header="720" w:footer="720" w:gutter="0"/>
           <w:cols/>
           <w:docGrid w:linePitch="360"/>
         </w:sectPr>
@@ -3663,97 +3568,10 @@
         <w:autoSpaceDN w:val="0"/>
         <w:autoSpaceDE w:val="0"/>
         <w:widowControl/>
-        <w:spacing w:line="352" w:lineRule="exact" w:before="0" w:after="0"/>
-        <w:ind w:left="10" w:right="0" w:firstLine="0"/>
+        <w:spacing w:line="288" w:lineRule="exact" w:before="64" w:after="0"/>
+        <w:ind w:left="10" w:right="288" w:firstLine="0"/>
         <w:jc w:val="left"/>
       </w:pPr>
-      <w:r>
-        <w:rPr>
-          <w:rFonts w:ascii="Charis SIL Regular" w:hAnsi="Charis SIL Regular" w:eastAsia="Charis SIL Regular"/>
-          <w:b w:val="0"/>
-          <w:i w:val="0"/>
-          <w:color w:val="000000"/>
-          <w:sz w:val="24"/>
-        </w:rPr>
-        <w:t xml:space="preserve">more information about the role of dealers please consult the relevant </w:t>
-      </w:r>
-      <w:r>
-        <w:rPr>
-          <w:rFonts w:ascii="Charis SIL Regular" w:hAnsi="Charis SIL Regular" w:eastAsia="Charis SIL Regular"/>
-          <w:b w:val="0"/>
-          <w:i w:val="0"/>
-          <w:color w:val="0000FF"/>
-          <w:sz w:val="24"/>
-          <w:u w:val="single"/>
-        </w:rPr>
-        <w:hyperlink r:id="rId22" w:history="1">
-          <w:r>
-            <w:rPr>
-              <w:rStyle w:val="Hyperlink"/>
-            </w:rPr>
-            <w:t>research</w:t>
-          </w:r>
-        </w:hyperlink>
-      </w:r>
-      <w:r>
-        <w:rPr>
-          <w:rFonts w:ascii="Charis SIL Regular" w:hAnsi="Charis SIL Regular" w:eastAsia="Charis SIL Regular"/>
-          <w:b w:val="0"/>
-          <w:i w:val="0"/>
-          <w:color w:val="0000FF"/>
-          <w:sz w:val="24"/>
-          <w:u w:val="single"/>
-        </w:rPr>
-        <w:t xml:space="preserve"> </w:t>
-      </w:r>
-      <w:r>
-        <w:rPr>
-          <w:rFonts w:ascii="Charis SIL Regular" w:hAnsi="Charis SIL Regular" w:eastAsia="Charis SIL Regular"/>
-          <w:b w:val="0"/>
-          <w:i w:val="0"/>
-          <w:color w:val="0000FF"/>
-          <w:sz w:val="24"/>
-          <w:u w:val="single"/>
-        </w:rPr>
-        <w:hyperlink r:id="rId22" w:history="1">
-          <w:r>
-            <w:rPr>
-              <w:rStyle w:val="Hyperlink"/>
-            </w:rPr>
-            <w:t>aid</w:t>
-          </w:r>
-        </w:hyperlink>
-      </w:r>
-      <w:r>
-        <w:rPr>
-          <w:rFonts w:ascii="Charis SIL Regular" w:hAnsi="Charis SIL Regular" w:eastAsia="Charis SIL Regular"/>
-          <w:b w:val="0"/>
-          <w:i w:val="0"/>
-          <w:color w:val="000000"/>
-          <w:sz w:val="24"/>
-        </w:rPr>
-        <w:t>.</w:t>
-      </w:r>
-    </w:p>
-    <w:p>
-      <w:pPr>
-        <w:autoSpaceDN w:val="0"/>
-        <w:autoSpaceDE w:val="0"/>
-        <w:widowControl/>
-        <w:spacing w:line="288" w:lineRule="exact" w:before="240" w:after="0"/>
-        <w:ind w:left="10" w:right="144" w:firstLine="0"/>
-        <w:jc w:val="left"/>
-      </w:pPr>
-      <w:r>
-        <w:rPr>
-          <w:rFonts w:ascii="Charis SIL Regular" w:hAnsi="Charis SIL Regular" w:eastAsia="Charis SIL Regular"/>
-          <w:b w:val="0"/>
-          <w:i w:val="0"/>
-          <w:color w:val="000000"/>
-          <w:sz w:val="24"/>
-        </w:rPr>
-        <w:t xml:space="preserve">A significant proportion of the military personnel, scientists, missionaries and traders came </w:t>
-      </w:r>
       <w:r>
         <w:rPr>
           <w:rFonts w:ascii="Charis SIL Regular" w:hAnsi="Charis SIL Regular" w:eastAsia="Charis SIL Regular"/>
@@ -3916,7 +3734,7 @@
           <w:sz w:val="24"/>
           <w:u w:val="single"/>
         </w:rPr>
-        <w:hyperlink r:id="rId23" w:history="1">
+        <w:hyperlink r:id="rId25" w:history="1">
           <w:r>
             <w:rPr>
               <w:rStyle w:val="Hyperlink"/>
@@ -3945,7 +3763,7 @@
           <w:sz w:val="24"/>
           <w:u w:val="single"/>
         </w:rPr>
-        <w:hyperlink r:id="rId23" w:history="1">
+        <w:hyperlink r:id="rId25" w:history="1">
           <w:r>
             <w:rPr>
               <w:rStyle w:val="Hyperlink"/>
@@ -3974,7 +3792,7 @@
           <w:sz w:val="24"/>
           <w:u w:val="single"/>
         </w:rPr>
-        <w:hyperlink r:id="rId23" w:history="1">
+        <w:hyperlink r:id="rId25" w:history="1">
           <w:r>
             <w:rPr>
               <w:rStyle w:val="Hyperlink"/>
@@ -4003,7 +3821,7 @@
           <w:sz w:val="24"/>
           <w:u w:val="single"/>
         </w:rPr>
-        <w:hyperlink r:id="rId23" w:history="1">
+        <w:hyperlink r:id="rId25" w:history="1">
           <w:r>
             <w:rPr>
               <w:rStyle w:val="Hyperlink"/>
@@ -4032,7 +3850,7 @@
           <w:sz w:val="24"/>
           <w:u w:val="single"/>
         </w:rPr>
-        <w:hyperlink r:id="rId23" w:history="1">
+        <w:hyperlink r:id="rId25" w:history="1">
           <w:r>
             <w:rPr>
               <w:rStyle w:val="Hyperlink"/>
@@ -4100,7 +3918,7 @@
           <w:sz w:val="24"/>
           <w:u w:val="single"/>
         </w:rPr>
-        <w:hyperlink r:id="rId24" w:history="1">
+        <w:hyperlink r:id="rId26" w:history="1">
           <w:r>
             <w:rPr>
               <w:rStyle w:val="Hyperlink"/>
@@ -4129,7 +3947,7 @@
           <w:sz w:val="24"/>
           <w:u w:val="single"/>
         </w:rPr>
-        <w:hyperlink r:id="rId24" w:history="1">
+        <w:hyperlink r:id="rId26" w:history="1">
           <w:r>
             <w:rPr>
               <w:rStyle w:val="Hyperlink"/>
@@ -4158,7 +3976,7 @@
           <w:sz w:val="24"/>
           <w:u w:val="single"/>
         </w:rPr>
-        <w:hyperlink r:id="rId24" w:history="1">
+        <w:hyperlink r:id="rId26" w:history="1">
           <w:r>
             <w:rPr>
               <w:rStyle w:val="Hyperlink"/>
@@ -4214,7 +4032,7 @@
           <w:sz w:val="24"/>
           <w:u w:val="single"/>
         </w:rPr>
-        <w:hyperlink r:id="rId25" w:history="1">
+        <w:hyperlink r:id="rId27" w:history="1">
           <w:r>
             <w:rPr>
               <w:rStyle w:val="Hyperlink"/>
@@ -4242,7 +4060,7 @@
           <w:sz w:val="24"/>
           <w:u w:val="single"/>
         </w:rPr>
-        <w:hyperlink r:id="rId24" w:history="1">
+        <w:hyperlink r:id="rId26" w:history="1">
           <w:r>
             <w:rPr>
               <w:rStyle w:val="Hyperlink"/>
@@ -4271,7 +4089,7 @@
           <w:sz w:val="24"/>
           <w:u w:val="single"/>
         </w:rPr>
-        <w:hyperlink r:id="rId24" w:history="1">
+        <w:hyperlink r:id="rId26" w:history="1">
           <w:r>
             <w:rPr>
               <w:rStyle w:val="Hyperlink"/>
@@ -4289,7 +4107,7 @@
           <w:sz w:val="24"/>
           <w:u w:val="single"/>
         </w:rPr>
-        <w:hyperlink r:id="rId24" w:history="1">
+        <w:hyperlink r:id="rId26" w:history="1">
           <w:r>
             <w:rPr>
               <w:rStyle w:val="Hyperlink"/>
@@ -4307,7 +4125,7 @@
           <w:sz w:val="24"/>
           <w:u w:val="single"/>
         </w:rPr>
-        <w:hyperlink r:id="rId24" w:history="1">
+        <w:hyperlink r:id="rId26" w:history="1">
           <w:r>
             <w:rPr>
               <w:rStyle w:val="Hyperlink"/>
@@ -4356,7 +4174,7 @@
           <w:sz w:val="24"/>
           <w:u w:val="single"/>
         </w:rPr>
-        <w:hyperlink r:id="rId27" w:history="1">
+        <w:hyperlink r:id="rId28" w:history="1">
           <w:r>
             <w:rPr>
               <w:rStyle w:val="Hyperlink"/>
@@ -4374,7 +4192,7 @@
           <w:sz w:val="24"/>
           <w:u w:val="single"/>
         </w:rPr>
-        <w:hyperlink r:id="rId27" w:history="1">
+        <w:hyperlink r:id="rId28" w:history="1">
           <w:r>
             <w:rPr>
               <w:rStyle w:val="Hyperlink"/>
@@ -4403,7 +4221,7 @@
           <w:sz w:val="24"/>
           <w:u w:val="single"/>
         </w:rPr>
-        <w:hyperlink r:id="rId26" w:history="1">
+        <w:hyperlink r:id="rId28" w:history="1">
           <w:r>
             <w:rPr>
               <w:rStyle w:val="Hyperlink"/>
@@ -4421,7 +4239,7 @@
           <w:sz w:val="24"/>
           <w:u w:val="single"/>
         </w:rPr>
-        <w:hyperlink r:id="rId26" w:history="1">
+        <w:hyperlink r:id="rId28" w:history="1">
           <w:r>
             <w:rPr>
               <w:rStyle w:val="Hyperlink"/>
@@ -4439,7 +4257,7 @@
           <w:color w:val="000000"/>
           <w:sz w:val="24"/>
         </w:rPr>
-        <w:hyperlink r:id="rId26" w:history="1">
+        <w:hyperlink r:id="rId29" w:history="1">
           <w:r>
             <w:rPr>
               <w:rStyle w:val="Hyperlink"/>
@@ -4507,7 +4325,7 @@
           <w:sz w:val="24"/>
           <w:u w:val="single"/>
         </w:rPr>
-        <w:hyperlink r:id="rId28" w:history="1">
+        <w:hyperlink r:id="rId30" w:history="1">
           <w:r>
             <w:rPr>
               <w:rStyle w:val="Hyperlink"/>
@@ -4525,7 +4343,7 @@
           <w:sz w:val="24"/>
           <w:u w:val="single"/>
         </w:rPr>
-        <w:hyperlink r:id="rId28" w:history="1">
+        <w:hyperlink r:id="rId30" w:history="1">
           <w:r>
             <w:rPr>
               <w:rStyle w:val="Hyperlink"/>
@@ -4554,7 +4372,7 @@
           <w:sz w:val="24"/>
           <w:u w:val="single"/>
         </w:rPr>
-        <w:hyperlink r:id="rId28" w:history="1">
+        <w:hyperlink r:id="rId30" w:history="1">
           <w:r>
             <w:rPr>
               <w:rStyle w:val="Hyperlink"/>
@@ -4632,7 +4450,7 @@
           <w:sz w:val="24"/>
           <w:u w:val="single"/>
         </w:rPr>
-        <w:hyperlink r:id="rId29" w:history="1">
+        <w:hyperlink r:id="rId31" w:history="1">
           <w:r>
             <w:rPr>
               <w:rStyle w:val="Hyperlink"/>
@@ -4661,7 +4479,7 @@
           <w:sz w:val="24"/>
           <w:u w:val="single"/>
         </w:rPr>
-        <w:hyperlink r:id="rId29" w:history="1">
+        <w:hyperlink r:id="rId31" w:history="1">
           <w:r>
             <w:rPr>
               <w:rStyle w:val="Hyperlink"/>
@@ -4689,7 +4507,7 @@
           <w:sz w:val="24"/>
           <w:u w:val="single"/>
         </w:rPr>
-        <w:hyperlink r:id="rId30" w:history="1">
+        <w:hyperlink r:id="rId32" w:history="1">
           <w:r>
             <w:rPr>
               <w:rStyle w:val="Hyperlink"/>
@@ -4717,7 +4535,7 @@
           <w:color w:val="000000"/>
           <w:sz w:val="24"/>
         </w:rPr>
-        <w:hyperlink r:id="rId29" w:history="1">
+        <w:hyperlink r:id="rId31" w:history="1">
           <w:r>
             <w:rPr>
               <w:rStyle w:val="Hyperlink"/>
@@ -4735,7 +4553,7 @@
           <w:color w:val="000000"/>
           <w:sz w:val="24"/>
         </w:rPr>
-        <w:hyperlink r:id="rId29" w:history="1">
+        <w:hyperlink r:id="rId31" w:history="1">
           <w:r>
             <w:rPr>
               <w:rStyle w:val="Hyperlink"/>
@@ -4763,7 +4581,7 @@
           <w:color w:val="000000"/>
           <w:sz w:val="24"/>
         </w:rPr>
-        <w:hyperlink r:id="rId30" w:history="1">
+        <w:hyperlink r:id="rId32" w:history="1">
           <w:r>
             <w:rPr>
               <w:rStyle w:val="Hyperlink"/>
@@ -5205,9 +5023,29 @@
     </w:p>
     <w:p>
       <w:pPr>
+        <w:autoSpaceDN w:val="0"/>
+        <w:autoSpaceDE w:val="0"/>
+        <w:widowControl/>
+        <w:spacing w:line="352" w:lineRule="exact" w:before="176" w:after="0"/>
+        <w:ind w:left="10" w:right="0" w:firstLine="0"/>
+        <w:jc w:val="left"/>
+      </w:pPr>
+      <w:r>
+        <w:rPr>
+          <w:rFonts w:ascii="Charis SIL Regular" w:hAnsi="Charis SIL Regular" w:eastAsia="Charis SIL Regular"/>
+          <w:b w:val="0"/>
+          <w:i w:val="0"/>
+          <w:color w:val="000000"/>
+          <w:sz w:val="24"/>
+        </w:rPr>
+        <w:t>THIS RA HAS NO SOURCES</w:t>
+      </w:r>
+    </w:p>
+    <w:p>
+      <w:pPr>
         <w:sectPr>
           <w:pgSz w:w="11900" w:h="16840"/>
-          <w:pgMar w:top="324" w:right="972" w:bottom="596" w:left="950" w:header="720" w:footer="720" w:gutter="0"/>
+          <w:pgMar w:top="324" w:right="940" w:bottom="596" w:left="950" w:header="720" w:footer="720" w:gutter="0"/>
           <w:cols/>
           <w:docGrid w:linePitch="360"/>
         </w:sectPr>
@@ -5218,7 +5056,7 @@
         <w:autoSpaceDN w:val="0"/>
         <w:autoSpaceDE w:val="0"/>
         <w:widowControl/>
-        <w:spacing w:line="220" w:lineRule="exact" w:before="0" w:after="104"/>
+        <w:spacing w:line="220" w:lineRule="exact" w:before="0" w:after="86"/>
         <w:ind w:left="0" w:right="0"/>
       </w:pPr>
     </w:p>
@@ -5227,23 +5065,10 @@
         <w:autoSpaceDN w:val="0"/>
         <w:autoSpaceDE w:val="0"/>
         <w:widowControl/>
-        <w:spacing w:line="554" w:lineRule="exact" w:before="0" w:after="0"/>
-        <w:ind w:left="0" w:right="3744" w:firstLine="0"/>
+        <w:spacing w:line="466" w:lineRule="exact" w:before="72" w:after="0"/>
+        <w:ind w:left="0" w:right="3312" w:firstLine="0"/>
         <w:jc w:val="left"/>
       </w:pPr>
-      <w:r>
-        <w:rPr>
-          <w:rFonts w:ascii="Charis SIL Regular" w:hAnsi="Charis SIL Regular" w:eastAsia="Charis SIL Regular"/>
-          <w:b w:val="0"/>
-          <w:i w:val="0"/>
-          <w:color w:val="000000"/>
-          <w:sz w:val="24"/>
-        </w:rPr>
-        <w:t xml:space="preserve">THIS RA HAS NO SOURCES </w:t>
-      </w:r>
-      <w:r>
-        <w:br/>
-      </w:r>
       <w:r>
         <w:rPr>
           <w:rFonts w:ascii="Charis SIL Bold" w:hAnsi="Charis SIL Bold" w:eastAsia="Charis SIL Bold"/>
@@ -5293,7 +5118,7 @@
     </w:p>
     <w:sectPr>
       <w:pgSz w:w="11900" w:h="16840"/>
-      <w:pgMar w:top="324" w:right="940" w:bottom="1440" w:left="960" w:header="720" w:footer="720" w:gutter="0"/>
+      <w:pgMar w:top="306" w:right="1440" w:bottom="1440" w:left="960" w:header="720" w:footer="720" w:gutter="0"/>
       <w:cols/>
       <w:docGrid w:linePitch="360"/>
     </w:sectPr>

--- a/EXPORTS/DOCX/published/niveau2/English/Indonesia.docx
+++ b/EXPORTS/DOCX/published/niveau2/English/Indonesia.docx
@@ -679,36 +679,7 @@
           <w:color w:val="000000"/>
           <w:sz w:val="24"/>
         </w:rPr>
-        <w:t>Scie</w:t>
-      </w:r>
-      <w:r>
-        <w:rPr>
-          <w:u w:val="single" w:color="0000ff"/>
-          <w:rFonts w:ascii="Charis SIL Regular" w:hAnsi="Charis SIL Regular" w:eastAsia="Charis SIL Regular"/>
-          <w:b w:val="0"/>
-          <w:i w:val="0"/>
-          <w:color w:val="000000"/>
-          <w:sz w:val="24"/>
-        </w:rPr>
-        <w:t>nces) is of great importance fo</w:t>
-      </w:r>
-      <w:r>
-        <w:rPr>
-          <w:u w:val="single" w:color="0000ff"/>
-          <w:rFonts w:ascii="Charis SIL Regular" w:hAnsi="Charis SIL Regular" w:eastAsia="Charis SIL Regular"/>
-          <w:b w:val="0"/>
-          <w:i w:val="0"/>
-          <w:color w:val="000000"/>
-          <w:sz w:val="24"/>
-        </w:rPr>
-        <w:hyperlink r:id="rId10" w:history="1">
-          <w:r>
-            <w:rPr>
-              <w:rStyle w:val="Hyperlink"/>
-            </w:rPr>
-            <w:t>r proven</w:t>
-          </w:r>
-        </w:hyperlink>
+        <w:t>Sciences) is of great importance for proven</w:t>
       </w:r>
       <w:r>
         <w:rPr>
@@ -1190,13 +1161,57 @@
       </w:r>
       <w:r>
         <w:rPr>
+          <w:u w:val="single" w:color="0000ff"/>
           <w:rFonts w:ascii="Charis SIL Regular" w:hAnsi="Charis SIL Regular" w:eastAsia="Charis SIL Regular"/>
           <w:b w:val="0"/>
           <w:i w:val="0"/>
           <w:color w:val="000000"/>
           <w:sz w:val="24"/>
         </w:rPr>
-        <w:t xml:space="preserve">Genootschap, see </w:t>
+        <w:hyperlink r:id="rId12" w:history="1">
+          <w:r>
+            <w:rPr>
+              <w:rStyle w:val="Hyperlink"/>
+            </w:rPr>
+            <w:t>Genoo</w:t>
+          </w:r>
+        </w:hyperlink>
+      </w:r>
+      <w:r>
+        <w:rPr>
+          <w:u w:val="single" w:color="0000ff"/>
+          <w:rFonts w:ascii="Charis SIL Regular" w:hAnsi="Charis SIL Regular" w:eastAsia="Charis SIL Regular"/>
+          <w:b w:val="0"/>
+          <w:i w:val="0"/>
+          <w:color w:val="000000"/>
+          <w:sz w:val="24"/>
+        </w:rPr>
+        <w:hyperlink r:id="rId12" w:history="1">
+          <w:r>
+            <w:rPr>
+              <w:rStyle w:val="Hyperlink"/>
+            </w:rPr>
+            <w:t>t</w:t>
+          </w:r>
+        </w:hyperlink>
+      </w:r>
+      <w:r>
+        <w:rPr>
+          <w:u w:val="single" w:color="0000ff"/>
+          <w:rFonts w:ascii="Charis SIL Regular" w:hAnsi="Charis SIL Regular" w:eastAsia="Charis SIL Regular"/>
+          <w:b w:val="0"/>
+          <w:i w:val="0"/>
+          <w:color w:val="000000"/>
+          <w:sz w:val="24"/>
+        </w:rPr>
+        <w:hyperlink r:id="rId12" w:history="1">
+          <w:r>
+            <w:rPr>
+              <w:rStyle w:val="Hyperlink"/>
+            </w:rPr>
+            <w:t xml:space="preserve">schap, see </w:t>
+          </w:r>
+        </w:hyperlink>
       </w:r>
       <w:r>
         <w:rPr>
@@ -1642,7 +1657,35 @@
           <w:color w:val="000000"/>
           <w:sz w:val="24"/>
         </w:rPr>
-        <w:t>and 2023. Many more objects in Dutch m</w:t>
+        <w:t>and 2023. Many more objects in</w:t>
+      </w:r>
+      <w:r>
+        <w:rPr>
+          <w:u w:val="single" w:color="0000ff"/>
+          <w:rFonts w:ascii="Charis SIL Regular" w:hAnsi="Charis SIL Regular" w:eastAsia="Charis SIL Regular"/>
+          <w:b w:val="0"/>
+          <w:i w:val="0"/>
+          <w:color w:val="000000"/>
+          <w:sz w:val="24"/>
+        </w:rPr>
+        <w:hyperlink r:id="rId15" w:history="1">
+          <w:r>
+            <w:rPr>
+              <w:rStyle w:val="Hyperlink"/>
+            </w:rPr>
+            <w:t xml:space="preserve"> Dutch </w:t>
+          </w:r>
+        </w:hyperlink>
+      </w:r>
+      <w:r>
+        <w:rPr>
+          <w:rFonts w:ascii="Charis SIL Regular" w:hAnsi="Charis SIL Regular" w:eastAsia="Charis SIL Regular"/>
+          <w:b w:val="0"/>
+          <w:i w:val="0"/>
+          <w:color w:val="000000"/>
+          <w:sz w:val="24"/>
+        </w:rPr>
+        <w:t>m</w:t>
       </w:r>
       <w:r>
         <w:rPr>
@@ -2278,7 +2321,7 @@
           <w:sz w:val="24"/>
           <w:u w:val="single"/>
         </w:rPr>
-        <w:hyperlink r:id="rId21" w:history="1">
+        <w:hyperlink r:id="rId20" w:history="1">
           <w:r>
             <w:rPr>
               <w:rStyle w:val="Hyperlink"/>
@@ -2296,7 +2339,7 @@
           <w:sz w:val="24"/>
           <w:u w:val="single"/>
         </w:rPr>
-        <w:hyperlink r:id="rId21" w:history="1">
+        <w:hyperlink r:id="rId20" w:history="1">
           <w:r>
             <w:rPr>
               <w:rStyle w:val="Hyperlink"/>
@@ -2325,7 +2368,7 @@
           <w:sz w:val="24"/>
           <w:u w:val="single"/>
         </w:rPr>
-        <w:hyperlink r:id="rId21" w:history="1">
+        <w:hyperlink r:id="rId20" w:history="1">
           <w:r>
             <w:rPr>
               <w:rStyle w:val="Hyperlink"/>
@@ -2606,7 +2649,7 @@
           <w:sz w:val="24"/>
           <w:u w:val="single"/>
         </w:rPr>
-        <w:hyperlink r:id="rId22" w:history="1">
+        <w:hyperlink r:id="rId21" w:history="1">
           <w:r>
             <w:rPr>
               <w:rStyle w:val="Hyperlink"/>
@@ -2635,7 +2678,7 @@
           <w:sz w:val="24"/>
           <w:u w:val="single"/>
         </w:rPr>
-        <w:hyperlink r:id="rId22" w:history="1">
+        <w:hyperlink r:id="rId21" w:history="1">
           <w:r>
             <w:rPr>
               <w:rStyle w:val="Hyperlink"/>
@@ -2663,7 +2706,7 @@
           <w:color w:val="0000FF"/>
           <w:sz w:val="24"/>
         </w:rPr>
-        <w:hyperlink r:id="rId22" w:history="1">
+        <w:hyperlink r:id="rId21" w:history="1">
           <w:r>
             <w:rPr>
               <w:rStyle w:val="Hyperlink"/>
@@ -2757,7 +2800,7 @@
           <w:sz w:val="24"/>
           <w:u w:val="single"/>
         </w:rPr>
-        <w:hyperlink r:id="rId22" w:history="1">
+        <w:hyperlink r:id="rId10" w:history="1">
           <w:r>
             <w:rPr>
               <w:rStyle w:val="Hyperlink"/>
@@ -2775,7 +2818,7 @@
           <w:sz w:val="24"/>
           <w:u w:val="single"/>
         </w:rPr>
-        <w:hyperlink r:id="rId22" w:history="1">
+        <w:hyperlink r:id="rId10" w:history="1">
           <w:r>
             <w:rPr>
               <w:rStyle w:val="Hyperlink"/>
@@ -2793,7 +2836,7 @@
           <w:sz w:val="24"/>
           <w:u w:val="single"/>
         </w:rPr>
-        <w:hyperlink r:id="rId22" w:history="1">
+        <w:hyperlink r:id="rId10" w:history="1">
           <w:r>
             <w:rPr>
               <w:rStyle w:val="Hyperlink"/>
@@ -2809,8 +2852,74 @@
           <w:i w:val="0"/>
           <w:color w:val="0000FF"/>
           <w:sz w:val="24"/>
-        </w:rPr>
-        <w:t xml:space="preserve"> and Carib</w:t>
+          <w:u w:val="single"/>
+        </w:rPr>
+        <w:t xml:space="preserve"> </w:t>
+      </w:r>
+      <w:r>
+        <w:rPr>
+          <w:rFonts w:ascii="Charis SIL Regular" w:hAnsi="Charis SIL Regular" w:eastAsia="Charis SIL Regular"/>
+          <w:b w:val="0"/>
+          <w:i w:val="0"/>
+          <w:color w:val="0000FF"/>
+          <w:sz w:val="24"/>
+          <w:u w:val="single"/>
+        </w:rPr>
+        <w:hyperlink r:id="rId10" w:history="1">
+          <w:r>
+            <w:rPr>
+              <w:rStyle w:val="Hyperlink"/>
+            </w:rPr>
+            <w:t>a</w:t>
+          </w:r>
+        </w:hyperlink>
+      </w:r>
+      <w:r>
+        <w:rPr>
+          <w:rFonts w:ascii="Charis SIL Regular" w:hAnsi="Charis SIL Regular" w:eastAsia="Charis SIL Regular"/>
+          <w:b w:val="0"/>
+          <w:i w:val="0"/>
+          <w:color w:val="0000FF"/>
+          <w:sz w:val="24"/>
+          <w:u w:val="single"/>
+        </w:rPr>
+        <w:hyperlink r:id="rId10" w:history="1">
+          <w:r>
+            <w:rPr>
+              <w:rStyle w:val="Hyperlink"/>
+            </w:rPr>
+            <w:t>nd</w:t>
+          </w:r>
+        </w:hyperlink>
+      </w:r>
+      <w:r>
+        <w:rPr>
+          <w:rFonts w:ascii="Charis SIL Regular" w:hAnsi="Charis SIL Regular" w:eastAsia="Charis SIL Regular"/>
+          <w:b w:val="0"/>
+          <w:i w:val="0"/>
+          <w:color w:val="0000FF"/>
+          <w:sz w:val="24"/>
+          <w:u w:val="single"/>
+        </w:rPr>
+        <w:t xml:space="preserve"> </w:t>
+      </w:r>
+      <w:r>
+        <w:rPr>
+          <w:rFonts w:ascii="Charis SIL Regular" w:hAnsi="Charis SIL Regular" w:eastAsia="Charis SIL Regular"/>
+          <w:b w:val="0"/>
+          <w:i w:val="0"/>
+          <w:color w:val="0000FF"/>
+          <w:sz w:val="24"/>
+          <w:u w:val="single"/>
+        </w:rPr>
+        <w:hyperlink r:id="rId10" w:history="1">
+          <w:r>
+            <w:rPr>
+              <w:rStyle w:val="Hyperlink"/>
+            </w:rPr>
+            <w:t>Carib</w:t>
+          </w:r>
+        </w:hyperlink>
       </w:r>
       <w:r>
         <w:rPr>
@@ -2915,7 +3024,7 @@
           <w:sz w:val="24"/>
           <w:u w:val="single"/>
         </w:rPr>
-        <w:hyperlink r:id="rId10" w:history="1">
+        <w:hyperlink r:id="rId21" w:history="1">
           <w:r>
             <w:rPr>
               <w:rStyle w:val="Hyperlink"/>
@@ -2933,7 +3042,7 @@
           <w:sz w:val="24"/>
           <w:u w:val="single"/>
         </w:rPr>
-        <w:hyperlink r:id="rId22" w:history="1">
+        <w:hyperlink r:id="rId21" w:history="1">
           <w:r>
             <w:rPr>
               <w:rStyle w:val="Hyperlink"/>
@@ -2950,7 +3059,7 @@
           <w:color w:val="000000"/>
           <w:sz w:val="24"/>
         </w:rPr>
-        <w:t xml:space="preserve"> (KITL</w:t>
+        <w:t xml:space="preserve"> (KITLV). Through such o</w:t>
       </w:r>
       <w:r>
         <w:rPr>
@@ -2961,43 +3070,7 @@
           <w:color w:val="000000"/>
           <w:sz w:val="24"/>
         </w:rPr>
-        <w:hyperlink r:id="rId22" w:history="1">
-          <w:r>
-            <w:rPr>
-              <w:rStyle w:val="Hyperlink"/>
-            </w:rPr>
-            <w:t>V). Th</w:t>
-          </w:r>
-        </w:hyperlink>
-      </w:r>
-      <w:r>
-        <w:rPr>
-          <w:u w:val="single" w:color="0000ff"/>
-          <w:rFonts w:ascii="Charis SIL Regular" w:hAnsi="Charis SIL Regular" w:eastAsia="Charis SIL Regular"/>
-          <w:b w:val="0"/>
-          <w:i w:val="0"/>
-          <w:color w:val="000000"/>
-          <w:sz w:val="24"/>
-        </w:rPr>
-        <w:hyperlink r:id="rId22" w:history="1">
-          <w:r>
-            <w:rPr>
-              <w:rStyle w:val="Hyperlink"/>
-            </w:rPr>
-            <w:t>rough such o</w:t>
-          </w:r>
-        </w:hyperlink>
-      </w:r>
-      <w:r>
-        <w:rPr>
-          <w:u w:val="single" w:color="0000ff"/>
-          <w:rFonts w:ascii="Charis SIL Regular" w:hAnsi="Charis SIL Regular" w:eastAsia="Charis SIL Regular"/>
-          <w:b w:val="0"/>
-          <w:i w:val="0"/>
-          <w:color w:val="000000"/>
-          <w:sz w:val="24"/>
-        </w:rPr>
-        <w:hyperlink r:id="rId22" w:history="1">
+        <w:hyperlink r:id="rId21" w:history="1">
           <w:r>
             <w:rPr>
               <w:rStyle w:val="Hyperlink"/>
@@ -3015,7 +3088,7 @@
           <w:color w:val="000000"/>
           <w:sz w:val="24"/>
         </w:rPr>
-        <w:hyperlink r:id="rId22" w:history="1">
+        <w:hyperlink r:id="rId21" w:history="1">
           <w:r>
             <w:rPr>
               <w:rStyle w:val="Hyperlink"/>
@@ -3032,7 +3105,7 @@
           <w:color w:val="000000"/>
           <w:sz w:val="24"/>
         </w:rPr>
-        <w:hyperlink r:id="rId22" w:history="1">
+        <w:hyperlink r:id="rId21" w:history="1">
           <w:r>
             <w:rPr>
               <w:rStyle w:val="Hyperlink"/>
@@ -3060,7 +3133,7 @@
           <w:color w:val="000000"/>
           <w:sz w:val="24"/>
         </w:rPr>
-        <w:hyperlink r:id="rId22" w:history="1">
+        <w:hyperlink r:id="rId21" w:history="1">
           <w:r>
             <w:rPr>
               <w:rStyle w:val="Hyperlink"/>
@@ -3082,13 +3155,21 @@
       </w:r>
       <w:r>
         <w:rPr>
+          <w:u w:val="single" w:color="0000ff"/>
           <w:rFonts w:ascii="Charis SIL Regular" w:hAnsi="Charis SIL Regular" w:eastAsia="Charis SIL Regular"/>
           <w:b w:val="0"/>
           <w:i w:val="0"/>
           <w:color w:val="000000"/>
           <w:sz w:val="24"/>
         </w:rPr>
-        <w:t>f</w:t>
+        <w:hyperlink r:id="rId21" w:history="1">
+          <w:r>
+            <w:rPr>
+              <w:rStyle w:val="Hyperlink"/>
+            </w:rPr>
+            <w:t>f</w:t>
+          </w:r>
+        </w:hyperlink>
       </w:r>
       <w:r>
         <w:rPr>
@@ -3099,7 +3180,7 @@
           <w:color w:val="000000"/>
           <w:sz w:val="24"/>
         </w:rPr>
-        <w:hyperlink r:id="rId22" w:history="1">
+        <w:hyperlink r:id="rId21" w:history="1">
           <w:r>
             <w:rPr>
               <w:rStyle w:val="Hyperlink"/>
@@ -3117,41 +3198,36 @@
           <w:color w:val="000000"/>
           <w:sz w:val="24"/>
         </w:rPr>
-        <w:hyperlink r:id="rId22" w:history="1">
+        <w:hyperlink r:id="rId21" w:history="1">
           <w:r>
             <w:rPr>
               <w:rStyle w:val="Hyperlink"/>
             </w:rPr>
-            <w:t>tif</w:t>
+            <w:t>tifi</w:t>
           </w:r>
         </w:hyperlink>
       </w:r>
       <w:r>
         <w:rPr>
+          <w:u w:val="single" w:color="0000ff"/>
           <w:rFonts w:ascii="Charis SIL Regular" w:hAnsi="Charis SIL Regular" w:eastAsia="Charis SIL Regular"/>
           <w:b w:val="0"/>
           <w:i w:val="0"/>
           <w:color w:val="000000"/>
           <w:sz w:val="24"/>
         </w:rPr>
-        <w:hyperlink r:id="rId22" w:history="1">
-          <w:r>
-            <w:rPr>
-              <w:rStyle w:val="Hyperlink"/>
-            </w:rPr>
-            <w:t>i</w:t>
-          </w:r>
-        </w:hyperlink>
-      </w:r>
-      <w:r>
-        <w:rPr>
+        <w:t>c</w:t>
+      </w:r>
+      <w:r>
+        <w:rPr>
+          <w:u w:val="single" w:color="0000ff"/>
           <w:rFonts w:ascii="Charis SIL Regular" w:hAnsi="Charis SIL Regular" w:eastAsia="Charis SIL Regular"/>
           <w:b w:val="0"/>
           <w:i w:val="0"/>
           <w:color w:val="000000"/>
           <w:sz w:val="24"/>
         </w:rPr>
-        <w:t>c</w:t>
+        <w:t xml:space="preserve"> </w:t>
       </w:r>
       <w:r>
         <w:rPr>
@@ -3162,18 +3238,7 @@
           <w:color w:val="000000"/>
           <w:sz w:val="24"/>
         </w:rPr>
-        <w:t xml:space="preserve"> </w:t>
-      </w:r>
-      <w:r>
-        <w:rPr>
-          <w:u w:val="single" w:color="0000ff"/>
-          <w:rFonts w:ascii="Charis SIL Regular" w:hAnsi="Charis SIL Regular" w:eastAsia="Charis SIL Regular"/>
-          <w:b w:val="0"/>
-          <w:i w:val="0"/>
-          <w:color w:val="000000"/>
-          <w:sz w:val="24"/>
-        </w:rPr>
-        <w:hyperlink r:id="rId22" w:history="1">
+        <w:hyperlink r:id="rId21" w:history="1">
           <w:r>
             <w:rPr>
               <w:rStyle w:val="Hyperlink"/>
@@ -3191,17 +3256,27 @@
           <w:color w:val="000000"/>
           <w:sz w:val="24"/>
         </w:rPr>
-        <w:hyperlink r:id="rId22" w:history="1">
+        <w:hyperlink r:id="rId21" w:history="1">
           <w:r>
             <w:rPr>
               <w:rStyle w:val="Hyperlink"/>
             </w:rPr>
-            <w:t>ere pub</w:t>
+            <w:t>ere pu</w:t>
           </w:r>
         </w:hyperlink>
       </w:r>
       <w:r>
         <w:rPr>
+          <w:rFonts w:ascii="Charis SIL Regular" w:hAnsi="Charis SIL Regular" w:eastAsia="Charis SIL Regular"/>
+          <w:b w:val="0"/>
+          <w:i w:val="0"/>
+          <w:color w:val="000000"/>
+          <w:sz w:val="24"/>
+        </w:rPr>
+        <w:t>bl</w:t>
+      </w:r>
+      <w:r>
+        <w:rPr>
           <w:u w:val="single" w:color="0000ff"/>
           <w:rFonts w:ascii="Charis SIL Regular" w:hAnsi="Charis SIL Regular" w:eastAsia="Charis SIL Regular"/>
           <w:b w:val="0"/>
@@ -3209,25 +3284,7 @@
           <w:color w:val="000000"/>
           <w:sz w:val="24"/>
         </w:rPr>
-        <w:hyperlink r:id="rId22" w:history="1">
-          <w:r>
-            <w:rPr>
-              <w:rStyle w:val="Hyperlink"/>
-            </w:rPr>
-            <w:t>l</w:t>
-          </w:r>
-        </w:hyperlink>
-      </w:r>
-      <w:r>
-        <w:rPr>
-          <w:u w:val="single" w:color="0000ff"/>
-          <w:rFonts w:ascii="Charis SIL Regular" w:hAnsi="Charis SIL Regular" w:eastAsia="Charis SIL Regular"/>
-          <w:b w:val="0"/>
-          <w:i w:val="0"/>
-          <w:color w:val="000000"/>
-          <w:sz w:val="24"/>
-        </w:rPr>
-        <w:hyperlink r:id="rId22" w:history="1">
+        <w:hyperlink r:id="rId21" w:history="1">
           <w:r>
             <w:rPr>
               <w:rStyle w:val="Hyperlink"/>
@@ -3285,7 +3342,7 @@
           <w:sz w:val="24"/>
           <w:u w:val="single"/>
         </w:rPr>
-        <w:hyperlink r:id="rId23" w:history="1">
+        <w:hyperlink r:id="rId22" w:history="1">
           <w:r>
             <w:rPr>
               <w:rStyle w:val="Hyperlink"/>
@@ -3314,7 +3371,7 @@
           <w:sz w:val="24"/>
           <w:u w:val="single"/>
         </w:rPr>
-        <w:hyperlink r:id="rId23" w:history="1">
+        <w:hyperlink r:id="rId22" w:history="1">
           <w:r>
             <w:rPr>
               <w:rStyle w:val="Hyperlink"/>
@@ -3475,7 +3532,7 @@
           <w:sz w:val="24"/>
           <w:u w:val="single"/>
         </w:rPr>
-        <w:hyperlink r:id="rId24" w:history="1">
+        <w:hyperlink r:id="rId23" w:history="1">
           <w:r>
             <w:rPr>
               <w:rStyle w:val="Hyperlink"/>
@@ -3504,7 +3561,7 @@
           <w:sz w:val="24"/>
           <w:u w:val="single"/>
         </w:rPr>
-        <w:hyperlink r:id="rId24" w:history="1">
+        <w:hyperlink r:id="rId23" w:history="1">
           <w:r>
             <w:rPr>
               <w:rStyle w:val="Hyperlink"/>
@@ -3734,7 +3791,7 @@
           <w:sz w:val="24"/>
           <w:u w:val="single"/>
         </w:rPr>
-        <w:hyperlink r:id="rId25" w:history="1">
+        <w:hyperlink r:id="rId24" w:history="1">
           <w:r>
             <w:rPr>
               <w:rStyle w:val="Hyperlink"/>
@@ -3763,7 +3820,7 @@
           <w:sz w:val="24"/>
           <w:u w:val="single"/>
         </w:rPr>
-        <w:hyperlink r:id="rId25" w:history="1">
+        <w:hyperlink r:id="rId24" w:history="1">
           <w:r>
             <w:rPr>
               <w:rStyle w:val="Hyperlink"/>
@@ -3792,7 +3849,7 @@
           <w:sz w:val="24"/>
           <w:u w:val="single"/>
         </w:rPr>
-        <w:hyperlink r:id="rId25" w:history="1">
+        <w:hyperlink r:id="rId24" w:history="1">
           <w:r>
             <w:rPr>
               <w:rStyle w:val="Hyperlink"/>
@@ -3821,7 +3878,7 @@
           <w:sz w:val="24"/>
           <w:u w:val="single"/>
         </w:rPr>
-        <w:hyperlink r:id="rId25" w:history="1">
+        <w:hyperlink r:id="rId24" w:history="1">
           <w:r>
             <w:rPr>
               <w:rStyle w:val="Hyperlink"/>
@@ -3850,7 +3907,7 @@
           <w:sz w:val="24"/>
           <w:u w:val="single"/>
         </w:rPr>
-        <w:hyperlink r:id="rId25" w:history="1">
+        <w:hyperlink r:id="rId24" w:history="1">
           <w:r>
             <w:rPr>
               <w:rStyle w:val="Hyperlink"/>
@@ -3918,7 +3975,7 @@
           <w:sz w:val="24"/>
           <w:u w:val="single"/>
         </w:rPr>
-        <w:hyperlink r:id="rId26" w:history="1">
+        <w:hyperlink r:id="rId25" w:history="1">
           <w:r>
             <w:rPr>
               <w:rStyle w:val="Hyperlink"/>
@@ -3947,7 +4004,7 @@
           <w:sz w:val="24"/>
           <w:u w:val="single"/>
         </w:rPr>
-        <w:hyperlink r:id="rId26" w:history="1">
+        <w:hyperlink r:id="rId25" w:history="1">
           <w:r>
             <w:rPr>
               <w:rStyle w:val="Hyperlink"/>
@@ -3976,7 +4033,7 @@
           <w:sz w:val="24"/>
           <w:u w:val="single"/>
         </w:rPr>
-        <w:hyperlink r:id="rId26" w:history="1">
+        <w:hyperlink r:id="rId25" w:history="1">
           <w:r>
             <w:rPr>
               <w:rStyle w:val="Hyperlink"/>
@@ -4032,7 +4089,7 @@
           <w:sz w:val="24"/>
           <w:u w:val="single"/>
         </w:rPr>
-        <w:hyperlink r:id="rId27" w:history="1">
+        <w:hyperlink r:id="rId26" w:history="1">
           <w:r>
             <w:rPr>
               <w:rStyle w:val="Hyperlink"/>
@@ -4060,7 +4117,7 @@
           <w:sz w:val="24"/>
           <w:u w:val="single"/>
         </w:rPr>
-        <w:hyperlink r:id="rId26" w:history="1">
+        <w:hyperlink r:id="rId25" w:history="1">
           <w:r>
             <w:rPr>
               <w:rStyle w:val="Hyperlink"/>
@@ -4089,7 +4146,7 @@
           <w:sz w:val="24"/>
           <w:u w:val="single"/>
         </w:rPr>
-        <w:hyperlink r:id="rId26" w:history="1">
+        <w:hyperlink r:id="rId25" w:history="1">
           <w:r>
             <w:rPr>
               <w:rStyle w:val="Hyperlink"/>
@@ -4107,7 +4164,7 @@
           <w:sz w:val="24"/>
           <w:u w:val="single"/>
         </w:rPr>
-        <w:hyperlink r:id="rId26" w:history="1">
+        <w:hyperlink r:id="rId25" w:history="1">
           <w:r>
             <w:rPr>
               <w:rStyle w:val="Hyperlink"/>
@@ -4125,7 +4182,7 @@
           <w:sz w:val="24"/>
           <w:u w:val="single"/>
         </w:rPr>
-        <w:hyperlink r:id="rId26" w:history="1">
+        <w:hyperlink r:id="rId25" w:history="1">
           <w:r>
             <w:rPr>
               <w:rStyle w:val="Hyperlink"/>
@@ -4143,7 +4200,7 @@
           <w:sz w:val="24"/>
           <w:u w:val="single"/>
         </w:rPr>
-        <w:hyperlink r:id="rId26" w:history="1">
+        <w:hyperlink r:id="rId25" w:history="1">
           <w:r>
             <w:rPr>
               <w:rStyle w:val="Hyperlink"/>
@@ -4172,27 +4229,19 @@
           <w:i w:val="0"/>
           <w:color w:val="0000FF"/>
           <w:sz w:val="24"/>
+        </w:rPr>
+        <w:t>Mus</w:t>
+      </w:r>
+      <w:r>
+        <w:rPr>
+          <w:rFonts w:ascii="Charis SIL Regular" w:hAnsi="Charis SIL Regular" w:eastAsia="Charis SIL Regular"/>
+          <w:b w:val="0"/>
+          <w:i w:val="0"/>
+          <w:color w:val="0000FF"/>
+          <w:sz w:val="24"/>
           <w:u w:val="single"/>
         </w:rPr>
-        <w:hyperlink r:id="rId28" w:history="1">
-          <w:r>
-            <w:rPr>
-              <w:rStyle w:val="Hyperlink"/>
-            </w:rPr>
-            <w:t>Mus</w:t>
-          </w:r>
-        </w:hyperlink>
-      </w:r>
-      <w:r>
-        <w:rPr>
-          <w:rFonts w:ascii="Charis SIL Regular" w:hAnsi="Charis SIL Regular" w:eastAsia="Charis SIL Regular"/>
-          <w:b w:val="0"/>
-          <w:i w:val="0"/>
-          <w:color w:val="0000FF"/>
-          <w:sz w:val="24"/>
-          <w:u w:val="single"/>
-        </w:rPr>
-        <w:hyperlink r:id="rId28" w:history="1">
+        <w:hyperlink r:id="rId27" w:history="1">
           <w:r>
             <w:rPr>
               <w:rStyle w:val="Hyperlink"/>
@@ -4221,7 +4270,7 @@
           <w:sz w:val="24"/>
           <w:u w:val="single"/>
         </w:rPr>
-        <w:hyperlink r:id="rId28" w:history="1">
+        <w:hyperlink r:id="rId27" w:history="1">
           <w:r>
             <w:rPr>
               <w:rStyle w:val="Hyperlink"/>
@@ -4239,7 +4288,7 @@
           <w:sz w:val="24"/>
           <w:u w:val="single"/>
         </w:rPr>
-        <w:hyperlink r:id="rId28" w:history="1">
+        <w:hyperlink r:id="rId27" w:history="1">
           <w:r>
             <w:rPr>
               <w:rStyle w:val="Hyperlink"/>
@@ -4257,7 +4306,7 @@
           <w:color w:val="000000"/>
           <w:sz w:val="24"/>
         </w:rPr>
-        <w:hyperlink r:id="rId29" w:history="1">
+        <w:hyperlink r:id="rId27" w:history="1">
           <w:r>
             <w:rPr>
               <w:rStyle w:val="Hyperlink"/>
@@ -4325,7 +4374,7 @@
           <w:sz w:val="24"/>
           <w:u w:val="single"/>
         </w:rPr>
-        <w:hyperlink r:id="rId30" w:history="1">
+        <w:hyperlink r:id="rId28" w:history="1">
           <w:r>
             <w:rPr>
               <w:rStyle w:val="Hyperlink"/>
@@ -4343,7 +4392,7 @@
           <w:sz w:val="24"/>
           <w:u w:val="single"/>
         </w:rPr>
-        <w:hyperlink r:id="rId30" w:history="1">
+        <w:hyperlink r:id="rId28" w:history="1">
           <w:r>
             <w:rPr>
               <w:rStyle w:val="Hyperlink"/>
@@ -4372,7 +4421,7 @@
           <w:sz w:val="24"/>
           <w:u w:val="single"/>
         </w:rPr>
-        <w:hyperlink r:id="rId30" w:history="1">
+        <w:hyperlink r:id="rId28" w:history="1">
           <w:r>
             <w:rPr>
               <w:rStyle w:val="Hyperlink"/>
@@ -4450,7 +4499,7 @@
           <w:sz w:val="24"/>
           <w:u w:val="single"/>
         </w:rPr>
-        <w:hyperlink r:id="rId31" w:history="1">
+        <w:hyperlink r:id="rId29" w:history="1">
           <w:r>
             <w:rPr>
               <w:rStyle w:val="Hyperlink"/>
@@ -4479,7 +4528,7 @@
           <w:sz w:val="24"/>
           <w:u w:val="single"/>
         </w:rPr>
-        <w:hyperlink r:id="rId31" w:history="1">
+        <w:hyperlink r:id="rId29" w:history="1">
           <w:r>
             <w:rPr>
               <w:rStyle w:val="Hyperlink"/>
@@ -4507,7 +4556,7 @@
           <w:sz w:val="24"/>
           <w:u w:val="single"/>
         </w:rPr>
-        <w:hyperlink r:id="rId32" w:history="1">
+        <w:hyperlink r:id="rId30" w:history="1">
           <w:r>
             <w:rPr>
               <w:rStyle w:val="Hyperlink"/>
@@ -4535,7 +4584,7 @@
           <w:color w:val="000000"/>
           <w:sz w:val="24"/>
         </w:rPr>
-        <w:hyperlink r:id="rId31" w:history="1">
+        <w:hyperlink r:id="rId29" w:history="1">
           <w:r>
             <w:rPr>
               <w:rStyle w:val="Hyperlink"/>
@@ -4553,7 +4602,7 @@
           <w:color w:val="000000"/>
           <w:sz w:val="24"/>
         </w:rPr>
-        <w:hyperlink r:id="rId31" w:history="1">
+        <w:hyperlink r:id="rId29" w:history="1">
           <w:r>
             <w:rPr>
               <w:rStyle w:val="Hyperlink"/>
@@ -4581,7 +4630,7 @@
           <w:color w:val="000000"/>
           <w:sz w:val="24"/>
         </w:rPr>
-        <w:hyperlink r:id="rId32" w:history="1">
+        <w:hyperlink r:id="rId30" w:history="1">
           <w:r>
             <w:rPr>
               <w:rStyle w:val="Hyperlink"/>

--- a/EXPORTS/DOCX/published/niveau2/English/Indonesia.docx
+++ b/EXPORTS/DOCX/published/niveau2/English/Indonesia.docx
@@ -679,7 +679,115 @@
           <w:color w:val="000000"/>
           <w:sz w:val="24"/>
         </w:rPr>
-        <w:t>Sciences) is of great importance for proven</w:t>
+        <w:t>Scie</w:t>
+      </w:r>
+      <w:r>
+        <w:rPr>
+          <w:u w:val="single" w:color="0000ff"/>
+          <w:rFonts w:ascii="Charis SIL Regular" w:hAnsi="Charis SIL Regular" w:eastAsia="Charis SIL Regular"/>
+          <w:b w:val="0"/>
+          <w:i w:val="0"/>
+          <w:color w:val="000000"/>
+          <w:sz w:val="24"/>
+        </w:rPr>
+        <w:hyperlink r:id="rId10" w:history="1">
+          <w:r>
+            <w:rPr>
+              <w:rStyle w:val="Hyperlink"/>
+            </w:rPr>
+            <w:t>nces) is of g</w:t>
+          </w:r>
+        </w:hyperlink>
+      </w:r>
+      <w:r>
+        <w:rPr>
+          <w:u w:val="single" w:color="0000ff"/>
+          <w:rFonts w:ascii="Charis SIL Regular" w:hAnsi="Charis SIL Regular" w:eastAsia="Charis SIL Regular"/>
+          <w:b w:val="0"/>
+          <w:i w:val="0"/>
+          <w:color w:val="000000"/>
+          <w:sz w:val="24"/>
+        </w:rPr>
+        <w:hyperlink r:id="rId10" w:history="1">
+          <w:r>
+            <w:rPr>
+              <w:rStyle w:val="Hyperlink"/>
+            </w:rPr>
+            <w:t>r</w:t>
+          </w:r>
+        </w:hyperlink>
+      </w:r>
+      <w:r>
+        <w:rPr>
+          <w:u w:val="single" w:color="0000ff"/>
+          <w:rFonts w:ascii="Charis SIL Regular" w:hAnsi="Charis SIL Regular" w:eastAsia="Charis SIL Regular"/>
+          <w:b w:val="0"/>
+          <w:i w:val="0"/>
+          <w:color w:val="000000"/>
+          <w:sz w:val="24"/>
+        </w:rPr>
+        <w:hyperlink r:id="rId10" w:history="1">
+          <w:r>
+            <w:rPr>
+              <w:rStyle w:val="Hyperlink"/>
+            </w:rPr>
+            <w:t>eat importan</w:t>
+          </w:r>
+        </w:hyperlink>
+      </w:r>
+      <w:r>
+        <w:rPr>
+          <w:u w:val="single" w:color="0000ff"/>
+          <w:rFonts w:ascii="Charis SIL Regular" w:hAnsi="Charis SIL Regular" w:eastAsia="Charis SIL Regular"/>
+          <w:b w:val="0"/>
+          <w:i w:val="0"/>
+          <w:color w:val="000000"/>
+          <w:sz w:val="24"/>
+        </w:rPr>
+        <w:hyperlink r:id="rId10" w:history="1">
+          <w:r>
+            <w:rPr>
+              <w:rStyle w:val="Hyperlink"/>
+            </w:rPr>
+            <w:t>c</w:t>
+          </w:r>
+        </w:hyperlink>
+      </w:r>
+      <w:r>
+        <w:rPr>
+          <w:u w:val="single" w:color="0000ff"/>
+          <w:rFonts w:ascii="Charis SIL Regular" w:hAnsi="Charis SIL Regular" w:eastAsia="Charis SIL Regular"/>
+          <w:b w:val="0"/>
+          <w:i w:val="0"/>
+          <w:color w:val="000000"/>
+          <w:sz w:val="24"/>
+        </w:rPr>
+        <w:hyperlink r:id="rId10" w:history="1">
+          <w:r>
+            <w:rPr>
+              <w:rStyle w:val="Hyperlink"/>
+            </w:rPr>
+            <w:t>e fo</w:t>
+          </w:r>
+        </w:hyperlink>
+      </w:r>
+      <w:r>
+        <w:rPr>
+          <w:u w:val="single" w:color="0000ff"/>
+          <w:rFonts w:ascii="Charis SIL Regular" w:hAnsi="Charis SIL Regular" w:eastAsia="Charis SIL Regular"/>
+          <w:b w:val="0"/>
+          <w:i w:val="0"/>
+          <w:color w:val="000000"/>
+          <w:sz w:val="24"/>
+        </w:rPr>
+        <w:hyperlink r:id="rId10" w:history="1">
+          <w:r>
+            <w:rPr>
+              <w:rStyle w:val="Hyperlink"/>
+            </w:rPr>
+            <w:t>r proven</w:t>
+          </w:r>
+        </w:hyperlink>
       </w:r>
       <w:r>
         <w:rPr>
@@ -1161,57 +1269,13 @@
       </w:r>
       <w:r>
         <w:rPr>
-          <w:u w:val="single" w:color="0000ff"/>
           <w:rFonts w:ascii="Charis SIL Regular" w:hAnsi="Charis SIL Regular" w:eastAsia="Charis SIL Regular"/>
           <w:b w:val="0"/>
           <w:i w:val="0"/>
           <w:color w:val="000000"/>
           <w:sz w:val="24"/>
         </w:rPr>
-        <w:hyperlink r:id="rId12" w:history="1">
-          <w:r>
-            <w:rPr>
-              <w:rStyle w:val="Hyperlink"/>
-            </w:rPr>
-            <w:t>Genoo</w:t>
-          </w:r>
-        </w:hyperlink>
-      </w:r>
-      <w:r>
-        <w:rPr>
-          <w:u w:val="single" w:color="0000ff"/>
-          <w:rFonts w:ascii="Charis SIL Regular" w:hAnsi="Charis SIL Regular" w:eastAsia="Charis SIL Regular"/>
-          <w:b w:val="0"/>
-          <w:i w:val="0"/>
-          <w:color w:val="000000"/>
-          <w:sz w:val="24"/>
-        </w:rPr>
-        <w:hyperlink r:id="rId12" w:history="1">
-          <w:r>
-            <w:rPr>
-              <w:rStyle w:val="Hyperlink"/>
-            </w:rPr>
-            <w:t>t</w:t>
-          </w:r>
-        </w:hyperlink>
-      </w:r>
-      <w:r>
-        <w:rPr>
-          <w:u w:val="single" w:color="0000ff"/>
-          <w:rFonts w:ascii="Charis SIL Regular" w:hAnsi="Charis SIL Regular" w:eastAsia="Charis SIL Regular"/>
-          <w:b w:val="0"/>
-          <w:i w:val="0"/>
-          <w:color w:val="000000"/>
-          <w:sz w:val="24"/>
-        </w:rPr>
-        <w:hyperlink r:id="rId12" w:history="1">
-          <w:r>
-            <w:rPr>
-              <w:rStyle w:val="Hyperlink"/>
-            </w:rPr>
-            <w:t xml:space="preserve">schap, see </w:t>
-          </w:r>
-        </w:hyperlink>
+        <w:t xml:space="preserve">Genootschap, see </w:t>
       </w:r>
       <w:r>
         <w:rPr>
@@ -2321,7 +2385,7 @@
           <w:sz w:val="24"/>
           <w:u w:val="single"/>
         </w:rPr>
-        <w:hyperlink r:id="rId20" w:history="1">
+        <w:hyperlink r:id="rId21" w:history="1">
           <w:r>
             <w:rPr>
               <w:rStyle w:val="Hyperlink"/>
@@ -2339,7 +2403,7 @@
           <w:sz w:val="24"/>
           <w:u w:val="single"/>
         </w:rPr>
-        <w:hyperlink r:id="rId20" w:history="1">
+        <w:hyperlink r:id="rId21" w:history="1">
           <w:r>
             <w:rPr>
               <w:rStyle w:val="Hyperlink"/>
@@ -2649,7 +2713,7 @@
           <w:sz w:val="24"/>
           <w:u w:val="single"/>
         </w:rPr>
-        <w:hyperlink r:id="rId21" w:history="1">
+        <w:hyperlink r:id="rId22" w:history="1">
           <w:r>
             <w:rPr>
               <w:rStyle w:val="Hyperlink"/>
@@ -2678,7 +2742,7 @@
           <w:sz w:val="24"/>
           <w:u w:val="single"/>
         </w:rPr>
-        <w:hyperlink r:id="rId21" w:history="1">
+        <w:hyperlink r:id="rId22" w:history="1">
           <w:r>
             <w:rPr>
               <w:rStyle w:val="Hyperlink"/>
@@ -2706,7 +2770,7 @@
           <w:color w:val="0000FF"/>
           <w:sz w:val="24"/>
         </w:rPr>
-        <w:hyperlink r:id="rId21" w:history="1">
+        <w:hyperlink r:id="rId22" w:history="1">
           <w:r>
             <w:rPr>
               <w:rStyle w:val="Hyperlink"/>
@@ -2800,7 +2864,7 @@
           <w:sz w:val="24"/>
           <w:u w:val="single"/>
         </w:rPr>
-        <w:hyperlink r:id="rId10" w:history="1">
+        <w:hyperlink r:id="rId22" w:history="1">
           <w:r>
             <w:rPr>
               <w:rStyle w:val="Hyperlink"/>
@@ -2818,7 +2882,7 @@
           <w:sz w:val="24"/>
           <w:u w:val="single"/>
         </w:rPr>
-        <w:hyperlink r:id="rId10" w:history="1">
+        <w:hyperlink r:id="rId22" w:history="1">
           <w:r>
             <w:rPr>
               <w:rStyle w:val="Hyperlink"/>
@@ -2836,7 +2900,7 @@
           <w:sz w:val="24"/>
           <w:u w:val="single"/>
         </w:rPr>
-        <w:hyperlink r:id="rId10" w:history="1">
+        <w:hyperlink r:id="rId22" w:history="1">
           <w:r>
             <w:rPr>
               <w:rStyle w:val="Hyperlink"/>
@@ -2855,6 +2919,89 @@
           <w:u w:val="single"/>
         </w:rPr>
         <w:t xml:space="preserve"> </w:t>
+      </w:r>
+      <w:r>
+        <w:rPr>
+          <w:rFonts w:ascii="Charis SIL Regular" w:hAnsi="Charis SIL Regular" w:eastAsia="Charis SIL Regular"/>
+          <w:b w:val="0"/>
+          <w:i w:val="0"/>
+          <w:color w:val="0000FF"/>
+          <w:sz w:val="24"/>
+          <w:u w:val="single"/>
+        </w:rPr>
+        <w:hyperlink r:id="rId22" w:history="1">
+          <w:r>
+            <w:rPr>
+              <w:rStyle w:val="Hyperlink"/>
+            </w:rPr>
+            <w:t>a</w:t>
+          </w:r>
+        </w:hyperlink>
+      </w:r>
+      <w:r>
+        <w:rPr>
+          <w:rFonts w:ascii="Charis SIL Regular" w:hAnsi="Charis SIL Regular" w:eastAsia="Charis SIL Regular"/>
+          <w:b w:val="0"/>
+          <w:i w:val="0"/>
+          <w:color w:val="0000FF"/>
+          <w:sz w:val="24"/>
+          <w:u w:val="single"/>
+        </w:rPr>
+        <w:hyperlink r:id="rId10" w:history="1">
+          <w:r>
+            <w:rPr>
+              <w:rStyle w:val="Hyperlink"/>
+            </w:rPr>
+            <w:t>nd</w:t>
+          </w:r>
+        </w:hyperlink>
+      </w:r>
+      <w:r>
+        <w:rPr>
+          <w:rFonts w:ascii="Charis SIL Regular" w:hAnsi="Charis SIL Regular" w:eastAsia="Charis SIL Regular"/>
+          <w:b w:val="0"/>
+          <w:i w:val="0"/>
+          <w:color w:val="0000FF"/>
+          <w:sz w:val="24"/>
+          <w:u w:val="single"/>
+        </w:rPr>
+        <w:t xml:space="preserve"> </w:t>
+      </w:r>
+      <w:r>
+        <w:rPr>
+          <w:rFonts w:ascii="Charis SIL Regular" w:hAnsi="Charis SIL Regular" w:eastAsia="Charis SIL Regular"/>
+          <w:b w:val="0"/>
+          <w:i w:val="0"/>
+          <w:color w:val="0000FF"/>
+          <w:sz w:val="24"/>
+          <w:u w:val="single"/>
+        </w:rPr>
+        <w:hyperlink r:id="rId10" w:history="1">
+          <w:r>
+            <w:rPr>
+              <w:rStyle w:val="Hyperlink"/>
+            </w:rPr>
+            <w:t>Carib</w:t>
+          </w:r>
+        </w:hyperlink>
+      </w:r>
+      <w:r>
+        <w:rPr>
+          <w:rFonts w:ascii="Charis SIL Regular" w:hAnsi="Charis SIL Regular" w:eastAsia="Charis SIL Regular"/>
+          <w:b w:val="0"/>
+          <w:i w:val="0"/>
+          <w:color w:val="0000FF"/>
+          <w:sz w:val="24"/>
+          <w:u w:val="single"/>
+        </w:rPr>
+        <w:hyperlink r:id="rId10" w:history="1">
+          <w:r>
+            <w:rPr>
+              <w:rStyle w:val="Hyperlink"/>
+            </w:rPr>
+            <w:t>be</w:t>
+          </w:r>
+        </w:hyperlink>
       </w:r>
       <w:r>
         <w:rPr>
@@ -2888,89 +3035,6 @@
             <w:rPr>
               <w:rStyle w:val="Hyperlink"/>
             </w:rPr>
-            <w:t>nd</w:t>
-          </w:r>
-        </w:hyperlink>
-      </w:r>
-      <w:r>
-        <w:rPr>
-          <w:rFonts w:ascii="Charis SIL Regular" w:hAnsi="Charis SIL Regular" w:eastAsia="Charis SIL Regular"/>
-          <w:b w:val="0"/>
-          <w:i w:val="0"/>
-          <w:color w:val="0000FF"/>
-          <w:sz w:val="24"/>
-          <w:u w:val="single"/>
-        </w:rPr>
-        <w:t xml:space="preserve"> </w:t>
-      </w:r>
-      <w:r>
-        <w:rPr>
-          <w:rFonts w:ascii="Charis SIL Regular" w:hAnsi="Charis SIL Regular" w:eastAsia="Charis SIL Regular"/>
-          <w:b w:val="0"/>
-          <w:i w:val="0"/>
-          <w:color w:val="0000FF"/>
-          <w:sz w:val="24"/>
-          <w:u w:val="single"/>
-        </w:rPr>
-        <w:hyperlink r:id="rId10" w:history="1">
-          <w:r>
-            <w:rPr>
-              <w:rStyle w:val="Hyperlink"/>
-            </w:rPr>
-            <w:t>Carib</w:t>
-          </w:r>
-        </w:hyperlink>
-      </w:r>
-      <w:r>
-        <w:rPr>
-          <w:rFonts w:ascii="Charis SIL Regular" w:hAnsi="Charis SIL Regular" w:eastAsia="Charis SIL Regular"/>
-          <w:b w:val="0"/>
-          <w:i w:val="0"/>
-          <w:color w:val="0000FF"/>
-          <w:sz w:val="24"/>
-          <w:u w:val="single"/>
-        </w:rPr>
-        <w:hyperlink r:id="rId10" w:history="1">
-          <w:r>
-            <w:rPr>
-              <w:rStyle w:val="Hyperlink"/>
-            </w:rPr>
-            <w:t>be</w:t>
-          </w:r>
-        </w:hyperlink>
-      </w:r>
-      <w:r>
-        <w:rPr>
-          <w:rFonts w:ascii="Charis SIL Regular" w:hAnsi="Charis SIL Regular" w:eastAsia="Charis SIL Regular"/>
-          <w:b w:val="0"/>
-          <w:i w:val="0"/>
-          <w:color w:val="0000FF"/>
-          <w:sz w:val="24"/>
-          <w:u w:val="single"/>
-        </w:rPr>
-        <w:hyperlink r:id="rId10" w:history="1">
-          <w:r>
-            <w:rPr>
-              <w:rStyle w:val="Hyperlink"/>
-            </w:rPr>
-            <w:t>a</w:t>
-          </w:r>
-        </w:hyperlink>
-      </w:r>
-      <w:r>
-        <w:rPr>
-          <w:rFonts w:ascii="Charis SIL Regular" w:hAnsi="Charis SIL Regular" w:eastAsia="Charis SIL Regular"/>
-          <w:b w:val="0"/>
-          <w:i w:val="0"/>
-          <w:color w:val="0000FF"/>
-          <w:sz w:val="24"/>
-          <w:u w:val="single"/>
-        </w:rPr>
-        <w:hyperlink r:id="rId10" w:history="1">
-          <w:r>
-            <w:rPr>
-              <w:rStyle w:val="Hyperlink"/>
-            </w:rPr>
             <w:t>n</w:t>
           </w:r>
         </w:hyperlink>
@@ -3024,7 +3088,7 @@
           <w:sz w:val="24"/>
           <w:u w:val="single"/>
         </w:rPr>
-        <w:hyperlink r:id="rId21" w:history="1">
+        <w:hyperlink r:id="rId10" w:history="1">
           <w:r>
             <w:rPr>
               <w:rStyle w:val="Hyperlink"/>
@@ -3042,7 +3106,7 @@
           <w:sz w:val="24"/>
           <w:u w:val="single"/>
         </w:rPr>
-        <w:hyperlink r:id="rId21" w:history="1">
+        <w:hyperlink r:id="rId22" w:history="1">
           <w:r>
             <w:rPr>
               <w:rStyle w:val="Hyperlink"/>
@@ -3059,7 +3123,7 @@
           <w:color w:val="000000"/>
           <w:sz w:val="24"/>
         </w:rPr>
-        <w:t xml:space="preserve"> (KITLV). Through such o</w:t>
+        <w:t xml:space="preserve"> (KITL</w:t>
       </w:r>
       <w:r>
         <w:rPr>
@@ -3070,7 +3134,43 @@
           <w:color w:val="000000"/>
           <w:sz w:val="24"/>
         </w:rPr>
-        <w:hyperlink r:id="rId21" w:history="1">
+        <w:hyperlink r:id="rId22" w:history="1">
+          <w:r>
+            <w:rPr>
+              <w:rStyle w:val="Hyperlink"/>
+            </w:rPr>
+            <w:t>V). Th</w:t>
+          </w:r>
+        </w:hyperlink>
+      </w:r>
+      <w:r>
+        <w:rPr>
+          <w:u w:val="single" w:color="0000ff"/>
+          <w:rFonts w:ascii="Charis SIL Regular" w:hAnsi="Charis SIL Regular" w:eastAsia="Charis SIL Regular"/>
+          <w:b w:val="0"/>
+          <w:i w:val="0"/>
+          <w:color w:val="000000"/>
+          <w:sz w:val="24"/>
+        </w:rPr>
+        <w:hyperlink r:id="rId22" w:history="1">
+          <w:r>
+            <w:rPr>
+              <w:rStyle w:val="Hyperlink"/>
+            </w:rPr>
+            <w:t>rough such o</w:t>
+          </w:r>
+        </w:hyperlink>
+      </w:r>
+      <w:r>
+        <w:rPr>
+          <w:u w:val="single" w:color="0000ff"/>
+          <w:rFonts w:ascii="Charis SIL Regular" w:hAnsi="Charis SIL Regular" w:eastAsia="Charis SIL Regular"/>
+          <w:b w:val="0"/>
+          <w:i w:val="0"/>
+          <w:color w:val="000000"/>
+          <w:sz w:val="24"/>
+        </w:rPr>
+        <w:hyperlink r:id="rId22" w:history="1">
           <w:r>
             <w:rPr>
               <w:rStyle w:val="Hyperlink"/>
@@ -3088,7 +3188,7 @@
           <w:color w:val="000000"/>
           <w:sz w:val="24"/>
         </w:rPr>
-        <w:hyperlink r:id="rId21" w:history="1">
+        <w:hyperlink r:id="rId22" w:history="1">
           <w:r>
             <w:rPr>
               <w:rStyle w:val="Hyperlink"/>
@@ -3105,7 +3205,7 @@
           <w:color w:val="000000"/>
           <w:sz w:val="24"/>
         </w:rPr>
-        <w:hyperlink r:id="rId21" w:history="1">
+        <w:hyperlink r:id="rId22" w:history="1">
           <w:r>
             <w:rPr>
               <w:rStyle w:val="Hyperlink"/>
@@ -3133,7 +3233,7 @@
           <w:color w:val="000000"/>
           <w:sz w:val="24"/>
         </w:rPr>
-        <w:hyperlink r:id="rId21" w:history="1">
+        <w:hyperlink r:id="rId22" w:history="1">
           <w:r>
             <w:rPr>
               <w:rStyle w:val="Hyperlink"/>
@@ -3155,6 +3255,16 @@
       </w:r>
       <w:r>
         <w:rPr>
+          <w:rFonts w:ascii="Charis SIL Regular" w:hAnsi="Charis SIL Regular" w:eastAsia="Charis SIL Regular"/>
+          <w:b w:val="0"/>
+          <w:i w:val="0"/>
+          <w:color w:val="000000"/>
+          <w:sz w:val="24"/>
+        </w:rPr>
+        <w:t>f</w:t>
+      </w:r>
+      <w:r>
+        <w:rPr>
           <w:u w:val="single" w:color="0000ff"/>
           <w:rFonts w:ascii="Charis SIL Regular" w:hAnsi="Charis SIL Regular" w:eastAsia="Charis SIL Regular"/>
           <w:b w:val="0"/>
@@ -3162,25 +3272,7 @@
           <w:color w:val="000000"/>
           <w:sz w:val="24"/>
         </w:rPr>
-        <w:hyperlink r:id="rId21" w:history="1">
-          <w:r>
-            <w:rPr>
-              <w:rStyle w:val="Hyperlink"/>
-            </w:rPr>
-            <w:t>f</w:t>
-          </w:r>
-        </w:hyperlink>
-      </w:r>
-      <w:r>
-        <w:rPr>
-          <w:u w:val="single" w:color="0000ff"/>
-          <w:rFonts w:ascii="Charis SIL Regular" w:hAnsi="Charis SIL Regular" w:eastAsia="Charis SIL Regular"/>
-          <w:b w:val="0"/>
-          <w:i w:val="0"/>
-          <w:color w:val="000000"/>
-          <w:sz w:val="24"/>
-        </w:rPr>
-        <w:hyperlink r:id="rId21" w:history="1">
+        <w:hyperlink r:id="rId22" w:history="1">
           <w:r>
             <w:rPr>
               <w:rStyle w:val="Hyperlink"/>
@@ -3198,17 +3290,44 @@
           <w:color w:val="000000"/>
           <w:sz w:val="24"/>
         </w:rPr>
-        <w:hyperlink r:id="rId21" w:history="1">
+        <w:hyperlink r:id="rId22" w:history="1">
           <w:r>
             <w:rPr>
               <w:rStyle w:val="Hyperlink"/>
             </w:rPr>
-            <w:t>tifi</w:t>
+            <w:t>tif</w:t>
           </w:r>
         </w:hyperlink>
       </w:r>
       <w:r>
         <w:rPr>
+          <w:rFonts w:ascii="Charis SIL Regular" w:hAnsi="Charis SIL Regular" w:eastAsia="Charis SIL Regular"/>
+          <w:b w:val="0"/>
+          <w:i w:val="0"/>
+          <w:color w:val="000000"/>
+          <w:sz w:val="24"/>
+        </w:rPr>
+        <w:hyperlink r:id="rId22" w:history="1">
+          <w:r>
+            <w:rPr>
+              <w:rStyle w:val="Hyperlink"/>
+            </w:rPr>
+            <w:t>i</w:t>
+          </w:r>
+        </w:hyperlink>
+      </w:r>
+      <w:r>
+        <w:rPr>
+          <w:rFonts w:ascii="Charis SIL Regular" w:hAnsi="Charis SIL Regular" w:eastAsia="Charis SIL Regular"/>
+          <w:b w:val="0"/>
+          <w:i w:val="0"/>
+          <w:color w:val="000000"/>
+          <w:sz w:val="24"/>
+        </w:rPr>
+        <w:t>c</w:t>
+      </w:r>
+      <w:r>
+        <w:rPr>
           <w:u w:val="single" w:color="0000ff"/>
           <w:rFonts w:ascii="Charis SIL Regular" w:hAnsi="Charis SIL Regular" w:eastAsia="Charis SIL Regular"/>
           <w:b w:val="0"/>
@@ -3216,7 +3335,7 @@
           <w:color w:val="000000"/>
           <w:sz w:val="24"/>
         </w:rPr>
-        <w:t>c</w:t>
+        <w:t xml:space="preserve"> </w:t>
       </w:r>
       <w:r>
         <w:rPr>
@@ -3227,18 +3346,7 @@
           <w:color w:val="000000"/>
           <w:sz w:val="24"/>
         </w:rPr>
-        <w:t xml:space="preserve"> </w:t>
-      </w:r>
-      <w:r>
-        <w:rPr>
-          <w:u w:val="single" w:color="0000ff"/>
-          <w:rFonts w:ascii="Charis SIL Regular" w:hAnsi="Charis SIL Regular" w:eastAsia="Charis SIL Regular"/>
-          <w:b w:val="0"/>
-          <w:i w:val="0"/>
-          <w:color w:val="000000"/>
-          <w:sz w:val="24"/>
-        </w:rPr>
-        <w:hyperlink r:id="rId21" w:history="1">
+        <w:hyperlink r:id="rId22" w:history="1">
           <w:r>
             <w:rPr>
               <w:rStyle w:val="Hyperlink"/>
@@ -3256,24 +3364,32 @@
           <w:color w:val="000000"/>
           <w:sz w:val="24"/>
         </w:rPr>
-        <w:hyperlink r:id="rId21" w:history="1">
+        <w:hyperlink r:id="rId22" w:history="1">
           <w:r>
             <w:rPr>
               <w:rStyle w:val="Hyperlink"/>
             </w:rPr>
-            <w:t>ere pu</w:t>
+            <w:t>ere pub</w:t>
           </w:r>
         </w:hyperlink>
       </w:r>
       <w:r>
         <w:rPr>
+          <w:u w:val="single" w:color="0000ff"/>
           <w:rFonts w:ascii="Charis SIL Regular" w:hAnsi="Charis SIL Regular" w:eastAsia="Charis SIL Regular"/>
           <w:b w:val="0"/>
           <w:i w:val="0"/>
           <w:color w:val="000000"/>
           <w:sz w:val="24"/>
         </w:rPr>
-        <w:t>bl</w:t>
+        <w:hyperlink r:id="rId22" w:history="1">
+          <w:r>
+            <w:rPr>
+              <w:rStyle w:val="Hyperlink"/>
+            </w:rPr>
+            <w:t>l</w:t>
+          </w:r>
+        </w:hyperlink>
       </w:r>
       <w:r>
         <w:rPr>
@@ -3284,7 +3400,7 @@
           <w:color w:val="000000"/>
           <w:sz w:val="24"/>
         </w:rPr>
-        <w:hyperlink r:id="rId21" w:history="1">
+        <w:hyperlink r:id="rId22" w:history="1">
           <w:r>
             <w:rPr>
               <w:rStyle w:val="Hyperlink"/>
@@ -3342,7 +3458,7 @@
           <w:sz w:val="24"/>
           <w:u w:val="single"/>
         </w:rPr>
-        <w:hyperlink r:id="rId22" w:history="1">
+        <w:hyperlink r:id="rId23" w:history="1">
           <w:r>
             <w:rPr>
               <w:rStyle w:val="Hyperlink"/>
@@ -3371,7 +3487,7 @@
           <w:sz w:val="24"/>
           <w:u w:val="single"/>
         </w:rPr>
-        <w:hyperlink r:id="rId22" w:history="1">
+        <w:hyperlink r:id="rId23" w:history="1">
           <w:r>
             <w:rPr>
               <w:rStyle w:val="Hyperlink"/>
@@ -3532,7 +3648,7 @@
           <w:sz w:val="24"/>
           <w:u w:val="single"/>
         </w:rPr>
-        <w:hyperlink r:id="rId23" w:history="1">
+        <w:hyperlink r:id="rId24" w:history="1">
           <w:r>
             <w:rPr>
               <w:rStyle w:val="Hyperlink"/>
@@ -3561,7 +3677,7 @@
           <w:sz w:val="24"/>
           <w:u w:val="single"/>
         </w:rPr>
-        <w:hyperlink r:id="rId23" w:history="1">
+        <w:hyperlink r:id="rId24" w:history="1">
           <w:r>
             <w:rPr>
               <w:rStyle w:val="Hyperlink"/>
@@ -3791,7 +3907,7 @@
           <w:sz w:val="24"/>
           <w:u w:val="single"/>
         </w:rPr>
-        <w:hyperlink r:id="rId24" w:history="1">
+        <w:hyperlink r:id="rId25" w:history="1">
           <w:r>
             <w:rPr>
               <w:rStyle w:val="Hyperlink"/>
@@ -3820,7 +3936,7 @@
           <w:sz w:val="24"/>
           <w:u w:val="single"/>
         </w:rPr>
-        <w:hyperlink r:id="rId24" w:history="1">
+        <w:hyperlink r:id="rId25" w:history="1">
           <w:r>
             <w:rPr>
               <w:rStyle w:val="Hyperlink"/>
@@ -3849,7 +3965,7 @@
           <w:sz w:val="24"/>
           <w:u w:val="single"/>
         </w:rPr>
-        <w:hyperlink r:id="rId24" w:history="1">
+        <w:hyperlink r:id="rId25" w:history="1">
           <w:r>
             <w:rPr>
               <w:rStyle w:val="Hyperlink"/>
@@ -3878,7 +3994,7 @@
           <w:sz w:val="24"/>
           <w:u w:val="single"/>
         </w:rPr>
-        <w:hyperlink r:id="rId24" w:history="1">
+        <w:hyperlink r:id="rId25" w:history="1">
           <w:r>
             <w:rPr>
               <w:rStyle w:val="Hyperlink"/>
@@ -3907,7 +4023,7 @@
           <w:sz w:val="24"/>
           <w:u w:val="single"/>
         </w:rPr>
-        <w:hyperlink r:id="rId24" w:history="1">
+        <w:hyperlink r:id="rId25" w:history="1">
           <w:r>
             <w:rPr>
               <w:rStyle w:val="Hyperlink"/>
@@ -3975,7 +4091,7 @@
           <w:sz w:val="24"/>
           <w:u w:val="single"/>
         </w:rPr>
-        <w:hyperlink r:id="rId25" w:history="1">
+        <w:hyperlink r:id="rId26" w:history="1">
           <w:r>
             <w:rPr>
               <w:rStyle w:val="Hyperlink"/>
@@ -4004,7 +4120,7 @@
           <w:sz w:val="24"/>
           <w:u w:val="single"/>
         </w:rPr>
-        <w:hyperlink r:id="rId25" w:history="1">
+        <w:hyperlink r:id="rId26" w:history="1">
           <w:r>
             <w:rPr>
               <w:rStyle w:val="Hyperlink"/>
@@ -4033,7 +4149,7 @@
           <w:sz w:val="24"/>
           <w:u w:val="single"/>
         </w:rPr>
-        <w:hyperlink r:id="rId25" w:history="1">
+        <w:hyperlink r:id="rId26" w:history="1">
           <w:r>
             <w:rPr>
               <w:rStyle w:val="Hyperlink"/>
@@ -4089,7 +4205,7 @@
           <w:sz w:val="24"/>
           <w:u w:val="single"/>
         </w:rPr>
-        <w:hyperlink r:id="rId26" w:history="1">
+        <w:hyperlink r:id="rId27" w:history="1">
           <w:r>
             <w:rPr>
               <w:rStyle w:val="Hyperlink"/>
@@ -4117,7 +4233,7 @@
           <w:sz w:val="24"/>
           <w:u w:val="single"/>
         </w:rPr>
-        <w:hyperlink r:id="rId25" w:history="1">
+        <w:hyperlink r:id="rId28" w:history="1">
           <w:r>
             <w:rPr>
               <w:rStyle w:val="Hyperlink"/>
@@ -4146,7 +4262,7 @@
           <w:sz w:val="24"/>
           <w:u w:val="single"/>
         </w:rPr>
-        <w:hyperlink r:id="rId25" w:history="1">
+        <w:hyperlink r:id="rId28" w:history="1">
           <w:r>
             <w:rPr>
               <w:rStyle w:val="Hyperlink"/>
@@ -4164,7 +4280,7 @@
           <w:sz w:val="24"/>
           <w:u w:val="single"/>
         </w:rPr>
-        <w:hyperlink r:id="rId25" w:history="1">
+        <w:hyperlink r:id="rId28" w:history="1">
           <w:r>
             <w:rPr>
               <w:rStyle w:val="Hyperlink"/>
@@ -4182,7 +4298,7 @@
           <w:sz w:val="24"/>
           <w:u w:val="single"/>
         </w:rPr>
-        <w:hyperlink r:id="rId25" w:history="1">
+        <w:hyperlink r:id="rId28" w:history="1">
           <w:r>
             <w:rPr>
               <w:rStyle w:val="Hyperlink"/>
@@ -4200,7 +4316,7 @@
           <w:sz w:val="24"/>
           <w:u w:val="single"/>
         </w:rPr>
-        <w:hyperlink r:id="rId25" w:history="1">
+        <w:hyperlink r:id="rId28" w:history="1">
           <w:r>
             <w:rPr>
               <w:rStyle w:val="Hyperlink"/>
@@ -4241,7 +4357,7 @@
           <w:sz w:val="24"/>
           <w:u w:val="single"/>
         </w:rPr>
-        <w:hyperlink r:id="rId27" w:history="1">
+        <w:hyperlink r:id="rId28" w:history="1">
           <w:r>
             <w:rPr>
               <w:rStyle w:val="Hyperlink"/>
@@ -4270,7 +4386,7 @@
           <w:sz w:val="24"/>
           <w:u w:val="single"/>
         </w:rPr>
-        <w:hyperlink r:id="rId27" w:history="1">
+        <w:hyperlink r:id="rId28" w:history="1">
           <w:r>
             <w:rPr>
               <w:rStyle w:val="Hyperlink"/>
@@ -4288,7 +4404,7 @@
           <w:sz w:val="24"/>
           <w:u w:val="single"/>
         </w:rPr>
-        <w:hyperlink r:id="rId27" w:history="1">
+        <w:hyperlink r:id="rId28" w:history="1">
           <w:r>
             <w:rPr>
               <w:rStyle w:val="Hyperlink"/>
@@ -4306,7 +4422,7 @@
           <w:color w:val="000000"/>
           <w:sz w:val="24"/>
         </w:rPr>
-        <w:hyperlink r:id="rId27" w:history="1">
+        <w:hyperlink r:id="rId28" w:history="1">
           <w:r>
             <w:rPr>
               <w:rStyle w:val="Hyperlink"/>
@@ -4374,7 +4490,7 @@
           <w:sz w:val="24"/>
           <w:u w:val="single"/>
         </w:rPr>
-        <w:hyperlink r:id="rId28" w:history="1">
+        <w:hyperlink r:id="rId29" w:history="1">
           <w:r>
             <w:rPr>
               <w:rStyle w:val="Hyperlink"/>
@@ -4392,7 +4508,7 @@
           <w:sz w:val="24"/>
           <w:u w:val="single"/>
         </w:rPr>
-        <w:hyperlink r:id="rId28" w:history="1">
+        <w:hyperlink r:id="rId29" w:history="1">
           <w:r>
             <w:rPr>
               <w:rStyle w:val="Hyperlink"/>
@@ -4421,7 +4537,7 @@
           <w:sz w:val="24"/>
           <w:u w:val="single"/>
         </w:rPr>
-        <w:hyperlink r:id="rId28" w:history="1">
+        <w:hyperlink r:id="rId29" w:history="1">
           <w:r>
             <w:rPr>
               <w:rStyle w:val="Hyperlink"/>
@@ -4499,7 +4615,7 @@
           <w:sz w:val="24"/>
           <w:u w:val="single"/>
         </w:rPr>
-        <w:hyperlink r:id="rId29" w:history="1">
+        <w:hyperlink r:id="rId30" w:history="1">
           <w:r>
             <w:rPr>
               <w:rStyle w:val="Hyperlink"/>
@@ -4528,7 +4644,7 @@
           <w:sz w:val="24"/>
           <w:u w:val="single"/>
         </w:rPr>
-        <w:hyperlink r:id="rId29" w:history="1">
+        <w:hyperlink r:id="rId30" w:history="1">
           <w:r>
             <w:rPr>
               <w:rStyle w:val="Hyperlink"/>
@@ -4556,7 +4672,7 @@
           <w:sz w:val="24"/>
           <w:u w:val="single"/>
         </w:rPr>
-        <w:hyperlink r:id="rId30" w:history="1">
+        <w:hyperlink r:id="rId31" w:history="1">
           <w:r>
             <w:rPr>
               <w:rStyle w:val="Hyperlink"/>
@@ -4584,7 +4700,7 @@
           <w:color w:val="000000"/>
           <w:sz w:val="24"/>
         </w:rPr>
-        <w:hyperlink r:id="rId29" w:history="1">
+        <w:hyperlink r:id="rId30" w:history="1">
           <w:r>
             <w:rPr>
               <w:rStyle w:val="Hyperlink"/>
@@ -4602,7 +4718,7 @@
           <w:color w:val="000000"/>
           <w:sz w:val="24"/>
         </w:rPr>
-        <w:hyperlink r:id="rId29" w:history="1">
+        <w:hyperlink r:id="rId30" w:history="1">
           <w:r>
             <w:rPr>
               <w:rStyle w:val="Hyperlink"/>
@@ -4630,7 +4746,7 @@
           <w:color w:val="000000"/>
           <w:sz w:val="24"/>
         </w:rPr>
-        <w:hyperlink r:id="rId30" w:history="1">
+        <w:hyperlink r:id="rId31" w:history="1">
           <w:r>
             <w:rPr>
               <w:rStyle w:val="Hyperlink"/>

--- a/EXPORTS/DOCX/published/niveau2/English/Indonesia.docx
+++ b/EXPORTS/DOCX/published/niveau2/English/Indonesia.docx
@@ -2769,6 +2769,7 @@
           <w:i w:val="0"/>
           <w:color w:val="0000FF"/>
           <w:sz w:val="24"/>
+          <w:u w:val="single"/>
         </w:rPr>
         <w:hyperlink r:id="rId22" w:history="1">
           <w:r>
@@ -2916,74 +2917,8 @@
           <w:i w:val="0"/>
           <w:color w:val="0000FF"/>
           <w:sz w:val="24"/>
-          <w:u w:val="single"/>
-        </w:rPr>
-        <w:t xml:space="preserve"> </w:t>
-      </w:r>
-      <w:r>
-        <w:rPr>
-          <w:rFonts w:ascii="Charis SIL Regular" w:hAnsi="Charis SIL Regular" w:eastAsia="Charis SIL Regular"/>
-          <w:b w:val="0"/>
-          <w:i w:val="0"/>
-          <w:color w:val="0000FF"/>
-          <w:sz w:val="24"/>
-          <w:u w:val="single"/>
-        </w:rPr>
-        <w:hyperlink r:id="rId22" w:history="1">
-          <w:r>
-            <w:rPr>
-              <w:rStyle w:val="Hyperlink"/>
-            </w:rPr>
-            <w:t>a</w:t>
-          </w:r>
-        </w:hyperlink>
-      </w:r>
-      <w:r>
-        <w:rPr>
-          <w:rFonts w:ascii="Charis SIL Regular" w:hAnsi="Charis SIL Regular" w:eastAsia="Charis SIL Regular"/>
-          <w:b w:val="0"/>
-          <w:i w:val="0"/>
-          <w:color w:val="0000FF"/>
-          <w:sz w:val="24"/>
-          <w:u w:val="single"/>
-        </w:rPr>
-        <w:hyperlink r:id="rId10" w:history="1">
-          <w:r>
-            <w:rPr>
-              <w:rStyle w:val="Hyperlink"/>
-            </w:rPr>
-            <w:t>nd</w:t>
-          </w:r>
-        </w:hyperlink>
-      </w:r>
-      <w:r>
-        <w:rPr>
-          <w:rFonts w:ascii="Charis SIL Regular" w:hAnsi="Charis SIL Regular" w:eastAsia="Charis SIL Regular"/>
-          <w:b w:val="0"/>
-          <w:i w:val="0"/>
-          <w:color w:val="0000FF"/>
-          <w:sz w:val="24"/>
-          <w:u w:val="single"/>
-        </w:rPr>
-        <w:t xml:space="preserve"> </w:t>
-      </w:r>
-      <w:r>
-        <w:rPr>
-          <w:rFonts w:ascii="Charis SIL Regular" w:hAnsi="Charis SIL Regular" w:eastAsia="Charis SIL Regular"/>
-          <w:b w:val="0"/>
-          <w:i w:val="0"/>
-          <w:color w:val="0000FF"/>
-          <w:sz w:val="24"/>
-          <w:u w:val="single"/>
-        </w:rPr>
-        <w:hyperlink r:id="rId10" w:history="1">
-          <w:r>
-            <w:rPr>
-              <w:rStyle w:val="Hyperlink"/>
-            </w:rPr>
-            <w:t>Carib</w:t>
-          </w:r>
-        </w:hyperlink>
+        </w:rPr>
+        <w:t xml:space="preserve"> and Carib</w:t>
       </w:r>
       <w:r>
         <w:rPr>
@@ -3318,6 +3253,7 @@
       </w:r>
       <w:r>
         <w:rPr>
+          <w:u w:val="single" w:color="0000ff"/>
           <w:rFonts w:ascii="Charis SIL Regular" w:hAnsi="Charis SIL Regular" w:eastAsia="Charis SIL Regular"/>
           <w:b w:val="0"/>
           <w:i w:val="0"/>
@@ -4233,7 +4169,7 @@
           <w:sz w:val="24"/>
           <w:u w:val="single"/>
         </w:rPr>
-        <w:hyperlink r:id="rId28" w:history="1">
+        <w:hyperlink r:id="rId26" w:history="1">
           <w:r>
             <w:rPr>
               <w:rStyle w:val="Hyperlink"/>
@@ -4346,54 +4282,7 @@
           <w:color w:val="0000FF"/>
           <w:sz w:val="24"/>
         </w:rPr>
-        <w:t>Mus</w:t>
-      </w:r>
-      <w:r>
-        <w:rPr>
-          <w:rFonts w:ascii="Charis SIL Regular" w:hAnsi="Charis SIL Regular" w:eastAsia="Charis SIL Regular"/>
-          <w:b w:val="0"/>
-          <w:i w:val="0"/>
-          <w:color w:val="0000FF"/>
-          <w:sz w:val="24"/>
-          <w:u w:val="single"/>
-        </w:rPr>
-        <w:hyperlink r:id="rId28" w:history="1">
-          <w:r>
-            <w:rPr>
-              <w:rStyle w:val="Hyperlink"/>
-            </w:rPr>
-            <w:t>eum</w:t>
-          </w:r>
-        </w:hyperlink>
-      </w:r>
-      <w:r>
-        <w:rPr>
-          <w:rFonts w:ascii="Charis SIL Regular" w:hAnsi="Charis SIL Regular" w:eastAsia="Charis SIL Regular"/>
-          <w:b w:val="0"/>
-          <w:i w:val="0"/>
-          <w:color w:val="0000FF"/>
-          <w:sz w:val="24"/>
-          <w:u w:val="single"/>
-        </w:rPr>
-        <w:t xml:space="preserve"> </w:t>
-      </w:r>
-      <w:r>
-        <w:rPr>
-          <w:rFonts w:ascii="Charis SIL Regular" w:hAnsi="Charis SIL Regular" w:eastAsia="Charis SIL Regular"/>
-          <w:b w:val="0"/>
-          <w:i w:val="0"/>
-          <w:color w:val="0000FF"/>
-          <w:sz w:val="24"/>
-          <w:u w:val="single"/>
-        </w:rPr>
-        <w:hyperlink r:id="rId28" w:history="1">
-          <w:r>
-            <w:rPr>
-              <w:rStyle w:val="Hyperlink"/>
-            </w:rPr>
-            <w:t>Bronbee</w:t>
-          </w:r>
-        </w:hyperlink>
+        <w:t>Museum Bronbee</w:t>
       </w:r>
       <w:r>
         <w:rPr>

--- a/EXPORTS/DOCX/published/niveau2/English/Indonesia.docx
+++ b/EXPORTS/DOCX/published/niveau2/English/Indonesia.docx
@@ -1743,6 +1743,7 @@
       </w:r>
       <w:r>
         <w:rPr>
+          <w:u w:val="single" w:color="0000ff"/>
           <w:rFonts w:ascii="Charis SIL Regular" w:hAnsi="Charis SIL Regular" w:eastAsia="Charis SIL Regular"/>
           <w:b w:val="0"/>
           <w:i w:val="0"/>
@@ -2432,7 +2433,7 @@
           <w:sz w:val="24"/>
           <w:u w:val="single"/>
         </w:rPr>
-        <w:hyperlink r:id="rId20" w:history="1">
+        <w:hyperlink r:id="rId21" w:history="1">
           <w:r>
             <w:rPr>
               <w:rStyle w:val="Hyperlink"/>
@@ -2769,7 +2770,6 @@
           <w:i w:val="0"/>
           <w:color w:val="0000FF"/>
           <w:sz w:val="24"/>
-          <w:u w:val="single"/>
         </w:rPr>
         <w:hyperlink r:id="rId22" w:history="1">
           <w:r>
@@ -2865,7 +2865,7 @@
           <w:sz w:val="24"/>
           <w:u w:val="single"/>
         </w:rPr>
-        <w:hyperlink r:id="rId22" w:history="1">
+        <w:hyperlink r:id="rId10" w:history="1">
           <w:r>
             <w:rPr>
               <w:rStyle w:val="Hyperlink"/>
@@ -2882,6 +2882,449 @@
           <w:color w:val="0000FF"/>
           <w:sz w:val="24"/>
           <w:u w:val="single"/>
+        </w:rPr>
+        <w:hyperlink r:id="rId10" w:history="1">
+          <w:r>
+            <w:rPr>
+              <w:rStyle w:val="Hyperlink"/>
+            </w:rPr>
+            <w:t>i</w:t>
+          </w:r>
+        </w:hyperlink>
+      </w:r>
+      <w:r>
+        <w:rPr>
+          <w:rFonts w:ascii="Charis SIL Regular" w:hAnsi="Charis SIL Regular" w:eastAsia="Charis SIL Regular"/>
+          <w:b w:val="0"/>
+          <w:i w:val="0"/>
+          <w:color w:val="0000FF"/>
+          <w:sz w:val="24"/>
+          <w:u w:val="single"/>
+        </w:rPr>
+        <w:hyperlink r:id="rId10" w:history="1">
+          <w:r>
+            <w:rPr>
+              <w:rStyle w:val="Hyperlink"/>
+            </w:rPr>
+            <w:t>an</w:t>
+          </w:r>
+        </w:hyperlink>
+      </w:r>
+      <w:r>
+        <w:rPr>
+          <w:rFonts w:ascii="Charis SIL Regular" w:hAnsi="Charis SIL Regular" w:eastAsia="Charis SIL Regular"/>
+          <w:b w:val="0"/>
+          <w:i w:val="0"/>
+          <w:color w:val="0000FF"/>
+          <w:sz w:val="24"/>
+          <w:u w:val="single"/>
+        </w:rPr>
+        <w:t xml:space="preserve"> </w:t>
+      </w:r>
+      <w:r>
+        <w:rPr>
+          <w:rFonts w:ascii="Charis SIL Regular" w:hAnsi="Charis SIL Regular" w:eastAsia="Charis SIL Regular"/>
+          <w:b w:val="0"/>
+          <w:i w:val="0"/>
+          <w:color w:val="0000FF"/>
+          <w:sz w:val="24"/>
+          <w:u w:val="single"/>
+        </w:rPr>
+        <w:hyperlink r:id="rId22" w:history="1">
+          <w:r>
+            <w:rPr>
+              <w:rStyle w:val="Hyperlink"/>
+            </w:rPr>
+            <w:t>a</w:t>
+          </w:r>
+        </w:hyperlink>
+      </w:r>
+      <w:r>
+        <w:rPr>
+          <w:rFonts w:ascii="Charis SIL Regular" w:hAnsi="Charis SIL Regular" w:eastAsia="Charis SIL Regular"/>
+          <w:b w:val="0"/>
+          <w:i w:val="0"/>
+          <w:color w:val="0000FF"/>
+          <w:sz w:val="24"/>
+          <w:u w:val="single"/>
+        </w:rPr>
+        <w:hyperlink r:id="rId22" w:history="1">
+          <w:r>
+            <w:rPr>
+              <w:rStyle w:val="Hyperlink"/>
+            </w:rPr>
+            <w:t>nd</w:t>
+          </w:r>
+        </w:hyperlink>
+      </w:r>
+      <w:r>
+        <w:rPr>
+          <w:rFonts w:ascii="Charis SIL Regular" w:hAnsi="Charis SIL Regular" w:eastAsia="Charis SIL Regular"/>
+          <w:b w:val="0"/>
+          <w:i w:val="0"/>
+          <w:color w:val="0000FF"/>
+          <w:sz w:val="24"/>
+          <w:u w:val="single"/>
+        </w:rPr>
+        <w:t xml:space="preserve"> </w:t>
+      </w:r>
+      <w:r>
+        <w:rPr>
+          <w:rFonts w:ascii="Charis SIL Regular" w:hAnsi="Charis SIL Regular" w:eastAsia="Charis SIL Regular"/>
+          <w:b w:val="0"/>
+          <w:i w:val="0"/>
+          <w:color w:val="0000FF"/>
+          <w:sz w:val="24"/>
+          <w:u w:val="single"/>
+        </w:rPr>
+        <w:hyperlink r:id="rId22" w:history="1">
+          <w:r>
+            <w:rPr>
+              <w:rStyle w:val="Hyperlink"/>
+            </w:rPr>
+            <w:t>Carib</w:t>
+          </w:r>
+        </w:hyperlink>
+      </w:r>
+      <w:r>
+        <w:rPr>
+          <w:rFonts w:ascii="Charis SIL Regular" w:hAnsi="Charis SIL Regular" w:eastAsia="Charis SIL Regular"/>
+          <w:b w:val="0"/>
+          <w:i w:val="0"/>
+          <w:color w:val="0000FF"/>
+          <w:sz w:val="24"/>
+          <w:u w:val="single"/>
+        </w:rPr>
+        <w:hyperlink r:id="rId22" w:history="1">
+          <w:r>
+            <w:rPr>
+              <w:rStyle w:val="Hyperlink"/>
+            </w:rPr>
+            <w:t>be</w:t>
+          </w:r>
+        </w:hyperlink>
+      </w:r>
+      <w:r>
+        <w:rPr>
+          <w:rFonts w:ascii="Charis SIL Regular" w:hAnsi="Charis SIL Regular" w:eastAsia="Charis SIL Regular"/>
+          <w:b w:val="0"/>
+          <w:i w:val="0"/>
+          <w:color w:val="0000FF"/>
+          <w:sz w:val="24"/>
+          <w:u w:val="single"/>
+        </w:rPr>
+        <w:hyperlink r:id="rId10" w:history="1">
+          <w:r>
+            <w:rPr>
+              <w:rStyle w:val="Hyperlink"/>
+            </w:rPr>
+            <w:t>a</w:t>
+          </w:r>
+        </w:hyperlink>
+      </w:r>
+      <w:r>
+        <w:rPr>
+          <w:rFonts w:ascii="Charis SIL Regular" w:hAnsi="Charis SIL Regular" w:eastAsia="Charis SIL Regular"/>
+          <w:b w:val="0"/>
+          <w:i w:val="0"/>
+          <w:color w:val="0000FF"/>
+          <w:sz w:val="24"/>
+          <w:u w:val="single"/>
+        </w:rPr>
+        <w:hyperlink r:id="rId10" w:history="1">
+          <w:r>
+            <w:rPr>
+              <w:rStyle w:val="Hyperlink"/>
+            </w:rPr>
+            <w:t>n</w:t>
+          </w:r>
+        </w:hyperlink>
+      </w:r>
+      <w:r>
+        <w:rPr>
+          <w:rFonts w:ascii="Charis SIL Regular" w:hAnsi="Charis SIL Regular" w:eastAsia="Charis SIL Regular"/>
+          <w:b w:val="0"/>
+          <w:i w:val="0"/>
+          <w:color w:val="0000FF"/>
+          <w:sz w:val="24"/>
+          <w:u w:val="single"/>
+        </w:rPr>
+        <w:t xml:space="preserve"> </w:t>
+      </w:r>
+      <w:r>
+        <w:rPr>
+          <w:rFonts w:ascii="Charis SIL Regular" w:hAnsi="Charis SIL Regular" w:eastAsia="Charis SIL Regular"/>
+          <w:b w:val="0"/>
+          <w:i w:val="0"/>
+          <w:color w:val="0000FF"/>
+          <w:sz w:val="24"/>
+          <w:u w:val="single"/>
+        </w:rPr>
+        <w:hyperlink r:id="rId10" w:history="1">
+          <w:r>
+            <w:rPr>
+              <w:rStyle w:val="Hyperlink"/>
+            </w:rPr>
+            <w:t>Studies</w:t>
+          </w:r>
+        </w:hyperlink>
+      </w:r>
+      <w:r>
+        <w:rPr>
+          <w:rFonts w:ascii="Charis SIL Regular" w:hAnsi="Charis SIL Regular" w:eastAsia="Charis SIL Regular"/>
+          <w:b w:val="0"/>
+          <w:i w:val="0"/>
+          <w:color w:val="0000FF"/>
+          <w:sz w:val="24"/>
+          <w:u w:val="single"/>
+        </w:rPr>
+        <w:t xml:space="preserve"> </w:t>
+      </w:r>
+      <w:r>
+        <w:rPr>
+          <w:rFonts w:ascii="Charis SIL Regular" w:hAnsi="Charis SIL Regular" w:eastAsia="Charis SIL Regular"/>
+          <w:b w:val="0"/>
+          <w:i w:val="0"/>
+          <w:color w:val="0000FF"/>
+          <w:sz w:val="24"/>
+          <w:u w:val="single"/>
+        </w:rPr>
+        <w:hyperlink r:id="rId10" w:history="1">
+          <w:r>
+            <w:rPr>
+              <w:rStyle w:val="Hyperlink"/>
+            </w:rPr>
+            <w:t>(KITL</w:t>
+          </w:r>
+        </w:hyperlink>
+      </w:r>
+      <w:r>
+        <w:rPr>
+          <w:rFonts w:ascii="Charis SIL Regular" w:hAnsi="Charis SIL Regular" w:eastAsia="Charis SIL Regular"/>
+          <w:b w:val="0"/>
+          <w:i w:val="0"/>
+          <w:color w:val="0000FF"/>
+          <w:sz w:val="24"/>
+          <w:u w:val="single"/>
+        </w:rPr>
+        <w:hyperlink r:id="rId22" w:history="1">
+          <w:r>
+            <w:rPr>
+              <w:rStyle w:val="Hyperlink"/>
+            </w:rPr>
+            <w:t>V)</w:t>
+          </w:r>
+        </w:hyperlink>
+      </w:r>
+      <w:r>
+        <w:rPr>
+          <w:rFonts w:ascii="Charis SIL Regular" w:hAnsi="Charis SIL Regular" w:eastAsia="Charis SIL Regular"/>
+          <w:b w:val="0"/>
+          <w:i w:val="0"/>
+          <w:color w:val="000000"/>
+          <w:sz w:val="24"/>
+        </w:rPr>
+        <w:t xml:space="preserve"> (KITL</w:t>
+      </w:r>
+      <w:r>
+        <w:rPr>
+          <w:u w:val="single" w:color="0000ff"/>
+          <w:rFonts w:ascii="Charis SIL Regular" w:hAnsi="Charis SIL Regular" w:eastAsia="Charis SIL Regular"/>
+          <w:b w:val="0"/>
+          <w:i w:val="0"/>
+          <w:color w:val="000000"/>
+          <w:sz w:val="24"/>
+        </w:rPr>
+        <w:hyperlink r:id="rId22" w:history="1">
+          <w:r>
+            <w:rPr>
+              <w:rStyle w:val="Hyperlink"/>
+            </w:rPr>
+            <w:t>V). Th</w:t>
+          </w:r>
+        </w:hyperlink>
+      </w:r>
+      <w:r>
+        <w:rPr>
+          <w:u w:val="single" w:color="0000ff"/>
+          <w:rFonts w:ascii="Charis SIL Regular" w:hAnsi="Charis SIL Regular" w:eastAsia="Charis SIL Regular"/>
+          <w:b w:val="0"/>
+          <w:i w:val="0"/>
+          <w:color w:val="000000"/>
+          <w:sz w:val="24"/>
+        </w:rPr>
+        <w:hyperlink r:id="rId22" w:history="1">
+          <w:r>
+            <w:rPr>
+              <w:rStyle w:val="Hyperlink"/>
+            </w:rPr>
+            <w:t>rough such o</w:t>
+          </w:r>
+        </w:hyperlink>
+      </w:r>
+      <w:r>
+        <w:rPr>
+          <w:u w:val="single" w:color="0000ff"/>
+          <w:rFonts w:ascii="Charis SIL Regular" w:hAnsi="Charis SIL Regular" w:eastAsia="Charis SIL Regular"/>
+          <w:b w:val="0"/>
+          <w:i w:val="0"/>
+          <w:color w:val="000000"/>
+          <w:sz w:val="24"/>
+        </w:rPr>
+        <w:hyperlink r:id="rId22" w:history="1">
+          <w:r>
+            <w:rPr>
+              <w:rStyle w:val="Hyperlink"/>
+            </w:rPr>
+            <w:t>rganisati</w:t>
+          </w:r>
+        </w:hyperlink>
+      </w:r>
+      <w:r>
+        <w:rPr>
+          <w:u w:val="single" w:color="0000ff"/>
+          <w:rFonts w:ascii="Charis SIL Regular" w:hAnsi="Charis SIL Regular" w:eastAsia="Charis SIL Regular"/>
+          <w:b w:val="0"/>
+          <w:i w:val="0"/>
+          <w:color w:val="000000"/>
+          <w:sz w:val="24"/>
+        </w:rPr>
+        <w:hyperlink r:id="rId22" w:history="1">
+          <w:r>
+            <w:rPr>
+              <w:rStyle w:val="Hyperlink"/>
+            </w:rPr>
+            <w:t>on</w:t>
+          </w:r>
+        </w:hyperlink>
+      </w:r>
+      <w:r>
+        <w:rPr>
+          <w:rFonts w:ascii="Charis SIL Regular" w:hAnsi="Charis SIL Regular" w:eastAsia="Charis SIL Regular"/>
+          <w:b w:val="0"/>
+          <w:i w:val="0"/>
+          <w:color w:val="000000"/>
+          <w:sz w:val="24"/>
+        </w:rPr>
+        <w:hyperlink r:id="rId22" w:history="1">
+          <w:r>
+            <w:rPr>
+              <w:rStyle w:val="Hyperlink"/>
+            </w:rPr>
+            <w:t>s</w:t>
+          </w:r>
+        </w:hyperlink>
+      </w:r>
+      <w:r>
+        <w:rPr>
+          <w:rFonts w:ascii="Charis SIL Regular" w:hAnsi="Charis SIL Regular" w:eastAsia="Charis SIL Regular"/>
+          <w:b w:val="0"/>
+          <w:i w:val="0"/>
+          <w:color w:val="000000"/>
+          <w:sz w:val="24"/>
+        </w:rPr>
+        <w:t xml:space="preserve"> the </w:t>
+      </w:r>
+      <w:r>
+        <w:rPr>
+          <w:u w:val="single" w:color="0000ff"/>
+          <w:rFonts w:ascii="Charis SIL Regular" w:hAnsi="Charis SIL Regular" w:eastAsia="Charis SIL Regular"/>
+          <w:b w:val="0"/>
+          <w:i w:val="0"/>
+          <w:color w:val="000000"/>
+          <w:sz w:val="24"/>
+        </w:rPr>
+        <w:hyperlink r:id="rId22" w:history="1">
+          <w:r>
+            <w:rPr>
+              <w:rStyle w:val="Hyperlink"/>
+            </w:rPr>
+            <w:t xml:space="preserve">findings </w:t>
+          </w:r>
+        </w:hyperlink>
+      </w:r>
+      <w:r>
+        <w:rPr>
+          <w:u w:val="single" w:color="0000ff"/>
+          <w:rFonts w:ascii="Charis SIL Regular" w:hAnsi="Charis SIL Regular" w:eastAsia="Charis SIL Regular"/>
+          <w:b w:val="0"/>
+          <w:i w:val="0"/>
+          <w:color w:val="000000"/>
+          <w:sz w:val="24"/>
+        </w:rPr>
+        <w:t>o</w:t>
+      </w:r>
+      <w:r>
+        <w:rPr>
+          <w:u w:val="single" w:color="0000ff"/>
+          <w:rFonts w:ascii="Charis SIL Regular" w:hAnsi="Charis SIL Regular" w:eastAsia="Charis SIL Regular"/>
+          <w:b w:val="0"/>
+          <w:i w:val="0"/>
+          <w:color w:val="000000"/>
+          <w:sz w:val="24"/>
+        </w:rPr>
+        <w:hyperlink r:id="rId22" w:history="1">
+          <w:r>
+            <w:rPr>
+              <w:rStyle w:val="Hyperlink"/>
+            </w:rPr>
+            <w:t>f</w:t>
+          </w:r>
+        </w:hyperlink>
+      </w:r>
+      <w:r>
+        <w:rPr>
+          <w:u w:val="single" w:color="0000ff"/>
+          <w:rFonts w:ascii="Charis SIL Regular" w:hAnsi="Charis SIL Regular" w:eastAsia="Charis SIL Regular"/>
+          <w:b w:val="0"/>
+          <w:i w:val="0"/>
+          <w:color w:val="000000"/>
+          <w:sz w:val="24"/>
+        </w:rPr>
+        <w:hyperlink r:id="rId22" w:history="1">
+          <w:r>
+            <w:rPr>
+              <w:rStyle w:val="Hyperlink"/>
+            </w:rPr>
+            <w:t xml:space="preserve"> scie</w:t>
+          </w:r>
+        </w:hyperlink>
+      </w:r>
+      <w:r>
+        <w:rPr>
+          <w:rFonts w:ascii="Charis SIL Regular" w:hAnsi="Charis SIL Regular" w:eastAsia="Charis SIL Regular"/>
+          <w:b w:val="0"/>
+          <w:i w:val="0"/>
+          <w:color w:val="000000"/>
+          <w:sz w:val="24"/>
+        </w:rPr>
+        <w:t>n</w:t>
+      </w:r>
+      <w:r>
+        <w:rPr>
+          <w:u w:val="single" w:color="0000ff"/>
+          <w:rFonts w:ascii="Charis SIL Regular" w:hAnsi="Charis SIL Regular" w:eastAsia="Charis SIL Regular"/>
+          <w:b w:val="0"/>
+          <w:i w:val="0"/>
+          <w:color w:val="000000"/>
+          <w:sz w:val="24"/>
+        </w:rPr>
+        <w:hyperlink r:id="rId22" w:history="1">
+          <w:r>
+            <w:rPr>
+              <w:rStyle w:val="Hyperlink"/>
+            </w:rPr>
+            <w:t>tif</w:t>
+          </w:r>
+        </w:hyperlink>
+      </w:r>
+      <w:r>
+        <w:rPr>
+          <w:rFonts w:ascii="Charis SIL Regular" w:hAnsi="Charis SIL Regular" w:eastAsia="Charis SIL Regular"/>
+          <w:b w:val="0"/>
+          <w:i w:val="0"/>
+          <w:color w:val="000000"/>
+          <w:sz w:val="24"/>
         </w:rPr>
         <w:hyperlink r:id="rId22" w:history="1">
           <w:r>
@@ -2894,366 +3337,6 @@
       </w:r>
       <w:r>
         <w:rPr>
-          <w:rFonts w:ascii="Charis SIL Regular" w:hAnsi="Charis SIL Regular" w:eastAsia="Charis SIL Regular"/>
-          <w:b w:val="0"/>
-          <w:i w:val="0"/>
-          <w:color w:val="0000FF"/>
-          <w:sz w:val="24"/>
-          <w:u w:val="single"/>
-        </w:rPr>
-        <w:hyperlink r:id="rId22" w:history="1">
-          <w:r>
-            <w:rPr>
-              <w:rStyle w:val="Hyperlink"/>
-            </w:rPr>
-            <w:t>an</w:t>
-          </w:r>
-        </w:hyperlink>
-      </w:r>
-      <w:r>
-        <w:rPr>
-          <w:rFonts w:ascii="Charis SIL Regular" w:hAnsi="Charis SIL Regular" w:eastAsia="Charis SIL Regular"/>
-          <w:b w:val="0"/>
-          <w:i w:val="0"/>
-          <w:color w:val="0000FF"/>
-          <w:sz w:val="24"/>
-        </w:rPr>
-        <w:t xml:space="preserve"> and Carib</w:t>
-      </w:r>
-      <w:r>
-        <w:rPr>
-          <w:rFonts w:ascii="Charis SIL Regular" w:hAnsi="Charis SIL Regular" w:eastAsia="Charis SIL Regular"/>
-          <w:b w:val="0"/>
-          <w:i w:val="0"/>
-          <w:color w:val="0000FF"/>
-          <w:sz w:val="24"/>
-          <w:u w:val="single"/>
-        </w:rPr>
-        <w:hyperlink r:id="rId10" w:history="1">
-          <w:r>
-            <w:rPr>
-              <w:rStyle w:val="Hyperlink"/>
-            </w:rPr>
-            <w:t>be</w:t>
-          </w:r>
-        </w:hyperlink>
-      </w:r>
-      <w:r>
-        <w:rPr>
-          <w:rFonts w:ascii="Charis SIL Regular" w:hAnsi="Charis SIL Regular" w:eastAsia="Charis SIL Regular"/>
-          <w:b w:val="0"/>
-          <w:i w:val="0"/>
-          <w:color w:val="0000FF"/>
-          <w:sz w:val="24"/>
-          <w:u w:val="single"/>
-        </w:rPr>
-        <w:hyperlink r:id="rId10" w:history="1">
-          <w:r>
-            <w:rPr>
-              <w:rStyle w:val="Hyperlink"/>
-            </w:rPr>
-            <w:t>a</w:t>
-          </w:r>
-        </w:hyperlink>
-      </w:r>
-      <w:r>
-        <w:rPr>
-          <w:rFonts w:ascii="Charis SIL Regular" w:hAnsi="Charis SIL Regular" w:eastAsia="Charis SIL Regular"/>
-          <w:b w:val="0"/>
-          <w:i w:val="0"/>
-          <w:color w:val="0000FF"/>
-          <w:sz w:val="24"/>
-          <w:u w:val="single"/>
-        </w:rPr>
-        <w:hyperlink r:id="rId10" w:history="1">
-          <w:r>
-            <w:rPr>
-              <w:rStyle w:val="Hyperlink"/>
-            </w:rPr>
-            <w:t>n</w:t>
-          </w:r>
-        </w:hyperlink>
-      </w:r>
-      <w:r>
-        <w:rPr>
-          <w:rFonts w:ascii="Charis SIL Regular" w:hAnsi="Charis SIL Regular" w:eastAsia="Charis SIL Regular"/>
-          <w:b w:val="0"/>
-          <w:i w:val="0"/>
-          <w:color w:val="0000FF"/>
-          <w:sz w:val="24"/>
-          <w:u w:val="single"/>
-        </w:rPr>
-        <w:t xml:space="preserve"> </w:t>
-      </w:r>
-      <w:r>
-        <w:rPr>
-          <w:rFonts w:ascii="Charis SIL Regular" w:hAnsi="Charis SIL Regular" w:eastAsia="Charis SIL Regular"/>
-          <w:b w:val="0"/>
-          <w:i w:val="0"/>
-          <w:color w:val="0000FF"/>
-          <w:sz w:val="24"/>
-          <w:u w:val="single"/>
-        </w:rPr>
-        <w:hyperlink r:id="rId10" w:history="1">
-          <w:r>
-            <w:rPr>
-              <w:rStyle w:val="Hyperlink"/>
-            </w:rPr>
-            <w:t>Studies</w:t>
-          </w:r>
-        </w:hyperlink>
-      </w:r>
-      <w:r>
-        <w:rPr>
-          <w:rFonts w:ascii="Charis SIL Regular" w:hAnsi="Charis SIL Regular" w:eastAsia="Charis SIL Regular"/>
-          <w:b w:val="0"/>
-          <w:i w:val="0"/>
-          <w:color w:val="0000FF"/>
-          <w:sz w:val="24"/>
-          <w:u w:val="single"/>
-        </w:rPr>
-        <w:t xml:space="preserve"> </w:t>
-      </w:r>
-      <w:r>
-        <w:rPr>
-          <w:rFonts w:ascii="Charis SIL Regular" w:hAnsi="Charis SIL Regular" w:eastAsia="Charis SIL Regular"/>
-          <w:b w:val="0"/>
-          <w:i w:val="0"/>
-          <w:color w:val="0000FF"/>
-          <w:sz w:val="24"/>
-          <w:u w:val="single"/>
-        </w:rPr>
-        <w:hyperlink r:id="rId10" w:history="1">
-          <w:r>
-            <w:rPr>
-              <w:rStyle w:val="Hyperlink"/>
-            </w:rPr>
-            <w:t>(KITL</w:t>
-          </w:r>
-        </w:hyperlink>
-      </w:r>
-      <w:r>
-        <w:rPr>
-          <w:rFonts w:ascii="Charis SIL Regular" w:hAnsi="Charis SIL Regular" w:eastAsia="Charis SIL Regular"/>
-          <w:b w:val="0"/>
-          <w:i w:val="0"/>
-          <w:color w:val="0000FF"/>
-          <w:sz w:val="24"/>
-          <w:u w:val="single"/>
-        </w:rPr>
-        <w:hyperlink r:id="rId22" w:history="1">
-          <w:r>
-            <w:rPr>
-              <w:rStyle w:val="Hyperlink"/>
-            </w:rPr>
-            <w:t>V)</w:t>
-          </w:r>
-        </w:hyperlink>
-      </w:r>
-      <w:r>
-        <w:rPr>
-          <w:rFonts w:ascii="Charis SIL Regular" w:hAnsi="Charis SIL Regular" w:eastAsia="Charis SIL Regular"/>
-          <w:b w:val="0"/>
-          <w:i w:val="0"/>
-          <w:color w:val="000000"/>
-          <w:sz w:val="24"/>
-        </w:rPr>
-        <w:t xml:space="preserve"> (KITL</w:t>
-      </w:r>
-      <w:r>
-        <w:rPr>
-          <w:u w:val="single" w:color="0000ff"/>
-          <w:rFonts w:ascii="Charis SIL Regular" w:hAnsi="Charis SIL Regular" w:eastAsia="Charis SIL Regular"/>
-          <w:b w:val="0"/>
-          <w:i w:val="0"/>
-          <w:color w:val="000000"/>
-          <w:sz w:val="24"/>
-        </w:rPr>
-        <w:hyperlink r:id="rId22" w:history="1">
-          <w:r>
-            <w:rPr>
-              <w:rStyle w:val="Hyperlink"/>
-            </w:rPr>
-            <w:t>V). Th</w:t>
-          </w:r>
-        </w:hyperlink>
-      </w:r>
-      <w:r>
-        <w:rPr>
-          <w:u w:val="single" w:color="0000ff"/>
-          <w:rFonts w:ascii="Charis SIL Regular" w:hAnsi="Charis SIL Regular" w:eastAsia="Charis SIL Regular"/>
-          <w:b w:val="0"/>
-          <w:i w:val="0"/>
-          <w:color w:val="000000"/>
-          <w:sz w:val="24"/>
-        </w:rPr>
-        <w:hyperlink r:id="rId22" w:history="1">
-          <w:r>
-            <w:rPr>
-              <w:rStyle w:val="Hyperlink"/>
-            </w:rPr>
-            <w:t>rough such o</w:t>
-          </w:r>
-        </w:hyperlink>
-      </w:r>
-      <w:r>
-        <w:rPr>
-          <w:u w:val="single" w:color="0000ff"/>
-          <w:rFonts w:ascii="Charis SIL Regular" w:hAnsi="Charis SIL Regular" w:eastAsia="Charis SIL Regular"/>
-          <w:b w:val="0"/>
-          <w:i w:val="0"/>
-          <w:color w:val="000000"/>
-          <w:sz w:val="24"/>
-        </w:rPr>
-        <w:hyperlink r:id="rId22" w:history="1">
-          <w:r>
-            <w:rPr>
-              <w:rStyle w:val="Hyperlink"/>
-            </w:rPr>
-            <w:t>rganisati</w:t>
-          </w:r>
-        </w:hyperlink>
-      </w:r>
-      <w:r>
-        <w:rPr>
-          <w:u w:val="single" w:color="0000ff"/>
-          <w:rFonts w:ascii="Charis SIL Regular" w:hAnsi="Charis SIL Regular" w:eastAsia="Charis SIL Regular"/>
-          <w:b w:val="0"/>
-          <w:i w:val="0"/>
-          <w:color w:val="000000"/>
-          <w:sz w:val="24"/>
-        </w:rPr>
-        <w:hyperlink r:id="rId22" w:history="1">
-          <w:r>
-            <w:rPr>
-              <w:rStyle w:val="Hyperlink"/>
-            </w:rPr>
-            <w:t>on</w:t>
-          </w:r>
-        </w:hyperlink>
-      </w:r>
-      <w:r>
-        <w:rPr>
-          <w:rFonts w:ascii="Charis SIL Regular" w:hAnsi="Charis SIL Regular" w:eastAsia="Charis SIL Regular"/>
-          <w:b w:val="0"/>
-          <w:i w:val="0"/>
-          <w:color w:val="000000"/>
-          <w:sz w:val="24"/>
-        </w:rPr>
-        <w:hyperlink r:id="rId22" w:history="1">
-          <w:r>
-            <w:rPr>
-              <w:rStyle w:val="Hyperlink"/>
-            </w:rPr>
-            <w:t>s</w:t>
-          </w:r>
-        </w:hyperlink>
-      </w:r>
-      <w:r>
-        <w:rPr>
-          <w:rFonts w:ascii="Charis SIL Regular" w:hAnsi="Charis SIL Regular" w:eastAsia="Charis SIL Regular"/>
-          <w:b w:val="0"/>
-          <w:i w:val="0"/>
-          <w:color w:val="000000"/>
-          <w:sz w:val="24"/>
-        </w:rPr>
-        <w:t xml:space="preserve"> the </w:t>
-      </w:r>
-      <w:r>
-        <w:rPr>
-          <w:u w:val="single" w:color="0000ff"/>
-          <w:rFonts w:ascii="Charis SIL Regular" w:hAnsi="Charis SIL Regular" w:eastAsia="Charis SIL Regular"/>
-          <w:b w:val="0"/>
-          <w:i w:val="0"/>
-          <w:color w:val="000000"/>
-          <w:sz w:val="24"/>
-        </w:rPr>
-        <w:hyperlink r:id="rId22" w:history="1">
-          <w:r>
-            <w:rPr>
-              <w:rStyle w:val="Hyperlink"/>
-            </w:rPr>
-            <w:t xml:space="preserve">findings </w:t>
-          </w:r>
-        </w:hyperlink>
-      </w:r>
-      <w:r>
-        <w:rPr>
-          <w:u w:val="single" w:color="0000ff"/>
-          <w:rFonts w:ascii="Charis SIL Regular" w:hAnsi="Charis SIL Regular" w:eastAsia="Charis SIL Regular"/>
-          <w:b w:val="0"/>
-          <w:i w:val="0"/>
-          <w:color w:val="000000"/>
-          <w:sz w:val="24"/>
-        </w:rPr>
-        <w:t>o</w:t>
-      </w:r>
-      <w:r>
-        <w:rPr>
-          <w:rFonts w:ascii="Charis SIL Regular" w:hAnsi="Charis SIL Regular" w:eastAsia="Charis SIL Regular"/>
-          <w:b w:val="0"/>
-          <w:i w:val="0"/>
-          <w:color w:val="000000"/>
-          <w:sz w:val="24"/>
-        </w:rPr>
-        <w:t>f</w:t>
-      </w:r>
-      <w:r>
-        <w:rPr>
-          <w:u w:val="single" w:color="0000ff"/>
-          <w:rFonts w:ascii="Charis SIL Regular" w:hAnsi="Charis SIL Regular" w:eastAsia="Charis SIL Regular"/>
-          <w:b w:val="0"/>
-          <w:i w:val="0"/>
-          <w:color w:val="000000"/>
-          <w:sz w:val="24"/>
-        </w:rPr>
-        <w:hyperlink r:id="rId22" w:history="1">
-          <w:r>
-            <w:rPr>
-              <w:rStyle w:val="Hyperlink"/>
-            </w:rPr>
-            <w:t xml:space="preserve"> scien</w:t>
-          </w:r>
-        </w:hyperlink>
-      </w:r>
-      <w:r>
-        <w:rPr>
-          <w:u w:val="single" w:color="0000ff"/>
-          <w:rFonts w:ascii="Charis SIL Regular" w:hAnsi="Charis SIL Regular" w:eastAsia="Charis SIL Regular"/>
-          <w:b w:val="0"/>
-          <w:i w:val="0"/>
-          <w:color w:val="000000"/>
-          <w:sz w:val="24"/>
-        </w:rPr>
-        <w:hyperlink r:id="rId22" w:history="1">
-          <w:r>
-            <w:rPr>
-              <w:rStyle w:val="Hyperlink"/>
-            </w:rPr>
-            <w:t>tif</w:t>
-          </w:r>
-        </w:hyperlink>
-      </w:r>
-      <w:r>
-        <w:rPr>
-          <w:rFonts w:ascii="Charis SIL Regular" w:hAnsi="Charis SIL Regular" w:eastAsia="Charis SIL Regular"/>
-          <w:b w:val="0"/>
-          <w:i w:val="0"/>
-          <w:color w:val="000000"/>
-          <w:sz w:val="24"/>
-        </w:rPr>
-        <w:hyperlink r:id="rId22" w:history="1">
-          <w:r>
-            <w:rPr>
-              <w:rStyle w:val="Hyperlink"/>
-            </w:rPr>
-            <w:t>i</w:t>
-          </w:r>
-        </w:hyperlink>
-      </w:r>
-      <w:r>
-        <w:rPr>
-          <w:u w:val="single" w:color="0000ff"/>
           <w:rFonts w:ascii="Charis SIL Regular" w:hAnsi="Charis SIL Regular" w:eastAsia="Charis SIL Regular"/>
           <w:b w:val="0"/>
           <w:i w:val="0"/>
@@ -4281,8 +4364,63 @@
           <w:i w:val="0"/>
           <w:color w:val="0000FF"/>
           <w:sz w:val="24"/>
-        </w:rPr>
-        <w:t>Museum Bronbee</w:t>
+          <w:u w:val="single"/>
+        </w:rPr>
+        <w:hyperlink r:id="rId29" w:history="1">
+          <w:r>
+            <w:rPr>
+              <w:rStyle w:val="Hyperlink"/>
+            </w:rPr>
+            <w:t>Mus</w:t>
+          </w:r>
+        </w:hyperlink>
+      </w:r>
+      <w:r>
+        <w:rPr>
+          <w:rFonts w:ascii="Charis SIL Regular" w:hAnsi="Charis SIL Regular" w:eastAsia="Charis SIL Regular"/>
+          <w:b w:val="0"/>
+          <w:i w:val="0"/>
+          <w:color w:val="0000FF"/>
+          <w:sz w:val="24"/>
+          <w:u w:val="single"/>
+        </w:rPr>
+        <w:hyperlink r:id="rId29" w:history="1">
+          <w:r>
+            <w:rPr>
+              <w:rStyle w:val="Hyperlink"/>
+            </w:rPr>
+            <w:t>eum</w:t>
+          </w:r>
+        </w:hyperlink>
+      </w:r>
+      <w:r>
+        <w:rPr>
+          <w:rFonts w:ascii="Charis SIL Regular" w:hAnsi="Charis SIL Regular" w:eastAsia="Charis SIL Regular"/>
+          <w:b w:val="0"/>
+          <w:i w:val="0"/>
+          <w:color w:val="0000FF"/>
+          <w:sz w:val="24"/>
+          <w:u w:val="single"/>
+        </w:rPr>
+        <w:t xml:space="preserve"> </w:t>
+      </w:r>
+      <w:r>
+        <w:rPr>
+          <w:rFonts w:ascii="Charis SIL Regular" w:hAnsi="Charis SIL Regular" w:eastAsia="Charis SIL Regular"/>
+          <w:b w:val="0"/>
+          <w:i w:val="0"/>
+          <w:color w:val="0000FF"/>
+          <w:sz w:val="24"/>
+          <w:u w:val="single"/>
+        </w:rPr>
+        <w:hyperlink r:id="rId29" w:history="1">
+          <w:r>
+            <w:rPr>
+              <w:rStyle w:val="Hyperlink"/>
+            </w:rPr>
+            <w:t>Bronbee</w:t>
+          </w:r>
+        </w:hyperlink>
       </w:r>
       <w:r>
         <w:rPr>
@@ -4379,7 +4517,7 @@
           <w:sz w:val="24"/>
           <w:u w:val="single"/>
         </w:rPr>
-        <w:hyperlink r:id="rId29" w:history="1">
+        <w:hyperlink r:id="rId30" w:history="1">
           <w:r>
             <w:rPr>
               <w:rStyle w:val="Hyperlink"/>
@@ -4397,7 +4535,7 @@
           <w:sz w:val="24"/>
           <w:u w:val="single"/>
         </w:rPr>
-        <w:hyperlink r:id="rId29" w:history="1">
+        <w:hyperlink r:id="rId30" w:history="1">
           <w:r>
             <w:rPr>
               <w:rStyle w:val="Hyperlink"/>
@@ -4426,7 +4564,7 @@
           <w:sz w:val="24"/>
           <w:u w:val="single"/>
         </w:rPr>
-        <w:hyperlink r:id="rId29" w:history="1">
+        <w:hyperlink r:id="rId30" w:history="1">
           <w:r>
             <w:rPr>
               <w:rStyle w:val="Hyperlink"/>
@@ -4504,7 +4642,7 @@
           <w:sz w:val="24"/>
           <w:u w:val="single"/>
         </w:rPr>
-        <w:hyperlink r:id="rId30" w:history="1">
+        <w:hyperlink r:id="rId31" w:history="1">
           <w:r>
             <w:rPr>
               <w:rStyle w:val="Hyperlink"/>
@@ -4533,7 +4671,7 @@
           <w:sz w:val="24"/>
           <w:u w:val="single"/>
         </w:rPr>
-        <w:hyperlink r:id="rId30" w:history="1">
+        <w:hyperlink r:id="rId31" w:history="1">
           <w:r>
             <w:rPr>
               <w:rStyle w:val="Hyperlink"/>
@@ -4561,7 +4699,7 @@
           <w:sz w:val="24"/>
           <w:u w:val="single"/>
         </w:rPr>
-        <w:hyperlink r:id="rId31" w:history="1">
+        <w:hyperlink r:id="rId32" w:history="1">
           <w:r>
             <w:rPr>
               <w:rStyle w:val="Hyperlink"/>
@@ -4589,7 +4727,7 @@
           <w:color w:val="000000"/>
           <w:sz w:val="24"/>
         </w:rPr>
-        <w:hyperlink r:id="rId30" w:history="1">
+        <w:hyperlink r:id="rId31" w:history="1">
           <w:r>
             <w:rPr>
               <w:rStyle w:val="Hyperlink"/>
@@ -4607,7 +4745,7 @@
           <w:color w:val="000000"/>
           <w:sz w:val="24"/>
         </w:rPr>
-        <w:hyperlink r:id="rId30" w:history="1">
+        <w:hyperlink r:id="rId31" w:history="1">
           <w:r>
             <w:rPr>
               <w:rStyle w:val="Hyperlink"/>
@@ -4635,7 +4773,7 @@
           <w:color w:val="000000"/>
           <w:sz w:val="24"/>
         </w:rPr>
-        <w:hyperlink r:id="rId31" w:history="1">
+        <w:hyperlink r:id="rId32" w:history="1">
           <w:r>
             <w:rPr>
               <w:rStyle w:val="Hyperlink"/>

--- a/EXPORTS/DOCX/published/niveau2/English/Indonesia.docx
+++ b/EXPORTS/DOCX/published/niveau2/English/Indonesia.docx
@@ -1732,25 +1732,7 @@
           <w:color w:val="000000"/>
           <w:sz w:val="24"/>
         </w:rPr>
-        <w:hyperlink r:id="rId15" w:history="1">
-          <w:r>
-            <w:rPr>
-              <w:rStyle w:val="Hyperlink"/>
-            </w:rPr>
-            <w:t xml:space="preserve"> Dutch </w:t>
-          </w:r>
-        </w:hyperlink>
-      </w:r>
-      <w:r>
-        <w:rPr>
-          <w:u w:val="single" w:color="0000ff"/>
-          <w:rFonts w:ascii="Charis SIL Regular" w:hAnsi="Charis SIL Regular" w:eastAsia="Charis SIL Regular"/>
-          <w:b w:val="0"/>
-          <w:i w:val="0"/>
-          <w:color w:val="000000"/>
-          <w:sz w:val="24"/>
-        </w:rPr>
-        <w:t>m</w:t>
+        <w:t xml:space="preserve"> Dutch m</w:t>
       </w:r>
       <w:r>
         <w:rPr>
@@ -1868,36 +1850,7 @@
           <w:color w:val="000000"/>
           <w:sz w:val="24"/>
         </w:rPr>
-        <w:t>more information about researching individual soldiers and obje</w:t>
-      </w:r>
-      <w:r>
-        <w:rPr>
-          <w:u w:val="single" w:color="0000ff"/>
-          <w:rFonts w:ascii="Charis SIL Regular" w:hAnsi="Charis SIL Regular" w:eastAsia="Charis SIL Regular"/>
-          <w:b w:val="0"/>
-          <w:i w:val="0"/>
-          <w:color w:val="000000"/>
-          <w:sz w:val="24"/>
-        </w:rPr>
-        <w:t>c</w:t>
-      </w:r>
-      <w:r>
-        <w:rPr>
-          <w:u w:val="single" w:color="0000ff"/>
-          <w:rFonts w:ascii="Charis SIL Regular" w:hAnsi="Charis SIL Regular" w:eastAsia="Charis SIL Regular"/>
-          <w:b w:val="0"/>
-          <w:i w:val="0"/>
-          <w:color w:val="000000"/>
-          <w:sz w:val="24"/>
-        </w:rPr>
-        <w:hyperlink r:id="rId16" w:history="1">
-          <w:r>
-            <w:rPr>
-              <w:rStyle w:val="Hyperlink"/>
-            </w:rPr>
-            <w:t>ts they b</w:t>
-          </w:r>
-        </w:hyperlink>
+        <w:t>more information about researching individual soldiers and objects they b</w:t>
       </w:r>
       <w:r>
         <w:rPr>
@@ -2770,6 +2723,7 @@
           <w:i w:val="0"/>
           <w:color w:val="0000FF"/>
           <w:sz w:val="24"/>
+          <w:u w:val="single"/>
         </w:rPr>
         <w:hyperlink r:id="rId22" w:history="1">
           <w:r>
@@ -2834,168 +2788,19 @@
           <w:i w:val="0"/>
           <w:color w:val="0000FF"/>
           <w:sz w:val="24"/>
+        </w:rPr>
+        <w:t>Southeast Asian and Carib</w:t>
+      </w:r>
+      <w:r>
+        <w:rPr>
+          <w:rFonts w:ascii="Charis SIL Regular" w:hAnsi="Charis SIL Regular" w:eastAsia="Charis SIL Regular"/>
+          <w:b w:val="0"/>
+          <w:i w:val="0"/>
+          <w:color w:val="0000FF"/>
+          <w:sz w:val="24"/>
           <w:u w:val="single"/>
         </w:rPr>
         <w:hyperlink r:id="rId10" w:history="1">
-          <w:r>
-            <w:rPr>
-              <w:rStyle w:val="Hyperlink"/>
-            </w:rPr>
-            <w:t>Southeast</w:t>
-          </w:r>
-        </w:hyperlink>
-      </w:r>
-      <w:r>
-        <w:rPr>
-          <w:rFonts w:ascii="Charis SIL Regular" w:hAnsi="Charis SIL Regular" w:eastAsia="Charis SIL Regular"/>
-          <w:b w:val="0"/>
-          <w:i w:val="0"/>
-          <w:color w:val="0000FF"/>
-          <w:sz w:val="24"/>
-          <w:u w:val="single"/>
-        </w:rPr>
-        <w:t xml:space="preserve"> </w:t>
-      </w:r>
-      <w:r>
-        <w:rPr>
-          <w:rFonts w:ascii="Charis SIL Regular" w:hAnsi="Charis SIL Regular" w:eastAsia="Charis SIL Regular"/>
-          <w:b w:val="0"/>
-          <w:i w:val="0"/>
-          <w:color w:val="0000FF"/>
-          <w:sz w:val="24"/>
-          <w:u w:val="single"/>
-        </w:rPr>
-        <w:hyperlink r:id="rId10" w:history="1">
-          <w:r>
-            <w:rPr>
-              <w:rStyle w:val="Hyperlink"/>
-            </w:rPr>
-            <w:t>As</w:t>
-          </w:r>
-        </w:hyperlink>
-      </w:r>
-      <w:r>
-        <w:rPr>
-          <w:rFonts w:ascii="Charis SIL Regular" w:hAnsi="Charis SIL Regular" w:eastAsia="Charis SIL Regular"/>
-          <w:b w:val="0"/>
-          <w:i w:val="0"/>
-          <w:color w:val="0000FF"/>
-          <w:sz w:val="24"/>
-          <w:u w:val="single"/>
-        </w:rPr>
-        <w:hyperlink r:id="rId10" w:history="1">
-          <w:r>
-            <w:rPr>
-              <w:rStyle w:val="Hyperlink"/>
-            </w:rPr>
-            <w:t>i</w:t>
-          </w:r>
-        </w:hyperlink>
-      </w:r>
-      <w:r>
-        <w:rPr>
-          <w:rFonts w:ascii="Charis SIL Regular" w:hAnsi="Charis SIL Regular" w:eastAsia="Charis SIL Regular"/>
-          <w:b w:val="0"/>
-          <w:i w:val="0"/>
-          <w:color w:val="0000FF"/>
-          <w:sz w:val="24"/>
-          <w:u w:val="single"/>
-        </w:rPr>
-        <w:hyperlink r:id="rId10" w:history="1">
-          <w:r>
-            <w:rPr>
-              <w:rStyle w:val="Hyperlink"/>
-            </w:rPr>
-            <w:t>an</w:t>
-          </w:r>
-        </w:hyperlink>
-      </w:r>
-      <w:r>
-        <w:rPr>
-          <w:rFonts w:ascii="Charis SIL Regular" w:hAnsi="Charis SIL Regular" w:eastAsia="Charis SIL Regular"/>
-          <w:b w:val="0"/>
-          <w:i w:val="0"/>
-          <w:color w:val="0000FF"/>
-          <w:sz w:val="24"/>
-          <w:u w:val="single"/>
-        </w:rPr>
-        <w:t xml:space="preserve"> </w:t>
-      </w:r>
-      <w:r>
-        <w:rPr>
-          <w:rFonts w:ascii="Charis SIL Regular" w:hAnsi="Charis SIL Regular" w:eastAsia="Charis SIL Regular"/>
-          <w:b w:val="0"/>
-          <w:i w:val="0"/>
-          <w:color w:val="0000FF"/>
-          <w:sz w:val="24"/>
-          <w:u w:val="single"/>
-        </w:rPr>
-        <w:hyperlink r:id="rId22" w:history="1">
-          <w:r>
-            <w:rPr>
-              <w:rStyle w:val="Hyperlink"/>
-            </w:rPr>
-            <w:t>a</w:t>
-          </w:r>
-        </w:hyperlink>
-      </w:r>
-      <w:r>
-        <w:rPr>
-          <w:rFonts w:ascii="Charis SIL Regular" w:hAnsi="Charis SIL Regular" w:eastAsia="Charis SIL Regular"/>
-          <w:b w:val="0"/>
-          <w:i w:val="0"/>
-          <w:color w:val="0000FF"/>
-          <w:sz w:val="24"/>
-          <w:u w:val="single"/>
-        </w:rPr>
-        <w:hyperlink r:id="rId22" w:history="1">
-          <w:r>
-            <w:rPr>
-              <w:rStyle w:val="Hyperlink"/>
-            </w:rPr>
-            <w:t>nd</w:t>
-          </w:r>
-        </w:hyperlink>
-      </w:r>
-      <w:r>
-        <w:rPr>
-          <w:rFonts w:ascii="Charis SIL Regular" w:hAnsi="Charis SIL Regular" w:eastAsia="Charis SIL Regular"/>
-          <w:b w:val="0"/>
-          <w:i w:val="0"/>
-          <w:color w:val="0000FF"/>
-          <w:sz w:val="24"/>
-          <w:u w:val="single"/>
-        </w:rPr>
-        <w:t xml:space="preserve"> </w:t>
-      </w:r>
-      <w:r>
-        <w:rPr>
-          <w:rFonts w:ascii="Charis SIL Regular" w:hAnsi="Charis SIL Regular" w:eastAsia="Charis SIL Regular"/>
-          <w:b w:val="0"/>
-          <w:i w:val="0"/>
-          <w:color w:val="0000FF"/>
-          <w:sz w:val="24"/>
-          <w:u w:val="single"/>
-        </w:rPr>
-        <w:hyperlink r:id="rId22" w:history="1">
-          <w:r>
-            <w:rPr>
-              <w:rStyle w:val="Hyperlink"/>
-            </w:rPr>
-            <w:t>Carib</w:t>
-          </w:r>
-        </w:hyperlink>
-      </w:r>
-      <w:r>
-        <w:rPr>
-          <w:rFonts w:ascii="Charis SIL Regular" w:hAnsi="Charis SIL Regular" w:eastAsia="Charis SIL Regular"/>
-          <w:b w:val="0"/>
-          <w:i w:val="0"/>
-          <w:color w:val="0000FF"/>
-          <w:sz w:val="24"/>
-          <w:u w:val="single"/>
-        </w:rPr>
-        <w:hyperlink r:id="rId22" w:history="1">
           <w:r>
             <w:rPr>
               <w:rStyle w:val="Hyperlink"/>
@@ -3031,7 +2836,7 @@
           <w:sz w:val="24"/>
           <w:u w:val="single"/>
         </w:rPr>
-        <w:hyperlink r:id="rId10" w:history="1">
+        <w:hyperlink r:id="rId22" w:history="1">
           <w:r>
             <w:rPr>
               <w:rStyle w:val="Hyperlink"/>
@@ -3239,13 +3044,22 @@
             <w:rPr>
               <w:rStyle w:val="Hyperlink"/>
             </w:rPr>
-            <w:t xml:space="preserve">findings </w:t>
+            <w:t>findings</w:t>
           </w:r>
         </w:hyperlink>
       </w:r>
       <w:r>
         <w:rPr>
-          <w:u w:val="single" w:color="0000ff"/>
+          <w:rFonts w:ascii="Charis SIL Regular" w:hAnsi="Charis SIL Regular" w:eastAsia="Charis SIL Regular"/>
+          <w:b w:val="0"/>
+          <w:i w:val="0"/>
+          <w:color w:val="000000"/>
+          <w:sz w:val="24"/>
+        </w:rPr>
+        <w:t xml:space="preserve"> </w:t>
+      </w:r>
+      <w:r>
+        <w:rPr>
           <w:rFonts w:ascii="Charis SIL Regular" w:hAnsi="Charis SIL Regular" w:eastAsia="Charis SIL Regular"/>
           <w:b w:val="0"/>
           <w:i w:val="0"/>
@@ -3286,19 +3100,9 @@
             <w:rPr>
               <w:rStyle w:val="Hyperlink"/>
             </w:rPr>
-            <w:t xml:space="preserve"> scie</w:t>
+            <w:t xml:space="preserve"> scien</w:t>
           </w:r>
         </w:hyperlink>
-      </w:r>
-      <w:r>
-        <w:rPr>
-          <w:rFonts w:ascii="Charis SIL Regular" w:hAnsi="Charis SIL Regular" w:eastAsia="Charis SIL Regular"/>
-          <w:b w:val="0"/>
-          <w:i w:val="0"/>
-          <w:color w:val="000000"/>
-          <w:sz w:val="24"/>
-        </w:rPr>
-        <w:t>n</w:t>
       </w:r>
       <w:r>
         <w:rPr>
@@ -3337,6 +3141,7 @@
       </w:r>
       <w:r>
         <w:rPr>
+          <w:u w:val="single" w:color="0000ff"/>
           <w:rFonts w:ascii="Charis SIL Regular" w:hAnsi="Charis SIL Regular" w:eastAsia="Charis SIL Regular"/>
           <w:b w:val="0"/>
           <w:i w:val="0"/>
@@ -4252,7 +4057,7 @@
           <w:sz w:val="24"/>
           <w:u w:val="single"/>
         </w:rPr>
-        <w:hyperlink r:id="rId26" w:history="1">
+        <w:hyperlink r:id="rId28" w:history="1">
           <w:r>
             <w:rPr>
               <w:rStyle w:val="Hyperlink"/>
@@ -4317,7 +4122,7 @@
           <w:sz w:val="24"/>
           <w:u w:val="single"/>
         </w:rPr>
-        <w:hyperlink r:id="rId28" w:history="1">
+        <w:hyperlink r:id="rId26" w:history="1">
           <w:r>
             <w:rPr>
               <w:rStyle w:val="Hyperlink"/>
@@ -4335,7 +4140,7 @@
           <w:sz w:val="24"/>
           <w:u w:val="single"/>
         </w:rPr>
-        <w:hyperlink r:id="rId28" w:history="1">
+        <w:hyperlink r:id="rId26" w:history="1">
           <w:r>
             <w:rPr>
               <w:rStyle w:val="Hyperlink"/>
@@ -4384,7 +4189,7 @@
           <w:sz w:val="24"/>
           <w:u w:val="single"/>
         </w:rPr>
-        <w:hyperlink r:id="rId29" w:history="1">
+        <w:hyperlink r:id="rId28" w:history="1">
           <w:r>
             <w:rPr>
               <w:rStyle w:val="Hyperlink"/>
@@ -4413,7 +4218,7 @@
           <w:sz w:val="24"/>
           <w:u w:val="single"/>
         </w:rPr>
-        <w:hyperlink r:id="rId29" w:history="1">
+        <w:hyperlink r:id="rId28" w:history="1">
           <w:r>
             <w:rPr>
               <w:rStyle w:val="Hyperlink"/>

--- a/EXPORTS/DOCX/published/niveau2/English/Indonesia.docx
+++ b/EXPORTS/DOCX/published/niveau2/English/Indonesia.docx
@@ -1269,13 +1269,57 @@
       </w:r>
       <w:r>
         <w:rPr>
+          <w:u w:val="single" w:color="0000ff"/>
           <w:rFonts w:ascii="Charis SIL Regular" w:hAnsi="Charis SIL Regular" w:eastAsia="Charis SIL Regular"/>
           <w:b w:val="0"/>
           <w:i w:val="0"/>
           <w:color w:val="000000"/>
           <w:sz w:val="24"/>
         </w:rPr>
-        <w:t xml:space="preserve">Genootschap, see </w:t>
+        <w:hyperlink r:id="rId12" w:history="1">
+          <w:r>
+            <w:rPr>
+              <w:rStyle w:val="Hyperlink"/>
+            </w:rPr>
+            <w:t>Genoo</w:t>
+          </w:r>
+        </w:hyperlink>
+      </w:r>
+      <w:r>
+        <w:rPr>
+          <w:u w:val="single" w:color="0000ff"/>
+          <w:rFonts w:ascii="Charis SIL Regular" w:hAnsi="Charis SIL Regular" w:eastAsia="Charis SIL Regular"/>
+          <w:b w:val="0"/>
+          <w:i w:val="0"/>
+          <w:color w:val="000000"/>
+          <w:sz w:val="24"/>
+        </w:rPr>
+        <w:hyperlink r:id="rId12" w:history="1">
+          <w:r>
+            <w:rPr>
+              <w:rStyle w:val="Hyperlink"/>
+            </w:rPr>
+            <w:t>t</w:t>
+          </w:r>
+        </w:hyperlink>
+      </w:r>
+      <w:r>
+        <w:rPr>
+          <w:u w:val="single" w:color="0000ff"/>
+          <w:rFonts w:ascii="Charis SIL Regular" w:hAnsi="Charis SIL Regular" w:eastAsia="Charis SIL Regular"/>
+          <w:b w:val="0"/>
+          <w:i w:val="0"/>
+          <w:color w:val="000000"/>
+          <w:sz w:val="24"/>
+        </w:rPr>
+        <w:hyperlink r:id="rId12" w:history="1">
+          <w:r>
+            <w:rPr>
+              <w:rStyle w:val="Hyperlink"/>
+            </w:rPr>
+            <w:t xml:space="preserve">schap, see </w:t>
+          </w:r>
+        </w:hyperlink>
       </w:r>
       <w:r>
         <w:rPr>
@@ -1592,21 +1636,13 @@
       </w:r>
       <w:r>
         <w:rPr>
-          <w:u w:val="single" w:color="0000ff"/>
           <w:rFonts w:ascii="Charis SIL Regular" w:hAnsi="Charis SIL Regular" w:eastAsia="Charis SIL Regular"/>
           <w:b w:val="0"/>
           <w:i w:val="0"/>
           <w:color w:val="000000"/>
           <w:sz w:val="24"/>
         </w:rPr>
-        <w:hyperlink r:id="rId14" w:history="1">
-          <w:r>
-            <w:rPr>
-              <w:rStyle w:val="Hyperlink"/>
-            </w:rPr>
-            <w:t>nation</w:t>
-          </w:r>
-        </w:hyperlink>
+        <w:t>nation</w:t>
       </w:r>
       <w:r>
         <w:rPr>
@@ -1732,7 +1768,25 @@
           <w:color w:val="000000"/>
           <w:sz w:val="24"/>
         </w:rPr>
-        <w:t xml:space="preserve"> Dutch m</w:t>
+        <w:hyperlink r:id="rId15" w:history="1">
+          <w:r>
+            <w:rPr>
+              <w:rStyle w:val="Hyperlink"/>
+            </w:rPr>
+            <w:t xml:space="preserve"> Dutch </w:t>
+          </w:r>
+        </w:hyperlink>
+      </w:r>
+      <w:r>
+        <w:rPr>
+          <w:u w:val="single" w:color="0000ff"/>
+          <w:rFonts w:ascii="Charis SIL Regular" w:hAnsi="Charis SIL Regular" w:eastAsia="Charis SIL Regular"/>
+          <w:b w:val="0"/>
+          <w:i w:val="0"/>
+          <w:color w:val="000000"/>
+          <w:sz w:val="24"/>
+        </w:rPr>
+        <w:t>m</w:t>
       </w:r>
       <w:r>
         <w:rPr>
@@ -1850,7 +1904,36 @@
           <w:color w:val="000000"/>
           <w:sz w:val="24"/>
         </w:rPr>
-        <w:t>more information about researching individual soldiers and objects they b</w:t>
+        <w:t>more information about researching individual soldiers and obje</w:t>
+      </w:r>
+      <w:r>
+        <w:rPr>
+          <w:u w:val="single" w:color="0000ff"/>
+          <w:rFonts w:ascii="Charis SIL Regular" w:hAnsi="Charis SIL Regular" w:eastAsia="Charis SIL Regular"/>
+          <w:b w:val="0"/>
+          <w:i w:val="0"/>
+          <w:color w:val="000000"/>
+          <w:sz w:val="24"/>
+        </w:rPr>
+        <w:t>c</w:t>
+      </w:r>
+      <w:r>
+        <w:rPr>
+          <w:u w:val="single" w:color="0000ff"/>
+          <w:rFonts w:ascii="Charis SIL Regular" w:hAnsi="Charis SIL Regular" w:eastAsia="Charis SIL Regular"/>
+          <w:b w:val="0"/>
+          <w:i w:val="0"/>
+          <w:color w:val="000000"/>
+          <w:sz w:val="24"/>
+        </w:rPr>
+        <w:hyperlink r:id="rId16" w:history="1">
+          <w:r>
+            <w:rPr>
+              <w:rStyle w:val="Hyperlink"/>
+            </w:rPr>
+            <w:t>ts they b</w:t>
+          </w:r>
+        </w:hyperlink>
       </w:r>
       <w:r>
         <w:rPr>
@@ -2357,7 +2440,7 @@
           <w:sz w:val="24"/>
           <w:u w:val="single"/>
         </w:rPr>
-        <w:hyperlink r:id="rId21" w:history="1">
+        <w:hyperlink r:id="rId20" w:history="1">
           <w:r>
             <w:rPr>
               <w:rStyle w:val="Hyperlink"/>
@@ -2386,7 +2469,7 @@
           <w:sz w:val="24"/>
           <w:u w:val="single"/>
         </w:rPr>
-        <w:hyperlink r:id="rId21" w:history="1">
+        <w:hyperlink r:id="rId20" w:history="1">
           <w:r>
             <w:rPr>
               <w:rStyle w:val="Hyperlink"/>
@@ -2723,7 +2806,6 @@
           <w:i w:val="0"/>
           <w:color w:val="0000FF"/>
           <w:sz w:val="24"/>
-          <w:u w:val="single"/>
         </w:rPr>
         <w:hyperlink r:id="rId22" w:history="1">
           <w:r>
@@ -2788,8 +2870,91 @@
           <w:i w:val="0"/>
           <w:color w:val="0000FF"/>
           <w:sz w:val="24"/>
-        </w:rPr>
-        <w:t>Southeast Asian and Carib</w:t>
+          <w:u w:val="single"/>
+        </w:rPr>
+        <w:hyperlink r:id="rId22" w:history="1">
+          <w:r>
+            <w:rPr>
+              <w:rStyle w:val="Hyperlink"/>
+            </w:rPr>
+            <w:t>Southeast</w:t>
+          </w:r>
+        </w:hyperlink>
+      </w:r>
+      <w:r>
+        <w:rPr>
+          <w:rFonts w:ascii="Charis SIL Regular" w:hAnsi="Charis SIL Regular" w:eastAsia="Charis SIL Regular"/>
+          <w:b w:val="0"/>
+          <w:i w:val="0"/>
+          <w:color w:val="0000FF"/>
+          <w:sz w:val="24"/>
+          <w:u w:val="single"/>
+        </w:rPr>
+        <w:t xml:space="preserve"> </w:t>
+      </w:r>
+      <w:r>
+        <w:rPr>
+          <w:rFonts w:ascii="Charis SIL Regular" w:hAnsi="Charis SIL Regular" w:eastAsia="Charis SIL Regular"/>
+          <w:b w:val="0"/>
+          <w:i w:val="0"/>
+          <w:color w:val="0000FF"/>
+          <w:sz w:val="24"/>
+          <w:u w:val="single"/>
+        </w:rPr>
+        <w:hyperlink r:id="rId22" w:history="1">
+          <w:r>
+            <w:rPr>
+              <w:rStyle w:val="Hyperlink"/>
+            </w:rPr>
+            <w:t>As</w:t>
+          </w:r>
+        </w:hyperlink>
+      </w:r>
+      <w:r>
+        <w:rPr>
+          <w:rFonts w:ascii="Charis SIL Regular" w:hAnsi="Charis SIL Regular" w:eastAsia="Charis SIL Regular"/>
+          <w:b w:val="0"/>
+          <w:i w:val="0"/>
+          <w:color w:val="0000FF"/>
+          <w:sz w:val="24"/>
+          <w:u w:val="single"/>
+        </w:rPr>
+        <w:hyperlink r:id="rId22" w:history="1">
+          <w:r>
+            <w:rPr>
+              <w:rStyle w:val="Hyperlink"/>
+            </w:rPr>
+            <w:t>i</w:t>
+          </w:r>
+        </w:hyperlink>
+      </w:r>
+      <w:r>
+        <w:rPr>
+          <w:rFonts w:ascii="Charis SIL Regular" w:hAnsi="Charis SIL Regular" w:eastAsia="Charis SIL Regular"/>
+          <w:b w:val="0"/>
+          <w:i w:val="0"/>
+          <w:color w:val="0000FF"/>
+          <w:sz w:val="24"/>
+          <w:u w:val="single"/>
+        </w:rPr>
+        <w:hyperlink r:id="rId22" w:history="1">
+          <w:r>
+            <w:rPr>
+              <w:rStyle w:val="Hyperlink"/>
+            </w:rPr>
+            <w:t>an</w:t>
+          </w:r>
+        </w:hyperlink>
+      </w:r>
+      <w:r>
+        <w:rPr>
+          <w:rFonts w:ascii="Charis SIL Regular" w:hAnsi="Charis SIL Regular" w:eastAsia="Charis SIL Regular"/>
+          <w:b w:val="0"/>
+          <w:i w:val="0"/>
+          <w:color w:val="0000FF"/>
+          <w:sz w:val="24"/>
+        </w:rPr>
+        <w:t xml:space="preserve"> and Carib</w:t>
       </w:r>
       <w:r>
         <w:rPr>
@@ -2836,7 +3001,7 @@
           <w:sz w:val="24"/>
           <w:u w:val="single"/>
         </w:rPr>
-        <w:hyperlink r:id="rId22" w:history="1">
+        <w:hyperlink r:id="rId10" w:history="1">
           <w:r>
             <w:rPr>
               <w:rStyle w:val="Hyperlink"/>
@@ -3141,7 +3306,6 @@
       </w:r>
       <w:r>
         <w:rPr>
-          <w:u w:val="single" w:color="0000ff"/>
           <w:rFonts w:ascii="Charis SIL Regular" w:hAnsi="Charis SIL Regular" w:eastAsia="Charis SIL Regular"/>
           <w:b w:val="0"/>
           <w:i w:val="0"/>
@@ -4122,7 +4286,7 @@
           <w:sz w:val="24"/>
           <w:u w:val="single"/>
         </w:rPr>
-        <w:hyperlink r:id="rId26" w:history="1">
+        <w:hyperlink r:id="rId28" w:history="1">
           <w:r>
             <w:rPr>
               <w:rStyle w:val="Hyperlink"/>
@@ -4140,7 +4304,7 @@
           <w:sz w:val="24"/>
           <w:u w:val="single"/>
         </w:rPr>
-        <w:hyperlink r:id="rId26" w:history="1">
+        <w:hyperlink r:id="rId28" w:history="1">
           <w:r>
             <w:rPr>
               <w:rStyle w:val="Hyperlink"/>
@@ -4169,16 +4333,8 @@
           <w:i w:val="0"/>
           <w:color w:val="0000FF"/>
           <w:sz w:val="24"/>
-          <w:u w:val="single"/>
-        </w:rPr>
-        <w:hyperlink r:id="rId29" w:history="1">
-          <w:r>
-            <w:rPr>
-              <w:rStyle w:val="Hyperlink"/>
-            </w:rPr>
-            <w:t>Mus</w:t>
-          </w:r>
-        </w:hyperlink>
+        </w:rPr>
+        <w:t>Mus</w:t>
       </w:r>
       <w:r>
         <w:rPr>
@@ -4322,7 +4478,7 @@
           <w:sz w:val="24"/>
           <w:u w:val="single"/>
         </w:rPr>
-        <w:hyperlink r:id="rId30" w:history="1">
+        <w:hyperlink r:id="rId29" w:history="1">
           <w:r>
             <w:rPr>
               <w:rStyle w:val="Hyperlink"/>
@@ -4340,7 +4496,7 @@
           <w:sz w:val="24"/>
           <w:u w:val="single"/>
         </w:rPr>
-        <w:hyperlink r:id="rId30" w:history="1">
+        <w:hyperlink r:id="rId29" w:history="1">
           <w:r>
             <w:rPr>
               <w:rStyle w:val="Hyperlink"/>
@@ -4369,7 +4525,7 @@
           <w:sz w:val="24"/>
           <w:u w:val="single"/>
         </w:rPr>
-        <w:hyperlink r:id="rId30" w:history="1">
+        <w:hyperlink r:id="rId29" w:history="1">
           <w:r>
             <w:rPr>
               <w:rStyle w:val="Hyperlink"/>
@@ -4447,7 +4603,7 @@
           <w:sz w:val="24"/>
           <w:u w:val="single"/>
         </w:rPr>
-        <w:hyperlink r:id="rId31" w:history="1">
+        <w:hyperlink r:id="rId30" w:history="1">
           <w:r>
             <w:rPr>
               <w:rStyle w:val="Hyperlink"/>
@@ -4476,7 +4632,7 @@
           <w:sz w:val="24"/>
           <w:u w:val="single"/>
         </w:rPr>
-        <w:hyperlink r:id="rId31" w:history="1">
+        <w:hyperlink r:id="rId30" w:history="1">
           <w:r>
             <w:rPr>
               <w:rStyle w:val="Hyperlink"/>
@@ -4504,7 +4660,7 @@
           <w:sz w:val="24"/>
           <w:u w:val="single"/>
         </w:rPr>
-        <w:hyperlink r:id="rId32" w:history="1">
+        <w:hyperlink r:id="rId31" w:history="1">
           <w:r>
             <w:rPr>
               <w:rStyle w:val="Hyperlink"/>
@@ -4532,7 +4688,7 @@
           <w:color w:val="000000"/>
           <w:sz w:val="24"/>
         </w:rPr>
-        <w:hyperlink r:id="rId31" w:history="1">
+        <w:hyperlink r:id="rId30" w:history="1">
           <w:r>
             <w:rPr>
               <w:rStyle w:val="Hyperlink"/>
@@ -4550,7 +4706,7 @@
           <w:color w:val="000000"/>
           <w:sz w:val="24"/>
         </w:rPr>
-        <w:hyperlink r:id="rId31" w:history="1">
+        <w:hyperlink r:id="rId30" w:history="1">
           <w:r>
             <w:rPr>
               <w:rStyle w:val="Hyperlink"/>
@@ -4578,7 +4734,7 @@
           <w:color w:val="000000"/>
           <w:sz w:val="24"/>
         </w:rPr>
-        <w:hyperlink r:id="rId32" w:history="1">
+        <w:hyperlink r:id="rId31" w:history="1">
           <w:r>
             <w:rPr>
               <w:rStyle w:val="Hyperlink"/>

--- a/EXPORTS/DOCX/published/niveau2/English/Indonesia.docx
+++ b/EXPORTS/DOCX/published/niveau2/English/Indonesia.docx
@@ -1269,57 +1269,13 @@
       </w:r>
       <w:r>
         <w:rPr>
-          <w:u w:val="single" w:color="0000ff"/>
           <w:rFonts w:ascii="Charis SIL Regular" w:hAnsi="Charis SIL Regular" w:eastAsia="Charis SIL Regular"/>
           <w:b w:val="0"/>
           <w:i w:val="0"/>
           <w:color w:val="000000"/>
           <w:sz w:val="24"/>
         </w:rPr>
-        <w:hyperlink r:id="rId12" w:history="1">
-          <w:r>
-            <w:rPr>
-              <w:rStyle w:val="Hyperlink"/>
-            </w:rPr>
-            <w:t>Genoo</w:t>
-          </w:r>
-        </w:hyperlink>
-      </w:r>
-      <w:r>
-        <w:rPr>
-          <w:u w:val="single" w:color="0000ff"/>
-          <w:rFonts w:ascii="Charis SIL Regular" w:hAnsi="Charis SIL Regular" w:eastAsia="Charis SIL Regular"/>
-          <w:b w:val="0"/>
-          <w:i w:val="0"/>
-          <w:color w:val="000000"/>
-          <w:sz w:val="24"/>
-        </w:rPr>
-        <w:hyperlink r:id="rId12" w:history="1">
-          <w:r>
-            <w:rPr>
-              <w:rStyle w:val="Hyperlink"/>
-            </w:rPr>
-            <w:t>t</w:t>
-          </w:r>
-        </w:hyperlink>
-      </w:r>
-      <w:r>
-        <w:rPr>
-          <w:u w:val="single" w:color="0000ff"/>
-          <w:rFonts w:ascii="Charis SIL Regular" w:hAnsi="Charis SIL Regular" w:eastAsia="Charis SIL Regular"/>
-          <w:b w:val="0"/>
-          <w:i w:val="0"/>
-          <w:color w:val="000000"/>
-          <w:sz w:val="24"/>
-        </w:rPr>
-        <w:hyperlink r:id="rId12" w:history="1">
-          <w:r>
-            <w:rPr>
-              <w:rStyle w:val="Hyperlink"/>
-            </w:rPr>
-            <w:t xml:space="preserve">schap, see </w:t>
-          </w:r>
-        </w:hyperlink>
+        <w:t xml:space="preserve">Genootschap, see </w:t>
       </w:r>
       <w:r>
         <w:rPr>
@@ -1636,13 +1592,21 @@
       </w:r>
       <w:r>
         <w:rPr>
+          <w:u w:val="single" w:color="0000ff"/>
           <w:rFonts w:ascii="Charis SIL Regular" w:hAnsi="Charis SIL Regular" w:eastAsia="Charis SIL Regular"/>
           <w:b w:val="0"/>
           <w:i w:val="0"/>
           <w:color w:val="000000"/>
           <w:sz w:val="24"/>
         </w:rPr>
-        <w:t>nation</w:t>
+        <w:hyperlink r:id="rId14" w:history="1">
+          <w:r>
+            <w:rPr>
+              <w:rStyle w:val="Hyperlink"/>
+            </w:rPr>
+            <w:t>nation</w:t>
+          </w:r>
+        </w:hyperlink>
       </w:r>
       <w:r>
         <w:rPr>
@@ -1779,7 +1743,6 @@
       </w:r>
       <w:r>
         <w:rPr>
-          <w:u w:val="single" w:color="0000ff"/>
           <w:rFonts w:ascii="Charis SIL Regular" w:hAnsi="Charis SIL Regular" w:eastAsia="Charis SIL Regular"/>
           <w:b w:val="0"/>
           <w:i w:val="0"/>
@@ -2422,7 +2385,7 @@
           <w:sz w:val="24"/>
           <w:u w:val="single"/>
         </w:rPr>
-        <w:hyperlink r:id="rId21" w:history="1">
+        <w:hyperlink r:id="rId20" w:history="1">
           <w:r>
             <w:rPr>
               <w:rStyle w:val="Hyperlink"/>
@@ -2469,7 +2432,7 @@
           <w:sz w:val="24"/>
           <w:u w:val="single"/>
         </w:rPr>
-        <w:hyperlink r:id="rId20" w:history="1">
+        <w:hyperlink r:id="rId21" w:history="1">
           <w:r>
             <w:rPr>
               <w:rStyle w:val="Hyperlink"/>
@@ -2825,7 +2788,7 @@
           <w:sz w:val="24"/>
           <w:u w:val="single"/>
         </w:rPr>
-        <w:hyperlink r:id="rId10" w:history="1">
+        <w:hyperlink r:id="rId22" w:history="1">
           <w:r>
             <w:rPr>
               <w:rStyle w:val="Hyperlink"/>
@@ -2854,7 +2817,7 @@
           <w:sz w:val="24"/>
           <w:u w:val="single"/>
         </w:rPr>
-        <w:hyperlink r:id="rId10" w:history="1">
+        <w:hyperlink r:id="rId22" w:history="1">
           <w:r>
             <w:rPr>
               <w:rStyle w:val="Hyperlink"/>
@@ -2919,7 +2882,7 @@
           <w:sz w:val="24"/>
           <w:u w:val="single"/>
         </w:rPr>
-        <w:hyperlink r:id="rId22" w:history="1">
+        <w:hyperlink r:id="rId10" w:history="1">
           <w:r>
             <w:rPr>
               <w:rStyle w:val="Hyperlink"/>
@@ -2937,7 +2900,7 @@
           <w:sz w:val="24"/>
           <w:u w:val="single"/>
         </w:rPr>
-        <w:hyperlink r:id="rId22" w:history="1">
+        <w:hyperlink r:id="rId10" w:history="1">
           <w:r>
             <w:rPr>
               <w:rStyle w:val="Hyperlink"/>
@@ -2953,8 +2916,74 @@
           <w:i w:val="0"/>
           <w:color w:val="0000FF"/>
           <w:sz w:val="24"/>
-        </w:rPr>
-        <w:t xml:space="preserve"> and Carib</w:t>
+          <w:u w:val="single"/>
+        </w:rPr>
+        <w:t xml:space="preserve"> </w:t>
+      </w:r>
+      <w:r>
+        <w:rPr>
+          <w:rFonts w:ascii="Charis SIL Regular" w:hAnsi="Charis SIL Regular" w:eastAsia="Charis SIL Regular"/>
+          <w:b w:val="0"/>
+          <w:i w:val="0"/>
+          <w:color w:val="0000FF"/>
+          <w:sz w:val="24"/>
+          <w:u w:val="single"/>
+        </w:rPr>
+        <w:hyperlink r:id="rId10" w:history="1">
+          <w:r>
+            <w:rPr>
+              <w:rStyle w:val="Hyperlink"/>
+            </w:rPr>
+            <w:t>a</w:t>
+          </w:r>
+        </w:hyperlink>
+      </w:r>
+      <w:r>
+        <w:rPr>
+          <w:rFonts w:ascii="Charis SIL Regular" w:hAnsi="Charis SIL Regular" w:eastAsia="Charis SIL Regular"/>
+          <w:b w:val="0"/>
+          <w:i w:val="0"/>
+          <w:color w:val="0000FF"/>
+          <w:sz w:val="24"/>
+          <w:u w:val="single"/>
+        </w:rPr>
+        <w:hyperlink r:id="rId10" w:history="1">
+          <w:r>
+            <w:rPr>
+              <w:rStyle w:val="Hyperlink"/>
+            </w:rPr>
+            <w:t>nd</w:t>
+          </w:r>
+        </w:hyperlink>
+      </w:r>
+      <w:r>
+        <w:rPr>
+          <w:rFonts w:ascii="Charis SIL Regular" w:hAnsi="Charis SIL Regular" w:eastAsia="Charis SIL Regular"/>
+          <w:b w:val="0"/>
+          <w:i w:val="0"/>
+          <w:color w:val="0000FF"/>
+          <w:sz w:val="24"/>
+          <w:u w:val="single"/>
+        </w:rPr>
+        <w:t xml:space="preserve"> </w:t>
+      </w:r>
+      <w:r>
+        <w:rPr>
+          <w:rFonts w:ascii="Charis SIL Regular" w:hAnsi="Charis SIL Regular" w:eastAsia="Charis SIL Regular"/>
+          <w:b w:val="0"/>
+          <w:i w:val="0"/>
+          <w:color w:val="0000FF"/>
+          <w:sz w:val="24"/>
+          <w:u w:val="single"/>
+        </w:rPr>
+        <w:hyperlink r:id="rId10" w:history="1">
+          <w:r>
+            <w:rPr>
+              <w:rStyle w:val="Hyperlink"/>
+            </w:rPr>
+            <w:t>Carib</w:t>
+          </w:r>
+        </w:hyperlink>
       </w:r>
       <w:r>
         <w:rPr>
@@ -3094,43 +3123,7 @@
           <w:color w:val="000000"/>
           <w:sz w:val="24"/>
         </w:rPr>
-        <w:t xml:space="preserve"> (KITL</w:t>
-      </w:r>
-      <w:r>
-        <w:rPr>
-          <w:u w:val="single" w:color="0000ff"/>
-          <w:rFonts w:ascii="Charis SIL Regular" w:hAnsi="Charis SIL Regular" w:eastAsia="Charis SIL Regular"/>
-          <w:b w:val="0"/>
-          <w:i w:val="0"/>
-          <w:color w:val="000000"/>
-          <w:sz w:val="24"/>
-        </w:rPr>
-        <w:hyperlink r:id="rId22" w:history="1">
-          <w:r>
-            <w:rPr>
-              <w:rStyle w:val="Hyperlink"/>
-            </w:rPr>
-            <w:t>V). Th</w:t>
-          </w:r>
-        </w:hyperlink>
-      </w:r>
-      <w:r>
-        <w:rPr>
-          <w:u w:val="single" w:color="0000ff"/>
-          <w:rFonts w:ascii="Charis SIL Regular" w:hAnsi="Charis SIL Regular" w:eastAsia="Charis SIL Regular"/>
-          <w:b w:val="0"/>
-          <w:i w:val="0"/>
-          <w:color w:val="000000"/>
-          <w:sz w:val="24"/>
-        </w:rPr>
-        <w:hyperlink r:id="rId22" w:history="1">
-          <w:r>
-            <w:rPr>
-              <w:rStyle w:val="Hyperlink"/>
-            </w:rPr>
-            <w:t>rough such o</w:t>
-          </w:r>
-        </w:hyperlink>
+        <w:t xml:space="preserve"> (KITLV). Through such o</w:t>
       </w:r>
       <w:r>
         <w:rPr>
@@ -3289,20 +3282,14 @@
       </w:r>
       <w:r>
         <w:rPr>
+          <w:u w:val="single" w:color="0000ff"/>
           <w:rFonts w:ascii="Charis SIL Regular" w:hAnsi="Charis SIL Regular" w:eastAsia="Charis SIL Regular"/>
           <w:b w:val="0"/>
           <w:i w:val="0"/>
           <w:color w:val="000000"/>
           <w:sz w:val="24"/>
         </w:rPr>
-        <w:hyperlink r:id="rId22" w:history="1">
-          <w:r>
-            <w:rPr>
-              <w:rStyle w:val="Hyperlink"/>
-            </w:rPr>
-            <w:t>i</w:t>
-          </w:r>
-        </w:hyperlink>
+        <w:t>i</w:t>
       </w:r>
       <w:r>
         <w:rPr>
@@ -3334,14 +3321,7 @@
           <w:color w:val="000000"/>
           <w:sz w:val="24"/>
         </w:rPr>
-        <w:hyperlink r:id="rId22" w:history="1">
-          <w:r>
-            <w:rPr>
-              <w:rStyle w:val="Hyperlink"/>
-            </w:rPr>
-            <w:t>research w</w:t>
-          </w:r>
-        </w:hyperlink>
+        <w:t>research w</w:t>
       </w:r>
       <w:r>
         <w:rPr>
@@ -4221,7 +4201,7 @@
           <w:sz w:val="24"/>
           <w:u w:val="single"/>
         </w:rPr>
-        <w:hyperlink r:id="rId28" w:history="1">
+        <w:hyperlink r:id="rId26" w:history="1">
           <w:r>
             <w:rPr>
               <w:rStyle w:val="Hyperlink"/>
@@ -4250,7 +4230,7 @@
           <w:sz w:val="24"/>
           <w:u w:val="single"/>
         </w:rPr>
-        <w:hyperlink r:id="rId28" w:history="1">
+        <w:hyperlink r:id="rId26" w:history="1">
           <w:r>
             <w:rPr>
               <w:rStyle w:val="Hyperlink"/>
@@ -4268,7 +4248,7 @@
           <w:sz w:val="24"/>
           <w:u w:val="single"/>
         </w:rPr>
-        <w:hyperlink r:id="rId28" w:history="1">
+        <w:hyperlink r:id="rId26" w:history="1">
           <w:r>
             <w:rPr>
               <w:rStyle w:val="Hyperlink"/>
@@ -4286,7 +4266,7 @@
           <w:sz w:val="24"/>
           <w:u w:val="single"/>
         </w:rPr>
-        <w:hyperlink r:id="rId28" w:history="1">
+        <w:hyperlink r:id="rId26" w:history="1">
           <w:r>
             <w:rPr>
               <w:rStyle w:val="Hyperlink"/>
@@ -4304,7 +4284,7 @@
           <w:sz w:val="24"/>
           <w:u w:val="single"/>
         </w:rPr>
-        <w:hyperlink r:id="rId28" w:history="1">
+        <w:hyperlink r:id="rId26" w:history="1">
           <w:r>
             <w:rPr>
               <w:rStyle w:val="Hyperlink"/>

--- a/EXPORTS/DOCX/published/niveau2/English/Indonesia.docx
+++ b/EXPORTS/DOCX/published/niveau2/English/Indonesia.docx
@@ -1269,13 +1269,57 @@
       </w:r>
       <w:r>
         <w:rPr>
+          <w:u w:val="single" w:color="0000ff"/>
           <w:rFonts w:ascii="Charis SIL Regular" w:hAnsi="Charis SIL Regular" w:eastAsia="Charis SIL Regular"/>
           <w:b w:val="0"/>
           <w:i w:val="0"/>
           <w:color w:val="000000"/>
           <w:sz w:val="24"/>
         </w:rPr>
-        <w:t xml:space="preserve">Genootschap, see </w:t>
+        <w:hyperlink r:id="rId12" w:history="1">
+          <w:r>
+            <w:rPr>
+              <w:rStyle w:val="Hyperlink"/>
+            </w:rPr>
+            <w:t>Genoo</w:t>
+          </w:r>
+        </w:hyperlink>
+      </w:r>
+      <w:r>
+        <w:rPr>
+          <w:u w:val="single" w:color="0000ff"/>
+          <w:rFonts w:ascii="Charis SIL Regular" w:hAnsi="Charis SIL Regular" w:eastAsia="Charis SIL Regular"/>
+          <w:b w:val="0"/>
+          <w:i w:val="0"/>
+          <w:color w:val="000000"/>
+          <w:sz w:val="24"/>
+        </w:rPr>
+        <w:hyperlink r:id="rId12" w:history="1">
+          <w:r>
+            <w:rPr>
+              <w:rStyle w:val="Hyperlink"/>
+            </w:rPr>
+            <w:t>t</w:t>
+          </w:r>
+        </w:hyperlink>
+      </w:r>
+      <w:r>
+        <w:rPr>
+          <w:u w:val="single" w:color="0000ff"/>
+          <w:rFonts w:ascii="Charis SIL Regular" w:hAnsi="Charis SIL Regular" w:eastAsia="Charis SIL Regular"/>
+          <w:b w:val="0"/>
+          <w:i w:val="0"/>
+          <w:color w:val="000000"/>
+          <w:sz w:val="24"/>
+        </w:rPr>
+        <w:hyperlink r:id="rId12" w:history="1">
+          <w:r>
+            <w:rPr>
+              <w:rStyle w:val="Hyperlink"/>
+            </w:rPr>
+            <w:t xml:space="preserve">schap, see </w:t>
+          </w:r>
+        </w:hyperlink>
       </w:r>
       <w:r>
         <w:rPr>
@@ -1743,6 +1787,7 @@
       </w:r>
       <w:r>
         <w:rPr>
+          <w:u w:val="single" w:color="0000ff"/>
           <w:rFonts w:ascii="Charis SIL Regular" w:hAnsi="Charis SIL Regular" w:eastAsia="Charis SIL Regular"/>
           <w:b w:val="0"/>
           <w:i w:val="0"/>
@@ -1878,25 +1923,7 @@
           <w:color w:val="000000"/>
           <w:sz w:val="24"/>
         </w:rPr>
-        <w:t>c</w:t>
-      </w:r>
-      <w:r>
-        <w:rPr>
-          <w:u w:val="single" w:color="0000ff"/>
-          <w:rFonts w:ascii="Charis SIL Regular" w:hAnsi="Charis SIL Regular" w:eastAsia="Charis SIL Regular"/>
-          <w:b w:val="0"/>
-          <w:i w:val="0"/>
-          <w:color w:val="000000"/>
-          <w:sz w:val="24"/>
-        </w:rPr>
-        <w:hyperlink r:id="rId16" w:history="1">
-          <w:r>
-            <w:rPr>
-              <w:rStyle w:val="Hyperlink"/>
-            </w:rPr>
-            <w:t>ts they b</w:t>
-          </w:r>
-        </w:hyperlink>
+        <w:t>cts they b</w:t>
       </w:r>
       <w:r>
         <w:rPr>
@@ -2769,6 +2796,7 @@
           <w:i w:val="0"/>
           <w:color w:val="0000FF"/>
           <w:sz w:val="24"/>
+          <w:u w:val="single"/>
         </w:rPr>
         <w:hyperlink r:id="rId22" w:history="1">
           <w:r>
@@ -2788,7 +2816,7 @@
           <w:sz w:val="24"/>
           <w:u w:val="single"/>
         </w:rPr>
-        <w:hyperlink r:id="rId22" w:history="1">
+        <w:hyperlink r:id="rId10" w:history="1">
           <w:r>
             <w:rPr>
               <w:rStyle w:val="Hyperlink"/>
@@ -2817,7 +2845,7 @@
           <w:sz w:val="24"/>
           <w:u w:val="single"/>
         </w:rPr>
-        <w:hyperlink r:id="rId22" w:history="1">
+        <w:hyperlink r:id="rId10" w:history="1">
           <w:r>
             <w:rPr>
               <w:rStyle w:val="Hyperlink"/>
@@ -2835,7 +2863,7 @@
           <w:sz w:val="24"/>
           <w:u w:val="single"/>
         </w:rPr>
-        <w:hyperlink r:id="rId22" w:history="1">
+        <w:hyperlink r:id="rId10" w:history="1">
           <w:r>
             <w:rPr>
               <w:rStyle w:val="Hyperlink"/>
@@ -2864,7 +2892,7 @@
           <w:sz w:val="24"/>
           <w:u w:val="single"/>
         </w:rPr>
-        <w:hyperlink r:id="rId22" w:history="1">
+        <w:hyperlink r:id="rId10" w:history="1">
           <w:r>
             <w:rPr>
               <w:rStyle w:val="Hyperlink"/>
@@ -3059,7 +3087,7 @@
           <w:sz w:val="24"/>
           <w:u w:val="single"/>
         </w:rPr>
-        <w:hyperlink r:id="rId10" w:history="1">
+        <w:hyperlink r:id="rId22" w:history="1">
           <w:r>
             <w:rPr>
               <w:rStyle w:val="Hyperlink"/>
@@ -3088,7 +3116,7 @@
           <w:sz w:val="24"/>
           <w:u w:val="single"/>
         </w:rPr>
-        <w:hyperlink r:id="rId10" w:history="1">
+        <w:hyperlink r:id="rId22" w:history="1">
           <w:r>
             <w:rPr>
               <w:rStyle w:val="Hyperlink"/>
@@ -3123,7 +3151,43 @@
           <w:color w:val="000000"/>
           <w:sz w:val="24"/>
         </w:rPr>
-        <w:t xml:space="preserve"> (KITLV). Through such o</w:t>
+        <w:t xml:space="preserve"> (KITL</w:t>
+      </w:r>
+      <w:r>
+        <w:rPr>
+          <w:u w:val="single" w:color="0000ff"/>
+          <w:rFonts w:ascii="Charis SIL Regular" w:hAnsi="Charis SIL Regular" w:eastAsia="Charis SIL Regular"/>
+          <w:b w:val="0"/>
+          <w:i w:val="0"/>
+          <w:color w:val="000000"/>
+          <w:sz w:val="24"/>
+        </w:rPr>
+        <w:hyperlink r:id="rId22" w:history="1">
+          <w:r>
+            <w:rPr>
+              <w:rStyle w:val="Hyperlink"/>
+            </w:rPr>
+            <w:t>V). Th</w:t>
+          </w:r>
+        </w:hyperlink>
+      </w:r>
+      <w:r>
+        <w:rPr>
+          <w:u w:val="single" w:color="0000ff"/>
+          <w:rFonts w:ascii="Charis SIL Regular" w:hAnsi="Charis SIL Regular" w:eastAsia="Charis SIL Regular"/>
+          <w:b w:val="0"/>
+          <w:i w:val="0"/>
+          <w:color w:val="000000"/>
+          <w:sz w:val="24"/>
+        </w:rPr>
+        <w:hyperlink r:id="rId22" w:history="1">
+          <w:r>
+            <w:rPr>
+              <w:rStyle w:val="Hyperlink"/>
+            </w:rPr>
+            <w:t>rough such o</w:t>
+          </w:r>
+        </w:hyperlink>
       </w:r>
       <w:r>
         <w:rPr>
@@ -3276,7 +3340,7 @@
             <w:rPr>
               <w:rStyle w:val="Hyperlink"/>
             </w:rPr>
-            <w:t>tif</w:t>
+            <w:t>tifi</w:t>
           </w:r>
         </w:hyperlink>
       </w:r>
@@ -3289,17 +3353,18 @@
           <w:color w:val="000000"/>
           <w:sz w:val="24"/>
         </w:rPr>
-        <w:t>i</w:t>
-      </w:r>
-      <w:r>
-        <w:rPr>
+        <w:t>c</w:t>
+      </w:r>
+      <w:r>
+        <w:rPr>
+          <w:u w:val="single" w:color="0000ff"/>
           <w:rFonts w:ascii="Charis SIL Regular" w:hAnsi="Charis SIL Regular" w:eastAsia="Charis SIL Regular"/>
           <w:b w:val="0"/>
           <w:i w:val="0"/>
           <w:color w:val="000000"/>
           <w:sz w:val="24"/>
         </w:rPr>
-        <w:t>c</w:t>
+        <w:t xml:space="preserve"> </w:t>
       </w:r>
       <w:r>
         <w:rPr>
@@ -3310,18 +3375,24 @@
           <w:color w:val="000000"/>
           <w:sz w:val="24"/>
         </w:rPr>
-        <w:t xml:space="preserve"> </w:t>
-      </w:r>
-      <w:r>
-        <w:rPr>
-          <w:u w:val="single" w:color="0000ff"/>
+        <w:hyperlink r:id="rId22" w:history="1">
+          <w:r>
+            <w:rPr>
+              <w:rStyle w:val="Hyperlink"/>
+            </w:rPr>
+            <w:t xml:space="preserve">research </w:t>
+          </w:r>
+        </w:hyperlink>
+      </w:r>
+      <w:r>
+        <w:rPr>
           <w:rFonts w:ascii="Charis SIL Regular" w:hAnsi="Charis SIL Regular" w:eastAsia="Charis SIL Regular"/>
           <w:b w:val="0"/>
           <w:i w:val="0"/>
           <w:color w:val="000000"/>
           <w:sz w:val="24"/>
         </w:rPr>
-        <w:t>research w</w:t>
+        <w:t>w</w:t>
       </w:r>
       <w:r>
         <w:rPr>
@@ -4313,8 +4384,16 @@
           <w:i w:val="0"/>
           <w:color w:val="0000FF"/>
           <w:sz w:val="24"/>
-        </w:rPr>
-        <w:t>Mus</w:t>
+          <w:u w:val="single"/>
+        </w:rPr>
+        <w:hyperlink r:id="rId28" w:history="1">
+          <w:r>
+            <w:rPr>
+              <w:rStyle w:val="Hyperlink"/>
+            </w:rPr>
+            <w:t>Mus</w:t>
+          </w:r>
+        </w:hyperlink>
       </w:r>
       <w:r>
         <w:rPr>
@@ -4390,7 +4469,7 @@
           <w:color w:val="000000"/>
           <w:sz w:val="24"/>
         </w:rPr>
-        <w:hyperlink r:id="rId28" w:history="1">
+        <w:hyperlink r:id="rId29" w:history="1">
           <w:r>
             <w:rPr>
               <w:rStyle w:val="Hyperlink"/>
@@ -4458,7 +4537,7 @@
           <w:sz w:val="24"/>
           <w:u w:val="single"/>
         </w:rPr>
-        <w:hyperlink r:id="rId29" w:history="1">
+        <w:hyperlink r:id="rId30" w:history="1">
           <w:r>
             <w:rPr>
               <w:rStyle w:val="Hyperlink"/>
@@ -4476,7 +4555,7 @@
           <w:sz w:val="24"/>
           <w:u w:val="single"/>
         </w:rPr>
-        <w:hyperlink r:id="rId29" w:history="1">
+        <w:hyperlink r:id="rId30" w:history="1">
           <w:r>
             <w:rPr>
               <w:rStyle w:val="Hyperlink"/>
@@ -4505,7 +4584,7 @@
           <w:sz w:val="24"/>
           <w:u w:val="single"/>
         </w:rPr>
-        <w:hyperlink r:id="rId29" w:history="1">
+        <w:hyperlink r:id="rId30" w:history="1">
           <w:r>
             <w:rPr>
               <w:rStyle w:val="Hyperlink"/>
@@ -4583,7 +4662,7 @@
           <w:sz w:val="24"/>
           <w:u w:val="single"/>
         </w:rPr>
-        <w:hyperlink r:id="rId30" w:history="1">
+        <w:hyperlink r:id="rId31" w:history="1">
           <w:r>
             <w:rPr>
               <w:rStyle w:val="Hyperlink"/>
@@ -4612,7 +4691,7 @@
           <w:sz w:val="24"/>
           <w:u w:val="single"/>
         </w:rPr>
-        <w:hyperlink r:id="rId30" w:history="1">
+        <w:hyperlink r:id="rId31" w:history="1">
           <w:r>
             <w:rPr>
               <w:rStyle w:val="Hyperlink"/>
@@ -4640,7 +4719,7 @@
           <w:sz w:val="24"/>
           <w:u w:val="single"/>
         </w:rPr>
-        <w:hyperlink r:id="rId31" w:history="1">
+        <w:hyperlink r:id="rId32" w:history="1">
           <w:r>
             <w:rPr>
               <w:rStyle w:val="Hyperlink"/>
@@ -4668,7 +4747,7 @@
           <w:color w:val="000000"/>
           <w:sz w:val="24"/>
         </w:rPr>
-        <w:hyperlink r:id="rId30" w:history="1">
+        <w:hyperlink r:id="rId31" w:history="1">
           <w:r>
             <w:rPr>
               <w:rStyle w:val="Hyperlink"/>
@@ -4686,7 +4765,7 @@
           <w:color w:val="000000"/>
           <w:sz w:val="24"/>
         </w:rPr>
-        <w:hyperlink r:id="rId30" w:history="1">
+        <w:hyperlink r:id="rId31" w:history="1">
           <w:r>
             <w:rPr>
               <w:rStyle w:val="Hyperlink"/>
@@ -4714,7 +4793,7 @@
           <w:color w:val="000000"/>
           <w:sz w:val="24"/>
         </w:rPr>
-        <w:hyperlink r:id="rId31" w:history="1">
+        <w:hyperlink r:id="rId32" w:history="1">
           <w:r>
             <w:rPr>
               <w:rStyle w:val="Hyperlink"/>

--- a/EXPORTS/DOCX/published/niveau2/English/Indonesia.docx
+++ b/EXPORTS/DOCX/published/niveau2/English/Indonesia.docx
@@ -1269,57 +1269,13 @@
       </w:r>
       <w:r>
         <w:rPr>
-          <w:u w:val="single" w:color="0000ff"/>
           <w:rFonts w:ascii="Charis SIL Regular" w:hAnsi="Charis SIL Regular" w:eastAsia="Charis SIL Regular"/>
           <w:b w:val="0"/>
           <w:i w:val="0"/>
           <w:color w:val="000000"/>
           <w:sz w:val="24"/>
         </w:rPr>
-        <w:hyperlink r:id="rId12" w:history="1">
-          <w:r>
-            <w:rPr>
-              <w:rStyle w:val="Hyperlink"/>
-            </w:rPr>
-            <w:t>Genoo</w:t>
-          </w:r>
-        </w:hyperlink>
-      </w:r>
-      <w:r>
-        <w:rPr>
-          <w:u w:val="single" w:color="0000ff"/>
-          <w:rFonts w:ascii="Charis SIL Regular" w:hAnsi="Charis SIL Regular" w:eastAsia="Charis SIL Regular"/>
-          <w:b w:val="0"/>
-          <w:i w:val="0"/>
-          <w:color w:val="000000"/>
-          <w:sz w:val="24"/>
-        </w:rPr>
-        <w:hyperlink r:id="rId12" w:history="1">
-          <w:r>
-            <w:rPr>
-              <w:rStyle w:val="Hyperlink"/>
-            </w:rPr>
-            <w:t>t</w:t>
-          </w:r>
-        </w:hyperlink>
-      </w:r>
-      <w:r>
-        <w:rPr>
-          <w:u w:val="single" w:color="0000ff"/>
-          <w:rFonts w:ascii="Charis SIL Regular" w:hAnsi="Charis SIL Regular" w:eastAsia="Charis SIL Regular"/>
-          <w:b w:val="0"/>
-          <w:i w:val="0"/>
-          <w:color w:val="000000"/>
-          <w:sz w:val="24"/>
-        </w:rPr>
-        <w:hyperlink r:id="rId12" w:history="1">
-          <w:r>
-            <w:rPr>
-              <w:rStyle w:val="Hyperlink"/>
-            </w:rPr>
-            <w:t xml:space="preserve">schap, see </w:t>
-          </w:r>
-        </w:hyperlink>
+        <w:t xml:space="preserve">Genootschap, see </w:t>
       </w:r>
       <w:r>
         <w:rPr>
@@ -1787,7 +1743,6 @@
       </w:r>
       <w:r>
         <w:rPr>
-          <w:u w:val="single" w:color="0000ff"/>
           <w:rFonts w:ascii="Charis SIL Regular" w:hAnsi="Charis SIL Regular" w:eastAsia="Charis SIL Regular"/>
           <w:b w:val="0"/>
           <w:i w:val="0"/>
@@ -1923,7 +1878,25 @@
           <w:color w:val="000000"/>
           <w:sz w:val="24"/>
         </w:rPr>
-        <w:t>cts they b</w:t>
+        <w:t>c</w:t>
+      </w:r>
+      <w:r>
+        <w:rPr>
+          <w:u w:val="single" w:color="0000ff"/>
+          <w:rFonts w:ascii="Charis SIL Regular" w:hAnsi="Charis SIL Regular" w:eastAsia="Charis SIL Regular"/>
+          <w:b w:val="0"/>
+          <w:i w:val="0"/>
+          <w:color w:val="000000"/>
+          <w:sz w:val="24"/>
+        </w:rPr>
+        <w:hyperlink r:id="rId16" w:history="1">
+          <w:r>
+            <w:rPr>
+              <w:rStyle w:val="Hyperlink"/>
+            </w:rPr>
+            <w:t>ts they b</w:t>
+          </w:r>
+        </w:hyperlink>
       </w:r>
       <w:r>
         <w:rPr>
@@ -2459,7 +2432,7 @@
           <w:sz w:val="24"/>
           <w:u w:val="single"/>
         </w:rPr>
-        <w:hyperlink r:id="rId21" w:history="1">
+        <w:hyperlink r:id="rId20" w:history="1">
           <w:r>
             <w:rPr>
               <w:rStyle w:val="Hyperlink"/>
@@ -2740,7 +2713,7 @@
           <w:sz w:val="24"/>
           <w:u w:val="single"/>
         </w:rPr>
-        <w:hyperlink r:id="rId22" w:history="1">
+        <w:hyperlink r:id="rId21" w:history="1">
           <w:r>
             <w:rPr>
               <w:rStyle w:val="Hyperlink"/>
@@ -2769,7 +2742,7 @@
           <w:sz w:val="24"/>
           <w:u w:val="single"/>
         </w:rPr>
-        <w:hyperlink r:id="rId22" w:history="1">
+        <w:hyperlink r:id="rId21" w:history="1">
           <w:r>
             <w:rPr>
               <w:rStyle w:val="Hyperlink"/>
@@ -2798,7 +2771,7 @@
           <w:sz w:val="24"/>
           <w:u w:val="single"/>
         </w:rPr>
-        <w:hyperlink r:id="rId22" w:history="1">
+        <w:hyperlink r:id="rId21" w:history="1">
           <w:r>
             <w:rPr>
               <w:rStyle w:val="Hyperlink"/>
@@ -2816,7 +2789,7 @@
           <w:sz w:val="24"/>
           <w:u w:val="single"/>
         </w:rPr>
-        <w:hyperlink r:id="rId10" w:history="1">
+        <w:hyperlink r:id="rId21" w:history="1">
           <w:r>
             <w:rPr>
               <w:rStyle w:val="Hyperlink"/>
@@ -2845,7 +2818,7 @@
           <w:sz w:val="24"/>
           <w:u w:val="single"/>
         </w:rPr>
-        <w:hyperlink r:id="rId10" w:history="1">
+        <w:hyperlink r:id="rId21" w:history="1">
           <w:r>
             <w:rPr>
               <w:rStyle w:val="Hyperlink"/>
@@ -3087,7 +3060,7 @@
           <w:sz w:val="24"/>
           <w:u w:val="single"/>
         </w:rPr>
-        <w:hyperlink r:id="rId22" w:history="1">
+        <w:hyperlink r:id="rId10" w:history="1">
           <w:r>
             <w:rPr>
               <w:rStyle w:val="Hyperlink"/>
@@ -3116,7 +3089,7 @@
           <w:sz w:val="24"/>
           <w:u w:val="single"/>
         </w:rPr>
-        <w:hyperlink r:id="rId22" w:history="1">
+        <w:hyperlink r:id="rId21" w:history="1">
           <w:r>
             <w:rPr>
               <w:rStyle w:val="Hyperlink"/>
@@ -3134,7 +3107,7 @@
           <w:sz w:val="24"/>
           <w:u w:val="single"/>
         </w:rPr>
-        <w:hyperlink r:id="rId22" w:history="1">
+        <w:hyperlink r:id="rId21" w:history="1">
           <w:r>
             <w:rPr>
               <w:rStyle w:val="Hyperlink"/>
@@ -3151,7 +3124,7 @@
           <w:color w:val="000000"/>
           <w:sz w:val="24"/>
         </w:rPr>
-        <w:t xml:space="preserve"> (KITL</w:t>
+        <w:t xml:space="preserve"> (KITLV). Through such o</w:t>
       </w:r>
       <w:r>
         <w:rPr>
@@ -3162,43 +3135,7 @@
           <w:color w:val="000000"/>
           <w:sz w:val="24"/>
         </w:rPr>
-        <w:hyperlink r:id="rId22" w:history="1">
-          <w:r>
-            <w:rPr>
-              <w:rStyle w:val="Hyperlink"/>
-            </w:rPr>
-            <w:t>V). Th</w:t>
-          </w:r>
-        </w:hyperlink>
-      </w:r>
-      <w:r>
-        <w:rPr>
-          <w:u w:val="single" w:color="0000ff"/>
-          <w:rFonts w:ascii="Charis SIL Regular" w:hAnsi="Charis SIL Regular" w:eastAsia="Charis SIL Regular"/>
-          <w:b w:val="0"/>
-          <w:i w:val="0"/>
-          <w:color w:val="000000"/>
-          <w:sz w:val="24"/>
-        </w:rPr>
-        <w:hyperlink r:id="rId22" w:history="1">
-          <w:r>
-            <w:rPr>
-              <w:rStyle w:val="Hyperlink"/>
-            </w:rPr>
-            <w:t>rough such o</w:t>
-          </w:r>
-        </w:hyperlink>
-      </w:r>
-      <w:r>
-        <w:rPr>
-          <w:u w:val="single" w:color="0000ff"/>
-          <w:rFonts w:ascii="Charis SIL Regular" w:hAnsi="Charis SIL Regular" w:eastAsia="Charis SIL Regular"/>
-          <w:b w:val="0"/>
-          <w:i w:val="0"/>
-          <w:color w:val="000000"/>
-          <w:sz w:val="24"/>
-        </w:rPr>
-        <w:hyperlink r:id="rId22" w:history="1">
+        <w:hyperlink r:id="rId21" w:history="1">
           <w:r>
             <w:rPr>
               <w:rStyle w:val="Hyperlink"/>
@@ -3216,7 +3153,7 @@
           <w:color w:val="000000"/>
           <w:sz w:val="24"/>
         </w:rPr>
-        <w:hyperlink r:id="rId22" w:history="1">
+        <w:hyperlink r:id="rId21" w:history="1">
           <w:r>
             <w:rPr>
               <w:rStyle w:val="Hyperlink"/>
@@ -3233,7 +3170,7 @@
           <w:color w:val="000000"/>
           <w:sz w:val="24"/>
         </w:rPr>
-        <w:hyperlink r:id="rId22" w:history="1">
+        <w:hyperlink r:id="rId21" w:history="1">
           <w:r>
             <w:rPr>
               <w:rStyle w:val="Hyperlink"/>
@@ -3261,45 +3198,36 @@
           <w:color w:val="000000"/>
           <w:sz w:val="24"/>
         </w:rPr>
-        <w:hyperlink r:id="rId22" w:history="1">
+        <w:hyperlink r:id="rId21" w:history="1">
           <w:r>
             <w:rPr>
               <w:rStyle w:val="Hyperlink"/>
             </w:rPr>
-            <w:t>findings</w:t>
+            <w:t xml:space="preserve">findings </w:t>
           </w:r>
         </w:hyperlink>
       </w:r>
       <w:r>
         <w:rPr>
+          <w:u w:val="single" w:color="0000ff"/>
           <w:rFonts w:ascii="Charis SIL Regular" w:hAnsi="Charis SIL Regular" w:eastAsia="Charis SIL Regular"/>
           <w:b w:val="0"/>
           <w:i w:val="0"/>
           <w:color w:val="000000"/>
           <w:sz w:val="24"/>
         </w:rPr>
-        <w:t xml:space="preserve"> </w:t>
-      </w:r>
-      <w:r>
-        <w:rPr>
+        <w:t>o</w:t>
+      </w:r>
+      <w:r>
+        <w:rPr>
+          <w:u w:val="single" w:color="0000ff"/>
           <w:rFonts w:ascii="Charis SIL Regular" w:hAnsi="Charis SIL Regular" w:eastAsia="Charis SIL Regular"/>
           <w:b w:val="0"/>
           <w:i w:val="0"/>
           <w:color w:val="000000"/>
           <w:sz w:val="24"/>
         </w:rPr>
-        <w:t>o</w:t>
-      </w:r>
-      <w:r>
-        <w:rPr>
-          <w:u w:val="single" w:color="0000ff"/>
-          <w:rFonts w:ascii="Charis SIL Regular" w:hAnsi="Charis SIL Regular" w:eastAsia="Charis SIL Regular"/>
-          <w:b w:val="0"/>
-          <w:i w:val="0"/>
-          <w:color w:val="000000"/>
-          <w:sz w:val="24"/>
-        </w:rPr>
-        <w:hyperlink r:id="rId22" w:history="1">
+        <w:hyperlink r:id="rId21" w:history="1">
           <w:r>
             <w:rPr>
               <w:rStyle w:val="Hyperlink"/>
@@ -3317,7 +3245,7 @@
           <w:color w:val="000000"/>
           <w:sz w:val="24"/>
         </w:rPr>
-        <w:hyperlink r:id="rId22" w:history="1">
+        <w:hyperlink r:id="rId21" w:history="1">
           <w:r>
             <w:rPr>
               <w:rStyle w:val="Hyperlink"/>
@@ -3335,7 +3263,7 @@
           <w:color w:val="000000"/>
           <w:sz w:val="24"/>
         </w:rPr>
-        <w:hyperlink r:id="rId22" w:history="1">
+        <w:hyperlink r:id="rId21" w:history="1">
           <w:r>
             <w:rPr>
               <w:rStyle w:val="Hyperlink"/>
@@ -3375,45 +3303,45 @@
           <w:color w:val="000000"/>
           <w:sz w:val="24"/>
         </w:rPr>
-        <w:hyperlink r:id="rId22" w:history="1">
+        <w:hyperlink r:id="rId21" w:history="1">
           <w:r>
             <w:rPr>
               <w:rStyle w:val="Hyperlink"/>
             </w:rPr>
-            <w:t xml:space="preserve">research </w:t>
+            <w:t>research w</w:t>
           </w:r>
         </w:hyperlink>
       </w:r>
       <w:r>
         <w:rPr>
+          <w:u w:val="single" w:color="0000ff"/>
           <w:rFonts w:ascii="Charis SIL Regular" w:hAnsi="Charis SIL Regular" w:eastAsia="Charis SIL Regular"/>
           <w:b w:val="0"/>
           <w:i w:val="0"/>
           <w:color w:val="000000"/>
           <w:sz w:val="24"/>
         </w:rPr>
-        <w:t>w</w:t>
-      </w:r>
-      <w:r>
-        <w:rPr>
-          <w:u w:val="single" w:color="0000ff"/>
-          <w:rFonts w:ascii="Charis SIL Regular" w:hAnsi="Charis SIL Regular" w:eastAsia="Charis SIL Regular"/>
-          <w:b w:val="0"/>
-          <w:i w:val="0"/>
-          <w:color w:val="000000"/>
-          <w:sz w:val="24"/>
-        </w:rPr>
-        <w:hyperlink r:id="rId22" w:history="1">
+        <w:hyperlink r:id="rId21" w:history="1">
           <w:r>
             <w:rPr>
               <w:rStyle w:val="Hyperlink"/>
             </w:rPr>
-            <w:t>ere pub</w:t>
+            <w:t>ere p</w:t>
           </w:r>
         </w:hyperlink>
       </w:r>
       <w:r>
         <w:rPr>
+          <w:rFonts w:ascii="Charis SIL Regular" w:hAnsi="Charis SIL Regular" w:eastAsia="Charis SIL Regular"/>
+          <w:b w:val="0"/>
+          <w:i w:val="0"/>
+          <w:color w:val="000000"/>
+          <w:sz w:val="24"/>
+        </w:rPr>
+        <w:t>ub</w:t>
+      </w:r>
+      <w:r>
+        <w:rPr>
           <w:u w:val="single" w:color="0000ff"/>
           <w:rFonts w:ascii="Charis SIL Regular" w:hAnsi="Charis SIL Regular" w:eastAsia="Charis SIL Regular"/>
           <w:b w:val="0"/>
@@ -3421,7 +3349,7 @@
           <w:color w:val="000000"/>
           <w:sz w:val="24"/>
         </w:rPr>
-        <w:hyperlink r:id="rId22" w:history="1">
+        <w:hyperlink r:id="rId21" w:history="1">
           <w:r>
             <w:rPr>
               <w:rStyle w:val="Hyperlink"/>
@@ -3439,7 +3367,7 @@
           <w:color w:val="000000"/>
           <w:sz w:val="24"/>
         </w:rPr>
-        <w:hyperlink r:id="rId22" w:history="1">
+        <w:hyperlink r:id="rId21" w:history="1">
           <w:r>
             <w:rPr>
               <w:rStyle w:val="Hyperlink"/>
@@ -3497,7 +3425,7 @@
           <w:sz w:val="24"/>
           <w:u w:val="single"/>
         </w:rPr>
-        <w:hyperlink r:id="rId23" w:history="1">
+        <w:hyperlink r:id="rId22" w:history="1">
           <w:r>
             <w:rPr>
               <w:rStyle w:val="Hyperlink"/>
@@ -3526,7 +3454,7 @@
           <w:sz w:val="24"/>
           <w:u w:val="single"/>
         </w:rPr>
-        <w:hyperlink r:id="rId23" w:history="1">
+        <w:hyperlink r:id="rId22" w:history="1">
           <w:r>
             <w:rPr>
               <w:rStyle w:val="Hyperlink"/>
@@ -3687,7 +3615,7 @@
           <w:sz w:val="24"/>
           <w:u w:val="single"/>
         </w:rPr>
-        <w:hyperlink r:id="rId24" w:history="1">
+        <w:hyperlink r:id="rId23" w:history="1">
           <w:r>
             <w:rPr>
               <w:rStyle w:val="Hyperlink"/>
@@ -3716,7 +3644,7 @@
           <w:sz w:val="24"/>
           <w:u w:val="single"/>
         </w:rPr>
-        <w:hyperlink r:id="rId24" w:history="1">
+        <w:hyperlink r:id="rId23" w:history="1">
           <w:r>
             <w:rPr>
               <w:rStyle w:val="Hyperlink"/>
@@ -3946,7 +3874,7 @@
           <w:sz w:val="24"/>
           <w:u w:val="single"/>
         </w:rPr>
-        <w:hyperlink r:id="rId25" w:history="1">
+        <w:hyperlink r:id="rId24" w:history="1">
           <w:r>
             <w:rPr>
               <w:rStyle w:val="Hyperlink"/>
@@ -3975,7 +3903,7 @@
           <w:sz w:val="24"/>
           <w:u w:val="single"/>
         </w:rPr>
-        <w:hyperlink r:id="rId25" w:history="1">
+        <w:hyperlink r:id="rId24" w:history="1">
           <w:r>
             <w:rPr>
               <w:rStyle w:val="Hyperlink"/>
@@ -4004,7 +3932,7 @@
           <w:sz w:val="24"/>
           <w:u w:val="single"/>
         </w:rPr>
-        <w:hyperlink r:id="rId25" w:history="1">
+        <w:hyperlink r:id="rId24" w:history="1">
           <w:r>
             <w:rPr>
               <w:rStyle w:val="Hyperlink"/>
@@ -4033,7 +3961,7 @@
           <w:sz w:val="24"/>
           <w:u w:val="single"/>
         </w:rPr>
-        <w:hyperlink r:id="rId25" w:history="1">
+        <w:hyperlink r:id="rId24" w:history="1">
           <w:r>
             <w:rPr>
               <w:rStyle w:val="Hyperlink"/>
@@ -4062,7 +3990,7 @@
           <w:sz w:val="24"/>
           <w:u w:val="single"/>
         </w:rPr>
-        <w:hyperlink r:id="rId25" w:history="1">
+        <w:hyperlink r:id="rId24" w:history="1">
           <w:r>
             <w:rPr>
               <w:rStyle w:val="Hyperlink"/>
@@ -4130,7 +4058,7 @@
           <w:sz w:val="24"/>
           <w:u w:val="single"/>
         </w:rPr>
-        <w:hyperlink r:id="rId26" w:history="1">
+        <w:hyperlink r:id="rId25" w:history="1">
           <w:r>
             <w:rPr>
               <w:rStyle w:val="Hyperlink"/>
@@ -4159,7 +4087,7 @@
           <w:sz w:val="24"/>
           <w:u w:val="single"/>
         </w:rPr>
-        <w:hyperlink r:id="rId26" w:history="1">
+        <w:hyperlink r:id="rId25" w:history="1">
           <w:r>
             <w:rPr>
               <w:rStyle w:val="Hyperlink"/>
@@ -4188,7 +4116,7 @@
           <w:sz w:val="24"/>
           <w:u w:val="single"/>
         </w:rPr>
-        <w:hyperlink r:id="rId26" w:history="1">
+        <w:hyperlink r:id="rId25" w:history="1">
           <w:r>
             <w:rPr>
               <w:rStyle w:val="Hyperlink"/>
@@ -4244,7 +4172,7 @@
           <w:sz w:val="24"/>
           <w:u w:val="single"/>
         </w:rPr>
-        <w:hyperlink r:id="rId27" w:history="1">
+        <w:hyperlink r:id="rId26" w:history="1">
           <w:r>
             <w:rPr>
               <w:rStyle w:val="Hyperlink"/>
@@ -4272,7 +4200,7 @@
           <w:sz w:val="24"/>
           <w:u w:val="single"/>
         </w:rPr>
-        <w:hyperlink r:id="rId26" w:history="1">
+        <w:hyperlink r:id="rId25" w:history="1">
           <w:r>
             <w:rPr>
               <w:rStyle w:val="Hyperlink"/>
@@ -4301,7 +4229,7 @@
           <w:sz w:val="24"/>
           <w:u w:val="single"/>
         </w:rPr>
-        <w:hyperlink r:id="rId26" w:history="1">
+        <w:hyperlink r:id="rId25" w:history="1">
           <w:r>
             <w:rPr>
               <w:rStyle w:val="Hyperlink"/>
@@ -4319,7 +4247,7 @@
           <w:sz w:val="24"/>
           <w:u w:val="single"/>
         </w:rPr>
-        <w:hyperlink r:id="rId26" w:history="1">
+        <w:hyperlink r:id="rId25" w:history="1">
           <w:r>
             <w:rPr>
               <w:rStyle w:val="Hyperlink"/>
@@ -4337,7 +4265,7 @@
           <w:sz w:val="24"/>
           <w:u w:val="single"/>
         </w:rPr>
-        <w:hyperlink r:id="rId26" w:history="1">
+        <w:hyperlink r:id="rId25" w:history="1">
           <w:r>
             <w:rPr>
               <w:rStyle w:val="Hyperlink"/>
@@ -4355,7 +4283,7 @@
           <w:sz w:val="24"/>
           <w:u w:val="single"/>
         </w:rPr>
-        <w:hyperlink r:id="rId26" w:history="1">
+        <w:hyperlink r:id="rId25" w:history="1">
           <w:r>
             <w:rPr>
               <w:rStyle w:val="Hyperlink"/>
@@ -4384,27 +4312,19 @@
           <w:i w:val="0"/>
           <w:color w:val="0000FF"/>
           <w:sz w:val="24"/>
+        </w:rPr>
+        <w:t>Mus</w:t>
+      </w:r>
+      <w:r>
+        <w:rPr>
+          <w:rFonts w:ascii="Charis SIL Regular" w:hAnsi="Charis SIL Regular" w:eastAsia="Charis SIL Regular"/>
+          <w:b w:val="0"/>
+          <w:i w:val="0"/>
+          <w:color w:val="0000FF"/>
+          <w:sz w:val="24"/>
           <w:u w:val="single"/>
         </w:rPr>
-        <w:hyperlink r:id="rId28" w:history="1">
-          <w:r>
-            <w:rPr>
-              <w:rStyle w:val="Hyperlink"/>
-            </w:rPr>
-            <w:t>Mus</w:t>
-          </w:r>
-        </w:hyperlink>
-      </w:r>
-      <w:r>
-        <w:rPr>
-          <w:rFonts w:ascii="Charis SIL Regular" w:hAnsi="Charis SIL Regular" w:eastAsia="Charis SIL Regular"/>
-          <w:b w:val="0"/>
-          <w:i w:val="0"/>
-          <w:color w:val="0000FF"/>
-          <w:sz w:val="24"/>
-          <w:u w:val="single"/>
-        </w:rPr>
-        <w:hyperlink r:id="rId28" w:history="1">
+        <w:hyperlink r:id="rId27" w:history="1">
           <w:r>
             <w:rPr>
               <w:rStyle w:val="Hyperlink"/>
@@ -4433,7 +4353,7 @@
           <w:sz w:val="24"/>
           <w:u w:val="single"/>
         </w:rPr>
-        <w:hyperlink r:id="rId28" w:history="1">
+        <w:hyperlink r:id="rId27" w:history="1">
           <w:r>
             <w:rPr>
               <w:rStyle w:val="Hyperlink"/>
@@ -4451,7 +4371,7 @@
           <w:sz w:val="24"/>
           <w:u w:val="single"/>
         </w:rPr>
-        <w:hyperlink r:id="rId28" w:history="1">
+        <w:hyperlink r:id="rId27" w:history="1">
           <w:r>
             <w:rPr>
               <w:rStyle w:val="Hyperlink"/>
@@ -4469,7 +4389,7 @@
           <w:color w:val="000000"/>
           <w:sz w:val="24"/>
         </w:rPr>
-        <w:hyperlink r:id="rId29" w:history="1">
+        <w:hyperlink r:id="rId27" w:history="1">
           <w:r>
             <w:rPr>
               <w:rStyle w:val="Hyperlink"/>
@@ -4537,7 +4457,7 @@
           <w:sz w:val="24"/>
           <w:u w:val="single"/>
         </w:rPr>
-        <w:hyperlink r:id="rId30" w:history="1">
+        <w:hyperlink r:id="rId28" w:history="1">
           <w:r>
             <w:rPr>
               <w:rStyle w:val="Hyperlink"/>
@@ -4555,7 +4475,7 @@
           <w:sz w:val="24"/>
           <w:u w:val="single"/>
         </w:rPr>
-        <w:hyperlink r:id="rId30" w:history="1">
+        <w:hyperlink r:id="rId28" w:history="1">
           <w:r>
             <w:rPr>
               <w:rStyle w:val="Hyperlink"/>
@@ -4584,7 +4504,7 @@
           <w:sz w:val="24"/>
           <w:u w:val="single"/>
         </w:rPr>
-        <w:hyperlink r:id="rId30" w:history="1">
+        <w:hyperlink r:id="rId28" w:history="1">
           <w:r>
             <w:rPr>
               <w:rStyle w:val="Hyperlink"/>
@@ -4662,7 +4582,7 @@
           <w:sz w:val="24"/>
           <w:u w:val="single"/>
         </w:rPr>
-        <w:hyperlink r:id="rId31" w:history="1">
+        <w:hyperlink r:id="rId29" w:history="1">
           <w:r>
             <w:rPr>
               <w:rStyle w:val="Hyperlink"/>
@@ -4691,7 +4611,7 @@
           <w:sz w:val="24"/>
           <w:u w:val="single"/>
         </w:rPr>
-        <w:hyperlink r:id="rId31" w:history="1">
+        <w:hyperlink r:id="rId29" w:history="1">
           <w:r>
             <w:rPr>
               <w:rStyle w:val="Hyperlink"/>
@@ -4719,7 +4639,7 @@
           <w:sz w:val="24"/>
           <w:u w:val="single"/>
         </w:rPr>
-        <w:hyperlink r:id="rId32" w:history="1">
+        <w:hyperlink r:id="rId30" w:history="1">
           <w:r>
             <w:rPr>
               <w:rStyle w:val="Hyperlink"/>
@@ -4747,7 +4667,7 @@
           <w:color w:val="000000"/>
           <w:sz w:val="24"/>
         </w:rPr>
-        <w:hyperlink r:id="rId31" w:history="1">
+        <w:hyperlink r:id="rId29" w:history="1">
           <w:r>
             <w:rPr>
               <w:rStyle w:val="Hyperlink"/>
@@ -4765,7 +4685,7 @@
           <w:color w:val="000000"/>
           <w:sz w:val="24"/>
         </w:rPr>
-        <w:hyperlink r:id="rId31" w:history="1">
+        <w:hyperlink r:id="rId29" w:history="1">
           <w:r>
             <w:rPr>
               <w:rStyle w:val="Hyperlink"/>
@@ -4793,7 +4713,7 @@
           <w:color w:val="000000"/>
           <w:sz w:val="24"/>
         </w:rPr>
-        <w:hyperlink r:id="rId32" w:history="1">
+        <w:hyperlink r:id="rId30" w:history="1">
           <w:r>
             <w:rPr>
               <w:rStyle w:val="Hyperlink"/>

--- a/EXPORTS/DOCX/published/niveau2/English/Indonesia.docx
+++ b/EXPORTS/DOCX/published/niveau2/English/Indonesia.docx
@@ -1743,6 +1743,7 @@
       </w:r>
       <w:r>
         <w:rPr>
+          <w:u w:val="single" w:color="0000ff"/>
           <w:rFonts w:ascii="Charis SIL Regular" w:hAnsi="Charis SIL Regular" w:eastAsia="Charis SIL Regular"/>
           <w:b w:val="0"/>
           <w:i w:val="0"/>
@@ -2789,7 +2790,7 @@
           <w:sz w:val="24"/>
           <w:u w:val="single"/>
         </w:rPr>
-        <w:hyperlink r:id="rId21" w:history="1">
+        <w:hyperlink r:id="rId10" w:history="1">
           <w:r>
             <w:rPr>
               <w:rStyle w:val="Hyperlink"/>
@@ -2883,7 +2884,7 @@
           <w:sz w:val="24"/>
           <w:u w:val="single"/>
         </w:rPr>
-        <w:hyperlink r:id="rId10" w:history="1">
+        <w:hyperlink r:id="rId21" w:history="1">
           <w:r>
             <w:rPr>
               <w:rStyle w:val="Hyperlink"/>
@@ -3089,7 +3090,7 @@
           <w:sz w:val="24"/>
           <w:u w:val="single"/>
         </w:rPr>
-        <w:hyperlink r:id="rId21" w:history="1">
+        <w:hyperlink r:id="rId10" w:history="1">
           <w:r>
             <w:rPr>
               <w:rStyle w:val="Hyperlink"/>
@@ -3124,7 +3125,43 @@
           <w:color w:val="000000"/>
           <w:sz w:val="24"/>
         </w:rPr>
-        <w:t xml:space="preserve"> (KITLV). Through such o</w:t>
+        <w:t xml:space="preserve"> (KITL</w:t>
+      </w:r>
+      <w:r>
+        <w:rPr>
+          <w:u w:val="single" w:color="0000ff"/>
+          <w:rFonts w:ascii="Charis SIL Regular" w:hAnsi="Charis SIL Regular" w:eastAsia="Charis SIL Regular"/>
+          <w:b w:val="0"/>
+          <w:i w:val="0"/>
+          <w:color w:val="000000"/>
+          <w:sz w:val="24"/>
+        </w:rPr>
+        <w:hyperlink r:id="rId21" w:history="1">
+          <w:r>
+            <w:rPr>
+              <w:rStyle w:val="Hyperlink"/>
+            </w:rPr>
+            <w:t>V). Th</w:t>
+          </w:r>
+        </w:hyperlink>
+      </w:r>
+      <w:r>
+        <w:rPr>
+          <w:u w:val="single" w:color="0000ff"/>
+          <w:rFonts w:ascii="Charis SIL Regular" w:hAnsi="Charis SIL Regular" w:eastAsia="Charis SIL Regular"/>
+          <w:b w:val="0"/>
+          <w:i w:val="0"/>
+          <w:color w:val="000000"/>
+          <w:sz w:val="24"/>
+        </w:rPr>
+        <w:hyperlink r:id="rId21" w:history="1">
+          <w:r>
+            <w:rPr>
+              <w:rStyle w:val="Hyperlink"/>
+            </w:rPr>
+            <w:t>rough such o</w:t>
+          </w:r>
+        </w:hyperlink>
       </w:r>
       <w:r>
         <w:rPr>
@@ -3203,13 +3240,22 @@
             <w:rPr>
               <w:rStyle w:val="Hyperlink"/>
             </w:rPr>
-            <w:t xml:space="preserve">findings </w:t>
+            <w:t>findings</w:t>
           </w:r>
         </w:hyperlink>
       </w:r>
       <w:r>
         <w:rPr>
-          <w:u w:val="single" w:color="0000ff"/>
+          <w:rFonts w:ascii="Charis SIL Regular" w:hAnsi="Charis SIL Regular" w:eastAsia="Charis SIL Regular"/>
+          <w:b w:val="0"/>
+          <w:i w:val="0"/>
+          <w:color w:val="000000"/>
+          <w:sz w:val="24"/>
+        </w:rPr>
+        <w:t xml:space="preserve"> </w:t>
+      </w:r>
+      <w:r>
+        <w:rPr>
           <w:rFonts w:ascii="Charis SIL Regular" w:hAnsi="Charis SIL Regular" w:eastAsia="Charis SIL Regular"/>
           <w:b w:val="0"/>
           <w:i w:val="0"/>
@@ -3326,19 +3372,9 @@
             <w:rPr>
               <w:rStyle w:val="Hyperlink"/>
             </w:rPr>
-            <w:t>ere p</w:t>
+            <w:t>ere pub</w:t>
           </w:r>
         </w:hyperlink>
-      </w:r>
-      <w:r>
-        <w:rPr>
-          <w:rFonts w:ascii="Charis SIL Regular" w:hAnsi="Charis SIL Regular" w:eastAsia="Charis SIL Regular"/>
-          <w:b w:val="0"/>
-          <w:i w:val="0"/>
-          <w:color w:val="000000"/>
-          <w:sz w:val="24"/>
-        </w:rPr>
-        <w:t>ub</w:t>
       </w:r>
       <w:r>
         <w:rPr>
@@ -3372,7 +3408,7 @@
             <w:rPr>
               <w:rStyle w:val="Hyperlink"/>
             </w:rPr>
-            <w:t>ished in</w:t>
+            <w:t>ished i</w:t>
           </w:r>
         </w:hyperlink>
       </w:r>
@@ -3384,7 +3420,7 @@
           <w:color w:val="000000"/>
           <w:sz w:val="24"/>
         </w:rPr>
-        <w:t xml:space="preserve"> journals and books. The objects, documents </w:t>
+        <w:t xml:space="preserve">n journals and books. The objects, documents </w:t>
       </w:r>
       <w:r>
         <w:rPr>

--- a/EXPORTS/DOCX/published/niveau2/English/Indonesia.docx
+++ b/EXPORTS/DOCX/published/niveau2/English/Indonesia.docx
@@ -1269,57 +1269,13 @@
       </w:r>
       <w:r>
         <w:rPr>
-          <w:u w:val="single" w:color="0000ff"/>
           <w:rFonts w:ascii="Charis SIL Regular" w:hAnsi="Charis SIL Regular" w:eastAsia="Charis SIL Regular"/>
           <w:b w:val="0"/>
           <w:i w:val="0"/>
           <w:color w:val="000000"/>
           <w:sz w:val="24"/>
         </w:rPr>
-        <w:hyperlink r:id="rId12" w:history="1">
-          <w:r>
-            <w:rPr>
-              <w:rStyle w:val="Hyperlink"/>
-            </w:rPr>
-            <w:t>Genoo</w:t>
-          </w:r>
-        </w:hyperlink>
-      </w:r>
-      <w:r>
-        <w:rPr>
-          <w:u w:val="single" w:color="0000ff"/>
-          <w:rFonts w:ascii="Charis SIL Regular" w:hAnsi="Charis SIL Regular" w:eastAsia="Charis SIL Regular"/>
-          <w:b w:val="0"/>
-          <w:i w:val="0"/>
-          <w:color w:val="000000"/>
-          <w:sz w:val="24"/>
-        </w:rPr>
-        <w:hyperlink r:id="rId12" w:history="1">
-          <w:r>
-            <w:rPr>
-              <w:rStyle w:val="Hyperlink"/>
-            </w:rPr>
-            <w:t>t</w:t>
-          </w:r>
-        </w:hyperlink>
-      </w:r>
-      <w:r>
-        <w:rPr>
-          <w:u w:val="single" w:color="0000ff"/>
-          <w:rFonts w:ascii="Charis SIL Regular" w:hAnsi="Charis SIL Regular" w:eastAsia="Charis SIL Regular"/>
-          <w:b w:val="0"/>
-          <w:i w:val="0"/>
-          <w:color w:val="000000"/>
-          <w:sz w:val="24"/>
-        </w:rPr>
-        <w:hyperlink r:id="rId12" w:history="1">
-          <w:r>
-            <w:rPr>
-              <w:rStyle w:val="Hyperlink"/>
-            </w:rPr>
-            <w:t xml:space="preserve">schap, see </w:t>
-          </w:r>
-        </w:hyperlink>
+        <w:t xml:space="preserve">Genootschap, see </w:t>
       </w:r>
       <w:r>
         <w:rPr>
@@ -1636,21 +1592,13 @@
       </w:r>
       <w:r>
         <w:rPr>
-          <w:u w:val="single" w:color="0000ff"/>
           <w:rFonts w:ascii="Charis SIL Regular" w:hAnsi="Charis SIL Regular" w:eastAsia="Charis SIL Regular"/>
           <w:b w:val="0"/>
           <w:i w:val="0"/>
           <w:color w:val="000000"/>
           <w:sz w:val="24"/>
         </w:rPr>
-        <w:hyperlink r:id="rId14" w:history="1">
-          <w:r>
-            <w:rPr>
-              <w:rStyle w:val="Hyperlink"/>
-            </w:rPr>
-            <w:t>nation</w:t>
-          </w:r>
-        </w:hyperlink>
+        <w:t>nation</w:t>
       </w:r>
       <w:r>
         <w:rPr>
@@ -2429,7 +2377,7 @@
           <w:sz w:val="24"/>
           <w:u w:val="single"/>
         </w:rPr>
-        <w:hyperlink r:id="rId20" w:history="1">
+        <w:hyperlink r:id="rId21" w:history="1">
           <w:r>
             <w:rPr>
               <w:rStyle w:val="Hyperlink"/>
@@ -2476,7 +2424,7 @@
           <w:sz w:val="24"/>
           <w:u w:val="single"/>
         </w:rPr>
-        <w:hyperlink r:id="rId21" w:history="1">
+        <w:hyperlink r:id="rId20" w:history="1">
           <w:r>
             <w:rPr>
               <w:rStyle w:val="Hyperlink"/>
@@ -2813,6 +2761,7 @@
           <w:i w:val="0"/>
           <w:color w:val="0000FF"/>
           <w:sz w:val="24"/>
+          <w:u w:val="single"/>
         </w:rPr>
         <w:hyperlink r:id="rId22" w:history="1">
           <w:r>
@@ -2879,7 +2828,7 @@
           <w:sz w:val="24"/>
           <w:u w:val="single"/>
         </w:rPr>
-        <w:hyperlink r:id="rId10" w:history="1">
+        <w:hyperlink r:id="rId22" w:history="1">
           <w:r>
             <w:rPr>
               <w:rStyle w:val="Hyperlink"/>
@@ -2908,7 +2857,7 @@
           <w:sz w:val="24"/>
           <w:u w:val="single"/>
         </w:rPr>
-        <w:hyperlink r:id="rId10" w:history="1">
+        <w:hyperlink r:id="rId22" w:history="1">
           <w:r>
             <w:rPr>
               <w:rStyle w:val="Hyperlink"/>
@@ -2926,7 +2875,7 @@
           <w:sz w:val="24"/>
           <w:u w:val="single"/>
         </w:rPr>
-        <w:hyperlink r:id="rId10" w:history="1">
+        <w:hyperlink r:id="rId22" w:history="1">
           <w:r>
             <w:rPr>
               <w:rStyle w:val="Hyperlink"/>
@@ -2944,7 +2893,7 @@
           <w:sz w:val="24"/>
           <w:u w:val="single"/>
         </w:rPr>
-        <w:hyperlink r:id="rId10" w:history="1">
+        <w:hyperlink r:id="rId22" w:history="1">
           <w:r>
             <w:rPr>
               <w:rStyle w:val="Hyperlink"/>
@@ -2963,6 +2912,89 @@
           <w:u w:val="single"/>
         </w:rPr>
         <w:t xml:space="preserve"> </w:t>
+      </w:r>
+      <w:r>
+        <w:rPr>
+          <w:rFonts w:ascii="Charis SIL Regular" w:hAnsi="Charis SIL Regular" w:eastAsia="Charis SIL Regular"/>
+          <w:b w:val="0"/>
+          <w:i w:val="0"/>
+          <w:color w:val="0000FF"/>
+          <w:sz w:val="24"/>
+          <w:u w:val="single"/>
+        </w:rPr>
+        <w:hyperlink r:id="rId22" w:history="1">
+          <w:r>
+            <w:rPr>
+              <w:rStyle w:val="Hyperlink"/>
+            </w:rPr>
+            <w:t>a</w:t>
+          </w:r>
+        </w:hyperlink>
+      </w:r>
+      <w:r>
+        <w:rPr>
+          <w:rFonts w:ascii="Charis SIL Regular" w:hAnsi="Charis SIL Regular" w:eastAsia="Charis SIL Regular"/>
+          <w:b w:val="0"/>
+          <w:i w:val="0"/>
+          <w:color w:val="0000FF"/>
+          <w:sz w:val="24"/>
+          <w:u w:val="single"/>
+        </w:rPr>
+        <w:hyperlink r:id="rId10" w:history="1">
+          <w:r>
+            <w:rPr>
+              <w:rStyle w:val="Hyperlink"/>
+            </w:rPr>
+            <w:t>nd</w:t>
+          </w:r>
+        </w:hyperlink>
+      </w:r>
+      <w:r>
+        <w:rPr>
+          <w:rFonts w:ascii="Charis SIL Regular" w:hAnsi="Charis SIL Regular" w:eastAsia="Charis SIL Regular"/>
+          <w:b w:val="0"/>
+          <w:i w:val="0"/>
+          <w:color w:val="0000FF"/>
+          <w:sz w:val="24"/>
+          <w:u w:val="single"/>
+        </w:rPr>
+        <w:t xml:space="preserve"> </w:t>
+      </w:r>
+      <w:r>
+        <w:rPr>
+          <w:rFonts w:ascii="Charis SIL Regular" w:hAnsi="Charis SIL Regular" w:eastAsia="Charis SIL Regular"/>
+          <w:b w:val="0"/>
+          <w:i w:val="0"/>
+          <w:color w:val="0000FF"/>
+          <w:sz w:val="24"/>
+          <w:u w:val="single"/>
+        </w:rPr>
+        <w:hyperlink r:id="rId10" w:history="1">
+          <w:r>
+            <w:rPr>
+              <w:rStyle w:val="Hyperlink"/>
+            </w:rPr>
+            <w:t>Carib</w:t>
+          </w:r>
+        </w:hyperlink>
+      </w:r>
+      <w:r>
+        <w:rPr>
+          <w:rFonts w:ascii="Charis SIL Regular" w:hAnsi="Charis SIL Regular" w:eastAsia="Charis SIL Regular"/>
+          <w:b w:val="0"/>
+          <w:i w:val="0"/>
+          <w:color w:val="0000FF"/>
+          <w:sz w:val="24"/>
+          <w:u w:val="single"/>
+        </w:rPr>
+        <w:hyperlink r:id="rId10" w:history="1">
+          <w:r>
+            <w:rPr>
+              <w:rStyle w:val="Hyperlink"/>
+            </w:rPr>
+            <w:t>be</w:t>
+          </w:r>
+        </w:hyperlink>
       </w:r>
       <w:r>
         <w:rPr>
@@ -2996,89 +3028,6 @@
             <w:rPr>
               <w:rStyle w:val="Hyperlink"/>
             </w:rPr>
-            <w:t>nd</w:t>
-          </w:r>
-        </w:hyperlink>
-      </w:r>
-      <w:r>
-        <w:rPr>
-          <w:rFonts w:ascii="Charis SIL Regular" w:hAnsi="Charis SIL Regular" w:eastAsia="Charis SIL Regular"/>
-          <w:b w:val="0"/>
-          <w:i w:val="0"/>
-          <w:color w:val="0000FF"/>
-          <w:sz w:val="24"/>
-          <w:u w:val="single"/>
-        </w:rPr>
-        <w:t xml:space="preserve"> </w:t>
-      </w:r>
-      <w:r>
-        <w:rPr>
-          <w:rFonts w:ascii="Charis SIL Regular" w:hAnsi="Charis SIL Regular" w:eastAsia="Charis SIL Regular"/>
-          <w:b w:val="0"/>
-          <w:i w:val="0"/>
-          <w:color w:val="0000FF"/>
-          <w:sz w:val="24"/>
-          <w:u w:val="single"/>
-        </w:rPr>
-        <w:hyperlink r:id="rId10" w:history="1">
-          <w:r>
-            <w:rPr>
-              <w:rStyle w:val="Hyperlink"/>
-            </w:rPr>
-            <w:t>Carib</w:t>
-          </w:r>
-        </w:hyperlink>
-      </w:r>
-      <w:r>
-        <w:rPr>
-          <w:rFonts w:ascii="Charis SIL Regular" w:hAnsi="Charis SIL Regular" w:eastAsia="Charis SIL Regular"/>
-          <w:b w:val="0"/>
-          <w:i w:val="0"/>
-          <w:color w:val="0000FF"/>
-          <w:sz w:val="24"/>
-          <w:u w:val="single"/>
-        </w:rPr>
-        <w:hyperlink r:id="rId10" w:history="1">
-          <w:r>
-            <w:rPr>
-              <w:rStyle w:val="Hyperlink"/>
-            </w:rPr>
-            <w:t>be</w:t>
-          </w:r>
-        </w:hyperlink>
-      </w:r>
-      <w:r>
-        <w:rPr>
-          <w:rFonts w:ascii="Charis SIL Regular" w:hAnsi="Charis SIL Regular" w:eastAsia="Charis SIL Regular"/>
-          <w:b w:val="0"/>
-          <w:i w:val="0"/>
-          <w:color w:val="0000FF"/>
-          <w:sz w:val="24"/>
-          <w:u w:val="single"/>
-        </w:rPr>
-        <w:hyperlink r:id="rId10" w:history="1">
-          <w:r>
-            <w:rPr>
-              <w:rStyle w:val="Hyperlink"/>
-            </w:rPr>
-            <w:t>a</w:t>
-          </w:r>
-        </w:hyperlink>
-      </w:r>
-      <w:r>
-        <w:rPr>
-          <w:rFonts w:ascii="Charis SIL Regular" w:hAnsi="Charis SIL Regular" w:eastAsia="Charis SIL Regular"/>
-          <w:b w:val="0"/>
-          <w:i w:val="0"/>
-          <w:color w:val="0000FF"/>
-          <w:sz w:val="24"/>
-          <w:u w:val="single"/>
-        </w:rPr>
-        <w:hyperlink r:id="rId10" w:history="1">
-          <w:r>
-            <w:rPr>
-              <w:rStyle w:val="Hyperlink"/>
-            </w:rPr>
             <w:t>n</w:t>
           </w:r>
         </w:hyperlink>
@@ -3103,7 +3052,7 @@
           <w:sz w:val="24"/>
           <w:u w:val="single"/>
         </w:rPr>
-        <w:hyperlink r:id="rId22" w:history="1">
+        <w:hyperlink r:id="rId10" w:history="1">
           <w:r>
             <w:rPr>
               <w:rStyle w:val="Hyperlink"/>
@@ -3132,7 +3081,7 @@
           <w:sz w:val="24"/>
           <w:u w:val="single"/>
         </w:rPr>
-        <w:hyperlink r:id="rId22" w:history="1">
+        <w:hyperlink r:id="rId10" w:history="1">
           <w:r>
             <w:rPr>
               <w:rStyle w:val="Hyperlink"/>
@@ -3167,7 +3116,43 @@
           <w:color w:val="000000"/>
           <w:sz w:val="24"/>
         </w:rPr>
-        <w:t xml:space="preserve"> (KITLV). Through such o</w:t>
+        <w:t xml:space="preserve"> (KITL</w:t>
+      </w:r>
+      <w:r>
+        <w:rPr>
+          <w:u w:val="single" w:color="0000ff"/>
+          <w:rFonts w:ascii="Charis SIL Regular" w:hAnsi="Charis SIL Regular" w:eastAsia="Charis SIL Regular"/>
+          <w:b w:val="0"/>
+          <w:i w:val="0"/>
+          <w:color w:val="000000"/>
+          <w:sz w:val="24"/>
+        </w:rPr>
+        <w:hyperlink r:id="rId22" w:history="1">
+          <w:r>
+            <w:rPr>
+              <w:rStyle w:val="Hyperlink"/>
+            </w:rPr>
+            <w:t>V). Th</w:t>
+          </w:r>
+        </w:hyperlink>
+      </w:r>
+      <w:r>
+        <w:rPr>
+          <w:u w:val="single" w:color="0000ff"/>
+          <w:rFonts w:ascii="Charis SIL Regular" w:hAnsi="Charis SIL Regular" w:eastAsia="Charis SIL Regular"/>
+          <w:b w:val="0"/>
+          <w:i w:val="0"/>
+          <w:color w:val="000000"/>
+          <w:sz w:val="24"/>
+        </w:rPr>
+        <w:hyperlink r:id="rId22" w:history="1">
+          <w:r>
+            <w:rPr>
+              <w:rStyle w:val="Hyperlink"/>
+            </w:rPr>
+            <w:t>rough such o</w:t>
+          </w:r>
+        </w:hyperlink>
       </w:r>
       <w:r>
         <w:rPr>
@@ -3246,13 +3231,23 @@
             <w:rPr>
               <w:rStyle w:val="Hyperlink"/>
             </w:rPr>
-            <w:t xml:space="preserve">findings </w:t>
+            <w:t>findings</w:t>
           </w:r>
         </w:hyperlink>
       </w:r>
       <w:r>
         <w:rPr>
           <w:u w:val="single" w:color="0000ff"/>
+          <w:rFonts w:ascii="Charis SIL Regular" w:hAnsi="Charis SIL Regular" w:eastAsia="Charis SIL Regular"/>
+          <w:b w:val="0"/>
+          <w:i w:val="0"/>
+          <w:color w:val="000000"/>
+          <w:sz w:val="24"/>
+        </w:rPr>
+        <w:t xml:space="preserve"> </w:t>
+      </w:r>
+      <w:r>
+        <w:rPr>
           <w:rFonts w:ascii="Charis SIL Regular" w:hAnsi="Charis SIL Regular" w:eastAsia="Charis SIL Regular"/>
           <w:b w:val="0"/>
           <w:i w:val="0"/>
@@ -3351,19 +3346,9 @@
             <w:rPr>
               <w:rStyle w:val="Hyperlink"/>
             </w:rPr>
-            <w:t>research</w:t>
+            <w:t>research w</w:t>
           </w:r>
         </w:hyperlink>
-      </w:r>
-      <w:r>
-        <w:rPr>
-          <w:rFonts w:ascii="Charis SIL Regular" w:hAnsi="Charis SIL Regular" w:eastAsia="Charis SIL Regular"/>
-          <w:b w:val="0"/>
-          <w:i w:val="0"/>
-          <w:color w:val="000000"/>
-          <w:sz w:val="24"/>
-        </w:rPr>
-        <w:t xml:space="preserve"> w</w:t>
       </w:r>
       <w:r>
         <w:rPr>
@@ -3415,7 +3400,7 @@
             <w:rPr>
               <w:rStyle w:val="Hyperlink"/>
             </w:rPr>
-            <w:t>ished in</w:t>
+            <w:t>ished i</w:t>
           </w:r>
         </w:hyperlink>
       </w:r>
@@ -3427,7 +3412,7 @@
           <w:color w:val="000000"/>
           <w:sz w:val="24"/>
         </w:rPr>
-        <w:t xml:space="preserve"> journals and books. The objects, documents </w:t>
+        <w:t xml:space="preserve">n journals and books. The objects, documents </w:t>
       </w:r>
       <w:r>
         <w:rPr>
@@ -4272,7 +4257,7 @@
           <w:sz w:val="24"/>
           <w:u w:val="single"/>
         </w:rPr>
-        <w:hyperlink r:id="rId28" w:history="1">
+        <w:hyperlink r:id="rId26" w:history="1">
           <w:r>
             <w:rPr>
               <w:rStyle w:val="Hyperlink"/>
@@ -4290,7 +4275,7 @@
           <w:sz w:val="24"/>
           <w:u w:val="single"/>
         </w:rPr>
-        <w:hyperlink r:id="rId28" w:history="1">
+        <w:hyperlink r:id="rId26" w:history="1">
           <w:r>
             <w:rPr>
               <w:rStyle w:val="Hyperlink"/>
@@ -4308,7 +4293,7 @@
           <w:sz w:val="24"/>
           <w:u w:val="single"/>
         </w:rPr>
-        <w:hyperlink r:id="rId28" w:history="1">
+        <w:hyperlink r:id="rId26" w:history="1">
           <w:r>
             <w:rPr>
               <w:rStyle w:val="Hyperlink"/>
@@ -4326,7 +4311,7 @@
           <w:sz w:val="24"/>
           <w:u w:val="single"/>
         </w:rPr>
-        <w:hyperlink r:id="rId28" w:history="1">
+        <w:hyperlink r:id="rId26" w:history="1">
           <w:r>
             <w:rPr>
               <w:rStyle w:val="Hyperlink"/>
@@ -4355,27 +4340,19 @@
           <w:i w:val="0"/>
           <w:color w:val="0000FF"/>
           <w:sz w:val="24"/>
+        </w:rPr>
+        <w:t>Mus</w:t>
+      </w:r>
+      <w:r>
+        <w:rPr>
+          <w:rFonts w:ascii="Charis SIL Regular" w:hAnsi="Charis SIL Regular" w:eastAsia="Charis SIL Regular"/>
+          <w:b w:val="0"/>
+          <w:i w:val="0"/>
+          <w:color w:val="0000FF"/>
+          <w:sz w:val="24"/>
           <w:u w:val="single"/>
         </w:rPr>
-        <w:hyperlink r:id="rId29" w:history="1">
-          <w:r>
-            <w:rPr>
-              <w:rStyle w:val="Hyperlink"/>
-            </w:rPr>
-            <w:t>Mus</w:t>
-          </w:r>
-        </w:hyperlink>
-      </w:r>
-      <w:r>
-        <w:rPr>
-          <w:rFonts w:ascii="Charis SIL Regular" w:hAnsi="Charis SIL Regular" w:eastAsia="Charis SIL Regular"/>
-          <w:b w:val="0"/>
-          <w:i w:val="0"/>
-          <w:color w:val="0000FF"/>
-          <w:sz w:val="24"/>
-          <w:u w:val="single"/>
-        </w:rPr>
-        <w:hyperlink r:id="rId29" w:history="1">
+        <w:hyperlink r:id="rId28" w:history="1">
           <w:r>
             <w:rPr>
               <w:rStyle w:val="Hyperlink"/>
@@ -4404,7 +4381,7 @@
           <w:sz w:val="24"/>
           <w:u w:val="single"/>
         </w:rPr>
-        <w:hyperlink r:id="rId29" w:history="1">
+        <w:hyperlink r:id="rId28" w:history="1">
           <w:r>
             <w:rPr>
               <w:rStyle w:val="Hyperlink"/>
@@ -4508,7 +4485,7 @@
           <w:sz w:val="24"/>
           <w:u w:val="single"/>
         </w:rPr>
-        <w:hyperlink r:id="rId30" w:history="1">
+        <w:hyperlink r:id="rId29" w:history="1">
           <w:r>
             <w:rPr>
               <w:rStyle w:val="Hyperlink"/>
@@ -4526,7 +4503,7 @@
           <w:sz w:val="24"/>
           <w:u w:val="single"/>
         </w:rPr>
-        <w:hyperlink r:id="rId30" w:history="1">
+        <w:hyperlink r:id="rId29" w:history="1">
           <w:r>
             <w:rPr>
               <w:rStyle w:val="Hyperlink"/>
@@ -4555,7 +4532,7 @@
           <w:sz w:val="24"/>
           <w:u w:val="single"/>
         </w:rPr>
-        <w:hyperlink r:id="rId30" w:history="1">
+        <w:hyperlink r:id="rId29" w:history="1">
           <w:r>
             <w:rPr>
               <w:rStyle w:val="Hyperlink"/>
@@ -4633,7 +4610,7 @@
           <w:sz w:val="24"/>
           <w:u w:val="single"/>
         </w:rPr>
-        <w:hyperlink r:id="rId31" w:history="1">
+        <w:hyperlink r:id="rId30" w:history="1">
           <w:r>
             <w:rPr>
               <w:rStyle w:val="Hyperlink"/>
@@ -4662,7 +4639,7 @@
           <w:sz w:val="24"/>
           <w:u w:val="single"/>
         </w:rPr>
-        <w:hyperlink r:id="rId31" w:history="1">
+        <w:hyperlink r:id="rId30" w:history="1">
           <w:r>
             <w:rPr>
               <w:rStyle w:val="Hyperlink"/>
@@ -4690,7 +4667,7 @@
           <w:sz w:val="24"/>
           <w:u w:val="single"/>
         </w:rPr>
-        <w:hyperlink r:id="rId32" w:history="1">
+        <w:hyperlink r:id="rId31" w:history="1">
           <w:r>
             <w:rPr>
               <w:rStyle w:val="Hyperlink"/>
@@ -4718,7 +4695,7 @@
           <w:color w:val="000000"/>
           <w:sz w:val="24"/>
         </w:rPr>
-        <w:hyperlink r:id="rId31" w:history="1">
+        <w:hyperlink r:id="rId30" w:history="1">
           <w:r>
             <w:rPr>
               <w:rStyle w:val="Hyperlink"/>
@@ -4736,7 +4713,7 @@
           <w:color w:val="000000"/>
           <w:sz w:val="24"/>
         </w:rPr>
-        <w:hyperlink r:id="rId31" w:history="1">
+        <w:hyperlink r:id="rId30" w:history="1">
           <w:r>
             <w:rPr>
               <w:rStyle w:val="Hyperlink"/>
@@ -4764,7 +4741,7 @@
           <w:color w:val="000000"/>
           <w:sz w:val="24"/>
         </w:rPr>
-        <w:hyperlink r:id="rId32" w:history="1">
+        <w:hyperlink r:id="rId31" w:history="1">
           <w:r>
             <w:rPr>
               <w:rStyle w:val="Hyperlink"/>

--- a/EXPORTS/DOCX/published/niveau2/English/Indonesia.docx
+++ b/EXPORTS/DOCX/published/niveau2/English/Indonesia.docx
@@ -679,7 +679,97 @@
           <w:color w:val="000000"/>
           <w:sz w:val="24"/>
         </w:rPr>
-        <w:t>Sciences) is of great importance fo</w:t>
+        <w:t>Scie</w:t>
+      </w:r>
+      <w:r>
+        <w:rPr>
+          <w:u w:val="single" w:color="0000ff"/>
+          <w:rFonts w:ascii="Charis SIL Regular" w:hAnsi="Charis SIL Regular" w:eastAsia="Charis SIL Regular"/>
+          <w:b w:val="0"/>
+          <w:i w:val="0"/>
+          <w:color w:val="000000"/>
+          <w:sz w:val="24"/>
+        </w:rPr>
+        <w:hyperlink r:id="rId10" w:history="1">
+          <w:r>
+            <w:rPr>
+              <w:rStyle w:val="Hyperlink"/>
+            </w:rPr>
+            <w:t>nces) is of g</w:t>
+          </w:r>
+        </w:hyperlink>
+      </w:r>
+      <w:r>
+        <w:rPr>
+          <w:u w:val="single" w:color="0000ff"/>
+          <w:rFonts w:ascii="Charis SIL Regular" w:hAnsi="Charis SIL Regular" w:eastAsia="Charis SIL Regular"/>
+          <w:b w:val="0"/>
+          <w:i w:val="0"/>
+          <w:color w:val="000000"/>
+          <w:sz w:val="24"/>
+        </w:rPr>
+        <w:hyperlink r:id="rId10" w:history="1">
+          <w:r>
+            <w:rPr>
+              <w:rStyle w:val="Hyperlink"/>
+            </w:rPr>
+            <w:t>r</w:t>
+          </w:r>
+        </w:hyperlink>
+      </w:r>
+      <w:r>
+        <w:rPr>
+          <w:u w:val="single" w:color="0000ff"/>
+          <w:rFonts w:ascii="Charis SIL Regular" w:hAnsi="Charis SIL Regular" w:eastAsia="Charis SIL Regular"/>
+          <w:b w:val="0"/>
+          <w:i w:val="0"/>
+          <w:color w:val="000000"/>
+          <w:sz w:val="24"/>
+        </w:rPr>
+        <w:hyperlink r:id="rId10" w:history="1">
+          <w:r>
+            <w:rPr>
+              <w:rStyle w:val="Hyperlink"/>
+            </w:rPr>
+            <w:t>eat importan</w:t>
+          </w:r>
+        </w:hyperlink>
+      </w:r>
+      <w:r>
+        <w:rPr>
+          <w:u w:val="single" w:color="0000ff"/>
+          <w:rFonts w:ascii="Charis SIL Regular" w:hAnsi="Charis SIL Regular" w:eastAsia="Charis SIL Regular"/>
+          <w:b w:val="0"/>
+          <w:i w:val="0"/>
+          <w:color w:val="000000"/>
+          <w:sz w:val="24"/>
+        </w:rPr>
+        <w:hyperlink r:id="rId10" w:history="1">
+          <w:r>
+            <w:rPr>
+              <w:rStyle w:val="Hyperlink"/>
+            </w:rPr>
+            <w:t>c</w:t>
+          </w:r>
+        </w:hyperlink>
+      </w:r>
+      <w:r>
+        <w:rPr>
+          <w:u w:val="single" w:color="0000ff"/>
+          <w:rFonts w:ascii="Charis SIL Regular" w:hAnsi="Charis SIL Regular" w:eastAsia="Charis SIL Regular"/>
+          <w:b w:val="0"/>
+          <w:i w:val="0"/>
+          <w:color w:val="000000"/>
+          <w:sz w:val="24"/>
+        </w:rPr>
+        <w:hyperlink r:id="rId10" w:history="1">
+          <w:r>
+            <w:rPr>
+              <w:rStyle w:val="Hyperlink"/>
+            </w:rPr>
+            <w:t>e fo</w:t>
+          </w:r>
+        </w:hyperlink>
       </w:r>
       <w:r>
         <w:rPr>
@@ -1179,57 +1269,13 @@
       </w:r>
       <w:r>
         <w:rPr>
-          <w:u w:val="single" w:color="0000ff"/>
           <w:rFonts w:ascii="Charis SIL Regular" w:hAnsi="Charis SIL Regular" w:eastAsia="Charis SIL Regular"/>
           <w:b w:val="0"/>
           <w:i w:val="0"/>
           <w:color w:val="000000"/>
           <w:sz w:val="24"/>
         </w:rPr>
-        <w:hyperlink r:id="rId12" w:history="1">
-          <w:r>
-            <w:rPr>
-              <w:rStyle w:val="Hyperlink"/>
-            </w:rPr>
-            <w:t>Genoo</w:t>
-          </w:r>
-        </w:hyperlink>
-      </w:r>
-      <w:r>
-        <w:rPr>
-          <w:u w:val="single" w:color="0000ff"/>
-          <w:rFonts w:ascii="Charis SIL Regular" w:hAnsi="Charis SIL Regular" w:eastAsia="Charis SIL Regular"/>
-          <w:b w:val="0"/>
-          <w:i w:val="0"/>
-          <w:color w:val="000000"/>
-          <w:sz w:val="24"/>
-        </w:rPr>
-        <w:hyperlink r:id="rId12" w:history="1">
-          <w:r>
-            <w:rPr>
-              <w:rStyle w:val="Hyperlink"/>
-            </w:rPr>
-            <w:t>t</w:t>
-          </w:r>
-        </w:hyperlink>
-      </w:r>
-      <w:r>
-        <w:rPr>
-          <w:u w:val="single" w:color="0000ff"/>
-          <w:rFonts w:ascii="Charis SIL Regular" w:hAnsi="Charis SIL Regular" w:eastAsia="Charis SIL Regular"/>
-          <w:b w:val="0"/>
-          <w:i w:val="0"/>
-          <w:color w:val="000000"/>
-          <w:sz w:val="24"/>
-        </w:rPr>
-        <w:hyperlink r:id="rId12" w:history="1">
-          <w:r>
-            <w:rPr>
-              <w:rStyle w:val="Hyperlink"/>
-            </w:rPr>
-            <w:t xml:space="preserve">schap, see </w:t>
-          </w:r>
-        </w:hyperlink>
+        <w:t xml:space="preserve">Genootschap, see </w:t>
       </w:r>
       <w:r>
         <w:rPr>
@@ -2743,7 +2789,7 @@
           <w:sz w:val="24"/>
           <w:u w:val="single"/>
         </w:rPr>
-        <w:hyperlink r:id="rId10" w:history="1">
+        <w:hyperlink r:id="rId21" w:history="1">
           <w:r>
             <w:rPr>
               <w:rStyle w:val="Hyperlink"/>
@@ -2790,7 +2836,7 @@
           <w:sz w:val="24"/>
           <w:u w:val="single"/>
         </w:rPr>
-        <w:hyperlink r:id="rId21" w:history="1">
+        <w:hyperlink r:id="rId10" w:history="1">
           <w:r>
             <w:rPr>
               <w:rStyle w:val="Hyperlink"/>
@@ -2819,7 +2865,7 @@
           <w:sz w:val="24"/>
           <w:u w:val="single"/>
         </w:rPr>
-        <w:hyperlink r:id="rId21" w:history="1">
+        <w:hyperlink r:id="rId10" w:history="1">
           <w:r>
             <w:rPr>
               <w:rStyle w:val="Hyperlink"/>
@@ -3043,7 +3089,7 @@
           <w:sz w:val="24"/>
           <w:u w:val="single"/>
         </w:rPr>
-        <w:hyperlink r:id="rId10" w:history="1">
+        <w:hyperlink r:id="rId21" w:history="1">
           <w:r>
             <w:rPr>
               <w:rStyle w:val="Hyperlink"/>
@@ -3078,7 +3124,36 @@
           <w:color w:val="000000"/>
           <w:sz w:val="24"/>
         </w:rPr>
-        <w:t xml:space="preserve"> (KITLV). Through such organisati</w:t>
+        <w:t xml:space="preserve"> (KITL</w:t>
+      </w:r>
+      <w:r>
+        <w:rPr>
+          <w:u w:val="single" w:color="0000ff"/>
+          <w:rFonts w:ascii="Charis SIL Regular" w:hAnsi="Charis SIL Regular" w:eastAsia="Charis SIL Regular"/>
+          <w:b w:val="0"/>
+          <w:i w:val="0"/>
+          <w:color w:val="000000"/>
+          <w:sz w:val="24"/>
+        </w:rPr>
+        <w:t>V). Through such o</w:t>
+      </w:r>
+      <w:r>
+        <w:rPr>
+          <w:u w:val="single" w:color="0000ff"/>
+          <w:rFonts w:ascii="Charis SIL Regular" w:hAnsi="Charis SIL Regular" w:eastAsia="Charis SIL Regular"/>
+          <w:b w:val="0"/>
+          <w:i w:val="0"/>
+          <w:color w:val="000000"/>
+          <w:sz w:val="24"/>
+        </w:rPr>
+        <w:hyperlink r:id="rId21" w:history="1">
+          <w:r>
+            <w:rPr>
+              <w:rStyle w:val="Hyperlink"/>
+            </w:rPr>
+            <w:t>rganisati</w:t>
+          </w:r>
+        </w:hyperlink>
       </w:r>
       <w:r>
         <w:rPr>
@@ -3199,118 +3274,45 @@
           <w:color w:val="000000"/>
           <w:sz w:val="24"/>
         </w:rPr>
+        <w:t>tific research were pu</w:t>
+      </w:r>
+      <w:r>
+        <w:rPr>
+          <w:rFonts w:ascii="Charis SIL Regular" w:hAnsi="Charis SIL Regular" w:eastAsia="Charis SIL Regular"/>
+          <w:b w:val="0"/>
+          <w:i w:val="0"/>
+          <w:color w:val="000000"/>
+          <w:sz w:val="24"/>
+        </w:rPr>
+        <w:t>bl</w:t>
+      </w:r>
+      <w:r>
+        <w:rPr>
+          <w:u w:val="single" w:color="0000ff"/>
+          <w:rFonts w:ascii="Charis SIL Regular" w:hAnsi="Charis SIL Regular" w:eastAsia="Charis SIL Regular"/>
+          <w:b w:val="0"/>
+          <w:i w:val="0"/>
+          <w:color w:val="000000"/>
+          <w:sz w:val="24"/>
+        </w:rPr>
         <w:hyperlink r:id="rId21" w:history="1">
           <w:r>
             <w:rPr>
               <w:rStyle w:val="Hyperlink"/>
             </w:rPr>
-            <w:t>tifi</w:t>
+            <w:t>ished in</w:t>
           </w:r>
         </w:hyperlink>
       </w:r>
       <w:r>
         <w:rPr>
-          <w:u w:val="single" w:color="0000ff"/>
           <w:rFonts w:ascii="Charis SIL Regular" w:hAnsi="Charis SIL Regular" w:eastAsia="Charis SIL Regular"/>
           <w:b w:val="0"/>
           <w:i w:val="0"/>
           <w:color w:val="000000"/>
           <w:sz w:val="24"/>
         </w:rPr>
-        <w:t>c</w:t>
-      </w:r>
-      <w:r>
-        <w:rPr>
-          <w:u w:val="single" w:color="0000ff"/>
-          <w:rFonts w:ascii="Charis SIL Regular" w:hAnsi="Charis SIL Regular" w:eastAsia="Charis SIL Regular"/>
-          <w:b w:val="0"/>
-          <w:i w:val="0"/>
-          <w:color w:val="000000"/>
-          <w:sz w:val="24"/>
-        </w:rPr>
-        <w:t xml:space="preserve"> </w:t>
-      </w:r>
-      <w:r>
-        <w:rPr>
-          <w:u w:val="single" w:color="0000ff"/>
-          <w:rFonts w:ascii="Charis SIL Regular" w:hAnsi="Charis SIL Regular" w:eastAsia="Charis SIL Regular"/>
-          <w:b w:val="0"/>
-          <w:i w:val="0"/>
-          <w:color w:val="000000"/>
-          <w:sz w:val="24"/>
-        </w:rPr>
-        <w:hyperlink r:id="rId21" w:history="1">
-          <w:r>
-            <w:rPr>
-              <w:rStyle w:val="Hyperlink"/>
-            </w:rPr>
-            <w:t>research w</w:t>
-          </w:r>
-        </w:hyperlink>
-      </w:r>
-      <w:r>
-        <w:rPr>
-          <w:u w:val="single" w:color="0000ff"/>
-          <w:rFonts w:ascii="Charis SIL Regular" w:hAnsi="Charis SIL Regular" w:eastAsia="Charis SIL Regular"/>
-          <w:b w:val="0"/>
-          <w:i w:val="0"/>
-          <w:color w:val="000000"/>
-          <w:sz w:val="24"/>
-        </w:rPr>
-        <w:hyperlink r:id="rId21" w:history="1">
-          <w:r>
-            <w:rPr>
-              <w:rStyle w:val="Hyperlink"/>
-            </w:rPr>
-            <w:t>ere pub</w:t>
-          </w:r>
-        </w:hyperlink>
-      </w:r>
-      <w:r>
-        <w:rPr>
-          <w:u w:val="single" w:color="0000ff"/>
-          <w:rFonts w:ascii="Charis SIL Regular" w:hAnsi="Charis SIL Regular" w:eastAsia="Charis SIL Regular"/>
-          <w:b w:val="0"/>
-          <w:i w:val="0"/>
-          <w:color w:val="000000"/>
-          <w:sz w:val="24"/>
-        </w:rPr>
-        <w:hyperlink r:id="rId21" w:history="1">
-          <w:r>
-            <w:rPr>
-              <w:rStyle w:val="Hyperlink"/>
-            </w:rPr>
-            <w:t>l</w:t>
-          </w:r>
-        </w:hyperlink>
-      </w:r>
-      <w:r>
-        <w:rPr>
-          <w:u w:val="single" w:color="0000ff"/>
-          <w:rFonts w:ascii="Charis SIL Regular" w:hAnsi="Charis SIL Regular" w:eastAsia="Charis SIL Regular"/>
-          <w:b w:val="0"/>
-          <w:i w:val="0"/>
-          <w:color w:val="000000"/>
-          <w:sz w:val="24"/>
-        </w:rPr>
-        <w:hyperlink r:id="rId21" w:history="1">
-          <w:r>
-            <w:rPr>
-              <w:rStyle w:val="Hyperlink"/>
-            </w:rPr>
-            <w:t xml:space="preserve">ished </w:t>
-          </w:r>
-        </w:hyperlink>
-      </w:r>
-      <w:r>
-        <w:rPr>
-          <w:rFonts w:ascii="Charis SIL Regular" w:hAnsi="Charis SIL Regular" w:eastAsia="Charis SIL Regular"/>
-          <w:b w:val="0"/>
-          <w:i w:val="0"/>
-          <w:color w:val="000000"/>
-          <w:sz w:val="24"/>
-        </w:rPr>
-        <w:t xml:space="preserve">in journals and books. The objects, documents </w:t>
+        <w:t xml:space="preserve"> journals and books. The objects, documents </w:t>
       </w:r>
       <w:r>
         <w:rPr>
@@ -4124,8 +4126,45 @@
           <w:i w:val="0"/>
           <w:color w:val="0000FF"/>
           <w:sz w:val="24"/>
-        </w:rPr>
-        <w:t>Rijksmuseum A</w:t>
+          <w:u w:val="single"/>
+        </w:rPr>
+        <w:hyperlink r:id="rId25" w:history="1">
+          <w:r>
+            <w:rPr>
+              <w:rStyle w:val="Hyperlink"/>
+            </w:rPr>
+            <w:t>Rijksmuseum</w:t>
+          </w:r>
+        </w:hyperlink>
+      </w:r>
+      <w:r>
+        <w:rPr>
+          <w:rFonts w:ascii="Charis SIL Regular" w:hAnsi="Charis SIL Regular" w:eastAsia="Charis SIL Regular"/>
+          <w:b w:val="0"/>
+          <w:i w:val="0"/>
+          <w:color w:val="0000FF"/>
+          <w:sz w:val="24"/>
+          <w:u w:val="single"/>
+        </w:rPr>
+        <w:t xml:space="preserve"> </w:t>
+      </w:r>
+      <w:r>
+        <w:rPr>
+          <w:rFonts w:ascii="Charis SIL Regular" w:hAnsi="Charis SIL Regular" w:eastAsia="Charis SIL Regular"/>
+          <w:b w:val="0"/>
+          <w:i w:val="0"/>
+          <w:color w:val="0000FF"/>
+          <w:sz w:val="24"/>
+          <w:u w:val="single"/>
+        </w:rPr>
+        <w:hyperlink r:id="rId25" w:history="1">
+          <w:r>
+            <w:rPr>
+              <w:rStyle w:val="Hyperlink"/>
+            </w:rPr>
+            <w:t>A</w:t>
+          </w:r>
+        </w:hyperlink>
       </w:r>
       <w:r>
         <w:rPr>
@@ -4201,8 +4240,16 @@
           <w:i w:val="0"/>
           <w:color w:val="0000FF"/>
           <w:sz w:val="24"/>
-        </w:rPr>
-        <w:t>Mus</w:t>
+          <w:u w:val="single"/>
+        </w:rPr>
+        <w:hyperlink r:id="rId27" w:history="1">
+          <w:r>
+            <w:rPr>
+              <w:rStyle w:val="Hyperlink"/>
+            </w:rPr>
+            <w:t>Mus</w:t>
+          </w:r>
+        </w:hyperlink>
       </w:r>
       <w:r>
         <w:rPr>
@@ -4213,7 +4260,7 @@
           <w:sz w:val="24"/>
           <w:u w:val="single"/>
         </w:rPr>
-        <w:hyperlink r:id="rId27" w:history="1">
+        <w:hyperlink r:id="rId28" w:history="1">
           <w:r>
             <w:rPr>
               <w:rStyle w:val="Hyperlink"/>
@@ -4242,7 +4289,7 @@
           <w:sz w:val="24"/>
           <w:u w:val="single"/>
         </w:rPr>
-        <w:hyperlink r:id="rId27" w:history="1">
+        <w:hyperlink r:id="rId28" w:history="1">
           <w:r>
             <w:rPr>
               <w:rStyle w:val="Hyperlink"/>
@@ -4260,7 +4307,7 @@
           <w:sz w:val="24"/>
           <w:u w:val="single"/>
         </w:rPr>
-        <w:hyperlink r:id="rId27" w:history="1">
+        <w:hyperlink r:id="rId28" w:history="1">
           <w:r>
             <w:rPr>
               <w:rStyle w:val="Hyperlink"/>
@@ -4278,7 +4325,7 @@
           <w:color w:val="000000"/>
           <w:sz w:val="24"/>
         </w:rPr>
-        <w:hyperlink r:id="rId27" w:history="1">
+        <w:hyperlink r:id="rId28" w:history="1">
           <w:r>
             <w:rPr>
               <w:rStyle w:val="Hyperlink"/>
@@ -4346,7 +4393,7 @@
           <w:sz w:val="24"/>
           <w:u w:val="single"/>
         </w:rPr>
-        <w:hyperlink r:id="rId28" w:history="1">
+        <w:hyperlink r:id="rId29" w:history="1">
           <w:r>
             <w:rPr>
               <w:rStyle w:val="Hyperlink"/>
@@ -4364,7 +4411,7 @@
           <w:sz w:val="24"/>
           <w:u w:val="single"/>
         </w:rPr>
-        <w:hyperlink r:id="rId28" w:history="1">
+        <w:hyperlink r:id="rId29" w:history="1">
           <w:r>
             <w:rPr>
               <w:rStyle w:val="Hyperlink"/>
@@ -4393,7 +4440,7 @@
           <w:sz w:val="24"/>
           <w:u w:val="single"/>
         </w:rPr>
-        <w:hyperlink r:id="rId28" w:history="1">
+        <w:hyperlink r:id="rId29" w:history="1">
           <w:r>
             <w:rPr>
               <w:rStyle w:val="Hyperlink"/>
@@ -4471,7 +4518,7 @@
           <w:sz w:val="24"/>
           <w:u w:val="single"/>
         </w:rPr>
-        <w:hyperlink r:id="rId29" w:history="1">
+        <w:hyperlink r:id="rId30" w:history="1">
           <w:r>
             <w:rPr>
               <w:rStyle w:val="Hyperlink"/>
@@ -4500,7 +4547,7 @@
           <w:sz w:val="24"/>
           <w:u w:val="single"/>
         </w:rPr>
-        <w:hyperlink r:id="rId29" w:history="1">
+        <w:hyperlink r:id="rId30" w:history="1">
           <w:r>
             <w:rPr>
               <w:rStyle w:val="Hyperlink"/>
@@ -4528,7 +4575,7 @@
           <w:sz w:val="24"/>
           <w:u w:val="single"/>
         </w:rPr>
-        <w:hyperlink r:id="rId30" w:history="1">
+        <w:hyperlink r:id="rId31" w:history="1">
           <w:r>
             <w:rPr>
               <w:rStyle w:val="Hyperlink"/>
@@ -4556,7 +4603,7 @@
           <w:color w:val="000000"/>
           <w:sz w:val="24"/>
         </w:rPr>
-        <w:hyperlink r:id="rId29" w:history="1">
+        <w:hyperlink r:id="rId30" w:history="1">
           <w:r>
             <w:rPr>
               <w:rStyle w:val="Hyperlink"/>
@@ -4574,7 +4621,7 @@
           <w:color w:val="000000"/>
           <w:sz w:val="24"/>
         </w:rPr>
-        <w:hyperlink r:id="rId29" w:history="1">
+        <w:hyperlink r:id="rId30" w:history="1">
           <w:r>
             <w:rPr>
               <w:rStyle w:val="Hyperlink"/>
@@ -4602,7 +4649,7 @@
           <w:color w:val="000000"/>
           <w:sz w:val="24"/>
         </w:rPr>
-        <w:hyperlink r:id="rId30" w:history="1">
+        <w:hyperlink r:id="rId31" w:history="1">
           <w:r>
             <w:rPr>
               <w:rStyle w:val="Hyperlink"/>

--- a/EXPORTS/DOCX/published/niveau2/English/Indonesia.docx
+++ b/EXPORTS/DOCX/published/niveau2/English/Indonesia.docx
@@ -2385,7 +2385,7 @@
           <w:sz w:val="24"/>
           <w:u w:val="single"/>
         </w:rPr>
-        <w:hyperlink r:id="rId20" w:history="1">
+        <w:hyperlink r:id="rId21" w:history="1">
           <w:r>
             <w:rPr>
               <w:rStyle w:val="Hyperlink"/>
@@ -2713,7 +2713,7 @@
           <w:sz w:val="24"/>
           <w:u w:val="single"/>
         </w:rPr>
-        <w:hyperlink r:id="rId21" w:history="1">
+        <w:hyperlink r:id="rId22" w:history="1">
           <w:r>
             <w:rPr>
               <w:rStyle w:val="Hyperlink"/>
@@ -2742,7 +2742,7 @@
           <w:sz w:val="24"/>
           <w:u w:val="single"/>
         </w:rPr>
-        <w:hyperlink r:id="rId21" w:history="1">
+        <w:hyperlink r:id="rId22" w:history="1">
           <w:r>
             <w:rPr>
               <w:rStyle w:val="Hyperlink"/>
@@ -2771,7 +2771,7 @@
           <w:sz w:val="24"/>
           <w:u w:val="single"/>
         </w:rPr>
-        <w:hyperlink r:id="rId21" w:history="1">
+        <w:hyperlink r:id="rId22" w:history="1">
           <w:r>
             <w:rPr>
               <w:rStyle w:val="Hyperlink"/>
@@ -2789,7 +2789,7 @@
           <w:sz w:val="24"/>
           <w:u w:val="single"/>
         </w:rPr>
-        <w:hyperlink r:id="rId21" w:history="1">
+        <w:hyperlink r:id="rId10" w:history="1">
           <w:r>
             <w:rPr>
               <w:rStyle w:val="Hyperlink"/>
@@ -2818,7 +2818,7 @@
           <w:sz w:val="24"/>
           <w:u w:val="single"/>
         </w:rPr>
-        <w:hyperlink r:id="rId21" w:history="1">
+        <w:hyperlink r:id="rId22" w:history="1">
           <w:r>
             <w:rPr>
               <w:rStyle w:val="Hyperlink"/>
@@ -2836,7 +2836,7 @@
           <w:sz w:val="24"/>
           <w:u w:val="single"/>
         </w:rPr>
-        <w:hyperlink r:id="rId10" w:history="1">
+        <w:hyperlink r:id="rId22" w:history="1">
           <w:r>
             <w:rPr>
               <w:rStyle w:val="Hyperlink"/>
@@ -2865,7 +2865,7 @@
           <w:sz w:val="24"/>
           <w:u w:val="single"/>
         </w:rPr>
-        <w:hyperlink r:id="rId10" w:history="1">
+        <w:hyperlink r:id="rId22" w:history="1">
           <w:r>
             <w:rPr>
               <w:rStyle w:val="Hyperlink"/>
@@ -2883,7 +2883,7 @@
           <w:sz w:val="24"/>
           <w:u w:val="single"/>
         </w:rPr>
-        <w:hyperlink r:id="rId10" w:history="1">
+        <w:hyperlink r:id="rId22" w:history="1">
           <w:r>
             <w:rPr>
               <w:rStyle w:val="Hyperlink"/>
@@ -3089,7 +3089,7 @@
           <w:sz w:val="24"/>
           <w:u w:val="single"/>
         </w:rPr>
-        <w:hyperlink r:id="rId21" w:history="1">
+        <w:hyperlink r:id="rId10" w:history="1">
           <w:r>
             <w:rPr>
               <w:rStyle w:val="Hyperlink"/>
@@ -3107,7 +3107,7 @@
           <w:sz w:val="24"/>
           <w:u w:val="single"/>
         </w:rPr>
-        <w:hyperlink r:id="rId21" w:history="1">
+        <w:hyperlink r:id="rId22" w:history="1">
           <w:r>
             <w:rPr>
               <w:rStyle w:val="Hyperlink"/>
@@ -3135,7 +3135,14 @@
           <w:color w:val="000000"/>
           <w:sz w:val="24"/>
         </w:rPr>
-        <w:t>V). Through such o</w:t>
+        <w:hyperlink r:id="rId22" w:history="1">
+          <w:r>
+            <w:rPr>
+              <w:rStyle w:val="Hyperlink"/>
+            </w:rPr>
+            <w:t>V). Th</w:t>
+          </w:r>
+        </w:hyperlink>
       </w:r>
       <w:r>
         <w:rPr>
@@ -3146,7 +3153,25 @@
           <w:color w:val="000000"/>
           <w:sz w:val="24"/>
         </w:rPr>
-        <w:hyperlink r:id="rId21" w:history="1">
+        <w:hyperlink r:id="rId22" w:history="1">
+          <w:r>
+            <w:rPr>
+              <w:rStyle w:val="Hyperlink"/>
+            </w:rPr>
+            <w:t>rough such o</w:t>
+          </w:r>
+        </w:hyperlink>
+      </w:r>
+      <w:r>
+        <w:rPr>
+          <w:u w:val="single" w:color="0000ff"/>
+          <w:rFonts w:ascii="Charis SIL Regular" w:hAnsi="Charis SIL Regular" w:eastAsia="Charis SIL Regular"/>
+          <w:b w:val="0"/>
+          <w:i w:val="0"/>
+          <w:color w:val="000000"/>
+          <w:sz w:val="24"/>
+        </w:rPr>
+        <w:hyperlink r:id="rId22" w:history="1">
           <w:r>
             <w:rPr>
               <w:rStyle w:val="Hyperlink"/>
@@ -3164,7 +3189,7 @@
           <w:color w:val="000000"/>
           <w:sz w:val="24"/>
         </w:rPr>
-        <w:hyperlink r:id="rId21" w:history="1">
+        <w:hyperlink r:id="rId22" w:history="1">
           <w:r>
             <w:rPr>
               <w:rStyle w:val="Hyperlink"/>
@@ -3181,7 +3206,7 @@
           <w:color w:val="000000"/>
           <w:sz w:val="24"/>
         </w:rPr>
-        <w:hyperlink r:id="rId21" w:history="1">
+        <w:hyperlink r:id="rId22" w:history="1">
           <w:r>
             <w:rPr>
               <w:rStyle w:val="Hyperlink"/>
@@ -3209,17 +3234,37 @@
           <w:color w:val="000000"/>
           <w:sz w:val="24"/>
         </w:rPr>
-        <w:hyperlink r:id="rId21" w:history="1">
+        <w:hyperlink r:id="rId22" w:history="1">
           <w:r>
             <w:rPr>
               <w:rStyle w:val="Hyperlink"/>
             </w:rPr>
-            <w:t xml:space="preserve">findings </w:t>
+            <w:t>findings</w:t>
           </w:r>
         </w:hyperlink>
       </w:r>
       <w:r>
         <w:rPr>
+          <w:rFonts w:ascii="Charis SIL Regular" w:hAnsi="Charis SIL Regular" w:eastAsia="Charis SIL Regular"/>
+          <w:b w:val="0"/>
+          <w:i w:val="0"/>
+          <w:color w:val="000000"/>
+          <w:sz w:val="24"/>
+        </w:rPr>
+        <w:t xml:space="preserve"> </w:t>
+      </w:r>
+      <w:r>
+        <w:rPr>
+          <w:rFonts w:ascii="Charis SIL Regular" w:hAnsi="Charis SIL Regular" w:eastAsia="Charis SIL Regular"/>
+          <w:b w:val="0"/>
+          <w:i w:val="0"/>
+          <w:color w:val="000000"/>
+          <w:sz w:val="24"/>
+        </w:rPr>
+        <w:t>o</w:t>
+      </w:r>
+      <w:r>
+        <w:rPr>
           <w:u w:val="single" w:color="0000ff"/>
           <w:rFonts w:ascii="Charis SIL Regular" w:hAnsi="Charis SIL Regular" w:eastAsia="Charis SIL Regular"/>
           <w:b w:val="0"/>
@@ -3227,18 +3272,7 @@
           <w:color w:val="000000"/>
           <w:sz w:val="24"/>
         </w:rPr>
-        <w:t>o</w:t>
-      </w:r>
-      <w:r>
-        <w:rPr>
-          <w:u w:val="single" w:color="0000ff"/>
-          <w:rFonts w:ascii="Charis SIL Regular" w:hAnsi="Charis SIL Regular" w:eastAsia="Charis SIL Regular"/>
-          <w:b w:val="0"/>
-          <w:i w:val="0"/>
-          <w:color w:val="000000"/>
-          <w:sz w:val="24"/>
-        </w:rPr>
-        <w:hyperlink r:id="rId21" w:history="1">
+        <w:hyperlink r:id="rId22" w:history="1">
           <w:r>
             <w:rPr>
               <w:rStyle w:val="Hyperlink"/>
@@ -3256,7 +3290,7 @@
           <w:color w:val="000000"/>
           <w:sz w:val="24"/>
         </w:rPr>
-        <w:hyperlink r:id="rId21" w:history="1">
+        <w:hyperlink r:id="rId22" w:history="1">
           <w:r>
             <w:rPr>
               <w:rStyle w:val="Hyperlink"/>
@@ -3274,7 +3308,14 @@
           <w:color w:val="000000"/>
           <w:sz w:val="24"/>
         </w:rPr>
-        <w:t>tific research were pu</w:t>
+        <w:hyperlink r:id="rId22" w:history="1">
+          <w:r>
+            <w:rPr>
+              <w:rStyle w:val="Hyperlink"/>
+            </w:rPr>
+            <w:t>tif</w:t>
+          </w:r>
+        </w:hyperlink>
       </w:r>
       <w:r>
         <w:rPr>
@@ -3284,7 +3325,24 @@
           <w:color w:val="000000"/>
           <w:sz w:val="24"/>
         </w:rPr>
-        <w:t>bl</w:t>
+        <w:hyperlink r:id="rId22" w:history="1">
+          <w:r>
+            <w:rPr>
+              <w:rStyle w:val="Hyperlink"/>
+            </w:rPr>
+            <w:t>i</w:t>
+          </w:r>
+        </w:hyperlink>
+      </w:r>
+      <w:r>
+        <w:rPr>
+          <w:rFonts w:ascii="Charis SIL Regular" w:hAnsi="Charis SIL Regular" w:eastAsia="Charis SIL Regular"/>
+          <w:b w:val="0"/>
+          <w:i w:val="0"/>
+          <w:color w:val="000000"/>
+          <w:sz w:val="24"/>
+        </w:rPr>
+        <w:t>c</w:t>
       </w:r>
       <w:r>
         <w:rPr>
@@ -3295,7 +3353,72 @@
           <w:color w:val="000000"/>
           <w:sz w:val="24"/>
         </w:rPr>
-        <w:hyperlink r:id="rId21" w:history="1">
+        <w:t xml:space="preserve"> </w:t>
+      </w:r>
+      <w:r>
+        <w:rPr>
+          <w:u w:val="single" w:color="0000ff"/>
+          <w:rFonts w:ascii="Charis SIL Regular" w:hAnsi="Charis SIL Regular" w:eastAsia="Charis SIL Regular"/>
+          <w:b w:val="0"/>
+          <w:i w:val="0"/>
+          <w:color w:val="000000"/>
+          <w:sz w:val="24"/>
+        </w:rPr>
+        <w:hyperlink r:id="rId22" w:history="1">
+          <w:r>
+            <w:rPr>
+              <w:rStyle w:val="Hyperlink"/>
+            </w:rPr>
+            <w:t>research w</w:t>
+          </w:r>
+        </w:hyperlink>
+      </w:r>
+      <w:r>
+        <w:rPr>
+          <w:u w:val="single" w:color="0000ff"/>
+          <w:rFonts w:ascii="Charis SIL Regular" w:hAnsi="Charis SIL Regular" w:eastAsia="Charis SIL Regular"/>
+          <w:b w:val="0"/>
+          <w:i w:val="0"/>
+          <w:color w:val="000000"/>
+          <w:sz w:val="24"/>
+        </w:rPr>
+        <w:hyperlink r:id="rId22" w:history="1">
+          <w:r>
+            <w:rPr>
+              <w:rStyle w:val="Hyperlink"/>
+            </w:rPr>
+            <w:t>ere pub</w:t>
+          </w:r>
+        </w:hyperlink>
+      </w:r>
+      <w:r>
+        <w:rPr>
+          <w:u w:val="single" w:color="0000ff"/>
+          <w:rFonts w:ascii="Charis SIL Regular" w:hAnsi="Charis SIL Regular" w:eastAsia="Charis SIL Regular"/>
+          <w:b w:val="0"/>
+          <w:i w:val="0"/>
+          <w:color w:val="000000"/>
+          <w:sz w:val="24"/>
+        </w:rPr>
+        <w:hyperlink r:id="rId22" w:history="1">
+          <w:r>
+            <w:rPr>
+              <w:rStyle w:val="Hyperlink"/>
+            </w:rPr>
+            <w:t>l</w:t>
+          </w:r>
+        </w:hyperlink>
+      </w:r>
+      <w:r>
+        <w:rPr>
+          <w:u w:val="single" w:color="0000ff"/>
+          <w:rFonts w:ascii="Charis SIL Regular" w:hAnsi="Charis SIL Regular" w:eastAsia="Charis SIL Regular"/>
+          <w:b w:val="0"/>
+          <w:i w:val="0"/>
+          <w:color w:val="000000"/>
+          <w:sz w:val="24"/>
+        </w:rPr>
+        <w:hyperlink r:id="rId22" w:history="1">
           <w:r>
             <w:rPr>
               <w:rStyle w:val="Hyperlink"/>
@@ -3353,7 +3476,7 @@
           <w:sz w:val="24"/>
           <w:u w:val="single"/>
         </w:rPr>
-        <w:hyperlink r:id="rId22" w:history="1">
+        <w:hyperlink r:id="rId23" w:history="1">
           <w:r>
             <w:rPr>
               <w:rStyle w:val="Hyperlink"/>
@@ -3382,7 +3505,7 @@
           <w:sz w:val="24"/>
           <w:u w:val="single"/>
         </w:rPr>
-        <w:hyperlink r:id="rId22" w:history="1">
+        <w:hyperlink r:id="rId23" w:history="1">
           <w:r>
             <w:rPr>
               <w:rStyle w:val="Hyperlink"/>
@@ -3543,7 +3666,7 @@
           <w:sz w:val="24"/>
           <w:u w:val="single"/>
         </w:rPr>
-        <w:hyperlink r:id="rId23" w:history="1">
+        <w:hyperlink r:id="rId24" w:history="1">
           <w:r>
             <w:rPr>
               <w:rStyle w:val="Hyperlink"/>
@@ -3572,7 +3695,7 @@
           <w:sz w:val="24"/>
           <w:u w:val="single"/>
         </w:rPr>
-        <w:hyperlink r:id="rId23" w:history="1">
+        <w:hyperlink r:id="rId24" w:history="1">
           <w:r>
             <w:rPr>
               <w:rStyle w:val="Hyperlink"/>
@@ -3802,7 +3925,7 @@
           <w:sz w:val="24"/>
           <w:u w:val="single"/>
         </w:rPr>
-        <w:hyperlink r:id="rId24" w:history="1">
+        <w:hyperlink r:id="rId25" w:history="1">
           <w:r>
             <w:rPr>
               <w:rStyle w:val="Hyperlink"/>
@@ -3831,7 +3954,7 @@
           <w:sz w:val="24"/>
           <w:u w:val="single"/>
         </w:rPr>
-        <w:hyperlink r:id="rId24" w:history="1">
+        <w:hyperlink r:id="rId25" w:history="1">
           <w:r>
             <w:rPr>
               <w:rStyle w:val="Hyperlink"/>
@@ -3860,7 +3983,7 @@
           <w:sz w:val="24"/>
           <w:u w:val="single"/>
         </w:rPr>
-        <w:hyperlink r:id="rId24" w:history="1">
+        <w:hyperlink r:id="rId25" w:history="1">
           <w:r>
             <w:rPr>
               <w:rStyle w:val="Hyperlink"/>
@@ -3889,7 +4012,7 @@
           <w:sz w:val="24"/>
           <w:u w:val="single"/>
         </w:rPr>
-        <w:hyperlink r:id="rId24" w:history="1">
+        <w:hyperlink r:id="rId25" w:history="1">
           <w:r>
             <w:rPr>
               <w:rStyle w:val="Hyperlink"/>
@@ -3918,7 +4041,7 @@
           <w:sz w:val="24"/>
           <w:u w:val="single"/>
         </w:rPr>
-        <w:hyperlink r:id="rId24" w:history="1">
+        <w:hyperlink r:id="rId25" w:history="1">
           <w:r>
             <w:rPr>
               <w:rStyle w:val="Hyperlink"/>
@@ -3986,7 +4109,7 @@
           <w:sz w:val="24"/>
           <w:u w:val="single"/>
         </w:rPr>
-        <w:hyperlink r:id="rId25" w:history="1">
+        <w:hyperlink r:id="rId26" w:history="1">
           <w:r>
             <w:rPr>
               <w:rStyle w:val="Hyperlink"/>
@@ -4015,7 +4138,7 @@
           <w:sz w:val="24"/>
           <w:u w:val="single"/>
         </w:rPr>
-        <w:hyperlink r:id="rId25" w:history="1">
+        <w:hyperlink r:id="rId26" w:history="1">
           <w:r>
             <w:rPr>
               <w:rStyle w:val="Hyperlink"/>
@@ -4044,7 +4167,7 @@
           <w:sz w:val="24"/>
           <w:u w:val="single"/>
         </w:rPr>
-        <w:hyperlink r:id="rId25" w:history="1">
+        <w:hyperlink r:id="rId26" w:history="1">
           <w:r>
             <w:rPr>
               <w:rStyle w:val="Hyperlink"/>
@@ -4100,7 +4223,7 @@
           <w:sz w:val="24"/>
           <w:u w:val="single"/>
         </w:rPr>
-        <w:hyperlink r:id="rId26" w:history="1">
+        <w:hyperlink r:id="rId27" w:history="1">
           <w:r>
             <w:rPr>
               <w:rStyle w:val="Hyperlink"/>
@@ -4128,7 +4251,7 @@
           <w:sz w:val="24"/>
           <w:u w:val="single"/>
         </w:rPr>
-        <w:hyperlink r:id="rId25" w:history="1">
+        <w:hyperlink r:id="rId28" w:history="1">
           <w:r>
             <w:rPr>
               <w:rStyle w:val="Hyperlink"/>
@@ -4157,7 +4280,7 @@
           <w:sz w:val="24"/>
           <w:u w:val="single"/>
         </w:rPr>
-        <w:hyperlink r:id="rId25" w:history="1">
+        <w:hyperlink r:id="rId28" w:history="1">
           <w:r>
             <w:rPr>
               <w:rStyle w:val="Hyperlink"/>
@@ -4175,7 +4298,7 @@
           <w:sz w:val="24"/>
           <w:u w:val="single"/>
         </w:rPr>
-        <w:hyperlink r:id="rId25" w:history="1">
+        <w:hyperlink r:id="rId28" w:history="1">
           <w:r>
             <w:rPr>
               <w:rStyle w:val="Hyperlink"/>
@@ -4193,7 +4316,7 @@
           <w:sz w:val="24"/>
           <w:u w:val="single"/>
         </w:rPr>
-        <w:hyperlink r:id="rId25" w:history="1">
+        <w:hyperlink r:id="rId28" w:history="1">
           <w:r>
             <w:rPr>
               <w:rStyle w:val="Hyperlink"/>
@@ -4211,7 +4334,7 @@
           <w:sz w:val="24"/>
           <w:u w:val="single"/>
         </w:rPr>
-        <w:hyperlink r:id="rId25" w:history="1">
+        <w:hyperlink r:id="rId28" w:history="1">
           <w:r>
             <w:rPr>
               <w:rStyle w:val="Hyperlink"/>
@@ -4240,16 +4363,8 @@
           <w:i w:val="0"/>
           <w:color w:val="0000FF"/>
           <w:sz w:val="24"/>
-          <w:u w:val="single"/>
-        </w:rPr>
-        <w:hyperlink r:id="rId27" w:history="1">
-          <w:r>
-            <w:rPr>
-              <w:rStyle w:val="Hyperlink"/>
-            </w:rPr>
-            <w:t>Mus</w:t>
-          </w:r>
-        </w:hyperlink>
+        </w:rPr>
+        <w:t>Mus</w:t>
       </w:r>
       <w:r>
         <w:rPr>
@@ -4592,25 +4707,7 @@
           <w:color w:val="000000"/>
           <w:sz w:val="24"/>
         </w:rPr>
-        <w:t xml:space="preserve"> These research aids provide a handy overview of relevant archi</w:t>
-      </w:r>
-      <w:r>
-        <w:rPr>
-          <w:u w:val="single" w:color="0000ff"/>
-          <w:rFonts w:ascii="Charis SIL Regular" w:hAnsi="Charis SIL Regular" w:eastAsia="Charis SIL Regular"/>
-          <w:b w:val="0"/>
-          <w:i w:val="0"/>
-          <w:color w:val="000000"/>
-          <w:sz w:val="24"/>
-        </w:rPr>
-        <w:hyperlink r:id="rId30" w:history="1">
-          <w:r>
-            <w:rPr>
-              <w:rStyle w:val="Hyperlink"/>
-            </w:rPr>
-            <w:t>ves an</w:t>
-          </w:r>
-        </w:hyperlink>
+        <w:t xml:space="preserve"> These research aids provide a handy overview of relevant archives an</w:t>
       </w:r>
       <w:r>
         <w:rPr>
@@ -5113,7 +5210,7 @@
       <w:pPr>
         <w:sectPr>
           <w:pgSz w:w="11900" w:h="16840"/>
-          <w:pgMar w:top="324" w:right="940" w:bottom="596" w:left="950" w:header="720" w:footer="720" w:gutter="0"/>
+          <w:pgMar w:top="324" w:right="940" w:bottom="606" w:left="950" w:header="720" w:footer="720" w:gutter="0"/>
           <w:cols/>
           <w:docGrid w:linePitch="360"/>
         </w:sectPr>

--- a/EXPORTS/DOCX/published/niveau2/English/Indonesia.docx
+++ b/EXPORTS/DOCX/published/niveau2/English/Indonesia.docx
@@ -2385,7 +2385,7 @@
           <w:sz w:val="24"/>
           <w:u w:val="single"/>
         </w:rPr>
-        <w:hyperlink r:id="rId21" w:history="1">
+        <w:hyperlink r:id="rId20" w:history="1">
           <w:r>
             <w:rPr>
               <w:rStyle w:val="Hyperlink"/>
@@ -2713,7 +2713,7 @@
           <w:sz w:val="24"/>
           <w:u w:val="single"/>
         </w:rPr>
-        <w:hyperlink r:id="rId22" w:history="1">
+        <w:hyperlink r:id="rId21" w:history="1">
           <w:r>
             <w:rPr>
               <w:rStyle w:val="Hyperlink"/>
@@ -2742,7 +2742,7 @@
           <w:sz w:val="24"/>
           <w:u w:val="single"/>
         </w:rPr>
-        <w:hyperlink r:id="rId22" w:history="1">
+        <w:hyperlink r:id="rId21" w:history="1">
           <w:r>
             <w:rPr>
               <w:rStyle w:val="Hyperlink"/>
@@ -2771,7 +2771,7 @@
           <w:sz w:val="24"/>
           <w:u w:val="single"/>
         </w:rPr>
-        <w:hyperlink r:id="rId22" w:history="1">
+        <w:hyperlink r:id="rId21" w:history="1">
           <w:r>
             <w:rPr>
               <w:rStyle w:val="Hyperlink"/>
@@ -2789,7 +2789,7 @@
           <w:sz w:val="24"/>
           <w:u w:val="single"/>
         </w:rPr>
-        <w:hyperlink r:id="rId10" w:history="1">
+        <w:hyperlink r:id="rId21" w:history="1">
           <w:r>
             <w:rPr>
               <w:rStyle w:val="Hyperlink"/>
@@ -2818,7 +2818,7 @@
           <w:sz w:val="24"/>
           <w:u w:val="single"/>
         </w:rPr>
-        <w:hyperlink r:id="rId22" w:history="1">
+        <w:hyperlink r:id="rId21" w:history="1">
           <w:r>
             <w:rPr>
               <w:rStyle w:val="Hyperlink"/>
@@ -2836,7 +2836,7 @@
           <w:sz w:val="24"/>
           <w:u w:val="single"/>
         </w:rPr>
-        <w:hyperlink r:id="rId22" w:history="1">
+        <w:hyperlink r:id="rId10" w:history="1">
           <w:r>
             <w:rPr>
               <w:rStyle w:val="Hyperlink"/>
@@ -2865,7 +2865,7 @@
           <w:sz w:val="24"/>
           <w:u w:val="single"/>
         </w:rPr>
-        <w:hyperlink r:id="rId22" w:history="1">
+        <w:hyperlink r:id="rId10" w:history="1">
           <w:r>
             <w:rPr>
               <w:rStyle w:val="Hyperlink"/>
@@ -2883,7 +2883,7 @@
           <w:sz w:val="24"/>
           <w:u w:val="single"/>
         </w:rPr>
-        <w:hyperlink r:id="rId22" w:history="1">
+        <w:hyperlink r:id="rId10" w:history="1">
           <w:r>
             <w:rPr>
               <w:rStyle w:val="Hyperlink"/>
@@ -3107,7 +3107,7 @@
           <w:sz w:val="24"/>
           <w:u w:val="single"/>
         </w:rPr>
-        <w:hyperlink r:id="rId22" w:history="1">
+        <w:hyperlink r:id="rId21" w:history="1">
           <w:r>
             <w:rPr>
               <w:rStyle w:val="Hyperlink"/>
@@ -3135,7 +3135,7 @@
           <w:color w:val="000000"/>
           <w:sz w:val="24"/>
         </w:rPr>
-        <w:hyperlink r:id="rId22" w:history="1">
+        <w:hyperlink r:id="rId21" w:history="1">
           <w:r>
             <w:rPr>
               <w:rStyle w:val="Hyperlink"/>
@@ -3153,7 +3153,7 @@
           <w:color w:val="000000"/>
           <w:sz w:val="24"/>
         </w:rPr>
-        <w:hyperlink r:id="rId22" w:history="1">
+        <w:hyperlink r:id="rId21" w:history="1">
           <w:r>
             <w:rPr>
               <w:rStyle w:val="Hyperlink"/>
@@ -3171,7 +3171,7 @@
           <w:color w:val="000000"/>
           <w:sz w:val="24"/>
         </w:rPr>
-        <w:hyperlink r:id="rId22" w:history="1">
+        <w:hyperlink r:id="rId21" w:history="1">
           <w:r>
             <w:rPr>
               <w:rStyle w:val="Hyperlink"/>
@@ -3189,7 +3189,7 @@
           <w:color w:val="000000"/>
           <w:sz w:val="24"/>
         </w:rPr>
-        <w:hyperlink r:id="rId22" w:history="1">
+        <w:hyperlink r:id="rId21" w:history="1">
           <w:r>
             <w:rPr>
               <w:rStyle w:val="Hyperlink"/>
@@ -3206,7 +3206,7 @@
           <w:color w:val="000000"/>
           <w:sz w:val="24"/>
         </w:rPr>
-        <w:hyperlink r:id="rId22" w:history="1">
+        <w:hyperlink r:id="rId21" w:history="1">
           <w:r>
             <w:rPr>
               <w:rStyle w:val="Hyperlink"/>
@@ -3234,45 +3234,36 @@
           <w:color w:val="000000"/>
           <w:sz w:val="24"/>
         </w:rPr>
-        <w:hyperlink r:id="rId22" w:history="1">
+        <w:hyperlink r:id="rId21" w:history="1">
           <w:r>
             <w:rPr>
               <w:rStyle w:val="Hyperlink"/>
             </w:rPr>
-            <w:t>findings</w:t>
+            <w:t xml:space="preserve">findings </w:t>
           </w:r>
         </w:hyperlink>
       </w:r>
       <w:r>
         <w:rPr>
+          <w:u w:val="single" w:color="0000ff"/>
           <w:rFonts w:ascii="Charis SIL Regular" w:hAnsi="Charis SIL Regular" w:eastAsia="Charis SIL Regular"/>
           <w:b w:val="0"/>
           <w:i w:val="0"/>
           <w:color w:val="000000"/>
           <w:sz w:val="24"/>
         </w:rPr>
-        <w:t xml:space="preserve"> </w:t>
-      </w:r>
-      <w:r>
-        <w:rPr>
+        <w:t>o</w:t>
+      </w:r>
+      <w:r>
+        <w:rPr>
+          <w:u w:val="single" w:color="0000ff"/>
           <w:rFonts w:ascii="Charis SIL Regular" w:hAnsi="Charis SIL Regular" w:eastAsia="Charis SIL Regular"/>
           <w:b w:val="0"/>
           <w:i w:val="0"/>
           <w:color w:val="000000"/>
           <w:sz w:val="24"/>
         </w:rPr>
-        <w:t>o</w:t>
-      </w:r>
-      <w:r>
-        <w:rPr>
-          <w:u w:val="single" w:color="0000ff"/>
-          <w:rFonts w:ascii="Charis SIL Regular" w:hAnsi="Charis SIL Regular" w:eastAsia="Charis SIL Regular"/>
-          <w:b w:val="0"/>
-          <w:i w:val="0"/>
-          <w:color w:val="000000"/>
-          <w:sz w:val="24"/>
-        </w:rPr>
-        <w:hyperlink r:id="rId22" w:history="1">
+        <w:hyperlink r:id="rId21" w:history="1">
           <w:r>
             <w:rPr>
               <w:rStyle w:val="Hyperlink"/>
@@ -3290,7 +3281,7 @@
           <w:color w:val="000000"/>
           <w:sz w:val="24"/>
         </w:rPr>
-        <w:hyperlink r:id="rId22" w:history="1">
+        <w:hyperlink r:id="rId21" w:history="1">
           <w:r>
             <w:rPr>
               <w:rStyle w:val="Hyperlink"/>
@@ -3308,41 +3299,36 @@
           <w:color w:val="000000"/>
           <w:sz w:val="24"/>
         </w:rPr>
-        <w:hyperlink r:id="rId22" w:history="1">
+        <w:hyperlink r:id="rId21" w:history="1">
           <w:r>
             <w:rPr>
               <w:rStyle w:val="Hyperlink"/>
             </w:rPr>
-            <w:t>tif</w:t>
+            <w:t>tifi</w:t>
           </w:r>
         </w:hyperlink>
       </w:r>
       <w:r>
         <w:rPr>
+          <w:u w:val="single" w:color="0000ff"/>
           <w:rFonts w:ascii="Charis SIL Regular" w:hAnsi="Charis SIL Regular" w:eastAsia="Charis SIL Regular"/>
           <w:b w:val="0"/>
           <w:i w:val="0"/>
           <w:color w:val="000000"/>
           <w:sz w:val="24"/>
         </w:rPr>
-        <w:hyperlink r:id="rId22" w:history="1">
-          <w:r>
-            <w:rPr>
-              <w:rStyle w:val="Hyperlink"/>
-            </w:rPr>
-            <w:t>i</w:t>
-          </w:r>
-        </w:hyperlink>
-      </w:r>
-      <w:r>
-        <w:rPr>
+        <w:t>c</w:t>
+      </w:r>
+      <w:r>
+        <w:rPr>
+          <w:u w:val="single" w:color="0000ff"/>
           <w:rFonts w:ascii="Charis SIL Regular" w:hAnsi="Charis SIL Regular" w:eastAsia="Charis SIL Regular"/>
           <w:b w:val="0"/>
           <w:i w:val="0"/>
           <w:color w:val="000000"/>
           <w:sz w:val="24"/>
         </w:rPr>
-        <w:t>c</w:t>
+        <w:t xml:space="preserve"> </w:t>
       </w:r>
       <w:r>
         <w:rPr>
@@ -3353,18 +3339,7 @@
           <w:color w:val="000000"/>
           <w:sz w:val="24"/>
         </w:rPr>
-        <w:t xml:space="preserve"> </w:t>
-      </w:r>
-      <w:r>
-        <w:rPr>
-          <w:u w:val="single" w:color="0000ff"/>
-          <w:rFonts w:ascii="Charis SIL Regular" w:hAnsi="Charis SIL Regular" w:eastAsia="Charis SIL Regular"/>
-          <w:b w:val="0"/>
-          <w:i w:val="0"/>
-          <w:color w:val="000000"/>
-          <w:sz w:val="24"/>
-        </w:rPr>
-        <w:hyperlink r:id="rId22" w:history="1">
+        <w:hyperlink r:id="rId21" w:history="1">
           <w:r>
             <w:rPr>
               <w:rStyle w:val="Hyperlink"/>
@@ -3382,7 +3357,7 @@
           <w:color w:val="000000"/>
           <w:sz w:val="24"/>
         </w:rPr>
-        <w:hyperlink r:id="rId22" w:history="1">
+        <w:hyperlink r:id="rId21" w:history="1">
           <w:r>
             <w:rPr>
               <w:rStyle w:val="Hyperlink"/>
@@ -3400,7 +3375,7 @@
           <w:color w:val="000000"/>
           <w:sz w:val="24"/>
         </w:rPr>
-        <w:hyperlink r:id="rId22" w:history="1">
+        <w:hyperlink r:id="rId21" w:history="1">
           <w:r>
             <w:rPr>
               <w:rStyle w:val="Hyperlink"/>
@@ -3418,12 +3393,12 @@
           <w:color w:val="000000"/>
           <w:sz w:val="24"/>
         </w:rPr>
-        <w:hyperlink r:id="rId22" w:history="1">
+        <w:hyperlink r:id="rId21" w:history="1">
           <w:r>
             <w:rPr>
               <w:rStyle w:val="Hyperlink"/>
             </w:rPr>
-            <w:t>ished in</w:t>
+            <w:t xml:space="preserve">ished </w:t>
           </w:r>
         </w:hyperlink>
       </w:r>
@@ -3435,7 +3410,7 @@
           <w:color w:val="000000"/>
           <w:sz w:val="24"/>
         </w:rPr>
-        <w:t xml:space="preserve"> journals and books. The objects, documents </w:t>
+        <w:t xml:space="preserve">in journals and books. The objects, documents </w:t>
       </w:r>
       <w:r>
         <w:rPr>
@@ -3476,7 +3451,7 @@
           <w:sz w:val="24"/>
           <w:u w:val="single"/>
         </w:rPr>
-        <w:hyperlink r:id="rId23" w:history="1">
+        <w:hyperlink r:id="rId22" w:history="1">
           <w:r>
             <w:rPr>
               <w:rStyle w:val="Hyperlink"/>
@@ -3505,7 +3480,7 @@
           <w:sz w:val="24"/>
           <w:u w:val="single"/>
         </w:rPr>
-        <w:hyperlink r:id="rId23" w:history="1">
+        <w:hyperlink r:id="rId22" w:history="1">
           <w:r>
             <w:rPr>
               <w:rStyle w:val="Hyperlink"/>
@@ -3666,7 +3641,7 @@
           <w:sz w:val="24"/>
           <w:u w:val="single"/>
         </w:rPr>
-        <w:hyperlink r:id="rId24" w:history="1">
+        <w:hyperlink r:id="rId23" w:history="1">
           <w:r>
             <w:rPr>
               <w:rStyle w:val="Hyperlink"/>
@@ -3695,7 +3670,7 @@
           <w:sz w:val="24"/>
           <w:u w:val="single"/>
         </w:rPr>
-        <w:hyperlink r:id="rId24" w:history="1">
+        <w:hyperlink r:id="rId23" w:history="1">
           <w:r>
             <w:rPr>
               <w:rStyle w:val="Hyperlink"/>
@@ -3925,7 +3900,7 @@
           <w:sz w:val="24"/>
           <w:u w:val="single"/>
         </w:rPr>
-        <w:hyperlink r:id="rId25" w:history="1">
+        <w:hyperlink r:id="rId24" w:history="1">
           <w:r>
             <w:rPr>
               <w:rStyle w:val="Hyperlink"/>
@@ -3954,7 +3929,7 @@
           <w:sz w:val="24"/>
           <w:u w:val="single"/>
         </w:rPr>
-        <w:hyperlink r:id="rId25" w:history="1">
+        <w:hyperlink r:id="rId24" w:history="1">
           <w:r>
             <w:rPr>
               <w:rStyle w:val="Hyperlink"/>
@@ -3983,7 +3958,7 @@
           <w:sz w:val="24"/>
           <w:u w:val="single"/>
         </w:rPr>
-        <w:hyperlink r:id="rId25" w:history="1">
+        <w:hyperlink r:id="rId24" w:history="1">
           <w:r>
             <w:rPr>
               <w:rStyle w:val="Hyperlink"/>
@@ -4012,7 +3987,7 @@
           <w:sz w:val="24"/>
           <w:u w:val="single"/>
         </w:rPr>
-        <w:hyperlink r:id="rId25" w:history="1">
+        <w:hyperlink r:id="rId24" w:history="1">
           <w:r>
             <w:rPr>
               <w:rStyle w:val="Hyperlink"/>
@@ -4041,7 +4016,7 @@
           <w:sz w:val="24"/>
           <w:u w:val="single"/>
         </w:rPr>
-        <w:hyperlink r:id="rId25" w:history="1">
+        <w:hyperlink r:id="rId24" w:history="1">
           <w:r>
             <w:rPr>
               <w:rStyle w:val="Hyperlink"/>
@@ -4109,7 +4084,7 @@
           <w:sz w:val="24"/>
           <w:u w:val="single"/>
         </w:rPr>
-        <w:hyperlink r:id="rId26" w:history="1">
+        <w:hyperlink r:id="rId25" w:history="1">
           <w:r>
             <w:rPr>
               <w:rStyle w:val="Hyperlink"/>
@@ -4138,7 +4113,7 @@
           <w:sz w:val="24"/>
           <w:u w:val="single"/>
         </w:rPr>
-        <w:hyperlink r:id="rId26" w:history="1">
+        <w:hyperlink r:id="rId25" w:history="1">
           <w:r>
             <w:rPr>
               <w:rStyle w:val="Hyperlink"/>
@@ -4167,7 +4142,7 @@
           <w:sz w:val="24"/>
           <w:u w:val="single"/>
         </w:rPr>
-        <w:hyperlink r:id="rId26" w:history="1">
+        <w:hyperlink r:id="rId25" w:history="1">
           <w:r>
             <w:rPr>
               <w:rStyle w:val="Hyperlink"/>
@@ -4223,7 +4198,7 @@
           <w:sz w:val="24"/>
           <w:u w:val="single"/>
         </w:rPr>
-        <w:hyperlink r:id="rId27" w:history="1">
+        <w:hyperlink r:id="rId26" w:history="1">
           <w:r>
             <w:rPr>
               <w:rStyle w:val="Hyperlink"/>
@@ -4251,7 +4226,7 @@
           <w:sz w:val="24"/>
           <w:u w:val="single"/>
         </w:rPr>
-        <w:hyperlink r:id="rId28" w:history="1">
+        <w:hyperlink r:id="rId27" w:history="1">
           <w:r>
             <w:rPr>
               <w:rStyle w:val="Hyperlink"/>
@@ -4280,7 +4255,7 @@
           <w:sz w:val="24"/>
           <w:u w:val="single"/>
         </w:rPr>
-        <w:hyperlink r:id="rId28" w:history="1">
+        <w:hyperlink r:id="rId27" w:history="1">
           <w:r>
             <w:rPr>
               <w:rStyle w:val="Hyperlink"/>
@@ -4298,7 +4273,7 @@
           <w:sz w:val="24"/>
           <w:u w:val="single"/>
         </w:rPr>
-        <w:hyperlink r:id="rId28" w:history="1">
+        <w:hyperlink r:id="rId27" w:history="1">
           <w:r>
             <w:rPr>
               <w:rStyle w:val="Hyperlink"/>
@@ -4316,7 +4291,7 @@
           <w:sz w:val="24"/>
           <w:u w:val="single"/>
         </w:rPr>
-        <w:hyperlink r:id="rId28" w:history="1">
+        <w:hyperlink r:id="rId27" w:history="1">
           <w:r>
             <w:rPr>
               <w:rStyle w:val="Hyperlink"/>
@@ -4334,7 +4309,7 @@
           <w:sz w:val="24"/>
           <w:u w:val="single"/>
         </w:rPr>
-        <w:hyperlink r:id="rId28" w:history="1">
+        <w:hyperlink r:id="rId27" w:history="1">
           <w:r>
             <w:rPr>
               <w:rStyle w:val="Hyperlink"/>
@@ -4364,7 +4339,14 @@
           <w:color w:val="0000FF"/>
           <w:sz w:val="24"/>
         </w:rPr>
-        <w:t>Mus</w:t>
+        <w:hyperlink r:id="rId28" w:history="1">
+          <w:r>
+            <w:rPr>
+              <w:rStyle w:val="Hyperlink"/>
+            </w:rPr>
+            <w:t>Mus</w:t>
+          </w:r>
+        </w:hyperlink>
       </w:r>
       <w:r>
         <w:rPr>
@@ -4375,7 +4357,7 @@
           <w:sz w:val="24"/>
           <w:u w:val="single"/>
         </w:rPr>
-        <w:hyperlink r:id="rId28" w:history="1">
+        <w:hyperlink r:id="rId27" w:history="1">
           <w:r>
             <w:rPr>
               <w:rStyle w:val="Hyperlink"/>
@@ -4404,7 +4386,7 @@
           <w:sz w:val="24"/>
           <w:u w:val="single"/>
         </w:rPr>
-        <w:hyperlink r:id="rId28" w:history="1">
+        <w:hyperlink r:id="rId27" w:history="1">
           <w:r>
             <w:rPr>
               <w:rStyle w:val="Hyperlink"/>
@@ -4422,7 +4404,7 @@
           <w:sz w:val="24"/>
           <w:u w:val="single"/>
         </w:rPr>
-        <w:hyperlink r:id="rId28" w:history="1">
+        <w:hyperlink r:id="rId27" w:history="1">
           <w:r>
             <w:rPr>
               <w:rStyle w:val="Hyperlink"/>
@@ -4440,7 +4422,7 @@
           <w:color w:val="000000"/>
           <w:sz w:val="24"/>
         </w:rPr>
-        <w:hyperlink r:id="rId28" w:history="1">
+        <w:hyperlink r:id="rId27" w:history="1">
           <w:r>
             <w:rPr>
               <w:rStyle w:val="Hyperlink"/>

--- a/EXPORTS/DOCX/published/niveau2/English/Indonesia.docx
+++ b/EXPORTS/DOCX/published/niveau2/English/Indonesia.docx
@@ -679,7 +679,7 @@
           <w:color w:val="000000"/>
           <w:sz w:val="24"/>
         </w:rPr>
-        <w:t>Scie</w:t>
+        <w:t>Sciences) is of great importance for proven</w:t>
       </w:r>
       <w:r>
         <w:rPr>
@@ -695,43 +695,7 @@
             <w:rPr>
               <w:rStyle w:val="Hyperlink"/>
             </w:rPr>
-            <w:t>nces) is of g</w:t>
-          </w:r>
-        </w:hyperlink>
-      </w:r>
-      <w:r>
-        <w:rPr>
-          <w:u w:val="single" w:color="0000ff"/>
-          <w:rFonts w:ascii="Charis SIL Regular" w:hAnsi="Charis SIL Regular" w:eastAsia="Charis SIL Regular"/>
-          <w:b w:val="0"/>
-          <w:i w:val="0"/>
-          <w:color w:val="000000"/>
-          <w:sz w:val="24"/>
-        </w:rPr>
-        <w:hyperlink r:id="rId10" w:history="1">
-          <w:r>
-            <w:rPr>
-              <w:rStyle w:val="Hyperlink"/>
-            </w:rPr>
-            <w:t>r</w:t>
-          </w:r>
-        </w:hyperlink>
-      </w:r>
-      <w:r>
-        <w:rPr>
-          <w:u w:val="single" w:color="0000ff"/>
-          <w:rFonts w:ascii="Charis SIL Regular" w:hAnsi="Charis SIL Regular" w:eastAsia="Charis SIL Regular"/>
-          <w:b w:val="0"/>
-          <w:i w:val="0"/>
-          <w:color w:val="000000"/>
-          <w:sz w:val="24"/>
-        </w:rPr>
-        <w:hyperlink r:id="rId10" w:history="1">
-          <w:r>
-            <w:rPr>
-              <w:rStyle w:val="Hyperlink"/>
-            </w:rPr>
-            <w:t>eat importan</w:t>
+            <w:t>an</w:t>
           </w:r>
         </w:hyperlink>
       </w:r>
@@ -767,78 +731,6 @@
             <w:rPr>
               <w:rStyle w:val="Hyperlink"/>
             </w:rPr>
-            <w:t>e fo</w:t>
-          </w:r>
-        </w:hyperlink>
-      </w:r>
-      <w:r>
-        <w:rPr>
-          <w:u w:val="single" w:color="0000ff"/>
-          <w:rFonts w:ascii="Charis SIL Regular" w:hAnsi="Charis SIL Regular" w:eastAsia="Charis SIL Regular"/>
-          <w:b w:val="0"/>
-          <w:i w:val="0"/>
-          <w:color w:val="000000"/>
-          <w:sz w:val="24"/>
-        </w:rPr>
-        <w:hyperlink r:id="rId10" w:history="1">
-          <w:r>
-            <w:rPr>
-              <w:rStyle w:val="Hyperlink"/>
-            </w:rPr>
-            <w:t>r proven</w:t>
-          </w:r>
-        </w:hyperlink>
-      </w:r>
-      <w:r>
-        <w:rPr>
-          <w:u w:val="single" w:color="0000ff"/>
-          <w:rFonts w:ascii="Charis SIL Regular" w:hAnsi="Charis SIL Regular" w:eastAsia="Charis SIL Regular"/>
-          <w:b w:val="0"/>
-          <w:i w:val="0"/>
-          <w:color w:val="000000"/>
-          <w:sz w:val="24"/>
-        </w:rPr>
-        <w:hyperlink r:id="rId10" w:history="1">
-          <w:r>
-            <w:rPr>
-              <w:rStyle w:val="Hyperlink"/>
-            </w:rPr>
-            <w:t>an</w:t>
-          </w:r>
-        </w:hyperlink>
-      </w:r>
-      <w:r>
-        <w:rPr>
-          <w:u w:val="single" w:color="0000ff"/>
-          <w:rFonts w:ascii="Charis SIL Regular" w:hAnsi="Charis SIL Regular" w:eastAsia="Charis SIL Regular"/>
-          <w:b w:val="0"/>
-          <w:i w:val="0"/>
-          <w:color w:val="000000"/>
-          <w:sz w:val="24"/>
-        </w:rPr>
-        <w:hyperlink r:id="rId10" w:history="1">
-          <w:r>
-            <w:rPr>
-              <w:rStyle w:val="Hyperlink"/>
-            </w:rPr>
-            <w:t>c</w:t>
-          </w:r>
-        </w:hyperlink>
-      </w:r>
-      <w:r>
-        <w:rPr>
-          <w:u w:val="single" w:color="0000ff"/>
-          <w:rFonts w:ascii="Charis SIL Regular" w:hAnsi="Charis SIL Regular" w:eastAsia="Charis SIL Regular"/>
-          <w:b w:val="0"/>
-          <w:i w:val="0"/>
-          <w:color w:val="000000"/>
-          <w:sz w:val="24"/>
-        </w:rPr>
-        <w:hyperlink r:id="rId10" w:history="1">
-          <w:r>
-            <w:rPr>
-              <w:rStyle w:val="Hyperlink"/>
-            </w:rPr>
             <w:t>e research. Fou</w:t>
           </w:r>
         </w:hyperlink>
@@ -1269,13 +1161,57 @@
       </w:r>
       <w:r>
         <w:rPr>
+          <w:u w:val="single" w:color="0000ff"/>
           <w:rFonts w:ascii="Charis SIL Regular" w:hAnsi="Charis SIL Regular" w:eastAsia="Charis SIL Regular"/>
           <w:b w:val="0"/>
           <w:i w:val="0"/>
           <w:color w:val="000000"/>
           <w:sz w:val="24"/>
         </w:rPr>
-        <w:t xml:space="preserve">Genootschap, see </w:t>
+        <w:hyperlink r:id="rId12" w:history="1">
+          <w:r>
+            <w:rPr>
+              <w:rStyle w:val="Hyperlink"/>
+            </w:rPr>
+            <w:t>Genoo</w:t>
+          </w:r>
+        </w:hyperlink>
+      </w:r>
+      <w:r>
+        <w:rPr>
+          <w:u w:val="single" w:color="0000ff"/>
+          <w:rFonts w:ascii="Charis SIL Regular" w:hAnsi="Charis SIL Regular" w:eastAsia="Charis SIL Regular"/>
+          <w:b w:val="0"/>
+          <w:i w:val="0"/>
+          <w:color w:val="000000"/>
+          <w:sz w:val="24"/>
+        </w:rPr>
+        <w:hyperlink r:id="rId12" w:history="1">
+          <w:r>
+            <w:rPr>
+              <w:rStyle w:val="Hyperlink"/>
+            </w:rPr>
+            <w:t>t</w:t>
+          </w:r>
+        </w:hyperlink>
+      </w:r>
+      <w:r>
+        <w:rPr>
+          <w:u w:val="single" w:color="0000ff"/>
+          <w:rFonts w:ascii="Charis SIL Regular" w:hAnsi="Charis SIL Regular" w:eastAsia="Charis SIL Regular"/>
+          <w:b w:val="0"/>
+          <w:i w:val="0"/>
+          <w:color w:val="000000"/>
+          <w:sz w:val="24"/>
+        </w:rPr>
+        <w:hyperlink r:id="rId12" w:history="1">
+          <w:r>
+            <w:rPr>
+              <w:rStyle w:val="Hyperlink"/>
+            </w:rPr>
+            <w:t xml:space="preserve">schap, see </w:t>
+          </w:r>
+        </w:hyperlink>
       </w:r>
       <w:r>
         <w:rPr>
@@ -1867,36 +1803,7 @@
           <w:color w:val="000000"/>
           <w:sz w:val="24"/>
         </w:rPr>
-        <w:t>more information about researching individual soldiers and obje</w:t>
-      </w:r>
-      <w:r>
-        <w:rPr>
-          <w:u w:val="single" w:color="0000ff"/>
-          <w:rFonts w:ascii="Charis SIL Regular" w:hAnsi="Charis SIL Regular" w:eastAsia="Charis SIL Regular"/>
-          <w:b w:val="0"/>
-          <w:i w:val="0"/>
-          <w:color w:val="000000"/>
-          <w:sz w:val="24"/>
-        </w:rPr>
-        <w:t>c</w:t>
-      </w:r>
-      <w:r>
-        <w:rPr>
-          <w:u w:val="single" w:color="0000ff"/>
-          <w:rFonts w:ascii="Charis SIL Regular" w:hAnsi="Charis SIL Regular" w:eastAsia="Charis SIL Regular"/>
-          <w:b w:val="0"/>
-          <w:i w:val="0"/>
-          <w:color w:val="000000"/>
-          <w:sz w:val="24"/>
-        </w:rPr>
-        <w:hyperlink r:id="rId16" w:history="1">
-          <w:r>
-            <w:rPr>
-              <w:rStyle w:val="Hyperlink"/>
-            </w:rPr>
-            <w:t>ts they b</w:t>
-          </w:r>
-        </w:hyperlink>
+        <w:t>more information about researching individual soldiers and objects they b</w:t>
       </w:r>
       <w:r>
         <w:rPr>
@@ -2385,7 +2292,7 @@
           <w:sz w:val="24"/>
           <w:u w:val="single"/>
         </w:rPr>
-        <w:hyperlink r:id="rId20" w:history="1">
+        <w:hyperlink r:id="rId21" w:history="1">
           <w:r>
             <w:rPr>
               <w:rStyle w:val="Hyperlink"/>
@@ -2403,7 +2310,7 @@
           <w:sz w:val="24"/>
           <w:u w:val="single"/>
         </w:rPr>
-        <w:hyperlink r:id="rId20" w:history="1">
+        <w:hyperlink r:id="rId21" w:history="1">
           <w:r>
             <w:rPr>
               <w:rStyle w:val="Hyperlink"/>
@@ -2432,7 +2339,7 @@
           <w:sz w:val="24"/>
           <w:u w:val="single"/>
         </w:rPr>
-        <w:hyperlink r:id="rId20" w:history="1">
+        <w:hyperlink r:id="rId21" w:history="1">
           <w:r>
             <w:rPr>
               <w:rStyle w:val="Hyperlink"/>
@@ -2713,7 +2620,7 @@
           <w:sz w:val="24"/>
           <w:u w:val="single"/>
         </w:rPr>
-        <w:hyperlink r:id="rId21" w:history="1">
+        <w:hyperlink r:id="rId22" w:history="1">
           <w:r>
             <w:rPr>
               <w:rStyle w:val="Hyperlink"/>
@@ -2742,7 +2649,7 @@
           <w:sz w:val="24"/>
           <w:u w:val="single"/>
         </w:rPr>
-        <w:hyperlink r:id="rId21" w:history="1">
+        <w:hyperlink r:id="rId22" w:history="1">
           <w:r>
             <w:rPr>
               <w:rStyle w:val="Hyperlink"/>
@@ -2769,9 +2676,8 @@
           <w:i w:val="0"/>
           <w:color w:val="0000FF"/>
           <w:sz w:val="24"/>
-          <w:u w:val="single"/>
-        </w:rPr>
-        <w:hyperlink r:id="rId21" w:history="1">
+        </w:rPr>
+        <w:hyperlink r:id="rId22" w:history="1">
           <w:r>
             <w:rPr>
               <w:rStyle w:val="Hyperlink"/>
@@ -2789,7 +2695,7 @@
           <w:sz w:val="24"/>
           <w:u w:val="single"/>
         </w:rPr>
-        <w:hyperlink r:id="rId21" w:history="1">
+        <w:hyperlink r:id="rId10" w:history="1">
           <w:r>
             <w:rPr>
               <w:rStyle w:val="Hyperlink"/>
@@ -2818,7 +2724,7 @@
           <w:sz w:val="24"/>
           <w:u w:val="single"/>
         </w:rPr>
-        <w:hyperlink r:id="rId21" w:history="1">
+        <w:hyperlink r:id="rId10" w:history="1">
           <w:r>
             <w:rPr>
               <w:rStyle w:val="Hyperlink"/>
@@ -3060,7 +2966,7 @@
           <w:sz w:val="24"/>
           <w:u w:val="single"/>
         </w:rPr>
-        <w:hyperlink r:id="rId10" w:history="1">
+        <w:hyperlink r:id="rId22" w:history="1">
           <w:r>
             <w:rPr>
               <w:rStyle w:val="Hyperlink"/>
@@ -3089,7 +2995,7 @@
           <w:sz w:val="24"/>
           <w:u w:val="single"/>
         </w:rPr>
-        <w:hyperlink r:id="rId10" w:history="1">
+        <w:hyperlink r:id="rId22" w:history="1">
           <w:r>
             <w:rPr>
               <w:rStyle w:val="Hyperlink"/>
@@ -3107,7 +3013,7 @@
           <w:sz w:val="24"/>
           <w:u w:val="single"/>
         </w:rPr>
-        <w:hyperlink r:id="rId21" w:history="1">
+        <w:hyperlink r:id="rId22" w:history="1">
           <w:r>
             <w:rPr>
               <w:rStyle w:val="Hyperlink"/>
@@ -3135,7 +3041,7 @@
           <w:color w:val="000000"/>
           <w:sz w:val="24"/>
         </w:rPr>
-        <w:hyperlink r:id="rId21" w:history="1">
+        <w:hyperlink r:id="rId22" w:history="1">
           <w:r>
             <w:rPr>
               <w:rStyle w:val="Hyperlink"/>
@@ -3153,7 +3059,7 @@
           <w:color w:val="000000"/>
           <w:sz w:val="24"/>
         </w:rPr>
-        <w:hyperlink r:id="rId21" w:history="1">
+        <w:hyperlink r:id="rId22" w:history="1">
           <w:r>
             <w:rPr>
               <w:rStyle w:val="Hyperlink"/>
@@ -3171,7 +3077,7 @@
           <w:color w:val="000000"/>
           <w:sz w:val="24"/>
         </w:rPr>
-        <w:hyperlink r:id="rId21" w:history="1">
+        <w:hyperlink r:id="rId22" w:history="1">
           <w:r>
             <w:rPr>
               <w:rStyle w:val="Hyperlink"/>
@@ -3189,7 +3095,7 @@
           <w:color w:val="000000"/>
           <w:sz w:val="24"/>
         </w:rPr>
-        <w:hyperlink r:id="rId21" w:history="1">
+        <w:hyperlink r:id="rId22" w:history="1">
           <w:r>
             <w:rPr>
               <w:rStyle w:val="Hyperlink"/>
@@ -3206,7 +3112,7 @@
           <w:color w:val="000000"/>
           <w:sz w:val="24"/>
         </w:rPr>
-        <w:hyperlink r:id="rId21" w:history="1">
+        <w:hyperlink r:id="rId22" w:history="1">
           <w:r>
             <w:rPr>
               <w:rStyle w:val="Hyperlink"/>
@@ -3227,6 +3133,16 @@
       </w:r>
       <w:r>
         <w:rPr>
+          <w:rFonts w:ascii="Charis SIL Regular" w:hAnsi="Charis SIL Regular" w:eastAsia="Charis SIL Regular"/>
+          <w:b w:val="0"/>
+          <w:i w:val="0"/>
+          <w:color w:val="000000"/>
+          <w:sz w:val="24"/>
+        </w:rPr>
+        <w:t>findings of scientific research w</w:t>
+      </w:r>
+      <w:r>
+        <w:rPr>
           <w:u w:val="single" w:color="0000ff"/>
           <w:rFonts w:ascii="Charis SIL Regular" w:hAnsi="Charis SIL Regular" w:eastAsia="Charis SIL Regular"/>
           <w:b w:val="0"/>
@@ -3234,130 +3150,7 @@
           <w:color w:val="000000"/>
           <w:sz w:val="24"/>
         </w:rPr>
-        <w:hyperlink r:id="rId21" w:history="1">
-          <w:r>
-            <w:rPr>
-              <w:rStyle w:val="Hyperlink"/>
-            </w:rPr>
-            <w:t xml:space="preserve">findings </w:t>
-          </w:r>
-        </w:hyperlink>
-      </w:r>
-      <w:r>
-        <w:rPr>
-          <w:u w:val="single" w:color="0000ff"/>
-          <w:rFonts w:ascii="Charis SIL Regular" w:hAnsi="Charis SIL Regular" w:eastAsia="Charis SIL Regular"/>
-          <w:b w:val="0"/>
-          <w:i w:val="0"/>
-          <w:color w:val="000000"/>
-          <w:sz w:val="24"/>
-        </w:rPr>
-        <w:t>o</w:t>
-      </w:r>
-      <w:r>
-        <w:rPr>
-          <w:u w:val="single" w:color="0000ff"/>
-          <w:rFonts w:ascii="Charis SIL Regular" w:hAnsi="Charis SIL Regular" w:eastAsia="Charis SIL Regular"/>
-          <w:b w:val="0"/>
-          <w:i w:val="0"/>
-          <w:color w:val="000000"/>
-          <w:sz w:val="24"/>
-        </w:rPr>
-        <w:hyperlink r:id="rId21" w:history="1">
-          <w:r>
-            <w:rPr>
-              <w:rStyle w:val="Hyperlink"/>
-            </w:rPr>
-            <w:t>f</w:t>
-          </w:r>
-        </w:hyperlink>
-      </w:r>
-      <w:r>
-        <w:rPr>
-          <w:u w:val="single" w:color="0000ff"/>
-          <w:rFonts w:ascii="Charis SIL Regular" w:hAnsi="Charis SIL Regular" w:eastAsia="Charis SIL Regular"/>
-          <w:b w:val="0"/>
-          <w:i w:val="0"/>
-          <w:color w:val="000000"/>
-          <w:sz w:val="24"/>
-        </w:rPr>
-        <w:hyperlink r:id="rId21" w:history="1">
-          <w:r>
-            <w:rPr>
-              <w:rStyle w:val="Hyperlink"/>
-            </w:rPr>
-            <w:t xml:space="preserve"> scien</w:t>
-          </w:r>
-        </w:hyperlink>
-      </w:r>
-      <w:r>
-        <w:rPr>
-          <w:u w:val="single" w:color="0000ff"/>
-          <w:rFonts w:ascii="Charis SIL Regular" w:hAnsi="Charis SIL Regular" w:eastAsia="Charis SIL Regular"/>
-          <w:b w:val="0"/>
-          <w:i w:val="0"/>
-          <w:color w:val="000000"/>
-          <w:sz w:val="24"/>
-        </w:rPr>
-        <w:hyperlink r:id="rId21" w:history="1">
-          <w:r>
-            <w:rPr>
-              <w:rStyle w:val="Hyperlink"/>
-            </w:rPr>
-            <w:t>tifi</w:t>
-          </w:r>
-        </w:hyperlink>
-      </w:r>
-      <w:r>
-        <w:rPr>
-          <w:u w:val="single" w:color="0000ff"/>
-          <w:rFonts w:ascii="Charis SIL Regular" w:hAnsi="Charis SIL Regular" w:eastAsia="Charis SIL Regular"/>
-          <w:b w:val="0"/>
-          <w:i w:val="0"/>
-          <w:color w:val="000000"/>
-          <w:sz w:val="24"/>
-        </w:rPr>
-        <w:t>c</w:t>
-      </w:r>
-      <w:r>
-        <w:rPr>
-          <w:u w:val="single" w:color="0000ff"/>
-          <w:rFonts w:ascii="Charis SIL Regular" w:hAnsi="Charis SIL Regular" w:eastAsia="Charis SIL Regular"/>
-          <w:b w:val="0"/>
-          <w:i w:val="0"/>
-          <w:color w:val="000000"/>
-          <w:sz w:val="24"/>
-        </w:rPr>
-        <w:t xml:space="preserve"> </w:t>
-      </w:r>
-      <w:r>
-        <w:rPr>
-          <w:u w:val="single" w:color="0000ff"/>
-          <w:rFonts w:ascii="Charis SIL Regular" w:hAnsi="Charis SIL Regular" w:eastAsia="Charis SIL Regular"/>
-          <w:b w:val="0"/>
-          <w:i w:val="0"/>
-          <w:color w:val="000000"/>
-          <w:sz w:val="24"/>
-        </w:rPr>
-        <w:hyperlink r:id="rId21" w:history="1">
-          <w:r>
-            <w:rPr>
-              <w:rStyle w:val="Hyperlink"/>
-            </w:rPr>
-            <w:t>research w</w:t>
-          </w:r>
-        </w:hyperlink>
-      </w:r>
-      <w:r>
-        <w:rPr>
-          <w:u w:val="single" w:color="0000ff"/>
-          <w:rFonts w:ascii="Charis SIL Regular" w:hAnsi="Charis SIL Regular" w:eastAsia="Charis SIL Regular"/>
-          <w:b w:val="0"/>
-          <w:i w:val="0"/>
-          <w:color w:val="000000"/>
-          <w:sz w:val="24"/>
-        </w:rPr>
-        <w:hyperlink r:id="rId21" w:history="1">
+        <w:hyperlink r:id="rId22" w:history="1">
           <w:r>
             <w:rPr>
               <w:rStyle w:val="Hyperlink"/>
@@ -3375,7 +3168,7 @@
           <w:color w:val="000000"/>
           <w:sz w:val="24"/>
         </w:rPr>
-        <w:hyperlink r:id="rId21" w:history="1">
+        <w:hyperlink r:id="rId22" w:history="1">
           <w:r>
             <w:rPr>
               <w:rStyle w:val="Hyperlink"/>
@@ -3393,12 +3186,12 @@
           <w:color w:val="000000"/>
           <w:sz w:val="24"/>
         </w:rPr>
-        <w:hyperlink r:id="rId21" w:history="1">
+        <w:hyperlink r:id="rId22" w:history="1">
           <w:r>
             <w:rPr>
               <w:rStyle w:val="Hyperlink"/>
             </w:rPr>
-            <w:t xml:space="preserve">ished </w:t>
+            <w:t>ished in</w:t>
           </w:r>
         </w:hyperlink>
       </w:r>
@@ -3410,7 +3203,7 @@
           <w:color w:val="000000"/>
           <w:sz w:val="24"/>
         </w:rPr>
-        <w:t xml:space="preserve">in journals and books. The objects, documents </w:t>
+        <w:t xml:space="preserve"> journals and books. The objects, documents </w:t>
       </w:r>
       <w:r>
         <w:rPr>
@@ -3451,7 +3244,7 @@
           <w:sz w:val="24"/>
           <w:u w:val="single"/>
         </w:rPr>
-        <w:hyperlink r:id="rId22" w:history="1">
+        <w:hyperlink r:id="rId23" w:history="1">
           <w:r>
             <w:rPr>
               <w:rStyle w:val="Hyperlink"/>
@@ -3480,7 +3273,7 @@
           <w:sz w:val="24"/>
           <w:u w:val="single"/>
         </w:rPr>
-        <w:hyperlink r:id="rId22" w:history="1">
+        <w:hyperlink r:id="rId23" w:history="1">
           <w:r>
             <w:rPr>
               <w:rStyle w:val="Hyperlink"/>
@@ -3641,7 +3434,7 @@
           <w:sz w:val="24"/>
           <w:u w:val="single"/>
         </w:rPr>
-        <w:hyperlink r:id="rId23" w:history="1">
+        <w:hyperlink r:id="rId24" w:history="1">
           <w:r>
             <w:rPr>
               <w:rStyle w:val="Hyperlink"/>
@@ -3670,7 +3463,7 @@
           <w:sz w:val="24"/>
           <w:u w:val="single"/>
         </w:rPr>
-        <w:hyperlink r:id="rId23" w:history="1">
+        <w:hyperlink r:id="rId24" w:history="1">
           <w:r>
             <w:rPr>
               <w:rStyle w:val="Hyperlink"/>
@@ -3900,7 +3693,7 @@
           <w:sz w:val="24"/>
           <w:u w:val="single"/>
         </w:rPr>
-        <w:hyperlink r:id="rId24" w:history="1">
+        <w:hyperlink r:id="rId25" w:history="1">
           <w:r>
             <w:rPr>
               <w:rStyle w:val="Hyperlink"/>
@@ -3929,7 +3722,7 @@
           <w:sz w:val="24"/>
           <w:u w:val="single"/>
         </w:rPr>
-        <w:hyperlink r:id="rId24" w:history="1">
+        <w:hyperlink r:id="rId25" w:history="1">
           <w:r>
             <w:rPr>
               <w:rStyle w:val="Hyperlink"/>
@@ -3958,7 +3751,7 @@
           <w:sz w:val="24"/>
           <w:u w:val="single"/>
         </w:rPr>
-        <w:hyperlink r:id="rId24" w:history="1">
+        <w:hyperlink r:id="rId25" w:history="1">
           <w:r>
             <w:rPr>
               <w:rStyle w:val="Hyperlink"/>
@@ -3987,7 +3780,7 @@
           <w:sz w:val="24"/>
           <w:u w:val="single"/>
         </w:rPr>
-        <w:hyperlink r:id="rId24" w:history="1">
+        <w:hyperlink r:id="rId25" w:history="1">
           <w:r>
             <w:rPr>
               <w:rStyle w:val="Hyperlink"/>
@@ -4016,7 +3809,7 @@
           <w:sz w:val="24"/>
           <w:u w:val="single"/>
         </w:rPr>
-        <w:hyperlink r:id="rId24" w:history="1">
+        <w:hyperlink r:id="rId25" w:history="1">
           <w:r>
             <w:rPr>
               <w:rStyle w:val="Hyperlink"/>
@@ -4084,7 +3877,7 @@
           <w:sz w:val="24"/>
           <w:u w:val="single"/>
         </w:rPr>
-        <w:hyperlink r:id="rId25" w:history="1">
+        <w:hyperlink r:id="rId26" w:history="1">
           <w:r>
             <w:rPr>
               <w:rStyle w:val="Hyperlink"/>
@@ -4113,7 +3906,7 @@
           <w:sz w:val="24"/>
           <w:u w:val="single"/>
         </w:rPr>
-        <w:hyperlink r:id="rId25" w:history="1">
+        <w:hyperlink r:id="rId26" w:history="1">
           <w:r>
             <w:rPr>
               <w:rStyle w:val="Hyperlink"/>
@@ -4142,7 +3935,7 @@
           <w:sz w:val="24"/>
           <w:u w:val="single"/>
         </w:rPr>
-        <w:hyperlink r:id="rId25" w:history="1">
+        <w:hyperlink r:id="rId26" w:history="1">
           <w:r>
             <w:rPr>
               <w:rStyle w:val="Hyperlink"/>
@@ -4198,7 +3991,7 @@
           <w:sz w:val="24"/>
           <w:u w:val="single"/>
         </w:rPr>
-        <w:hyperlink r:id="rId26" w:history="1">
+        <w:hyperlink r:id="rId27" w:history="1">
           <w:r>
             <w:rPr>
               <w:rStyle w:val="Hyperlink"/>
@@ -4226,7 +4019,7 @@
           <w:sz w:val="24"/>
           <w:u w:val="single"/>
         </w:rPr>
-        <w:hyperlink r:id="rId27" w:history="1">
+        <w:hyperlink r:id="rId26" w:history="1">
           <w:r>
             <w:rPr>
               <w:rStyle w:val="Hyperlink"/>
@@ -4255,7 +4048,7 @@
           <w:sz w:val="24"/>
           <w:u w:val="single"/>
         </w:rPr>
-        <w:hyperlink r:id="rId27" w:history="1">
+        <w:hyperlink r:id="rId26" w:history="1">
           <w:r>
             <w:rPr>
               <w:rStyle w:val="Hyperlink"/>
@@ -4273,7 +4066,7 @@
           <w:sz w:val="24"/>
           <w:u w:val="single"/>
         </w:rPr>
-        <w:hyperlink r:id="rId27" w:history="1">
+        <w:hyperlink r:id="rId26" w:history="1">
           <w:r>
             <w:rPr>
               <w:rStyle w:val="Hyperlink"/>
@@ -4291,7 +4084,7 @@
           <w:sz w:val="24"/>
           <w:u w:val="single"/>
         </w:rPr>
-        <w:hyperlink r:id="rId27" w:history="1">
+        <w:hyperlink r:id="rId26" w:history="1">
           <w:r>
             <w:rPr>
               <w:rStyle w:val="Hyperlink"/>
@@ -4309,7 +4102,7 @@
           <w:sz w:val="24"/>
           <w:u w:val="single"/>
         </w:rPr>
-        <w:hyperlink r:id="rId27" w:history="1">
+        <w:hyperlink r:id="rId26" w:history="1">
           <w:r>
             <w:rPr>
               <w:rStyle w:val="Hyperlink"/>
@@ -4338,6 +4131,7 @@
           <w:i w:val="0"/>
           <w:color w:val="0000FF"/>
           <w:sz w:val="24"/>
+          <w:u w:val="single"/>
         </w:rPr>
         <w:hyperlink r:id="rId28" w:history="1">
           <w:r>
@@ -4357,7 +4151,7 @@
           <w:sz w:val="24"/>
           <w:u w:val="single"/>
         </w:rPr>
-        <w:hyperlink r:id="rId27" w:history="1">
+        <w:hyperlink r:id="rId29" w:history="1">
           <w:r>
             <w:rPr>
               <w:rStyle w:val="Hyperlink"/>
@@ -4386,7 +4180,7 @@
           <w:sz w:val="24"/>
           <w:u w:val="single"/>
         </w:rPr>
-        <w:hyperlink r:id="rId27" w:history="1">
+        <w:hyperlink r:id="rId29" w:history="1">
           <w:r>
             <w:rPr>
               <w:rStyle w:val="Hyperlink"/>
@@ -4404,7 +4198,7 @@
           <w:sz w:val="24"/>
           <w:u w:val="single"/>
         </w:rPr>
-        <w:hyperlink r:id="rId27" w:history="1">
+        <w:hyperlink r:id="rId29" w:history="1">
           <w:r>
             <w:rPr>
               <w:rStyle w:val="Hyperlink"/>
@@ -4422,7 +4216,7 @@
           <w:color w:val="000000"/>
           <w:sz w:val="24"/>
         </w:rPr>
-        <w:hyperlink r:id="rId27" w:history="1">
+        <w:hyperlink r:id="rId29" w:history="1">
           <w:r>
             <w:rPr>
               <w:rStyle w:val="Hyperlink"/>
@@ -4490,7 +4284,7 @@
           <w:sz w:val="24"/>
           <w:u w:val="single"/>
         </w:rPr>
-        <w:hyperlink r:id="rId29" w:history="1">
+        <w:hyperlink r:id="rId30" w:history="1">
           <w:r>
             <w:rPr>
               <w:rStyle w:val="Hyperlink"/>
@@ -4508,7 +4302,7 @@
           <w:sz w:val="24"/>
           <w:u w:val="single"/>
         </w:rPr>
-        <w:hyperlink r:id="rId29" w:history="1">
+        <w:hyperlink r:id="rId30" w:history="1">
           <w:r>
             <w:rPr>
               <w:rStyle w:val="Hyperlink"/>
@@ -4537,7 +4331,7 @@
           <w:sz w:val="24"/>
           <w:u w:val="single"/>
         </w:rPr>
-        <w:hyperlink r:id="rId29" w:history="1">
+        <w:hyperlink r:id="rId30" w:history="1">
           <w:r>
             <w:rPr>
               <w:rStyle w:val="Hyperlink"/>
@@ -4615,7 +4409,7 @@
           <w:sz w:val="24"/>
           <w:u w:val="single"/>
         </w:rPr>
-        <w:hyperlink r:id="rId30" w:history="1">
+        <w:hyperlink r:id="rId31" w:history="1">
           <w:r>
             <w:rPr>
               <w:rStyle w:val="Hyperlink"/>
@@ -4644,7 +4438,7 @@
           <w:sz w:val="24"/>
           <w:u w:val="single"/>
         </w:rPr>
-        <w:hyperlink r:id="rId30" w:history="1">
+        <w:hyperlink r:id="rId31" w:history="1">
           <w:r>
             <w:rPr>
               <w:rStyle w:val="Hyperlink"/>
@@ -4672,7 +4466,7 @@
           <w:sz w:val="24"/>
           <w:u w:val="single"/>
         </w:rPr>
-        <w:hyperlink r:id="rId31" w:history="1">
+        <w:hyperlink r:id="rId32" w:history="1">
           <w:r>
             <w:rPr>
               <w:rStyle w:val="Hyperlink"/>
@@ -4689,7 +4483,7 @@
           <w:color w:val="000000"/>
           <w:sz w:val="24"/>
         </w:rPr>
-        <w:t xml:space="preserve"> These research aids provide a handy overview of relevant archives an</w:t>
+        <w:t xml:space="preserve"> These research aids provide a handy overview of relevant archi</w:t>
       </w:r>
       <w:r>
         <w:rPr>
@@ -4700,7 +4494,25 @@
           <w:color w:val="000000"/>
           <w:sz w:val="24"/>
         </w:rPr>
-        <w:hyperlink r:id="rId30" w:history="1">
+        <w:hyperlink r:id="rId31" w:history="1">
+          <w:r>
+            <w:rPr>
+              <w:rStyle w:val="Hyperlink"/>
+            </w:rPr>
+            <w:t>ves an</w:t>
+          </w:r>
+        </w:hyperlink>
+      </w:r>
+      <w:r>
+        <w:rPr>
+          <w:u w:val="single" w:color="0000ff"/>
+          <w:rFonts w:ascii="Charis SIL Regular" w:hAnsi="Charis SIL Regular" w:eastAsia="Charis SIL Regular"/>
+          <w:b w:val="0"/>
+          <w:i w:val="0"/>
+          <w:color w:val="000000"/>
+          <w:sz w:val="24"/>
+        </w:rPr>
+        <w:hyperlink r:id="rId31" w:history="1">
           <w:r>
             <w:rPr>
               <w:rStyle w:val="Hyperlink"/>
@@ -4728,7 +4540,7 @@
           <w:color w:val="000000"/>
           <w:sz w:val="24"/>
         </w:rPr>
-        <w:hyperlink r:id="rId31" w:history="1">
+        <w:hyperlink r:id="rId32" w:history="1">
           <w:r>
             <w:rPr>
               <w:rStyle w:val="Hyperlink"/>

--- a/EXPORTS/DOCX/published/niveau2/English/Indonesia.docx
+++ b/EXPORTS/DOCX/published/niveau2/English/Indonesia.docx
@@ -679,7 +679,115 @@
           <w:color w:val="000000"/>
           <w:sz w:val="24"/>
         </w:rPr>
-        <w:t>Sciences) is of great importance for proven</w:t>
+        <w:t>Scie</w:t>
+      </w:r>
+      <w:r>
+        <w:rPr>
+          <w:u w:val="single" w:color="0000ff"/>
+          <w:rFonts w:ascii="Charis SIL Regular" w:hAnsi="Charis SIL Regular" w:eastAsia="Charis SIL Regular"/>
+          <w:b w:val="0"/>
+          <w:i w:val="0"/>
+          <w:color w:val="000000"/>
+          <w:sz w:val="24"/>
+        </w:rPr>
+        <w:hyperlink r:id="rId10" w:history="1">
+          <w:r>
+            <w:rPr>
+              <w:rStyle w:val="Hyperlink"/>
+            </w:rPr>
+            <w:t>nces) is of g</w:t>
+          </w:r>
+        </w:hyperlink>
+      </w:r>
+      <w:r>
+        <w:rPr>
+          <w:u w:val="single" w:color="0000ff"/>
+          <w:rFonts w:ascii="Charis SIL Regular" w:hAnsi="Charis SIL Regular" w:eastAsia="Charis SIL Regular"/>
+          <w:b w:val="0"/>
+          <w:i w:val="0"/>
+          <w:color w:val="000000"/>
+          <w:sz w:val="24"/>
+        </w:rPr>
+        <w:hyperlink r:id="rId10" w:history="1">
+          <w:r>
+            <w:rPr>
+              <w:rStyle w:val="Hyperlink"/>
+            </w:rPr>
+            <w:t>r</w:t>
+          </w:r>
+        </w:hyperlink>
+      </w:r>
+      <w:r>
+        <w:rPr>
+          <w:u w:val="single" w:color="0000ff"/>
+          <w:rFonts w:ascii="Charis SIL Regular" w:hAnsi="Charis SIL Regular" w:eastAsia="Charis SIL Regular"/>
+          <w:b w:val="0"/>
+          <w:i w:val="0"/>
+          <w:color w:val="000000"/>
+          <w:sz w:val="24"/>
+        </w:rPr>
+        <w:hyperlink r:id="rId10" w:history="1">
+          <w:r>
+            <w:rPr>
+              <w:rStyle w:val="Hyperlink"/>
+            </w:rPr>
+            <w:t>eat importan</w:t>
+          </w:r>
+        </w:hyperlink>
+      </w:r>
+      <w:r>
+        <w:rPr>
+          <w:u w:val="single" w:color="0000ff"/>
+          <w:rFonts w:ascii="Charis SIL Regular" w:hAnsi="Charis SIL Regular" w:eastAsia="Charis SIL Regular"/>
+          <w:b w:val="0"/>
+          <w:i w:val="0"/>
+          <w:color w:val="000000"/>
+          <w:sz w:val="24"/>
+        </w:rPr>
+        <w:hyperlink r:id="rId10" w:history="1">
+          <w:r>
+            <w:rPr>
+              <w:rStyle w:val="Hyperlink"/>
+            </w:rPr>
+            <w:t>c</w:t>
+          </w:r>
+        </w:hyperlink>
+      </w:r>
+      <w:r>
+        <w:rPr>
+          <w:u w:val="single" w:color="0000ff"/>
+          <w:rFonts w:ascii="Charis SIL Regular" w:hAnsi="Charis SIL Regular" w:eastAsia="Charis SIL Regular"/>
+          <w:b w:val="0"/>
+          <w:i w:val="0"/>
+          <w:color w:val="000000"/>
+          <w:sz w:val="24"/>
+        </w:rPr>
+        <w:hyperlink r:id="rId10" w:history="1">
+          <w:r>
+            <w:rPr>
+              <w:rStyle w:val="Hyperlink"/>
+            </w:rPr>
+            <w:t>e fo</w:t>
+          </w:r>
+        </w:hyperlink>
+      </w:r>
+      <w:r>
+        <w:rPr>
+          <w:u w:val="single" w:color="0000ff"/>
+          <w:rFonts w:ascii="Charis SIL Regular" w:hAnsi="Charis SIL Regular" w:eastAsia="Charis SIL Regular"/>
+          <w:b w:val="0"/>
+          <w:i w:val="0"/>
+          <w:color w:val="000000"/>
+          <w:sz w:val="24"/>
+        </w:rPr>
+        <w:hyperlink r:id="rId10" w:history="1">
+          <w:r>
+            <w:rPr>
+              <w:rStyle w:val="Hyperlink"/>
+            </w:rPr>
+            <w:t>r proven</w:t>
+          </w:r>
+        </w:hyperlink>
       </w:r>
       <w:r>
         <w:rPr>
@@ -1161,57 +1269,13 @@
       </w:r>
       <w:r>
         <w:rPr>
-          <w:u w:val="single" w:color="0000ff"/>
           <w:rFonts w:ascii="Charis SIL Regular" w:hAnsi="Charis SIL Regular" w:eastAsia="Charis SIL Regular"/>
           <w:b w:val="0"/>
           <w:i w:val="0"/>
           <w:color w:val="000000"/>
           <w:sz w:val="24"/>
         </w:rPr>
-        <w:hyperlink r:id="rId12" w:history="1">
-          <w:r>
-            <w:rPr>
-              <w:rStyle w:val="Hyperlink"/>
-            </w:rPr>
-            <w:t>Genoo</w:t>
-          </w:r>
-        </w:hyperlink>
-      </w:r>
-      <w:r>
-        <w:rPr>
-          <w:u w:val="single" w:color="0000ff"/>
-          <w:rFonts w:ascii="Charis SIL Regular" w:hAnsi="Charis SIL Regular" w:eastAsia="Charis SIL Regular"/>
-          <w:b w:val="0"/>
-          <w:i w:val="0"/>
-          <w:color w:val="000000"/>
-          <w:sz w:val="24"/>
-        </w:rPr>
-        <w:hyperlink r:id="rId12" w:history="1">
-          <w:r>
-            <w:rPr>
-              <w:rStyle w:val="Hyperlink"/>
-            </w:rPr>
-            <w:t>t</w:t>
-          </w:r>
-        </w:hyperlink>
-      </w:r>
-      <w:r>
-        <w:rPr>
-          <w:u w:val="single" w:color="0000ff"/>
-          <w:rFonts w:ascii="Charis SIL Regular" w:hAnsi="Charis SIL Regular" w:eastAsia="Charis SIL Regular"/>
-          <w:b w:val="0"/>
-          <w:i w:val="0"/>
-          <w:color w:val="000000"/>
-          <w:sz w:val="24"/>
-        </w:rPr>
-        <w:hyperlink r:id="rId12" w:history="1">
-          <w:r>
-            <w:rPr>
-              <w:rStyle w:val="Hyperlink"/>
-            </w:rPr>
-            <w:t xml:space="preserve">schap, see </w:t>
-          </w:r>
-        </w:hyperlink>
+        <w:t xml:space="preserve">Genootschap, see </w:t>
       </w:r>
       <w:r>
         <w:rPr>
@@ -1657,35 +1721,7 @@
           <w:color w:val="000000"/>
           <w:sz w:val="24"/>
         </w:rPr>
-        <w:t>and 2023. Many more objects in</w:t>
-      </w:r>
-      <w:r>
-        <w:rPr>
-          <w:u w:val="single" w:color="0000ff"/>
-          <w:rFonts w:ascii="Charis SIL Regular" w:hAnsi="Charis SIL Regular" w:eastAsia="Charis SIL Regular"/>
-          <w:b w:val="0"/>
-          <w:i w:val="0"/>
-          <w:color w:val="000000"/>
-          <w:sz w:val="24"/>
-        </w:rPr>
-        <w:hyperlink r:id="rId15" w:history="1">
-          <w:r>
-            <w:rPr>
-              <w:rStyle w:val="Hyperlink"/>
-            </w:rPr>
-            <w:t xml:space="preserve"> Dutch </w:t>
-          </w:r>
-        </w:hyperlink>
-      </w:r>
-      <w:r>
-        <w:rPr>
-          <w:rFonts w:ascii="Charis SIL Regular" w:hAnsi="Charis SIL Regular" w:eastAsia="Charis SIL Regular"/>
-          <w:b w:val="0"/>
-          <w:i w:val="0"/>
-          <w:color w:val="000000"/>
-          <w:sz w:val="24"/>
-        </w:rPr>
-        <w:t>m</w:t>
+        <w:t>and 2023. Many more objects in Dutch m</w:t>
       </w:r>
       <w:r>
         <w:rPr>
@@ -1803,7 +1839,36 @@
           <w:color w:val="000000"/>
           <w:sz w:val="24"/>
         </w:rPr>
-        <w:t>more information about researching individual soldiers and objects they b</w:t>
+        <w:t>more information about researching individual soldiers and obje</w:t>
+      </w:r>
+      <w:r>
+        <w:rPr>
+          <w:u w:val="single" w:color="0000ff"/>
+          <w:rFonts w:ascii="Charis SIL Regular" w:hAnsi="Charis SIL Regular" w:eastAsia="Charis SIL Regular"/>
+          <w:b w:val="0"/>
+          <w:i w:val="0"/>
+          <w:color w:val="000000"/>
+          <w:sz w:val="24"/>
+        </w:rPr>
+        <w:t>c</w:t>
+      </w:r>
+      <w:r>
+        <w:rPr>
+          <w:u w:val="single" w:color="0000ff"/>
+          <w:rFonts w:ascii="Charis SIL Regular" w:hAnsi="Charis SIL Regular" w:eastAsia="Charis SIL Regular"/>
+          <w:b w:val="0"/>
+          <w:i w:val="0"/>
+          <w:color w:val="000000"/>
+          <w:sz w:val="24"/>
+        </w:rPr>
+        <w:hyperlink r:id="rId16" w:history="1">
+          <w:r>
+            <w:rPr>
+              <w:rStyle w:val="Hyperlink"/>
+            </w:rPr>
+            <w:t>ts they b</w:t>
+          </w:r>
+        </w:hyperlink>
       </w:r>
       <w:r>
         <w:rPr>
@@ -2836,6 +2901,89 @@
           <w:sz w:val="24"/>
           <w:u w:val="single"/>
         </w:rPr>
+        <w:hyperlink r:id="rId22" w:history="1">
+          <w:r>
+            <w:rPr>
+              <w:rStyle w:val="Hyperlink"/>
+            </w:rPr>
+            <w:t>a</w:t>
+          </w:r>
+        </w:hyperlink>
+      </w:r>
+      <w:r>
+        <w:rPr>
+          <w:rFonts w:ascii="Charis SIL Regular" w:hAnsi="Charis SIL Regular" w:eastAsia="Charis SIL Regular"/>
+          <w:b w:val="0"/>
+          <w:i w:val="0"/>
+          <w:color w:val="0000FF"/>
+          <w:sz w:val="24"/>
+          <w:u w:val="single"/>
+        </w:rPr>
+        <w:hyperlink r:id="rId22" w:history="1">
+          <w:r>
+            <w:rPr>
+              <w:rStyle w:val="Hyperlink"/>
+            </w:rPr>
+            <w:t>nd</w:t>
+          </w:r>
+        </w:hyperlink>
+      </w:r>
+      <w:r>
+        <w:rPr>
+          <w:rFonts w:ascii="Charis SIL Regular" w:hAnsi="Charis SIL Regular" w:eastAsia="Charis SIL Regular"/>
+          <w:b w:val="0"/>
+          <w:i w:val="0"/>
+          <w:color w:val="0000FF"/>
+          <w:sz w:val="24"/>
+          <w:u w:val="single"/>
+        </w:rPr>
+        <w:t xml:space="preserve"> </w:t>
+      </w:r>
+      <w:r>
+        <w:rPr>
+          <w:rFonts w:ascii="Charis SIL Regular" w:hAnsi="Charis SIL Regular" w:eastAsia="Charis SIL Regular"/>
+          <w:b w:val="0"/>
+          <w:i w:val="0"/>
+          <w:color w:val="0000FF"/>
+          <w:sz w:val="24"/>
+          <w:u w:val="single"/>
+        </w:rPr>
+        <w:hyperlink r:id="rId22" w:history="1">
+          <w:r>
+            <w:rPr>
+              <w:rStyle w:val="Hyperlink"/>
+            </w:rPr>
+            <w:t>Carib</w:t>
+          </w:r>
+        </w:hyperlink>
+      </w:r>
+      <w:r>
+        <w:rPr>
+          <w:rFonts w:ascii="Charis SIL Regular" w:hAnsi="Charis SIL Regular" w:eastAsia="Charis SIL Regular"/>
+          <w:b w:val="0"/>
+          <w:i w:val="0"/>
+          <w:color w:val="0000FF"/>
+          <w:sz w:val="24"/>
+          <w:u w:val="single"/>
+        </w:rPr>
+        <w:hyperlink r:id="rId10" w:history="1">
+          <w:r>
+            <w:rPr>
+              <w:rStyle w:val="Hyperlink"/>
+            </w:rPr>
+            <w:t>be</w:t>
+          </w:r>
+        </w:hyperlink>
+      </w:r>
+      <w:r>
+        <w:rPr>
+          <w:rFonts w:ascii="Charis SIL Regular" w:hAnsi="Charis SIL Regular" w:eastAsia="Charis SIL Regular"/>
+          <w:b w:val="0"/>
+          <w:i w:val="0"/>
+          <w:color w:val="0000FF"/>
+          <w:sz w:val="24"/>
+          <w:u w:val="single"/>
+        </w:rPr>
         <w:hyperlink r:id="rId10" w:history="1">
           <w:r>
             <w:rPr>
@@ -2859,89 +3007,6 @@
             <w:rPr>
               <w:rStyle w:val="Hyperlink"/>
             </w:rPr>
-            <w:t>nd</w:t>
-          </w:r>
-        </w:hyperlink>
-      </w:r>
-      <w:r>
-        <w:rPr>
-          <w:rFonts w:ascii="Charis SIL Regular" w:hAnsi="Charis SIL Regular" w:eastAsia="Charis SIL Regular"/>
-          <w:b w:val="0"/>
-          <w:i w:val="0"/>
-          <w:color w:val="0000FF"/>
-          <w:sz w:val="24"/>
-          <w:u w:val="single"/>
-        </w:rPr>
-        <w:t xml:space="preserve"> </w:t>
-      </w:r>
-      <w:r>
-        <w:rPr>
-          <w:rFonts w:ascii="Charis SIL Regular" w:hAnsi="Charis SIL Regular" w:eastAsia="Charis SIL Regular"/>
-          <w:b w:val="0"/>
-          <w:i w:val="0"/>
-          <w:color w:val="0000FF"/>
-          <w:sz w:val="24"/>
-          <w:u w:val="single"/>
-        </w:rPr>
-        <w:hyperlink r:id="rId10" w:history="1">
-          <w:r>
-            <w:rPr>
-              <w:rStyle w:val="Hyperlink"/>
-            </w:rPr>
-            <w:t>Carib</w:t>
-          </w:r>
-        </w:hyperlink>
-      </w:r>
-      <w:r>
-        <w:rPr>
-          <w:rFonts w:ascii="Charis SIL Regular" w:hAnsi="Charis SIL Regular" w:eastAsia="Charis SIL Regular"/>
-          <w:b w:val="0"/>
-          <w:i w:val="0"/>
-          <w:color w:val="0000FF"/>
-          <w:sz w:val="24"/>
-          <w:u w:val="single"/>
-        </w:rPr>
-        <w:hyperlink r:id="rId10" w:history="1">
-          <w:r>
-            <w:rPr>
-              <w:rStyle w:val="Hyperlink"/>
-            </w:rPr>
-            <w:t>be</w:t>
-          </w:r>
-        </w:hyperlink>
-      </w:r>
-      <w:r>
-        <w:rPr>
-          <w:rFonts w:ascii="Charis SIL Regular" w:hAnsi="Charis SIL Regular" w:eastAsia="Charis SIL Regular"/>
-          <w:b w:val="0"/>
-          <w:i w:val="0"/>
-          <w:color w:val="0000FF"/>
-          <w:sz w:val="24"/>
-          <w:u w:val="single"/>
-        </w:rPr>
-        <w:hyperlink r:id="rId10" w:history="1">
-          <w:r>
-            <w:rPr>
-              <w:rStyle w:val="Hyperlink"/>
-            </w:rPr>
-            <w:t>a</w:t>
-          </w:r>
-        </w:hyperlink>
-      </w:r>
-      <w:r>
-        <w:rPr>
-          <w:rFonts w:ascii="Charis SIL Regular" w:hAnsi="Charis SIL Regular" w:eastAsia="Charis SIL Regular"/>
-          <w:b w:val="0"/>
-          <w:i w:val="0"/>
-          <w:color w:val="0000FF"/>
-          <w:sz w:val="24"/>
-          <w:u w:val="single"/>
-        </w:rPr>
-        <w:hyperlink r:id="rId10" w:history="1">
-          <w:r>
-            <w:rPr>
-              <w:rStyle w:val="Hyperlink"/>
-            </w:rPr>
             <w:t>n</w:t>
           </w:r>
         </w:hyperlink>
@@ -2966,7 +3031,7 @@
           <w:sz w:val="24"/>
           <w:u w:val="single"/>
         </w:rPr>
-        <w:hyperlink r:id="rId22" w:history="1">
+        <w:hyperlink r:id="rId10" w:history="1">
           <w:r>
             <w:rPr>
               <w:rStyle w:val="Hyperlink"/>
@@ -2995,7 +3060,7 @@
           <w:sz w:val="24"/>
           <w:u w:val="single"/>
         </w:rPr>
-        <w:hyperlink r:id="rId22" w:history="1">
+        <w:hyperlink r:id="rId10" w:history="1">
           <w:r>
             <w:rPr>
               <w:rStyle w:val="Hyperlink"/>
@@ -3133,13 +3198,152 @@
       </w:r>
       <w:r>
         <w:rPr>
+          <w:u w:val="single" w:color="0000ff"/>
           <w:rFonts w:ascii="Charis SIL Regular" w:hAnsi="Charis SIL Regular" w:eastAsia="Charis SIL Regular"/>
           <w:b w:val="0"/>
           <w:i w:val="0"/>
           <w:color w:val="000000"/>
           <w:sz w:val="24"/>
         </w:rPr>
-        <w:t>findings of scientific research w</w:t>
+        <w:hyperlink r:id="rId22" w:history="1">
+          <w:r>
+            <w:rPr>
+              <w:rStyle w:val="Hyperlink"/>
+            </w:rPr>
+            <w:t xml:space="preserve">findings </w:t>
+          </w:r>
+        </w:hyperlink>
+      </w:r>
+      <w:r>
+        <w:rPr>
+          <w:u w:val="single" w:color="0000ff"/>
+          <w:rFonts w:ascii="Charis SIL Regular" w:hAnsi="Charis SIL Regular" w:eastAsia="Charis SIL Regular"/>
+          <w:b w:val="0"/>
+          <w:i w:val="0"/>
+          <w:color w:val="000000"/>
+          <w:sz w:val="24"/>
+        </w:rPr>
+        <w:t>o</w:t>
+      </w:r>
+      <w:r>
+        <w:rPr>
+          <w:u w:val="single" w:color="0000ff"/>
+          <w:rFonts w:ascii="Charis SIL Regular" w:hAnsi="Charis SIL Regular" w:eastAsia="Charis SIL Regular"/>
+          <w:b w:val="0"/>
+          <w:i w:val="0"/>
+          <w:color w:val="000000"/>
+          <w:sz w:val="24"/>
+        </w:rPr>
+        <w:hyperlink r:id="rId22" w:history="1">
+          <w:r>
+            <w:rPr>
+              <w:rStyle w:val="Hyperlink"/>
+            </w:rPr>
+            <w:t>f</w:t>
+          </w:r>
+        </w:hyperlink>
+      </w:r>
+      <w:r>
+        <w:rPr>
+          <w:u w:val="single" w:color="0000ff"/>
+          <w:rFonts w:ascii="Charis SIL Regular" w:hAnsi="Charis SIL Regular" w:eastAsia="Charis SIL Regular"/>
+          <w:b w:val="0"/>
+          <w:i w:val="0"/>
+          <w:color w:val="000000"/>
+          <w:sz w:val="24"/>
+        </w:rPr>
+        <w:hyperlink r:id="rId22" w:history="1">
+          <w:r>
+            <w:rPr>
+              <w:rStyle w:val="Hyperlink"/>
+            </w:rPr>
+            <w:t xml:space="preserve"> scie</w:t>
+          </w:r>
+        </w:hyperlink>
+      </w:r>
+      <w:r>
+        <w:rPr>
+          <w:rFonts w:ascii="Charis SIL Regular" w:hAnsi="Charis SIL Regular" w:eastAsia="Charis SIL Regular"/>
+          <w:b w:val="0"/>
+          <w:i w:val="0"/>
+          <w:color w:val="000000"/>
+          <w:sz w:val="24"/>
+        </w:rPr>
+        <w:t>n</w:t>
+      </w:r>
+      <w:r>
+        <w:rPr>
+          <w:u w:val="single" w:color="0000ff"/>
+          <w:rFonts w:ascii="Charis SIL Regular" w:hAnsi="Charis SIL Regular" w:eastAsia="Charis SIL Regular"/>
+          <w:b w:val="0"/>
+          <w:i w:val="0"/>
+          <w:color w:val="000000"/>
+          <w:sz w:val="24"/>
+        </w:rPr>
+        <w:hyperlink r:id="rId22" w:history="1">
+          <w:r>
+            <w:rPr>
+              <w:rStyle w:val="Hyperlink"/>
+            </w:rPr>
+            <w:t>tif</w:t>
+          </w:r>
+        </w:hyperlink>
+      </w:r>
+      <w:r>
+        <w:rPr>
+          <w:rFonts w:ascii="Charis SIL Regular" w:hAnsi="Charis SIL Regular" w:eastAsia="Charis SIL Regular"/>
+          <w:b w:val="0"/>
+          <w:i w:val="0"/>
+          <w:color w:val="000000"/>
+          <w:sz w:val="24"/>
+        </w:rPr>
+        <w:hyperlink r:id="rId22" w:history="1">
+          <w:r>
+            <w:rPr>
+              <w:rStyle w:val="Hyperlink"/>
+            </w:rPr>
+            <w:t>i</w:t>
+          </w:r>
+        </w:hyperlink>
+      </w:r>
+      <w:r>
+        <w:rPr>
+          <w:rFonts w:ascii="Charis SIL Regular" w:hAnsi="Charis SIL Regular" w:eastAsia="Charis SIL Regular"/>
+          <w:b w:val="0"/>
+          <w:i w:val="0"/>
+          <w:color w:val="000000"/>
+          <w:sz w:val="24"/>
+        </w:rPr>
+        <w:t>c</w:t>
+      </w:r>
+      <w:r>
+        <w:rPr>
+          <w:u w:val="single" w:color="0000ff"/>
+          <w:rFonts w:ascii="Charis SIL Regular" w:hAnsi="Charis SIL Regular" w:eastAsia="Charis SIL Regular"/>
+          <w:b w:val="0"/>
+          <w:i w:val="0"/>
+          <w:color w:val="000000"/>
+          <w:sz w:val="24"/>
+        </w:rPr>
+        <w:t xml:space="preserve"> </w:t>
+      </w:r>
+      <w:r>
+        <w:rPr>
+          <w:u w:val="single" w:color="0000ff"/>
+          <w:rFonts w:ascii="Charis SIL Regular" w:hAnsi="Charis SIL Regular" w:eastAsia="Charis SIL Regular"/>
+          <w:b w:val="0"/>
+          <w:i w:val="0"/>
+          <w:color w:val="000000"/>
+          <w:sz w:val="24"/>
+        </w:rPr>
+        <w:hyperlink r:id="rId22" w:history="1">
+          <w:r>
+            <w:rPr>
+              <w:rStyle w:val="Hyperlink"/>
+            </w:rPr>
+            <w:t>research w</w:t>
+          </w:r>
+        </w:hyperlink>
       </w:r>
       <w:r>
         <w:rPr>
@@ -4048,7 +4252,7 @@
           <w:sz w:val="24"/>
           <w:u w:val="single"/>
         </w:rPr>
-        <w:hyperlink r:id="rId26" w:history="1">
+        <w:hyperlink r:id="rId28" w:history="1">
           <w:r>
             <w:rPr>
               <w:rStyle w:val="Hyperlink"/>
@@ -4066,7 +4270,7 @@
           <w:sz w:val="24"/>
           <w:u w:val="single"/>
         </w:rPr>
-        <w:hyperlink r:id="rId26" w:history="1">
+        <w:hyperlink r:id="rId28" w:history="1">
           <w:r>
             <w:rPr>
               <w:rStyle w:val="Hyperlink"/>
@@ -4084,7 +4288,7 @@
           <w:sz w:val="24"/>
           <w:u w:val="single"/>
         </w:rPr>
-        <w:hyperlink r:id="rId26" w:history="1">
+        <w:hyperlink r:id="rId28" w:history="1">
           <w:r>
             <w:rPr>
               <w:rStyle w:val="Hyperlink"/>
@@ -4102,7 +4306,7 @@
           <w:sz w:val="24"/>
           <w:u w:val="single"/>
         </w:rPr>
-        <w:hyperlink r:id="rId26" w:history="1">
+        <w:hyperlink r:id="rId28" w:history="1">
           <w:r>
             <w:rPr>
               <w:rStyle w:val="Hyperlink"/>
@@ -4131,74 +4335,19 @@
           <w:i w:val="0"/>
           <w:color w:val="0000FF"/>
           <w:sz w:val="24"/>
+        </w:rPr>
+        <w:t>Museum Bronbee</w:t>
+      </w:r>
+      <w:r>
+        <w:rPr>
+          <w:rFonts w:ascii="Charis SIL Regular" w:hAnsi="Charis SIL Regular" w:eastAsia="Charis SIL Regular"/>
+          <w:b w:val="0"/>
+          <w:i w:val="0"/>
+          <w:color w:val="0000FF"/>
+          <w:sz w:val="24"/>
           <w:u w:val="single"/>
         </w:rPr>
         <w:hyperlink r:id="rId28" w:history="1">
-          <w:r>
-            <w:rPr>
-              <w:rStyle w:val="Hyperlink"/>
-            </w:rPr>
-            <w:t>Mus</w:t>
-          </w:r>
-        </w:hyperlink>
-      </w:r>
-      <w:r>
-        <w:rPr>
-          <w:rFonts w:ascii="Charis SIL Regular" w:hAnsi="Charis SIL Regular" w:eastAsia="Charis SIL Regular"/>
-          <w:b w:val="0"/>
-          <w:i w:val="0"/>
-          <w:color w:val="0000FF"/>
-          <w:sz w:val="24"/>
-          <w:u w:val="single"/>
-        </w:rPr>
-        <w:hyperlink r:id="rId29" w:history="1">
-          <w:r>
-            <w:rPr>
-              <w:rStyle w:val="Hyperlink"/>
-            </w:rPr>
-            <w:t>eum</w:t>
-          </w:r>
-        </w:hyperlink>
-      </w:r>
-      <w:r>
-        <w:rPr>
-          <w:rFonts w:ascii="Charis SIL Regular" w:hAnsi="Charis SIL Regular" w:eastAsia="Charis SIL Regular"/>
-          <w:b w:val="0"/>
-          <w:i w:val="0"/>
-          <w:color w:val="0000FF"/>
-          <w:sz w:val="24"/>
-          <w:u w:val="single"/>
-        </w:rPr>
-        <w:t xml:space="preserve"> </w:t>
-      </w:r>
-      <w:r>
-        <w:rPr>
-          <w:rFonts w:ascii="Charis SIL Regular" w:hAnsi="Charis SIL Regular" w:eastAsia="Charis SIL Regular"/>
-          <w:b w:val="0"/>
-          <w:i w:val="0"/>
-          <w:color w:val="0000FF"/>
-          <w:sz w:val="24"/>
-          <w:u w:val="single"/>
-        </w:rPr>
-        <w:hyperlink r:id="rId29" w:history="1">
-          <w:r>
-            <w:rPr>
-              <w:rStyle w:val="Hyperlink"/>
-            </w:rPr>
-            <w:t>Bronbee</w:t>
-          </w:r>
-        </w:hyperlink>
-      </w:r>
-      <w:r>
-        <w:rPr>
-          <w:rFonts w:ascii="Charis SIL Regular" w:hAnsi="Charis SIL Regular" w:eastAsia="Charis SIL Regular"/>
-          <w:b w:val="0"/>
-          <w:i w:val="0"/>
-          <w:color w:val="0000FF"/>
-          <w:sz w:val="24"/>
-          <w:u w:val="single"/>
-        </w:rPr>
-        <w:hyperlink r:id="rId29" w:history="1">
           <w:r>
             <w:rPr>
               <w:rStyle w:val="Hyperlink"/>
@@ -4216,7 +4365,7 @@
           <w:color w:val="000000"/>
           <w:sz w:val="24"/>
         </w:rPr>
-        <w:hyperlink r:id="rId29" w:history="1">
+        <w:hyperlink r:id="rId28" w:history="1">
           <w:r>
             <w:rPr>
               <w:rStyle w:val="Hyperlink"/>
@@ -4284,7 +4433,7 @@
           <w:sz w:val="24"/>
           <w:u w:val="single"/>
         </w:rPr>
-        <w:hyperlink r:id="rId30" w:history="1">
+        <w:hyperlink r:id="rId29" w:history="1">
           <w:r>
             <w:rPr>
               <w:rStyle w:val="Hyperlink"/>
@@ -4302,7 +4451,7 @@
           <w:sz w:val="24"/>
           <w:u w:val="single"/>
         </w:rPr>
-        <w:hyperlink r:id="rId30" w:history="1">
+        <w:hyperlink r:id="rId29" w:history="1">
           <w:r>
             <w:rPr>
               <w:rStyle w:val="Hyperlink"/>
@@ -4331,7 +4480,7 @@
           <w:sz w:val="24"/>
           <w:u w:val="single"/>
         </w:rPr>
-        <w:hyperlink r:id="rId30" w:history="1">
+        <w:hyperlink r:id="rId29" w:history="1">
           <w:r>
             <w:rPr>
               <w:rStyle w:val="Hyperlink"/>
@@ -4409,7 +4558,7 @@
           <w:sz w:val="24"/>
           <w:u w:val="single"/>
         </w:rPr>
-        <w:hyperlink r:id="rId31" w:history="1">
+        <w:hyperlink r:id="rId30" w:history="1">
           <w:r>
             <w:rPr>
               <w:rStyle w:val="Hyperlink"/>
@@ -4438,7 +4587,7 @@
           <w:sz w:val="24"/>
           <w:u w:val="single"/>
         </w:rPr>
-        <w:hyperlink r:id="rId31" w:history="1">
+        <w:hyperlink r:id="rId30" w:history="1">
           <w:r>
             <w:rPr>
               <w:rStyle w:val="Hyperlink"/>
@@ -4466,7 +4615,7 @@
           <w:sz w:val="24"/>
           <w:u w:val="single"/>
         </w:rPr>
-        <w:hyperlink r:id="rId32" w:history="1">
+        <w:hyperlink r:id="rId31" w:history="1">
           <w:r>
             <w:rPr>
               <w:rStyle w:val="Hyperlink"/>
@@ -4494,7 +4643,7 @@
           <w:color w:val="000000"/>
           <w:sz w:val="24"/>
         </w:rPr>
-        <w:hyperlink r:id="rId31" w:history="1">
+        <w:hyperlink r:id="rId30" w:history="1">
           <w:r>
             <w:rPr>
               <w:rStyle w:val="Hyperlink"/>
@@ -4512,7 +4661,7 @@
           <w:color w:val="000000"/>
           <w:sz w:val="24"/>
         </w:rPr>
-        <w:hyperlink r:id="rId31" w:history="1">
+        <w:hyperlink r:id="rId30" w:history="1">
           <w:r>
             <w:rPr>
               <w:rStyle w:val="Hyperlink"/>
@@ -4540,7 +4689,7 @@
           <w:color w:val="000000"/>
           <w:sz w:val="24"/>
         </w:rPr>
-        <w:hyperlink r:id="rId32" w:history="1">
+        <w:hyperlink r:id="rId31" w:history="1">
           <w:r>
             <w:rPr>
               <w:rStyle w:val="Hyperlink"/>

--- a/EXPORTS/DOCX/published/niveau2/English/Indonesia.docx
+++ b/EXPORTS/DOCX/published/niveau2/English/Indonesia.docx
@@ -690,48 +690,23 @@
           <w:color w:val="000000"/>
           <w:sz w:val="24"/>
         </w:rPr>
+        <w:t>nces) is of great importance for proven</w:t>
+      </w:r>
+      <w:r>
+        <w:rPr>
+          <w:u w:val="single" w:color="0000ff"/>
+          <w:rFonts w:ascii="Charis SIL Regular" w:hAnsi="Charis SIL Regular" w:eastAsia="Charis SIL Regular"/>
+          <w:b w:val="0"/>
+          <w:i w:val="0"/>
+          <w:color w:val="000000"/>
+          <w:sz w:val="24"/>
+        </w:rPr>
         <w:hyperlink r:id="rId10" w:history="1">
           <w:r>
             <w:rPr>
               <w:rStyle w:val="Hyperlink"/>
             </w:rPr>
-            <w:t>nces) is of g</w:t>
-          </w:r>
-        </w:hyperlink>
-      </w:r>
-      <w:r>
-        <w:rPr>
-          <w:u w:val="single" w:color="0000ff"/>
-          <w:rFonts w:ascii="Charis SIL Regular" w:hAnsi="Charis SIL Regular" w:eastAsia="Charis SIL Regular"/>
-          <w:b w:val="0"/>
-          <w:i w:val="0"/>
-          <w:color w:val="000000"/>
-          <w:sz w:val="24"/>
-        </w:rPr>
-        <w:hyperlink r:id="rId10" w:history="1">
-          <w:r>
-            <w:rPr>
-              <w:rStyle w:val="Hyperlink"/>
-            </w:rPr>
-            <w:t>r</w:t>
-          </w:r>
-        </w:hyperlink>
-      </w:r>
-      <w:r>
-        <w:rPr>
-          <w:u w:val="single" w:color="0000ff"/>
-          <w:rFonts w:ascii="Charis SIL Regular" w:hAnsi="Charis SIL Regular" w:eastAsia="Charis SIL Regular"/>
-          <w:b w:val="0"/>
-          <w:i w:val="0"/>
-          <w:color w:val="000000"/>
-          <w:sz w:val="24"/>
-        </w:rPr>
-        <w:hyperlink r:id="rId10" w:history="1">
-          <w:r>
-            <w:rPr>
-              <w:rStyle w:val="Hyperlink"/>
-            </w:rPr>
-            <w:t>eat importan</w:t>
+            <w:t>an</w:t>
           </w:r>
         </w:hyperlink>
       </w:r>
@@ -767,78 +742,6 @@
             <w:rPr>
               <w:rStyle w:val="Hyperlink"/>
             </w:rPr>
-            <w:t>e fo</w:t>
-          </w:r>
-        </w:hyperlink>
-      </w:r>
-      <w:r>
-        <w:rPr>
-          <w:u w:val="single" w:color="0000ff"/>
-          <w:rFonts w:ascii="Charis SIL Regular" w:hAnsi="Charis SIL Regular" w:eastAsia="Charis SIL Regular"/>
-          <w:b w:val="0"/>
-          <w:i w:val="0"/>
-          <w:color w:val="000000"/>
-          <w:sz w:val="24"/>
-        </w:rPr>
-        <w:hyperlink r:id="rId10" w:history="1">
-          <w:r>
-            <w:rPr>
-              <w:rStyle w:val="Hyperlink"/>
-            </w:rPr>
-            <w:t>r proven</w:t>
-          </w:r>
-        </w:hyperlink>
-      </w:r>
-      <w:r>
-        <w:rPr>
-          <w:u w:val="single" w:color="0000ff"/>
-          <w:rFonts w:ascii="Charis SIL Regular" w:hAnsi="Charis SIL Regular" w:eastAsia="Charis SIL Regular"/>
-          <w:b w:val="0"/>
-          <w:i w:val="0"/>
-          <w:color w:val="000000"/>
-          <w:sz w:val="24"/>
-        </w:rPr>
-        <w:hyperlink r:id="rId10" w:history="1">
-          <w:r>
-            <w:rPr>
-              <w:rStyle w:val="Hyperlink"/>
-            </w:rPr>
-            <w:t>an</w:t>
-          </w:r>
-        </w:hyperlink>
-      </w:r>
-      <w:r>
-        <w:rPr>
-          <w:u w:val="single" w:color="0000ff"/>
-          <w:rFonts w:ascii="Charis SIL Regular" w:hAnsi="Charis SIL Regular" w:eastAsia="Charis SIL Regular"/>
-          <w:b w:val="0"/>
-          <w:i w:val="0"/>
-          <w:color w:val="000000"/>
-          <w:sz w:val="24"/>
-        </w:rPr>
-        <w:hyperlink r:id="rId10" w:history="1">
-          <w:r>
-            <w:rPr>
-              <w:rStyle w:val="Hyperlink"/>
-            </w:rPr>
-            <w:t>c</w:t>
-          </w:r>
-        </w:hyperlink>
-      </w:r>
-      <w:r>
-        <w:rPr>
-          <w:u w:val="single" w:color="0000ff"/>
-          <w:rFonts w:ascii="Charis SIL Regular" w:hAnsi="Charis SIL Regular" w:eastAsia="Charis SIL Regular"/>
-          <w:b w:val="0"/>
-          <w:i w:val="0"/>
-          <w:color w:val="000000"/>
-          <w:sz w:val="24"/>
-        </w:rPr>
-        <w:hyperlink r:id="rId10" w:history="1">
-          <w:r>
-            <w:rPr>
-              <w:rStyle w:val="Hyperlink"/>
-            </w:rPr>
             <w:t>e research. Fou</w:t>
           </w:r>
         </w:hyperlink>
@@ -1269,13 +1172,57 @@
       </w:r>
       <w:r>
         <w:rPr>
+          <w:u w:val="single" w:color="0000ff"/>
           <w:rFonts w:ascii="Charis SIL Regular" w:hAnsi="Charis SIL Regular" w:eastAsia="Charis SIL Regular"/>
           <w:b w:val="0"/>
           <w:i w:val="0"/>
           <w:color w:val="000000"/>
           <w:sz w:val="24"/>
         </w:rPr>
-        <w:t xml:space="preserve">Genootschap, see </w:t>
+        <w:hyperlink r:id="rId12" w:history="1">
+          <w:r>
+            <w:rPr>
+              <w:rStyle w:val="Hyperlink"/>
+            </w:rPr>
+            <w:t>Genoo</w:t>
+          </w:r>
+        </w:hyperlink>
+      </w:r>
+      <w:r>
+        <w:rPr>
+          <w:u w:val="single" w:color="0000ff"/>
+          <w:rFonts w:ascii="Charis SIL Regular" w:hAnsi="Charis SIL Regular" w:eastAsia="Charis SIL Regular"/>
+          <w:b w:val="0"/>
+          <w:i w:val="0"/>
+          <w:color w:val="000000"/>
+          <w:sz w:val="24"/>
+        </w:rPr>
+        <w:hyperlink r:id="rId12" w:history="1">
+          <w:r>
+            <w:rPr>
+              <w:rStyle w:val="Hyperlink"/>
+            </w:rPr>
+            <w:t>t</w:t>
+          </w:r>
+        </w:hyperlink>
+      </w:r>
+      <w:r>
+        <w:rPr>
+          <w:u w:val="single" w:color="0000ff"/>
+          <w:rFonts w:ascii="Charis SIL Regular" w:hAnsi="Charis SIL Regular" w:eastAsia="Charis SIL Regular"/>
+          <w:b w:val="0"/>
+          <w:i w:val="0"/>
+          <w:color w:val="000000"/>
+          <w:sz w:val="24"/>
+        </w:rPr>
+        <w:hyperlink r:id="rId12" w:history="1">
+          <w:r>
+            <w:rPr>
+              <w:rStyle w:val="Hyperlink"/>
+            </w:rPr>
+            <w:t xml:space="preserve">schap, see </w:t>
+          </w:r>
+        </w:hyperlink>
       </w:r>
       <w:r>
         <w:rPr>
@@ -1599,14 +1546,7 @@
           <w:color w:val="000000"/>
           <w:sz w:val="24"/>
         </w:rPr>
-        <w:hyperlink r:id="rId14" w:history="1">
-          <w:r>
-            <w:rPr>
-              <w:rStyle w:val="Hyperlink"/>
-            </w:rPr>
-            <w:t>nation</w:t>
-          </w:r>
-        </w:hyperlink>
+        <w:t>nation</w:t>
       </w:r>
       <w:r>
         <w:rPr>
@@ -1721,7 +1661,36 @@
           <w:color w:val="000000"/>
           <w:sz w:val="24"/>
         </w:rPr>
-        <w:t>and 2023. Many more objects in Dutch m</w:t>
+        <w:t>and 2023. Many more objects in</w:t>
+      </w:r>
+      <w:r>
+        <w:rPr>
+          <w:u w:val="single" w:color="0000ff"/>
+          <w:rFonts w:ascii="Charis SIL Regular" w:hAnsi="Charis SIL Regular" w:eastAsia="Charis SIL Regular"/>
+          <w:b w:val="0"/>
+          <w:i w:val="0"/>
+          <w:color w:val="000000"/>
+          <w:sz w:val="24"/>
+        </w:rPr>
+        <w:hyperlink r:id="rId15" w:history="1">
+          <w:r>
+            <w:rPr>
+              <w:rStyle w:val="Hyperlink"/>
+            </w:rPr>
+            <w:t xml:space="preserve"> Dutch </w:t>
+          </w:r>
+        </w:hyperlink>
+      </w:r>
+      <w:r>
+        <w:rPr>
+          <w:u w:val="single" w:color="0000ff"/>
+          <w:rFonts w:ascii="Charis SIL Regular" w:hAnsi="Charis SIL Regular" w:eastAsia="Charis SIL Regular"/>
+          <w:b w:val="0"/>
+          <w:i w:val="0"/>
+          <w:color w:val="000000"/>
+          <w:sz w:val="24"/>
+        </w:rPr>
+        <w:t>m</w:t>
       </w:r>
       <w:r>
         <w:rPr>
@@ -2357,7 +2326,7 @@
           <w:sz w:val="24"/>
           <w:u w:val="single"/>
         </w:rPr>
-        <w:hyperlink r:id="rId21" w:history="1">
+        <w:hyperlink r:id="rId20" w:history="1">
           <w:r>
             <w:rPr>
               <w:rStyle w:val="Hyperlink"/>
@@ -2375,7 +2344,7 @@
           <w:sz w:val="24"/>
           <w:u w:val="single"/>
         </w:rPr>
-        <w:hyperlink r:id="rId21" w:history="1">
+        <w:hyperlink r:id="rId20" w:history="1">
           <w:r>
             <w:rPr>
               <w:rStyle w:val="Hyperlink"/>
@@ -2404,7 +2373,7 @@
           <w:sz w:val="24"/>
           <w:u w:val="single"/>
         </w:rPr>
-        <w:hyperlink r:id="rId21" w:history="1">
+        <w:hyperlink r:id="rId20" w:history="1">
           <w:r>
             <w:rPr>
               <w:rStyle w:val="Hyperlink"/>
@@ -2685,7 +2654,7 @@
           <w:sz w:val="24"/>
           <w:u w:val="single"/>
         </w:rPr>
-        <w:hyperlink r:id="rId22" w:history="1">
+        <w:hyperlink r:id="rId21" w:history="1">
           <w:r>
             <w:rPr>
               <w:rStyle w:val="Hyperlink"/>
@@ -2714,7 +2683,7 @@
           <w:sz w:val="24"/>
           <w:u w:val="single"/>
         </w:rPr>
-        <w:hyperlink r:id="rId22" w:history="1">
+        <w:hyperlink r:id="rId21" w:history="1">
           <w:r>
             <w:rPr>
               <w:rStyle w:val="Hyperlink"/>
@@ -2741,8 +2710,9 @@
           <w:i w:val="0"/>
           <w:color w:val="0000FF"/>
           <w:sz w:val="24"/>
-        </w:rPr>
-        <w:hyperlink r:id="rId22" w:history="1">
+          <w:u w:val="single"/>
+        </w:rPr>
+        <w:hyperlink r:id="rId21" w:history="1">
           <w:r>
             <w:rPr>
               <w:rStyle w:val="Hyperlink"/>
@@ -2807,7 +2777,7 @@
           <w:sz w:val="24"/>
           <w:u w:val="single"/>
         </w:rPr>
-        <w:hyperlink r:id="rId10" w:history="1">
+        <w:hyperlink r:id="rId21" w:history="1">
           <w:r>
             <w:rPr>
               <w:rStyle w:val="Hyperlink"/>
@@ -2836,7 +2806,7 @@
           <w:sz w:val="24"/>
           <w:u w:val="single"/>
         </w:rPr>
-        <w:hyperlink r:id="rId10" w:history="1">
+        <w:hyperlink r:id="rId21" w:history="1">
           <w:r>
             <w:rPr>
               <w:rStyle w:val="Hyperlink"/>
@@ -2854,7 +2824,7 @@
           <w:sz w:val="24"/>
           <w:u w:val="single"/>
         </w:rPr>
-        <w:hyperlink r:id="rId10" w:history="1">
+        <w:hyperlink r:id="rId21" w:history="1">
           <w:r>
             <w:rPr>
               <w:rStyle w:val="Hyperlink"/>
@@ -2901,7 +2871,7 @@
           <w:sz w:val="24"/>
           <w:u w:val="single"/>
         </w:rPr>
-        <w:hyperlink r:id="rId22" w:history="1">
+        <w:hyperlink r:id="rId10" w:history="1">
           <w:r>
             <w:rPr>
               <w:rStyle w:val="Hyperlink"/>
@@ -2919,7 +2889,7 @@
           <w:sz w:val="24"/>
           <w:u w:val="single"/>
         </w:rPr>
-        <w:hyperlink r:id="rId22" w:history="1">
+        <w:hyperlink r:id="rId10" w:history="1">
           <w:r>
             <w:rPr>
               <w:rStyle w:val="Hyperlink"/>
@@ -2948,7 +2918,7 @@
           <w:sz w:val="24"/>
           <w:u w:val="single"/>
         </w:rPr>
-        <w:hyperlink r:id="rId22" w:history="1">
+        <w:hyperlink r:id="rId10" w:history="1">
           <w:r>
             <w:rPr>
               <w:rStyle w:val="Hyperlink"/>
@@ -3078,7 +3048,7 @@
           <w:sz w:val="24"/>
           <w:u w:val="single"/>
         </w:rPr>
-        <w:hyperlink r:id="rId22" w:history="1">
+        <w:hyperlink r:id="rId21" w:history="1">
           <w:r>
             <w:rPr>
               <w:rStyle w:val="Hyperlink"/>
@@ -3106,7 +3076,7 @@
           <w:color w:val="000000"/>
           <w:sz w:val="24"/>
         </w:rPr>
-        <w:hyperlink r:id="rId22" w:history="1">
+        <w:hyperlink r:id="rId21" w:history="1">
           <w:r>
             <w:rPr>
               <w:rStyle w:val="Hyperlink"/>
@@ -3124,7 +3094,7 @@
           <w:color w:val="000000"/>
           <w:sz w:val="24"/>
         </w:rPr>
-        <w:hyperlink r:id="rId22" w:history="1">
+        <w:hyperlink r:id="rId21" w:history="1">
           <w:r>
             <w:rPr>
               <w:rStyle w:val="Hyperlink"/>
@@ -3142,7 +3112,7 @@
           <w:color w:val="000000"/>
           <w:sz w:val="24"/>
         </w:rPr>
-        <w:hyperlink r:id="rId22" w:history="1">
+        <w:hyperlink r:id="rId21" w:history="1">
           <w:r>
             <w:rPr>
               <w:rStyle w:val="Hyperlink"/>
@@ -3160,7 +3130,7 @@
           <w:color w:val="000000"/>
           <w:sz w:val="24"/>
         </w:rPr>
-        <w:hyperlink r:id="rId22" w:history="1">
+        <w:hyperlink r:id="rId21" w:history="1">
           <w:r>
             <w:rPr>
               <w:rStyle w:val="Hyperlink"/>
@@ -3177,7 +3147,7 @@
           <w:color w:val="000000"/>
           <w:sz w:val="24"/>
         </w:rPr>
-        <w:hyperlink r:id="rId22" w:history="1">
+        <w:hyperlink r:id="rId21" w:history="1">
           <w:r>
             <w:rPr>
               <w:rStyle w:val="Hyperlink"/>
@@ -3205,7 +3175,7 @@
           <w:color w:val="000000"/>
           <w:sz w:val="24"/>
         </w:rPr>
-        <w:hyperlink r:id="rId22" w:history="1">
+        <w:hyperlink r:id="rId21" w:history="1">
           <w:r>
             <w:rPr>
               <w:rStyle w:val="Hyperlink"/>
@@ -3234,7 +3204,7 @@
           <w:color w:val="000000"/>
           <w:sz w:val="24"/>
         </w:rPr>
-        <w:hyperlink r:id="rId22" w:history="1">
+        <w:hyperlink r:id="rId21" w:history="1">
           <w:r>
             <w:rPr>
               <w:rStyle w:val="Hyperlink"/>
@@ -3252,69 +3222,54 @@
           <w:color w:val="000000"/>
           <w:sz w:val="24"/>
         </w:rPr>
-        <w:hyperlink r:id="rId22" w:history="1">
+        <w:hyperlink r:id="rId21" w:history="1">
           <w:r>
             <w:rPr>
               <w:rStyle w:val="Hyperlink"/>
             </w:rPr>
-            <w:t xml:space="preserve"> scie</w:t>
+            <w:t xml:space="preserve"> scien</w:t>
           </w:r>
         </w:hyperlink>
       </w:r>
       <w:r>
         <w:rPr>
+          <w:u w:val="single" w:color="0000ff"/>
           <w:rFonts w:ascii="Charis SIL Regular" w:hAnsi="Charis SIL Regular" w:eastAsia="Charis SIL Regular"/>
           <w:b w:val="0"/>
           <w:i w:val="0"/>
           <w:color w:val="000000"/>
           <w:sz w:val="24"/>
         </w:rPr>
-        <w:t>n</w:t>
-      </w:r>
-      <w:r>
-        <w:rPr>
-          <w:u w:val="single" w:color="0000ff"/>
-          <w:rFonts w:ascii="Charis SIL Regular" w:hAnsi="Charis SIL Regular" w:eastAsia="Charis SIL Regular"/>
-          <w:b w:val="0"/>
-          <w:i w:val="0"/>
-          <w:color w:val="000000"/>
-          <w:sz w:val="24"/>
-        </w:rPr>
-        <w:hyperlink r:id="rId22" w:history="1">
+        <w:hyperlink r:id="rId21" w:history="1">
           <w:r>
             <w:rPr>
               <w:rStyle w:val="Hyperlink"/>
             </w:rPr>
-            <w:t>tif</w:t>
+            <w:t>tifi</w:t>
           </w:r>
         </w:hyperlink>
       </w:r>
       <w:r>
         <w:rPr>
+          <w:u w:val="single" w:color="0000ff"/>
           <w:rFonts w:ascii="Charis SIL Regular" w:hAnsi="Charis SIL Regular" w:eastAsia="Charis SIL Regular"/>
           <w:b w:val="0"/>
           <w:i w:val="0"/>
           <w:color w:val="000000"/>
           <w:sz w:val="24"/>
         </w:rPr>
-        <w:hyperlink r:id="rId22" w:history="1">
-          <w:r>
-            <w:rPr>
-              <w:rStyle w:val="Hyperlink"/>
-            </w:rPr>
-            <w:t>i</w:t>
-          </w:r>
-        </w:hyperlink>
-      </w:r>
-      <w:r>
-        <w:rPr>
+        <w:t>c</w:t>
+      </w:r>
+      <w:r>
+        <w:rPr>
+          <w:u w:val="single" w:color="0000ff"/>
           <w:rFonts w:ascii="Charis SIL Regular" w:hAnsi="Charis SIL Regular" w:eastAsia="Charis SIL Regular"/>
           <w:b w:val="0"/>
           <w:i w:val="0"/>
           <w:color w:val="000000"/>
           <w:sz w:val="24"/>
         </w:rPr>
-        <w:t>c</w:t>
+        <w:t xml:space="preserve"> </w:t>
       </w:r>
       <w:r>
         <w:rPr>
@@ -3325,18 +3280,7 @@
           <w:color w:val="000000"/>
           <w:sz w:val="24"/>
         </w:rPr>
-        <w:t xml:space="preserve"> </w:t>
-      </w:r>
-      <w:r>
-        <w:rPr>
-          <w:u w:val="single" w:color="0000ff"/>
-          <w:rFonts w:ascii="Charis SIL Regular" w:hAnsi="Charis SIL Regular" w:eastAsia="Charis SIL Regular"/>
-          <w:b w:val="0"/>
-          <w:i w:val="0"/>
-          <w:color w:val="000000"/>
-          <w:sz w:val="24"/>
-        </w:rPr>
-        <w:hyperlink r:id="rId22" w:history="1">
+        <w:hyperlink r:id="rId21" w:history="1">
           <w:r>
             <w:rPr>
               <w:rStyle w:val="Hyperlink"/>
@@ -3354,7 +3298,7 @@
           <w:color w:val="000000"/>
           <w:sz w:val="24"/>
         </w:rPr>
-        <w:hyperlink r:id="rId22" w:history="1">
+        <w:hyperlink r:id="rId21" w:history="1">
           <w:r>
             <w:rPr>
               <w:rStyle w:val="Hyperlink"/>
@@ -3372,7 +3316,7 @@
           <w:color w:val="000000"/>
           <w:sz w:val="24"/>
         </w:rPr>
-        <w:hyperlink r:id="rId22" w:history="1">
+        <w:hyperlink r:id="rId21" w:history="1">
           <w:r>
             <w:rPr>
               <w:rStyle w:val="Hyperlink"/>
@@ -3390,12 +3334,12 @@
           <w:color w:val="000000"/>
           <w:sz w:val="24"/>
         </w:rPr>
-        <w:hyperlink r:id="rId22" w:history="1">
+        <w:hyperlink r:id="rId21" w:history="1">
           <w:r>
             <w:rPr>
               <w:rStyle w:val="Hyperlink"/>
             </w:rPr>
-            <w:t>ished in</w:t>
+            <w:t xml:space="preserve">ished </w:t>
           </w:r>
         </w:hyperlink>
       </w:r>
@@ -3407,7 +3351,7 @@
           <w:color w:val="000000"/>
           <w:sz w:val="24"/>
         </w:rPr>
-        <w:t xml:space="preserve"> journals and books. The objects, documents </w:t>
+        <w:t xml:space="preserve">in journals and books. The objects, documents </w:t>
       </w:r>
       <w:r>
         <w:rPr>
@@ -3448,7 +3392,7 @@
           <w:sz w:val="24"/>
           <w:u w:val="single"/>
         </w:rPr>
-        <w:hyperlink r:id="rId23" w:history="1">
+        <w:hyperlink r:id="rId22" w:history="1">
           <w:r>
             <w:rPr>
               <w:rStyle w:val="Hyperlink"/>
@@ -3477,7 +3421,7 @@
           <w:sz w:val="24"/>
           <w:u w:val="single"/>
         </w:rPr>
-        <w:hyperlink r:id="rId23" w:history="1">
+        <w:hyperlink r:id="rId22" w:history="1">
           <w:r>
             <w:rPr>
               <w:rStyle w:val="Hyperlink"/>
@@ -3638,7 +3582,7 @@
           <w:sz w:val="24"/>
           <w:u w:val="single"/>
         </w:rPr>
-        <w:hyperlink r:id="rId24" w:history="1">
+        <w:hyperlink r:id="rId23" w:history="1">
           <w:r>
             <w:rPr>
               <w:rStyle w:val="Hyperlink"/>
@@ -3667,7 +3611,7 @@
           <w:sz w:val="24"/>
           <w:u w:val="single"/>
         </w:rPr>
-        <w:hyperlink r:id="rId24" w:history="1">
+        <w:hyperlink r:id="rId23" w:history="1">
           <w:r>
             <w:rPr>
               <w:rStyle w:val="Hyperlink"/>
@@ -3897,7 +3841,7 @@
           <w:sz w:val="24"/>
           <w:u w:val="single"/>
         </w:rPr>
-        <w:hyperlink r:id="rId25" w:history="1">
+        <w:hyperlink r:id="rId24" w:history="1">
           <w:r>
             <w:rPr>
               <w:rStyle w:val="Hyperlink"/>
@@ -3926,7 +3870,7 @@
           <w:sz w:val="24"/>
           <w:u w:val="single"/>
         </w:rPr>
-        <w:hyperlink r:id="rId25" w:history="1">
+        <w:hyperlink r:id="rId24" w:history="1">
           <w:r>
             <w:rPr>
               <w:rStyle w:val="Hyperlink"/>
@@ -3955,7 +3899,7 @@
           <w:sz w:val="24"/>
           <w:u w:val="single"/>
         </w:rPr>
-        <w:hyperlink r:id="rId25" w:history="1">
+        <w:hyperlink r:id="rId24" w:history="1">
           <w:r>
             <w:rPr>
               <w:rStyle w:val="Hyperlink"/>
@@ -3984,7 +3928,7 @@
           <w:sz w:val="24"/>
           <w:u w:val="single"/>
         </w:rPr>
-        <w:hyperlink r:id="rId25" w:history="1">
+        <w:hyperlink r:id="rId24" w:history="1">
           <w:r>
             <w:rPr>
               <w:rStyle w:val="Hyperlink"/>
@@ -4013,7 +3957,7 @@
           <w:sz w:val="24"/>
           <w:u w:val="single"/>
         </w:rPr>
-        <w:hyperlink r:id="rId25" w:history="1">
+        <w:hyperlink r:id="rId24" w:history="1">
           <w:r>
             <w:rPr>
               <w:rStyle w:val="Hyperlink"/>
@@ -4081,7 +4025,7 @@
           <w:sz w:val="24"/>
           <w:u w:val="single"/>
         </w:rPr>
-        <w:hyperlink r:id="rId26" w:history="1">
+        <w:hyperlink r:id="rId25" w:history="1">
           <w:r>
             <w:rPr>
               <w:rStyle w:val="Hyperlink"/>
@@ -4110,7 +4054,7 @@
           <w:sz w:val="24"/>
           <w:u w:val="single"/>
         </w:rPr>
-        <w:hyperlink r:id="rId26" w:history="1">
+        <w:hyperlink r:id="rId25" w:history="1">
           <w:r>
             <w:rPr>
               <w:rStyle w:val="Hyperlink"/>
@@ -4139,7 +4083,7 @@
           <w:sz w:val="24"/>
           <w:u w:val="single"/>
         </w:rPr>
-        <w:hyperlink r:id="rId26" w:history="1">
+        <w:hyperlink r:id="rId25" w:history="1">
           <w:r>
             <w:rPr>
               <w:rStyle w:val="Hyperlink"/>
@@ -4195,7 +4139,7 @@
           <w:sz w:val="24"/>
           <w:u w:val="single"/>
         </w:rPr>
-        <w:hyperlink r:id="rId27" w:history="1">
+        <w:hyperlink r:id="rId26" w:history="1">
           <w:r>
             <w:rPr>
               <w:rStyle w:val="Hyperlink"/>
@@ -4223,7 +4167,7 @@
           <w:sz w:val="24"/>
           <w:u w:val="single"/>
         </w:rPr>
-        <w:hyperlink r:id="rId26" w:history="1">
+        <w:hyperlink r:id="rId25" w:history="1">
           <w:r>
             <w:rPr>
               <w:rStyle w:val="Hyperlink"/>
@@ -4252,7 +4196,7 @@
           <w:sz w:val="24"/>
           <w:u w:val="single"/>
         </w:rPr>
-        <w:hyperlink r:id="rId28" w:history="1">
+        <w:hyperlink r:id="rId25" w:history="1">
           <w:r>
             <w:rPr>
               <w:rStyle w:val="Hyperlink"/>
@@ -4270,7 +4214,7 @@
           <w:sz w:val="24"/>
           <w:u w:val="single"/>
         </w:rPr>
-        <w:hyperlink r:id="rId28" w:history="1">
+        <w:hyperlink r:id="rId25" w:history="1">
           <w:r>
             <w:rPr>
               <w:rStyle w:val="Hyperlink"/>
@@ -4288,7 +4232,7 @@
           <w:sz w:val="24"/>
           <w:u w:val="single"/>
         </w:rPr>
-        <w:hyperlink r:id="rId28" w:history="1">
+        <w:hyperlink r:id="rId25" w:history="1">
           <w:r>
             <w:rPr>
               <w:rStyle w:val="Hyperlink"/>
@@ -4306,7 +4250,7 @@
           <w:sz w:val="24"/>
           <w:u w:val="single"/>
         </w:rPr>
-        <w:hyperlink r:id="rId28" w:history="1">
+        <w:hyperlink r:id="rId25" w:history="1">
           <w:r>
             <w:rPr>
               <w:rStyle w:val="Hyperlink"/>
@@ -4335,8 +4279,63 @@
           <w:i w:val="0"/>
           <w:color w:val="0000FF"/>
           <w:sz w:val="24"/>
-        </w:rPr>
-        <w:t>Museum Bronbee</w:t>
+          <w:u w:val="single"/>
+        </w:rPr>
+        <w:hyperlink r:id="rId27" w:history="1">
+          <w:r>
+            <w:rPr>
+              <w:rStyle w:val="Hyperlink"/>
+            </w:rPr>
+            <w:t>Mus</w:t>
+          </w:r>
+        </w:hyperlink>
+      </w:r>
+      <w:r>
+        <w:rPr>
+          <w:rFonts w:ascii="Charis SIL Regular" w:hAnsi="Charis SIL Regular" w:eastAsia="Charis SIL Regular"/>
+          <w:b w:val="0"/>
+          <w:i w:val="0"/>
+          <w:color w:val="0000FF"/>
+          <w:sz w:val="24"/>
+          <w:u w:val="single"/>
+        </w:rPr>
+        <w:hyperlink r:id="rId28" w:history="1">
+          <w:r>
+            <w:rPr>
+              <w:rStyle w:val="Hyperlink"/>
+            </w:rPr>
+            <w:t>eum</w:t>
+          </w:r>
+        </w:hyperlink>
+      </w:r>
+      <w:r>
+        <w:rPr>
+          <w:rFonts w:ascii="Charis SIL Regular" w:hAnsi="Charis SIL Regular" w:eastAsia="Charis SIL Regular"/>
+          <w:b w:val="0"/>
+          <w:i w:val="0"/>
+          <w:color w:val="0000FF"/>
+          <w:sz w:val="24"/>
+          <w:u w:val="single"/>
+        </w:rPr>
+        <w:t xml:space="preserve"> </w:t>
+      </w:r>
+      <w:r>
+        <w:rPr>
+          <w:rFonts w:ascii="Charis SIL Regular" w:hAnsi="Charis SIL Regular" w:eastAsia="Charis SIL Regular"/>
+          <w:b w:val="0"/>
+          <w:i w:val="0"/>
+          <w:color w:val="0000FF"/>
+          <w:sz w:val="24"/>
+          <w:u w:val="single"/>
+        </w:rPr>
+        <w:hyperlink r:id="rId28" w:history="1">
+          <w:r>
+            <w:rPr>
+              <w:rStyle w:val="Hyperlink"/>
+            </w:rPr>
+            <w:t>Bronbee</w:t>
+          </w:r>
+        </w:hyperlink>
       </w:r>
       <w:r>
         <w:rPr>

--- a/EXPORTS/DOCX/published/niveau2/English/Indonesia.docx
+++ b/EXPORTS/DOCX/published/niveau2/English/Indonesia.docx
@@ -690,7 +690,104 @@
           <w:color w:val="000000"/>
           <w:sz w:val="24"/>
         </w:rPr>
-        <w:t>nces) is of great importance for proven</w:t>
+        <w:hyperlink r:id="rId10" w:history="1">
+          <w:r>
+            <w:rPr>
+              <w:rStyle w:val="Hyperlink"/>
+            </w:rPr>
+            <w:t>nces) is of g</w:t>
+          </w:r>
+        </w:hyperlink>
+      </w:r>
+      <w:r>
+        <w:rPr>
+          <w:u w:val="single" w:color="0000ff"/>
+          <w:rFonts w:ascii="Charis SIL Regular" w:hAnsi="Charis SIL Regular" w:eastAsia="Charis SIL Regular"/>
+          <w:b w:val="0"/>
+          <w:i w:val="0"/>
+          <w:color w:val="000000"/>
+          <w:sz w:val="24"/>
+        </w:rPr>
+        <w:hyperlink r:id="rId10" w:history="1">
+          <w:r>
+            <w:rPr>
+              <w:rStyle w:val="Hyperlink"/>
+            </w:rPr>
+            <w:t>r</w:t>
+          </w:r>
+        </w:hyperlink>
+      </w:r>
+      <w:r>
+        <w:rPr>
+          <w:u w:val="single" w:color="0000ff"/>
+          <w:rFonts w:ascii="Charis SIL Regular" w:hAnsi="Charis SIL Regular" w:eastAsia="Charis SIL Regular"/>
+          <w:b w:val="0"/>
+          <w:i w:val="0"/>
+          <w:color w:val="000000"/>
+          <w:sz w:val="24"/>
+        </w:rPr>
+        <w:hyperlink r:id="rId10" w:history="1">
+          <w:r>
+            <w:rPr>
+              <w:rStyle w:val="Hyperlink"/>
+            </w:rPr>
+            <w:t>eat importan</w:t>
+          </w:r>
+        </w:hyperlink>
+      </w:r>
+      <w:r>
+        <w:rPr>
+          <w:u w:val="single" w:color="0000ff"/>
+          <w:rFonts w:ascii="Charis SIL Regular" w:hAnsi="Charis SIL Regular" w:eastAsia="Charis SIL Regular"/>
+          <w:b w:val="0"/>
+          <w:i w:val="0"/>
+          <w:color w:val="000000"/>
+          <w:sz w:val="24"/>
+        </w:rPr>
+        <w:hyperlink r:id="rId10" w:history="1">
+          <w:r>
+            <w:rPr>
+              <w:rStyle w:val="Hyperlink"/>
+            </w:rPr>
+            <w:t>c</w:t>
+          </w:r>
+        </w:hyperlink>
+      </w:r>
+      <w:r>
+        <w:rPr>
+          <w:u w:val="single" w:color="0000ff"/>
+          <w:rFonts w:ascii="Charis SIL Regular" w:hAnsi="Charis SIL Regular" w:eastAsia="Charis SIL Regular"/>
+          <w:b w:val="0"/>
+          <w:i w:val="0"/>
+          <w:color w:val="000000"/>
+          <w:sz w:val="24"/>
+        </w:rPr>
+        <w:hyperlink r:id="rId10" w:history="1">
+          <w:r>
+            <w:rPr>
+              <w:rStyle w:val="Hyperlink"/>
+            </w:rPr>
+            <w:t>e fo</w:t>
+          </w:r>
+        </w:hyperlink>
+      </w:r>
+      <w:r>
+        <w:rPr>
+          <w:u w:val="single" w:color="0000ff"/>
+          <w:rFonts w:ascii="Charis SIL Regular" w:hAnsi="Charis SIL Regular" w:eastAsia="Charis SIL Regular"/>
+          <w:b w:val="0"/>
+          <w:i w:val="0"/>
+          <w:color w:val="000000"/>
+          <w:sz w:val="24"/>
+        </w:rPr>
+        <w:hyperlink r:id="rId10" w:history="1">
+          <w:r>
+            <w:rPr>
+              <w:rStyle w:val="Hyperlink"/>
+            </w:rPr>
+            <w:t>r proven</w:t>
+          </w:r>
+        </w:hyperlink>
       </w:r>
       <w:r>
         <w:rPr>
@@ -1172,57 +1269,13 @@
       </w:r>
       <w:r>
         <w:rPr>
-          <w:u w:val="single" w:color="0000ff"/>
           <w:rFonts w:ascii="Charis SIL Regular" w:hAnsi="Charis SIL Regular" w:eastAsia="Charis SIL Regular"/>
           <w:b w:val="0"/>
           <w:i w:val="0"/>
           <w:color w:val="000000"/>
           <w:sz w:val="24"/>
         </w:rPr>
-        <w:hyperlink r:id="rId12" w:history="1">
-          <w:r>
-            <w:rPr>
-              <w:rStyle w:val="Hyperlink"/>
-            </w:rPr>
-            <w:t>Genoo</w:t>
-          </w:r>
-        </w:hyperlink>
-      </w:r>
-      <w:r>
-        <w:rPr>
-          <w:u w:val="single" w:color="0000ff"/>
-          <w:rFonts w:ascii="Charis SIL Regular" w:hAnsi="Charis SIL Regular" w:eastAsia="Charis SIL Regular"/>
-          <w:b w:val="0"/>
-          <w:i w:val="0"/>
-          <w:color w:val="000000"/>
-          <w:sz w:val="24"/>
-        </w:rPr>
-        <w:hyperlink r:id="rId12" w:history="1">
-          <w:r>
-            <w:rPr>
-              <w:rStyle w:val="Hyperlink"/>
-            </w:rPr>
-            <w:t>t</w:t>
-          </w:r>
-        </w:hyperlink>
-      </w:r>
-      <w:r>
-        <w:rPr>
-          <w:u w:val="single" w:color="0000ff"/>
-          <w:rFonts w:ascii="Charis SIL Regular" w:hAnsi="Charis SIL Regular" w:eastAsia="Charis SIL Regular"/>
-          <w:b w:val="0"/>
-          <w:i w:val="0"/>
-          <w:color w:val="000000"/>
-          <w:sz w:val="24"/>
-        </w:rPr>
-        <w:hyperlink r:id="rId12" w:history="1">
-          <w:r>
-            <w:rPr>
-              <w:rStyle w:val="Hyperlink"/>
-            </w:rPr>
-            <w:t xml:space="preserve">schap, see </w:t>
-          </w:r>
-        </w:hyperlink>
+        <w:t xml:space="preserve">Genootschap, see </w:t>
       </w:r>
       <w:r>
         <w:rPr>
@@ -1539,7 +1592,6 @@
       </w:r>
       <w:r>
         <w:rPr>
-          <w:u w:val="single" w:color="0000ff"/>
           <w:rFonts w:ascii="Charis SIL Regular" w:hAnsi="Charis SIL Regular" w:eastAsia="Charis SIL Regular"/>
           <w:b w:val="0"/>
           <w:i w:val="0"/>
@@ -2326,7 +2378,7 @@
           <w:sz w:val="24"/>
           <w:u w:val="single"/>
         </w:rPr>
-        <w:hyperlink r:id="rId20" w:history="1">
+        <w:hyperlink r:id="rId21" w:history="1">
           <w:r>
             <w:rPr>
               <w:rStyle w:val="Hyperlink"/>
@@ -2654,7 +2706,7 @@
           <w:sz w:val="24"/>
           <w:u w:val="single"/>
         </w:rPr>
-        <w:hyperlink r:id="rId21" w:history="1">
+        <w:hyperlink r:id="rId22" w:history="1">
           <w:r>
             <w:rPr>
               <w:rStyle w:val="Hyperlink"/>
@@ -2683,7 +2735,7 @@
           <w:sz w:val="24"/>
           <w:u w:val="single"/>
         </w:rPr>
-        <w:hyperlink r:id="rId21" w:history="1">
+        <w:hyperlink r:id="rId22" w:history="1">
           <w:r>
             <w:rPr>
               <w:rStyle w:val="Hyperlink"/>
@@ -2712,7 +2764,7 @@
           <w:sz w:val="24"/>
           <w:u w:val="single"/>
         </w:rPr>
-        <w:hyperlink r:id="rId21" w:history="1">
+        <w:hyperlink r:id="rId22" w:history="1">
           <w:r>
             <w:rPr>
               <w:rStyle w:val="Hyperlink"/>
@@ -2777,7 +2829,7 @@
           <w:sz w:val="24"/>
           <w:u w:val="single"/>
         </w:rPr>
-        <w:hyperlink r:id="rId21" w:history="1">
+        <w:hyperlink r:id="rId22" w:history="1">
           <w:r>
             <w:rPr>
               <w:rStyle w:val="Hyperlink"/>
@@ -2793,45 +2845,8 @@
           <w:i w:val="0"/>
           <w:color w:val="0000FF"/>
           <w:sz w:val="24"/>
-          <w:u w:val="single"/>
-        </w:rPr>
-        <w:t xml:space="preserve"> </w:t>
-      </w:r>
-      <w:r>
-        <w:rPr>
-          <w:rFonts w:ascii="Charis SIL Regular" w:hAnsi="Charis SIL Regular" w:eastAsia="Charis SIL Regular"/>
-          <w:b w:val="0"/>
-          <w:i w:val="0"/>
-          <w:color w:val="0000FF"/>
-          <w:sz w:val="24"/>
-          <w:u w:val="single"/>
-        </w:rPr>
-        <w:hyperlink r:id="rId21" w:history="1">
-          <w:r>
-            <w:rPr>
-              <w:rStyle w:val="Hyperlink"/>
-            </w:rPr>
-            <w:t>As</w:t>
-          </w:r>
-        </w:hyperlink>
-      </w:r>
-      <w:r>
-        <w:rPr>
-          <w:rFonts w:ascii="Charis SIL Regular" w:hAnsi="Charis SIL Regular" w:eastAsia="Charis SIL Regular"/>
-          <w:b w:val="0"/>
-          <w:i w:val="0"/>
-          <w:color w:val="0000FF"/>
-          <w:sz w:val="24"/>
-          <w:u w:val="single"/>
-        </w:rPr>
-        <w:hyperlink r:id="rId21" w:history="1">
-          <w:r>
-            <w:rPr>
-              <w:rStyle w:val="Hyperlink"/>
-            </w:rPr>
-            <w:t>i</w:t>
-          </w:r>
-        </w:hyperlink>
+        </w:rPr>
+        <w:t xml:space="preserve"> Asian a</w:t>
       </w:r>
       <w:r>
         <w:rPr>
@@ -2847,7 +2862,7 @@
             <w:rPr>
               <w:rStyle w:val="Hyperlink"/>
             </w:rPr>
-            <w:t>an</w:t>
+            <w:t>nd</w:t>
           </w:r>
         </w:hyperlink>
       </w:r>
@@ -2861,6 +2876,42 @@
           <w:u w:val="single"/>
         </w:rPr>
         <w:t xml:space="preserve"> </w:t>
+      </w:r>
+      <w:r>
+        <w:rPr>
+          <w:rFonts w:ascii="Charis SIL Regular" w:hAnsi="Charis SIL Regular" w:eastAsia="Charis SIL Regular"/>
+          <w:b w:val="0"/>
+          <w:i w:val="0"/>
+          <w:color w:val="0000FF"/>
+          <w:sz w:val="24"/>
+          <w:u w:val="single"/>
+        </w:rPr>
+        <w:hyperlink r:id="rId10" w:history="1">
+          <w:r>
+            <w:rPr>
+              <w:rStyle w:val="Hyperlink"/>
+            </w:rPr>
+            <w:t>Carib</w:t>
+          </w:r>
+        </w:hyperlink>
+      </w:r>
+      <w:r>
+        <w:rPr>
+          <w:rFonts w:ascii="Charis SIL Regular" w:hAnsi="Charis SIL Regular" w:eastAsia="Charis SIL Regular"/>
+          <w:b w:val="0"/>
+          <w:i w:val="0"/>
+          <w:color w:val="0000FF"/>
+          <w:sz w:val="24"/>
+          <w:u w:val="single"/>
+        </w:rPr>
+        <w:hyperlink r:id="rId10" w:history="1">
+          <w:r>
+            <w:rPr>
+              <w:rStyle w:val="Hyperlink"/>
+            </w:rPr>
+            <w:t>be</w:t>
+          </w:r>
+        </w:hyperlink>
       </w:r>
       <w:r>
         <w:rPr>
@@ -2894,89 +2945,6 @@
             <w:rPr>
               <w:rStyle w:val="Hyperlink"/>
             </w:rPr>
-            <w:t>nd</w:t>
-          </w:r>
-        </w:hyperlink>
-      </w:r>
-      <w:r>
-        <w:rPr>
-          <w:rFonts w:ascii="Charis SIL Regular" w:hAnsi="Charis SIL Regular" w:eastAsia="Charis SIL Regular"/>
-          <w:b w:val="0"/>
-          <w:i w:val="0"/>
-          <w:color w:val="0000FF"/>
-          <w:sz w:val="24"/>
-          <w:u w:val="single"/>
-        </w:rPr>
-        <w:t xml:space="preserve"> </w:t>
-      </w:r>
-      <w:r>
-        <w:rPr>
-          <w:rFonts w:ascii="Charis SIL Regular" w:hAnsi="Charis SIL Regular" w:eastAsia="Charis SIL Regular"/>
-          <w:b w:val="0"/>
-          <w:i w:val="0"/>
-          <w:color w:val="0000FF"/>
-          <w:sz w:val="24"/>
-          <w:u w:val="single"/>
-        </w:rPr>
-        <w:hyperlink r:id="rId10" w:history="1">
-          <w:r>
-            <w:rPr>
-              <w:rStyle w:val="Hyperlink"/>
-            </w:rPr>
-            <w:t>Carib</w:t>
-          </w:r>
-        </w:hyperlink>
-      </w:r>
-      <w:r>
-        <w:rPr>
-          <w:rFonts w:ascii="Charis SIL Regular" w:hAnsi="Charis SIL Regular" w:eastAsia="Charis SIL Regular"/>
-          <w:b w:val="0"/>
-          <w:i w:val="0"/>
-          <w:color w:val="0000FF"/>
-          <w:sz w:val="24"/>
-          <w:u w:val="single"/>
-        </w:rPr>
-        <w:hyperlink r:id="rId10" w:history="1">
-          <w:r>
-            <w:rPr>
-              <w:rStyle w:val="Hyperlink"/>
-            </w:rPr>
-            <w:t>be</w:t>
-          </w:r>
-        </w:hyperlink>
-      </w:r>
-      <w:r>
-        <w:rPr>
-          <w:rFonts w:ascii="Charis SIL Regular" w:hAnsi="Charis SIL Regular" w:eastAsia="Charis SIL Regular"/>
-          <w:b w:val="0"/>
-          <w:i w:val="0"/>
-          <w:color w:val="0000FF"/>
-          <w:sz w:val="24"/>
-          <w:u w:val="single"/>
-        </w:rPr>
-        <w:hyperlink r:id="rId10" w:history="1">
-          <w:r>
-            <w:rPr>
-              <w:rStyle w:val="Hyperlink"/>
-            </w:rPr>
-            <w:t>a</w:t>
-          </w:r>
-        </w:hyperlink>
-      </w:r>
-      <w:r>
-        <w:rPr>
-          <w:rFonts w:ascii="Charis SIL Regular" w:hAnsi="Charis SIL Regular" w:eastAsia="Charis SIL Regular"/>
-          <w:b w:val="0"/>
-          <w:i w:val="0"/>
-          <w:color w:val="0000FF"/>
-          <w:sz w:val="24"/>
-          <w:u w:val="single"/>
-        </w:rPr>
-        <w:hyperlink r:id="rId10" w:history="1">
-          <w:r>
-            <w:rPr>
-              <w:rStyle w:val="Hyperlink"/>
-            </w:rPr>
             <w:t>n</w:t>
           </w:r>
         </w:hyperlink>
@@ -3048,7 +3016,7 @@
           <w:sz w:val="24"/>
           <w:u w:val="single"/>
         </w:rPr>
-        <w:hyperlink r:id="rId21" w:history="1">
+        <w:hyperlink r:id="rId22" w:history="1">
           <w:r>
             <w:rPr>
               <w:rStyle w:val="Hyperlink"/>
@@ -3076,7 +3044,7 @@
           <w:color w:val="000000"/>
           <w:sz w:val="24"/>
         </w:rPr>
-        <w:hyperlink r:id="rId21" w:history="1">
+        <w:hyperlink r:id="rId22" w:history="1">
           <w:r>
             <w:rPr>
               <w:rStyle w:val="Hyperlink"/>
@@ -3094,7 +3062,7 @@
           <w:color w:val="000000"/>
           <w:sz w:val="24"/>
         </w:rPr>
-        <w:hyperlink r:id="rId21" w:history="1">
+        <w:hyperlink r:id="rId22" w:history="1">
           <w:r>
             <w:rPr>
               <w:rStyle w:val="Hyperlink"/>
@@ -3112,7 +3080,7 @@
           <w:color w:val="000000"/>
           <w:sz w:val="24"/>
         </w:rPr>
-        <w:hyperlink r:id="rId21" w:history="1">
+        <w:hyperlink r:id="rId22" w:history="1">
           <w:r>
             <w:rPr>
               <w:rStyle w:val="Hyperlink"/>
@@ -3130,7 +3098,7 @@
           <w:color w:val="000000"/>
           <w:sz w:val="24"/>
         </w:rPr>
-        <w:hyperlink r:id="rId21" w:history="1">
+        <w:hyperlink r:id="rId22" w:history="1">
           <w:r>
             <w:rPr>
               <w:rStyle w:val="Hyperlink"/>
@@ -3147,7 +3115,7 @@
           <w:color w:val="000000"/>
           <w:sz w:val="24"/>
         </w:rPr>
-        <w:hyperlink r:id="rId21" w:history="1">
+        <w:hyperlink r:id="rId22" w:history="1">
           <w:r>
             <w:rPr>
               <w:rStyle w:val="Hyperlink"/>
@@ -3175,17 +3143,37 @@
           <w:color w:val="000000"/>
           <w:sz w:val="24"/>
         </w:rPr>
-        <w:hyperlink r:id="rId21" w:history="1">
+        <w:hyperlink r:id="rId22" w:history="1">
           <w:r>
             <w:rPr>
               <w:rStyle w:val="Hyperlink"/>
             </w:rPr>
-            <w:t xml:space="preserve">findings </w:t>
+            <w:t>findings</w:t>
           </w:r>
         </w:hyperlink>
       </w:r>
       <w:r>
         <w:rPr>
+          <w:rFonts w:ascii="Charis SIL Regular" w:hAnsi="Charis SIL Regular" w:eastAsia="Charis SIL Regular"/>
+          <w:b w:val="0"/>
+          <w:i w:val="0"/>
+          <w:color w:val="000000"/>
+          <w:sz w:val="24"/>
+        </w:rPr>
+        <w:t xml:space="preserve"> </w:t>
+      </w:r>
+      <w:r>
+        <w:rPr>
+          <w:rFonts w:ascii="Charis SIL Regular" w:hAnsi="Charis SIL Regular" w:eastAsia="Charis SIL Regular"/>
+          <w:b w:val="0"/>
+          <w:i w:val="0"/>
+          <w:color w:val="000000"/>
+          <w:sz w:val="24"/>
+        </w:rPr>
+        <w:t>o</w:t>
+      </w:r>
+      <w:r>
+        <w:rPr>
           <w:u w:val="single" w:color="0000ff"/>
           <w:rFonts w:ascii="Charis SIL Regular" w:hAnsi="Charis SIL Regular" w:eastAsia="Charis SIL Regular"/>
           <w:b w:val="0"/>
@@ -3193,18 +3181,7 @@
           <w:color w:val="000000"/>
           <w:sz w:val="24"/>
         </w:rPr>
-        <w:t>o</w:t>
-      </w:r>
-      <w:r>
-        <w:rPr>
-          <w:u w:val="single" w:color="0000ff"/>
-          <w:rFonts w:ascii="Charis SIL Regular" w:hAnsi="Charis SIL Regular" w:eastAsia="Charis SIL Regular"/>
-          <w:b w:val="0"/>
-          <w:i w:val="0"/>
-          <w:color w:val="000000"/>
-          <w:sz w:val="24"/>
-        </w:rPr>
-        <w:hyperlink r:id="rId21" w:history="1">
+        <w:hyperlink r:id="rId22" w:history="1">
           <w:r>
             <w:rPr>
               <w:rStyle w:val="Hyperlink"/>
@@ -3222,7 +3199,7 @@
           <w:color w:val="000000"/>
           <w:sz w:val="24"/>
         </w:rPr>
-        <w:hyperlink r:id="rId21" w:history="1">
+        <w:hyperlink r:id="rId22" w:history="1">
           <w:r>
             <w:rPr>
               <w:rStyle w:val="Hyperlink"/>
@@ -3240,17 +3217,44 @@
           <w:color w:val="000000"/>
           <w:sz w:val="24"/>
         </w:rPr>
-        <w:hyperlink r:id="rId21" w:history="1">
+        <w:hyperlink r:id="rId22" w:history="1">
           <w:r>
             <w:rPr>
               <w:rStyle w:val="Hyperlink"/>
             </w:rPr>
-            <w:t>tifi</w:t>
+            <w:t>tif</w:t>
           </w:r>
         </w:hyperlink>
       </w:r>
       <w:r>
         <w:rPr>
+          <w:rFonts w:ascii="Charis SIL Regular" w:hAnsi="Charis SIL Regular" w:eastAsia="Charis SIL Regular"/>
+          <w:b w:val="0"/>
+          <w:i w:val="0"/>
+          <w:color w:val="000000"/>
+          <w:sz w:val="24"/>
+        </w:rPr>
+        <w:hyperlink r:id="rId22" w:history="1">
+          <w:r>
+            <w:rPr>
+              <w:rStyle w:val="Hyperlink"/>
+            </w:rPr>
+            <w:t>i</w:t>
+          </w:r>
+        </w:hyperlink>
+      </w:r>
+      <w:r>
+        <w:rPr>
+          <w:rFonts w:ascii="Charis SIL Regular" w:hAnsi="Charis SIL Regular" w:eastAsia="Charis SIL Regular"/>
+          <w:b w:val="0"/>
+          <w:i w:val="0"/>
+          <w:color w:val="000000"/>
+          <w:sz w:val="24"/>
+        </w:rPr>
+        <w:t>c</w:t>
+      </w:r>
+      <w:r>
+        <w:rPr>
           <w:u w:val="single" w:color="0000ff"/>
           <w:rFonts w:ascii="Charis SIL Regular" w:hAnsi="Charis SIL Regular" w:eastAsia="Charis SIL Regular"/>
           <w:b w:val="0"/>
@@ -3258,7 +3262,7 @@
           <w:color w:val="000000"/>
           <w:sz w:val="24"/>
         </w:rPr>
-        <w:t>c</w:t>
+        <w:t xml:space="preserve"> </w:t>
       </w:r>
       <w:r>
         <w:rPr>
@@ -3269,18 +3273,7 @@
           <w:color w:val="000000"/>
           <w:sz w:val="24"/>
         </w:rPr>
-        <w:t xml:space="preserve"> </w:t>
-      </w:r>
-      <w:r>
-        <w:rPr>
-          <w:u w:val="single" w:color="0000ff"/>
-          <w:rFonts w:ascii="Charis SIL Regular" w:hAnsi="Charis SIL Regular" w:eastAsia="Charis SIL Regular"/>
-          <w:b w:val="0"/>
-          <w:i w:val="0"/>
-          <w:color w:val="000000"/>
-          <w:sz w:val="24"/>
-        </w:rPr>
-        <w:hyperlink r:id="rId21" w:history="1">
+        <w:hyperlink r:id="rId22" w:history="1">
           <w:r>
             <w:rPr>
               <w:rStyle w:val="Hyperlink"/>
@@ -3298,7 +3291,7 @@
           <w:color w:val="000000"/>
           <w:sz w:val="24"/>
         </w:rPr>
-        <w:hyperlink r:id="rId21" w:history="1">
+        <w:hyperlink r:id="rId22" w:history="1">
           <w:r>
             <w:rPr>
               <w:rStyle w:val="Hyperlink"/>
@@ -3316,7 +3309,7 @@
           <w:color w:val="000000"/>
           <w:sz w:val="24"/>
         </w:rPr>
-        <w:hyperlink r:id="rId21" w:history="1">
+        <w:hyperlink r:id="rId22" w:history="1">
           <w:r>
             <w:rPr>
               <w:rStyle w:val="Hyperlink"/>
@@ -3334,12 +3327,12 @@
           <w:color w:val="000000"/>
           <w:sz w:val="24"/>
         </w:rPr>
-        <w:hyperlink r:id="rId21" w:history="1">
+        <w:hyperlink r:id="rId22" w:history="1">
           <w:r>
             <w:rPr>
               <w:rStyle w:val="Hyperlink"/>
             </w:rPr>
-            <w:t xml:space="preserve">ished </w:t>
+            <w:t>ished in</w:t>
           </w:r>
         </w:hyperlink>
       </w:r>
@@ -3351,7 +3344,7 @@
           <w:color w:val="000000"/>
           <w:sz w:val="24"/>
         </w:rPr>
-        <w:t xml:space="preserve">in journals and books. The objects, documents </w:t>
+        <w:t xml:space="preserve"> journals and books. The objects, documents </w:t>
       </w:r>
       <w:r>
         <w:rPr>
@@ -3392,7 +3385,7 @@
           <w:sz w:val="24"/>
           <w:u w:val="single"/>
         </w:rPr>
-        <w:hyperlink r:id="rId22" w:history="1">
+        <w:hyperlink r:id="rId23" w:history="1">
           <w:r>
             <w:rPr>
               <w:rStyle w:val="Hyperlink"/>
@@ -3421,7 +3414,7 @@
           <w:sz w:val="24"/>
           <w:u w:val="single"/>
         </w:rPr>
-        <w:hyperlink r:id="rId22" w:history="1">
+        <w:hyperlink r:id="rId23" w:history="1">
           <w:r>
             <w:rPr>
               <w:rStyle w:val="Hyperlink"/>
@@ -3582,7 +3575,7 @@
           <w:sz w:val="24"/>
           <w:u w:val="single"/>
         </w:rPr>
-        <w:hyperlink r:id="rId23" w:history="1">
+        <w:hyperlink r:id="rId24" w:history="1">
           <w:r>
             <w:rPr>
               <w:rStyle w:val="Hyperlink"/>
@@ -3611,7 +3604,7 @@
           <w:sz w:val="24"/>
           <w:u w:val="single"/>
         </w:rPr>
-        <w:hyperlink r:id="rId23" w:history="1">
+        <w:hyperlink r:id="rId24" w:history="1">
           <w:r>
             <w:rPr>
               <w:rStyle w:val="Hyperlink"/>
@@ -3841,7 +3834,7 @@
           <w:sz w:val="24"/>
           <w:u w:val="single"/>
         </w:rPr>
-        <w:hyperlink r:id="rId24" w:history="1">
+        <w:hyperlink r:id="rId25" w:history="1">
           <w:r>
             <w:rPr>
               <w:rStyle w:val="Hyperlink"/>
@@ -3870,7 +3863,7 @@
           <w:sz w:val="24"/>
           <w:u w:val="single"/>
         </w:rPr>
-        <w:hyperlink r:id="rId24" w:history="1">
+        <w:hyperlink r:id="rId25" w:history="1">
           <w:r>
             <w:rPr>
               <w:rStyle w:val="Hyperlink"/>
@@ -3899,7 +3892,7 @@
           <w:sz w:val="24"/>
           <w:u w:val="single"/>
         </w:rPr>
-        <w:hyperlink r:id="rId24" w:history="1">
+        <w:hyperlink r:id="rId25" w:history="1">
           <w:r>
             <w:rPr>
               <w:rStyle w:val="Hyperlink"/>
@@ -3928,7 +3921,7 @@
           <w:sz w:val="24"/>
           <w:u w:val="single"/>
         </w:rPr>
-        <w:hyperlink r:id="rId24" w:history="1">
+        <w:hyperlink r:id="rId25" w:history="1">
           <w:r>
             <w:rPr>
               <w:rStyle w:val="Hyperlink"/>
@@ -3957,7 +3950,7 @@
           <w:sz w:val="24"/>
           <w:u w:val="single"/>
         </w:rPr>
-        <w:hyperlink r:id="rId24" w:history="1">
+        <w:hyperlink r:id="rId25" w:history="1">
           <w:r>
             <w:rPr>
               <w:rStyle w:val="Hyperlink"/>
@@ -4025,7 +4018,7 @@
           <w:sz w:val="24"/>
           <w:u w:val="single"/>
         </w:rPr>
-        <w:hyperlink r:id="rId25" w:history="1">
+        <w:hyperlink r:id="rId26" w:history="1">
           <w:r>
             <w:rPr>
               <w:rStyle w:val="Hyperlink"/>
@@ -4054,7 +4047,7 @@
           <w:sz w:val="24"/>
           <w:u w:val="single"/>
         </w:rPr>
-        <w:hyperlink r:id="rId25" w:history="1">
+        <w:hyperlink r:id="rId26" w:history="1">
           <w:r>
             <w:rPr>
               <w:rStyle w:val="Hyperlink"/>
@@ -4083,7 +4076,7 @@
           <w:sz w:val="24"/>
           <w:u w:val="single"/>
         </w:rPr>
-        <w:hyperlink r:id="rId25" w:history="1">
+        <w:hyperlink r:id="rId26" w:history="1">
           <w:r>
             <w:rPr>
               <w:rStyle w:val="Hyperlink"/>
@@ -4139,7 +4132,7 @@
           <w:sz w:val="24"/>
           <w:u w:val="single"/>
         </w:rPr>
-        <w:hyperlink r:id="rId26" w:history="1">
+        <w:hyperlink r:id="rId27" w:history="1">
           <w:r>
             <w:rPr>
               <w:rStyle w:val="Hyperlink"/>
@@ -4167,7 +4160,7 @@
           <w:sz w:val="24"/>
           <w:u w:val="single"/>
         </w:rPr>
-        <w:hyperlink r:id="rId25" w:history="1">
+        <w:hyperlink r:id="rId28" w:history="1">
           <w:r>
             <w:rPr>
               <w:rStyle w:val="Hyperlink"/>
@@ -4196,7 +4189,7 @@
           <w:sz w:val="24"/>
           <w:u w:val="single"/>
         </w:rPr>
-        <w:hyperlink r:id="rId25" w:history="1">
+        <w:hyperlink r:id="rId28" w:history="1">
           <w:r>
             <w:rPr>
               <w:rStyle w:val="Hyperlink"/>
@@ -4214,7 +4207,7 @@
           <w:sz w:val="24"/>
           <w:u w:val="single"/>
         </w:rPr>
-        <w:hyperlink r:id="rId25" w:history="1">
+        <w:hyperlink r:id="rId28" w:history="1">
           <w:r>
             <w:rPr>
               <w:rStyle w:val="Hyperlink"/>
@@ -4232,7 +4225,7 @@
           <w:sz w:val="24"/>
           <w:u w:val="single"/>
         </w:rPr>
-        <w:hyperlink r:id="rId25" w:history="1">
+        <w:hyperlink r:id="rId28" w:history="1">
           <w:r>
             <w:rPr>
               <w:rStyle w:val="Hyperlink"/>
@@ -4250,7 +4243,7 @@
           <w:sz w:val="24"/>
           <w:u w:val="single"/>
         </w:rPr>
-        <w:hyperlink r:id="rId25" w:history="1">
+        <w:hyperlink r:id="rId28" w:history="1">
           <w:r>
             <w:rPr>
               <w:rStyle w:val="Hyperlink"/>
@@ -4279,9 +4272,8 @@
           <w:i w:val="0"/>
           <w:color w:val="0000FF"/>
           <w:sz w:val="24"/>
-          <w:u w:val="single"/>
-        </w:rPr>
-        <w:hyperlink r:id="rId27" w:history="1">
+        </w:rPr>
+        <w:hyperlink r:id="rId29" w:history="1">
           <w:r>
             <w:rPr>
               <w:rStyle w:val="Hyperlink"/>
@@ -4432,7 +4424,7 @@
           <w:sz w:val="24"/>
           <w:u w:val="single"/>
         </w:rPr>
-        <w:hyperlink r:id="rId29" w:history="1">
+        <w:hyperlink r:id="rId30" w:history="1">
           <w:r>
             <w:rPr>
               <w:rStyle w:val="Hyperlink"/>
@@ -4450,7 +4442,7 @@
           <w:sz w:val="24"/>
           <w:u w:val="single"/>
         </w:rPr>
-        <w:hyperlink r:id="rId29" w:history="1">
+        <w:hyperlink r:id="rId30" w:history="1">
           <w:r>
             <w:rPr>
               <w:rStyle w:val="Hyperlink"/>
@@ -4479,7 +4471,7 @@
           <w:sz w:val="24"/>
           <w:u w:val="single"/>
         </w:rPr>
-        <w:hyperlink r:id="rId29" w:history="1">
+        <w:hyperlink r:id="rId30" w:history="1">
           <w:r>
             <w:rPr>
               <w:rStyle w:val="Hyperlink"/>
@@ -4557,7 +4549,7 @@
           <w:sz w:val="24"/>
           <w:u w:val="single"/>
         </w:rPr>
-        <w:hyperlink r:id="rId30" w:history="1">
+        <w:hyperlink r:id="rId31" w:history="1">
           <w:r>
             <w:rPr>
               <w:rStyle w:val="Hyperlink"/>
@@ -4586,7 +4578,7 @@
           <w:sz w:val="24"/>
           <w:u w:val="single"/>
         </w:rPr>
-        <w:hyperlink r:id="rId30" w:history="1">
+        <w:hyperlink r:id="rId31" w:history="1">
           <w:r>
             <w:rPr>
               <w:rStyle w:val="Hyperlink"/>
@@ -4614,7 +4606,7 @@
           <w:sz w:val="24"/>
           <w:u w:val="single"/>
         </w:rPr>
-        <w:hyperlink r:id="rId31" w:history="1">
+        <w:hyperlink r:id="rId32" w:history="1">
           <w:r>
             <w:rPr>
               <w:rStyle w:val="Hyperlink"/>
@@ -4642,7 +4634,7 @@
           <w:color w:val="000000"/>
           <w:sz w:val="24"/>
         </w:rPr>
-        <w:hyperlink r:id="rId30" w:history="1">
+        <w:hyperlink r:id="rId31" w:history="1">
           <w:r>
             <w:rPr>
               <w:rStyle w:val="Hyperlink"/>
@@ -4660,7 +4652,7 @@
           <w:color w:val="000000"/>
           <w:sz w:val="24"/>
         </w:rPr>
-        <w:hyperlink r:id="rId30" w:history="1">
+        <w:hyperlink r:id="rId31" w:history="1">
           <w:r>
             <w:rPr>
               <w:rStyle w:val="Hyperlink"/>
@@ -4688,7 +4680,7 @@
           <w:color w:val="000000"/>
           <w:sz w:val="24"/>
         </w:rPr>
-        <w:hyperlink r:id="rId31" w:history="1">
+        <w:hyperlink r:id="rId32" w:history="1">
           <w:r>
             <w:rPr>
               <w:rStyle w:val="Hyperlink"/>

--- a/EXPORTS/DOCX/published/niveau2/English/Indonesia.docx
+++ b/EXPORTS/DOCX/published/niveau2/English/Indonesia.docx
@@ -762,32 +762,7 @@
           <w:color w:val="000000"/>
           <w:sz w:val="24"/>
         </w:rPr>
-        <w:hyperlink r:id="rId10" w:history="1">
-          <w:r>
-            <w:rPr>
-              <w:rStyle w:val="Hyperlink"/>
-            </w:rPr>
-            <w:t>e fo</w:t>
-          </w:r>
-        </w:hyperlink>
-      </w:r>
-      <w:r>
-        <w:rPr>
-          <w:u w:val="single" w:color="0000ff"/>
-          <w:rFonts w:ascii="Charis SIL Regular" w:hAnsi="Charis SIL Regular" w:eastAsia="Charis SIL Regular"/>
-          <w:b w:val="0"/>
-          <w:i w:val="0"/>
-          <w:color w:val="000000"/>
-          <w:sz w:val="24"/>
-        </w:rPr>
-        <w:hyperlink r:id="rId10" w:history="1">
-          <w:r>
-            <w:rPr>
-              <w:rStyle w:val="Hyperlink"/>
-            </w:rPr>
-            <w:t>r proven</w:t>
-          </w:r>
-        </w:hyperlink>
+        <w:t>e for proven</w:t>
       </w:r>
       <w:r>
         <w:rPr>
@@ -1205,32 +1180,7 @@
           <w:color w:val="000000"/>
           <w:sz w:val="24"/>
         </w:rPr>
-        <w:hyperlink r:id="rId12" w:history="1">
-          <w:r>
-            <w:rPr>
-              <w:rStyle w:val="Hyperlink"/>
-            </w:rPr>
-            <w:t>h</w:t>
-          </w:r>
-        </w:hyperlink>
-      </w:r>
-      <w:r>
-        <w:rPr>
-          <w:u w:val="single" w:color="0000ff"/>
-          <w:rFonts w:ascii="Charis SIL Regular" w:hAnsi="Charis SIL Regular" w:eastAsia="Charis SIL Regular"/>
-          <w:b w:val="0"/>
-          <w:i w:val="0"/>
-          <w:color w:val="000000"/>
-          <w:sz w:val="24"/>
-        </w:rPr>
-        <w:hyperlink r:id="rId12" w:history="1">
-          <w:r>
-            <w:rPr>
-              <w:rStyle w:val="Hyperlink"/>
-            </w:rPr>
-            <w:t>e Batavia</w:t>
-          </w:r>
-        </w:hyperlink>
+        <w:t>he Batavia</w:t>
       </w:r>
       <w:r>
         <w:rPr>
@@ -1269,13 +1219,57 @@
       </w:r>
       <w:r>
         <w:rPr>
+          <w:u w:val="single" w:color="0000ff"/>
           <w:rFonts w:ascii="Charis SIL Regular" w:hAnsi="Charis SIL Regular" w:eastAsia="Charis SIL Regular"/>
           <w:b w:val="0"/>
           <w:i w:val="0"/>
           <w:color w:val="000000"/>
           <w:sz w:val="24"/>
         </w:rPr>
-        <w:t xml:space="preserve">Genootschap, see </w:t>
+        <w:hyperlink r:id="rId12" w:history="1">
+          <w:r>
+            <w:rPr>
+              <w:rStyle w:val="Hyperlink"/>
+            </w:rPr>
+            <w:t>Genoo</w:t>
+          </w:r>
+        </w:hyperlink>
+      </w:r>
+      <w:r>
+        <w:rPr>
+          <w:u w:val="single" w:color="0000ff"/>
+          <w:rFonts w:ascii="Charis SIL Regular" w:hAnsi="Charis SIL Regular" w:eastAsia="Charis SIL Regular"/>
+          <w:b w:val="0"/>
+          <w:i w:val="0"/>
+          <w:color w:val="000000"/>
+          <w:sz w:val="24"/>
+        </w:rPr>
+        <w:hyperlink r:id="rId12" w:history="1">
+          <w:r>
+            <w:rPr>
+              <w:rStyle w:val="Hyperlink"/>
+            </w:rPr>
+            <w:t>t</w:t>
+          </w:r>
+        </w:hyperlink>
+      </w:r>
+      <w:r>
+        <w:rPr>
+          <w:u w:val="single" w:color="0000ff"/>
+          <w:rFonts w:ascii="Charis SIL Regular" w:hAnsi="Charis SIL Regular" w:eastAsia="Charis SIL Regular"/>
+          <w:b w:val="0"/>
+          <w:i w:val="0"/>
+          <w:color w:val="000000"/>
+          <w:sz w:val="24"/>
+        </w:rPr>
+        <w:hyperlink r:id="rId12" w:history="1">
+          <w:r>
+            <w:rPr>
+              <w:rStyle w:val="Hyperlink"/>
+            </w:rPr>
+            <w:t xml:space="preserve">schap, see </w:t>
+          </w:r>
+        </w:hyperlink>
       </w:r>
       <w:r>
         <w:rPr>
@@ -1592,13 +1586,21 @@
       </w:r>
       <w:r>
         <w:rPr>
+          <w:u w:val="single" w:color="0000ff"/>
           <w:rFonts w:ascii="Charis SIL Regular" w:hAnsi="Charis SIL Regular" w:eastAsia="Charis SIL Regular"/>
           <w:b w:val="0"/>
           <w:i w:val="0"/>
           <w:color w:val="000000"/>
           <w:sz w:val="24"/>
         </w:rPr>
-        <w:t>nation</w:t>
+        <w:hyperlink r:id="rId14" w:history="1">
+          <w:r>
+            <w:rPr>
+              <w:rStyle w:val="Hyperlink"/>
+            </w:rPr>
+            <w:t>nation</w:t>
+          </w:r>
+        </w:hyperlink>
       </w:r>
       <w:r>
         <w:rPr>
@@ -1860,36 +1862,7 @@
           <w:color w:val="000000"/>
           <w:sz w:val="24"/>
         </w:rPr>
-        <w:t>more information about researching individual soldiers and obje</w:t>
-      </w:r>
-      <w:r>
-        <w:rPr>
-          <w:u w:val="single" w:color="0000ff"/>
-          <w:rFonts w:ascii="Charis SIL Regular" w:hAnsi="Charis SIL Regular" w:eastAsia="Charis SIL Regular"/>
-          <w:b w:val="0"/>
-          <w:i w:val="0"/>
-          <w:color w:val="000000"/>
-          <w:sz w:val="24"/>
-        </w:rPr>
-        <w:t>c</w:t>
-      </w:r>
-      <w:r>
-        <w:rPr>
-          <w:u w:val="single" w:color="0000ff"/>
-          <w:rFonts w:ascii="Charis SIL Regular" w:hAnsi="Charis SIL Regular" w:eastAsia="Charis SIL Regular"/>
-          <w:b w:val="0"/>
-          <w:i w:val="0"/>
-          <w:color w:val="000000"/>
-          <w:sz w:val="24"/>
-        </w:rPr>
-        <w:hyperlink r:id="rId16" w:history="1">
-          <w:r>
-            <w:rPr>
-              <w:rStyle w:val="Hyperlink"/>
-            </w:rPr>
-            <w:t>ts they b</w:t>
-          </w:r>
-        </w:hyperlink>
+        <w:t>more information about researching individual soldiers and objects they b</w:t>
       </w:r>
       <w:r>
         <w:rPr>
@@ -2396,7 +2369,7 @@
           <w:sz w:val="24"/>
           <w:u w:val="single"/>
         </w:rPr>
-        <w:hyperlink r:id="rId20" w:history="1">
+        <w:hyperlink r:id="rId21" w:history="1">
           <w:r>
             <w:rPr>
               <w:rStyle w:val="Hyperlink"/>
@@ -2425,7 +2398,7 @@
           <w:sz w:val="24"/>
           <w:u w:val="single"/>
         </w:rPr>
-        <w:hyperlink r:id="rId20" w:history="1">
+        <w:hyperlink r:id="rId21" w:history="1">
           <w:r>
             <w:rPr>
               <w:rStyle w:val="Hyperlink"/>
@@ -2762,7 +2735,6 @@
           <w:i w:val="0"/>
           <w:color w:val="0000FF"/>
           <w:sz w:val="24"/>
-          <w:u w:val="single"/>
         </w:rPr>
         <w:hyperlink r:id="rId22" w:history="1">
           <w:r>
@@ -2829,7 +2801,7 @@
           <w:sz w:val="24"/>
           <w:u w:val="single"/>
         </w:rPr>
-        <w:hyperlink r:id="rId22" w:history="1">
+        <w:hyperlink r:id="rId10" w:history="1">
           <w:r>
             <w:rPr>
               <w:rStyle w:val="Hyperlink"/>
@@ -2845,8 +2817,92 @@
           <w:i w:val="0"/>
           <w:color w:val="0000FF"/>
           <w:sz w:val="24"/>
-        </w:rPr>
-        <w:t xml:space="preserve"> Asian a</w:t>
+          <w:u w:val="single"/>
+        </w:rPr>
+        <w:t xml:space="preserve"> </w:t>
+      </w:r>
+      <w:r>
+        <w:rPr>
+          <w:rFonts w:ascii="Charis SIL Regular" w:hAnsi="Charis SIL Regular" w:eastAsia="Charis SIL Regular"/>
+          <w:b w:val="0"/>
+          <w:i w:val="0"/>
+          <w:color w:val="0000FF"/>
+          <w:sz w:val="24"/>
+          <w:u w:val="single"/>
+        </w:rPr>
+        <w:hyperlink r:id="rId10" w:history="1">
+          <w:r>
+            <w:rPr>
+              <w:rStyle w:val="Hyperlink"/>
+            </w:rPr>
+            <w:t>As</w:t>
+          </w:r>
+        </w:hyperlink>
+      </w:r>
+      <w:r>
+        <w:rPr>
+          <w:rFonts w:ascii="Charis SIL Regular" w:hAnsi="Charis SIL Regular" w:eastAsia="Charis SIL Regular"/>
+          <w:b w:val="0"/>
+          <w:i w:val="0"/>
+          <w:color w:val="0000FF"/>
+          <w:sz w:val="24"/>
+          <w:u w:val="single"/>
+        </w:rPr>
+        <w:hyperlink r:id="rId10" w:history="1">
+          <w:r>
+            <w:rPr>
+              <w:rStyle w:val="Hyperlink"/>
+            </w:rPr>
+            <w:t>i</w:t>
+          </w:r>
+        </w:hyperlink>
+      </w:r>
+      <w:r>
+        <w:rPr>
+          <w:rFonts w:ascii="Charis SIL Regular" w:hAnsi="Charis SIL Regular" w:eastAsia="Charis SIL Regular"/>
+          <w:b w:val="0"/>
+          <w:i w:val="0"/>
+          <w:color w:val="0000FF"/>
+          <w:sz w:val="24"/>
+          <w:u w:val="single"/>
+        </w:rPr>
+        <w:hyperlink r:id="rId10" w:history="1">
+          <w:r>
+            <w:rPr>
+              <w:rStyle w:val="Hyperlink"/>
+            </w:rPr>
+            <w:t>an</w:t>
+          </w:r>
+        </w:hyperlink>
+      </w:r>
+      <w:r>
+        <w:rPr>
+          <w:rFonts w:ascii="Charis SIL Regular" w:hAnsi="Charis SIL Regular" w:eastAsia="Charis SIL Regular"/>
+          <w:b w:val="0"/>
+          <w:i w:val="0"/>
+          <w:color w:val="0000FF"/>
+          <w:sz w:val="24"/>
+          <w:u w:val="single"/>
+        </w:rPr>
+        <w:t xml:space="preserve"> </w:t>
+      </w:r>
+      <w:r>
+        <w:rPr>
+          <w:rFonts w:ascii="Charis SIL Regular" w:hAnsi="Charis SIL Regular" w:eastAsia="Charis SIL Regular"/>
+          <w:b w:val="0"/>
+          <w:i w:val="0"/>
+          <w:color w:val="0000FF"/>
+          <w:sz w:val="24"/>
+          <w:u w:val="single"/>
+        </w:rPr>
+        <w:hyperlink r:id="rId10" w:history="1">
+          <w:r>
+            <w:rPr>
+              <w:rStyle w:val="Hyperlink"/>
+            </w:rPr>
+            <w:t>a</w:t>
+          </w:r>
+        </w:hyperlink>
       </w:r>
       <w:r>
         <w:rPr>
@@ -2886,7 +2942,7 @@
           <w:sz w:val="24"/>
           <w:u w:val="single"/>
         </w:rPr>
-        <w:hyperlink r:id="rId10" w:history="1">
+        <w:hyperlink r:id="rId22" w:history="1">
           <w:r>
             <w:rPr>
               <w:rStyle w:val="Hyperlink"/>
@@ -2904,7 +2960,7 @@
           <w:sz w:val="24"/>
           <w:u w:val="single"/>
         </w:rPr>
-        <w:hyperlink r:id="rId10" w:history="1">
+        <w:hyperlink r:id="rId22" w:history="1">
           <w:r>
             <w:rPr>
               <w:rStyle w:val="Hyperlink"/>
@@ -2922,7 +2978,7 @@
           <w:sz w:val="24"/>
           <w:u w:val="single"/>
         </w:rPr>
-        <w:hyperlink r:id="rId10" w:history="1">
+        <w:hyperlink r:id="rId22" w:history="1">
           <w:r>
             <w:rPr>
               <w:rStyle w:val="Hyperlink"/>
@@ -2940,7 +2996,7 @@
           <w:sz w:val="24"/>
           <w:u w:val="single"/>
         </w:rPr>
-        <w:hyperlink r:id="rId10" w:history="1">
+        <w:hyperlink r:id="rId22" w:history="1">
           <w:r>
             <w:rPr>
               <w:rStyle w:val="Hyperlink"/>
@@ -2969,7 +3025,7 @@
           <w:sz w:val="24"/>
           <w:u w:val="single"/>
         </w:rPr>
-        <w:hyperlink r:id="rId10" w:history="1">
+        <w:hyperlink r:id="rId22" w:history="1">
           <w:r>
             <w:rPr>
               <w:rStyle w:val="Hyperlink"/>
@@ -2998,7 +3054,7 @@
           <w:sz w:val="24"/>
           <w:u w:val="single"/>
         </w:rPr>
-        <w:hyperlink r:id="rId10" w:history="1">
+        <w:hyperlink r:id="rId22" w:history="1">
           <w:r>
             <w:rPr>
               <w:rStyle w:val="Hyperlink"/>
@@ -3148,22 +3204,13 @@
             <w:rPr>
               <w:rStyle w:val="Hyperlink"/>
             </w:rPr>
-            <w:t>findings</w:t>
+            <w:t xml:space="preserve">findings </w:t>
           </w:r>
         </w:hyperlink>
       </w:r>
       <w:r>
         <w:rPr>
-          <w:rFonts w:ascii="Charis SIL Regular" w:hAnsi="Charis SIL Regular" w:eastAsia="Charis SIL Regular"/>
-          <w:b w:val="0"/>
-          <w:i w:val="0"/>
-          <w:color w:val="000000"/>
-          <w:sz w:val="24"/>
-        </w:rPr>
-        <w:t xml:space="preserve"> </w:t>
-      </w:r>
-      <w:r>
-        <w:rPr>
+          <w:u w:val="single" w:color="0000ff"/>
           <w:rFonts w:ascii="Charis SIL Regular" w:hAnsi="Charis SIL Regular" w:eastAsia="Charis SIL Regular"/>
           <w:b w:val="0"/>
           <w:i w:val="0"/>
@@ -3234,24 +3281,7 @@
           <w:color w:val="000000"/>
           <w:sz w:val="24"/>
         </w:rPr>
-        <w:hyperlink r:id="rId22" w:history="1">
-          <w:r>
-            <w:rPr>
-              <w:rStyle w:val="Hyperlink"/>
-            </w:rPr>
-            <w:t>i</w:t>
-          </w:r>
-        </w:hyperlink>
-      </w:r>
-      <w:r>
-        <w:rPr>
-          <w:rFonts w:ascii="Charis SIL Regular" w:hAnsi="Charis SIL Regular" w:eastAsia="Charis SIL Regular"/>
-          <w:b w:val="0"/>
-          <w:i w:val="0"/>
-          <w:color w:val="000000"/>
-          <w:sz w:val="24"/>
-        </w:rPr>
-        <w:t>c</w:t>
+        <w:t>ic</w:t>
       </w:r>
       <w:r>
         <w:rPr>
@@ -4158,56 +4188,19 @@
           <w:i w:val="0"/>
           <w:color w:val="0000FF"/>
           <w:sz w:val="24"/>
+        </w:rPr>
+        <w:t>Rijksmuseum A</w:t>
+      </w:r>
+      <w:r>
+        <w:rPr>
+          <w:rFonts w:ascii="Charis SIL Regular" w:hAnsi="Charis SIL Regular" w:eastAsia="Charis SIL Regular"/>
+          <w:b w:val="0"/>
+          <w:i w:val="0"/>
+          <w:color w:val="0000FF"/>
+          <w:sz w:val="24"/>
           <w:u w:val="single"/>
         </w:rPr>
-        <w:hyperlink r:id="rId28" w:history="1">
-          <w:r>
-            <w:rPr>
-              <w:rStyle w:val="Hyperlink"/>
-            </w:rPr>
-            <w:t>Rijksmuseum</w:t>
-          </w:r>
-        </w:hyperlink>
-      </w:r>
-      <w:r>
-        <w:rPr>
-          <w:rFonts w:ascii="Charis SIL Regular" w:hAnsi="Charis SIL Regular" w:eastAsia="Charis SIL Regular"/>
-          <w:b w:val="0"/>
-          <w:i w:val="0"/>
-          <w:color w:val="0000FF"/>
-          <w:sz w:val="24"/>
-          <w:u w:val="single"/>
-        </w:rPr>
-        <w:t xml:space="preserve"> </w:t>
-      </w:r>
-      <w:r>
-        <w:rPr>
-          <w:rFonts w:ascii="Charis SIL Regular" w:hAnsi="Charis SIL Regular" w:eastAsia="Charis SIL Regular"/>
-          <w:b w:val="0"/>
-          <w:i w:val="0"/>
-          <w:color w:val="0000FF"/>
-          <w:sz w:val="24"/>
-          <w:u w:val="single"/>
-        </w:rPr>
-        <w:hyperlink r:id="rId28" w:history="1">
-          <w:r>
-            <w:rPr>
-              <w:rStyle w:val="Hyperlink"/>
-            </w:rPr>
-            <w:t>A</w:t>
-          </w:r>
-        </w:hyperlink>
-      </w:r>
-      <w:r>
-        <w:rPr>
-          <w:rFonts w:ascii="Charis SIL Regular" w:hAnsi="Charis SIL Regular" w:eastAsia="Charis SIL Regular"/>
-          <w:b w:val="0"/>
-          <w:i w:val="0"/>
-          <w:color w:val="0000FF"/>
-          <w:sz w:val="24"/>
-          <w:u w:val="single"/>
-        </w:rPr>
-        <w:hyperlink r:id="rId28" w:history="1">
+        <w:hyperlink r:id="rId26" w:history="1">
           <w:r>
             <w:rPr>
               <w:rStyle w:val="Hyperlink"/>
@@ -4225,7 +4218,7 @@
           <w:sz w:val="24"/>
           <w:u w:val="single"/>
         </w:rPr>
-        <w:hyperlink r:id="rId28" w:history="1">
+        <w:hyperlink r:id="rId26" w:history="1">
           <w:r>
             <w:rPr>
               <w:rStyle w:val="Hyperlink"/>
@@ -4243,7 +4236,7 @@
           <w:sz w:val="24"/>
           <w:u w:val="single"/>
         </w:rPr>
-        <w:hyperlink r:id="rId28" w:history="1">
+        <w:hyperlink r:id="rId26" w:history="1">
           <w:r>
             <w:rPr>
               <w:rStyle w:val="Hyperlink"/>
@@ -4272,8 +4265,9 @@
           <w:i w:val="0"/>
           <w:color w:val="0000FF"/>
           <w:sz w:val="24"/>
-        </w:rPr>
-        <w:hyperlink r:id="rId29" w:history="1">
+          <w:u w:val="single"/>
+        </w:rPr>
+        <w:hyperlink r:id="rId28" w:history="1">
           <w:r>
             <w:rPr>
               <w:rStyle w:val="Hyperlink"/>
@@ -4291,7 +4285,7 @@
           <w:sz w:val="24"/>
           <w:u w:val="single"/>
         </w:rPr>
-        <w:hyperlink r:id="rId28" w:history="1">
+        <w:hyperlink r:id="rId29" w:history="1">
           <w:r>
             <w:rPr>
               <w:rStyle w:val="Hyperlink"/>
@@ -4320,7 +4314,7 @@
           <w:sz w:val="24"/>
           <w:u w:val="single"/>
         </w:rPr>
-        <w:hyperlink r:id="rId28" w:history="1">
+        <w:hyperlink r:id="rId29" w:history="1">
           <w:r>
             <w:rPr>
               <w:rStyle w:val="Hyperlink"/>
@@ -4338,7 +4332,7 @@
           <w:sz w:val="24"/>
           <w:u w:val="single"/>
         </w:rPr>
-        <w:hyperlink r:id="rId28" w:history="1">
+        <w:hyperlink r:id="rId29" w:history="1">
           <w:r>
             <w:rPr>
               <w:rStyle w:val="Hyperlink"/>
@@ -4356,7 +4350,7 @@
           <w:color w:val="000000"/>
           <w:sz w:val="24"/>
         </w:rPr>
-        <w:hyperlink r:id="rId28" w:history="1">
+        <w:hyperlink r:id="rId29" w:history="1">
           <w:r>
             <w:rPr>
               <w:rStyle w:val="Hyperlink"/>

--- a/EXPORTS/DOCX/published/niveau2/English/Indonesia.docx
+++ b/EXPORTS/DOCX/published/niveau2/English/Indonesia.docx
@@ -679,7 +679,7 @@
           <w:color w:val="000000"/>
           <w:sz w:val="24"/>
         </w:rPr>
-        <w:t>Scie</w:t>
+        <w:t>Sciences) is of great importance for proven</w:t>
       </w:r>
       <w:r>
         <w:rPr>
@@ -695,43 +695,7 @@
             <w:rPr>
               <w:rStyle w:val="Hyperlink"/>
             </w:rPr>
-            <w:t>nces) is of g</w:t>
-          </w:r>
-        </w:hyperlink>
-      </w:r>
-      <w:r>
-        <w:rPr>
-          <w:u w:val="single" w:color="0000ff"/>
-          <w:rFonts w:ascii="Charis SIL Regular" w:hAnsi="Charis SIL Regular" w:eastAsia="Charis SIL Regular"/>
-          <w:b w:val="0"/>
-          <w:i w:val="0"/>
-          <w:color w:val="000000"/>
-          <w:sz w:val="24"/>
-        </w:rPr>
-        <w:hyperlink r:id="rId10" w:history="1">
-          <w:r>
-            <w:rPr>
-              <w:rStyle w:val="Hyperlink"/>
-            </w:rPr>
-            <w:t>r</w:t>
-          </w:r>
-        </w:hyperlink>
-      </w:r>
-      <w:r>
-        <w:rPr>
-          <w:u w:val="single" w:color="0000ff"/>
-          <w:rFonts w:ascii="Charis SIL Regular" w:hAnsi="Charis SIL Regular" w:eastAsia="Charis SIL Regular"/>
-          <w:b w:val="0"/>
-          <w:i w:val="0"/>
-          <w:color w:val="000000"/>
-          <w:sz w:val="24"/>
-        </w:rPr>
-        <w:hyperlink r:id="rId10" w:history="1">
-          <w:r>
-            <w:rPr>
-              <w:rStyle w:val="Hyperlink"/>
-            </w:rPr>
-            <w:t>eat importan</w:t>
+            <w:t>an</w:t>
           </w:r>
         </w:hyperlink>
       </w:r>
@@ -762,53 +726,6 @@
           <w:color w:val="000000"/>
           <w:sz w:val="24"/>
         </w:rPr>
-        <w:t>e for proven</w:t>
-      </w:r>
-      <w:r>
-        <w:rPr>
-          <w:u w:val="single" w:color="0000ff"/>
-          <w:rFonts w:ascii="Charis SIL Regular" w:hAnsi="Charis SIL Regular" w:eastAsia="Charis SIL Regular"/>
-          <w:b w:val="0"/>
-          <w:i w:val="0"/>
-          <w:color w:val="000000"/>
-          <w:sz w:val="24"/>
-        </w:rPr>
-        <w:hyperlink r:id="rId10" w:history="1">
-          <w:r>
-            <w:rPr>
-              <w:rStyle w:val="Hyperlink"/>
-            </w:rPr>
-            <w:t>an</w:t>
-          </w:r>
-        </w:hyperlink>
-      </w:r>
-      <w:r>
-        <w:rPr>
-          <w:u w:val="single" w:color="0000ff"/>
-          <w:rFonts w:ascii="Charis SIL Regular" w:hAnsi="Charis SIL Regular" w:eastAsia="Charis SIL Regular"/>
-          <w:b w:val="0"/>
-          <w:i w:val="0"/>
-          <w:color w:val="000000"/>
-          <w:sz w:val="24"/>
-        </w:rPr>
-        <w:hyperlink r:id="rId10" w:history="1">
-          <w:r>
-            <w:rPr>
-              <w:rStyle w:val="Hyperlink"/>
-            </w:rPr>
-            <w:t>c</w:t>
-          </w:r>
-        </w:hyperlink>
-      </w:r>
-      <w:r>
-        <w:rPr>
-          <w:u w:val="single" w:color="0000ff"/>
-          <w:rFonts w:ascii="Charis SIL Regular" w:hAnsi="Charis SIL Regular" w:eastAsia="Charis SIL Regular"/>
-          <w:b w:val="0"/>
-          <w:i w:val="0"/>
-          <w:color w:val="000000"/>
-          <w:sz w:val="24"/>
-        </w:rPr>
         <w:hyperlink r:id="rId10" w:history="1">
           <w:r>
             <w:rPr>
@@ -1180,7 +1097,32 @@
           <w:color w:val="000000"/>
           <w:sz w:val="24"/>
         </w:rPr>
-        <w:t>he Batavia</w:t>
+        <w:hyperlink r:id="rId12" w:history="1">
+          <w:r>
+            <w:rPr>
+              <w:rStyle w:val="Hyperlink"/>
+            </w:rPr>
+            <w:t>h</w:t>
+          </w:r>
+        </w:hyperlink>
+      </w:r>
+      <w:r>
+        <w:rPr>
+          <w:u w:val="single" w:color="0000ff"/>
+          <w:rFonts w:ascii="Charis SIL Regular" w:hAnsi="Charis SIL Regular" w:eastAsia="Charis SIL Regular"/>
+          <w:b w:val="0"/>
+          <w:i w:val="0"/>
+          <w:color w:val="000000"/>
+          <w:sz w:val="24"/>
+        </w:rPr>
+        <w:hyperlink r:id="rId12" w:history="1">
+          <w:r>
+            <w:rPr>
+              <w:rStyle w:val="Hyperlink"/>
+            </w:rPr>
+            <w:t>e Batavia</w:t>
+          </w:r>
+        </w:hyperlink>
       </w:r>
       <w:r>
         <w:rPr>
@@ -1862,7 +1804,36 @@
           <w:color w:val="000000"/>
           <w:sz w:val="24"/>
         </w:rPr>
-        <w:t>more information about researching individual soldiers and objects they b</w:t>
+        <w:t>more information about researching individual soldiers and obje</w:t>
+      </w:r>
+      <w:r>
+        <w:rPr>
+          <w:u w:val="single" w:color="0000ff"/>
+          <w:rFonts w:ascii="Charis SIL Regular" w:hAnsi="Charis SIL Regular" w:eastAsia="Charis SIL Regular"/>
+          <w:b w:val="0"/>
+          <w:i w:val="0"/>
+          <w:color w:val="000000"/>
+          <w:sz w:val="24"/>
+        </w:rPr>
+        <w:t>c</w:t>
+      </w:r>
+      <w:r>
+        <w:rPr>
+          <w:u w:val="single" w:color="0000ff"/>
+          <w:rFonts w:ascii="Charis SIL Regular" w:hAnsi="Charis SIL Regular" w:eastAsia="Charis SIL Regular"/>
+          <w:b w:val="0"/>
+          <w:i w:val="0"/>
+          <w:color w:val="000000"/>
+          <w:sz w:val="24"/>
+        </w:rPr>
+        <w:hyperlink r:id="rId16" w:history="1">
+          <w:r>
+            <w:rPr>
+              <w:rStyle w:val="Hyperlink"/>
+            </w:rPr>
+            <w:t>ts they b</w:t>
+          </w:r>
+        </w:hyperlink>
       </w:r>
       <w:r>
         <w:rPr>
@@ -2351,7 +2322,7 @@
           <w:sz w:val="24"/>
           <w:u w:val="single"/>
         </w:rPr>
-        <w:hyperlink r:id="rId21" w:history="1">
+        <w:hyperlink r:id="rId20" w:history="1">
           <w:r>
             <w:rPr>
               <w:rStyle w:val="Hyperlink"/>
@@ -2369,7 +2340,7 @@
           <w:sz w:val="24"/>
           <w:u w:val="single"/>
         </w:rPr>
-        <w:hyperlink r:id="rId21" w:history="1">
+        <w:hyperlink r:id="rId20" w:history="1">
           <w:r>
             <w:rPr>
               <w:rStyle w:val="Hyperlink"/>
@@ -2735,6 +2706,7 @@
           <w:i w:val="0"/>
           <w:color w:val="0000FF"/>
           <w:sz w:val="24"/>
+          <w:u w:val="single"/>
         </w:rPr>
         <w:hyperlink r:id="rId22" w:history="1">
           <w:r>
@@ -2996,7 +2968,7 @@
           <w:sz w:val="24"/>
           <w:u w:val="single"/>
         </w:rPr>
-        <w:hyperlink r:id="rId22" w:history="1">
+        <w:hyperlink r:id="rId10" w:history="1">
           <w:r>
             <w:rPr>
               <w:rStyle w:val="Hyperlink"/>
@@ -3025,7 +2997,7 @@
           <w:sz w:val="24"/>
           <w:u w:val="single"/>
         </w:rPr>
-        <w:hyperlink r:id="rId22" w:history="1">
+        <w:hyperlink r:id="rId10" w:history="1">
           <w:r>
             <w:rPr>
               <w:rStyle w:val="Hyperlink"/>
@@ -3054,7 +3026,7 @@
           <w:sz w:val="24"/>
           <w:u w:val="single"/>
         </w:rPr>
-        <w:hyperlink r:id="rId22" w:history="1">
+        <w:hyperlink r:id="rId10" w:history="1">
           <w:r>
             <w:rPr>
               <w:rStyle w:val="Hyperlink"/>
@@ -3204,13 +3176,22 @@
             <w:rPr>
               <w:rStyle w:val="Hyperlink"/>
             </w:rPr>
-            <w:t xml:space="preserve">findings </w:t>
+            <w:t>findings</w:t>
           </w:r>
         </w:hyperlink>
       </w:r>
       <w:r>
         <w:rPr>
-          <w:u w:val="single" w:color="0000ff"/>
+          <w:rFonts w:ascii="Charis SIL Regular" w:hAnsi="Charis SIL Regular" w:eastAsia="Charis SIL Regular"/>
+          <w:b w:val="0"/>
+          <w:i w:val="0"/>
+          <w:color w:val="000000"/>
+          <w:sz w:val="24"/>
+        </w:rPr>
+        <w:t xml:space="preserve"> </w:t>
+      </w:r>
+      <w:r>
+        <w:rPr>
           <w:rFonts w:ascii="Charis SIL Regular" w:hAnsi="Charis SIL Regular" w:eastAsia="Charis SIL Regular"/>
           <w:b w:val="0"/>
           <w:i w:val="0"/>
@@ -3269,23 +3250,23 @@
             <w:rPr>
               <w:rStyle w:val="Hyperlink"/>
             </w:rPr>
-            <w:t>tif</w:t>
+            <w:t>tifi</w:t>
           </w:r>
         </w:hyperlink>
       </w:r>
       <w:r>
         <w:rPr>
+          <w:u w:val="single" w:color="0000ff"/>
           <w:rFonts w:ascii="Charis SIL Regular" w:hAnsi="Charis SIL Regular" w:eastAsia="Charis SIL Regular"/>
           <w:b w:val="0"/>
           <w:i w:val="0"/>
           <w:color w:val="000000"/>
           <w:sz w:val="24"/>
         </w:rPr>
-        <w:t>ic</w:t>
-      </w:r>
-      <w:r>
-        <w:rPr>
-          <w:u w:val="single" w:color="0000ff"/>
+        <w:t>c</w:t>
+      </w:r>
+      <w:r>
+        <w:rPr>
           <w:rFonts w:ascii="Charis SIL Regular" w:hAnsi="Charis SIL Regular" w:eastAsia="Charis SIL Regular"/>
           <w:b w:val="0"/>
           <w:i w:val="0"/>
@@ -4188,8 +4169,16 @@
           <w:i w:val="0"/>
           <w:color w:val="0000FF"/>
           <w:sz w:val="24"/>
-        </w:rPr>
-        <w:t>Rijksmuseum A</w:t>
+          <w:u w:val="single"/>
+        </w:rPr>
+        <w:hyperlink r:id="rId28" w:history="1">
+          <w:r>
+            <w:rPr>
+              <w:rStyle w:val="Hyperlink"/>
+            </w:rPr>
+            <w:t>Rijksmuseum</w:t>
+          </w:r>
+        </w:hyperlink>
       </w:r>
       <w:r>
         <w:rPr>
@@ -4200,7 +4189,36 @@
           <w:sz w:val="24"/>
           <w:u w:val="single"/>
         </w:rPr>
-        <w:hyperlink r:id="rId26" w:history="1">
+        <w:t xml:space="preserve"> </w:t>
+      </w:r>
+      <w:r>
+        <w:rPr>
+          <w:rFonts w:ascii="Charis SIL Regular" w:hAnsi="Charis SIL Regular" w:eastAsia="Charis SIL Regular"/>
+          <w:b w:val="0"/>
+          <w:i w:val="0"/>
+          <w:color w:val="0000FF"/>
+          <w:sz w:val="24"/>
+          <w:u w:val="single"/>
+        </w:rPr>
+        <w:hyperlink r:id="rId28" w:history="1">
+          <w:r>
+            <w:rPr>
+              <w:rStyle w:val="Hyperlink"/>
+            </w:rPr>
+            <w:t>A</w:t>
+          </w:r>
+        </w:hyperlink>
+      </w:r>
+      <w:r>
+        <w:rPr>
+          <w:rFonts w:ascii="Charis SIL Regular" w:hAnsi="Charis SIL Regular" w:eastAsia="Charis SIL Regular"/>
+          <w:b w:val="0"/>
+          <w:i w:val="0"/>
+          <w:color w:val="0000FF"/>
+          <w:sz w:val="24"/>
+          <w:u w:val="single"/>
+        </w:rPr>
+        <w:hyperlink r:id="rId28" w:history="1">
           <w:r>
             <w:rPr>
               <w:rStyle w:val="Hyperlink"/>
@@ -4218,7 +4236,7 @@
           <w:sz w:val="24"/>
           <w:u w:val="single"/>
         </w:rPr>
-        <w:hyperlink r:id="rId26" w:history="1">
+        <w:hyperlink r:id="rId28" w:history="1">
           <w:r>
             <w:rPr>
               <w:rStyle w:val="Hyperlink"/>
@@ -4267,7 +4285,7 @@
           <w:sz w:val="24"/>
           <w:u w:val="single"/>
         </w:rPr>
-        <w:hyperlink r:id="rId28" w:history="1">
+        <w:hyperlink r:id="rId29" w:history="1">
           <w:r>
             <w:rPr>
               <w:rStyle w:val="Hyperlink"/>
@@ -4285,7 +4303,7 @@
           <w:sz w:val="24"/>
           <w:u w:val="single"/>
         </w:rPr>
-        <w:hyperlink r:id="rId29" w:history="1">
+        <w:hyperlink r:id="rId28" w:history="1">
           <w:r>
             <w:rPr>
               <w:rStyle w:val="Hyperlink"/>
@@ -4314,7 +4332,7 @@
           <w:sz w:val="24"/>
           <w:u w:val="single"/>
         </w:rPr>
-        <w:hyperlink r:id="rId29" w:history="1">
+        <w:hyperlink r:id="rId28" w:history="1">
           <w:r>
             <w:rPr>
               <w:rStyle w:val="Hyperlink"/>
@@ -4332,7 +4350,7 @@
           <w:sz w:val="24"/>
           <w:u w:val="single"/>
         </w:rPr>
-        <w:hyperlink r:id="rId29" w:history="1">
+        <w:hyperlink r:id="rId28" w:history="1">
           <w:r>
             <w:rPr>
               <w:rStyle w:val="Hyperlink"/>
@@ -4350,7 +4368,7 @@
           <w:color w:val="000000"/>
           <w:sz w:val="24"/>
         </w:rPr>
-        <w:hyperlink r:id="rId29" w:history="1">
+        <w:hyperlink r:id="rId28" w:history="1">
           <w:r>
             <w:rPr>
               <w:rStyle w:val="Hyperlink"/>
@@ -4617,25 +4635,7 @@
           <w:color w:val="000000"/>
           <w:sz w:val="24"/>
         </w:rPr>
-        <w:t xml:space="preserve"> These research aids provide a handy overview of relevant archi</w:t>
-      </w:r>
-      <w:r>
-        <w:rPr>
-          <w:u w:val="single" w:color="0000ff"/>
-          <w:rFonts w:ascii="Charis SIL Regular" w:hAnsi="Charis SIL Regular" w:eastAsia="Charis SIL Regular"/>
-          <w:b w:val="0"/>
-          <w:i w:val="0"/>
-          <w:color w:val="000000"/>
-          <w:sz w:val="24"/>
-        </w:rPr>
-        <w:hyperlink r:id="rId31" w:history="1">
-          <w:r>
-            <w:rPr>
-              <w:rStyle w:val="Hyperlink"/>
-            </w:rPr>
-            <w:t>ves an</w:t>
-          </w:r>
-        </w:hyperlink>
+        <w:t xml:space="preserve"> These research aids provide a handy overview of relevant archives an</w:t>
       </w:r>
       <w:r>
         <w:rPr>

--- a/EXPORTS/DOCX/published/niveau2/English/Indonesia.docx
+++ b/EXPORTS/DOCX/published/niveau2/English/Indonesia.docx
@@ -679,7 +679,115 @@
           <w:color w:val="000000"/>
           <w:sz w:val="24"/>
         </w:rPr>
-        <w:t>Sciences) is of great importance for proven</w:t>
+        <w:t>Scie</w:t>
+      </w:r>
+      <w:r>
+        <w:rPr>
+          <w:u w:val="single" w:color="0000ff"/>
+          <w:rFonts w:ascii="Charis SIL Regular" w:hAnsi="Charis SIL Regular" w:eastAsia="Charis SIL Regular"/>
+          <w:b w:val="0"/>
+          <w:i w:val="0"/>
+          <w:color w:val="000000"/>
+          <w:sz w:val="24"/>
+        </w:rPr>
+        <w:hyperlink r:id="rId10" w:history="1">
+          <w:r>
+            <w:rPr>
+              <w:rStyle w:val="Hyperlink"/>
+            </w:rPr>
+            <w:t>nces) is of g</w:t>
+          </w:r>
+        </w:hyperlink>
+      </w:r>
+      <w:r>
+        <w:rPr>
+          <w:u w:val="single" w:color="0000ff"/>
+          <w:rFonts w:ascii="Charis SIL Regular" w:hAnsi="Charis SIL Regular" w:eastAsia="Charis SIL Regular"/>
+          <w:b w:val="0"/>
+          <w:i w:val="0"/>
+          <w:color w:val="000000"/>
+          <w:sz w:val="24"/>
+        </w:rPr>
+        <w:hyperlink r:id="rId10" w:history="1">
+          <w:r>
+            <w:rPr>
+              <w:rStyle w:val="Hyperlink"/>
+            </w:rPr>
+            <w:t>r</w:t>
+          </w:r>
+        </w:hyperlink>
+      </w:r>
+      <w:r>
+        <w:rPr>
+          <w:u w:val="single" w:color="0000ff"/>
+          <w:rFonts w:ascii="Charis SIL Regular" w:hAnsi="Charis SIL Regular" w:eastAsia="Charis SIL Regular"/>
+          <w:b w:val="0"/>
+          <w:i w:val="0"/>
+          <w:color w:val="000000"/>
+          <w:sz w:val="24"/>
+        </w:rPr>
+        <w:hyperlink r:id="rId10" w:history="1">
+          <w:r>
+            <w:rPr>
+              <w:rStyle w:val="Hyperlink"/>
+            </w:rPr>
+            <w:t>eat importan</w:t>
+          </w:r>
+        </w:hyperlink>
+      </w:r>
+      <w:r>
+        <w:rPr>
+          <w:u w:val="single" w:color="0000ff"/>
+          <w:rFonts w:ascii="Charis SIL Regular" w:hAnsi="Charis SIL Regular" w:eastAsia="Charis SIL Regular"/>
+          <w:b w:val="0"/>
+          <w:i w:val="0"/>
+          <w:color w:val="000000"/>
+          <w:sz w:val="24"/>
+        </w:rPr>
+        <w:hyperlink r:id="rId10" w:history="1">
+          <w:r>
+            <w:rPr>
+              <w:rStyle w:val="Hyperlink"/>
+            </w:rPr>
+            <w:t>c</w:t>
+          </w:r>
+        </w:hyperlink>
+      </w:r>
+      <w:r>
+        <w:rPr>
+          <w:u w:val="single" w:color="0000ff"/>
+          <w:rFonts w:ascii="Charis SIL Regular" w:hAnsi="Charis SIL Regular" w:eastAsia="Charis SIL Regular"/>
+          <w:b w:val="0"/>
+          <w:i w:val="0"/>
+          <w:color w:val="000000"/>
+          <w:sz w:val="24"/>
+        </w:rPr>
+        <w:hyperlink r:id="rId10" w:history="1">
+          <w:r>
+            <w:rPr>
+              <w:rStyle w:val="Hyperlink"/>
+            </w:rPr>
+            <w:t>e fo</w:t>
+          </w:r>
+        </w:hyperlink>
+      </w:r>
+      <w:r>
+        <w:rPr>
+          <w:u w:val="single" w:color="0000ff"/>
+          <w:rFonts w:ascii="Charis SIL Regular" w:hAnsi="Charis SIL Regular" w:eastAsia="Charis SIL Regular"/>
+          <w:b w:val="0"/>
+          <w:i w:val="0"/>
+          <w:color w:val="000000"/>
+          <w:sz w:val="24"/>
+        </w:rPr>
+        <w:hyperlink r:id="rId10" w:history="1">
+          <w:r>
+            <w:rPr>
+              <w:rStyle w:val="Hyperlink"/>
+            </w:rPr>
+            <w:t>r proven</w:t>
+          </w:r>
+        </w:hyperlink>
       </w:r>
       <w:r>
         <w:rPr>
@@ -1161,57 +1269,13 @@
       </w:r>
       <w:r>
         <w:rPr>
-          <w:u w:val="single" w:color="0000ff"/>
           <w:rFonts w:ascii="Charis SIL Regular" w:hAnsi="Charis SIL Regular" w:eastAsia="Charis SIL Regular"/>
           <w:b w:val="0"/>
           <w:i w:val="0"/>
           <w:color w:val="000000"/>
           <w:sz w:val="24"/>
         </w:rPr>
-        <w:hyperlink r:id="rId12" w:history="1">
-          <w:r>
-            <w:rPr>
-              <w:rStyle w:val="Hyperlink"/>
-            </w:rPr>
-            <w:t>Genoo</w:t>
-          </w:r>
-        </w:hyperlink>
-      </w:r>
-      <w:r>
-        <w:rPr>
-          <w:u w:val="single" w:color="0000ff"/>
-          <w:rFonts w:ascii="Charis SIL Regular" w:hAnsi="Charis SIL Regular" w:eastAsia="Charis SIL Regular"/>
-          <w:b w:val="0"/>
-          <w:i w:val="0"/>
-          <w:color w:val="000000"/>
-          <w:sz w:val="24"/>
-        </w:rPr>
-        <w:hyperlink r:id="rId12" w:history="1">
-          <w:r>
-            <w:rPr>
-              <w:rStyle w:val="Hyperlink"/>
-            </w:rPr>
-            <w:t>t</w:t>
-          </w:r>
-        </w:hyperlink>
-      </w:r>
-      <w:r>
-        <w:rPr>
-          <w:u w:val="single" w:color="0000ff"/>
-          <w:rFonts w:ascii="Charis SIL Regular" w:hAnsi="Charis SIL Regular" w:eastAsia="Charis SIL Regular"/>
-          <w:b w:val="0"/>
-          <w:i w:val="0"/>
-          <w:color w:val="000000"/>
-          <w:sz w:val="24"/>
-        </w:rPr>
-        <w:hyperlink r:id="rId12" w:history="1">
-          <w:r>
-            <w:rPr>
-              <w:rStyle w:val="Hyperlink"/>
-            </w:rPr>
-            <w:t xml:space="preserve">schap, see </w:t>
-          </w:r>
-        </w:hyperlink>
+        <w:t xml:space="preserve">Genootschap, see </w:t>
       </w:r>
       <w:r>
         <w:rPr>
@@ -1679,7 +1743,6 @@
       </w:r>
       <w:r>
         <w:rPr>
-          <w:u w:val="single" w:color="0000ff"/>
           <w:rFonts w:ascii="Charis SIL Regular" w:hAnsi="Charis SIL Regular" w:eastAsia="Charis SIL Regular"/>
           <w:b w:val="0"/>
           <w:i w:val="0"/>
@@ -2369,7 +2432,7 @@
           <w:sz w:val="24"/>
           <w:u w:val="single"/>
         </w:rPr>
-        <w:hyperlink r:id="rId21" w:history="1">
+        <w:hyperlink r:id="rId20" w:history="1">
           <w:r>
             <w:rPr>
               <w:rStyle w:val="Hyperlink"/>
@@ -2650,7 +2713,7 @@
           <w:sz w:val="24"/>
           <w:u w:val="single"/>
         </w:rPr>
-        <w:hyperlink r:id="rId22" w:history="1">
+        <w:hyperlink r:id="rId21" w:history="1">
           <w:r>
             <w:rPr>
               <w:rStyle w:val="Hyperlink"/>
@@ -2679,7 +2742,7 @@
           <w:sz w:val="24"/>
           <w:u w:val="single"/>
         </w:rPr>
-        <w:hyperlink r:id="rId22" w:history="1">
+        <w:hyperlink r:id="rId21" w:history="1">
           <w:r>
             <w:rPr>
               <w:rStyle w:val="Hyperlink"/>
@@ -2708,7 +2771,7 @@
           <w:sz w:val="24"/>
           <w:u w:val="single"/>
         </w:rPr>
-        <w:hyperlink r:id="rId22" w:history="1">
+        <w:hyperlink r:id="rId21" w:history="1">
           <w:r>
             <w:rPr>
               <w:rStyle w:val="Hyperlink"/>
@@ -2726,7 +2789,7 @@
           <w:sz w:val="24"/>
           <w:u w:val="single"/>
         </w:rPr>
-        <w:hyperlink r:id="rId10" w:history="1">
+        <w:hyperlink r:id="rId21" w:history="1">
           <w:r>
             <w:rPr>
               <w:rStyle w:val="Hyperlink"/>
@@ -2755,7 +2818,7 @@
           <w:sz w:val="24"/>
           <w:u w:val="single"/>
         </w:rPr>
-        <w:hyperlink r:id="rId10" w:history="1">
+        <w:hyperlink r:id="rId21" w:history="1">
           <w:r>
             <w:rPr>
               <w:rStyle w:val="Hyperlink"/>
@@ -2914,7 +2977,7 @@
           <w:sz w:val="24"/>
           <w:u w:val="single"/>
         </w:rPr>
-        <w:hyperlink r:id="rId22" w:history="1">
+        <w:hyperlink r:id="rId10" w:history="1">
           <w:r>
             <w:rPr>
               <w:rStyle w:val="Hyperlink"/>
@@ -2932,7 +2995,7 @@
           <w:sz w:val="24"/>
           <w:u w:val="single"/>
         </w:rPr>
-        <w:hyperlink r:id="rId22" w:history="1">
+        <w:hyperlink r:id="rId10" w:history="1">
           <w:r>
             <w:rPr>
               <w:rStyle w:val="Hyperlink"/>
@@ -2950,7 +3013,7 @@
           <w:sz w:val="24"/>
           <w:u w:val="single"/>
         </w:rPr>
-        <w:hyperlink r:id="rId22" w:history="1">
+        <w:hyperlink r:id="rId10" w:history="1">
           <w:r>
             <w:rPr>
               <w:rStyle w:val="Hyperlink"/>
@@ -3026,7 +3089,7 @@
           <w:sz w:val="24"/>
           <w:u w:val="single"/>
         </w:rPr>
-        <w:hyperlink r:id="rId10" w:history="1">
+        <w:hyperlink r:id="rId21" w:history="1">
           <w:r>
             <w:rPr>
               <w:rStyle w:val="Hyperlink"/>
@@ -3044,7 +3107,7 @@
           <w:sz w:val="24"/>
           <w:u w:val="single"/>
         </w:rPr>
-        <w:hyperlink r:id="rId22" w:history="1">
+        <w:hyperlink r:id="rId21" w:history="1">
           <w:r>
             <w:rPr>
               <w:rStyle w:val="Hyperlink"/>
@@ -3072,7 +3135,7 @@
           <w:color w:val="000000"/>
           <w:sz w:val="24"/>
         </w:rPr>
-        <w:hyperlink r:id="rId22" w:history="1">
+        <w:hyperlink r:id="rId21" w:history="1">
           <w:r>
             <w:rPr>
               <w:rStyle w:val="Hyperlink"/>
@@ -3090,7 +3153,7 @@
           <w:color w:val="000000"/>
           <w:sz w:val="24"/>
         </w:rPr>
-        <w:hyperlink r:id="rId22" w:history="1">
+        <w:hyperlink r:id="rId21" w:history="1">
           <w:r>
             <w:rPr>
               <w:rStyle w:val="Hyperlink"/>
@@ -3108,7 +3171,7 @@
           <w:color w:val="000000"/>
           <w:sz w:val="24"/>
         </w:rPr>
-        <w:hyperlink r:id="rId22" w:history="1">
+        <w:hyperlink r:id="rId21" w:history="1">
           <w:r>
             <w:rPr>
               <w:rStyle w:val="Hyperlink"/>
@@ -3126,7 +3189,7 @@
           <w:color w:val="000000"/>
           <w:sz w:val="24"/>
         </w:rPr>
-        <w:hyperlink r:id="rId22" w:history="1">
+        <w:hyperlink r:id="rId21" w:history="1">
           <w:r>
             <w:rPr>
               <w:rStyle w:val="Hyperlink"/>
@@ -3143,7 +3206,7 @@
           <w:color w:val="000000"/>
           <w:sz w:val="24"/>
         </w:rPr>
-        <w:hyperlink r:id="rId22" w:history="1">
+        <w:hyperlink r:id="rId21" w:history="1">
           <w:r>
             <w:rPr>
               <w:rStyle w:val="Hyperlink"/>
@@ -3171,45 +3234,36 @@
           <w:color w:val="000000"/>
           <w:sz w:val="24"/>
         </w:rPr>
-        <w:hyperlink r:id="rId22" w:history="1">
+        <w:hyperlink r:id="rId21" w:history="1">
           <w:r>
             <w:rPr>
               <w:rStyle w:val="Hyperlink"/>
             </w:rPr>
-            <w:t>findings</w:t>
+            <w:t xml:space="preserve">findings </w:t>
           </w:r>
         </w:hyperlink>
       </w:r>
       <w:r>
         <w:rPr>
+          <w:u w:val="single" w:color="0000ff"/>
           <w:rFonts w:ascii="Charis SIL Regular" w:hAnsi="Charis SIL Regular" w:eastAsia="Charis SIL Regular"/>
           <w:b w:val="0"/>
           <w:i w:val="0"/>
           <w:color w:val="000000"/>
           <w:sz w:val="24"/>
         </w:rPr>
-        <w:t xml:space="preserve"> </w:t>
-      </w:r>
-      <w:r>
-        <w:rPr>
+        <w:t>o</w:t>
+      </w:r>
+      <w:r>
+        <w:rPr>
+          <w:u w:val="single" w:color="0000ff"/>
           <w:rFonts w:ascii="Charis SIL Regular" w:hAnsi="Charis SIL Regular" w:eastAsia="Charis SIL Regular"/>
           <w:b w:val="0"/>
           <w:i w:val="0"/>
           <w:color w:val="000000"/>
           <w:sz w:val="24"/>
         </w:rPr>
-        <w:t>o</w:t>
-      </w:r>
-      <w:r>
-        <w:rPr>
-          <w:u w:val="single" w:color="0000ff"/>
-          <w:rFonts w:ascii="Charis SIL Regular" w:hAnsi="Charis SIL Regular" w:eastAsia="Charis SIL Regular"/>
-          <w:b w:val="0"/>
-          <w:i w:val="0"/>
-          <w:color w:val="000000"/>
-          <w:sz w:val="24"/>
-        </w:rPr>
-        <w:hyperlink r:id="rId22" w:history="1">
+        <w:hyperlink r:id="rId21" w:history="1">
           <w:r>
             <w:rPr>
               <w:rStyle w:val="Hyperlink"/>
@@ -3227,7 +3281,7 @@
           <w:color w:val="000000"/>
           <w:sz w:val="24"/>
         </w:rPr>
-        <w:hyperlink r:id="rId22" w:history="1">
+        <w:hyperlink r:id="rId21" w:history="1">
           <w:r>
             <w:rPr>
               <w:rStyle w:val="Hyperlink"/>
@@ -3245,7 +3299,7 @@
           <w:color w:val="000000"/>
           <w:sz w:val="24"/>
         </w:rPr>
-        <w:hyperlink r:id="rId22" w:history="1">
+        <w:hyperlink r:id="rId21" w:history="1">
           <w:r>
             <w:rPr>
               <w:rStyle w:val="Hyperlink"/>
@@ -3267,6 +3321,7 @@
       </w:r>
       <w:r>
         <w:rPr>
+          <w:u w:val="single" w:color="0000ff"/>
           <w:rFonts w:ascii="Charis SIL Regular" w:hAnsi="Charis SIL Regular" w:eastAsia="Charis SIL Regular"/>
           <w:b w:val="0"/>
           <w:i w:val="0"/>
@@ -3284,7 +3339,7 @@
           <w:color w:val="000000"/>
           <w:sz w:val="24"/>
         </w:rPr>
-        <w:hyperlink r:id="rId22" w:history="1">
+        <w:hyperlink r:id="rId21" w:history="1">
           <w:r>
             <w:rPr>
               <w:rStyle w:val="Hyperlink"/>
@@ -3302,17 +3357,27 @@
           <w:color w:val="000000"/>
           <w:sz w:val="24"/>
         </w:rPr>
-        <w:hyperlink r:id="rId22" w:history="1">
+        <w:hyperlink r:id="rId21" w:history="1">
           <w:r>
             <w:rPr>
               <w:rStyle w:val="Hyperlink"/>
             </w:rPr>
-            <w:t>ere pub</w:t>
+            <w:t>ere pu</w:t>
           </w:r>
         </w:hyperlink>
       </w:r>
       <w:r>
         <w:rPr>
+          <w:rFonts w:ascii="Charis SIL Regular" w:hAnsi="Charis SIL Regular" w:eastAsia="Charis SIL Regular"/>
+          <w:b w:val="0"/>
+          <w:i w:val="0"/>
+          <w:color w:val="000000"/>
+          <w:sz w:val="24"/>
+        </w:rPr>
+        <w:t>bl</w:t>
+      </w:r>
+      <w:r>
+        <w:rPr>
           <w:u w:val="single" w:color="0000ff"/>
           <w:rFonts w:ascii="Charis SIL Regular" w:hAnsi="Charis SIL Regular" w:eastAsia="Charis SIL Regular"/>
           <w:b w:val="0"/>
@@ -3320,25 +3385,7 @@
           <w:color w:val="000000"/>
           <w:sz w:val="24"/>
         </w:rPr>
-        <w:hyperlink r:id="rId22" w:history="1">
-          <w:r>
-            <w:rPr>
-              <w:rStyle w:val="Hyperlink"/>
-            </w:rPr>
-            <w:t>l</w:t>
-          </w:r>
-        </w:hyperlink>
-      </w:r>
-      <w:r>
-        <w:rPr>
-          <w:u w:val="single" w:color="0000ff"/>
-          <w:rFonts w:ascii="Charis SIL Regular" w:hAnsi="Charis SIL Regular" w:eastAsia="Charis SIL Regular"/>
-          <w:b w:val="0"/>
-          <w:i w:val="0"/>
-          <w:color w:val="000000"/>
-          <w:sz w:val="24"/>
-        </w:rPr>
-        <w:hyperlink r:id="rId22" w:history="1">
+        <w:hyperlink r:id="rId21" w:history="1">
           <w:r>
             <w:rPr>
               <w:rStyle w:val="Hyperlink"/>
@@ -3396,7 +3443,7 @@
           <w:sz w:val="24"/>
           <w:u w:val="single"/>
         </w:rPr>
-        <w:hyperlink r:id="rId23" w:history="1">
+        <w:hyperlink r:id="rId22" w:history="1">
           <w:r>
             <w:rPr>
               <w:rStyle w:val="Hyperlink"/>
@@ -3425,7 +3472,7 @@
           <w:sz w:val="24"/>
           <w:u w:val="single"/>
         </w:rPr>
-        <w:hyperlink r:id="rId23" w:history="1">
+        <w:hyperlink r:id="rId22" w:history="1">
           <w:r>
             <w:rPr>
               <w:rStyle w:val="Hyperlink"/>
@@ -3586,7 +3633,7 @@
           <w:sz w:val="24"/>
           <w:u w:val="single"/>
         </w:rPr>
-        <w:hyperlink r:id="rId24" w:history="1">
+        <w:hyperlink r:id="rId23" w:history="1">
           <w:r>
             <w:rPr>
               <w:rStyle w:val="Hyperlink"/>
@@ -3615,7 +3662,7 @@
           <w:sz w:val="24"/>
           <w:u w:val="single"/>
         </w:rPr>
-        <w:hyperlink r:id="rId24" w:history="1">
+        <w:hyperlink r:id="rId23" w:history="1">
           <w:r>
             <w:rPr>
               <w:rStyle w:val="Hyperlink"/>
@@ -3845,7 +3892,7 @@
           <w:sz w:val="24"/>
           <w:u w:val="single"/>
         </w:rPr>
-        <w:hyperlink r:id="rId25" w:history="1">
+        <w:hyperlink r:id="rId24" w:history="1">
           <w:r>
             <w:rPr>
               <w:rStyle w:val="Hyperlink"/>
@@ -3874,7 +3921,7 @@
           <w:sz w:val="24"/>
           <w:u w:val="single"/>
         </w:rPr>
-        <w:hyperlink r:id="rId25" w:history="1">
+        <w:hyperlink r:id="rId24" w:history="1">
           <w:r>
             <w:rPr>
               <w:rStyle w:val="Hyperlink"/>
@@ -3903,7 +3950,7 @@
           <w:sz w:val="24"/>
           <w:u w:val="single"/>
         </w:rPr>
-        <w:hyperlink r:id="rId25" w:history="1">
+        <w:hyperlink r:id="rId24" w:history="1">
           <w:r>
             <w:rPr>
               <w:rStyle w:val="Hyperlink"/>
@@ -3932,7 +3979,7 @@
           <w:sz w:val="24"/>
           <w:u w:val="single"/>
         </w:rPr>
-        <w:hyperlink r:id="rId25" w:history="1">
+        <w:hyperlink r:id="rId24" w:history="1">
           <w:r>
             <w:rPr>
               <w:rStyle w:val="Hyperlink"/>
@@ -3961,7 +4008,7 @@
           <w:sz w:val="24"/>
           <w:u w:val="single"/>
         </w:rPr>
-        <w:hyperlink r:id="rId25" w:history="1">
+        <w:hyperlink r:id="rId24" w:history="1">
           <w:r>
             <w:rPr>
               <w:rStyle w:val="Hyperlink"/>
@@ -4029,7 +4076,7 @@
           <w:sz w:val="24"/>
           <w:u w:val="single"/>
         </w:rPr>
-        <w:hyperlink r:id="rId26" w:history="1">
+        <w:hyperlink r:id="rId25" w:history="1">
           <w:r>
             <w:rPr>
               <w:rStyle w:val="Hyperlink"/>
@@ -4058,7 +4105,7 @@
           <w:sz w:val="24"/>
           <w:u w:val="single"/>
         </w:rPr>
-        <w:hyperlink r:id="rId26" w:history="1">
+        <w:hyperlink r:id="rId25" w:history="1">
           <w:r>
             <w:rPr>
               <w:rStyle w:val="Hyperlink"/>
@@ -4087,7 +4134,7 @@
           <w:sz w:val="24"/>
           <w:u w:val="single"/>
         </w:rPr>
-        <w:hyperlink r:id="rId26" w:history="1">
+        <w:hyperlink r:id="rId25" w:history="1">
           <w:r>
             <w:rPr>
               <w:rStyle w:val="Hyperlink"/>
@@ -4143,7 +4190,7 @@
           <w:sz w:val="24"/>
           <w:u w:val="single"/>
         </w:rPr>
-        <w:hyperlink r:id="rId27" w:history="1">
+        <w:hyperlink r:id="rId26" w:history="1">
           <w:r>
             <w:rPr>
               <w:rStyle w:val="Hyperlink"/>
@@ -4171,7 +4218,7 @@
           <w:sz w:val="24"/>
           <w:u w:val="single"/>
         </w:rPr>
-        <w:hyperlink r:id="rId28" w:history="1">
+        <w:hyperlink r:id="rId25" w:history="1">
           <w:r>
             <w:rPr>
               <w:rStyle w:val="Hyperlink"/>
@@ -4200,7 +4247,7 @@
           <w:sz w:val="24"/>
           <w:u w:val="single"/>
         </w:rPr>
-        <w:hyperlink r:id="rId28" w:history="1">
+        <w:hyperlink r:id="rId25" w:history="1">
           <w:r>
             <w:rPr>
               <w:rStyle w:val="Hyperlink"/>
@@ -4218,7 +4265,7 @@
           <w:sz w:val="24"/>
           <w:u w:val="single"/>
         </w:rPr>
-        <w:hyperlink r:id="rId28" w:history="1">
+        <w:hyperlink r:id="rId25" w:history="1">
           <w:r>
             <w:rPr>
               <w:rStyle w:val="Hyperlink"/>
@@ -4236,7 +4283,7 @@
           <w:sz w:val="24"/>
           <w:u w:val="single"/>
         </w:rPr>
-        <w:hyperlink r:id="rId28" w:history="1">
+        <w:hyperlink r:id="rId25" w:history="1">
           <w:r>
             <w:rPr>
               <w:rStyle w:val="Hyperlink"/>
@@ -4254,7 +4301,7 @@
           <w:sz w:val="24"/>
           <w:u w:val="single"/>
         </w:rPr>
-        <w:hyperlink r:id="rId26" w:history="1">
+        <w:hyperlink r:id="rId25" w:history="1">
           <w:r>
             <w:rPr>
               <w:rStyle w:val="Hyperlink"/>
@@ -4285,7 +4332,7 @@
           <w:sz w:val="24"/>
           <w:u w:val="single"/>
         </w:rPr>
-        <w:hyperlink r:id="rId29" w:history="1">
+        <w:hyperlink r:id="rId27" w:history="1">
           <w:r>
             <w:rPr>
               <w:rStyle w:val="Hyperlink"/>
@@ -4436,7 +4483,7 @@
           <w:sz w:val="24"/>
           <w:u w:val="single"/>
         </w:rPr>
-        <w:hyperlink r:id="rId30" w:history="1">
+        <w:hyperlink r:id="rId29" w:history="1">
           <w:r>
             <w:rPr>
               <w:rStyle w:val="Hyperlink"/>
@@ -4454,7 +4501,7 @@
           <w:sz w:val="24"/>
           <w:u w:val="single"/>
         </w:rPr>
-        <w:hyperlink r:id="rId30" w:history="1">
+        <w:hyperlink r:id="rId29" w:history="1">
           <w:r>
             <w:rPr>
               <w:rStyle w:val="Hyperlink"/>
@@ -4483,7 +4530,7 @@
           <w:sz w:val="24"/>
           <w:u w:val="single"/>
         </w:rPr>
-        <w:hyperlink r:id="rId30" w:history="1">
+        <w:hyperlink r:id="rId29" w:history="1">
           <w:r>
             <w:rPr>
               <w:rStyle w:val="Hyperlink"/>
@@ -4561,7 +4608,7 @@
           <w:sz w:val="24"/>
           <w:u w:val="single"/>
         </w:rPr>
-        <w:hyperlink r:id="rId31" w:history="1">
+        <w:hyperlink r:id="rId30" w:history="1">
           <w:r>
             <w:rPr>
               <w:rStyle w:val="Hyperlink"/>
@@ -4590,7 +4637,7 @@
           <w:sz w:val="24"/>
           <w:u w:val="single"/>
         </w:rPr>
-        <w:hyperlink r:id="rId31" w:history="1">
+        <w:hyperlink r:id="rId30" w:history="1">
           <w:r>
             <w:rPr>
               <w:rStyle w:val="Hyperlink"/>
@@ -4618,7 +4665,7 @@
           <w:sz w:val="24"/>
           <w:u w:val="single"/>
         </w:rPr>
-        <w:hyperlink r:id="rId32" w:history="1">
+        <w:hyperlink r:id="rId31" w:history="1">
           <w:r>
             <w:rPr>
               <w:rStyle w:val="Hyperlink"/>
@@ -4635,7 +4682,7 @@
           <w:color w:val="000000"/>
           <w:sz w:val="24"/>
         </w:rPr>
-        <w:t xml:space="preserve"> These research aids provide a handy overview of relevant archives an</w:t>
+        <w:t xml:space="preserve"> These research aids provide a handy overview of relevant archi</w:t>
       </w:r>
       <w:r>
         <w:rPr>
@@ -4646,7 +4693,25 @@
           <w:color w:val="000000"/>
           <w:sz w:val="24"/>
         </w:rPr>
-        <w:hyperlink r:id="rId31" w:history="1">
+        <w:hyperlink r:id="rId30" w:history="1">
+          <w:r>
+            <w:rPr>
+              <w:rStyle w:val="Hyperlink"/>
+            </w:rPr>
+            <w:t>ves an</w:t>
+          </w:r>
+        </w:hyperlink>
+      </w:r>
+      <w:r>
+        <w:rPr>
+          <w:u w:val="single" w:color="0000ff"/>
+          <w:rFonts w:ascii="Charis SIL Regular" w:hAnsi="Charis SIL Regular" w:eastAsia="Charis SIL Regular"/>
+          <w:b w:val="0"/>
+          <w:i w:val="0"/>
+          <w:color w:val="000000"/>
+          <w:sz w:val="24"/>
+        </w:rPr>
+        <w:hyperlink r:id="rId30" w:history="1">
           <w:r>
             <w:rPr>
               <w:rStyle w:val="Hyperlink"/>
@@ -4674,7 +4739,7 @@
           <w:color w:val="000000"/>
           <w:sz w:val="24"/>
         </w:rPr>
-        <w:hyperlink r:id="rId32" w:history="1">
+        <w:hyperlink r:id="rId31" w:history="1">
           <w:r>
             <w:rPr>
               <w:rStyle w:val="Hyperlink"/>

--- a/EXPORTS/DOCX/published/niveau2/English/Indonesia.docx
+++ b/EXPORTS/DOCX/published/niveau2/English/Indonesia.docx
@@ -1269,13 +1269,57 @@
       </w:r>
       <w:r>
         <w:rPr>
+          <w:u w:val="single" w:color="0000ff"/>
           <w:rFonts w:ascii="Charis SIL Regular" w:hAnsi="Charis SIL Regular" w:eastAsia="Charis SIL Regular"/>
           <w:b w:val="0"/>
           <w:i w:val="0"/>
           <w:color w:val="000000"/>
           <w:sz w:val="24"/>
         </w:rPr>
-        <w:t xml:space="preserve">Genootschap, see </w:t>
+        <w:hyperlink r:id="rId12" w:history="1">
+          <w:r>
+            <w:rPr>
+              <w:rStyle w:val="Hyperlink"/>
+            </w:rPr>
+            <w:t>Genoo</w:t>
+          </w:r>
+        </w:hyperlink>
+      </w:r>
+      <w:r>
+        <w:rPr>
+          <w:u w:val="single" w:color="0000ff"/>
+          <w:rFonts w:ascii="Charis SIL Regular" w:hAnsi="Charis SIL Regular" w:eastAsia="Charis SIL Regular"/>
+          <w:b w:val="0"/>
+          <w:i w:val="0"/>
+          <w:color w:val="000000"/>
+          <w:sz w:val="24"/>
+        </w:rPr>
+        <w:hyperlink r:id="rId12" w:history="1">
+          <w:r>
+            <w:rPr>
+              <w:rStyle w:val="Hyperlink"/>
+            </w:rPr>
+            <w:t>t</w:t>
+          </w:r>
+        </w:hyperlink>
+      </w:r>
+      <w:r>
+        <w:rPr>
+          <w:u w:val="single" w:color="0000ff"/>
+          <w:rFonts w:ascii="Charis SIL Regular" w:hAnsi="Charis SIL Regular" w:eastAsia="Charis SIL Regular"/>
+          <w:b w:val="0"/>
+          <w:i w:val="0"/>
+          <w:color w:val="000000"/>
+          <w:sz w:val="24"/>
+        </w:rPr>
+        <w:hyperlink r:id="rId12" w:history="1">
+          <w:r>
+            <w:rPr>
+              <w:rStyle w:val="Hyperlink"/>
+            </w:rPr>
+            <w:t xml:space="preserve">schap, see </w:t>
+          </w:r>
+        </w:hyperlink>
       </w:r>
       <w:r>
         <w:rPr>
@@ -1743,6 +1787,7 @@
       </w:r>
       <w:r>
         <w:rPr>
+          <w:u w:val="single" w:color="0000ff"/>
           <w:rFonts w:ascii="Charis SIL Regular" w:hAnsi="Charis SIL Regular" w:eastAsia="Charis SIL Regular"/>
           <w:b w:val="0"/>
           <w:i w:val="0"/>
@@ -2385,7 +2430,7 @@
           <w:sz w:val="24"/>
           <w:u w:val="single"/>
         </w:rPr>
-        <w:hyperlink r:id="rId20" w:history="1">
+        <w:hyperlink r:id="rId21" w:history="1">
           <w:r>
             <w:rPr>
               <w:rStyle w:val="Hyperlink"/>
@@ -2403,7 +2448,7 @@
           <w:sz w:val="24"/>
           <w:u w:val="single"/>
         </w:rPr>
-        <w:hyperlink r:id="rId20" w:history="1">
+        <w:hyperlink r:id="rId21" w:history="1">
           <w:r>
             <w:rPr>
               <w:rStyle w:val="Hyperlink"/>
@@ -2432,7 +2477,7 @@
           <w:sz w:val="24"/>
           <w:u w:val="single"/>
         </w:rPr>
-        <w:hyperlink r:id="rId20" w:history="1">
+        <w:hyperlink r:id="rId21" w:history="1">
           <w:r>
             <w:rPr>
               <w:rStyle w:val="Hyperlink"/>
@@ -2713,7 +2758,7 @@
           <w:sz w:val="24"/>
           <w:u w:val="single"/>
         </w:rPr>
-        <w:hyperlink r:id="rId21" w:history="1">
+        <w:hyperlink r:id="rId22" w:history="1">
           <w:r>
             <w:rPr>
               <w:rStyle w:val="Hyperlink"/>
@@ -2742,7 +2787,7 @@
           <w:sz w:val="24"/>
           <w:u w:val="single"/>
         </w:rPr>
-        <w:hyperlink r:id="rId21" w:history="1">
+        <w:hyperlink r:id="rId22" w:history="1">
           <w:r>
             <w:rPr>
               <w:rStyle w:val="Hyperlink"/>
@@ -2769,9 +2814,8 @@
           <w:i w:val="0"/>
           <w:color w:val="0000FF"/>
           <w:sz w:val="24"/>
-          <w:u w:val="single"/>
-        </w:rPr>
-        <w:hyperlink r:id="rId21" w:history="1">
+        </w:rPr>
+        <w:hyperlink r:id="rId22" w:history="1">
           <w:r>
             <w:rPr>
               <w:rStyle w:val="Hyperlink"/>
@@ -2789,7 +2833,7 @@
           <w:sz w:val="24"/>
           <w:u w:val="single"/>
         </w:rPr>
-        <w:hyperlink r:id="rId21" w:history="1">
+        <w:hyperlink r:id="rId10" w:history="1">
           <w:r>
             <w:rPr>
               <w:rStyle w:val="Hyperlink"/>
@@ -2818,7 +2862,7 @@
           <w:sz w:val="24"/>
           <w:u w:val="single"/>
         </w:rPr>
-        <w:hyperlink r:id="rId21" w:history="1">
+        <w:hyperlink r:id="rId10" w:history="1">
           <w:r>
             <w:rPr>
               <w:rStyle w:val="Hyperlink"/>
@@ -2977,7 +3021,7 @@
           <w:sz w:val="24"/>
           <w:u w:val="single"/>
         </w:rPr>
-        <w:hyperlink r:id="rId10" w:history="1">
+        <w:hyperlink r:id="rId22" w:history="1">
           <w:r>
             <w:rPr>
               <w:rStyle w:val="Hyperlink"/>
@@ -2995,7 +3039,7 @@
           <w:sz w:val="24"/>
           <w:u w:val="single"/>
         </w:rPr>
-        <w:hyperlink r:id="rId10" w:history="1">
+        <w:hyperlink r:id="rId22" w:history="1">
           <w:r>
             <w:rPr>
               <w:rStyle w:val="Hyperlink"/>
@@ -3013,7 +3057,7 @@
           <w:sz w:val="24"/>
           <w:u w:val="single"/>
         </w:rPr>
-        <w:hyperlink r:id="rId10" w:history="1">
+        <w:hyperlink r:id="rId22" w:history="1">
           <w:r>
             <w:rPr>
               <w:rStyle w:val="Hyperlink"/>
@@ -3031,7 +3075,7 @@
           <w:sz w:val="24"/>
           <w:u w:val="single"/>
         </w:rPr>
-        <w:hyperlink r:id="rId10" w:history="1">
+        <w:hyperlink r:id="rId22" w:history="1">
           <w:r>
             <w:rPr>
               <w:rStyle w:val="Hyperlink"/>
@@ -3060,7 +3104,7 @@
           <w:sz w:val="24"/>
           <w:u w:val="single"/>
         </w:rPr>
-        <w:hyperlink r:id="rId10" w:history="1">
+        <w:hyperlink r:id="rId22" w:history="1">
           <w:r>
             <w:rPr>
               <w:rStyle w:val="Hyperlink"/>
@@ -3089,7 +3133,7 @@
           <w:sz w:val="24"/>
           <w:u w:val="single"/>
         </w:rPr>
-        <w:hyperlink r:id="rId21" w:history="1">
+        <w:hyperlink r:id="rId22" w:history="1">
           <w:r>
             <w:rPr>
               <w:rStyle w:val="Hyperlink"/>
@@ -3107,7 +3151,7 @@
           <w:sz w:val="24"/>
           <w:u w:val="single"/>
         </w:rPr>
-        <w:hyperlink r:id="rId21" w:history="1">
+        <w:hyperlink r:id="rId22" w:history="1">
           <w:r>
             <w:rPr>
               <w:rStyle w:val="Hyperlink"/>
@@ -3135,7 +3179,7 @@
           <w:color w:val="000000"/>
           <w:sz w:val="24"/>
         </w:rPr>
-        <w:hyperlink r:id="rId21" w:history="1">
+        <w:hyperlink r:id="rId22" w:history="1">
           <w:r>
             <w:rPr>
               <w:rStyle w:val="Hyperlink"/>
@@ -3153,7 +3197,7 @@
           <w:color w:val="000000"/>
           <w:sz w:val="24"/>
         </w:rPr>
-        <w:hyperlink r:id="rId21" w:history="1">
+        <w:hyperlink r:id="rId22" w:history="1">
           <w:r>
             <w:rPr>
               <w:rStyle w:val="Hyperlink"/>
@@ -3171,7 +3215,7 @@
           <w:color w:val="000000"/>
           <w:sz w:val="24"/>
         </w:rPr>
-        <w:hyperlink r:id="rId21" w:history="1">
+        <w:hyperlink r:id="rId22" w:history="1">
           <w:r>
             <w:rPr>
               <w:rStyle w:val="Hyperlink"/>
@@ -3189,7 +3233,7 @@
           <w:color w:val="000000"/>
           <w:sz w:val="24"/>
         </w:rPr>
-        <w:hyperlink r:id="rId21" w:history="1">
+        <w:hyperlink r:id="rId22" w:history="1">
           <w:r>
             <w:rPr>
               <w:rStyle w:val="Hyperlink"/>
@@ -3206,7 +3250,7 @@
           <w:color w:val="000000"/>
           <w:sz w:val="24"/>
         </w:rPr>
-        <w:hyperlink r:id="rId21" w:history="1">
+        <w:hyperlink r:id="rId22" w:history="1">
           <w:r>
             <w:rPr>
               <w:rStyle w:val="Hyperlink"/>
@@ -3234,7 +3278,7 @@
           <w:color w:val="000000"/>
           <w:sz w:val="24"/>
         </w:rPr>
-        <w:hyperlink r:id="rId21" w:history="1">
+        <w:hyperlink r:id="rId22" w:history="1">
           <w:r>
             <w:rPr>
               <w:rStyle w:val="Hyperlink"/>
@@ -3263,7 +3307,7 @@
           <w:color w:val="000000"/>
           <w:sz w:val="24"/>
         </w:rPr>
-        <w:hyperlink r:id="rId21" w:history="1">
+        <w:hyperlink r:id="rId22" w:history="1">
           <w:r>
             <w:rPr>
               <w:rStyle w:val="Hyperlink"/>
@@ -3281,7 +3325,7 @@
           <w:color w:val="000000"/>
           <w:sz w:val="24"/>
         </w:rPr>
-        <w:hyperlink r:id="rId21" w:history="1">
+        <w:hyperlink r:id="rId22" w:history="1">
           <w:r>
             <w:rPr>
               <w:rStyle w:val="Hyperlink"/>
@@ -3299,12 +3343,12 @@
           <w:color w:val="000000"/>
           <w:sz w:val="24"/>
         </w:rPr>
-        <w:hyperlink r:id="rId21" w:history="1">
+        <w:hyperlink r:id="rId22" w:history="1">
           <w:r>
             <w:rPr>
               <w:rStyle w:val="Hyperlink"/>
             </w:rPr>
-            <w:t>tifi</w:t>
+            <w:t>tif</w:t>
           </w:r>
         </w:hyperlink>
       </w:r>
@@ -3317,7 +3361,17 @@
           <w:color w:val="000000"/>
           <w:sz w:val="24"/>
         </w:rPr>
-        <w:t>c</w:t>
+        <w:t>i</w:t>
+      </w:r>
+      <w:r>
+        <w:rPr>
+          <w:rFonts w:ascii="Charis SIL Regular" w:hAnsi="Charis SIL Regular" w:eastAsia="Charis SIL Regular"/>
+          <w:b w:val="0"/>
+          <w:i w:val="0"/>
+          <w:color w:val="000000"/>
+          <w:sz w:val="24"/>
+        </w:rPr>
+        <w:t xml:space="preserve">c </w:t>
       </w:r>
       <w:r>
         <w:rPr>
@@ -3328,18 +3382,7 @@
           <w:color w:val="000000"/>
           <w:sz w:val="24"/>
         </w:rPr>
-        <w:t xml:space="preserve"> </w:t>
-      </w:r>
-      <w:r>
-        <w:rPr>
-          <w:u w:val="single" w:color="0000ff"/>
-          <w:rFonts w:ascii="Charis SIL Regular" w:hAnsi="Charis SIL Regular" w:eastAsia="Charis SIL Regular"/>
-          <w:b w:val="0"/>
-          <w:i w:val="0"/>
-          <w:color w:val="000000"/>
-          <w:sz w:val="24"/>
-        </w:rPr>
-        <w:hyperlink r:id="rId21" w:history="1">
+        <w:hyperlink r:id="rId22" w:history="1">
           <w:r>
             <w:rPr>
               <w:rStyle w:val="Hyperlink"/>
@@ -3357,24 +3400,32 @@
           <w:color w:val="000000"/>
           <w:sz w:val="24"/>
         </w:rPr>
-        <w:hyperlink r:id="rId21" w:history="1">
+        <w:hyperlink r:id="rId22" w:history="1">
           <w:r>
             <w:rPr>
               <w:rStyle w:val="Hyperlink"/>
             </w:rPr>
-            <w:t>ere pu</w:t>
+            <w:t>ere pub</w:t>
           </w:r>
         </w:hyperlink>
       </w:r>
       <w:r>
         <w:rPr>
+          <w:u w:val="single" w:color="0000ff"/>
           <w:rFonts w:ascii="Charis SIL Regular" w:hAnsi="Charis SIL Regular" w:eastAsia="Charis SIL Regular"/>
           <w:b w:val="0"/>
           <w:i w:val="0"/>
           <w:color w:val="000000"/>
           <w:sz w:val="24"/>
         </w:rPr>
-        <w:t>bl</w:t>
+        <w:hyperlink r:id="rId22" w:history="1">
+          <w:r>
+            <w:rPr>
+              <w:rStyle w:val="Hyperlink"/>
+            </w:rPr>
+            <w:t>l</w:t>
+          </w:r>
+        </w:hyperlink>
       </w:r>
       <w:r>
         <w:rPr>
@@ -3385,7 +3436,7 @@
           <w:color w:val="000000"/>
           <w:sz w:val="24"/>
         </w:rPr>
-        <w:hyperlink r:id="rId21" w:history="1">
+        <w:hyperlink r:id="rId22" w:history="1">
           <w:r>
             <w:rPr>
               <w:rStyle w:val="Hyperlink"/>
@@ -3443,7 +3494,7 @@
           <w:sz w:val="24"/>
           <w:u w:val="single"/>
         </w:rPr>
-        <w:hyperlink r:id="rId22" w:history="1">
+        <w:hyperlink r:id="rId23" w:history="1">
           <w:r>
             <w:rPr>
               <w:rStyle w:val="Hyperlink"/>
@@ -3472,7 +3523,7 @@
           <w:sz w:val="24"/>
           <w:u w:val="single"/>
         </w:rPr>
-        <w:hyperlink r:id="rId22" w:history="1">
+        <w:hyperlink r:id="rId23" w:history="1">
           <w:r>
             <w:rPr>
               <w:rStyle w:val="Hyperlink"/>
@@ -3633,7 +3684,7 @@
           <w:sz w:val="24"/>
           <w:u w:val="single"/>
         </w:rPr>
-        <w:hyperlink r:id="rId23" w:history="1">
+        <w:hyperlink r:id="rId24" w:history="1">
           <w:r>
             <w:rPr>
               <w:rStyle w:val="Hyperlink"/>
@@ -3662,7 +3713,7 @@
           <w:sz w:val="24"/>
           <w:u w:val="single"/>
         </w:rPr>
-        <w:hyperlink r:id="rId23" w:history="1">
+        <w:hyperlink r:id="rId24" w:history="1">
           <w:r>
             <w:rPr>
               <w:rStyle w:val="Hyperlink"/>
@@ -3892,7 +3943,7 @@
           <w:sz w:val="24"/>
           <w:u w:val="single"/>
         </w:rPr>
-        <w:hyperlink r:id="rId24" w:history="1">
+        <w:hyperlink r:id="rId25" w:history="1">
           <w:r>
             <w:rPr>
               <w:rStyle w:val="Hyperlink"/>
@@ -3921,7 +3972,7 @@
           <w:sz w:val="24"/>
           <w:u w:val="single"/>
         </w:rPr>
-        <w:hyperlink r:id="rId24" w:history="1">
+        <w:hyperlink r:id="rId25" w:history="1">
           <w:r>
             <w:rPr>
               <w:rStyle w:val="Hyperlink"/>
@@ -3950,7 +4001,7 @@
           <w:sz w:val="24"/>
           <w:u w:val="single"/>
         </w:rPr>
-        <w:hyperlink r:id="rId24" w:history="1">
+        <w:hyperlink r:id="rId25" w:history="1">
           <w:r>
             <w:rPr>
               <w:rStyle w:val="Hyperlink"/>
@@ -3979,7 +4030,7 @@
           <w:sz w:val="24"/>
           <w:u w:val="single"/>
         </w:rPr>
-        <w:hyperlink r:id="rId24" w:history="1">
+        <w:hyperlink r:id="rId25" w:history="1">
           <w:r>
             <w:rPr>
               <w:rStyle w:val="Hyperlink"/>
@@ -4008,7 +4059,7 @@
           <w:sz w:val="24"/>
           <w:u w:val="single"/>
         </w:rPr>
-        <w:hyperlink r:id="rId24" w:history="1">
+        <w:hyperlink r:id="rId25" w:history="1">
           <w:r>
             <w:rPr>
               <w:rStyle w:val="Hyperlink"/>
@@ -4076,7 +4127,7 @@
           <w:sz w:val="24"/>
           <w:u w:val="single"/>
         </w:rPr>
-        <w:hyperlink r:id="rId25" w:history="1">
+        <w:hyperlink r:id="rId26" w:history="1">
           <w:r>
             <w:rPr>
               <w:rStyle w:val="Hyperlink"/>
@@ -4105,7 +4156,7 @@
           <w:sz w:val="24"/>
           <w:u w:val="single"/>
         </w:rPr>
-        <w:hyperlink r:id="rId25" w:history="1">
+        <w:hyperlink r:id="rId26" w:history="1">
           <w:r>
             <w:rPr>
               <w:rStyle w:val="Hyperlink"/>
@@ -4134,7 +4185,7 @@
           <w:sz w:val="24"/>
           <w:u w:val="single"/>
         </w:rPr>
-        <w:hyperlink r:id="rId25" w:history="1">
+        <w:hyperlink r:id="rId26" w:history="1">
           <w:r>
             <w:rPr>
               <w:rStyle w:val="Hyperlink"/>
@@ -4190,7 +4241,7 @@
           <w:sz w:val="24"/>
           <w:u w:val="single"/>
         </w:rPr>
-        <w:hyperlink r:id="rId26" w:history="1">
+        <w:hyperlink r:id="rId27" w:history="1">
           <w:r>
             <w:rPr>
               <w:rStyle w:val="Hyperlink"/>
@@ -4218,7 +4269,7 @@
           <w:sz w:val="24"/>
           <w:u w:val="single"/>
         </w:rPr>
-        <w:hyperlink r:id="rId25" w:history="1">
+        <w:hyperlink r:id="rId26" w:history="1">
           <w:r>
             <w:rPr>
               <w:rStyle w:val="Hyperlink"/>
@@ -4247,7 +4298,7 @@
           <w:sz w:val="24"/>
           <w:u w:val="single"/>
         </w:rPr>
-        <w:hyperlink r:id="rId25" w:history="1">
+        <w:hyperlink r:id="rId26" w:history="1">
           <w:r>
             <w:rPr>
               <w:rStyle w:val="Hyperlink"/>
@@ -4265,7 +4316,7 @@
           <w:sz w:val="24"/>
           <w:u w:val="single"/>
         </w:rPr>
-        <w:hyperlink r:id="rId25" w:history="1">
+        <w:hyperlink r:id="rId26" w:history="1">
           <w:r>
             <w:rPr>
               <w:rStyle w:val="Hyperlink"/>
@@ -4283,7 +4334,7 @@
           <w:sz w:val="24"/>
           <w:u w:val="single"/>
         </w:rPr>
-        <w:hyperlink r:id="rId25" w:history="1">
+        <w:hyperlink r:id="rId26" w:history="1">
           <w:r>
             <w:rPr>
               <w:rStyle w:val="Hyperlink"/>
@@ -4301,7 +4352,7 @@
           <w:sz w:val="24"/>
           <w:u w:val="single"/>
         </w:rPr>
-        <w:hyperlink r:id="rId25" w:history="1">
+        <w:hyperlink r:id="rId26" w:history="1">
           <w:r>
             <w:rPr>
               <w:rStyle w:val="Hyperlink"/>
@@ -4332,7 +4383,7 @@
           <w:sz w:val="24"/>
           <w:u w:val="single"/>
         </w:rPr>
-        <w:hyperlink r:id="rId27" w:history="1">
+        <w:hyperlink r:id="rId28" w:history="1">
           <w:r>
             <w:rPr>
               <w:rStyle w:val="Hyperlink"/>
@@ -4350,7 +4401,7 @@
           <w:sz w:val="24"/>
           <w:u w:val="single"/>
         </w:rPr>
-        <w:hyperlink r:id="rId28" w:history="1">
+        <w:hyperlink r:id="rId29" w:history="1">
           <w:r>
             <w:rPr>
               <w:rStyle w:val="Hyperlink"/>
@@ -4379,7 +4430,7 @@
           <w:sz w:val="24"/>
           <w:u w:val="single"/>
         </w:rPr>
-        <w:hyperlink r:id="rId28" w:history="1">
+        <w:hyperlink r:id="rId29" w:history="1">
           <w:r>
             <w:rPr>
               <w:rStyle w:val="Hyperlink"/>
@@ -4397,7 +4448,7 @@
           <w:sz w:val="24"/>
           <w:u w:val="single"/>
         </w:rPr>
-        <w:hyperlink r:id="rId28" w:history="1">
+        <w:hyperlink r:id="rId29" w:history="1">
           <w:r>
             <w:rPr>
               <w:rStyle w:val="Hyperlink"/>
@@ -4415,7 +4466,7 @@
           <w:color w:val="000000"/>
           <w:sz w:val="24"/>
         </w:rPr>
-        <w:hyperlink r:id="rId28" w:history="1">
+        <w:hyperlink r:id="rId29" w:history="1">
           <w:r>
             <w:rPr>
               <w:rStyle w:val="Hyperlink"/>
@@ -4483,7 +4534,7 @@
           <w:sz w:val="24"/>
           <w:u w:val="single"/>
         </w:rPr>
-        <w:hyperlink r:id="rId29" w:history="1">
+        <w:hyperlink r:id="rId30" w:history="1">
           <w:r>
             <w:rPr>
               <w:rStyle w:val="Hyperlink"/>
@@ -4501,7 +4552,7 @@
           <w:sz w:val="24"/>
           <w:u w:val="single"/>
         </w:rPr>
-        <w:hyperlink r:id="rId29" w:history="1">
+        <w:hyperlink r:id="rId30" w:history="1">
           <w:r>
             <w:rPr>
               <w:rStyle w:val="Hyperlink"/>
@@ -4530,7 +4581,7 @@
           <w:sz w:val="24"/>
           <w:u w:val="single"/>
         </w:rPr>
-        <w:hyperlink r:id="rId29" w:history="1">
+        <w:hyperlink r:id="rId30" w:history="1">
           <w:r>
             <w:rPr>
               <w:rStyle w:val="Hyperlink"/>
@@ -4608,7 +4659,7 @@
           <w:sz w:val="24"/>
           <w:u w:val="single"/>
         </w:rPr>
-        <w:hyperlink r:id="rId30" w:history="1">
+        <w:hyperlink r:id="rId31" w:history="1">
           <w:r>
             <w:rPr>
               <w:rStyle w:val="Hyperlink"/>
@@ -4637,7 +4688,7 @@
           <w:sz w:val="24"/>
           <w:u w:val="single"/>
         </w:rPr>
-        <w:hyperlink r:id="rId30" w:history="1">
+        <w:hyperlink r:id="rId31" w:history="1">
           <w:r>
             <w:rPr>
               <w:rStyle w:val="Hyperlink"/>
@@ -4665,7 +4716,7 @@
           <w:sz w:val="24"/>
           <w:u w:val="single"/>
         </w:rPr>
-        <w:hyperlink r:id="rId31" w:history="1">
+        <w:hyperlink r:id="rId32" w:history="1">
           <w:r>
             <w:rPr>
               <w:rStyle w:val="Hyperlink"/>
@@ -4693,7 +4744,7 @@
           <w:color w:val="000000"/>
           <w:sz w:val="24"/>
         </w:rPr>
-        <w:hyperlink r:id="rId30" w:history="1">
+        <w:hyperlink r:id="rId31" w:history="1">
           <w:r>
             <w:rPr>
               <w:rStyle w:val="Hyperlink"/>
@@ -4711,7 +4762,7 @@
           <w:color w:val="000000"/>
           <w:sz w:val="24"/>
         </w:rPr>
-        <w:hyperlink r:id="rId30" w:history="1">
+        <w:hyperlink r:id="rId31" w:history="1">
           <w:r>
             <w:rPr>
               <w:rStyle w:val="Hyperlink"/>
@@ -4739,7 +4790,7 @@
           <w:color w:val="000000"/>
           <w:sz w:val="24"/>
         </w:rPr>
-        <w:hyperlink r:id="rId31" w:history="1">
+        <w:hyperlink r:id="rId32" w:history="1">
           <w:r>
             <w:rPr>
               <w:rStyle w:val="Hyperlink"/>

--- a/EXPORTS/DOCX/published/niveau2/English/Indonesia.docx
+++ b/EXPORTS/DOCX/published/niveau2/English/Indonesia.docx
@@ -1269,57 +1269,13 @@
       </w:r>
       <w:r>
         <w:rPr>
-          <w:u w:val="single" w:color="0000ff"/>
           <w:rFonts w:ascii="Charis SIL Regular" w:hAnsi="Charis SIL Regular" w:eastAsia="Charis SIL Regular"/>
           <w:b w:val="0"/>
           <w:i w:val="0"/>
           <w:color w:val="000000"/>
           <w:sz w:val="24"/>
         </w:rPr>
-        <w:hyperlink r:id="rId12" w:history="1">
-          <w:r>
-            <w:rPr>
-              <w:rStyle w:val="Hyperlink"/>
-            </w:rPr>
-            <w:t>Genoo</w:t>
-          </w:r>
-        </w:hyperlink>
-      </w:r>
-      <w:r>
-        <w:rPr>
-          <w:u w:val="single" w:color="0000ff"/>
-          <w:rFonts w:ascii="Charis SIL Regular" w:hAnsi="Charis SIL Regular" w:eastAsia="Charis SIL Regular"/>
-          <w:b w:val="0"/>
-          <w:i w:val="0"/>
-          <w:color w:val="000000"/>
-          <w:sz w:val="24"/>
-        </w:rPr>
-        <w:hyperlink r:id="rId12" w:history="1">
-          <w:r>
-            <w:rPr>
-              <w:rStyle w:val="Hyperlink"/>
-            </w:rPr>
-            <w:t>t</w:t>
-          </w:r>
-        </w:hyperlink>
-      </w:r>
-      <w:r>
-        <w:rPr>
-          <w:u w:val="single" w:color="0000ff"/>
-          <w:rFonts w:ascii="Charis SIL Regular" w:hAnsi="Charis SIL Regular" w:eastAsia="Charis SIL Regular"/>
-          <w:b w:val="0"/>
-          <w:i w:val="0"/>
-          <w:color w:val="000000"/>
-          <w:sz w:val="24"/>
-        </w:rPr>
-        <w:hyperlink r:id="rId12" w:history="1">
-          <w:r>
-            <w:rPr>
-              <w:rStyle w:val="Hyperlink"/>
-            </w:rPr>
-            <w:t xml:space="preserve">schap, see </w:t>
-          </w:r>
-        </w:hyperlink>
+        <w:t xml:space="preserve">Genootschap, see </w:t>
       </w:r>
       <w:r>
         <w:rPr>
@@ -1787,7 +1743,6 @@
       </w:r>
       <w:r>
         <w:rPr>
-          <w:u w:val="single" w:color="0000ff"/>
           <w:rFonts w:ascii="Charis SIL Regular" w:hAnsi="Charis SIL Regular" w:eastAsia="Charis SIL Regular"/>
           <w:b w:val="0"/>
           <w:i w:val="0"/>
@@ -2909,7 +2864,7 @@
           <w:sz w:val="24"/>
           <w:u w:val="single"/>
         </w:rPr>
-        <w:hyperlink r:id="rId10" w:history="1">
+        <w:hyperlink r:id="rId22" w:history="1">
           <w:r>
             <w:rPr>
               <w:rStyle w:val="Hyperlink"/>
@@ -2927,7 +2882,7 @@
           <w:sz w:val="24"/>
           <w:u w:val="single"/>
         </w:rPr>
-        <w:hyperlink r:id="rId10" w:history="1">
+        <w:hyperlink r:id="rId22" w:history="1">
           <w:r>
             <w:rPr>
               <w:rStyle w:val="Hyperlink"/>
@@ -2945,7 +2900,7 @@
           <w:sz w:val="24"/>
           <w:u w:val="single"/>
         </w:rPr>
-        <w:hyperlink r:id="rId10" w:history="1">
+        <w:hyperlink r:id="rId22" w:history="1">
           <w:r>
             <w:rPr>
               <w:rStyle w:val="Hyperlink"/>
@@ -2961,9 +2916,26 @@
           <w:i w:val="0"/>
           <w:color w:val="0000FF"/>
           <w:sz w:val="24"/>
+        </w:rPr>
+        <w:t xml:space="preserve"> and Carib</w:t>
+      </w:r>
+      <w:r>
+        <w:rPr>
+          <w:rFonts w:ascii="Charis SIL Regular" w:hAnsi="Charis SIL Regular" w:eastAsia="Charis SIL Regular"/>
+          <w:b w:val="0"/>
+          <w:i w:val="0"/>
+          <w:color w:val="0000FF"/>
+          <w:sz w:val="24"/>
           <w:u w:val="single"/>
         </w:rPr>
-        <w:t xml:space="preserve"> </w:t>
+        <w:hyperlink r:id="rId10" w:history="1">
+          <w:r>
+            <w:rPr>
+              <w:rStyle w:val="Hyperlink"/>
+            </w:rPr>
+            <w:t>be</w:t>
+          </w:r>
+        </w:hyperlink>
       </w:r>
       <w:r>
         <w:rPr>
@@ -2997,89 +2969,6 @@
             <w:rPr>
               <w:rStyle w:val="Hyperlink"/>
             </w:rPr>
-            <w:t>nd</w:t>
-          </w:r>
-        </w:hyperlink>
-      </w:r>
-      <w:r>
-        <w:rPr>
-          <w:rFonts w:ascii="Charis SIL Regular" w:hAnsi="Charis SIL Regular" w:eastAsia="Charis SIL Regular"/>
-          <w:b w:val="0"/>
-          <w:i w:val="0"/>
-          <w:color w:val="0000FF"/>
-          <w:sz w:val="24"/>
-          <w:u w:val="single"/>
-        </w:rPr>
-        <w:t xml:space="preserve"> </w:t>
-      </w:r>
-      <w:r>
-        <w:rPr>
-          <w:rFonts w:ascii="Charis SIL Regular" w:hAnsi="Charis SIL Regular" w:eastAsia="Charis SIL Regular"/>
-          <w:b w:val="0"/>
-          <w:i w:val="0"/>
-          <w:color w:val="0000FF"/>
-          <w:sz w:val="24"/>
-          <w:u w:val="single"/>
-        </w:rPr>
-        <w:hyperlink r:id="rId22" w:history="1">
-          <w:r>
-            <w:rPr>
-              <w:rStyle w:val="Hyperlink"/>
-            </w:rPr>
-            <w:t>Carib</w:t>
-          </w:r>
-        </w:hyperlink>
-      </w:r>
-      <w:r>
-        <w:rPr>
-          <w:rFonts w:ascii="Charis SIL Regular" w:hAnsi="Charis SIL Regular" w:eastAsia="Charis SIL Regular"/>
-          <w:b w:val="0"/>
-          <w:i w:val="0"/>
-          <w:color w:val="0000FF"/>
-          <w:sz w:val="24"/>
-          <w:u w:val="single"/>
-        </w:rPr>
-        <w:hyperlink r:id="rId22" w:history="1">
-          <w:r>
-            <w:rPr>
-              <w:rStyle w:val="Hyperlink"/>
-            </w:rPr>
-            <w:t>be</w:t>
-          </w:r>
-        </w:hyperlink>
-      </w:r>
-      <w:r>
-        <w:rPr>
-          <w:rFonts w:ascii="Charis SIL Regular" w:hAnsi="Charis SIL Regular" w:eastAsia="Charis SIL Regular"/>
-          <w:b w:val="0"/>
-          <w:i w:val="0"/>
-          <w:color w:val="0000FF"/>
-          <w:sz w:val="24"/>
-          <w:u w:val="single"/>
-        </w:rPr>
-        <w:hyperlink r:id="rId22" w:history="1">
-          <w:r>
-            <w:rPr>
-              <w:rStyle w:val="Hyperlink"/>
-            </w:rPr>
-            <w:t>a</w:t>
-          </w:r>
-        </w:hyperlink>
-      </w:r>
-      <w:r>
-        <w:rPr>
-          <w:rFonts w:ascii="Charis SIL Regular" w:hAnsi="Charis SIL Regular" w:eastAsia="Charis SIL Regular"/>
-          <w:b w:val="0"/>
-          <w:i w:val="0"/>
-          <w:color w:val="0000FF"/>
-          <w:sz w:val="24"/>
-          <w:u w:val="single"/>
-        </w:rPr>
-        <w:hyperlink r:id="rId22" w:history="1">
-          <w:r>
-            <w:rPr>
-              <w:rStyle w:val="Hyperlink"/>
-            </w:rPr>
             <w:t>n</w:t>
           </w:r>
         </w:hyperlink>
@@ -3104,7 +2993,7 @@
           <w:sz w:val="24"/>
           <w:u w:val="single"/>
         </w:rPr>
-        <w:hyperlink r:id="rId22" w:history="1">
+        <w:hyperlink r:id="rId10" w:history="1">
           <w:r>
             <w:rPr>
               <w:rStyle w:val="Hyperlink"/>
@@ -3133,7 +3022,7 @@
           <w:sz w:val="24"/>
           <w:u w:val="single"/>
         </w:rPr>
-        <w:hyperlink r:id="rId22" w:history="1">
+        <w:hyperlink r:id="rId10" w:history="1">
           <w:r>
             <w:rPr>
               <w:rStyle w:val="Hyperlink"/>
@@ -3300,21 +3189,13 @@
       </w:r>
       <w:r>
         <w:rPr>
-          <w:u w:val="single" w:color="0000ff"/>
           <w:rFonts w:ascii="Charis SIL Regular" w:hAnsi="Charis SIL Regular" w:eastAsia="Charis SIL Regular"/>
           <w:b w:val="0"/>
           <w:i w:val="0"/>
           <w:color w:val="000000"/>
           <w:sz w:val="24"/>
         </w:rPr>
-        <w:hyperlink r:id="rId22" w:history="1">
-          <w:r>
-            <w:rPr>
-              <w:rStyle w:val="Hyperlink"/>
-            </w:rPr>
-            <w:t>f</w:t>
-          </w:r>
-        </w:hyperlink>
+        <w:t>f</w:t>
       </w:r>
       <w:r>
         <w:rPr>
@@ -3354,6 +3235,33 @@
       </w:r>
       <w:r>
         <w:rPr>
+          <w:rFonts w:ascii="Charis SIL Regular" w:hAnsi="Charis SIL Regular" w:eastAsia="Charis SIL Regular"/>
+          <w:b w:val="0"/>
+          <w:i w:val="0"/>
+          <w:color w:val="000000"/>
+          <w:sz w:val="24"/>
+        </w:rPr>
+        <w:hyperlink r:id="rId22" w:history="1">
+          <w:r>
+            <w:rPr>
+              <w:rStyle w:val="Hyperlink"/>
+            </w:rPr>
+            <w:t>i</w:t>
+          </w:r>
+        </w:hyperlink>
+      </w:r>
+      <w:r>
+        <w:rPr>
+          <w:rFonts w:ascii="Charis SIL Regular" w:hAnsi="Charis SIL Regular" w:eastAsia="Charis SIL Regular"/>
+          <w:b w:val="0"/>
+          <w:i w:val="0"/>
+          <w:color w:val="000000"/>
+          <w:sz w:val="24"/>
+        </w:rPr>
+        <w:t>c</w:t>
+      </w:r>
+      <w:r>
+        <w:rPr>
           <w:u w:val="single" w:color="0000ff"/>
           <w:rFonts w:ascii="Charis SIL Regular" w:hAnsi="Charis SIL Regular" w:eastAsia="Charis SIL Regular"/>
           <w:b w:val="0"/>
@@ -3361,17 +3269,7 @@
           <w:color w:val="000000"/>
           <w:sz w:val="24"/>
         </w:rPr>
-        <w:t>i</w:t>
-      </w:r>
-      <w:r>
-        <w:rPr>
-          <w:rFonts w:ascii="Charis SIL Regular" w:hAnsi="Charis SIL Regular" w:eastAsia="Charis SIL Regular"/>
-          <w:b w:val="0"/>
-          <w:i w:val="0"/>
-          <w:color w:val="000000"/>
-          <w:sz w:val="24"/>
-        </w:rPr>
-        <w:t xml:space="preserve">c </w:t>
+        <w:t xml:space="preserve"> </w:t>
       </w:r>
       <w:r>
         <w:rPr>
@@ -4269,7 +4167,7 @@
           <w:sz w:val="24"/>
           <w:u w:val="single"/>
         </w:rPr>
-        <w:hyperlink r:id="rId26" w:history="1">
+        <w:hyperlink r:id="rId28" w:history="1">
           <w:r>
             <w:rPr>
               <w:rStyle w:val="Hyperlink"/>
@@ -4298,7 +4196,7 @@
           <w:sz w:val="24"/>
           <w:u w:val="single"/>
         </w:rPr>
-        <w:hyperlink r:id="rId26" w:history="1">
+        <w:hyperlink r:id="rId28" w:history="1">
           <w:r>
             <w:rPr>
               <w:rStyle w:val="Hyperlink"/>
@@ -4316,7 +4214,7 @@
           <w:sz w:val="24"/>
           <w:u w:val="single"/>
         </w:rPr>
-        <w:hyperlink r:id="rId26" w:history="1">
+        <w:hyperlink r:id="rId28" w:history="1">
           <w:r>
             <w:rPr>
               <w:rStyle w:val="Hyperlink"/>
@@ -4334,7 +4232,7 @@
           <w:sz w:val="24"/>
           <w:u w:val="single"/>
         </w:rPr>
-        <w:hyperlink r:id="rId26" w:history="1">
+        <w:hyperlink r:id="rId28" w:history="1">
           <w:r>
             <w:rPr>
               <w:rStyle w:val="Hyperlink"/>
@@ -4352,7 +4250,7 @@
           <w:sz w:val="24"/>
           <w:u w:val="single"/>
         </w:rPr>
-        <w:hyperlink r:id="rId26" w:history="1">
+        <w:hyperlink r:id="rId28" w:history="1">
           <w:r>
             <w:rPr>
               <w:rStyle w:val="Hyperlink"/>
@@ -4381,9 +4279,8 @@
           <w:i w:val="0"/>
           <w:color w:val="0000FF"/>
           <w:sz w:val="24"/>
-          <w:u w:val="single"/>
-        </w:rPr>
-        <w:hyperlink r:id="rId28" w:history="1">
+        </w:rPr>
+        <w:hyperlink r:id="rId29" w:history="1">
           <w:r>
             <w:rPr>
               <w:rStyle w:val="Hyperlink"/>
@@ -4401,7 +4298,7 @@
           <w:sz w:val="24"/>
           <w:u w:val="single"/>
         </w:rPr>
-        <w:hyperlink r:id="rId29" w:history="1">
+        <w:hyperlink r:id="rId28" w:history="1">
           <w:r>
             <w:rPr>
               <w:rStyle w:val="Hyperlink"/>
@@ -4430,7 +4327,7 @@
           <w:sz w:val="24"/>
           <w:u w:val="single"/>
         </w:rPr>
-        <w:hyperlink r:id="rId29" w:history="1">
+        <w:hyperlink r:id="rId28" w:history="1">
           <w:r>
             <w:rPr>
               <w:rStyle w:val="Hyperlink"/>
@@ -4448,7 +4345,7 @@
           <w:sz w:val="24"/>
           <w:u w:val="single"/>
         </w:rPr>
-        <w:hyperlink r:id="rId29" w:history="1">
+        <w:hyperlink r:id="rId28" w:history="1">
           <w:r>
             <w:rPr>
               <w:rStyle w:val="Hyperlink"/>
@@ -4466,7 +4363,7 @@
           <w:color w:val="000000"/>
           <w:sz w:val="24"/>
         </w:rPr>
-        <w:hyperlink r:id="rId29" w:history="1">
+        <w:hyperlink r:id="rId28" w:history="1">
           <w:r>
             <w:rPr>
               <w:rStyle w:val="Hyperlink"/>

--- a/EXPORTS/DOCX/published/niveau2/English/Indonesia.docx
+++ b/EXPORTS/DOCX/published/niveau2/English/Indonesia.docx
@@ -1269,13 +1269,57 @@
       </w:r>
       <w:r>
         <w:rPr>
+          <w:u w:val="single" w:color="0000ff"/>
           <w:rFonts w:ascii="Charis SIL Regular" w:hAnsi="Charis SIL Regular" w:eastAsia="Charis SIL Regular"/>
           <w:b w:val="0"/>
           <w:i w:val="0"/>
           <w:color w:val="000000"/>
           <w:sz w:val="24"/>
         </w:rPr>
-        <w:t xml:space="preserve">Genootschap, see </w:t>
+        <w:hyperlink r:id="rId12" w:history="1">
+          <w:r>
+            <w:rPr>
+              <w:rStyle w:val="Hyperlink"/>
+            </w:rPr>
+            <w:t>Genoo</w:t>
+          </w:r>
+        </w:hyperlink>
+      </w:r>
+      <w:r>
+        <w:rPr>
+          <w:u w:val="single" w:color="0000ff"/>
+          <w:rFonts w:ascii="Charis SIL Regular" w:hAnsi="Charis SIL Regular" w:eastAsia="Charis SIL Regular"/>
+          <w:b w:val="0"/>
+          <w:i w:val="0"/>
+          <w:color w:val="000000"/>
+          <w:sz w:val="24"/>
+        </w:rPr>
+        <w:hyperlink r:id="rId12" w:history="1">
+          <w:r>
+            <w:rPr>
+              <w:rStyle w:val="Hyperlink"/>
+            </w:rPr>
+            <w:t>t</w:t>
+          </w:r>
+        </w:hyperlink>
+      </w:r>
+      <w:r>
+        <w:rPr>
+          <w:u w:val="single" w:color="0000ff"/>
+          <w:rFonts w:ascii="Charis SIL Regular" w:hAnsi="Charis SIL Regular" w:eastAsia="Charis SIL Regular"/>
+          <w:b w:val="0"/>
+          <w:i w:val="0"/>
+          <w:color w:val="000000"/>
+          <w:sz w:val="24"/>
+        </w:rPr>
+        <w:hyperlink r:id="rId12" w:history="1">
+          <w:r>
+            <w:rPr>
+              <w:rStyle w:val="Hyperlink"/>
+            </w:rPr>
+            <w:t xml:space="preserve">schap, see </w:t>
+          </w:r>
+        </w:hyperlink>
       </w:r>
       <w:r>
         <w:rPr>
@@ -2385,7 +2429,7 @@
           <w:sz w:val="24"/>
           <w:u w:val="single"/>
         </w:rPr>
-        <w:hyperlink r:id="rId21" w:history="1">
+        <w:hyperlink r:id="rId20" w:history="1">
           <w:r>
             <w:rPr>
               <w:rStyle w:val="Hyperlink"/>
@@ -2403,7 +2447,7 @@
           <w:sz w:val="24"/>
           <w:u w:val="single"/>
         </w:rPr>
-        <w:hyperlink r:id="rId21" w:history="1">
+        <w:hyperlink r:id="rId20" w:history="1">
           <w:r>
             <w:rPr>
               <w:rStyle w:val="Hyperlink"/>
@@ -2432,7 +2476,7 @@
           <w:sz w:val="24"/>
           <w:u w:val="single"/>
         </w:rPr>
-        <w:hyperlink r:id="rId21" w:history="1">
+        <w:hyperlink r:id="rId20" w:history="1">
           <w:r>
             <w:rPr>
               <w:rStyle w:val="Hyperlink"/>
@@ -2713,7 +2757,7 @@
           <w:sz w:val="24"/>
           <w:u w:val="single"/>
         </w:rPr>
-        <w:hyperlink r:id="rId22" w:history="1">
+        <w:hyperlink r:id="rId21" w:history="1">
           <w:r>
             <w:rPr>
               <w:rStyle w:val="Hyperlink"/>
@@ -2742,7 +2786,7 @@
           <w:sz w:val="24"/>
           <w:u w:val="single"/>
         </w:rPr>
-        <w:hyperlink r:id="rId22" w:history="1">
+        <w:hyperlink r:id="rId21" w:history="1">
           <w:r>
             <w:rPr>
               <w:rStyle w:val="Hyperlink"/>
@@ -2769,8 +2813,9 @@
           <w:i w:val="0"/>
           <w:color w:val="0000FF"/>
           <w:sz w:val="24"/>
-        </w:rPr>
-        <w:hyperlink r:id="rId22" w:history="1">
+          <w:u w:val="single"/>
+        </w:rPr>
+        <w:hyperlink r:id="rId21" w:history="1">
           <w:r>
             <w:rPr>
               <w:rStyle w:val="Hyperlink"/>
@@ -2817,7 +2862,7 @@
           <w:sz w:val="24"/>
           <w:u w:val="single"/>
         </w:rPr>
-        <w:hyperlink r:id="rId10" w:history="1">
+        <w:hyperlink r:id="rId21" w:history="1">
           <w:r>
             <w:rPr>
               <w:rStyle w:val="Hyperlink"/>
@@ -2835,7 +2880,7 @@
           <w:sz w:val="24"/>
           <w:u w:val="single"/>
         </w:rPr>
-        <w:hyperlink r:id="rId10" w:history="1">
+        <w:hyperlink r:id="rId21" w:history="1">
           <w:r>
             <w:rPr>
               <w:rStyle w:val="Hyperlink"/>
@@ -2864,7 +2909,7 @@
           <w:sz w:val="24"/>
           <w:u w:val="single"/>
         </w:rPr>
-        <w:hyperlink r:id="rId22" w:history="1">
+        <w:hyperlink r:id="rId21" w:history="1">
           <w:r>
             <w:rPr>
               <w:rStyle w:val="Hyperlink"/>
@@ -2882,7 +2927,7 @@
           <w:sz w:val="24"/>
           <w:u w:val="single"/>
         </w:rPr>
-        <w:hyperlink r:id="rId22" w:history="1">
+        <w:hyperlink r:id="rId21" w:history="1">
           <w:r>
             <w:rPr>
               <w:rStyle w:val="Hyperlink"/>
@@ -2900,7 +2945,7 @@
           <w:sz w:val="24"/>
           <w:u w:val="single"/>
         </w:rPr>
-        <w:hyperlink r:id="rId22" w:history="1">
+        <w:hyperlink r:id="rId10" w:history="1">
           <w:r>
             <w:rPr>
               <w:rStyle w:val="Hyperlink"/>
@@ -2916,8 +2961,74 @@
           <w:i w:val="0"/>
           <w:color w:val="0000FF"/>
           <w:sz w:val="24"/>
-        </w:rPr>
-        <w:t xml:space="preserve"> and Carib</w:t>
+          <w:u w:val="single"/>
+        </w:rPr>
+        <w:t xml:space="preserve"> </w:t>
+      </w:r>
+      <w:r>
+        <w:rPr>
+          <w:rFonts w:ascii="Charis SIL Regular" w:hAnsi="Charis SIL Regular" w:eastAsia="Charis SIL Regular"/>
+          <w:b w:val="0"/>
+          <w:i w:val="0"/>
+          <w:color w:val="0000FF"/>
+          <w:sz w:val="24"/>
+          <w:u w:val="single"/>
+        </w:rPr>
+        <w:hyperlink r:id="rId10" w:history="1">
+          <w:r>
+            <w:rPr>
+              <w:rStyle w:val="Hyperlink"/>
+            </w:rPr>
+            <w:t>a</w:t>
+          </w:r>
+        </w:hyperlink>
+      </w:r>
+      <w:r>
+        <w:rPr>
+          <w:rFonts w:ascii="Charis SIL Regular" w:hAnsi="Charis SIL Regular" w:eastAsia="Charis SIL Regular"/>
+          <w:b w:val="0"/>
+          <w:i w:val="0"/>
+          <w:color w:val="0000FF"/>
+          <w:sz w:val="24"/>
+          <w:u w:val="single"/>
+        </w:rPr>
+        <w:hyperlink r:id="rId10" w:history="1">
+          <w:r>
+            <w:rPr>
+              <w:rStyle w:val="Hyperlink"/>
+            </w:rPr>
+            <w:t>nd</w:t>
+          </w:r>
+        </w:hyperlink>
+      </w:r>
+      <w:r>
+        <w:rPr>
+          <w:rFonts w:ascii="Charis SIL Regular" w:hAnsi="Charis SIL Regular" w:eastAsia="Charis SIL Regular"/>
+          <w:b w:val="0"/>
+          <w:i w:val="0"/>
+          <w:color w:val="0000FF"/>
+          <w:sz w:val="24"/>
+          <w:u w:val="single"/>
+        </w:rPr>
+        <w:t xml:space="preserve"> </w:t>
+      </w:r>
+      <w:r>
+        <w:rPr>
+          <w:rFonts w:ascii="Charis SIL Regular" w:hAnsi="Charis SIL Regular" w:eastAsia="Charis SIL Regular"/>
+          <w:b w:val="0"/>
+          <w:i w:val="0"/>
+          <w:color w:val="0000FF"/>
+          <w:sz w:val="24"/>
+          <w:u w:val="single"/>
+        </w:rPr>
+        <w:hyperlink r:id="rId10" w:history="1">
+          <w:r>
+            <w:rPr>
+              <w:rStyle w:val="Hyperlink"/>
+            </w:rPr>
+            <w:t>Carib</w:t>
+          </w:r>
+        </w:hyperlink>
       </w:r>
       <w:r>
         <w:rPr>
@@ -3040,7 +3151,7 @@
           <w:sz w:val="24"/>
           <w:u w:val="single"/>
         </w:rPr>
-        <w:hyperlink r:id="rId22" w:history="1">
+        <w:hyperlink r:id="rId21" w:history="1">
           <w:r>
             <w:rPr>
               <w:rStyle w:val="Hyperlink"/>
@@ -3068,7 +3179,7 @@
           <w:color w:val="000000"/>
           <w:sz w:val="24"/>
         </w:rPr>
-        <w:hyperlink r:id="rId22" w:history="1">
+        <w:hyperlink r:id="rId21" w:history="1">
           <w:r>
             <w:rPr>
               <w:rStyle w:val="Hyperlink"/>
@@ -3086,7 +3197,7 @@
           <w:color w:val="000000"/>
           <w:sz w:val="24"/>
         </w:rPr>
-        <w:hyperlink r:id="rId22" w:history="1">
+        <w:hyperlink r:id="rId21" w:history="1">
           <w:r>
             <w:rPr>
               <w:rStyle w:val="Hyperlink"/>
@@ -3104,7 +3215,7 @@
           <w:color w:val="000000"/>
           <w:sz w:val="24"/>
         </w:rPr>
-        <w:hyperlink r:id="rId22" w:history="1">
+        <w:hyperlink r:id="rId21" w:history="1">
           <w:r>
             <w:rPr>
               <w:rStyle w:val="Hyperlink"/>
@@ -3122,7 +3233,7 @@
           <w:color w:val="000000"/>
           <w:sz w:val="24"/>
         </w:rPr>
-        <w:hyperlink r:id="rId22" w:history="1">
+        <w:hyperlink r:id="rId21" w:history="1">
           <w:r>
             <w:rPr>
               <w:rStyle w:val="Hyperlink"/>
@@ -3139,7 +3250,7 @@
           <w:color w:val="000000"/>
           <w:sz w:val="24"/>
         </w:rPr>
-        <w:hyperlink r:id="rId22" w:history="1">
+        <w:hyperlink r:id="rId21" w:history="1">
           <w:r>
             <w:rPr>
               <w:rStyle w:val="Hyperlink"/>
@@ -3167,17 +3278,37 @@
           <w:color w:val="000000"/>
           <w:sz w:val="24"/>
         </w:rPr>
-        <w:hyperlink r:id="rId22" w:history="1">
+        <w:hyperlink r:id="rId21" w:history="1">
           <w:r>
             <w:rPr>
               <w:rStyle w:val="Hyperlink"/>
             </w:rPr>
-            <w:t xml:space="preserve">findings </w:t>
+            <w:t>findings</w:t>
           </w:r>
         </w:hyperlink>
       </w:r>
       <w:r>
         <w:rPr>
+          <w:rFonts w:ascii="Charis SIL Regular" w:hAnsi="Charis SIL Regular" w:eastAsia="Charis SIL Regular"/>
+          <w:b w:val="0"/>
+          <w:i w:val="0"/>
+          <w:color w:val="000000"/>
+          <w:sz w:val="24"/>
+        </w:rPr>
+        <w:t xml:space="preserve"> </w:t>
+      </w:r>
+      <w:r>
+        <w:rPr>
+          <w:rFonts w:ascii="Charis SIL Regular" w:hAnsi="Charis SIL Regular" w:eastAsia="Charis SIL Regular"/>
+          <w:b w:val="0"/>
+          <w:i w:val="0"/>
+          <w:color w:val="000000"/>
+          <w:sz w:val="24"/>
+        </w:rPr>
+        <w:t>o</w:t>
+      </w:r>
+      <w:r>
+        <w:rPr>
           <w:u w:val="single" w:color="0000ff"/>
           <w:rFonts w:ascii="Charis SIL Regular" w:hAnsi="Charis SIL Regular" w:eastAsia="Charis SIL Regular"/>
           <w:b w:val="0"/>
@@ -3185,28 +3316,25 @@
           <w:color w:val="000000"/>
           <w:sz w:val="24"/>
         </w:rPr>
-        <w:t>o</w:t>
-      </w:r>
-      <w:r>
-        <w:rPr>
+        <w:hyperlink r:id="rId21" w:history="1">
+          <w:r>
+            <w:rPr>
+              <w:rStyle w:val="Hyperlink"/>
+            </w:rPr>
+            <w:t>f</w:t>
+          </w:r>
+        </w:hyperlink>
+      </w:r>
+      <w:r>
+        <w:rPr>
+          <w:u w:val="single" w:color="0000ff"/>
           <w:rFonts w:ascii="Charis SIL Regular" w:hAnsi="Charis SIL Regular" w:eastAsia="Charis SIL Regular"/>
           <w:b w:val="0"/>
           <w:i w:val="0"/>
           <w:color w:val="000000"/>
           <w:sz w:val="24"/>
         </w:rPr>
-        <w:t>f</w:t>
-      </w:r>
-      <w:r>
-        <w:rPr>
-          <w:u w:val="single" w:color="0000ff"/>
-          <w:rFonts w:ascii="Charis SIL Regular" w:hAnsi="Charis SIL Regular" w:eastAsia="Charis SIL Regular"/>
-          <w:b w:val="0"/>
-          <w:i w:val="0"/>
-          <w:color w:val="000000"/>
-          <w:sz w:val="24"/>
-        </w:rPr>
-        <w:hyperlink r:id="rId22" w:history="1">
+        <w:hyperlink r:id="rId21" w:history="1">
           <w:r>
             <w:rPr>
               <w:rStyle w:val="Hyperlink"/>
@@ -3224,7 +3352,7 @@
           <w:color w:val="000000"/>
           <w:sz w:val="24"/>
         </w:rPr>
-        <w:hyperlink r:id="rId22" w:history="1">
+        <w:hyperlink r:id="rId21" w:history="1">
           <w:r>
             <w:rPr>
               <w:rStyle w:val="Hyperlink"/>
@@ -3241,7 +3369,7 @@
           <w:color w:val="000000"/>
           <w:sz w:val="24"/>
         </w:rPr>
-        <w:hyperlink r:id="rId22" w:history="1">
+        <w:hyperlink r:id="rId21" w:history="1">
           <w:r>
             <w:rPr>
               <w:rStyle w:val="Hyperlink"/>
@@ -3280,7 +3408,7 @@
           <w:color w:val="000000"/>
           <w:sz w:val="24"/>
         </w:rPr>
-        <w:hyperlink r:id="rId22" w:history="1">
+        <w:hyperlink r:id="rId21" w:history="1">
           <w:r>
             <w:rPr>
               <w:rStyle w:val="Hyperlink"/>
@@ -3298,7 +3426,7 @@
           <w:color w:val="000000"/>
           <w:sz w:val="24"/>
         </w:rPr>
-        <w:hyperlink r:id="rId22" w:history="1">
+        <w:hyperlink r:id="rId21" w:history="1">
           <w:r>
             <w:rPr>
               <w:rStyle w:val="Hyperlink"/>
@@ -3316,7 +3444,7 @@
           <w:color w:val="000000"/>
           <w:sz w:val="24"/>
         </w:rPr>
-        <w:hyperlink r:id="rId22" w:history="1">
+        <w:hyperlink r:id="rId21" w:history="1">
           <w:r>
             <w:rPr>
               <w:rStyle w:val="Hyperlink"/>
@@ -3334,7 +3462,7 @@
           <w:color w:val="000000"/>
           <w:sz w:val="24"/>
         </w:rPr>
-        <w:hyperlink r:id="rId22" w:history="1">
+        <w:hyperlink r:id="rId21" w:history="1">
           <w:r>
             <w:rPr>
               <w:rStyle w:val="Hyperlink"/>
@@ -3392,7 +3520,7 @@
           <w:sz w:val="24"/>
           <w:u w:val="single"/>
         </w:rPr>
-        <w:hyperlink r:id="rId23" w:history="1">
+        <w:hyperlink r:id="rId22" w:history="1">
           <w:r>
             <w:rPr>
               <w:rStyle w:val="Hyperlink"/>
@@ -3421,7 +3549,7 @@
           <w:sz w:val="24"/>
           <w:u w:val="single"/>
         </w:rPr>
-        <w:hyperlink r:id="rId23" w:history="1">
+        <w:hyperlink r:id="rId22" w:history="1">
           <w:r>
             <w:rPr>
               <w:rStyle w:val="Hyperlink"/>
@@ -3582,7 +3710,7 @@
           <w:sz w:val="24"/>
           <w:u w:val="single"/>
         </w:rPr>
-        <w:hyperlink r:id="rId24" w:history="1">
+        <w:hyperlink r:id="rId23" w:history="1">
           <w:r>
             <w:rPr>
               <w:rStyle w:val="Hyperlink"/>
@@ -3611,7 +3739,7 @@
           <w:sz w:val="24"/>
           <w:u w:val="single"/>
         </w:rPr>
-        <w:hyperlink r:id="rId24" w:history="1">
+        <w:hyperlink r:id="rId23" w:history="1">
           <w:r>
             <w:rPr>
               <w:rStyle w:val="Hyperlink"/>
@@ -3841,7 +3969,7 @@
           <w:sz w:val="24"/>
           <w:u w:val="single"/>
         </w:rPr>
-        <w:hyperlink r:id="rId25" w:history="1">
+        <w:hyperlink r:id="rId24" w:history="1">
           <w:r>
             <w:rPr>
               <w:rStyle w:val="Hyperlink"/>
@@ -3870,7 +3998,7 @@
           <w:sz w:val="24"/>
           <w:u w:val="single"/>
         </w:rPr>
-        <w:hyperlink r:id="rId25" w:history="1">
+        <w:hyperlink r:id="rId24" w:history="1">
           <w:r>
             <w:rPr>
               <w:rStyle w:val="Hyperlink"/>
@@ -3899,7 +4027,7 @@
           <w:sz w:val="24"/>
           <w:u w:val="single"/>
         </w:rPr>
-        <w:hyperlink r:id="rId25" w:history="1">
+        <w:hyperlink r:id="rId24" w:history="1">
           <w:r>
             <w:rPr>
               <w:rStyle w:val="Hyperlink"/>
@@ -3928,7 +4056,7 @@
           <w:sz w:val="24"/>
           <w:u w:val="single"/>
         </w:rPr>
-        <w:hyperlink r:id="rId25" w:history="1">
+        <w:hyperlink r:id="rId24" w:history="1">
           <w:r>
             <w:rPr>
               <w:rStyle w:val="Hyperlink"/>
@@ -3957,7 +4085,7 @@
           <w:sz w:val="24"/>
           <w:u w:val="single"/>
         </w:rPr>
-        <w:hyperlink r:id="rId25" w:history="1">
+        <w:hyperlink r:id="rId24" w:history="1">
           <w:r>
             <w:rPr>
               <w:rStyle w:val="Hyperlink"/>
@@ -4025,7 +4153,7 @@
           <w:sz w:val="24"/>
           <w:u w:val="single"/>
         </w:rPr>
-        <w:hyperlink r:id="rId26" w:history="1">
+        <w:hyperlink r:id="rId25" w:history="1">
           <w:r>
             <w:rPr>
               <w:rStyle w:val="Hyperlink"/>
@@ -4054,7 +4182,7 @@
           <w:sz w:val="24"/>
           <w:u w:val="single"/>
         </w:rPr>
-        <w:hyperlink r:id="rId26" w:history="1">
+        <w:hyperlink r:id="rId25" w:history="1">
           <w:r>
             <w:rPr>
               <w:rStyle w:val="Hyperlink"/>
@@ -4083,7 +4211,7 @@
           <w:sz w:val="24"/>
           <w:u w:val="single"/>
         </w:rPr>
-        <w:hyperlink r:id="rId26" w:history="1">
+        <w:hyperlink r:id="rId25" w:history="1">
           <w:r>
             <w:rPr>
               <w:rStyle w:val="Hyperlink"/>
@@ -4139,7 +4267,7 @@
           <w:sz w:val="24"/>
           <w:u w:val="single"/>
         </w:rPr>
-        <w:hyperlink r:id="rId27" w:history="1">
+        <w:hyperlink r:id="rId26" w:history="1">
           <w:r>
             <w:rPr>
               <w:rStyle w:val="Hyperlink"/>
@@ -4167,7 +4295,7 @@
           <w:sz w:val="24"/>
           <w:u w:val="single"/>
         </w:rPr>
-        <w:hyperlink r:id="rId28" w:history="1">
+        <w:hyperlink r:id="rId25" w:history="1">
           <w:r>
             <w:rPr>
               <w:rStyle w:val="Hyperlink"/>
@@ -4196,7 +4324,7 @@
           <w:sz w:val="24"/>
           <w:u w:val="single"/>
         </w:rPr>
-        <w:hyperlink r:id="rId28" w:history="1">
+        <w:hyperlink r:id="rId25" w:history="1">
           <w:r>
             <w:rPr>
               <w:rStyle w:val="Hyperlink"/>
@@ -4214,7 +4342,7 @@
           <w:sz w:val="24"/>
           <w:u w:val="single"/>
         </w:rPr>
-        <w:hyperlink r:id="rId28" w:history="1">
+        <w:hyperlink r:id="rId25" w:history="1">
           <w:r>
             <w:rPr>
               <w:rStyle w:val="Hyperlink"/>
@@ -4232,7 +4360,7 @@
           <w:sz w:val="24"/>
           <w:u w:val="single"/>
         </w:rPr>
-        <w:hyperlink r:id="rId28" w:history="1">
+        <w:hyperlink r:id="rId25" w:history="1">
           <w:r>
             <w:rPr>
               <w:rStyle w:val="Hyperlink"/>
@@ -4250,7 +4378,7 @@
           <w:sz w:val="24"/>
           <w:u w:val="single"/>
         </w:rPr>
-        <w:hyperlink r:id="rId28" w:history="1">
+        <w:hyperlink r:id="rId25" w:history="1">
           <w:r>
             <w:rPr>
               <w:rStyle w:val="Hyperlink"/>
@@ -4279,8 +4407,9 @@
           <w:i w:val="0"/>
           <w:color w:val="0000FF"/>
           <w:sz w:val="24"/>
-        </w:rPr>
-        <w:hyperlink r:id="rId29" w:history="1">
+          <w:u w:val="single"/>
+        </w:rPr>
+        <w:hyperlink r:id="rId27" w:history="1">
           <w:r>
             <w:rPr>
               <w:rStyle w:val="Hyperlink"/>
@@ -4431,7 +4560,7 @@
           <w:sz w:val="24"/>
           <w:u w:val="single"/>
         </w:rPr>
-        <w:hyperlink r:id="rId30" w:history="1">
+        <w:hyperlink r:id="rId29" w:history="1">
           <w:r>
             <w:rPr>
               <w:rStyle w:val="Hyperlink"/>
@@ -4449,7 +4578,7 @@
           <w:sz w:val="24"/>
           <w:u w:val="single"/>
         </w:rPr>
-        <w:hyperlink r:id="rId30" w:history="1">
+        <w:hyperlink r:id="rId29" w:history="1">
           <w:r>
             <w:rPr>
               <w:rStyle w:val="Hyperlink"/>
@@ -4478,7 +4607,7 @@
           <w:sz w:val="24"/>
           <w:u w:val="single"/>
         </w:rPr>
-        <w:hyperlink r:id="rId30" w:history="1">
+        <w:hyperlink r:id="rId29" w:history="1">
           <w:r>
             <w:rPr>
               <w:rStyle w:val="Hyperlink"/>
@@ -4556,7 +4685,7 @@
           <w:sz w:val="24"/>
           <w:u w:val="single"/>
         </w:rPr>
-        <w:hyperlink r:id="rId31" w:history="1">
+        <w:hyperlink r:id="rId30" w:history="1">
           <w:r>
             <w:rPr>
               <w:rStyle w:val="Hyperlink"/>
@@ -4585,7 +4714,7 @@
           <w:sz w:val="24"/>
           <w:u w:val="single"/>
         </w:rPr>
-        <w:hyperlink r:id="rId31" w:history="1">
+        <w:hyperlink r:id="rId30" w:history="1">
           <w:r>
             <w:rPr>
               <w:rStyle w:val="Hyperlink"/>
@@ -4613,7 +4742,7 @@
           <w:sz w:val="24"/>
           <w:u w:val="single"/>
         </w:rPr>
-        <w:hyperlink r:id="rId32" w:history="1">
+        <w:hyperlink r:id="rId31" w:history="1">
           <w:r>
             <w:rPr>
               <w:rStyle w:val="Hyperlink"/>
@@ -4641,7 +4770,7 @@
           <w:color w:val="000000"/>
           <w:sz w:val="24"/>
         </w:rPr>
-        <w:hyperlink r:id="rId31" w:history="1">
+        <w:hyperlink r:id="rId30" w:history="1">
           <w:r>
             <w:rPr>
               <w:rStyle w:val="Hyperlink"/>
@@ -4659,7 +4788,7 @@
           <w:color w:val="000000"/>
           <w:sz w:val="24"/>
         </w:rPr>
-        <w:hyperlink r:id="rId31" w:history="1">
+        <w:hyperlink r:id="rId30" w:history="1">
           <w:r>
             <w:rPr>
               <w:rStyle w:val="Hyperlink"/>
@@ -4687,7 +4816,7 @@
           <w:color w:val="000000"/>
           <w:sz w:val="24"/>
         </w:rPr>
-        <w:hyperlink r:id="rId32" w:history="1">
+        <w:hyperlink r:id="rId31" w:history="1">
           <w:r>
             <w:rPr>
               <w:rStyle w:val="Hyperlink"/>

--- a/EXPORTS/DOCX/published/niveau2/English/Indonesia.docx
+++ b/EXPORTS/DOCX/published/niveau2/English/Indonesia.docx
@@ -1223,32 +1223,7 @@
           <w:color w:val="000000"/>
           <w:sz w:val="24"/>
         </w:rPr>
-        <w:hyperlink r:id="rId12" w:history="1">
-          <w:r>
-            <w:rPr>
-              <w:rStyle w:val="Hyperlink"/>
-            </w:rPr>
-            <w:t>e Batavia</w:t>
-          </w:r>
-        </w:hyperlink>
-      </w:r>
-      <w:r>
-        <w:rPr>
-          <w:u w:val="single" w:color="0000ff"/>
-          <w:rFonts w:ascii="Charis SIL Regular" w:hAnsi="Charis SIL Regular" w:eastAsia="Charis SIL Regular"/>
-          <w:b w:val="0"/>
-          <w:i w:val="0"/>
-          <w:color w:val="000000"/>
-          <w:sz w:val="24"/>
-        </w:rPr>
-        <w:hyperlink r:id="rId12" w:history="1">
-          <w:r>
-            <w:rPr>
-              <w:rStyle w:val="Hyperlink"/>
-            </w:rPr>
-            <w:t>asc</w:t>
-          </w:r>
-        </w:hyperlink>
+        <w:t>e Bataviaasc</w:t>
       </w:r>
       <w:r>
         <w:rPr>
@@ -2813,7 +2788,6 @@
           <w:i w:val="0"/>
           <w:color w:val="0000FF"/>
           <w:sz w:val="24"/>
-          <w:u w:val="single"/>
         </w:rPr>
         <w:hyperlink r:id="rId21" w:history="1">
           <w:r>
@@ -2862,7 +2836,7 @@
           <w:sz w:val="24"/>
           <w:u w:val="single"/>
         </w:rPr>
-        <w:hyperlink r:id="rId21" w:history="1">
+        <w:hyperlink r:id="rId10" w:history="1">
           <w:r>
             <w:rPr>
               <w:rStyle w:val="Hyperlink"/>
@@ -2880,7 +2854,7 @@
           <w:sz w:val="24"/>
           <w:u w:val="single"/>
         </w:rPr>
-        <w:hyperlink r:id="rId21" w:history="1">
+        <w:hyperlink r:id="rId10" w:history="1">
           <w:r>
             <w:rPr>
               <w:rStyle w:val="Hyperlink"/>
@@ -2909,7 +2883,7 @@
           <w:sz w:val="24"/>
           <w:u w:val="single"/>
         </w:rPr>
-        <w:hyperlink r:id="rId21" w:history="1">
+        <w:hyperlink r:id="rId10" w:history="1">
           <w:r>
             <w:rPr>
               <w:rStyle w:val="Hyperlink"/>
@@ -2927,7 +2901,7 @@
           <w:sz w:val="24"/>
           <w:u w:val="single"/>
         </w:rPr>
-        <w:hyperlink r:id="rId21" w:history="1">
+        <w:hyperlink r:id="rId10" w:history="1">
           <w:r>
             <w:rPr>
               <w:rStyle w:val="Hyperlink"/>
@@ -3133,7 +3107,7 @@
           <w:sz w:val="24"/>
           <w:u w:val="single"/>
         </w:rPr>
-        <w:hyperlink r:id="rId10" w:history="1">
+        <w:hyperlink r:id="rId21" w:history="1">
           <w:r>
             <w:rPr>
               <w:rStyle w:val="Hyperlink"/>
@@ -3168,43 +3142,7 @@
           <w:color w:val="000000"/>
           <w:sz w:val="24"/>
         </w:rPr>
-        <w:t xml:space="preserve"> (KITL</w:t>
-      </w:r>
-      <w:r>
-        <w:rPr>
-          <w:u w:val="single" w:color="0000ff"/>
-          <w:rFonts w:ascii="Charis SIL Regular" w:hAnsi="Charis SIL Regular" w:eastAsia="Charis SIL Regular"/>
-          <w:b w:val="0"/>
-          <w:i w:val="0"/>
-          <w:color w:val="000000"/>
-          <w:sz w:val="24"/>
-        </w:rPr>
-        <w:hyperlink r:id="rId21" w:history="1">
-          <w:r>
-            <w:rPr>
-              <w:rStyle w:val="Hyperlink"/>
-            </w:rPr>
-            <w:t>V). Th</w:t>
-          </w:r>
-        </w:hyperlink>
-      </w:r>
-      <w:r>
-        <w:rPr>
-          <w:u w:val="single" w:color="0000ff"/>
-          <w:rFonts w:ascii="Charis SIL Regular" w:hAnsi="Charis SIL Regular" w:eastAsia="Charis SIL Regular"/>
-          <w:b w:val="0"/>
-          <w:i w:val="0"/>
-          <w:color w:val="000000"/>
-          <w:sz w:val="24"/>
-        </w:rPr>
-        <w:hyperlink r:id="rId21" w:history="1">
-          <w:r>
-            <w:rPr>
-              <w:rStyle w:val="Hyperlink"/>
-            </w:rPr>
-            <w:t>rough such o</w:t>
-          </w:r>
-        </w:hyperlink>
+        <w:t xml:space="preserve"> (KITLV). Through such o</w:t>
       </w:r>
       <w:r>
         <w:rPr>
@@ -3283,22 +3221,13 @@
             <w:rPr>
               <w:rStyle w:val="Hyperlink"/>
             </w:rPr>
-            <w:t>findings</w:t>
+            <w:t xml:space="preserve">findings </w:t>
           </w:r>
         </w:hyperlink>
       </w:r>
       <w:r>
         <w:rPr>
-          <w:rFonts w:ascii="Charis SIL Regular" w:hAnsi="Charis SIL Regular" w:eastAsia="Charis SIL Regular"/>
-          <w:b w:val="0"/>
-          <w:i w:val="0"/>
-          <w:color w:val="000000"/>
-          <w:sz w:val="24"/>
-        </w:rPr>
-        <w:t xml:space="preserve"> </w:t>
-      </w:r>
-      <w:r>
-        <w:rPr>
+          <w:u w:val="single" w:color="0000ff"/>
           <w:rFonts w:ascii="Charis SIL Regular" w:hAnsi="Charis SIL Regular" w:eastAsia="Charis SIL Regular"/>
           <w:b w:val="0"/>
           <w:i w:val="0"/>
@@ -3357,29 +3286,13 @@
             <w:rPr>
               <w:rStyle w:val="Hyperlink"/>
             </w:rPr>
-            <w:t>tif</w:t>
+            <w:t>tifi</w:t>
           </w:r>
         </w:hyperlink>
       </w:r>
       <w:r>
         <w:rPr>
-          <w:rFonts w:ascii="Charis SIL Regular" w:hAnsi="Charis SIL Regular" w:eastAsia="Charis SIL Regular"/>
-          <w:b w:val="0"/>
-          <w:i w:val="0"/>
-          <w:color w:val="000000"/>
-          <w:sz w:val="24"/>
-        </w:rPr>
-        <w:hyperlink r:id="rId21" w:history="1">
-          <w:r>
-            <w:rPr>
-              <w:rStyle w:val="Hyperlink"/>
-            </w:rPr>
-            <w:t>i</w:t>
-          </w:r>
-        </w:hyperlink>
-      </w:r>
-      <w:r>
-        <w:rPr>
+          <w:u w:val="single" w:color="0000ff"/>
           <w:rFonts w:ascii="Charis SIL Regular" w:hAnsi="Charis SIL Regular" w:eastAsia="Charis SIL Regular"/>
           <w:b w:val="0"/>
           <w:i w:val="0"/>
@@ -3431,9 +3344,19 @@
             <w:rPr>
               <w:rStyle w:val="Hyperlink"/>
             </w:rPr>
-            <w:t>ere pub</w:t>
+            <w:t>ere p</w:t>
           </w:r>
         </w:hyperlink>
+      </w:r>
+      <w:r>
+        <w:rPr>
+          <w:rFonts w:ascii="Charis SIL Regular" w:hAnsi="Charis SIL Regular" w:eastAsia="Charis SIL Regular"/>
+          <w:b w:val="0"/>
+          <w:i w:val="0"/>
+          <w:color w:val="000000"/>
+          <w:sz w:val="24"/>
+        </w:rPr>
+        <w:t>ub</w:t>
       </w:r>
       <w:r>
         <w:rPr>
@@ -4295,7 +4218,7 @@
           <w:sz w:val="24"/>
           <w:u w:val="single"/>
         </w:rPr>
-        <w:hyperlink r:id="rId25" w:history="1">
+        <w:hyperlink r:id="rId27" w:history="1">
           <w:r>
             <w:rPr>
               <w:rStyle w:val="Hyperlink"/>
@@ -4324,7 +4247,7 @@
           <w:sz w:val="24"/>
           <w:u w:val="single"/>
         </w:rPr>
-        <w:hyperlink r:id="rId25" w:history="1">
+        <w:hyperlink r:id="rId27" w:history="1">
           <w:r>
             <w:rPr>
               <w:rStyle w:val="Hyperlink"/>
@@ -4342,7 +4265,7 @@
           <w:sz w:val="24"/>
           <w:u w:val="single"/>
         </w:rPr>
-        <w:hyperlink r:id="rId25" w:history="1">
+        <w:hyperlink r:id="rId27" w:history="1">
           <w:r>
             <w:rPr>
               <w:rStyle w:val="Hyperlink"/>
@@ -4409,7 +4332,7 @@
           <w:sz w:val="24"/>
           <w:u w:val="single"/>
         </w:rPr>
-        <w:hyperlink r:id="rId27" w:history="1">
+        <w:hyperlink r:id="rId28" w:history="1">
           <w:r>
             <w:rPr>
               <w:rStyle w:val="Hyperlink"/>
@@ -4427,7 +4350,7 @@
           <w:sz w:val="24"/>
           <w:u w:val="single"/>
         </w:rPr>
-        <w:hyperlink r:id="rId28" w:history="1">
+        <w:hyperlink r:id="rId27" w:history="1">
           <w:r>
             <w:rPr>
               <w:rStyle w:val="Hyperlink"/>
@@ -4456,7 +4379,7 @@
           <w:sz w:val="24"/>
           <w:u w:val="single"/>
         </w:rPr>
-        <w:hyperlink r:id="rId28" w:history="1">
+        <w:hyperlink r:id="rId27" w:history="1">
           <w:r>
             <w:rPr>
               <w:rStyle w:val="Hyperlink"/>
@@ -4474,7 +4397,7 @@
           <w:sz w:val="24"/>
           <w:u w:val="single"/>
         </w:rPr>
-        <w:hyperlink r:id="rId28" w:history="1">
+        <w:hyperlink r:id="rId27" w:history="1">
           <w:r>
             <w:rPr>
               <w:rStyle w:val="Hyperlink"/>
@@ -4492,7 +4415,7 @@
           <w:color w:val="000000"/>
           <w:sz w:val="24"/>
         </w:rPr>
-        <w:hyperlink r:id="rId28" w:history="1">
+        <w:hyperlink r:id="rId27" w:history="1">
           <w:r>
             <w:rPr>
               <w:rStyle w:val="Hyperlink"/>

--- a/EXPORTS/DOCX/published/niveau2/English/Indonesia.docx
+++ b/EXPORTS/DOCX/published/niveau2/English/Indonesia.docx
@@ -1223,7 +1223,32 @@
           <w:color w:val="000000"/>
           <w:sz w:val="24"/>
         </w:rPr>
-        <w:t>e Bataviaasc</w:t>
+        <w:hyperlink r:id="rId12" w:history="1">
+          <w:r>
+            <w:rPr>
+              <w:rStyle w:val="Hyperlink"/>
+            </w:rPr>
+            <w:t>e Batavia</w:t>
+          </w:r>
+        </w:hyperlink>
+      </w:r>
+      <w:r>
+        <w:rPr>
+          <w:u w:val="single" w:color="0000ff"/>
+          <w:rFonts w:ascii="Charis SIL Regular" w:hAnsi="Charis SIL Regular" w:eastAsia="Charis SIL Regular"/>
+          <w:b w:val="0"/>
+          <w:i w:val="0"/>
+          <w:color w:val="000000"/>
+          <w:sz w:val="24"/>
+        </w:rPr>
+        <w:hyperlink r:id="rId12" w:history="1">
+          <w:r>
+            <w:rPr>
+              <w:rStyle w:val="Hyperlink"/>
+            </w:rPr>
+            <w:t>asc</w:t>
+          </w:r>
+        </w:hyperlink>
       </w:r>
       <w:r>
         <w:rPr>
@@ -2404,7 +2429,7 @@
           <w:sz w:val="24"/>
           <w:u w:val="single"/>
         </w:rPr>
-        <w:hyperlink r:id="rId20" w:history="1">
+        <w:hyperlink r:id="rId21" w:history="1">
           <w:r>
             <w:rPr>
               <w:rStyle w:val="Hyperlink"/>
@@ -2422,7 +2447,7 @@
           <w:sz w:val="24"/>
           <w:u w:val="single"/>
         </w:rPr>
-        <w:hyperlink r:id="rId20" w:history="1">
+        <w:hyperlink r:id="rId21" w:history="1">
           <w:r>
             <w:rPr>
               <w:rStyle w:val="Hyperlink"/>
@@ -2451,7 +2476,7 @@
           <w:sz w:val="24"/>
           <w:u w:val="single"/>
         </w:rPr>
-        <w:hyperlink r:id="rId20" w:history="1">
+        <w:hyperlink r:id="rId21" w:history="1">
           <w:r>
             <w:rPr>
               <w:rStyle w:val="Hyperlink"/>
@@ -2732,7 +2757,7 @@
           <w:sz w:val="24"/>
           <w:u w:val="single"/>
         </w:rPr>
-        <w:hyperlink r:id="rId21" w:history="1">
+        <w:hyperlink r:id="rId22" w:history="1">
           <w:r>
             <w:rPr>
               <w:rStyle w:val="Hyperlink"/>
@@ -2761,7 +2786,7 @@
           <w:sz w:val="24"/>
           <w:u w:val="single"/>
         </w:rPr>
-        <w:hyperlink r:id="rId21" w:history="1">
+        <w:hyperlink r:id="rId22" w:history="1">
           <w:r>
             <w:rPr>
               <w:rStyle w:val="Hyperlink"/>
@@ -2789,7 +2814,7 @@
           <w:color w:val="0000FF"/>
           <w:sz w:val="24"/>
         </w:rPr>
-        <w:hyperlink r:id="rId21" w:history="1">
+        <w:hyperlink r:id="rId22" w:history="1">
           <w:r>
             <w:rPr>
               <w:rStyle w:val="Hyperlink"/>
@@ -2883,7 +2908,7 @@
           <w:sz w:val="24"/>
           <w:u w:val="single"/>
         </w:rPr>
-        <w:hyperlink r:id="rId10" w:history="1">
+        <w:hyperlink r:id="rId22" w:history="1">
           <w:r>
             <w:rPr>
               <w:rStyle w:val="Hyperlink"/>
@@ -2901,7 +2926,7 @@
           <w:sz w:val="24"/>
           <w:u w:val="single"/>
         </w:rPr>
-        <w:hyperlink r:id="rId10" w:history="1">
+        <w:hyperlink r:id="rId22" w:history="1">
           <w:r>
             <w:rPr>
               <w:rStyle w:val="Hyperlink"/>
@@ -2919,7 +2944,7 @@
           <w:sz w:val="24"/>
           <w:u w:val="single"/>
         </w:rPr>
-        <w:hyperlink r:id="rId10" w:history="1">
+        <w:hyperlink r:id="rId22" w:history="1">
           <w:r>
             <w:rPr>
               <w:rStyle w:val="Hyperlink"/>
@@ -2935,9 +2960,26 @@
           <w:i w:val="0"/>
           <w:color w:val="0000FF"/>
           <w:sz w:val="24"/>
+        </w:rPr>
+        <w:t xml:space="preserve"> and Carib</w:t>
+      </w:r>
+      <w:r>
+        <w:rPr>
+          <w:rFonts w:ascii="Charis SIL Regular" w:hAnsi="Charis SIL Regular" w:eastAsia="Charis SIL Regular"/>
+          <w:b w:val="0"/>
+          <w:i w:val="0"/>
+          <w:color w:val="0000FF"/>
+          <w:sz w:val="24"/>
           <w:u w:val="single"/>
         </w:rPr>
-        <w:t xml:space="preserve"> </w:t>
+        <w:hyperlink r:id="rId10" w:history="1">
+          <w:r>
+            <w:rPr>
+              <w:rStyle w:val="Hyperlink"/>
+            </w:rPr>
+            <w:t>be</w:t>
+          </w:r>
+        </w:hyperlink>
       </w:r>
       <w:r>
         <w:rPr>
@@ -2971,89 +3013,6 @@
             <w:rPr>
               <w:rStyle w:val="Hyperlink"/>
             </w:rPr>
-            <w:t>nd</w:t>
-          </w:r>
-        </w:hyperlink>
-      </w:r>
-      <w:r>
-        <w:rPr>
-          <w:rFonts w:ascii="Charis SIL Regular" w:hAnsi="Charis SIL Regular" w:eastAsia="Charis SIL Regular"/>
-          <w:b w:val="0"/>
-          <w:i w:val="0"/>
-          <w:color w:val="0000FF"/>
-          <w:sz w:val="24"/>
-          <w:u w:val="single"/>
-        </w:rPr>
-        <w:t xml:space="preserve"> </w:t>
-      </w:r>
-      <w:r>
-        <w:rPr>
-          <w:rFonts w:ascii="Charis SIL Regular" w:hAnsi="Charis SIL Regular" w:eastAsia="Charis SIL Regular"/>
-          <w:b w:val="0"/>
-          <w:i w:val="0"/>
-          <w:color w:val="0000FF"/>
-          <w:sz w:val="24"/>
-          <w:u w:val="single"/>
-        </w:rPr>
-        <w:hyperlink r:id="rId10" w:history="1">
-          <w:r>
-            <w:rPr>
-              <w:rStyle w:val="Hyperlink"/>
-            </w:rPr>
-            <w:t>Carib</w:t>
-          </w:r>
-        </w:hyperlink>
-      </w:r>
-      <w:r>
-        <w:rPr>
-          <w:rFonts w:ascii="Charis SIL Regular" w:hAnsi="Charis SIL Regular" w:eastAsia="Charis SIL Regular"/>
-          <w:b w:val="0"/>
-          <w:i w:val="0"/>
-          <w:color w:val="0000FF"/>
-          <w:sz w:val="24"/>
-          <w:u w:val="single"/>
-        </w:rPr>
-        <w:hyperlink r:id="rId10" w:history="1">
-          <w:r>
-            <w:rPr>
-              <w:rStyle w:val="Hyperlink"/>
-            </w:rPr>
-            <w:t>be</w:t>
-          </w:r>
-        </w:hyperlink>
-      </w:r>
-      <w:r>
-        <w:rPr>
-          <w:rFonts w:ascii="Charis SIL Regular" w:hAnsi="Charis SIL Regular" w:eastAsia="Charis SIL Regular"/>
-          <w:b w:val="0"/>
-          <w:i w:val="0"/>
-          <w:color w:val="0000FF"/>
-          <w:sz w:val="24"/>
-          <w:u w:val="single"/>
-        </w:rPr>
-        <w:hyperlink r:id="rId10" w:history="1">
-          <w:r>
-            <w:rPr>
-              <w:rStyle w:val="Hyperlink"/>
-            </w:rPr>
-            <w:t>a</w:t>
-          </w:r>
-        </w:hyperlink>
-      </w:r>
-      <w:r>
-        <w:rPr>
-          <w:rFonts w:ascii="Charis SIL Regular" w:hAnsi="Charis SIL Regular" w:eastAsia="Charis SIL Regular"/>
-          <w:b w:val="0"/>
-          <w:i w:val="0"/>
-          <w:color w:val="0000FF"/>
-          <w:sz w:val="24"/>
-          <w:u w:val="single"/>
-        </w:rPr>
-        <w:hyperlink r:id="rId10" w:history="1">
-          <w:r>
-            <w:rPr>
-              <w:rStyle w:val="Hyperlink"/>
-            </w:rPr>
             <w:t>n</w:t>
           </w:r>
         </w:hyperlink>
@@ -3107,7 +3066,7 @@
           <w:sz w:val="24"/>
           <w:u w:val="single"/>
         </w:rPr>
-        <w:hyperlink r:id="rId21" w:history="1">
+        <w:hyperlink r:id="rId10" w:history="1">
           <w:r>
             <w:rPr>
               <w:rStyle w:val="Hyperlink"/>
@@ -3125,7 +3084,7 @@
           <w:sz w:val="24"/>
           <w:u w:val="single"/>
         </w:rPr>
-        <w:hyperlink r:id="rId21" w:history="1">
+        <w:hyperlink r:id="rId22" w:history="1">
           <w:r>
             <w:rPr>
               <w:rStyle w:val="Hyperlink"/>
@@ -3142,7 +3101,7 @@
           <w:color w:val="000000"/>
           <w:sz w:val="24"/>
         </w:rPr>
-        <w:t xml:space="preserve"> (KITLV). Through such o</w:t>
+        <w:t xml:space="preserve"> (KITL</w:t>
       </w:r>
       <w:r>
         <w:rPr>
@@ -3153,7 +3112,43 @@
           <w:color w:val="000000"/>
           <w:sz w:val="24"/>
         </w:rPr>
-        <w:hyperlink r:id="rId21" w:history="1">
+        <w:hyperlink r:id="rId22" w:history="1">
+          <w:r>
+            <w:rPr>
+              <w:rStyle w:val="Hyperlink"/>
+            </w:rPr>
+            <w:t>V). Th</w:t>
+          </w:r>
+        </w:hyperlink>
+      </w:r>
+      <w:r>
+        <w:rPr>
+          <w:u w:val="single" w:color="0000ff"/>
+          <w:rFonts w:ascii="Charis SIL Regular" w:hAnsi="Charis SIL Regular" w:eastAsia="Charis SIL Regular"/>
+          <w:b w:val="0"/>
+          <w:i w:val="0"/>
+          <w:color w:val="000000"/>
+          <w:sz w:val="24"/>
+        </w:rPr>
+        <w:hyperlink r:id="rId22" w:history="1">
+          <w:r>
+            <w:rPr>
+              <w:rStyle w:val="Hyperlink"/>
+            </w:rPr>
+            <w:t>rough such o</w:t>
+          </w:r>
+        </w:hyperlink>
+      </w:r>
+      <w:r>
+        <w:rPr>
+          <w:u w:val="single" w:color="0000ff"/>
+          <w:rFonts w:ascii="Charis SIL Regular" w:hAnsi="Charis SIL Regular" w:eastAsia="Charis SIL Regular"/>
+          <w:b w:val="0"/>
+          <w:i w:val="0"/>
+          <w:color w:val="000000"/>
+          <w:sz w:val="24"/>
+        </w:rPr>
+        <w:hyperlink r:id="rId22" w:history="1">
           <w:r>
             <w:rPr>
               <w:rStyle w:val="Hyperlink"/>
@@ -3171,7 +3166,7 @@
           <w:color w:val="000000"/>
           <w:sz w:val="24"/>
         </w:rPr>
-        <w:hyperlink r:id="rId21" w:history="1">
+        <w:hyperlink r:id="rId22" w:history="1">
           <w:r>
             <w:rPr>
               <w:rStyle w:val="Hyperlink"/>
@@ -3188,7 +3183,7 @@
           <w:color w:val="000000"/>
           <w:sz w:val="24"/>
         </w:rPr>
-        <w:hyperlink r:id="rId21" w:history="1">
+        <w:hyperlink r:id="rId22" w:history="1">
           <w:r>
             <w:rPr>
               <w:rStyle w:val="Hyperlink"/>
@@ -3216,7 +3211,7 @@
           <w:color w:val="000000"/>
           <w:sz w:val="24"/>
         </w:rPr>
-        <w:hyperlink r:id="rId21" w:history="1">
+        <w:hyperlink r:id="rId22" w:history="1">
           <w:r>
             <w:rPr>
               <w:rStyle w:val="Hyperlink"/>
@@ -3238,6 +3233,16 @@
       </w:r>
       <w:r>
         <w:rPr>
+          <w:rFonts w:ascii="Charis SIL Regular" w:hAnsi="Charis SIL Regular" w:eastAsia="Charis SIL Regular"/>
+          <w:b w:val="0"/>
+          <w:i w:val="0"/>
+          <w:color w:val="000000"/>
+          <w:sz w:val="24"/>
+        </w:rPr>
+        <w:t>f</w:t>
+      </w:r>
+      <w:r>
+        <w:rPr>
           <w:u w:val="single" w:color="0000ff"/>
           <w:rFonts w:ascii="Charis SIL Regular" w:hAnsi="Charis SIL Regular" w:eastAsia="Charis SIL Regular"/>
           <w:b w:val="0"/>
@@ -3245,25 +3250,7 @@
           <w:color w:val="000000"/>
           <w:sz w:val="24"/>
         </w:rPr>
-        <w:hyperlink r:id="rId21" w:history="1">
-          <w:r>
-            <w:rPr>
-              <w:rStyle w:val="Hyperlink"/>
-            </w:rPr>
-            <w:t>f</w:t>
-          </w:r>
-        </w:hyperlink>
-      </w:r>
-      <w:r>
-        <w:rPr>
-          <w:u w:val="single" w:color="0000ff"/>
-          <w:rFonts w:ascii="Charis SIL Regular" w:hAnsi="Charis SIL Regular" w:eastAsia="Charis SIL Regular"/>
-          <w:b w:val="0"/>
-          <w:i w:val="0"/>
-          <w:color w:val="000000"/>
-          <w:sz w:val="24"/>
-        </w:rPr>
-        <w:hyperlink r:id="rId21" w:history="1">
+        <w:hyperlink r:id="rId22" w:history="1">
           <w:r>
             <w:rPr>
               <w:rStyle w:val="Hyperlink"/>
@@ -3281,17 +3268,44 @@
           <w:color w:val="000000"/>
           <w:sz w:val="24"/>
         </w:rPr>
-        <w:hyperlink r:id="rId21" w:history="1">
+        <w:hyperlink r:id="rId22" w:history="1">
           <w:r>
             <w:rPr>
               <w:rStyle w:val="Hyperlink"/>
             </w:rPr>
-            <w:t>tifi</w:t>
+            <w:t>tif</w:t>
           </w:r>
         </w:hyperlink>
       </w:r>
       <w:r>
         <w:rPr>
+          <w:rFonts w:ascii="Charis SIL Regular" w:hAnsi="Charis SIL Regular" w:eastAsia="Charis SIL Regular"/>
+          <w:b w:val="0"/>
+          <w:i w:val="0"/>
+          <w:color w:val="000000"/>
+          <w:sz w:val="24"/>
+        </w:rPr>
+        <w:hyperlink r:id="rId22" w:history="1">
+          <w:r>
+            <w:rPr>
+              <w:rStyle w:val="Hyperlink"/>
+            </w:rPr>
+            <w:t>i</w:t>
+          </w:r>
+        </w:hyperlink>
+      </w:r>
+      <w:r>
+        <w:rPr>
+          <w:rFonts w:ascii="Charis SIL Regular" w:hAnsi="Charis SIL Regular" w:eastAsia="Charis SIL Regular"/>
+          <w:b w:val="0"/>
+          <w:i w:val="0"/>
+          <w:color w:val="000000"/>
+          <w:sz w:val="24"/>
+        </w:rPr>
+        <w:t>c</w:t>
+      </w:r>
+      <w:r>
+        <w:rPr>
           <w:u w:val="single" w:color="0000ff"/>
           <w:rFonts w:ascii="Charis SIL Regular" w:hAnsi="Charis SIL Regular" w:eastAsia="Charis SIL Regular"/>
           <w:b w:val="0"/>
@@ -3299,7 +3313,7 @@
           <w:color w:val="000000"/>
           <w:sz w:val="24"/>
         </w:rPr>
-        <w:t>c</w:t>
+        <w:t xml:space="preserve"> </w:t>
       </w:r>
       <w:r>
         <w:rPr>
@@ -3310,18 +3324,7 @@
           <w:color w:val="000000"/>
           <w:sz w:val="24"/>
         </w:rPr>
-        <w:t xml:space="preserve"> </w:t>
-      </w:r>
-      <w:r>
-        <w:rPr>
-          <w:u w:val="single" w:color="0000ff"/>
-          <w:rFonts w:ascii="Charis SIL Regular" w:hAnsi="Charis SIL Regular" w:eastAsia="Charis SIL Regular"/>
-          <w:b w:val="0"/>
-          <w:i w:val="0"/>
-          <w:color w:val="000000"/>
-          <w:sz w:val="24"/>
-        </w:rPr>
-        <w:hyperlink r:id="rId21" w:history="1">
+        <w:hyperlink r:id="rId22" w:history="1">
           <w:r>
             <w:rPr>
               <w:rStyle w:val="Hyperlink"/>
@@ -3339,35 +3342,25 @@
           <w:color w:val="000000"/>
           <w:sz w:val="24"/>
         </w:rPr>
-        <w:hyperlink r:id="rId21" w:history="1">
+        <w:hyperlink r:id="rId22" w:history="1">
           <w:r>
             <w:rPr>
               <w:rStyle w:val="Hyperlink"/>
             </w:rPr>
-            <w:t>ere p</w:t>
+            <w:t>ere pub</w:t>
           </w:r>
         </w:hyperlink>
       </w:r>
       <w:r>
         <w:rPr>
+          <w:u w:val="single" w:color="0000ff"/>
           <w:rFonts w:ascii="Charis SIL Regular" w:hAnsi="Charis SIL Regular" w:eastAsia="Charis SIL Regular"/>
           <w:b w:val="0"/>
           <w:i w:val="0"/>
           <w:color w:val="000000"/>
           <w:sz w:val="24"/>
         </w:rPr>
-        <w:t>ub</w:t>
-      </w:r>
-      <w:r>
-        <w:rPr>
-          <w:u w:val="single" w:color="0000ff"/>
-          <w:rFonts w:ascii="Charis SIL Regular" w:hAnsi="Charis SIL Regular" w:eastAsia="Charis SIL Regular"/>
-          <w:b w:val="0"/>
-          <w:i w:val="0"/>
-          <w:color w:val="000000"/>
-          <w:sz w:val="24"/>
-        </w:rPr>
-        <w:hyperlink r:id="rId21" w:history="1">
+        <w:hyperlink r:id="rId22" w:history="1">
           <w:r>
             <w:rPr>
               <w:rStyle w:val="Hyperlink"/>
@@ -3385,7 +3378,7 @@
           <w:color w:val="000000"/>
           <w:sz w:val="24"/>
         </w:rPr>
-        <w:hyperlink r:id="rId21" w:history="1">
+        <w:hyperlink r:id="rId22" w:history="1">
           <w:r>
             <w:rPr>
               <w:rStyle w:val="Hyperlink"/>
@@ -3443,7 +3436,7 @@
           <w:sz w:val="24"/>
           <w:u w:val="single"/>
         </w:rPr>
-        <w:hyperlink r:id="rId22" w:history="1">
+        <w:hyperlink r:id="rId23" w:history="1">
           <w:r>
             <w:rPr>
               <w:rStyle w:val="Hyperlink"/>
@@ -3472,7 +3465,7 @@
           <w:sz w:val="24"/>
           <w:u w:val="single"/>
         </w:rPr>
-        <w:hyperlink r:id="rId22" w:history="1">
+        <w:hyperlink r:id="rId23" w:history="1">
           <w:r>
             <w:rPr>
               <w:rStyle w:val="Hyperlink"/>
@@ -3633,7 +3626,7 @@
           <w:sz w:val="24"/>
           <w:u w:val="single"/>
         </w:rPr>
-        <w:hyperlink r:id="rId23" w:history="1">
+        <w:hyperlink r:id="rId24" w:history="1">
           <w:r>
             <w:rPr>
               <w:rStyle w:val="Hyperlink"/>
@@ -3662,7 +3655,7 @@
           <w:sz w:val="24"/>
           <w:u w:val="single"/>
         </w:rPr>
-        <w:hyperlink r:id="rId23" w:history="1">
+        <w:hyperlink r:id="rId24" w:history="1">
           <w:r>
             <w:rPr>
               <w:rStyle w:val="Hyperlink"/>
@@ -3892,7 +3885,7 @@
           <w:sz w:val="24"/>
           <w:u w:val="single"/>
         </w:rPr>
-        <w:hyperlink r:id="rId24" w:history="1">
+        <w:hyperlink r:id="rId25" w:history="1">
           <w:r>
             <w:rPr>
               <w:rStyle w:val="Hyperlink"/>
@@ -3921,7 +3914,7 @@
           <w:sz w:val="24"/>
           <w:u w:val="single"/>
         </w:rPr>
-        <w:hyperlink r:id="rId24" w:history="1">
+        <w:hyperlink r:id="rId25" w:history="1">
           <w:r>
             <w:rPr>
               <w:rStyle w:val="Hyperlink"/>
@@ -3950,7 +3943,7 @@
           <w:sz w:val="24"/>
           <w:u w:val="single"/>
         </w:rPr>
-        <w:hyperlink r:id="rId24" w:history="1">
+        <w:hyperlink r:id="rId25" w:history="1">
           <w:r>
             <w:rPr>
               <w:rStyle w:val="Hyperlink"/>
@@ -3979,7 +3972,7 @@
           <w:sz w:val="24"/>
           <w:u w:val="single"/>
         </w:rPr>
-        <w:hyperlink r:id="rId24" w:history="1">
+        <w:hyperlink r:id="rId25" w:history="1">
           <w:r>
             <w:rPr>
               <w:rStyle w:val="Hyperlink"/>
@@ -4008,7 +4001,7 @@
           <w:sz w:val="24"/>
           <w:u w:val="single"/>
         </w:rPr>
-        <w:hyperlink r:id="rId24" w:history="1">
+        <w:hyperlink r:id="rId25" w:history="1">
           <w:r>
             <w:rPr>
               <w:rStyle w:val="Hyperlink"/>
@@ -4076,7 +4069,7 @@
           <w:sz w:val="24"/>
           <w:u w:val="single"/>
         </w:rPr>
-        <w:hyperlink r:id="rId25" w:history="1">
+        <w:hyperlink r:id="rId26" w:history="1">
           <w:r>
             <w:rPr>
               <w:rStyle w:val="Hyperlink"/>
@@ -4105,7 +4098,7 @@
           <w:sz w:val="24"/>
           <w:u w:val="single"/>
         </w:rPr>
-        <w:hyperlink r:id="rId25" w:history="1">
+        <w:hyperlink r:id="rId26" w:history="1">
           <w:r>
             <w:rPr>
               <w:rStyle w:val="Hyperlink"/>
@@ -4134,7 +4127,7 @@
           <w:sz w:val="24"/>
           <w:u w:val="single"/>
         </w:rPr>
-        <w:hyperlink r:id="rId25" w:history="1">
+        <w:hyperlink r:id="rId26" w:history="1">
           <w:r>
             <w:rPr>
               <w:rStyle w:val="Hyperlink"/>
@@ -4190,7 +4183,7 @@
           <w:sz w:val="24"/>
           <w:u w:val="single"/>
         </w:rPr>
-        <w:hyperlink r:id="rId26" w:history="1">
+        <w:hyperlink r:id="rId27" w:history="1">
           <w:r>
             <w:rPr>
               <w:rStyle w:val="Hyperlink"/>
@@ -4218,7 +4211,7 @@
           <w:sz w:val="24"/>
           <w:u w:val="single"/>
         </w:rPr>
-        <w:hyperlink r:id="rId27" w:history="1">
+        <w:hyperlink r:id="rId28" w:history="1">
           <w:r>
             <w:rPr>
               <w:rStyle w:val="Hyperlink"/>
@@ -4247,7 +4240,7 @@
           <w:sz w:val="24"/>
           <w:u w:val="single"/>
         </w:rPr>
-        <w:hyperlink r:id="rId27" w:history="1">
+        <w:hyperlink r:id="rId28" w:history="1">
           <w:r>
             <w:rPr>
               <w:rStyle w:val="Hyperlink"/>
@@ -4265,7 +4258,7 @@
           <w:sz w:val="24"/>
           <w:u w:val="single"/>
         </w:rPr>
-        <w:hyperlink r:id="rId27" w:history="1">
+        <w:hyperlink r:id="rId28" w:history="1">
           <w:r>
             <w:rPr>
               <w:rStyle w:val="Hyperlink"/>
@@ -4283,7 +4276,7 @@
           <w:sz w:val="24"/>
           <w:u w:val="single"/>
         </w:rPr>
-        <w:hyperlink r:id="rId25" w:history="1">
+        <w:hyperlink r:id="rId28" w:history="1">
           <w:r>
             <w:rPr>
               <w:rStyle w:val="Hyperlink"/>
@@ -4301,7 +4294,7 @@
           <w:sz w:val="24"/>
           <w:u w:val="single"/>
         </w:rPr>
-        <w:hyperlink r:id="rId25" w:history="1">
+        <w:hyperlink r:id="rId28" w:history="1">
           <w:r>
             <w:rPr>
               <w:rStyle w:val="Hyperlink"/>
@@ -4330,9 +4323,8 @@
           <w:i w:val="0"/>
           <w:color w:val="0000FF"/>
           <w:sz w:val="24"/>
-          <w:u w:val="single"/>
-        </w:rPr>
-        <w:hyperlink r:id="rId28" w:history="1">
+        </w:rPr>
+        <w:hyperlink r:id="rId29" w:history="1">
           <w:r>
             <w:rPr>
               <w:rStyle w:val="Hyperlink"/>
@@ -4350,7 +4342,7 @@
           <w:sz w:val="24"/>
           <w:u w:val="single"/>
         </w:rPr>
-        <w:hyperlink r:id="rId27" w:history="1">
+        <w:hyperlink r:id="rId28" w:history="1">
           <w:r>
             <w:rPr>
               <w:rStyle w:val="Hyperlink"/>
@@ -4379,7 +4371,7 @@
           <w:sz w:val="24"/>
           <w:u w:val="single"/>
         </w:rPr>
-        <w:hyperlink r:id="rId27" w:history="1">
+        <w:hyperlink r:id="rId28" w:history="1">
           <w:r>
             <w:rPr>
               <w:rStyle w:val="Hyperlink"/>
@@ -4397,7 +4389,7 @@
           <w:sz w:val="24"/>
           <w:u w:val="single"/>
         </w:rPr>
-        <w:hyperlink r:id="rId27" w:history="1">
+        <w:hyperlink r:id="rId28" w:history="1">
           <w:r>
             <w:rPr>
               <w:rStyle w:val="Hyperlink"/>
@@ -4415,7 +4407,7 @@
           <w:color w:val="000000"/>
           <w:sz w:val="24"/>
         </w:rPr>
-        <w:hyperlink r:id="rId27" w:history="1">
+        <w:hyperlink r:id="rId28" w:history="1">
           <w:r>
             <w:rPr>
               <w:rStyle w:val="Hyperlink"/>
@@ -4483,7 +4475,7 @@
           <w:sz w:val="24"/>
           <w:u w:val="single"/>
         </w:rPr>
-        <w:hyperlink r:id="rId29" w:history="1">
+        <w:hyperlink r:id="rId30" w:history="1">
           <w:r>
             <w:rPr>
               <w:rStyle w:val="Hyperlink"/>
@@ -4501,7 +4493,7 @@
           <w:sz w:val="24"/>
           <w:u w:val="single"/>
         </w:rPr>
-        <w:hyperlink r:id="rId29" w:history="1">
+        <w:hyperlink r:id="rId30" w:history="1">
           <w:r>
             <w:rPr>
               <w:rStyle w:val="Hyperlink"/>
@@ -4530,7 +4522,7 @@
           <w:sz w:val="24"/>
           <w:u w:val="single"/>
         </w:rPr>
-        <w:hyperlink r:id="rId29" w:history="1">
+        <w:hyperlink r:id="rId30" w:history="1">
           <w:r>
             <w:rPr>
               <w:rStyle w:val="Hyperlink"/>
@@ -4608,7 +4600,7 @@
           <w:sz w:val="24"/>
           <w:u w:val="single"/>
         </w:rPr>
-        <w:hyperlink r:id="rId30" w:history="1">
+        <w:hyperlink r:id="rId31" w:history="1">
           <w:r>
             <w:rPr>
               <w:rStyle w:val="Hyperlink"/>
@@ -4637,7 +4629,7 @@
           <w:sz w:val="24"/>
           <w:u w:val="single"/>
         </w:rPr>
-        <w:hyperlink r:id="rId30" w:history="1">
+        <w:hyperlink r:id="rId31" w:history="1">
           <w:r>
             <w:rPr>
               <w:rStyle w:val="Hyperlink"/>
@@ -4665,7 +4657,7 @@
           <w:sz w:val="24"/>
           <w:u w:val="single"/>
         </w:rPr>
-        <w:hyperlink r:id="rId31" w:history="1">
+        <w:hyperlink r:id="rId32" w:history="1">
           <w:r>
             <w:rPr>
               <w:rStyle w:val="Hyperlink"/>
@@ -4693,7 +4685,7 @@
           <w:color w:val="000000"/>
           <w:sz w:val="24"/>
         </w:rPr>
-        <w:hyperlink r:id="rId30" w:history="1">
+        <w:hyperlink r:id="rId31" w:history="1">
           <w:r>
             <w:rPr>
               <w:rStyle w:val="Hyperlink"/>
@@ -4711,7 +4703,7 @@
           <w:color w:val="000000"/>
           <w:sz w:val="24"/>
         </w:rPr>
-        <w:hyperlink r:id="rId30" w:history="1">
+        <w:hyperlink r:id="rId31" w:history="1">
           <w:r>
             <w:rPr>
               <w:rStyle w:val="Hyperlink"/>
@@ -4739,7 +4731,7 @@
           <w:color w:val="000000"/>
           <w:sz w:val="24"/>
         </w:rPr>
-        <w:hyperlink r:id="rId31" w:history="1">
+        <w:hyperlink r:id="rId32" w:history="1">
           <w:r>
             <w:rPr>
               <w:rStyle w:val="Hyperlink"/>

--- a/EXPORTS/DOCX/published/niveau2/English/Indonesia.docx
+++ b/EXPORTS/DOCX/published/niveau2/English/Indonesia.docx
@@ -1269,57 +1269,13 @@
       </w:r>
       <w:r>
         <w:rPr>
-          <w:u w:val="single" w:color="0000ff"/>
           <w:rFonts w:ascii="Charis SIL Regular" w:hAnsi="Charis SIL Regular" w:eastAsia="Charis SIL Regular"/>
           <w:b w:val="0"/>
           <w:i w:val="0"/>
           <w:color w:val="000000"/>
           <w:sz w:val="24"/>
         </w:rPr>
-        <w:hyperlink r:id="rId12" w:history="1">
-          <w:r>
-            <w:rPr>
-              <w:rStyle w:val="Hyperlink"/>
-            </w:rPr>
-            <w:t>Genoo</w:t>
-          </w:r>
-        </w:hyperlink>
-      </w:r>
-      <w:r>
-        <w:rPr>
-          <w:u w:val="single" w:color="0000ff"/>
-          <w:rFonts w:ascii="Charis SIL Regular" w:hAnsi="Charis SIL Regular" w:eastAsia="Charis SIL Regular"/>
-          <w:b w:val="0"/>
-          <w:i w:val="0"/>
-          <w:color w:val="000000"/>
-          <w:sz w:val="24"/>
-        </w:rPr>
-        <w:hyperlink r:id="rId12" w:history="1">
-          <w:r>
-            <w:rPr>
-              <w:rStyle w:val="Hyperlink"/>
-            </w:rPr>
-            <w:t>t</w:t>
-          </w:r>
-        </w:hyperlink>
-      </w:r>
-      <w:r>
-        <w:rPr>
-          <w:u w:val="single" w:color="0000ff"/>
-          <w:rFonts w:ascii="Charis SIL Regular" w:hAnsi="Charis SIL Regular" w:eastAsia="Charis SIL Regular"/>
-          <w:b w:val="0"/>
-          <w:i w:val="0"/>
-          <w:color w:val="000000"/>
-          <w:sz w:val="24"/>
-        </w:rPr>
-        <w:hyperlink r:id="rId12" w:history="1">
-          <w:r>
-            <w:rPr>
-              <w:rStyle w:val="Hyperlink"/>
-            </w:rPr>
-            <w:t xml:space="preserve">schap, see </w:t>
-          </w:r>
-        </w:hyperlink>
+        <w:t xml:space="preserve">Genootschap, see </w:t>
       </w:r>
       <w:r>
         <w:rPr>
@@ -1787,6 +1743,7 @@
       </w:r>
       <w:r>
         <w:rPr>
+          <w:u w:val="single" w:color="0000ff"/>
           <w:rFonts w:ascii="Charis SIL Regular" w:hAnsi="Charis SIL Regular" w:eastAsia="Charis SIL Regular"/>
           <w:b w:val="0"/>
           <w:i w:val="0"/>
@@ -2429,7 +2386,7 @@
           <w:sz w:val="24"/>
           <w:u w:val="single"/>
         </w:rPr>
-        <w:hyperlink r:id="rId21" w:history="1">
+        <w:hyperlink r:id="rId20" w:history="1">
           <w:r>
             <w:rPr>
               <w:rStyle w:val="Hyperlink"/>
@@ -2447,7 +2404,7 @@
           <w:sz w:val="24"/>
           <w:u w:val="single"/>
         </w:rPr>
-        <w:hyperlink r:id="rId21" w:history="1">
+        <w:hyperlink r:id="rId20" w:history="1">
           <w:r>
             <w:rPr>
               <w:rStyle w:val="Hyperlink"/>
@@ -2476,7 +2433,7 @@
           <w:sz w:val="24"/>
           <w:u w:val="single"/>
         </w:rPr>
-        <w:hyperlink r:id="rId21" w:history="1">
+        <w:hyperlink r:id="rId20" w:history="1">
           <w:r>
             <w:rPr>
               <w:rStyle w:val="Hyperlink"/>
@@ -2757,7 +2714,7 @@
           <w:sz w:val="24"/>
           <w:u w:val="single"/>
         </w:rPr>
-        <w:hyperlink r:id="rId22" w:history="1">
+        <w:hyperlink r:id="rId21" w:history="1">
           <w:r>
             <w:rPr>
               <w:rStyle w:val="Hyperlink"/>
@@ -2786,7 +2743,7 @@
           <w:sz w:val="24"/>
           <w:u w:val="single"/>
         </w:rPr>
-        <w:hyperlink r:id="rId22" w:history="1">
+        <w:hyperlink r:id="rId21" w:history="1">
           <w:r>
             <w:rPr>
               <w:rStyle w:val="Hyperlink"/>
@@ -2814,14 +2771,7 @@
           <w:color w:val="0000FF"/>
           <w:sz w:val="24"/>
         </w:rPr>
-        <w:hyperlink r:id="rId22" w:history="1">
-          <w:r>
-            <w:rPr>
-              <w:rStyle w:val="Hyperlink"/>
-            </w:rPr>
-            <w:t>Ins</w:t>
-          </w:r>
-        </w:hyperlink>
+        <w:t>Ins</w:t>
       </w:r>
       <w:r>
         <w:rPr>
@@ -2908,7 +2858,7 @@
           <w:sz w:val="24"/>
           <w:u w:val="single"/>
         </w:rPr>
-        <w:hyperlink r:id="rId22" w:history="1">
+        <w:hyperlink r:id="rId10" w:history="1">
           <w:r>
             <w:rPr>
               <w:rStyle w:val="Hyperlink"/>
@@ -2926,7 +2876,7 @@
           <w:sz w:val="24"/>
           <w:u w:val="single"/>
         </w:rPr>
-        <w:hyperlink r:id="rId22" w:history="1">
+        <w:hyperlink r:id="rId10" w:history="1">
           <w:r>
             <w:rPr>
               <w:rStyle w:val="Hyperlink"/>
@@ -2944,7 +2894,7 @@
           <w:sz w:val="24"/>
           <w:u w:val="single"/>
         </w:rPr>
-        <w:hyperlink r:id="rId22" w:history="1">
+        <w:hyperlink r:id="rId10" w:history="1">
           <w:r>
             <w:rPr>
               <w:rStyle w:val="Hyperlink"/>
@@ -2960,8 +2910,74 @@
           <w:i w:val="0"/>
           <w:color w:val="0000FF"/>
           <w:sz w:val="24"/>
-        </w:rPr>
-        <w:t xml:space="preserve"> and Carib</w:t>
+          <w:u w:val="single"/>
+        </w:rPr>
+        <w:t xml:space="preserve"> </w:t>
+      </w:r>
+      <w:r>
+        <w:rPr>
+          <w:rFonts w:ascii="Charis SIL Regular" w:hAnsi="Charis SIL Regular" w:eastAsia="Charis SIL Regular"/>
+          <w:b w:val="0"/>
+          <w:i w:val="0"/>
+          <w:color w:val="0000FF"/>
+          <w:sz w:val="24"/>
+          <w:u w:val="single"/>
+        </w:rPr>
+        <w:hyperlink r:id="rId10" w:history="1">
+          <w:r>
+            <w:rPr>
+              <w:rStyle w:val="Hyperlink"/>
+            </w:rPr>
+            <w:t>a</w:t>
+          </w:r>
+        </w:hyperlink>
+      </w:r>
+      <w:r>
+        <w:rPr>
+          <w:rFonts w:ascii="Charis SIL Regular" w:hAnsi="Charis SIL Regular" w:eastAsia="Charis SIL Regular"/>
+          <w:b w:val="0"/>
+          <w:i w:val="0"/>
+          <w:color w:val="0000FF"/>
+          <w:sz w:val="24"/>
+          <w:u w:val="single"/>
+        </w:rPr>
+        <w:hyperlink r:id="rId10" w:history="1">
+          <w:r>
+            <w:rPr>
+              <w:rStyle w:val="Hyperlink"/>
+            </w:rPr>
+            <w:t>nd</w:t>
+          </w:r>
+        </w:hyperlink>
+      </w:r>
+      <w:r>
+        <w:rPr>
+          <w:rFonts w:ascii="Charis SIL Regular" w:hAnsi="Charis SIL Regular" w:eastAsia="Charis SIL Regular"/>
+          <w:b w:val="0"/>
+          <w:i w:val="0"/>
+          <w:color w:val="0000FF"/>
+          <w:sz w:val="24"/>
+          <w:u w:val="single"/>
+        </w:rPr>
+        <w:t xml:space="preserve"> </w:t>
+      </w:r>
+      <w:r>
+        <w:rPr>
+          <w:rFonts w:ascii="Charis SIL Regular" w:hAnsi="Charis SIL Regular" w:eastAsia="Charis SIL Regular"/>
+          <w:b w:val="0"/>
+          <w:i w:val="0"/>
+          <w:color w:val="0000FF"/>
+          <w:sz w:val="24"/>
+          <w:u w:val="single"/>
+        </w:rPr>
+        <w:hyperlink r:id="rId10" w:history="1">
+          <w:r>
+            <w:rPr>
+              <w:rStyle w:val="Hyperlink"/>
+            </w:rPr>
+            <w:t>Carib</w:t>
+          </w:r>
+        </w:hyperlink>
       </w:r>
       <w:r>
         <w:rPr>
@@ -3066,7 +3082,7 @@
           <w:sz w:val="24"/>
           <w:u w:val="single"/>
         </w:rPr>
-        <w:hyperlink r:id="rId10" w:history="1">
+        <w:hyperlink r:id="rId21" w:history="1">
           <w:r>
             <w:rPr>
               <w:rStyle w:val="Hyperlink"/>
@@ -3084,7 +3100,7 @@
           <w:sz w:val="24"/>
           <w:u w:val="single"/>
         </w:rPr>
-        <w:hyperlink r:id="rId22" w:history="1">
+        <w:hyperlink r:id="rId21" w:history="1">
           <w:r>
             <w:rPr>
               <w:rStyle w:val="Hyperlink"/>
@@ -3101,7 +3117,7 @@
           <w:color w:val="000000"/>
           <w:sz w:val="24"/>
         </w:rPr>
-        <w:t xml:space="preserve"> (KITL</w:t>
+        <w:t xml:space="preserve"> (KITLV). Through such o</w:t>
       </w:r>
       <w:r>
         <w:rPr>
@@ -3112,43 +3128,7 @@
           <w:color w:val="000000"/>
           <w:sz w:val="24"/>
         </w:rPr>
-        <w:hyperlink r:id="rId22" w:history="1">
-          <w:r>
-            <w:rPr>
-              <w:rStyle w:val="Hyperlink"/>
-            </w:rPr>
-            <w:t>V). Th</w:t>
-          </w:r>
-        </w:hyperlink>
-      </w:r>
-      <w:r>
-        <w:rPr>
-          <w:u w:val="single" w:color="0000ff"/>
-          <w:rFonts w:ascii="Charis SIL Regular" w:hAnsi="Charis SIL Regular" w:eastAsia="Charis SIL Regular"/>
-          <w:b w:val="0"/>
-          <w:i w:val="0"/>
-          <w:color w:val="000000"/>
-          <w:sz w:val="24"/>
-        </w:rPr>
-        <w:hyperlink r:id="rId22" w:history="1">
-          <w:r>
-            <w:rPr>
-              <w:rStyle w:val="Hyperlink"/>
-            </w:rPr>
-            <w:t>rough such o</w:t>
-          </w:r>
-        </w:hyperlink>
-      </w:r>
-      <w:r>
-        <w:rPr>
-          <w:u w:val="single" w:color="0000ff"/>
-          <w:rFonts w:ascii="Charis SIL Regular" w:hAnsi="Charis SIL Regular" w:eastAsia="Charis SIL Regular"/>
-          <w:b w:val="0"/>
-          <w:i w:val="0"/>
-          <w:color w:val="000000"/>
-          <w:sz w:val="24"/>
-        </w:rPr>
-        <w:hyperlink r:id="rId22" w:history="1">
+        <w:hyperlink r:id="rId21" w:history="1">
           <w:r>
             <w:rPr>
               <w:rStyle w:val="Hyperlink"/>
@@ -3166,7 +3146,7 @@
           <w:color w:val="000000"/>
           <w:sz w:val="24"/>
         </w:rPr>
-        <w:hyperlink r:id="rId22" w:history="1">
+        <w:hyperlink r:id="rId21" w:history="1">
           <w:r>
             <w:rPr>
               <w:rStyle w:val="Hyperlink"/>
@@ -3183,7 +3163,7 @@
           <w:color w:val="000000"/>
           <w:sz w:val="24"/>
         </w:rPr>
-        <w:hyperlink r:id="rId22" w:history="1">
+        <w:hyperlink r:id="rId21" w:history="1">
           <w:r>
             <w:rPr>
               <w:rStyle w:val="Hyperlink"/>
@@ -3211,17 +3191,37 @@
           <w:color w:val="000000"/>
           <w:sz w:val="24"/>
         </w:rPr>
-        <w:hyperlink r:id="rId22" w:history="1">
+        <w:hyperlink r:id="rId21" w:history="1">
           <w:r>
             <w:rPr>
               <w:rStyle w:val="Hyperlink"/>
             </w:rPr>
-            <w:t xml:space="preserve">findings </w:t>
+            <w:t>findings</w:t>
           </w:r>
         </w:hyperlink>
       </w:r>
       <w:r>
         <w:rPr>
+          <w:rFonts w:ascii="Charis SIL Regular" w:hAnsi="Charis SIL Regular" w:eastAsia="Charis SIL Regular"/>
+          <w:b w:val="0"/>
+          <w:i w:val="0"/>
+          <w:color w:val="000000"/>
+          <w:sz w:val="24"/>
+        </w:rPr>
+        <w:t xml:space="preserve"> </w:t>
+      </w:r>
+      <w:r>
+        <w:rPr>
+          <w:rFonts w:ascii="Charis SIL Regular" w:hAnsi="Charis SIL Regular" w:eastAsia="Charis SIL Regular"/>
+          <w:b w:val="0"/>
+          <w:i w:val="0"/>
+          <w:color w:val="000000"/>
+          <w:sz w:val="24"/>
+        </w:rPr>
+        <w:t>o</w:t>
+      </w:r>
+      <w:r>
+        <w:rPr>
           <w:u w:val="single" w:color="0000ff"/>
           <w:rFonts w:ascii="Charis SIL Regular" w:hAnsi="Charis SIL Regular" w:eastAsia="Charis SIL Regular"/>
           <w:b w:val="0"/>
@@ -3229,28 +3229,25 @@
           <w:color w:val="000000"/>
           <w:sz w:val="24"/>
         </w:rPr>
-        <w:t>o</w:t>
-      </w:r>
-      <w:r>
-        <w:rPr>
+        <w:hyperlink r:id="rId21" w:history="1">
+          <w:r>
+            <w:rPr>
+              <w:rStyle w:val="Hyperlink"/>
+            </w:rPr>
+            <w:t>f</w:t>
+          </w:r>
+        </w:hyperlink>
+      </w:r>
+      <w:r>
+        <w:rPr>
+          <w:u w:val="single" w:color="0000ff"/>
           <w:rFonts w:ascii="Charis SIL Regular" w:hAnsi="Charis SIL Regular" w:eastAsia="Charis SIL Regular"/>
           <w:b w:val="0"/>
           <w:i w:val="0"/>
           <w:color w:val="000000"/>
           <w:sz w:val="24"/>
         </w:rPr>
-        <w:t>f</w:t>
-      </w:r>
-      <w:r>
-        <w:rPr>
-          <w:u w:val="single" w:color="0000ff"/>
-          <w:rFonts w:ascii="Charis SIL Regular" w:hAnsi="Charis SIL Regular" w:eastAsia="Charis SIL Regular"/>
-          <w:b w:val="0"/>
-          <w:i w:val="0"/>
-          <w:color w:val="000000"/>
-          <w:sz w:val="24"/>
-        </w:rPr>
-        <w:hyperlink r:id="rId22" w:history="1">
+        <w:hyperlink r:id="rId21" w:history="1">
           <w:r>
             <w:rPr>
               <w:rStyle w:val="Hyperlink"/>
@@ -3268,7 +3265,7 @@
           <w:color w:val="000000"/>
           <w:sz w:val="24"/>
         </w:rPr>
-        <w:hyperlink r:id="rId22" w:history="1">
+        <w:hyperlink r:id="rId21" w:history="1">
           <w:r>
             <w:rPr>
               <w:rStyle w:val="Hyperlink"/>
@@ -3285,7 +3282,7 @@
           <w:color w:val="000000"/>
           <w:sz w:val="24"/>
         </w:rPr>
-        <w:hyperlink r:id="rId22" w:history="1">
+        <w:hyperlink r:id="rId21" w:history="1">
           <w:r>
             <w:rPr>
               <w:rStyle w:val="Hyperlink"/>
@@ -3296,6 +3293,7 @@
       </w:r>
       <w:r>
         <w:rPr>
+          <w:u w:val="single" w:color="0000ff"/>
           <w:rFonts w:ascii="Charis SIL Regular" w:hAnsi="Charis SIL Regular" w:eastAsia="Charis SIL Regular"/>
           <w:b w:val="0"/>
           <w:i w:val="0"/>
@@ -3324,7 +3322,7 @@
           <w:color w:val="000000"/>
           <w:sz w:val="24"/>
         </w:rPr>
-        <w:hyperlink r:id="rId22" w:history="1">
+        <w:hyperlink r:id="rId21" w:history="1">
           <w:r>
             <w:rPr>
               <w:rStyle w:val="Hyperlink"/>
@@ -3342,7 +3340,7 @@
           <w:color w:val="000000"/>
           <w:sz w:val="24"/>
         </w:rPr>
-        <w:hyperlink r:id="rId22" w:history="1">
+        <w:hyperlink r:id="rId21" w:history="1">
           <w:r>
             <w:rPr>
               <w:rStyle w:val="Hyperlink"/>
@@ -3360,7 +3358,7 @@
           <w:color w:val="000000"/>
           <w:sz w:val="24"/>
         </w:rPr>
-        <w:hyperlink r:id="rId22" w:history="1">
+        <w:hyperlink r:id="rId21" w:history="1">
           <w:r>
             <w:rPr>
               <w:rStyle w:val="Hyperlink"/>
@@ -3378,7 +3376,7 @@
           <w:color w:val="000000"/>
           <w:sz w:val="24"/>
         </w:rPr>
-        <w:hyperlink r:id="rId22" w:history="1">
+        <w:hyperlink r:id="rId21" w:history="1">
           <w:r>
             <w:rPr>
               <w:rStyle w:val="Hyperlink"/>
@@ -3436,7 +3434,7 @@
           <w:sz w:val="24"/>
           <w:u w:val="single"/>
         </w:rPr>
-        <w:hyperlink r:id="rId23" w:history="1">
+        <w:hyperlink r:id="rId22" w:history="1">
           <w:r>
             <w:rPr>
               <w:rStyle w:val="Hyperlink"/>
@@ -3465,7 +3463,7 @@
           <w:sz w:val="24"/>
           <w:u w:val="single"/>
         </w:rPr>
-        <w:hyperlink r:id="rId23" w:history="1">
+        <w:hyperlink r:id="rId22" w:history="1">
           <w:r>
             <w:rPr>
               <w:rStyle w:val="Hyperlink"/>
@@ -3626,7 +3624,7 @@
           <w:sz w:val="24"/>
           <w:u w:val="single"/>
         </w:rPr>
-        <w:hyperlink r:id="rId24" w:history="1">
+        <w:hyperlink r:id="rId23" w:history="1">
           <w:r>
             <w:rPr>
               <w:rStyle w:val="Hyperlink"/>
@@ -3655,7 +3653,7 @@
           <w:sz w:val="24"/>
           <w:u w:val="single"/>
         </w:rPr>
-        <w:hyperlink r:id="rId24" w:history="1">
+        <w:hyperlink r:id="rId23" w:history="1">
           <w:r>
             <w:rPr>
               <w:rStyle w:val="Hyperlink"/>
@@ -3885,7 +3883,7 @@
           <w:sz w:val="24"/>
           <w:u w:val="single"/>
         </w:rPr>
-        <w:hyperlink r:id="rId25" w:history="1">
+        <w:hyperlink r:id="rId24" w:history="1">
           <w:r>
             <w:rPr>
               <w:rStyle w:val="Hyperlink"/>
@@ -3914,7 +3912,7 @@
           <w:sz w:val="24"/>
           <w:u w:val="single"/>
         </w:rPr>
-        <w:hyperlink r:id="rId25" w:history="1">
+        <w:hyperlink r:id="rId24" w:history="1">
           <w:r>
             <w:rPr>
               <w:rStyle w:val="Hyperlink"/>
@@ -3943,7 +3941,7 @@
           <w:sz w:val="24"/>
           <w:u w:val="single"/>
         </w:rPr>
-        <w:hyperlink r:id="rId25" w:history="1">
+        <w:hyperlink r:id="rId24" w:history="1">
           <w:r>
             <w:rPr>
               <w:rStyle w:val="Hyperlink"/>
@@ -3972,7 +3970,7 @@
           <w:sz w:val="24"/>
           <w:u w:val="single"/>
         </w:rPr>
-        <w:hyperlink r:id="rId25" w:history="1">
+        <w:hyperlink r:id="rId24" w:history="1">
           <w:r>
             <w:rPr>
               <w:rStyle w:val="Hyperlink"/>
@@ -4001,7 +3999,7 @@
           <w:sz w:val="24"/>
           <w:u w:val="single"/>
         </w:rPr>
-        <w:hyperlink r:id="rId25" w:history="1">
+        <w:hyperlink r:id="rId24" w:history="1">
           <w:r>
             <w:rPr>
               <w:rStyle w:val="Hyperlink"/>
@@ -4069,7 +4067,7 @@
           <w:sz w:val="24"/>
           <w:u w:val="single"/>
         </w:rPr>
-        <w:hyperlink r:id="rId26" w:history="1">
+        <w:hyperlink r:id="rId25" w:history="1">
           <w:r>
             <w:rPr>
               <w:rStyle w:val="Hyperlink"/>
@@ -4098,7 +4096,7 @@
           <w:sz w:val="24"/>
           <w:u w:val="single"/>
         </w:rPr>
-        <w:hyperlink r:id="rId26" w:history="1">
+        <w:hyperlink r:id="rId25" w:history="1">
           <w:r>
             <w:rPr>
               <w:rStyle w:val="Hyperlink"/>
@@ -4127,7 +4125,7 @@
           <w:sz w:val="24"/>
           <w:u w:val="single"/>
         </w:rPr>
-        <w:hyperlink r:id="rId26" w:history="1">
+        <w:hyperlink r:id="rId25" w:history="1">
           <w:r>
             <w:rPr>
               <w:rStyle w:val="Hyperlink"/>
@@ -4183,7 +4181,7 @@
           <w:sz w:val="24"/>
           <w:u w:val="single"/>
         </w:rPr>
-        <w:hyperlink r:id="rId27" w:history="1">
+        <w:hyperlink r:id="rId26" w:history="1">
           <w:r>
             <w:rPr>
               <w:rStyle w:val="Hyperlink"/>
@@ -4211,7 +4209,7 @@
           <w:sz w:val="24"/>
           <w:u w:val="single"/>
         </w:rPr>
-        <w:hyperlink r:id="rId28" w:history="1">
+        <w:hyperlink r:id="rId25" w:history="1">
           <w:r>
             <w:rPr>
               <w:rStyle w:val="Hyperlink"/>
@@ -4240,7 +4238,7 @@
           <w:sz w:val="24"/>
           <w:u w:val="single"/>
         </w:rPr>
-        <w:hyperlink r:id="rId28" w:history="1">
+        <w:hyperlink r:id="rId25" w:history="1">
           <w:r>
             <w:rPr>
               <w:rStyle w:val="Hyperlink"/>
@@ -4258,7 +4256,7 @@
           <w:sz w:val="24"/>
           <w:u w:val="single"/>
         </w:rPr>
-        <w:hyperlink r:id="rId28" w:history="1">
+        <w:hyperlink r:id="rId25" w:history="1">
           <w:r>
             <w:rPr>
               <w:rStyle w:val="Hyperlink"/>
@@ -4276,7 +4274,7 @@
           <w:sz w:val="24"/>
           <w:u w:val="single"/>
         </w:rPr>
-        <w:hyperlink r:id="rId28" w:history="1">
+        <w:hyperlink r:id="rId25" w:history="1">
           <w:r>
             <w:rPr>
               <w:rStyle w:val="Hyperlink"/>
@@ -4294,7 +4292,7 @@
           <w:sz w:val="24"/>
           <w:u w:val="single"/>
         </w:rPr>
-        <w:hyperlink r:id="rId28" w:history="1">
+        <w:hyperlink r:id="rId25" w:history="1">
           <w:r>
             <w:rPr>
               <w:rStyle w:val="Hyperlink"/>
@@ -4323,15 +4321,9 @@
           <w:i w:val="0"/>
           <w:color w:val="0000FF"/>
           <w:sz w:val="24"/>
-        </w:rPr>
-        <w:hyperlink r:id="rId29" w:history="1">
-          <w:r>
-            <w:rPr>
-              <w:rStyle w:val="Hyperlink"/>
-            </w:rPr>
-            <w:t>Mus</w:t>
-          </w:r>
-        </w:hyperlink>
+          <w:u w:val="single"/>
+        </w:rPr>
+        <w:t>Mus</w:t>
       </w:r>
       <w:r>
         <w:rPr>
@@ -4342,7 +4334,7 @@
           <w:sz w:val="24"/>
           <w:u w:val="single"/>
         </w:rPr>
-        <w:hyperlink r:id="rId28" w:history="1">
+        <w:hyperlink r:id="rId27" w:history="1">
           <w:r>
             <w:rPr>
               <w:rStyle w:val="Hyperlink"/>
@@ -4371,7 +4363,7 @@
           <w:sz w:val="24"/>
           <w:u w:val="single"/>
         </w:rPr>
-        <w:hyperlink r:id="rId28" w:history="1">
+        <w:hyperlink r:id="rId27" w:history="1">
           <w:r>
             <w:rPr>
               <w:rStyle w:val="Hyperlink"/>
@@ -4389,7 +4381,7 @@
           <w:sz w:val="24"/>
           <w:u w:val="single"/>
         </w:rPr>
-        <w:hyperlink r:id="rId28" w:history="1">
+        <w:hyperlink r:id="rId27" w:history="1">
           <w:r>
             <w:rPr>
               <w:rStyle w:val="Hyperlink"/>
@@ -4407,7 +4399,7 @@
           <w:color w:val="000000"/>
           <w:sz w:val="24"/>
         </w:rPr>
-        <w:hyperlink r:id="rId28" w:history="1">
+        <w:hyperlink r:id="rId27" w:history="1">
           <w:r>
             <w:rPr>
               <w:rStyle w:val="Hyperlink"/>
@@ -4475,7 +4467,7 @@
           <w:sz w:val="24"/>
           <w:u w:val="single"/>
         </w:rPr>
-        <w:hyperlink r:id="rId30" w:history="1">
+        <w:hyperlink r:id="rId28" w:history="1">
           <w:r>
             <w:rPr>
               <w:rStyle w:val="Hyperlink"/>
@@ -4493,7 +4485,7 @@
           <w:sz w:val="24"/>
           <w:u w:val="single"/>
         </w:rPr>
-        <w:hyperlink r:id="rId30" w:history="1">
+        <w:hyperlink r:id="rId28" w:history="1">
           <w:r>
             <w:rPr>
               <w:rStyle w:val="Hyperlink"/>
@@ -4522,7 +4514,7 @@
           <w:sz w:val="24"/>
           <w:u w:val="single"/>
         </w:rPr>
-        <w:hyperlink r:id="rId30" w:history="1">
+        <w:hyperlink r:id="rId28" w:history="1">
           <w:r>
             <w:rPr>
               <w:rStyle w:val="Hyperlink"/>
@@ -4600,7 +4592,7 @@
           <w:sz w:val="24"/>
           <w:u w:val="single"/>
         </w:rPr>
-        <w:hyperlink r:id="rId31" w:history="1">
+        <w:hyperlink r:id="rId29" w:history="1">
           <w:r>
             <w:rPr>
               <w:rStyle w:val="Hyperlink"/>
@@ -4629,7 +4621,7 @@
           <w:sz w:val="24"/>
           <w:u w:val="single"/>
         </w:rPr>
-        <w:hyperlink r:id="rId31" w:history="1">
+        <w:hyperlink r:id="rId29" w:history="1">
           <w:r>
             <w:rPr>
               <w:rStyle w:val="Hyperlink"/>
@@ -4657,7 +4649,7 @@
           <w:sz w:val="24"/>
           <w:u w:val="single"/>
         </w:rPr>
-        <w:hyperlink r:id="rId32" w:history="1">
+        <w:hyperlink r:id="rId30" w:history="1">
           <w:r>
             <w:rPr>
               <w:rStyle w:val="Hyperlink"/>
@@ -4685,7 +4677,7 @@
           <w:color w:val="000000"/>
           <w:sz w:val="24"/>
         </w:rPr>
-        <w:hyperlink r:id="rId31" w:history="1">
+        <w:hyperlink r:id="rId29" w:history="1">
           <w:r>
             <w:rPr>
               <w:rStyle w:val="Hyperlink"/>
@@ -4703,7 +4695,7 @@
           <w:color w:val="000000"/>
           <w:sz w:val="24"/>
         </w:rPr>
-        <w:hyperlink r:id="rId31" w:history="1">
+        <w:hyperlink r:id="rId29" w:history="1">
           <w:r>
             <w:rPr>
               <w:rStyle w:val="Hyperlink"/>
@@ -4731,7 +4723,7 @@
           <w:color w:val="000000"/>
           <w:sz w:val="24"/>
         </w:rPr>
-        <w:hyperlink r:id="rId32" w:history="1">
+        <w:hyperlink r:id="rId30" w:history="1">
           <w:r>
             <w:rPr>
               <w:rStyle w:val="Hyperlink"/>

--- a/EXPORTS/DOCX/published/niveau2/English/Indonesia.docx
+++ b/EXPORTS/DOCX/published/niveau2/English/Indonesia.docx
@@ -1721,36 +1721,7 @@
           <w:color w:val="000000"/>
           <w:sz w:val="24"/>
         </w:rPr>
-        <w:t>and 2023. Many more objects in</w:t>
-      </w:r>
-      <w:r>
-        <w:rPr>
-          <w:u w:val="single" w:color="0000ff"/>
-          <w:rFonts w:ascii="Charis SIL Regular" w:hAnsi="Charis SIL Regular" w:eastAsia="Charis SIL Regular"/>
-          <w:b w:val="0"/>
-          <w:i w:val="0"/>
-          <w:color w:val="000000"/>
-          <w:sz w:val="24"/>
-        </w:rPr>
-        <w:hyperlink r:id="rId15" w:history="1">
-          <w:r>
-            <w:rPr>
-              <w:rStyle w:val="Hyperlink"/>
-            </w:rPr>
-            <w:t xml:space="preserve"> Dutch </w:t>
-          </w:r>
-        </w:hyperlink>
-      </w:r>
-      <w:r>
-        <w:rPr>
-          <w:u w:val="single" w:color="0000ff"/>
-          <w:rFonts w:ascii="Charis SIL Regular" w:hAnsi="Charis SIL Regular" w:eastAsia="Charis SIL Regular"/>
-          <w:b w:val="0"/>
-          <w:i w:val="0"/>
-          <w:color w:val="000000"/>
-          <w:sz w:val="24"/>
-        </w:rPr>
-        <w:t>m</w:t>
+        <w:t>and 2023. Many more objects in Dutch m</w:t>
       </w:r>
       <w:r>
         <w:rPr>
@@ -2386,7 +2357,7 @@
           <w:sz w:val="24"/>
           <w:u w:val="single"/>
         </w:rPr>
-        <w:hyperlink r:id="rId20" w:history="1">
+        <w:hyperlink r:id="rId21" w:history="1">
           <w:r>
             <w:rPr>
               <w:rStyle w:val="Hyperlink"/>
@@ -2404,7 +2375,7 @@
           <w:sz w:val="24"/>
           <w:u w:val="single"/>
         </w:rPr>
-        <w:hyperlink r:id="rId20" w:history="1">
+        <w:hyperlink r:id="rId21" w:history="1">
           <w:r>
             <w:rPr>
               <w:rStyle w:val="Hyperlink"/>
@@ -2433,7 +2404,7 @@
           <w:sz w:val="24"/>
           <w:u w:val="single"/>
         </w:rPr>
-        <w:hyperlink r:id="rId20" w:history="1">
+        <w:hyperlink r:id="rId21" w:history="1">
           <w:r>
             <w:rPr>
               <w:rStyle w:val="Hyperlink"/>
@@ -2714,7 +2685,7 @@
           <w:sz w:val="24"/>
           <w:u w:val="single"/>
         </w:rPr>
-        <w:hyperlink r:id="rId21" w:history="1">
+        <w:hyperlink r:id="rId22" w:history="1">
           <w:r>
             <w:rPr>
               <w:rStyle w:val="Hyperlink"/>
@@ -2743,7 +2714,7 @@
           <w:sz w:val="24"/>
           <w:u w:val="single"/>
         </w:rPr>
-        <w:hyperlink r:id="rId21" w:history="1">
+        <w:hyperlink r:id="rId22" w:history="1">
           <w:r>
             <w:rPr>
               <w:rStyle w:val="Hyperlink"/>
@@ -2771,7 +2742,14 @@
           <w:color w:val="0000FF"/>
           <w:sz w:val="24"/>
         </w:rPr>
-        <w:t>Ins</w:t>
+        <w:hyperlink r:id="rId22" w:history="1">
+          <w:r>
+            <w:rPr>
+              <w:rStyle w:val="Hyperlink"/>
+            </w:rPr>
+            <w:t>Ins</w:t>
+          </w:r>
+        </w:hyperlink>
       </w:r>
       <w:r>
         <w:rPr>
@@ -2923,6 +2901,89 @@
           <w:sz w:val="24"/>
           <w:u w:val="single"/>
         </w:rPr>
+        <w:hyperlink r:id="rId22" w:history="1">
+          <w:r>
+            <w:rPr>
+              <w:rStyle w:val="Hyperlink"/>
+            </w:rPr>
+            <w:t>a</w:t>
+          </w:r>
+        </w:hyperlink>
+      </w:r>
+      <w:r>
+        <w:rPr>
+          <w:rFonts w:ascii="Charis SIL Regular" w:hAnsi="Charis SIL Regular" w:eastAsia="Charis SIL Regular"/>
+          <w:b w:val="0"/>
+          <w:i w:val="0"/>
+          <w:color w:val="0000FF"/>
+          <w:sz w:val="24"/>
+          <w:u w:val="single"/>
+        </w:rPr>
+        <w:hyperlink r:id="rId22" w:history="1">
+          <w:r>
+            <w:rPr>
+              <w:rStyle w:val="Hyperlink"/>
+            </w:rPr>
+            <w:t>nd</w:t>
+          </w:r>
+        </w:hyperlink>
+      </w:r>
+      <w:r>
+        <w:rPr>
+          <w:rFonts w:ascii="Charis SIL Regular" w:hAnsi="Charis SIL Regular" w:eastAsia="Charis SIL Regular"/>
+          <w:b w:val="0"/>
+          <w:i w:val="0"/>
+          <w:color w:val="0000FF"/>
+          <w:sz w:val="24"/>
+          <w:u w:val="single"/>
+        </w:rPr>
+        <w:t xml:space="preserve"> </w:t>
+      </w:r>
+      <w:r>
+        <w:rPr>
+          <w:rFonts w:ascii="Charis SIL Regular" w:hAnsi="Charis SIL Regular" w:eastAsia="Charis SIL Regular"/>
+          <w:b w:val="0"/>
+          <w:i w:val="0"/>
+          <w:color w:val="0000FF"/>
+          <w:sz w:val="24"/>
+          <w:u w:val="single"/>
+        </w:rPr>
+        <w:hyperlink r:id="rId22" w:history="1">
+          <w:r>
+            <w:rPr>
+              <w:rStyle w:val="Hyperlink"/>
+            </w:rPr>
+            <w:t>Carib</w:t>
+          </w:r>
+        </w:hyperlink>
+      </w:r>
+      <w:r>
+        <w:rPr>
+          <w:rFonts w:ascii="Charis SIL Regular" w:hAnsi="Charis SIL Regular" w:eastAsia="Charis SIL Regular"/>
+          <w:b w:val="0"/>
+          <w:i w:val="0"/>
+          <w:color w:val="0000FF"/>
+          <w:sz w:val="24"/>
+          <w:u w:val="single"/>
+        </w:rPr>
+        <w:hyperlink r:id="rId10" w:history="1">
+          <w:r>
+            <w:rPr>
+              <w:rStyle w:val="Hyperlink"/>
+            </w:rPr>
+            <w:t>be</w:t>
+          </w:r>
+        </w:hyperlink>
+      </w:r>
+      <w:r>
+        <w:rPr>
+          <w:rFonts w:ascii="Charis SIL Regular" w:hAnsi="Charis SIL Regular" w:eastAsia="Charis SIL Regular"/>
+          <w:b w:val="0"/>
+          <w:i w:val="0"/>
+          <w:color w:val="0000FF"/>
+          <w:sz w:val="24"/>
+          <w:u w:val="single"/>
+        </w:rPr>
         <w:hyperlink r:id="rId10" w:history="1">
           <w:r>
             <w:rPr>
@@ -2946,89 +3007,6 @@
             <w:rPr>
               <w:rStyle w:val="Hyperlink"/>
             </w:rPr>
-            <w:t>nd</w:t>
-          </w:r>
-        </w:hyperlink>
-      </w:r>
-      <w:r>
-        <w:rPr>
-          <w:rFonts w:ascii="Charis SIL Regular" w:hAnsi="Charis SIL Regular" w:eastAsia="Charis SIL Regular"/>
-          <w:b w:val="0"/>
-          <w:i w:val="0"/>
-          <w:color w:val="0000FF"/>
-          <w:sz w:val="24"/>
-          <w:u w:val="single"/>
-        </w:rPr>
-        <w:t xml:space="preserve"> </w:t>
-      </w:r>
-      <w:r>
-        <w:rPr>
-          <w:rFonts w:ascii="Charis SIL Regular" w:hAnsi="Charis SIL Regular" w:eastAsia="Charis SIL Regular"/>
-          <w:b w:val="0"/>
-          <w:i w:val="0"/>
-          <w:color w:val="0000FF"/>
-          <w:sz w:val="24"/>
-          <w:u w:val="single"/>
-        </w:rPr>
-        <w:hyperlink r:id="rId10" w:history="1">
-          <w:r>
-            <w:rPr>
-              <w:rStyle w:val="Hyperlink"/>
-            </w:rPr>
-            <w:t>Carib</w:t>
-          </w:r>
-        </w:hyperlink>
-      </w:r>
-      <w:r>
-        <w:rPr>
-          <w:rFonts w:ascii="Charis SIL Regular" w:hAnsi="Charis SIL Regular" w:eastAsia="Charis SIL Regular"/>
-          <w:b w:val="0"/>
-          <w:i w:val="0"/>
-          <w:color w:val="0000FF"/>
-          <w:sz w:val="24"/>
-          <w:u w:val="single"/>
-        </w:rPr>
-        <w:hyperlink r:id="rId10" w:history="1">
-          <w:r>
-            <w:rPr>
-              <w:rStyle w:val="Hyperlink"/>
-            </w:rPr>
-            <w:t>be</w:t>
-          </w:r>
-        </w:hyperlink>
-      </w:r>
-      <w:r>
-        <w:rPr>
-          <w:rFonts w:ascii="Charis SIL Regular" w:hAnsi="Charis SIL Regular" w:eastAsia="Charis SIL Regular"/>
-          <w:b w:val="0"/>
-          <w:i w:val="0"/>
-          <w:color w:val="0000FF"/>
-          <w:sz w:val="24"/>
-          <w:u w:val="single"/>
-        </w:rPr>
-        <w:hyperlink r:id="rId10" w:history="1">
-          <w:r>
-            <w:rPr>
-              <w:rStyle w:val="Hyperlink"/>
-            </w:rPr>
-            <w:t>a</w:t>
-          </w:r>
-        </w:hyperlink>
-      </w:r>
-      <w:r>
-        <w:rPr>
-          <w:rFonts w:ascii="Charis SIL Regular" w:hAnsi="Charis SIL Regular" w:eastAsia="Charis SIL Regular"/>
-          <w:b w:val="0"/>
-          <w:i w:val="0"/>
-          <w:color w:val="0000FF"/>
-          <w:sz w:val="24"/>
-          <w:u w:val="single"/>
-        </w:rPr>
-        <w:hyperlink r:id="rId10" w:history="1">
-          <w:r>
-            <w:rPr>
-              <w:rStyle w:val="Hyperlink"/>
-            </w:rPr>
             <w:t>n</w:t>
           </w:r>
         </w:hyperlink>
@@ -3082,7 +3060,7 @@
           <w:sz w:val="24"/>
           <w:u w:val="single"/>
         </w:rPr>
-        <w:hyperlink r:id="rId21" w:history="1">
+        <w:hyperlink r:id="rId10" w:history="1">
           <w:r>
             <w:rPr>
               <w:rStyle w:val="Hyperlink"/>
@@ -3100,7 +3078,7 @@
           <w:sz w:val="24"/>
           <w:u w:val="single"/>
         </w:rPr>
-        <w:hyperlink r:id="rId21" w:history="1">
+        <w:hyperlink r:id="rId22" w:history="1">
           <w:r>
             <w:rPr>
               <w:rStyle w:val="Hyperlink"/>
@@ -3117,7 +3095,7 @@
           <w:color w:val="000000"/>
           <w:sz w:val="24"/>
         </w:rPr>
-        <w:t xml:space="preserve"> (KITLV). Through such o</w:t>
+        <w:t xml:space="preserve"> (KITL</w:t>
       </w:r>
       <w:r>
         <w:rPr>
@@ -3128,7 +3106,43 @@
           <w:color w:val="000000"/>
           <w:sz w:val="24"/>
         </w:rPr>
-        <w:hyperlink r:id="rId21" w:history="1">
+        <w:hyperlink r:id="rId22" w:history="1">
+          <w:r>
+            <w:rPr>
+              <w:rStyle w:val="Hyperlink"/>
+            </w:rPr>
+            <w:t>V). Th</w:t>
+          </w:r>
+        </w:hyperlink>
+      </w:r>
+      <w:r>
+        <w:rPr>
+          <w:u w:val="single" w:color="0000ff"/>
+          <w:rFonts w:ascii="Charis SIL Regular" w:hAnsi="Charis SIL Regular" w:eastAsia="Charis SIL Regular"/>
+          <w:b w:val="0"/>
+          <w:i w:val="0"/>
+          <w:color w:val="000000"/>
+          <w:sz w:val="24"/>
+        </w:rPr>
+        <w:hyperlink r:id="rId22" w:history="1">
+          <w:r>
+            <w:rPr>
+              <w:rStyle w:val="Hyperlink"/>
+            </w:rPr>
+            <w:t>rough such o</w:t>
+          </w:r>
+        </w:hyperlink>
+      </w:r>
+      <w:r>
+        <w:rPr>
+          <w:u w:val="single" w:color="0000ff"/>
+          <w:rFonts w:ascii="Charis SIL Regular" w:hAnsi="Charis SIL Regular" w:eastAsia="Charis SIL Regular"/>
+          <w:b w:val="0"/>
+          <w:i w:val="0"/>
+          <w:color w:val="000000"/>
+          <w:sz w:val="24"/>
+        </w:rPr>
+        <w:hyperlink r:id="rId22" w:history="1">
           <w:r>
             <w:rPr>
               <w:rStyle w:val="Hyperlink"/>
@@ -3146,7 +3160,7 @@
           <w:color w:val="000000"/>
           <w:sz w:val="24"/>
         </w:rPr>
-        <w:hyperlink r:id="rId21" w:history="1">
+        <w:hyperlink r:id="rId22" w:history="1">
           <w:r>
             <w:rPr>
               <w:rStyle w:val="Hyperlink"/>
@@ -3163,7 +3177,7 @@
           <w:color w:val="000000"/>
           <w:sz w:val="24"/>
         </w:rPr>
-        <w:hyperlink r:id="rId21" w:history="1">
+        <w:hyperlink r:id="rId22" w:history="1">
           <w:r>
             <w:rPr>
               <w:rStyle w:val="Hyperlink"/>
@@ -3184,6 +3198,16 @@
       </w:r>
       <w:r>
         <w:rPr>
+          <w:rFonts w:ascii="Charis SIL Regular" w:hAnsi="Charis SIL Regular" w:eastAsia="Charis SIL Regular"/>
+          <w:b w:val="0"/>
+          <w:i w:val="0"/>
+          <w:color w:val="000000"/>
+          <w:sz w:val="24"/>
+        </w:rPr>
+        <w:t>findings of scien</w:t>
+      </w:r>
+      <w:r>
+        <w:rPr>
           <w:u w:val="single" w:color="0000ff"/>
           <w:rFonts w:ascii="Charis SIL Regular" w:hAnsi="Charis SIL Regular" w:eastAsia="Charis SIL Regular"/>
           <w:b w:val="0"/>
@@ -3191,81 +3215,7 @@
           <w:color w:val="000000"/>
           <w:sz w:val="24"/>
         </w:rPr>
-        <w:hyperlink r:id="rId21" w:history="1">
-          <w:r>
-            <w:rPr>
-              <w:rStyle w:val="Hyperlink"/>
-            </w:rPr>
-            <w:t>findings</w:t>
-          </w:r>
-        </w:hyperlink>
-      </w:r>
-      <w:r>
-        <w:rPr>
-          <w:rFonts w:ascii="Charis SIL Regular" w:hAnsi="Charis SIL Regular" w:eastAsia="Charis SIL Regular"/>
-          <w:b w:val="0"/>
-          <w:i w:val="0"/>
-          <w:color w:val="000000"/>
-          <w:sz w:val="24"/>
-        </w:rPr>
-        <w:t xml:space="preserve"> </w:t>
-      </w:r>
-      <w:r>
-        <w:rPr>
-          <w:rFonts w:ascii="Charis SIL Regular" w:hAnsi="Charis SIL Regular" w:eastAsia="Charis SIL Regular"/>
-          <w:b w:val="0"/>
-          <w:i w:val="0"/>
-          <w:color w:val="000000"/>
-          <w:sz w:val="24"/>
-        </w:rPr>
-        <w:t>o</w:t>
-      </w:r>
-      <w:r>
-        <w:rPr>
-          <w:u w:val="single" w:color="0000ff"/>
-          <w:rFonts w:ascii="Charis SIL Regular" w:hAnsi="Charis SIL Regular" w:eastAsia="Charis SIL Regular"/>
-          <w:b w:val="0"/>
-          <w:i w:val="0"/>
-          <w:color w:val="000000"/>
-          <w:sz w:val="24"/>
-        </w:rPr>
-        <w:hyperlink r:id="rId21" w:history="1">
-          <w:r>
-            <w:rPr>
-              <w:rStyle w:val="Hyperlink"/>
-            </w:rPr>
-            <w:t>f</w:t>
-          </w:r>
-        </w:hyperlink>
-      </w:r>
-      <w:r>
-        <w:rPr>
-          <w:u w:val="single" w:color="0000ff"/>
-          <w:rFonts w:ascii="Charis SIL Regular" w:hAnsi="Charis SIL Regular" w:eastAsia="Charis SIL Regular"/>
-          <w:b w:val="0"/>
-          <w:i w:val="0"/>
-          <w:color w:val="000000"/>
-          <w:sz w:val="24"/>
-        </w:rPr>
-        <w:hyperlink r:id="rId21" w:history="1">
-          <w:r>
-            <w:rPr>
-              <w:rStyle w:val="Hyperlink"/>
-            </w:rPr>
-            <w:t xml:space="preserve"> scien</w:t>
-          </w:r>
-        </w:hyperlink>
-      </w:r>
-      <w:r>
-        <w:rPr>
-          <w:u w:val="single" w:color="0000ff"/>
-          <w:rFonts w:ascii="Charis SIL Regular" w:hAnsi="Charis SIL Regular" w:eastAsia="Charis SIL Regular"/>
-          <w:b w:val="0"/>
-          <w:i w:val="0"/>
-          <w:color w:val="000000"/>
-          <w:sz w:val="24"/>
-        </w:rPr>
-        <w:hyperlink r:id="rId21" w:history="1">
+        <w:hyperlink r:id="rId22" w:history="1">
           <w:r>
             <w:rPr>
               <w:rStyle w:val="Hyperlink"/>
@@ -3282,7 +3232,7 @@
           <w:color w:val="000000"/>
           <w:sz w:val="24"/>
         </w:rPr>
-        <w:hyperlink r:id="rId21" w:history="1">
+        <w:hyperlink r:id="rId22" w:history="1">
           <w:r>
             <w:rPr>
               <w:rStyle w:val="Hyperlink"/>
@@ -3293,6 +3243,16 @@
       </w:r>
       <w:r>
         <w:rPr>
+          <w:rFonts w:ascii="Charis SIL Regular" w:hAnsi="Charis SIL Regular" w:eastAsia="Charis SIL Regular"/>
+          <w:b w:val="0"/>
+          <w:i w:val="0"/>
+          <w:color w:val="000000"/>
+          <w:sz w:val="24"/>
+        </w:rPr>
+        <w:t>c</w:t>
+      </w:r>
+      <w:r>
+        <w:rPr>
           <w:u w:val="single" w:color="0000ff"/>
           <w:rFonts w:ascii="Charis SIL Regular" w:hAnsi="Charis SIL Regular" w:eastAsia="Charis SIL Regular"/>
           <w:b w:val="0"/>
@@ -3300,7 +3260,7 @@
           <w:color w:val="000000"/>
           <w:sz w:val="24"/>
         </w:rPr>
-        <w:t>c</w:t>
+        <w:t xml:space="preserve"> </w:t>
       </w:r>
       <w:r>
         <w:rPr>
@@ -3311,18 +3271,7 @@
           <w:color w:val="000000"/>
           <w:sz w:val="24"/>
         </w:rPr>
-        <w:t xml:space="preserve"> </w:t>
-      </w:r>
-      <w:r>
-        <w:rPr>
-          <w:u w:val="single" w:color="0000ff"/>
-          <w:rFonts w:ascii="Charis SIL Regular" w:hAnsi="Charis SIL Regular" w:eastAsia="Charis SIL Regular"/>
-          <w:b w:val="0"/>
-          <w:i w:val="0"/>
-          <w:color w:val="000000"/>
-          <w:sz w:val="24"/>
-        </w:rPr>
-        <w:hyperlink r:id="rId21" w:history="1">
+        <w:hyperlink r:id="rId22" w:history="1">
           <w:r>
             <w:rPr>
               <w:rStyle w:val="Hyperlink"/>
@@ -3340,7 +3289,7 @@
           <w:color w:val="000000"/>
           <w:sz w:val="24"/>
         </w:rPr>
-        <w:hyperlink r:id="rId21" w:history="1">
+        <w:hyperlink r:id="rId22" w:history="1">
           <w:r>
             <w:rPr>
               <w:rStyle w:val="Hyperlink"/>
@@ -3358,7 +3307,7 @@
           <w:color w:val="000000"/>
           <w:sz w:val="24"/>
         </w:rPr>
-        <w:hyperlink r:id="rId21" w:history="1">
+        <w:hyperlink r:id="rId22" w:history="1">
           <w:r>
             <w:rPr>
               <w:rStyle w:val="Hyperlink"/>
@@ -3376,7 +3325,7 @@
           <w:color w:val="000000"/>
           <w:sz w:val="24"/>
         </w:rPr>
-        <w:hyperlink r:id="rId21" w:history="1">
+        <w:hyperlink r:id="rId22" w:history="1">
           <w:r>
             <w:rPr>
               <w:rStyle w:val="Hyperlink"/>
@@ -3434,7 +3383,7 @@
           <w:sz w:val="24"/>
           <w:u w:val="single"/>
         </w:rPr>
-        <w:hyperlink r:id="rId22" w:history="1">
+        <w:hyperlink r:id="rId23" w:history="1">
           <w:r>
             <w:rPr>
               <w:rStyle w:val="Hyperlink"/>
@@ -3463,7 +3412,7 @@
           <w:sz w:val="24"/>
           <w:u w:val="single"/>
         </w:rPr>
-        <w:hyperlink r:id="rId22" w:history="1">
+        <w:hyperlink r:id="rId23" w:history="1">
           <w:r>
             <w:rPr>
               <w:rStyle w:val="Hyperlink"/>
@@ -3624,7 +3573,7 @@
           <w:sz w:val="24"/>
           <w:u w:val="single"/>
         </w:rPr>
-        <w:hyperlink r:id="rId23" w:history="1">
+        <w:hyperlink r:id="rId24" w:history="1">
           <w:r>
             <w:rPr>
               <w:rStyle w:val="Hyperlink"/>
@@ -3653,7 +3602,7 @@
           <w:sz w:val="24"/>
           <w:u w:val="single"/>
         </w:rPr>
-        <w:hyperlink r:id="rId23" w:history="1">
+        <w:hyperlink r:id="rId24" w:history="1">
           <w:r>
             <w:rPr>
               <w:rStyle w:val="Hyperlink"/>
@@ -3883,7 +3832,7 @@
           <w:sz w:val="24"/>
           <w:u w:val="single"/>
         </w:rPr>
-        <w:hyperlink r:id="rId24" w:history="1">
+        <w:hyperlink r:id="rId25" w:history="1">
           <w:r>
             <w:rPr>
               <w:rStyle w:val="Hyperlink"/>
@@ -3912,7 +3861,7 @@
           <w:sz w:val="24"/>
           <w:u w:val="single"/>
         </w:rPr>
-        <w:hyperlink r:id="rId24" w:history="1">
+        <w:hyperlink r:id="rId25" w:history="1">
           <w:r>
             <w:rPr>
               <w:rStyle w:val="Hyperlink"/>
@@ -3941,7 +3890,7 @@
           <w:sz w:val="24"/>
           <w:u w:val="single"/>
         </w:rPr>
-        <w:hyperlink r:id="rId24" w:history="1">
+        <w:hyperlink r:id="rId25" w:history="1">
           <w:r>
             <w:rPr>
               <w:rStyle w:val="Hyperlink"/>
@@ -3970,7 +3919,7 @@
           <w:sz w:val="24"/>
           <w:u w:val="single"/>
         </w:rPr>
-        <w:hyperlink r:id="rId24" w:history="1">
+        <w:hyperlink r:id="rId25" w:history="1">
           <w:r>
             <w:rPr>
               <w:rStyle w:val="Hyperlink"/>
@@ -3999,7 +3948,7 @@
           <w:sz w:val="24"/>
           <w:u w:val="single"/>
         </w:rPr>
-        <w:hyperlink r:id="rId24" w:history="1">
+        <w:hyperlink r:id="rId25" w:history="1">
           <w:r>
             <w:rPr>
               <w:rStyle w:val="Hyperlink"/>
@@ -4067,7 +4016,7 @@
           <w:sz w:val="24"/>
           <w:u w:val="single"/>
         </w:rPr>
-        <w:hyperlink r:id="rId25" w:history="1">
+        <w:hyperlink r:id="rId26" w:history="1">
           <w:r>
             <w:rPr>
               <w:rStyle w:val="Hyperlink"/>
@@ -4096,7 +4045,7 @@
           <w:sz w:val="24"/>
           <w:u w:val="single"/>
         </w:rPr>
-        <w:hyperlink r:id="rId25" w:history="1">
+        <w:hyperlink r:id="rId26" w:history="1">
           <w:r>
             <w:rPr>
               <w:rStyle w:val="Hyperlink"/>
@@ -4125,7 +4074,7 @@
           <w:sz w:val="24"/>
           <w:u w:val="single"/>
         </w:rPr>
-        <w:hyperlink r:id="rId25" w:history="1">
+        <w:hyperlink r:id="rId26" w:history="1">
           <w:r>
             <w:rPr>
               <w:rStyle w:val="Hyperlink"/>
@@ -4181,7 +4130,7 @@
           <w:sz w:val="24"/>
           <w:u w:val="single"/>
         </w:rPr>
-        <w:hyperlink r:id="rId26" w:history="1">
+        <w:hyperlink r:id="rId27" w:history="1">
           <w:r>
             <w:rPr>
               <w:rStyle w:val="Hyperlink"/>
@@ -4209,7 +4158,7 @@
           <w:sz w:val="24"/>
           <w:u w:val="single"/>
         </w:rPr>
-        <w:hyperlink r:id="rId25" w:history="1">
+        <w:hyperlink r:id="rId26" w:history="1">
           <w:r>
             <w:rPr>
               <w:rStyle w:val="Hyperlink"/>
@@ -4238,7 +4187,7 @@
           <w:sz w:val="24"/>
           <w:u w:val="single"/>
         </w:rPr>
-        <w:hyperlink r:id="rId25" w:history="1">
+        <w:hyperlink r:id="rId26" w:history="1">
           <w:r>
             <w:rPr>
               <w:rStyle w:val="Hyperlink"/>
@@ -4256,7 +4205,7 @@
           <w:sz w:val="24"/>
           <w:u w:val="single"/>
         </w:rPr>
-        <w:hyperlink r:id="rId25" w:history="1">
+        <w:hyperlink r:id="rId26" w:history="1">
           <w:r>
             <w:rPr>
               <w:rStyle w:val="Hyperlink"/>
@@ -4274,7 +4223,7 @@
           <w:sz w:val="24"/>
           <w:u w:val="single"/>
         </w:rPr>
-        <w:hyperlink r:id="rId25" w:history="1">
+        <w:hyperlink r:id="rId26" w:history="1">
           <w:r>
             <w:rPr>
               <w:rStyle w:val="Hyperlink"/>
@@ -4292,7 +4241,7 @@
           <w:sz w:val="24"/>
           <w:u w:val="single"/>
         </w:rPr>
-        <w:hyperlink r:id="rId25" w:history="1">
+        <w:hyperlink r:id="rId26" w:history="1">
           <w:r>
             <w:rPr>
               <w:rStyle w:val="Hyperlink"/>
@@ -4323,7 +4272,14 @@
           <w:sz w:val="24"/>
           <w:u w:val="single"/>
         </w:rPr>
-        <w:t>Mus</w:t>
+        <w:hyperlink r:id="rId28" w:history="1">
+          <w:r>
+            <w:rPr>
+              <w:rStyle w:val="Hyperlink"/>
+            </w:rPr>
+            <w:t>Mus</w:t>
+          </w:r>
+        </w:hyperlink>
       </w:r>
       <w:r>
         <w:rPr>
@@ -4334,7 +4290,7 @@
           <w:sz w:val="24"/>
           <w:u w:val="single"/>
         </w:rPr>
-        <w:hyperlink r:id="rId27" w:history="1">
+        <w:hyperlink r:id="rId29" w:history="1">
           <w:r>
             <w:rPr>
               <w:rStyle w:val="Hyperlink"/>
@@ -4363,7 +4319,7 @@
           <w:sz w:val="24"/>
           <w:u w:val="single"/>
         </w:rPr>
-        <w:hyperlink r:id="rId27" w:history="1">
+        <w:hyperlink r:id="rId29" w:history="1">
           <w:r>
             <w:rPr>
               <w:rStyle w:val="Hyperlink"/>
@@ -4381,7 +4337,7 @@
           <w:sz w:val="24"/>
           <w:u w:val="single"/>
         </w:rPr>
-        <w:hyperlink r:id="rId27" w:history="1">
+        <w:hyperlink r:id="rId29" w:history="1">
           <w:r>
             <w:rPr>
               <w:rStyle w:val="Hyperlink"/>
@@ -4399,7 +4355,7 @@
           <w:color w:val="000000"/>
           <w:sz w:val="24"/>
         </w:rPr>
-        <w:hyperlink r:id="rId27" w:history="1">
+        <w:hyperlink r:id="rId29" w:history="1">
           <w:r>
             <w:rPr>
               <w:rStyle w:val="Hyperlink"/>
@@ -4467,7 +4423,7 @@
           <w:sz w:val="24"/>
           <w:u w:val="single"/>
         </w:rPr>
-        <w:hyperlink r:id="rId28" w:history="1">
+        <w:hyperlink r:id="rId30" w:history="1">
           <w:r>
             <w:rPr>
               <w:rStyle w:val="Hyperlink"/>
@@ -4485,7 +4441,7 @@
           <w:sz w:val="24"/>
           <w:u w:val="single"/>
         </w:rPr>
-        <w:hyperlink r:id="rId28" w:history="1">
+        <w:hyperlink r:id="rId30" w:history="1">
           <w:r>
             <w:rPr>
               <w:rStyle w:val="Hyperlink"/>
@@ -4514,7 +4470,7 @@
           <w:sz w:val="24"/>
           <w:u w:val="single"/>
         </w:rPr>
-        <w:hyperlink r:id="rId28" w:history="1">
+        <w:hyperlink r:id="rId30" w:history="1">
           <w:r>
             <w:rPr>
               <w:rStyle w:val="Hyperlink"/>
@@ -4592,7 +4548,7 @@
           <w:sz w:val="24"/>
           <w:u w:val="single"/>
         </w:rPr>
-        <w:hyperlink r:id="rId29" w:history="1">
+        <w:hyperlink r:id="rId31" w:history="1">
           <w:r>
             <w:rPr>
               <w:rStyle w:val="Hyperlink"/>
@@ -4621,7 +4577,7 @@
           <w:sz w:val="24"/>
           <w:u w:val="single"/>
         </w:rPr>
-        <w:hyperlink r:id="rId29" w:history="1">
+        <w:hyperlink r:id="rId31" w:history="1">
           <w:r>
             <w:rPr>
               <w:rStyle w:val="Hyperlink"/>
@@ -4649,7 +4605,7 @@
           <w:sz w:val="24"/>
           <w:u w:val="single"/>
         </w:rPr>
-        <w:hyperlink r:id="rId30" w:history="1">
+        <w:hyperlink r:id="rId32" w:history="1">
           <w:r>
             <w:rPr>
               <w:rStyle w:val="Hyperlink"/>
@@ -4677,7 +4633,7 @@
           <w:color w:val="000000"/>
           <w:sz w:val="24"/>
         </w:rPr>
-        <w:hyperlink r:id="rId29" w:history="1">
+        <w:hyperlink r:id="rId31" w:history="1">
           <w:r>
             <w:rPr>
               <w:rStyle w:val="Hyperlink"/>
@@ -4695,7 +4651,7 @@
           <w:color w:val="000000"/>
           <w:sz w:val="24"/>
         </w:rPr>
-        <w:hyperlink r:id="rId29" w:history="1">
+        <w:hyperlink r:id="rId31" w:history="1">
           <w:r>
             <w:rPr>
               <w:rStyle w:val="Hyperlink"/>
@@ -4723,7 +4679,7 @@
           <w:color w:val="000000"/>
           <w:sz w:val="24"/>
         </w:rPr>
-        <w:hyperlink r:id="rId30" w:history="1">
+        <w:hyperlink r:id="rId32" w:history="1">
           <w:r>
             <w:rPr>
               <w:rStyle w:val="Hyperlink"/>

--- a/EXPORTS/DOCX/published/niveau2/English/Indonesia.docx
+++ b/EXPORTS/DOCX/published/niveau2/English/Indonesia.docx
@@ -1205,32 +1205,7 @@
           <w:color w:val="000000"/>
           <w:sz w:val="24"/>
         </w:rPr>
-        <w:hyperlink r:id="rId12" w:history="1">
-          <w:r>
-            <w:rPr>
-              <w:rStyle w:val="Hyperlink"/>
-            </w:rPr>
-            <w:t>h</w:t>
-          </w:r>
-        </w:hyperlink>
-      </w:r>
-      <w:r>
-        <w:rPr>
-          <w:u w:val="single" w:color="0000ff"/>
-          <w:rFonts w:ascii="Charis SIL Regular" w:hAnsi="Charis SIL Regular" w:eastAsia="Charis SIL Regular"/>
-          <w:b w:val="0"/>
-          <w:i w:val="0"/>
-          <w:color w:val="000000"/>
-          <w:sz w:val="24"/>
-        </w:rPr>
-        <w:hyperlink r:id="rId12" w:history="1">
-          <w:r>
-            <w:rPr>
-              <w:rStyle w:val="Hyperlink"/>
-            </w:rPr>
-            <w:t>e Batavia</w:t>
-          </w:r>
-        </w:hyperlink>
+        <w:t>he Batavia</w:t>
       </w:r>
       <w:r>
         <w:rPr>
@@ -1721,7 +1696,18 @@
           <w:color w:val="000000"/>
           <w:sz w:val="24"/>
         </w:rPr>
-        <w:t>and 2023. Many more objects in Dutch m</w:t>
+        <w:t>and 2023. Many more objects in</w:t>
+      </w:r>
+      <w:r>
+        <w:rPr>
+          <w:u w:val="single" w:color="0000ff"/>
+          <w:rFonts w:ascii="Charis SIL Regular" w:hAnsi="Charis SIL Regular" w:eastAsia="Charis SIL Regular"/>
+          <w:b w:val="0"/>
+          <w:i w:val="0"/>
+          <w:color w:val="000000"/>
+          <w:sz w:val="24"/>
+        </w:rPr>
+        <w:t xml:space="preserve"> Dutch m</w:t>
       </w:r>
       <w:r>
         <w:rPr>
@@ -1839,36 +1825,7 @@
           <w:color w:val="000000"/>
           <w:sz w:val="24"/>
         </w:rPr>
-        <w:t>more information about researching individual soldiers and obje</w:t>
-      </w:r>
-      <w:r>
-        <w:rPr>
-          <w:u w:val="single" w:color="0000ff"/>
-          <w:rFonts w:ascii="Charis SIL Regular" w:hAnsi="Charis SIL Regular" w:eastAsia="Charis SIL Regular"/>
-          <w:b w:val="0"/>
-          <w:i w:val="0"/>
-          <w:color w:val="000000"/>
-          <w:sz w:val="24"/>
-        </w:rPr>
-        <w:t>c</w:t>
-      </w:r>
-      <w:r>
-        <w:rPr>
-          <w:u w:val="single" w:color="0000ff"/>
-          <w:rFonts w:ascii="Charis SIL Regular" w:hAnsi="Charis SIL Regular" w:eastAsia="Charis SIL Regular"/>
-          <w:b w:val="0"/>
-          <w:i w:val="0"/>
-          <w:color w:val="000000"/>
-          <w:sz w:val="24"/>
-        </w:rPr>
-        <w:hyperlink r:id="rId16" w:history="1">
-          <w:r>
-            <w:rPr>
-              <w:rStyle w:val="Hyperlink"/>
-            </w:rPr>
-            <w:t>ts they b</w:t>
-          </w:r>
-        </w:hyperlink>
+        <w:t>more information about researching individual soldiers and objects they b</w:t>
       </w:r>
       <w:r>
         <w:rPr>
@@ -2741,6 +2698,7 @@
           <w:i w:val="0"/>
           <w:color w:val="0000FF"/>
           <w:sz w:val="24"/>
+          <w:u w:val="single"/>
         </w:rPr>
         <w:hyperlink r:id="rId22" w:history="1">
           <w:r>
@@ -2966,7 +2924,7 @@
           <w:sz w:val="24"/>
           <w:u w:val="single"/>
         </w:rPr>
-        <w:hyperlink r:id="rId10" w:history="1">
+        <w:hyperlink r:id="rId22" w:history="1">
           <w:r>
             <w:rPr>
               <w:rStyle w:val="Hyperlink"/>
@@ -2984,7 +2942,7 @@
           <w:sz w:val="24"/>
           <w:u w:val="single"/>
         </w:rPr>
-        <w:hyperlink r:id="rId10" w:history="1">
+        <w:hyperlink r:id="rId22" w:history="1">
           <w:r>
             <w:rPr>
               <w:rStyle w:val="Hyperlink"/>
@@ -3002,7 +2960,7 @@
           <w:sz w:val="24"/>
           <w:u w:val="single"/>
         </w:rPr>
-        <w:hyperlink r:id="rId10" w:history="1">
+        <w:hyperlink r:id="rId22" w:history="1">
           <w:r>
             <w:rPr>
               <w:rStyle w:val="Hyperlink"/>
@@ -3031,7 +2989,7 @@
           <w:sz w:val="24"/>
           <w:u w:val="single"/>
         </w:rPr>
-        <w:hyperlink r:id="rId10" w:history="1">
+        <w:hyperlink r:id="rId22" w:history="1">
           <w:r>
             <w:rPr>
               <w:rStyle w:val="Hyperlink"/>
@@ -3060,7 +3018,7 @@
           <w:sz w:val="24"/>
           <w:u w:val="single"/>
         </w:rPr>
-        <w:hyperlink r:id="rId10" w:history="1">
+        <w:hyperlink r:id="rId22" w:history="1">
           <w:r>
             <w:rPr>
               <w:rStyle w:val="Hyperlink"/>
@@ -3198,13 +3156,78 @@
       </w:r>
       <w:r>
         <w:rPr>
+          <w:u w:val="single" w:color="0000ff"/>
           <w:rFonts w:ascii="Charis SIL Regular" w:hAnsi="Charis SIL Regular" w:eastAsia="Charis SIL Regular"/>
           <w:b w:val="0"/>
           <w:i w:val="0"/>
           <w:color w:val="000000"/>
           <w:sz w:val="24"/>
         </w:rPr>
-        <w:t>findings of scien</w:t>
+        <w:hyperlink r:id="rId22" w:history="1">
+          <w:r>
+            <w:rPr>
+              <w:rStyle w:val="Hyperlink"/>
+            </w:rPr>
+            <w:t xml:space="preserve">findings </w:t>
+          </w:r>
+        </w:hyperlink>
+      </w:r>
+      <w:r>
+        <w:rPr>
+          <w:u w:val="single" w:color="0000ff"/>
+          <w:rFonts w:ascii="Charis SIL Regular" w:hAnsi="Charis SIL Regular" w:eastAsia="Charis SIL Regular"/>
+          <w:b w:val="0"/>
+          <w:i w:val="0"/>
+          <w:color w:val="000000"/>
+          <w:sz w:val="24"/>
+        </w:rPr>
+        <w:t>o</w:t>
+      </w:r>
+      <w:r>
+        <w:rPr>
+          <w:u w:val="single" w:color="0000ff"/>
+          <w:rFonts w:ascii="Charis SIL Regular" w:hAnsi="Charis SIL Regular" w:eastAsia="Charis SIL Regular"/>
+          <w:b w:val="0"/>
+          <w:i w:val="0"/>
+          <w:color w:val="000000"/>
+          <w:sz w:val="24"/>
+        </w:rPr>
+        <w:hyperlink r:id="rId22" w:history="1">
+          <w:r>
+            <w:rPr>
+              <w:rStyle w:val="Hyperlink"/>
+            </w:rPr>
+            <w:t>f</w:t>
+          </w:r>
+        </w:hyperlink>
+      </w:r>
+      <w:r>
+        <w:rPr>
+          <w:u w:val="single" w:color="0000ff"/>
+          <w:rFonts w:ascii="Charis SIL Regular" w:hAnsi="Charis SIL Regular" w:eastAsia="Charis SIL Regular"/>
+          <w:b w:val="0"/>
+          <w:i w:val="0"/>
+          <w:color w:val="000000"/>
+          <w:sz w:val="24"/>
+        </w:rPr>
+        <w:hyperlink r:id="rId22" w:history="1">
+          <w:r>
+            <w:rPr>
+              <w:rStyle w:val="Hyperlink"/>
+            </w:rPr>
+            <w:t xml:space="preserve"> scie</w:t>
+          </w:r>
+        </w:hyperlink>
+      </w:r>
+      <w:r>
+        <w:rPr>
+          <w:rFonts w:ascii="Charis SIL Regular" w:hAnsi="Charis SIL Regular" w:eastAsia="Charis SIL Regular"/>
+          <w:b w:val="0"/>
+          <w:i w:val="0"/>
+          <w:color w:val="000000"/>
+          <w:sz w:val="24"/>
+        </w:rPr>
+        <w:t>n</w:t>
       </w:r>
       <w:r>
         <w:rPr>
@@ -4158,7 +4181,7 @@
           <w:sz w:val="24"/>
           <w:u w:val="single"/>
         </w:rPr>
-        <w:hyperlink r:id="rId26" w:history="1">
+        <w:hyperlink r:id="rId28" w:history="1">
           <w:r>
             <w:rPr>
               <w:rStyle w:val="Hyperlink"/>
@@ -4187,7 +4210,7 @@
           <w:sz w:val="24"/>
           <w:u w:val="single"/>
         </w:rPr>
-        <w:hyperlink r:id="rId26" w:history="1">
+        <w:hyperlink r:id="rId28" w:history="1">
           <w:r>
             <w:rPr>
               <w:rStyle w:val="Hyperlink"/>
@@ -4205,7 +4228,7 @@
           <w:sz w:val="24"/>
           <w:u w:val="single"/>
         </w:rPr>
-        <w:hyperlink r:id="rId26" w:history="1">
+        <w:hyperlink r:id="rId28" w:history="1">
           <w:r>
             <w:rPr>
               <w:rStyle w:val="Hyperlink"/>
@@ -4223,7 +4246,7 @@
           <w:sz w:val="24"/>
           <w:u w:val="single"/>
         </w:rPr>
-        <w:hyperlink r:id="rId26" w:history="1">
+        <w:hyperlink r:id="rId28" w:history="1">
           <w:r>
             <w:rPr>
               <w:rStyle w:val="Hyperlink"/>
@@ -4241,7 +4264,7 @@
           <w:sz w:val="24"/>
           <w:u w:val="single"/>
         </w:rPr>
-        <w:hyperlink r:id="rId26" w:history="1">
+        <w:hyperlink r:id="rId28" w:history="1">
           <w:r>
             <w:rPr>
               <w:rStyle w:val="Hyperlink"/>
@@ -4270,27 +4293,19 @@
           <w:i w:val="0"/>
           <w:color w:val="0000FF"/>
           <w:sz w:val="24"/>
+        </w:rPr>
+        <w:t>Mus</w:t>
+      </w:r>
+      <w:r>
+        <w:rPr>
+          <w:rFonts w:ascii="Charis SIL Regular" w:hAnsi="Charis SIL Regular" w:eastAsia="Charis SIL Regular"/>
+          <w:b w:val="0"/>
+          <w:i w:val="0"/>
+          <w:color w:val="0000FF"/>
+          <w:sz w:val="24"/>
           <w:u w:val="single"/>
         </w:rPr>
         <w:hyperlink r:id="rId28" w:history="1">
-          <w:r>
-            <w:rPr>
-              <w:rStyle w:val="Hyperlink"/>
-            </w:rPr>
-            <w:t>Mus</w:t>
-          </w:r>
-        </w:hyperlink>
-      </w:r>
-      <w:r>
-        <w:rPr>
-          <w:rFonts w:ascii="Charis SIL Regular" w:hAnsi="Charis SIL Regular" w:eastAsia="Charis SIL Regular"/>
-          <w:b w:val="0"/>
-          <w:i w:val="0"/>
-          <w:color w:val="0000FF"/>
-          <w:sz w:val="24"/>
-          <w:u w:val="single"/>
-        </w:rPr>
-        <w:hyperlink r:id="rId29" w:history="1">
           <w:r>
             <w:rPr>
               <w:rStyle w:val="Hyperlink"/>
@@ -4319,7 +4334,7 @@
           <w:sz w:val="24"/>
           <w:u w:val="single"/>
         </w:rPr>
-        <w:hyperlink r:id="rId29" w:history="1">
+        <w:hyperlink r:id="rId28" w:history="1">
           <w:r>
             <w:rPr>
               <w:rStyle w:val="Hyperlink"/>
@@ -4337,7 +4352,7 @@
           <w:sz w:val="24"/>
           <w:u w:val="single"/>
         </w:rPr>
-        <w:hyperlink r:id="rId29" w:history="1">
+        <w:hyperlink r:id="rId28" w:history="1">
           <w:r>
             <w:rPr>
               <w:rStyle w:val="Hyperlink"/>
@@ -4355,7 +4370,7 @@
           <w:color w:val="000000"/>
           <w:sz w:val="24"/>
         </w:rPr>
-        <w:hyperlink r:id="rId29" w:history="1">
+        <w:hyperlink r:id="rId28" w:history="1">
           <w:r>
             <w:rPr>
               <w:rStyle w:val="Hyperlink"/>
@@ -4423,7 +4438,7 @@
           <w:sz w:val="24"/>
           <w:u w:val="single"/>
         </w:rPr>
-        <w:hyperlink r:id="rId30" w:history="1">
+        <w:hyperlink r:id="rId29" w:history="1">
           <w:r>
             <w:rPr>
               <w:rStyle w:val="Hyperlink"/>
@@ -4441,7 +4456,7 @@
           <w:sz w:val="24"/>
           <w:u w:val="single"/>
         </w:rPr>
-        <w:hyperlink r:id="rId30" w:history="1">
+        <w:hyperlink r:id="rId29" w:history="1">
           <w:r>
             <w:rPr>
               <w:rStyle w:val="Hyperlink"/>
@@ -4470,7 +4485,7 @@
           <w:sz w:val="24"/>
           <w:u w:val="single"/>
         </w:rPr>
-        <w:hyperlink r:id="rId30" w:history="1">
+        <w:hyperlink r:id="rId29" w:history="1">
           <w:r>
             <w:rPr>
               <w:rStyle w:val="Hyperlink"/>
@@ -4548,7 +4563,7 @@
           <w:sz w:val="24"/>
           <w:u w:val="single"/>
         </w:rPr>
-        <w:hyperlink r:id="rId31" w:history="1">
+        <w:hyperlink r:id="rId30" w:history="1">
           <w:r>
             <w:rPr>
               <w:rStyle w:val="Hyperlink"/>
@@ -4577,7 +4592,7 @@
           <w:sz w:val="24"/>
           <w:u w:val="single"/>
         </w:rPr>
-        <w:hyperlink r:id="rId31" w:history="1">
+        <w:hyperlink r:id="rId30" w:history="1">
           <w:r>
             <w:rPr>
               <w:rStyle w:val="Hyperlink"/>
@@ -4605,7 +4620,7 @@
           <w:sz w:val="24"/>
           <w:u w:val="single"/>
         </w:rPr>
-        <w:hyperlink r:id="rId32" w:history="1">
+        <w:hyperlink r:id="rId31" w:history="1">
           <w:r>
             <w:rPr>
               <w:rStyle w:val="Hyperlink"/>
@@ -4633,14 +4648,7 @@
           <w:color w:val="000000"/>
           <w:sz w:val="24"/>
         </w:rPr>
-        <w:hyperlink r:id="rId31" w:history="1">
-          <w:r>
-            <w:rPr>
-              <w:rStyle w:val="Hyperlink"/>
-            </w:rPr>
-            <w:t>ves an</w:t>
-          </w:r>
-        </w:hyperlink>
+        <w:t>ves an</w:t>
       </w:r>
       <w:r>
         <w:rPr>
@@ -4651,7 +4659,7 @@
           <w:color w:val="000000"/>
           <w:sz w:val="24"/>
         </w:rPr>
-        <w:hyperlink r:id="rId31" w:history="1">
+        <w:hyperlink r:id="rId30" w:history="1">
           <w:r>
             <w:rPr>
               <w:rStyle w:val="Hyperlink"/>
@@ -4679,7 +4687,7 @@
           <w:color w:val="000000"/>
           <w:sz w:val="24"/>
         </w:rPr>
-        <w:hyperlink r:id="rId32" w:history="1">
+        <w:hyperlink r:id="rId31" w:history="1">
           <w:r>
             <w:rPr>
               <w:rStyle w:val="Hyperlink"/>

--- a/EXPORTS/DOCX/published/niveau2/English/Indonesia.docx
+++ b/EXPORTS/DOCX/published/niveau2/English/Indonesia.docx
@@ -1205,7 +1205,32 @@
           <w:color w:val="000000"/>
           <w:sz w:val="24"/>
         </w:rPr>
-        <w:t>he Batavia</w:t>
+        <w:hyperlink r:id="rId12" w:history="1">
+          <w:r>
+            <w:rPr>
+              <w:rStyle w:val="Hyperlink"/>
+            </w:rPr>
+            <w:t>h</w:t>
+          </w:r>
+        </w:hyperlink>
+      </w:r>
+      <w:r>
+        <w:rPr>
+          <w:u w:val="single" w:color="0000ff"/>
+          <w:rFonts w:ascii="Charis SIL Regular" w:hAnsi="Charis SIL Regular" w:eastAsia="Charis SIL Regular"/>
+          <w:b w:val="0"/>
+          <w:i w:val="0"/>
+          <w:color w:val="000000"/>
+          <w:sz w:val="24"/>
+        </w:rPr>
+        <w:hyperlink r:id="rId12" w:history="1">
+          <w:r>
+            <w:rPr>
+              <w:rStyle w:val="Hyperlink"/>
+            </w:rPr>
+            <w:t>e Batavia</w:t>
+          </w:r>
+        </w:hyperlink>
       </w:r>
       <w:r>
         <w:rPr>
@@ -1244,13 +1269,57 @@
       </w:r>
       <w:r>
         <w:rPr>
+          <w:u w:val="single" w:color="0000ff"/>
           <w:rFonts w:ascii="Charis SIL Regular" w:hAnsi="Charis SIL Regular" w:eastAsia="Charis SIL Regular"/>
           <w:b w:val="0"/>
           <w:i w:val="0"/>
           <w:color w:val="000000"/>
           <w:sz w:val="24"/>
         </w:rPr>
-        <w:t xml:space="preserve">Genootschap, see </w:t>
+        <w:hyperlink r:id="rId12" w:history="1">
+          <w:r>
+            <w:rPr>
+              <w:rStyle w:val="Hyperlink"/>
+            </w:rPr>
+            <w:t>Genoo</w:t>
+          </w:r>
+        </w:hyperlink>
+      </w:r>
+      <w:r>
+        <w:rPr>
+          <w:u w:val="single" w:color="0000ff"/>
+          <w:rFonts w:ascii="Charis SIL Regular" w:hAnsi="Charis SIL Regular" w:eastAsia="Charis SIL Regular"/>
+          <w:b w:val="0"/>
+          <w:i w:val="0"/>
+          <w:color w:val="000000"/>
+          <w:sz w:val="24"/>
+        </w:rPr>
+        <w:hyperlink r:id="rId12" w:history="1">
+          <w:r>
+            <w:rPr>
+              <w:rStyle w:val="Hyperlink"/>
+            </w:rPr>
+            <w:t>t</w:t>
+          </w:r>
+        </w:hyperlink>
+      </w:r>
+      <w:r>
+        <w:rPr>
+          <w:u w:val="single" w:color="0000ff"/>
+          <w:rFonts w:ascii="Charis SIL Regular" w:hAnsi="Charis SIL Regular" w:eastAsia="Charis SIL Regular"/>
+          <w:b w:val="0"/>
+          <w:i w:val="0"/>
+          <w:color w:val="000000"/>
+          <w:sz w:val="24"/>
+        </w:rPr>
+        <w:hyperlink r:id="rId12" w:history="1">
+          <w:r>
+            <w:rPr>
+              <w:rStyle w:val="Hyperlink"/>
+            </w:rPr>
+            <w:t xml:space="preserve">schap, see </w:t>
+          </w:r>
+        </w:hyperlink>
       </w:r>
       <w:r>
         <w:rPr>
@@ -1707,7 +1776,25 @@
           <w:color w:val="000000"/>
           <w:sz w:val="24"/>
         </w:rPr>
-        <w:t xml:space="preserve"> Dutch m</w:t>
+        <w:hyperlink r:id="rId15" w:history="1">
+          <w:r>
+            <w:rPr>
+              <w:rStyle w:val="Hyperlink"/>
+            </w:rPr>
+            <w:t xml:space="preserve"> Dutch </w:t>
+          </w:r>
+        </w:hyperlink>
+      </w:r>
+      <w:r>
+        <w:rPr>
+          <w:u w:val="single" w:color="0000ff"/>
+          <w:rFonts w:ascii="Charis SIL Regular" w:hAnsi="Charis SIL Regular" w:eastAsia="Charis SIL Regular"/>
+          <w:b w:val="0"/>
+          <w:i w:val="0"/>
+          <w:color w:val="000000"/>
+          <w:sz w:val="24"/>
+        </w:rPr>
+        <w:t>m</w:t>
       </w:r>
       <w:r>
         <w:rPr>
@@ -1825,7 +1912,36 @@
           <w:color w:val="000000"/>
           <w:sz w:val="24"/>
         </w:rPr>
-        <w:t>more information about researching individual soldiers and objects they b</w:t>
+        <w:t>more information about researching individual soldiers and obje</w:t>
+      </w:r>
+      <w:r>
+        <w:rPr>
+          <w:u w:val="single" w:color="0000ff"/>
+          <w:rFonts w:ascii="Charis SIL Regular" w:hAnsi="Charis SIL Regular" w:eastAsia="Charis SIL Regular"/>
+          <w:b w:val="0"/>
+          <w:i w:val="0"/>
+          <w:color w:val="000000"/>
+          <w:sz w:val="24"/>
+        </w:rPr>
+        <w:t>c</w:t>
+      </w:r>
+      <w:r>
+        <w:rPr>
+          <w:u w:val="single" w:color="0000ff"/>
+          <w:rFonts w:ascii="Charis SIL Regular" w:hAnsi="Charis SIL Regular" w:eastAsia="Charis SIL Regular"/>
+          <w:b w:val="0"/>
+          <w:i w:val="0"/>
+          <w:color w:val="000000"/>
+          <w:sz w:val="24"/>
+        </w:rPr>
+        <w:hyperlink r:id="rId16" w:history="1">
+          <w:r>
+            <w:rPr>
+              <w:rStyle w:val="Hyperlink"/>
+            </w:rPr>
+            <w:t>ts they b</w:t>
+          </w:r>
+        </w:hyperlink>
       </w:r>
       <w:r>
         <w:rPr>
@@ -2314,7 +2430,7 @@
           <w:sz w:val="24"/>
           <w:u w:val="single"/>
         </w:rPr>
-        <w:hyperlink r:id="rId21" w:history="1">
+        <w:hyperlink r:id="rId20" w:history="1">
           <w:r>
             <w:rPr>
               <w:rStyle w:val="Hyperlink"/>
@@ -2332,7 +2448,7 @@
           <w:sz w:val="24"/>
           <w:u w:val="single"/>
         </w:rPr>
-        <w:hyperlink r:id="rId21" w:history="1">
+        <w:hyperlink r:id="rId20" w:history="1">
           <w:r>
             <w:rPr>
               <w:rStyle w:val="Hyperlink"/>
@@ -2698,7 +2814,6 @@
           <w:i w:val="0"/>
           <w:color w:val="0000FF"/>
           <w:sz w:val="24"/>
-          <w:u w:val="single"/>
         </w:rPr>
         <w:hyperlink r:id="rId22" w:history="1">
           <w:r>
@@ -2859,7 +2974,7 @@
           <w:sz w:val="24"/>
           <w:u w:val="single"/>
         </w:rPr>
-        <w:hyperlink r:id="rId22" w:history="1">
+        <w:hyperlink r:id="rId10" w:history="1">
           <w:r>
             <w:rPr>
               <w:rStyle w:val="Hyperlink"/>
@@ -2877,7 +2992,7 @@
           <w:sz w:val="24"/>
           <w:u w:val="single"/>
         </w:rPr>
-        <w:hyperlink r:id="rId22" w:history="1">
+        <w:hyperlink r:id="rId10" w:history="1">
           <w:r>
             <w:rPr>
               <w:rStyle w:val="Hyperlink"/>
@@ -2906,7 +3021,7 @@
           <w:sz w:val="24"/>
           <w:u w:val="single"/>
         </w:rPr>
-        <w:hyperlink r:id="rId22" w:history="1">
+        <w:hyperlink r:id="rId10" w:history="1">
           <w:r>
             <w:rPr>
               <w:rStyle w:val="Hyperlink"/>
@@ -2924,7 +3039,7 @@
           <w:sz w:val="24"/>
           <w:u w:val="single"/>
         </w:rPr>
-        <w:hyperlink r:id="rId22" w:history="1">
+        <w:hyperlink r:id="rId10" w:history="1">
           <w:r>
             <w:rPr>
               <w:rStyle w:val="Hyperlink"/>
@@ -2942,7 +3057,7 @@
           <w:sz w:val="24"/>
           <w:u w:val="single"/>
         </w:rPr>
-        <w:hyperlink r:id="rId22" w:history="1">
+        <w:hyperlink r:id="rId10" w:history="1">
           <w:r>
             <w:rPr>
               <w:rStyle w:val="Hyperlink"/>
@@ -2960,7 +3075,7 @@
           <w:sz w:val="24"/>
           <w:u w:val="single"/>
         </w:rPr>
-        <w:hyperlink r:id="rId22" w:history="1">
+        <w:hyperlink r:id="rId10" w:history="1">
           <w:r>
             <w:rPr>
               <w:rStyle w:val="Hyperlink"/>
@@ -2989,7 +3104,7 @@
           <w:sz w:val="24"/>
           <w:u w:val="single"/>
         </w:rPr>
-        <w:hyperlink r:id="rId22" w:history="1">
+        <w:hyperlink r:id="rId10" w:history="1">
           <w:r>
             <w:rPr>
               <w:rStyle w:val="Hyperlink"/>
@@ -3215,19 +3330,9 @@
             <w:rPr>
               <w:rStyle w:val="Hyperlink"/>
             </w:rPr>
-            <w:t xml:space="preserve"> scie</w:t>
+            <w:t xml:space="preserve"> scien</w:t>
           </w:r>
         </w:hyperlink>
-      </w:r>
-      <w:r>
-        <w:rPr>
-          <w:rFonts w:ascii="Charis SIL Regular" w:hAnsi="Charis SIL Regular" w:eastAsia="Charis SIL Regular"/>
-          <w:b w:val="0"/>
-          <w:i w:val="0"/>
-          <w:color w:val="000000"/>
-          <w:sz w:val="24"/>
-        </w:rPr>
-        <w:t>n</w:t>
       </w:r>
       <w:r>
         <w:rPr>
@@ -3243,29 +3348,13 @@
             <w:rPr>
               <w:rStyle w:val="Hyperlink"/>
             </w:rPr>
-            <w:t>tif</w:t>
+            <w:t>tifi</w:t>
           </w:r>
         </w:hyperlink>
       </w:r>
       <w:r>
         <w:rPr>
-          <w:rFonts w:ascii="Charis SIL Regular" w:hAnsi="Charis SIL Regular" w:eastAsia="Charis SIL Regular"/>
-          <w:b w:val="0"/>
-          <w:i w:val="0"/>
-          <w:color w:val="000000"/>
-          <w:sz w:val="24"/>
-        </w:rPr>
-        <w:hyperlink r:id="rId22" w:history="1">
-          <w:r>
-            <w:rPr>
-              <w:rStyle w:val="Hyperlink"/>
-            </w:rPr>
-            <w:t>i</w:t>
-          </w:r>
-        </w:hyperlink>
-      </w:r>
-      <w:r>
-        <w:rPr>
+          <w:u w:val="single" w:color="0000ff"/>
           <w:rFonts w:ascii="Charis SIL Regular" w:hAnsi="Charis SIL Regular" w:eastAsia="Charis SIL Regular"/>
           <w:b w:val="0"/>
           <w:i w:val="0"/>
@@ -3317,9 +3406,19 @@
             <w:rPr>
               <w:rStyle w:val="Hyperlink"/>
             </w:rPr>
-            <w:t>ere pub</w:t>
+            <w:t>ere p</w:t>
           </w:r>
         </w:hyperlink>
+      </w:r>
+      <w:r>
+        <w:rPr>
+          <w:rFonts w:ascii="Charis SIL Regular" w:hAnsi="Charis SIL Regular" w:eastAsia="Charis SIL Regular"/>
+          <w:b w:val="0"/>
+          <w:i w:val="0"/>
+          <w:color w:val="000000"/>
+          <w:sz w:val="24"/>
+        </w:rPr>
+        <w:t>ub</w:t>
       </w:r>
       <w:r>
         <w:rPr>
@@ -4228,7 +4327,7 @@
           <w:sz w:val="24"/>
           <w:u w:val="single"/>
         </w:rPr>
-        <w:hyperlink r:id="rId28" w:history="1">
+        <w:hyperlink r:id="rId26" w:history="1">
           <w:r>
             <w:rPr>
               <w:rStyle w:val="Hyperlink"/>
@@ -4246,7 +4345,7 @@
           <w:sz w:val="24"/>
           <w:u w:val="single"/>
         </w:rPr>
-        <w:hyperlink r:id="rId28" w:history="1">
+        <w:hyperlink r:id="rId26" w:history="1">
           <w:r>
             <w:rPr>
               <w:rStyle w:val="Hyperlink"/>
@@ -4264,7 +4363,7 @@
           <w:sz w:val="24"/>
           <w:u w:val="single"/>
         </w:rPr>
-        <w:hyperlink r:id="rId28" w:history="1">
+        <w:hyperlink r:id="rId26" w:history="1">
           <w:r>
             <w:rPr>
               <w:rStyle w:val="Hyperlink"/>
@@ -4294,7 +4393,14 @@
           <w:color w:val="0000FF"/>
           <w:sz w:val="24"/>
         </w:rPr>
-        <w:t>Mus</w:t>
+        <w:hyperlink r:id="rId29" w:history="1">
+          <w:r>
+            <w:rPr>
+              <w:rStyle w:val="Hyperlink"/>
+            </w:rPr>
+            <w:t>Mus</w:t>
+          </w:r>
+        </w:hyperlink>
       </w:r>
       <w:r>
         <w:rPr>
@@ -4438,7 +4544,7 @@
           <w:sz w:val="24"/>
           <w:u w:val="single"/>
         </w:rPr>
-        <w:hyperlink r:id="rId29" w:history="1">
+        <w:hyperlink r:id="rId30" w:history="1">
           <w:r>
             <w:rPr>
               <w:rStyle w:val="Hyperlink"/>
@@ -4456,7 +4562,7 @@
           <w:sz w:val="24"/>
           <w:u w:val="single"/>
         </w:rPr>
-        <w:hyperlink r:id="rId29" w:history="1">
+        <w:hyperlink r:id="rId30" w:history="1">
           <w:r>
             <w:rPr>
               <w:rStyle w:val="Hyperlink"/>
@@ -4485,7 +4591,7 @@
           <w:sz w:val="24"/>
           <w:u w:val="single"/>
         </w:rPr>
-        <w:hyperlink r:id="rId29" w:history="1">
+        <w:hyperlink r:id="rId30" w:history="1">
           <w:r>
             <w:rPr>
               <w:rStyle w:val="Hyperlink"/>
@@ -4563,7 +4669,7 @@
           <w:sz w:val="24"/>
           <w:u w:val="single"/>
         </w:rPr>
-        <w:hyperlink r:id="rId30" w:history="1">
+        <w:hyperlink r:id="rId31" w:history="1">
           <w:r>
             <w:rPr>
               <w:rStyle w:val="Hyperlink"/>
@@ -4592,7 +4698,7 @@
           <w:sz w:val="24"/>
           <w:u w:val="single"/>
         </w:rPr>
-        <w:hyperlink r:id="rId30" w:history="1">
+        <w:hyperlink r:id="rId31" w:history="1">
           <w:r>
             <w:rPr>
               <w:rStyle w:val="Hyperlink"/>
@@ -4620,7 +4726,7 @@
           <w:sz w:val="24"/>
           <w:u w:val="single"/>
         </w:rPr>
-        <w:hyperlink r:id="rId31" w:history="1">
+        <w:hyperlink r:id="rId32" w:history="1">
           <w:r>
             <w:rPr>
               <w:rStyle w:val="Hyperlink"/>
@@ -4648,7 +4754,14 @@
           <w:color w:val="000000"/>
           <w:sz w:val="24"/>
         </w:rPr>
-        <w:t>ves an</w:t>
+        <w:hyperlink r:id="rId31" w:history="1">
+          <w:r>
+            <w:rPr>
+              <w:rStyle w:val="Hyperlink"/>
+            </w:rPr>
+            <w:t>ves an</w:t>
+          </w:r>
+        </w:hyperlink>
       </w:r>
       <w:r>
         <w:rPr>
@@ -4659,7 +4772,7 @@
           <w:color w:val="000000"/>
           <w:sz w:val="24"/>
         </w:rPr>
-        <w:hyperlink r:id="rId30" w:history="1">
+        <w:hyperlink r:id="rId31" w:history="1">
           <w:r>
             <w:rPr>
               <w:rStyle w:val="Hyperlink"/>
@@ -4687,7 +4800,7 @@
           <w:color w:val="000000"/>
           <w:sz w:val="24"/>
         </w:rPr>
-        <w:hyperlink r:id="rId31" w:history="1">
+        <w:hyperlink r:id="rId32" w:history="1">
           <w:r>
             <w:rPr>
               <w:rStyle w:val="Hyperlink"/>

--- a/EXPORTS/DOCX/published/niveau2/English/Indonesia.docx
+++ b/EXPORTS/DOCX/published/niveau2/English/Indonesia.docx
@@ -1269,57 +1269,13 @@
       </w:r>
       <w:r>
         <w:rPr>
-          <w:u w:val="single" w:color="0000ff"/>
           <w:rFonts w:ascii="Charis SIL Regular" w:hAnsi="Charis SIL Regular" w:eastAsia="Charis SIL Regular"/>
           <w:b w:val="0"/>
           <w:i w:val="0"/>
           <w:color w:val="000000"/>
           <w:sz w:val="24"/>
         </w:rPr>
-        <w:hyperlink r:id="rId12" w:history="1">
-          <w:r>
-            <w:rPr>
-              <w:rStyle w:val="Hyperlink"/>
-            </w:rPr>
-            <w:t>Genoo</w:t>
-          </w:r>
-        </w:hyperlink>
-      </w:r>
-      <w:r>
-        <w:rPr>
-          <w:u w:val="single" w:color="0000ff"/>
-          <w:rFonts w:ascii="Charis SIL Regular" w:hAnsi="Charis SIL Regular" w:eastAsia="Charis SIL Regular"/>
-          <w:b w:val="0"/>
-          <w:i w:val="0"/>
-          <w:color w:val="000000"/>
-          <w:sz w:val="24"/>
-        </w:rPr>
-        <w:hyperlink r:id="rId12" w:history="1">
-          <w:r>
-            <w:rPr>
-              <w:rStyle w:val="Hyperlink"/>
-            </w:rPr>
-            <w:t>t</w:t>
-          </w:r>
-        </w:hyperlink>
-      </w:r>
-      <w:r>
-        <w:rPr>
-          <w:u w:val="single" w:color="0000ff"/>
-          <w:rFonts w:ascii="Charis SIL Regular" w:hAnsi="Charis SIL Regular" w:eastAsia="Charis SIL Regular"/>
-          <w:b w:val="0"/>
-          <w:i w:val="0"/>
-          <w:color w:val="000000"/>
-          <w:sz w:val="24"/>
-        </w:rPr>
-        <w:hyperlink r:id="rId12" w:history="1">
-          <w:r>
-            <w:rPr>
-              <w:rStyle w:val="Hyperlink"/>
-            </w:rPr>
-            <w:t xml:space="preserve">schap, see </w:t>
-          </w:r>
-        </w:hyperlink>
+        <w:t xml:space="preserve">Genootschap, see </w:t>
       </w:r>
       <w:r>
         <w:rPr>
@@ -1787,7 +1743,6 @@
       </w:r>
       <w:r>
         <w:rPr>
-          <w:u w:val="single" w:color="0000ff"/>
           <w:rFonts w:ascii="Charis SIL Regular" w:hAnsi="Charis SIL Regular" w:eastAsia="Charis SIL Regular"/>
           <w:b w:val="0"/>
           <w:i w:val="0"/>
@@ -1912,36 +1867,7 @@
           <w:color w:val="000000"/>
           <w:sz w:val="24"/>
         </w:rPr>
-        <w:t>more information about researching individual soldiers and obje</w:t>
-      </w:r>
-      <w:r>
-        <w:rPr>
-          <w:u w:val="single" w:color="0000ff"/>
-          <w:rFonts w:ascii="Charis SIL Regular" w:hAnsi="Charis SIL Regular" w:eastAsia="Charis SIL Regular"/>
-          <w:b w:val="0"/>
-          <w:i w:val="0"/>
-          <w:color w:val="000000"/>
-          <w:sz w:val="24"/>
-        </w:rPr>
-        <w:t>c</w:t>
-      </w:r>
-      <w:r>
-        <w:rPr>
-          <w:u w:val="single" w:color="0000ff"/>
-          <w:rFonts w:ascii="Charis SIL Regular" w:hAnsi="Charis SIL Regular" w:eastAsia="Charis SIL Regular"/>
-          <w:b w:val="0"/>
-          <w:i w:val="0"/>
-          <w:color w:val="000000"/>
-          <w:sz w:val="24"/>
-        </w:rPr>
-        <w:hyperlink r:id="rId16" w:history="1">
-          <w:r>
-            <w:rPr>
-              <w:rStyle w:val="Hyperlink"/>
-            </w:rPr>
-            <w:t>ts they b</w:t>
-          </w:r>
-        </w:hyperlink>
+        <w:t>more information about researching individual soldiers and objects they b</w:t>
       </w:r>
       <w:r>
         <w:rPr>
@@ -2430,7 +2356,7 @@
           <w:sz w:val="24"/>
           <w:u w:val="single"/>
         </w:rPr>
-        <w:hyperlink r:id="rId20" w:history="1">
+        <w:hyperlink r:id="rId21" w:history="1">
           <w:r>
             <w:rPr>
               <w:rStyle w:val="Hyperlink"/>
@@ -2448,7 +2374,7 @@
           <w:sz w:val="24"/>
           <w:u w:val="single"/>
         </w:rPr>
-        <w:hyperlink r:id="rId20" w:history="1">
+        <w:hyperlink r:id="rId21" w:history="1">
           <w:r>
             <w:rPr>
               <w:rStyle w:val="Hyperlink"/>
@@ -2814,6 +2740,7 @@
           <w:i w:val="0"/>
           <w:color w:val="0000FF"/>
           <w:sz w:val="24"/>
+          <w:u w:val="single"/>
         </w:rPr>
         <w:hyperlink r:id="rId22" w:history="1">
           <w:r>
@@ -3021,7 +2948,7 @@
           <w:sz w:val="24"/>
           <w:u w:val="single"/>
         </w:rPr>
-        <w:hyperlink r:id="rId10" w:history="1">
+        <w:hyperlink r:id="rId22" w:history="1">
           <w:r>
             <w:rPr>
               <w:rStyle w:val="Hyperlink"/>
@@ -3039,7 +2966,7 @@
           <w:sz w:val="24"/>
           <w:u w:val="single"/>
         </w:rPr>
-        <w:hyperlink r:id="rId10" w:history="1">
+        <w:hyperlink r:id="rId22" w:history="1">
           <w:r>
             <w:rPr>
               <w:rStyle w:val="Hyperlink"/>
@@ -3057,7 +2984,7 @@
           <w:sz w:val="24"/>
           <w:u w:val="single"/>
         </w:rPr>
-        <w:hyperlink r:id="rId10" w:history="1">
+        <w:hyperlink r:id="rId22" w:history="1">
           <w:r>
             <w:rPr>
               <w:rStyle w:val="Hyperlink"/>
@@ -3133,7 +3060,7 @@
           <w:sz w:val="24"/>
           <w:u w:val="single"/>
         </w:rPr>
-        <w:hyperlink r:id="rId22" w:history="1">
+        <w:hyperlink r:id="rId10" w:history="1">
           <w:r>
             <w:rPr>
               <w:rStyle w:val="Hyperlink"/>
@@ -3348,20 +3275,19 @@
             <w:rPr>
               <w:rStyle w:val="Hyperlink"/>
             </w:rPr>
-            <w:t>tifi</w:t>
+            <w:t>tif</w:t>
           </w:r>
         </w:hyperlink>
       </w:r>
       <w:r>
         <w:rPr>
-          <w:u w:val="single" w:color="0000ff"/>
           <w:rFonts w:ascii="Charis SIL Regular" w:hAnsi="Charis SIL Regular" w:eastAsia="Charis SIL Regular"/>
           <w:b w:val="0"/>
           <w:i w:val="0"/>
           <w:color w:val="000000"/>
           <w:sz w:val="24"/>
         </w:rPr>
-        <w:t>c</w:t>
+        <w:t>ic</w:t>
       </w:r>
       <w:r>
         <w:rPr>
@@ -3406,19 +3332,9 @@
             <w:rPr>
               <w:rStyle w:val="Hyperlink"/>
             </w:rPr>
-            <w:t>ere p</w:t>
+            <w:t>ere pub</w:t>
           </w:r>
         </w:hyperlink>
-      </w:r>
-      <w:r>
-        <w:rPr>
-          <w:rFonts w:ascii="Charis SIL Regular" w:hAnsi="Charis SIL Regular" w:eastAsia="Charis SIL Regular"/>
-          <w:b w:val="0"/>
-          <w:i w:val="0"/>
-          <w:color w:val="000000"/>
-          <w:sz w:val="24"/>
-        </w:rPr>
-        <w:t>ub</w:t>
       </w:r>
       <w:r>
         <w:rPr>
@@ -4280,7 +4196,7 @@
           <w:sz w:val="24"/>
           <w:u w:val="single"/>
         </w:rPr>
-        <w:hyperlink r:id="rId28" w:history="1">
+        <w:hyperlink r:id="rId26" w:history="1">
           <w:r>
             <w:rPr>
               <w:rStyle w:val="Hyperlink"/>
@@ -4309,7 +4225,7 @@
           <w:sz w:val="24"/>
           <w:u w:val="single"/>
         </w:rPr>
-        <w:hyperlink r:id="rId28" w:history="1">
+        <w:hyperlink r:id="rId26" w:history="1">
           <w:r>
             <w:rPr>
               <w:rStyle w:val="Hyperlink"/>
@@ -4392,8 +4308,9 @@
           <w:i w:val="0"/>
           <w:color w:val="0000FF"/>
           <w:sz w:val="24"/>
-        </w:rPr>
-        <w:hyperlink r:id="rId29" w:history="1">
+          <w:u w:val="single"/>
+        </w:rPr>
+        <w:hyperlink r:id="rId28" w:history="1">
           <w:r>
             <w:rPr>
               <w:rStyle w:val="Hyperlink"/>
@@ -4411,7 +4328,7 @@
           <w:sz w:val="24"/>
           <w:u w:val="single"/>
         </w:rPr>
-        <w:hyperlink r:id="rId28" w:history="1">
+        <w:hyperlink r:id="rId29" w:history="1">
           <w:r>
             <w:rPr>
               <w:rStyle w:val="Hyperlink"/>
@@ -4440,7 +4357,7 @@
           <w:sz w:val="24"/>
           <w:u w:val="single"/>
         </w:rPr>
-        <w:hyperlink r:id="rId28" w:history="1">
+        <w:hyperlink r:id="rId29" w:history="1">
           <w:r>
             <w:rPr>
               <w:rStyle w:val="Hyperlink"/>
@@ -4458,7 +4375,7 @@
           <w:sz w:val="24"/>
           <w:u w:val="single"/>
         </w:rPr>
-        <w:hyperlink r:id="rId28" w:history="1">
+        <w:hyperlink r:id="rId29" w:history="1">
           <w:r>
             <w:rPr>
               <w:rStyle w:val="Hyperlink"/>
@@ -4476,7 +4393,7 @@
           <w:color w:val="000000"/>
           <w:sz w:val="24"/>
         </w:rPr>
-        <w:hyperlink r:id="rId28" w:history="1">
+        <w:hyperlink r:id="rId29" w:history="1">
           <w:r>
             <w:rPr>
               <w:rStyle w:val="Hyperlink"/>

--- a/EXPORTS/DOCX/published/niveau2/English/Indonesia.docx
+++ b/EXPORTS/DOCX/published/niveau2/English/Indonesia.docx
@@ -1743,6 +1743,7 @@
       </w:r>
       <w:r>
         <w:rPr>
+          <w:u w:val="single" w:color="0000ff"/>
           <w:rFonts w:ascii="Charis SIL Regular" w:hAnsi="Charis SIL Regular" w:eastAsia="Charis SIL Regular"/>
           <w:b w:val="0"/>
           <w:i w:val="0"/>
@@ -1867,7 +1868,36 @@
           <w:color w:val="000000"/>
           <w:sz w:val="24"/>
         </w:rPr>
-        <w:t>more information about researching individual soldiers and objects they b</w:t>
+        <w:t>more information about researching individual soldiers and obje</w:t>
+      </w:r>
+      <w:r>
+        <w:rPr>
+          <w:u w:val="single" w:color="0000ff"/>
+          <w:rFonts w:ascii="Charis SIL Regular" w:hAnsi="Charis SIL Regular" w:eastAsia="Charis SIL Regular"/>
+          <w:b w:val="0"/>
+          <w:i w:val="0"/>
+          <w:color w:val="000000"/>
+          <w:sz w:val="24"/>
+        </w:rPr>
+        <w:t>c</w:t>
+      </w:r>
+      <w:r>
+        <w:rPr>
+          <w:u w:val="single" w:color="0000ff"/>
+          <w:rFonts w:ascii="Charis SIL Regular" w:hAnsi="Charis SIL Regular" w:eastAsia="Charis SIL Regular"/>
+          <w:b w:val="0"/>
+          <w:i w:val="0"/>
+          <w:color w:val="000000"/>
+          <w:sz w:val="24"/>
+        </w:rPr>
+        <w:hyperlink r:id="rId16" w:history="1">
+          <w:r>
+            <w:rPr>
+              <w:rStyle w:val="Hyperlink"/>
+            </w:rPr>
+            <w:t>ts they b</w:t>
+          </w:r>
+        </w:hyperlink>
       </w:r>
       <w:r>
         <w:rPr>
@@ -2740,7 +2770,6 @@
           <w:i w:val="0"/>
           <w:color w:val="0000FF"/>
           <w:sz w:val="24"/>
-          <w:u w:val="single"/>
         </w:rPr>
         <w:hyperlink r:id="rId22" w:history="1">
           <w:r>
@@ -2948,7 +2977,7 @@
           <w:sz w:val="24"/>
           <w:u w:val="single"/>
         </w:rPr>
-        <w:hyperlink r:id="rId22" w:history="1">
+        <w:hyperlink r:id="rId10" w:history="1">
           <w:r>
             <w:rPr>
               <w:rStyle w:val="Hyperlink"/>
@@ -3031,7 +3060,7 @@
           <w:sz w:val="24"/>
           <w:u w:val="single"/>
         </w:rPr>
-        <w:hyperlink r:id="rId10" w:history="1">
+        <w:hyperlink r:id="rId22" w:history="1">
           <w:r>
             <w:rPr>
               <w:rStyle w:val="Hyperlink"/>
@@ -3275,19 +3304,20 @@
             <w:rPr>
               <w:rStyle w:val="Hyperlink"/>
             </w:rPr>
-            <w:t>tif</w:t>
+            <w:t>tifi</w:t>
           </w:r>
         </w:hyperlink>
       </w:r>
       <w:r>
         <w:rPr>
+          <w:u w:val="single" w:color="0000ff"/>
           <w:rFonts w:ascii="Charis SIL Regular" w:hAnsi="Charis SIL Regular" w:eastAsia="Charis SIL Regular"/>
           <w:b w:val="0"/>
           <w:i w:val="0"/>
           <w:color w:val="000000"/>
           <w:sz w:val="24"/>
         </w:rPr>
-        <w:t>ic</w:t>
+        <w:t>c</w:t>
       </w:r>
       <w:r>
         <w:rPr>
@@ -3309,14 +3339,17 @@
           <w:color w:val="000000"/>
           <w:sz w:val="24"/>
         </w:rPr>
-        <w:hyperlink r:id="rId22" w:history="1">
-          <w:r>
-            <w:rPr>
-              <w:rStyle w:val="Hyperlink"/>
-            </w:rPr>
-            <w:t>research w</w:t>
-          </w:r>
-        </w:hyperlink>
+        <w:t>research</w:t>
+      </w:r>
+      <w:r>
+        <w:rPr>
+          <w:rFonts w:ascii="Charis SIL Regular" w:hAnsi="Charis SIL Regular" w:eastAsia="Charis SIL Regular"/>
+          <w:b w:val="0"/>
+          <w:i w:val="0"/>
+          <w:color w:val="000000"/>
+          <w:sz w:val="24"/>
+        </w:rPr>
+        <w:t xml:space="preserve"> w</w:t>
       </w:r>
       <w:r>
         <w:rPr>

--- a/EXPORTS/DOCX/published/niveau2/English/Indonesia.docx
+++ b/EXPORTS/DOCX/published/niveau2/English/Indonesia.docx
@@ -1176,61 +1176,7 @@
           <w:color w:val="000000"/>
           <w:sz w:val="24"/>
         </w:rPr>
-        <w:t>. For more detailed information and sources rela</w:t>
-      </w:r>
-      <w:r>
-        <w:rPr>
-          <w:u w:val="single" w:color="0000ff"/>
-          <w:rFonts w:ascii="Charis SIL Regular" w:hAnsi="Charis SIL Regular" w:eastAsia="Charis SIL Regular"/>
-          <w:b w:val="0"/>
-          <w:i w:val="0"/>
-          <w:color w:val="000000"/>
-          <w:sz w:val="24"/>
-        </w:rPr>
-        <w:hyperlink r:id="rId12" w:history="1">
-          <w:r>
-            <w:rPr>
-              <w:rStyle w:val="Hyperlink"/>
-            </w:rPr>
-            <w:t>ting to t</w:t>
-          </w:r>
-        </w:hyperlink>
-      </w:r>
-      <w:r>
-        <w:rPr>
-          <w:u w:val="single" w:color="0000ff"/>
-          <w:rFonts w:ascii="Charis SIL Regular" w:hAnsi="Charis SIL Regular" w:eastAsia="Charis SIL Regular"/>
-          <w:b w:val="0"/>
-          <w:i w:val="0"/>
-          <w:color w:val="000000"/>
-          <w:sz w:val="24"/>
-        </w:rPr>
-        <w:hyperlink r:id="rId12" w:history="1">
-          <w:r>
-            <w:rPr>
-              <w:rStyle w:val="Hyperlink"/>
-            </w:rPr>
-            <w:t>h</w:t>
-          </w:r>
-        </w:hyperlink>
-      </w:r>
-      <w:r>
-        <w:rPr>
-          <w:u w:val="single" w:color="0000ff"/>
-          <w:rFonts w:ascii="Charis SIL Regular" w:hAnsi="Charis SIL Regular" w:eastAsia="Charis SIL Regular"/>
-          <w:b w:val="0"/>
-          <w:i w:val="0"/>
-          <w:color w:val="000000"/>
-          <w:sz w:val="24"/>
-        </w:rPr>
-        <w:hyperlink r:id="rId12" w:history="1">
-          <w:r>
-            <w:rPr>
-              <w:rStyle w:val="Hyperlink"/>
-            </w:rPr>
-            <w:t>e Batavia</w:t>
-          </w:r>
-        </w:hyperlink>
+        <w:t>. For more detailed information and sources relating to the Batavia</w:t>
       </w:r>
       <w:r>
         <w:rPr>
@@ -1743,7 +1689,6 @@
       </w:r>
       <w:r>
         <w:rPr>
-          <w:u w:val="single" w:color="0000ff"/>
           <w:rFonts w:ascii="Charis SIL Regular" w:hAnsi="Charis SIL Regular" w:eastAsia="Charis SIL Regular"/>
           <w:b w:val="0"/>
           <w:i w:val="0"/>
@@ -2386,7 +2331,7 @@
           <w:sz w:val="24"/>
           <w:u w:val="single"/>
         </w:rPr>
-        <w:hyperlink r:id="rId21" w:history="1">
+        <w:hyperlink r:id="rId20" w:history="1">
           <w:r>
             <w:rPr>
               <w:rStyle w:val="Hyperlink"/>
@@ -2404,7 +2349,7 @@
           <w:sz w:val="24"/>
           <w:u w:val="single"/>
         </w:rPr>
-        <w:hyperlink r:id="rId21" w:history="1">
+        <w:hyperlink r:id="rId20" w:history="1">
           <w:r>
             <w:rPr>
               <w:rStyle w:val="Hyperlink"/>
@@ -2712,73 +2657,8 @@
           <w:i w:val="0"/>
           <w:color w:val="0000FF"/>
           <w:sz w:val="24"/>
-          <w:u w:val="single"/>
-        </w:rPr>
-        <w:hyperlink r:id="rId22" w:history="1">
-          <w:r>
-            <w:rPr>
-              <w:rStyle w:val="Hyperlink"/>
-            </w:rPr>
-            <w:t>Royal</w:t>
-          </w:r>
-        </w:hyperlink>
-      </w:r>
-      <w:r>
-        <w:rPr>
-          <w:rFonts w:ascii="Charis SIL Regular" w:hAnsi="Charis SIL Regular" w:eastAsia="Charis SIL Regular"/>
-          <w:b w:val="0"/>
-          <w:i w:val="0"/>
-          <w:color w:val="0000FF"/>
-          <w:sz w:val="24"/>
-          <w:u w:val="single"/>
-        </w:rPr>
-        <w:t xml:space="preserve"> </w:t>
-      </w:r>
-      <w:r>
-        <w:rPr>
-          <w:rFonts w:ascii="Charis SIL Regular" w:hAnsi="Charis SIL Regular" w:eastAsia="Charis SIL Regular"/>
-          <w:b w:val="0"/>
-          <w:i w:val="0"/>
-          <w:color w:val="0000FF"/>
-          <w:sz w:val="24"/>
-          <w:u w:val="single"/>
-        </w:rPr>
-        <w:hyperlink r:id="rId22" w:history="1">
-          <w:r>
-            <w:rPr>
-              <w:rStyle w:val="Hyperlink"/>
-            </w:rPr>
-            <w:t>Netherlands</w:t>
-          </w:r>
-        </w:hyperlink>
-      </w:r>
-      <w:r>
-        <w:rPr>
-          <w:rFonts w:ascii="Charis SIL Regular" w:hAnsi="Charis SIL Regular" w:eastAsia="Charis SIL Regular"/>
-          <w:b w:val="0"/>
-          <w:i w:val="0"/>
-          <w:color w:val="0000FF"/>
-          <w:sz w:val="24"/>
-          <w:u w:val="single"/>
-        </w:rPr>
-        <w:t xml:space="preserve"> </w:t>
-      </w:r>
-      <w:r>
-        <w:rPr>
-          <w:rFonts w:ascii="Charis SIL Regular" w:hAnsi="Charis SIL Regular" w:eastAsia="Charis SIL Regular"/>
-          <w:b w:val="0"/>
-          <w:i w:val="0"/>
-          <w:color w:val="0000FF"/>
-          <w:sz w:val="24"/>
-        </w:rPr>
-        <w:hyperlink r:id="rId22" w:history="1">
-          <w:r>
-            <w:rPr>
-              <w:rStyle w:val="Hyperlink"/>
-            </w:rPr>
-            <w:t>Ins</w:t>
-          </w:r>
-        </w:hyperlink>
+        </w:rPr>
+        <w:t>Royal Netherlands Ins</w:t>
       </w:r>
       <w:r>
         <w:rPr>
@@ -2836,7 +2716,7 @@
           <w:sz w:val="24"/>
           <w:u w:val="single"/>
         </w:rPr>
-        <w:hyperlink r:id="rId10" w:history="1">
+        <w:hyperlink r:id="rId22" w:history="1">
           <w:r>
             <w:rPr>
               <w:rStyle w:val="Hyperlink"/>
@@ -2865,7 +2745,7 @@
           <w:sz w:val="24"/>
           <w:u w:val="single"/>
         </w:rPr>
-        <w:hyperlink r:id="rId10" w:history="1">
+        <w:hyperlink r:id="rId22" w:history="1">
           <w:r>
             <w:rPr>
               <w:rStyle w:val="Hyperlink"/>
@@ -2883,7 +2763,7 @@
           <w:sz w:val="24"/>
           <w:u w:val="single"/>
         </w:rPr>
-        <w:hyperlink r:id="rId10" w:history="1">
+        <w:hyperlink r:id="rId22" w:history="1">
           <w:r>
             <w:rPr>
               <w:rStyle w:val="Hyperlink"/>
@@ -2901,7 +2781,7 @@
           <w:sz w:val="24"/>
           <w:u w:val="single"/>
         </w:rPr>
-        <w:hyperlink r:id="rId10" w:history="1">
+        <w:hyperlink r:id="rId22" w:history="1">
           <w:r>
             <w:rPr>
               <w:rStyle w:val="Hyperlink"/>
@@ -2930,7 +2810,7 @@
           <w:sz w:val="24"/>
           <w:u w:val="single"/>
         </w:rPr>
-        <w:hyperlink r:id="rId10" w:history="1">
+        <w:hyperlink r:id="rId22" w:history="1">
           <w:r>
             <w:rPr>
               <w:rStyle w:val="Hyperlink"/>
@@ -2948,7 +2828,7 @@
           <w:sz w:val="24"/>
           <w:u w:val="single"/>
         </w:rPr>
-        <w:hyperlink r:id="rId10" w:history="1">
+        <w:hyperlink r:id="rId22" w:history="1">
           <w:r>
             <w:rPr>
               <w:rStyle w:val="Hyperlink"/>
@@ -2977,7 +2857,7 @@
           <w:sz w:val="24"/>
           <w:u w:val="single"/>
         </w:rPr>
-        <w:hyperlink r:id="rId10" w:history="1">
+        <w:hyperlink r:id="rId22" w:history="1">
           <w:r>
             <w:rPr>
               <w:rStyle w:val="Hyperlink"/>
@@ -3031,7 +2911,7 @@
           <w:sz w:val="24"/>
           <w:u w:val="single"/>
         </w:rPr>
-        <w:hyperlink r:id="rId10" w:history="1">
+        <w:hyperlink r:id="rId22" w:history="1">
           <w:r>
             <w:rPr>
               <w:rStyle w:val="Hyperlink"/>
@@ -3089,7 +2969,7 @@
           <w:sz w:val="24"/>
           <w:u w:val="single"/>
         </w:rPr>
-        <w:hyperlink r:id="rId10" w:history="1">
+        <w:hyperlink r:id="rId22" w:history="1">
           <w:r>
             <w:rPr>
               <w:rStyle w:val="Hyperlink"/>
@@ -3135,32 +3015,7 @@
           <w:color w:val="000000"/>
           <w:sz w:val="24"/>
         </w:rPr>
-        <w:hyperlink r:id="rId22" w:history="1">
-          <w:r>
-            <w:rPr>
-              <w:rStyle w:val="Hyperlink"/>
-            </w:rPr>
-            <w:t>V). Th</w:t>
-          </w:r>
-        </w:hyperlink>
-      </w:r>
-      <w:r>
-        <w:rPr>
-          <w:u w:val="single" w:color="0000ff"/>
-          <w:rFonts w:ascii="Charis SIL Regular" w:hAnsi="Charis SIL Regular" w:eastAsia="Charis SIL Regular"/>
-          <w:b w:val="0"/>
-          <w:i w:val="0"/>
-          <w:color w:val="000000"/>
-          <w:sz w:val="24"/>
-        </w:rPr>
-        <w:hyperlink r:id="rId22" w:history="1">
-          <w:r>
-            <w:rPr>
-              <w:rStyle w:val="Hyperlink"/>
-            </w:rPr>
-            <w:t>rough such o</w:t>
-          </w:r>
-        </w:hyperlink>
+        <w:t>V). Through such o</w:t>
       </w:r>
       <w:r>
         <w:rPr>
@@ -3239,13 +3094,22 @@
             <w:rPr>
               <w:rStyle w:val="Hyperlink"/>
             </w:rPr>
-            <w:t xml:space="preserve">findings </w:t>
+            <w:t>findings</w:t>
           </w:r>
         </w:hyperlink>
       </w:r>
       <w:r>
         <w:rPr>
-          <w:u w:val="single" w:color="0000ff"/>
+          <w:rFonts w:ascii="Charis SIL Regular" w:hAnsi="Charis SIL Regular" w:eastAsia="Charis SIL Regular"/>
+          <w:b w:val="0"/>
+          <w:i w:val="0"/>
+          <w:color w:val="000000"/>
+          <w:sz w:val="24"/>
+        </w:rPr>
+        <w:t xml:space="preserve"> </w:t>
+      </w:r>
+      <w:r>
+        <w:rPr>
           <w:rFonts w:ascii="Charis SIL Regular" w:hAnsi="Charis SIL Regular" w:eastAsia="Charis SIL Regular"/>
           <w:b w:val="0"/>
           <w:i w:val="0"/>
@@ -3304,12 +3168,39 @@
             <w:rPr>
               <w:rStyle w:val="Hyperlink"/>
             </w:rPr>
-            <w:t>tifi</w:t>
+            <w:t>tif</w:t>
           </w:r>
         </w:hyperlink>
       </w:r>
       <w:r>
         <w:rPr>
+          <w:rFonts w:ascii="Charis SIL Regular" w:hAnsi="Charis SIL Regular" w:eastAsia="Charis SIL Regular"/>
+          <w:b w:val="0"/>
+          <w:i w:val="0"/>
+          <w:color w:val="000000"/>
+          <w:sz w:val="24"/>
+        </w:rPr>
+        <w:hyperlink r:id="rId22" w:history="1">
+          <w:r>
+            <w:rPr>
+              <w:rStyle w:val="Hyperlink"/>
+            </w:rPr>
+            <w:t>i</w:t>
+          </w:r>
+        </w:hyperlink>
+      </w:r>
+      <w:r>
+        <w:rPr>
+          <w:rFonts w:ascii="Charis SIL Regular" w:hAnsi="Charis SIL Regular" w:eastAsia="Charis SIL Regular"/>
+          <w:b w:val="0"/>
+          <w:i w:val="0"/>
+          <w:color w:val="000000"/>
+          <w:sz w:val="24"/>
+        </w:rPr>
+        <w:t>c</w:t>
+      </w:r>
+      <w:r>
+        <w:rPr>
           <w:u w:val="single" w:color="0000ff"/>
           <w:rFonts w:ascii="Charis SIL Regular" w:hAnsi="Charis SIL Regular" w:eastAsia="Charis SIL Regular"/>
           <w:b w:val="0"/>
@@ -3317,7 +3208,7 @@
           <w:color w:val="000000"/>
           <w:sz w:val="24"/>
         </w:rPr>
-        <w:t>c</w:t>
+        <w:t xml:space="preserve"> </w:t>
       </w:r>
       <w:r>
         <w:rPr>
@@ -3328,28 +3219,14 @@
           <w:color w:val="000000"/>
           <w:sz w:val="24"/>
         </w:rPr>
-        <w:t xml:space="preserve"> </w:t>
-      </w:r>
-      <w:r>
-        <w:rPr>
-          <w:u w:val="single" w:color="0000ff"/>
-          <w:rFonts w:ascii="Charis SIL Regular" w:hAnsi="Charis SIL Regular" w:eastAsia="Charis SIL Regular"/>
-          <w:b w:val="0"/>
-          <w:i w:val="0"/>
-          <w:color w:val="000000"/>
-          <w:sz w:val="24"/>
-        </w:rPr>
-        <w:t>research</w:t>
-      </w:r>
-      <w:r>
-        <w:rPr>
-          <w:rFonts w:ascii="Charis SIL Regular" w:hAnsi="Charis SIL Regular" w:eastAsia="Charis SIL Regular"/>
-          <w:b w:val="0"/>
-          <w:i w:val="0"/>
-          <w:color w:val="000000"/>
-          <w:sz w:val="24"/>
-        </w:rPr>
-        <w:t xml:space="preserve"> w</w:t>
+        <w:hyperlink r:id="rId22" w:history="1">
+          <w:r>
+            <w:rPr>
+              <w:rStyle w:val="Hyperlink"/>
+            </w:rPr>
+            <w:t>research w</w:t>
+          </w:r>
+        </w:hyperlink>
       </w:r>
       <w:r>
         <w:rPr>
@@ -4227,45 +4104,8 @@
           <w:i w:val="0"/>
           <w:color w:val="0000FF"/>
           <w:sz w:val="24"/>
-          <w:u w:val="single"/>
-        </w:rPr>
-        <w:hyperlink r:id="rId26" w:history="1">
-          <w:r>
-            <w:rPr>
-              <w:rStyle w:val="Hyperlink"/>
-            </w:rPr>
-            <w:t>Rijksmuseum</w:t>
-          </w:r>
-        </w:hyperlink>
-      </w:r>
-      <w:r>
-        <w:rPr>
-          <w:rFonts w:ascii="Charis SIL Regular" w:hAnsi="Charis SIL Regular" w:eastAsia="Charis SIL Regular"/>
-          <w:b w:val="0"/>
-          <w:i w:val="0"/>
-          <w:color w:val="0000FF"/>
-          <w:sz w:val="24"/>
-          <w:u w:val="single"/>
-        </w:rPr>
-        <w:t xml:space="preserve"> </w:t>
-      </w:r>
-      <w:r>
-        <w:rPr>
-          <w:rFonts w:ascii="Charis SIL Regular" w:hAnsi="Charis SIL Regular" w:eastAsia="Charis SIL Regular"/>
-          <w:b w:val="0"/>
-          <w:i w:val="0"/>
-          <w:color w:val="0000FF"/>
-          <w:sz w:val="24"/>
-          <w:u w:val="single"/>
-        </w:rPr>
-        <w:hyperlink r:id="rId26" w:history="1">
-          <w:r>
-            <w:rPr>
-              <w:rStyle w:val="Hyperlink"/>
-            </w:rPr>
-            <w:t>A</w:t>
-          </w:r>
-        </w:hyperlink>
+        </w:rPr>
+        <w:t>Rijksmuseum A</w:t>
       </w:r>
       <w:r>
         <w:rPr>

--- a/EXPORTS/DOCX/published/niveau2/English/Indonesia.docx
+++ b/EXPORTS/DOCX/published/niveau2/English/Indonesia.docx
@@ -1176,7 +1176,61 @@
           <w:color w:val="000000"/>
           <w:sz w:val="24"/>
         </w:rPr>
-        <w:t>. For more detailed information and sources relating to the Batavia</w:t>
+        <w:t>. For more detailed information and sources rela</w:t>
+      </w:r>
+      <w:r>
+        <w:rPr>
+          <w:u w:val="single" w:color="0000ff"/>
+          <w:rFonts w:ascii="Charis SIL Regular" w:hAnsi="Charis SIL Regular" w:eastAsia="Charis SIL Regular"/>
+          <w:b w:val="0"/>
+          <w:i w:val="0"/>
+          <w:color w:val="000000"/>
+          <w:sz w:val="24"/>
+        </w:rPr>
+        <w:hyperlink r:id="rId12" w:history="1">
+          <w:r>
+            <w:rPr>
+              <w:rStyle w:val="Hyperlink"/>
+            </w:rPr>
+            <w:t>ting to t</w:t>
+          </w:r>
+        </w:hyperlink>
+      </w:r>
+      <w:r>
+        <w:rPr>
+          <w:u w:val="single" w:color="0000ff"/>
+          <w:rFonts w:ascii="Charis SIL Regular" w:hAnsi="Charis SIL Regular" w:eastAsia="Charis SIL Regular"/>
+          <w:b w:val="0"/>
+          <w:i w:val="0"/>
+          <w:color w:val="000000"/>
+          <w:sz w:val="24"/>
+        </w:rPr>
+        <w:hyperlink r:id="rId12" w:history="1">
+          <w:r>
+            <w:rPr>
+              <w:rStyle w:val="Hyperlink"/>
+            </w:rPr>
+            <w:t>h</w:t>
+          </w:r>
+        </w:hyperlink>
+      </w:r>
+      <w:r>
+        <w:rPr>
+          <w:u w:val="single" w:color="0000ff"/>
+          <w:rFonts w:ascii="Charis SIL Regular" w:hAnsi="Charis SIL Regular" w:eastAsia="Charis SIL Regular"/>
+          <w:b w:val="0"/>
+          <w:i w:val="0"/>
+          <w:color w:val="000000"/>
+          <w:sz w:val="24"/>
+        </w:rPr>
+        <w:hyperlink r:id="rId12" w:history="1">
+          <w:r>
+            <w:rPr>
+              <w:rStyle w:val="Hyperlink"/>
+            </w:rPr>
+            <w:t>e Batavia</w:t>
+          </w:r>
+        </w:hyperlink>
       </w:r>
       <w:r>
         <w:rPr>
@@ -2378,7 +2432,7 @@
           <w:sz w:val="24"/>
           <w:u w:val="single"/>
         </w:rPr>
-        <w:hyperlink r:id="rId21" w:history="1">
+        <w:hyperlink r:id="rId20" w:history="1">
           <w:r>
             <w:rPr>
               <w:rStyle w:val="Hyperlink"/>
@@ -2657,8 +2711,16 @@
           <w:i w:val="0"/>
           <w:color w:val="0000FF"/>
           <w:sz w:val="24"/>
-        </w:rPr>
-        <w:t>Royal Netherlands Ins</w:t>
+          <w:u w:val="single"/>
+        </w:rPr>
+        <w:hyperlink r:id="rId21" w:history="1">
+          <w:r>
+            <w:rPr>
+              <w:rStyle w:val="Hyperlink"/>
+            </w:rPr>
+            <w:t>Royal</w:t>
+          </w:r>
+        </w:hyperlink>
       </w:r>
       <w:r>
         <w:rPr>
@@ -2669,7 +2731,65 @@
           <w:sz w:val="24"/>
           <w:u w:val="single"/>
         </w:rPr>
-        <w:hyperlink r:id="rId10" w:history="1">
+        <w:t xml:space="preserve"> </w:t>
+      </w:r>
+      <w:r>
+        <w:rPr>
+          <w:rFonts w:ascii="Charis SIL Regular" w:hAnsi="Charis SIL Regular" w:eastAsia="Charis SIL Regular"/>
+          <w:b w:val="0"/>
+          <w:i w:val="0"/>
+          <w:color w:val="0000FF"/>
+          <w:sz w:val="24"/>
+          <w:u w:val="single"/>
+        </w:rPr>
+        <w:hyperlink r:id="rId21" w:history="1">
+          <w:r>
+            <w:rPr>
+              <w:rStyle w:val="Hyperlink"/>
+            </w:rPr>
+            <w:t>Netherlands</w:t>
+          </w:r>
+        </w:hyperlink>
+      </w:r>
+      <w:r>
+        <w:rPr>
+          <w:rFonts w:ascii="Charis SIL Regular" w:hAnsi="Charis SIL Regular" w:eastAsia="Charis SIL Regular"/>
+          <w:b w:val="0"/>
+          <w:i w:val="0"/>
+          <w:color w:val="0000FF"/>
+          <w:sz w:val="24"/>
+          <w:u w:val="single"/>
+        </w:rPr>
+        <w:t xml:space="preserve"> </w:t>
+      </w:r>
+      <w:r>
+        <w:rPr>
+          <w:rFonts w:ascii="Charis SIL Regular" w:hAnsi="Charis SIL Regular" w:eastAsia="Charis SIL Regular"/>
+          <w:b w:val="0"/>
+          <w:i w:val="0"/>
+          <w:color w:val="0000FF"/>
+          <w:sz w:val="24"/>
+          <w:u w:val="single"/>
+        </w:rPr>
+        <w:hyperlink r:id="rId21" w:history="1">
+          <w:r>
+            <w:rPr>
+              <w:rStyle w:val="Hyperlink"/>
+            </w:rPr>
+            <w:t>Ins</w:t>
+          </w:r>
+        </w:hyperlink>
+      </w:r>
+      <w:r>
+        <w:rPr>
+          <w:rFonts w:ascii="Charis SIL Regular" w:hAnsi="Charis SIL Regular" w:eastAsia="Charis SIL Regular"/>
+          <w:b w:val="0"/>
+          <w:i w:val="0"/>
+          <w:color w:val="0000FF"/>
+          <w:sz w:val="24"/>
+          <w:u w:val="single"/>
+        </w:rPr>
+        <w:hyperlink r:id="rId21" w:history="1">
           <w:r>
             <w:rPr>
               <w:rStyle w:val="Hyperlink"/>
@@ -2698,7 +2818,7 @@
           <w:sz w:val="24"/>
           <w:u w:val="single"/>
         </w:rPr>
-        <w:hyperlink r:id="rId10" w:history="1">
+        <w:hyperlink r:id="rId21" w:history="1">
           <w:r>
             <w:rPr>
               <w:rStyle w:val="Hyperlink"/>
@@ -2716,7 +2836,7 @@
           <w:sz w:val="24"/>
           <w:u w:val="single"/>
         </w:rPr>
-        <w:hyperlink r:id="rId22" w:history="1">
+        <w:hyperlink r:id="rId10" w:history="1">
           <w:r>
             <w:rPr>
               <w:rStyle w:val="Hyperlink"/>
@@ -2745,7 +2865,7 @@
           <w:sz w:val="24"/>
           <w:u w:val="single"/>
         </w:rPr>
-        <w:hyperlink r:id="rId22" w:history="1">
+        <w:hyperlink r:id="rId10" w:history="1">
           <w:r>
             <w:rPr>
               <w:rStyle w:val="Hyperlink"/>
@@ -2763,7 +2883,7 @@
           <w:sz w:val="24"/>
           <w:u w:val="single"/>
         </w:rPr>
-        <w:hyperlink r:id="rId22" w:history="1">
+        <w:hyperlink r:id="rId10" w:history="1">
           <w:r>
             <w:rPr>
               <w:rStyle w:val="Hyperlink"/>
@@ -2781,7 +2901,7 @@
           <w:sz w:val="24"/>
           <w:u w:val="single"/>
         </w:rPr>
-        <w:hyperlink r:id="rId22" w:history="1">
+        <w:hyperlink r:id="rId10" w:history="1">
           <w:r>
             <w:rPr>
               <w:rStyle w:val="Hyperlink"/>
@@ -2810,7 +2930,7 @@
           <w:sz w:val="24"/>
           <w:u w:val="single"/>
         </w:rPr>
-        <w:hyperlink r:id="rId22" w:history="1">
+        <w:hyperlink r:id="rId10" w:history="1">
           <w:r>
             <w:rPr>
               <w:rStyle w:val="Hyperlink"/>
@@ -2828,7 +2948,7 @@
           <w:sz w:val="24"/>
           <w:u w:val="single"/>
         </w:rPr>
-        <w:hyperlink r:id="rId22" w:history="1">
+        <w:hyperlink r:id="rId10" w:history="1">
           <w:r>
             <w:rPr>
               <w:rStyle w:val="Hyperlink"/>
@@ -2857,7 +2977,7 @@
           <w:sz w:val="24"/>
           <w:u w:val="single"/>
         </w:rPr>
-        <w:hyperlink r:id="rId22" w:history="1">
+        <w:hyperlink r:id="rId10" w:history="1">
           <w:r>
             <w:rPr>
               <w:rStyle w:val="Hyperlink"/>
@@ -2875,7 +2995,7 @@
           <w:sz w:val="24"/>
           <w:u w:val="single"/>
         </w:rPr>
-        <w:hyperlink r:id="rId22" w:history="1">
+        <w:hyperlink r:id="rId10" w:history="1">
           <w:r>
             <w:rPr>
               <w:rStyle w:val="Hyperlink"/>
@@ -2893,7 +3013,7 @@
           <w:sz w:val="24"/>
           <w:u w:val="single"/>
         </w:rPr>
-        <w:hyperlink r:id="rId22" w:history="1">
+        <w:hyperlink r:id="rId10" w:history="1">
           <w:r>
             <w:rPr>
               <w:rStyle w:val="Hyperlink"/>
@@ -2911,7 +3031,7 @@
           <w:sz w:val="24"/>
           <w:u w:val="single"/>
         </w:rPr>
-        <w:hyperlink r:id="rId22" w:history="1">
+        <w:hyperlink r:id="rId10" w:history="1">
           <w:r>
             <w:rPr>
               <w:rStyle w:val="Hyperlink"/>
@@ -2940,7 +3060,7 @@
           <w:sz w:val="24"/>
           <w:u w:val="single"/>
         </w:rPr>
-        <w:hyperlink r:id="rId22" w:history="1">
+        <w:hyperlink r:id="rId10" w:history="1">
           <w:r>
             <w:rPr>
               <w:rStyle w:val="Hyperlink"/>
@@ -2969,7 +3089,7 @@
           <w:sz w:val="24"/>
           <w:u w:val="single"/>
         </w:rPr>
-        <w:hyperlink r:id="rId22" w:history="1">
+        <w:hyperlink r:id="rId10" w:history="1">
           <w:r>
             <w:rPr>
               <w:rStyle w:val="Hyperlink"/>
@@ -2987,7 +3107,7 @@
           <w:sz w:val="24"/>
           <w:u w:val="single"/>
         </w:rPr>
-        <w:hyperlink r:id="rId22" w:history="1">
+        <w:hyperlink r:id="rId21" w:history="1">
           <w:r>
             <w:rPr>
               <w:rStyle w:val="Hyperlink"/>
@@ -3015,7 +3135,14 @@
           <w:color w:val="000000"/>
           <w:sz w:val="24"/>
         </w:rPr>
-        <w:t>V). Through such o</w:t>
+        <w:hyperlink r:id="rId21" w:history="1">
+          <w:r>
+            <w:rPr>
+              <w:rStyle w:val="Hyperlink"/>
+            </w:rPr>
+            <w:t>V). Th</w:t>
+          </w:r>
+        </w:hyperlink>
       </w:r>
       <w:r>
         <w:rPr>
@@ -3026,7 +3153,25 @@
           <w:color w:val="000000"/>
           <w:sz w:val="24"/>
         </w:rPr>
-        <w:hyperlink r:id="rId22" w:history="1">
+        <w:hyperlink r:id="rId21" w:history="1">
+          <w:r>
+            <w:rPr>
+              <w:rStyle w:val="Hyperlink"/>
+            </w:rPr>
+            <w:t>rough such o</w:t>
+          </w:r>
+        </w:hyperlink>
+      </w:r>
+      <w:r>
+        <w:rPr>
+          <w:u w:val="single" w:color="0000ff"/>
+          <w:rFonts w:ascii="Charis SIL Regular" w:hAnsi="Charis SIL Regular" w:eastAsia="Charis SIL Regular"/>
+          <w:b w:val="0"/>
+          <w:i w:val="0"/>
+          <w:color w:val="000000"/>
+          <w:sz w:val="24"/>
+        </w:rPr>
+        <w:hyperlink r:id="rId21" w:history="1">
           <w:r>
             <w:rPr>
               <w:rStyle w:val="Hyperlink"/>
@@ -3044,7 +3189,7 @@
           <w:color w:val="000000"/>
           <w:sz w:val="24"/>
         </w:rPr>
-        <w:hyperlink r:id="rId22" w:history="1">
+        <w:hyperlink r:id="rId21" w:history="1">
           <w:r>
             <w:rPr>
               <w:rStyle w:val="Hyperlink"/>
@@ -3061,7 +3206,7 @@
           <w:color w:val="000000"/>
           <w:sz w:val="24"/>
         </w:rPr>
-        <w:hyperlink r:id="rId22" w:history="1">
+        <w:hyperlink r:id="rId21" w:history="1">
           <w:r>
             <w:rPr>
               <w:rStyle w:val="Hyperlink"/>
@@ -3089,45 +3234,36 @@
           <w:color w:val="000000"/>
           <w:sz w:val="24"/>
         </w:rPr>
-        <w:hyperlink r:id="rId22" w:history="1">
+        <w:hyperlink r:id="rId21" w:history="1">
           <w:r>
             <w:rPr>
               <w:rStyle w:val="Hyperlink"/>
             </w:rPr>
-            <w:t>findings</w:t>
+            <w:t xml:space="preserve">findings </w:t>
           </w:r>
         </w:hyperlink>
       </w:r>
       <w:r>
         <w:rPr>
+          <w:u w:val="single" w:color="0000ff"/>
           <w:rFonts w:ascii="Charis SIL Regular" w:hAnsi="Charis SIL Regular" w:eastAsia="Charis SIL Regular"/>
           <w:b w:val="0"/>
           <w:i w:val="0"/>
           <w:color w:val="000000"/>
           <w:sz w:val="24"/>
         </w:rPr>
-        <w:t xml:space="preserve"> </w:t>
-      </w:r>
-      <w:r>
-        <w:rPr>
+        <w:t>o</w:t>
+      </w:r>
+      <w:r>
+        <w:rPr>
+          <w:u w:val="single" w:color="0000ff"/>
           <w:rFonts w:ascii="Charis SIL Regular" w:hAnsi="Charis SIL Regular" w:eastAsia="Charis SIL Regular"/>
           <w:b w:val="0"/>
           <w:i w:val="0"/>
           <w:color w:val="000000"/>
           <w:sz w:val="24"/>
         </w:rPr>
-        <w:t>o</w:t>
-      </w:r>
-      <w:r>
-        <w:rPr>
-          <w:u w:val="single" w:color="0000ff"/>
-          <w:rFonts w:ascii="Charis SIL Regular" w:hAnsi="Charis SIL Regular" w:eastAsia="Charis SIL Regular"/>
-          <w:b w:val="0"/>
-          <w:i w:val="0"/>
-          <w:color w:val="000000"/>
-          <w:sz w:val="24"/>
-        </w:rPr>
-        <w:hyperlink r:id="rId22" w:history="1">
+        <w:hyperlink r:id="rId21" w:history="1">
           <w:r>
             <w:rPr>
               <w:rStyle w:val="Hyperlink"/>
@@ -3145,7 +3281,7 @@
           <w:color w:val="000000"/>
           <w:sz w:val="24"/>
         </w:rPr>
-        <w:hyperlink r:id="rId22" w:history="1">
+        <w:hyperlink r:id="rId21" w:history="1">
           <w:r>
             <w:rPr>
               <w:rStyle w:val="Hyperlink"/>
@@ -3163,41 +3299,36 @@
           <w:color w:val="000000"/>
           <w:sz w:val="24"/>
         </w:rPr>
-        <w:hyperlink r:id="rId22" w:history="1">
+        <w:hyperlink r:id="rId21" w:history="1">
           <w:r>
             <w:rPr>
               <w:rStyle w:val="Hyperlink"/>
             </w:rPr>
-            <w:t>tif</w:t>
+            <w:t>tifi</w:t>
           </w:r>
         </w:hyperlink>
       </w:r>
       <w:r>
         <w:rPr>
+          <w:u w:val="single" w:color="0000ff"/>
           <w:rFonts w:ascii="Charis SIL Regular" w:hAnsi="Charis SIL Regular" w:eastAsia="Charis SIL Regular"/>
           <w:b w:val="0"/>
           <w:i w:val="0"/>
           <w:color w:val="000000"/>
           <w:sz w:val="24"/>
         </w:rPr>
-        <w:hyperlink r:id="rId22" w:history="1">
-          <w:r>
-            <w:rPr>
-              <w:rStyle w:val="Hyperlink"/>
-            </w:rPr>
-            <w:t>i</w:t>
-          </w:r>
-        </w:hyperlink>
-      </w:r>
-      <w:r>
-        <w:rPr>
+        <w:t>c</w:t>
+      </w:r>
+      <w:r>
+        <w:rPr>
+          <w:u w:val="single" w:color="0000ff"/>
           <w:rFonts w:ascii="Charis SIL Regular" w:hAnsi="Charis SIL Regular" w:eastAsia="Charis SIL Regular"/>
           <w:b w:val="0"/>
           <w:i w:val="0"/>
           <w:color w:val="000000"/>
           <w:sz w:val="24"/>
         </w:rPr>
-        <w:t>c</w:t>
+        <w:t xml:space="preserve"> </w:t>
       </w:r>
       <w:r>
         <w:rPr>
@@ -3208,18 +3339,7 @@
           <w:color w:val="000000"/>
           <w:sz w:val="24"/>
         </w:rPr>
-        <w:t xml:space="preserve"> </w:t>
-      </w:r>
-      <w:r>
-        <w:rPr>
-          <w:u w:val="single" w:color="0000ff"/>
-          <w:rFonts w:ascii="Charis SIL Regular" w:hAnsi="Charis SIL Regular" w:eastAsia="Charis SIL Regular"/>
-          <w:b w:val="0"/>
-          <w:i w:val="0"/>
-          <w:color w:val="000000"/>
-          <w:sz w:val="24"/>
-        </w:rPr>
-        <w:hyperlink r:id="rId22" w:history="1">
+        <w:hyperlink r:id="rId21" w:history="1">
           <w:r>
             <w:rPr>
               <w:rStyle w:val="Hyperlink"/>
@@ -3237,7 +3357,7 @@
           <w:color w:val="000000"/>
           <w:sz w:val="24"/>
         </w:rPr>
-        <w:hyperlink r:id="rId22" w:history="1">
+        <w:hyperlink r:id="rId21" w:history="1">
           <w:r>
             <w:rPr>
               <w:rStyle w:val="Hyperlink"/>
@@ -3255,7 +3375,7 @@
           <w:color w:val="000000"/>
           <w:sz w:val="24"/>
         </w:rPr>
-        <w:hyperlink r:id="rId22" w:history="1">
+        <w:hyperlink r:id="rId21" w:history="1">
           <w:r>
             <w:rPr>
               <w:rStyle w:val="Hyperlink"/>
@@ -3273,12 +3393,12 @@
           <w:color w:val="000000"/>
           <w:sz w:val="24"/>
         </w:rPr>
-        <w:hyperlink r:id="rId22" w:history="1">
+        <w:hyperlink r:id="rId21" w:history="1">
           <w:r>
             <w:rPr>
               <w:rStyle w:val="Hyperlink"/>
             </w:rPr>
-            <w:t>ished in</w:t>
+            <w:t xml:space="preserve">ished </w:t>
           </w:r>
         </w:hyperlink>
       </w:r>
@@ -3290,7 +3410,7 @@
           <w:color w:val="000000"/>
           <w:sz w:val="24"/>
         </w:rPr>
-        <w:t xml:space="preserve"> journals and books. The objects, documents </w:t>
+        <w:t xml:space="preserve">in journals and books. The objects, documents </w:t>
       </w:r>
       <w:r>
         <w:rPr>
@@ -3331,7 +3451,7 @@
           <w:sz w:val="24"/>
           <w:u w:val="single"/>
         </w:rPr>
-        <w:hyperlink r:id="rId23" w:history="1">
+        <w:hyperlink r:id="rId22" w:history="1">
           <w:r>
             <w:rPr>
               <w:rStyle w:val="Hyperlink"/>
@@ -3360,7 +3480,7 @@
           <w:sz w:val="24"/>
           <w:u w:val="single"/>
         </w:rPr>
-        <w:hyperlink r:id="rId23" w:history="1">
+        <w:hyperlink r:id="rId22" w:history="1">
           <w:r>
             <w:rPr>
               <w:rStyle w:val="Hyperlink"/>
@@ -3521,7 +3641,7 @@
           <w:sz w:val="24"/>
           <w:u w:val="single"/>
         </w:rPr>
-        <w:hyperlink r:id="rId24" w:history="1">
+        <w:hyperlink r:id="rId23" w:history="1">
           <w:r>
             <w:rPr>
               <w:rStyle w:val="Hyperlink"/>
@@ -3550,7 +3670,7 @@
           <w:sz w:val="24"/>
           <w:u w:val="single"/>
         </w:rPr>
-        <w:hyperlink r:id="rId24" w:history="1">
+        <w:hyperlink r:id="rId23" w:history="1">
           <w:r>
             <w:rPr>
               <w:rStyle w:val="Hyperlink"/>
@@ -3780,7 +3900,7 @@
           <w:sz w:val="24"/>
           <w:u w:val="single"/>
         </w:rPr>
-        <w:hyperlink r:id="rId25" w:history="1">
+        <w:hyperlink r:id="rId24" w:history="1">
           <w:r>
             <w:rPr>
               <w:rStyle w:val="Hyperlink"/>
@@ -3809,7 +3929,7 @@
           <w:sz w:val="24"/>
           <w:u w:val="single"/>
         </w:rPr>
-        <w:hyperlink r:id="rId25" w:history="1">
+        <w:hyperlink r:id="rId24" w:history="1">
           <w:r>
             <w:rPr>
               <w:rStyle w:val="Hyperlink"/>
@@ -3838,7 +3958,7 @@
           <w:sz w:val="24"/>
           <w:u w:val="single"/>
         </w:rPr>
-        <w:hyperlink r:id="rId25" w:history="1">
+        <w:hyperlink r:id="rId24" w:history="1">
           <w:r>
             <w:rPr>
               <w:rStyle w:val="Hyperlink"/>
@@ -3867,7 +3987,7 @@
           <w:sz w:val="24"/>
           <w:u w:val="single"/>
         </w:rPr>
-        <w:hyperlink r:id="rId25" w:history="1">
+        <w:hyperlink r:id="rId24" w:history="1">
           <w:r>
             <w:rPr>
               <w:rStyle w:val="Hyperlink"/>
@@ -3896,7 +4016,7 @@
           <w:sz w:val="24"/>
           <w:u w:val="single"/>
         </w:rPr>
-        <w:hyperlink r:id="rId25" w:history="1">
+        <w:hyperlink r:id="rId24" w:history="1">
           <w:r>
             <w:rPr>
               <w:rStyle w:val="Hyperlink"/>
@@ -3964,7 +4084,7 @@
           <w:sz w:val="24"/>
           <w:u w:val="single"/>
         </w:rPr>
-        <w:hyperlink r:id="rId26" w:history="1">
+        <w:hyperlink r:id="rId25" w:history="1">
           <w:r>
             <w:rPr>
               <w:rStyle w:val="Hyperlink"/>
@@ -3993,7 +4113,7 @@
           <w:sz w:val="24"/>
           <w:u w:val="single"/>
         </w:rPr>
-        <w:hyperlink r:id="rId26" w:history="1">
+        <w:hyperlink r:id="rId25" w:history="1">
           <w:r>
             <w:rPr>
               <w:rStyle w:val="Hyperlink"/>
@@ -4022,7 +4142,7 @@
           <w:sz w:val="24"/>
           <w:u w:val="single"/>
         </w:rPr>
-        <w:hyperlink r:id="rId26" w:history="1">
+        <w:hyperlink r:id="rId25" w:history="1">
           <w:r>
             <w:rPr>
               <w:rStyle w:val="Hyperlink"/>
@@ -4078,7 +4198,7 @@
           <w:sz w:val="24"/>
           <w:u w:val="single"/>
         </w:rPr>
-        <w:hyperlink r:id="rId27" w:history="1">
+        <w:hyperlink r:id="rId26" w:history="1">
           <w:r>
             <w:rPr>
               <w:rStyle w:val="Hyperlink"/>
@@ -4104,8 +4224,16 @@
           <w:i w:val="0"/>
           <w:color w:val="0000FF"/>
           <w:sz w:val="24"/>
-        </w:rPr>
-        <w:t>Rijksmuseum A</w:t>
+          <w:u w:val="single"/>
+        </w:rPr>
+        <w:hyperlink r:id="rId27" w:history="1">
+          <w:r>
+            <w:rPr>
+              <w:rStyle w:val="Hyperlink"/>
+            </w:rPr>
+            <w:t>Rijksmuseum</w:t>
+          </w:r>
+        </w:hyperlink>
       </w:r>
       <w:r>
         <w:rPr>
@@ -4116,7 +4244,36 @@
           <w:sz w:val="24"/>
           <w:u w:val="single"/>
         </w:rPr>
-        <w:hyperlink r:id="rId26" w:history="1">
+        <w:t xml:space="preserve"> </w:t>
+      </w:r>
+      <w:r>
+        <w:rPr>
+          <w:rFonts w:ascii="Charis SIL Regular" w:hAnsi="Charis SIL Regular" w:eastAsia="Charis SIL Regular"/>
+          <w:b w:val="0"/>
+          <w:i w:val="0"/>
+          <w:color w:val="0000FF"/>
+          <w:sz w:val="24"/>
+          <w:u w:val="single"/>
+        </w:rPr>
+        <w:hyperlink r:id="rId27" w:history="1">
+          <w:r>
+            <w:rPr>
+              <w:rStyle w:val="Hyperlink"/>
+            </w:rPr>
+            <w:t>A</w:t>
+          </w:r>
+        </w:hyperlink>
+      </w:r>
+      <w:r>
+        <w:rPr>
+          <w:rFonts w:ascii="Charis SIL Regular" w:hAnsi="Charis SIL Regular" w:eastAsia="Charis SIL Regular"/>
+          <w:b w:val="0"/>
+          <w:i w:val="0"/>
+          <w:color w:val="0000FF"/>
+          <w:sz w:val="24"/>
+          <w:u w:val="single"/>
+        </w:rPr>
+        <w:hyperlink r:id="rId25" w:history="1">
           <w:r>
             <w:rPr>
               <w:rStyle w:val="Hyperlink"/>
@@ -4134,7 +4291,7 @@
           <w:sz w:val="24"/>
           <w:u w:val="single"/>
         </w:rPr>
-        <w:hyperlink r:id="rId26" w:history="1">
+        <w:hyperlink r:id="rId25" w:history="1">
           <w:r>
             <w:rPr>
               <w:rStyle w:val="Hyperlink"/>
@@ -4152,7 +4309,7 @@
           <w:sz w:val="24"/>
           <w:u w:val="single"/>
         </w:rPr>
-        <w:hyperlink r:id="rId26" w:history="1">
+        <w:hyperlink r:id="rId25" w:history="1">
           <w:r>
             <w:rPr>
               <w:rStyle w:val="Hyperlink"/>
@@ -4201,7 +4358,7 @@
           <w:sz w:val="24"/>
           <w:u w:val="single"/>
         </w:rPr>
-        <w:hyperlink r:id="rId29" w:history="1">
+        <w:hyperlink r:id="rId27" w:history="1">
           <w:r>
             <w:rPr>
               <w:rStyle w:val="Hyperlink"/>
@@ -4230,7 +4387,7 @@
           <w:sz w:val="24"/>
           <w:u w:val="single"/>
         </w:rPr>
-        <w:hyperlink r:id="rId29" w:history="1">
+        <w:hyperlink r:id="rId27" w:history="1">
           <w:r>
             <w:rPr>
               <w:rStyle w:val="Hyperlink"/>
@@ -4248,7 +4405,7 @@
           <w:sz w:val="24"/>
           <w:u w:val="single"/>
         </w:rPr>
-        <w:hyperlink r:id="rId29" w:history="1">
+        <w:hyperlink r:id="rId27" w:history="1">
           <w:r>
             <w:rPr>
               <w:rStyle w:val="Hyperlink"/>
@@ -4266,7 +4423,7 @@
           <w:color w:val="000000"/>
           <w:sz w:val="24"/>
         </w:rPr>
-        <w:hyperlink r:id="rId29" w:history="1">
+        <w:hyperlink r:id="rId27" w:history="1">
           <w:r>
             <w:rPr>
               <w:rStyle w:val="Hyperlink"/>
@@ -4334,7 +4491,7 @@
           <w:sz w:val="24"/>
           <w:u w:val="single"/>
         </w:rPr>
-        <w:hyperlink r:id="rId30" w:history="1">
+        <w:hyperlink r:id="rId29" w:history="1">
           <w:r>
             <w:rPr>
               <w:rStyle w:val="Hyperlink"/>
@@ -4352,7 +4509,7 @@
           <w:sz w:val="24"/>
           <w:u w:val="single"/>
         </w:rPr>
-        <w:hyperlink r:id="rId30" w:history="1">
+        <w:hyperlink r:id="rId29" w:history="1">
           <w:r>
             <w:rPr>
               <w:rStyle w:val="Hyperlink"/>
@@ -4381,7 +4538,7 @@
           <w:sz w:val="24"/>
           <w:u w:val="single"/>
         </w:rPr>
-        <w:hyperlink r:id="rId30" w:history="1">
+        <w:hyperlink r:id="rId29" w:history="1">
           <w:r>
             <w:rPr>
               <w:rStyle w:val="Hyperlink"/>
@@ -4459,7 +4616,7 @@
           <w:sz w:val="24"/>
           <w:u w:val="single"/>
         </w:rPr>
-        <w:hyperlink r:id="rId31" w:history="1">
+        <w:hyperlink r:id="rId30" w:history="1">
           <w:r>
             <w:rPr>
               <w:rStyle w:val="Hyperlink"/>
@@ -4488,7 +4645,7 @@
           <w:sz w:val="24"/>
           <w:u w:val="single"/>
         </w:rPr>
-        <w:hyperlink r:id="rId31" w:history="1">
+        <w:hyperlink r:id="rId30" w:history="1">
           <w:r>
             <w:rPr>
               <w:rStyle w:val="Hyperlink"/>
@@ -4516,7 +4673,7 @@
           <w:sz w:val="24"/>
           <w:u w:val="single"/>
         </w:rPr>
-        <w:hyperlink r:id="rId32" w:history="1">
+        <w:hyperlink r:id="rId31" w:history="1">
           <w:r>
             <w:rPr>
               <w:rStyle w:val="Hyperlink"/>
@@ -4544,14 +4701,7 @@
           <w:color w:val="000000"/>
           <w:sz w:val="24"/>
         </w:rPr>
-        <w:hyperlink r:id="rId31" w:history="1">
-          <w:r>
-            <w:rPr>
-              <w:rStyle w:val="Hyperlink"/>
-            </w:rPr>
-            <w:t>ves an</w:t>
-          </w:r>
-        </w:hyperlink>
+        <w:t>ves an</w:t>
       </w:r>
       <w:r>
         <w:rPr>
@@ -4562,7 +4712,7 @@
           <w:color w:val="000000"/>
           <w:sz w:val="24"/>
         </w:rPr>
-        <w:hyperlink r:id="rId31" w:history="1">
+        <w:hyperlink r:id="rId30" w:history="1">
           <w:r>
             <w:rPr>
               <w:rStyle w:val="Hyperlink"/>
@@ -4590,7 +4740,7 @@
           <w:color w:val="000000"/>
           <w:sz w:val="24"/>
         </w:rPr>
-        <w:hyperlink r:id="rId32" w:history="1">
+        <w:hyperlink r:id="rId31" w:history="1">
           <w:r>
             <w:rPr>
               <w:rStyle w:val="Hyperlink"/>

--- a/EXPORTS/DOCX/published/niveau2/English/Indonesia.docx
+++ b/EXPORTS/DOCX/published/niveau2/English/Indonesia.docx
@@ -1867,36 +1867,7 @@
           <w:color w:val="000000"/>
           <w:sz w:val="24"/>
         </w:rPr>
-        <w:t>more information about researching individual soldiers and obje</w:t>
-      </w:r>
-      <w:r>
-        <w:rPr>
-          <w:u w:val="single" w:color="0000ff"/>
-          <w:rFonts w:ascii="Charis SIL Regular" w:hAnsi="Charis SIL Regular" w:eastAsia="Charis SIL Regular"/>
-          <w:b w:val="0"/>
-          <w:i w:val="0"/>
-          <w:color w:val="000000"/>
-          <w:sz w:val="24"/>
-        </w:rPr>
-        <w:t>c</w:t>
-      </w:r>
-      <w:r>
-        <w:rPr>
-          <w:u w:val="single" w:color="0000ff"/>
-          <w:rFonts w:ascii="Charis SIL Regular" w:hAnsi="Charis SIL Regular" w:eastAsia="Charis SIL Regular"/>
-          <w:b w:val="0"/>
-          <w:i w:val="0"/>
-          <w:color w:val="000000"/>
-          <w:sz w:val="24"/>
-        </w:rPr>
-        <w:hyperlink r:id="rId16" w:history="1">
-          <w:r>
-            <w:rPr>
-              <w:rStyle w:val="Hyperlink"/>
-            </w:rPr>
-            <w:t>ts they b</w:t>
-          </w:r>
-        </w:hyperlink>
+        <w:t>more information about researching individual soldiers and objects they b</w:t>
       </w:r>
       <w:r>
         <w:rPr>
@@ -2385,7 +2356,7 @@
           <w:sz w:val="24"/>
           <w:u w:val="single"/>
         </w:rPr>
-        <w:hyperlink r:id="rId20" w:history="1">
+        <w:hyperlink r:id="rId21" w:history="1">
           <w:r>
             <w:rPr>
               <w:rStyle w:val="Hyperlink"/>
@@ -2403,7 +2374,7 @@
           <w:sz w:val="24"/>
           <w:u w:val="single"/>
         </w:rPr>
-        <w:hyperlink r:id="rId20" w:history="1">
+        <w:hyperlink r:id="rId21" w:history="1">
           <w:r>
             <w:rPr>
               <w:rStyle w:val="Hyperlink"/>
@@ -2432,7 +2403,7 @@
           <w:sz w:val="24"/>
           <w:u w:val="single"/>
         </w:rPr>
-        <w:hyperlink r:id="rId20" w:history="1">
+        <w:hyperlink r:id="rId21" w:history="1">
           <w:r>
             <w:rPr>
               <w:rStyle w:val="Hyperlink"/>
@@ -2713,7 +2684,7 @@
           <w:sz w:val="24"/>
           <w:u w:val="single"/>
         </w:rPr>
-        <w:hyperlink r:id="rId21" w:history="1">
+        <w:hyperlink r:id="rId22" w:history="1">
           <w:r>
             <w:rPr>
               <w:rStyle w:val="Hyperlink"/>
@@ -2742,7 +2713,7 @@
           <w:sz w:val="24"/>
           <w:u w:val="single"/>
         </w:rPr>
-        <w:hyperlink r:id="rId21" w:history="1">
+        <w:hyperlink r:id="rId22" w:history="1">
           <w:r>
             <w:rPr>
               <w:rStyle w:val="Hyperlink"/>
@@ -2771,7 +2742,7 @@
           <w:sz w:val="24"/>
           <w:u w:val="single"/>
         </w:rPr>
-        <w:hyperlink r:id="rId21" w:history="1">
+        <w:hyperlink r:id="rId22" w:history="1">
           <w:r>
             <w:rPr>
               <w:rStyle w:val="Hyperlink"/>
@@ -2789,7 +2760,7 @@
           <w:sz w:val="24"/>
           <w:u w:val="single"/>
         </w:rPr>
-        <w:hyperlink r:id="rId21" w:history="1">
+        <w:hyperlink r:id="rId10" w:history="1">
           <w:r>
             <w:rPr>
               <w:rStyle w:val="Hyperlink"/>
@@ -2818,7 +2789,7 @@
           <w:sz w:val="24"/>
           <w:u w:val="single"/>
         </w:rPr>
-        <w:hyperlink r:id="rId21" w:history="1">
+        <w:hyperlink r:id="rId10" w:history="1">
           <w:r>
             <w:rPr>
               <w:rStyle w:val="Hyperlink"/>
@@ -2977,7 +2948,7 @@
           <w:sz w:val="24"/>
           <w:u w:val="single"/>
         </w:rPr>
-        <w:hyperlink r:id="rId10" w:history="1">
+        <w:hyperlink r:id="rId22" w:history="1">
           <w:r>
             <w:rPr>
               <w:rStyle w:val="Hyperlink"/>
@@ -2995,7 +2966,7 @@
           <w:sz w:val="24"/>
           <w:u w:val="single"/>
         </w:rPr>
-        <w:hyperlink r:id="rId10" w:history="1">
+        <w:hyperlink r:id="rId22" w:history="1">
           <w:r>
             <w:rPr>
               <w:rStyle w:val="Hyperlink"/>
@@ -3013,7 +2984,7 @@
           <w:sz w:val="24"/>
           <w:u w:val="single"/>
         </w:rPr>
-        <w:hyperlink r:id="rId10" w:history="1">
+        <w:hyperlink r:id="rId22" w:history="1">
           <w:r>
             <w:rPr>
               <w:rStyle w:val="Hyperlink"/>
@@ -3107,7 +3078,7 @@
           <w:sz w:val="24"/>
           <w:u w:val="single"/>
         </w:rPr>
-        <w:hyperlink r:id="rId21" w:history="1">
+        <w:hyperlink r:id="rId22" w:history="1">
           <w:r>
             <w:rPr>
               <w:rStyle w:val="Hyperlink"/>
@@ -3135,7 +3106,7 @@
           <w:color w:val="000000"/>
           <w:sz w:val="24"/>
         </w:rPr>
-        <w:hyperlink r:id="rId21" w:history="1">
+        <w:hyperlink r:id="rId22" w:history="1">
           <w:r>
             <w:rPr>
               <w:rStyle w:val="Hyperlink"/>
@@ -3153,7 +3124,7 @@
           <w:color w:val="000000"/>
           <w:sz w:val="24"/>
         </w:rPr>
-        <w:hyperlink r:id="rId21" w:history="1">
+        <w:hyperlink r:id="rId22" w:history="1">
           <w:r>
             <w:rPr>
               <w:rStyle w:val="Hyperlink"/>
@@ -3171,7 +3142,7 @@
           <w:color w:val="000000"/>
           <w:sz w:val="24"/>
         </w:rPr>
-        <w:hyperlink r:id="rId21" w:history="1">
+        <w:hyperlink r:id="rId22" w:history="1">
           <w:r>
             <w:rPr>
               <w:rStyle w:val="Hyperlink"/>
@@ -3189,7 +3160,7 @@
           <w:color w:val="000000"/>
           <w:sz w:val="24"/>
         </w:rPr>
-        <w:hyperlink r:id="rId21" w:history="1">
+        <w:hyperlink r:id="rId22" w:history="1">
           <w:r>
             <w:rPr>
               <w:rStyle w:val="Hyperlink"/>
@@ -3206,7 +3177,7 @@
           <w:color w:val="000000"/>
           <w:sz w:val="24"/>
         </w:rPr>
-        <w:hyperlink r:id="rId21" w:history="1">
+        <w:hyperlink r:id="rId22" w:history="1">
           <w:r>
             <w:rPr>
               <w:rStyle w:val="Hyperlink"/>
@@ -3234,7 +3205,7 @@
           <w:color w:val="000000"/>
           <w:sz w:val="24"/>
         </w:rPr>
-        <w:hyperlink r:id="rId21" w:history="1">
+        <w:hyperlink r:id="rId22" w:history="1">
           <w:r>
             <w:rPr>
               <w:rStyle w:val="Hyperlink"/>
@@ -3263,7 +3234,7 @@
           <w:color w:val="000000"/>
           <w:sz w:val="24"/>
         </w:rPr>
-        <w:hyperlink r:id="rId21" w:history="1">
+        <w:hyperlink r:id="rId22" w:history="1">
           <w:r>
             <w:rPr>
               <w:rStyle w:val="Hyperlink"/>
@@ -3281,7 +3252,7 @@
           <w:color w:val="000000"/>
           <w:sz w:val="24"/>
         </w:rPr>
-        <w:hyperlink r:id="rId21" w:history="1">
+        <w:hyperlink r:id="rId22" w:history="1">
           <w:r>
             <w:rPr>
               <w:rStyle w:val="Hyperlink"/>
@@ -3299,17 +3270,27 @@
           <w:color w:val="000000"/>
           <w:sz w:val="24"/>
         </w:rPr>
-        <w:hyperlink r:id="rId21" w:history="1">
+        <w:hyperlink r:id="rId22" w:history="1">
           <w:r>
             <w:rPr>
               <w:rStyle w:val="Hyperlink"/>
             </w:rPr>
-            <w:t>tifi</w:t>
+            <w:t>tif</w:t>
           </w:r>
         </w:hyperlink>
       </w:r>
       <w:r>
         <w:rPr>
+          <w:rFonts w:ascii="Charis SIL Regular" w:hAnsi="Charis SIL Regular" w:eastAsia="Charis SIL Regular"/>
+          <w:b w:val="0"/>
+          <w:i w:val="0"/>
+          <w:color w:val="000000"/>
+          <w:sz w:val="24"/>
+        </w:rPr>
+        <w:t>ic</w:t>
+      </w:r>
+      <w:r>
+        <w:rPr>
           <w:u w:val="single" w:color="0000ff"/>
           <w:rFonts w:ascii="Charis SIL Regular" w:hAnsi="Charis SIL Regular" w:eastAsia="Charis SIL Regular"/>
           <w:b w:val="0"/>
@@ -3317,7 +3298,7 @@
           <w:color w:val="000000"/>
           <w:sz w:val="24"/>
         </w:rPr>
-        <w:t>c</w:t>
+        <w:t xml:space="preserve"> </w:t>
       </w:r>
       <w:r>
         <w:rPr>
@@ -3328,18 +3309,7 @@
           <w:color w:val="000000"/>
           <w:sz w:val="24"/>
         </w:rPr>
-        <w:t xml:space="preserve"> </w:t>
-      </w:r>
-      <w:r>
-        <w:rPr>
-          <w:u w:val="single" w:color="0000ff"/>
-          <w:rFonts w:ascii="Charis SIL Regular" w:hAnsi="Charis SIL Regular" w:eastAsia="Charis SIL Regular"/>
-          <w:b w:val="0"/>
-          <w:i w:val="0"/>
-          <w:color w:val="000000"/>
-          <w:sz w:val="24"/>
-        </w:rPr>
-        <w:hyperlink r:id="rId21" w:history="1">
+        <w:hyperlink r:id="rId22" w:history="1">
           <w:r>
             <w:rPr>
               <w:rStyle w:val="Hyperlink"/>
@@ -3357,7 +3327,7 @@
           <w:color w:val="000000"/>
           <w:sz w:val="24"/>
         </w:rPr>
-        <w:hyperlink r:id="rId21" w:history="1">
+        <w:hyperlink r:id="rId22" w:history="1">
           <w:r>
             <w:rPr>
               <w:rStyle w:val="Hyperlink"/>
@@ -3375,7 +3345,7 @@
           <w:color w:val="000000"/>
           <w:sz w:val="24"/>
         </w:rPr>
-        <w:hyperlink r:id="rId21" w:history="1">
+        <w:hyperlink r:id="rId22" w:history="1">
           <w:r>
             <w:rPr>
               <w:rStyle w:val="Hyperlink"/>
@@ -3393,12 +3363,12 @@
           <w:color w:val="000000"/>
           <w:sz w:val="24"/>
         </w:rPr>
-        <w:hyperlink r:id="rId21" w:history="1">
+        <w:hyperlink r:id="rId22" w:history="1">
           <w:r>
             <w:rPr>
               <w:rStyle w:val="Hyperlink"/>
             </w:rPr>
-            <w:t xml:space="preserve">ished </w:t>
+            <w:t>ished in</w:t>
           </w:r>
         </w:hyperlink>
       </w:r>
@@ -3410,7 +3380,7 @@
           <w:color w:val="000000"/>
           <w:sz w:val="24"/>
         </w:rPr>
-        <w:t xml:space="preserve">in journals and books. The objects, documents </w:t>
+        <w:t xml:space="preserve"> journals and books. The objects, documents </w:t>
       </w:r>
       <w:r>
         <w:rPr>
@@ -3451,7 +3421,7 @@
           <w:sz w:val="24"/>
           <w:u w:val="single"/>
         </w:rPr>
-        <w:hyperlink r:id="rId22" w:history="1">
+        <w:hyperlink r:id="rId23" w:history="1">
           <w:r>
             <w:rPr>
               <w:rStyle w:val="Hyperlink"/>
@@ -3480,7 +3450,7 @@
           <w:sz w:val="24"/>
           <w:u w:val="single"/>
         </w:rPr>
-        <w:hyperlink r:id="rId22" w:history="1">
+        <w:hyperlink r:id="rId23" w:history="1">
           <w:r>
             <w:rPr>
               <w:rStyle w:val="Hyperlink"/>
@@ -3641,7 +3611,7 @@
           <w:sz w:val="24"/>
           <w:u w:val="single"/>
         </w:rPr>
-        <w:hyperlink r:id="rId23" w:history="1">
+        <w:hyperlink r:id="rId24" w:history="1">
           <w:r>
             <w:rPr>
               <w:rStyle w:val="Hyperlink"/>
@@ -3670,7 +3640,7 @@
           <w:sz w:val="24"/>
           <w:u w:val="single"/>
         </w:rPr>
-        <w:hyperlink r:id="rId23" w:history="1">
+        <w:hyperlink r:id="rId24" w:history="1">
           <w:r>
             <w:rPr>
               <w:rStyle w:val="Hyperlink"/>
@@ -3900,7 +3870,7 @@
           <w:sz w:val="24"/>
           <w:u w:val="single"/>
         </w:rPr>
-        <w:hyperlink r:id="rId24" w:history="1">
+        <w:hyperlink r:id="rId25" w:history="1">
           <w:r>
             <w:rPr>
               <w:rStyle w:val="Hyperlink"/>
@@ -3929,7 +3899,7 @@
           <w:sz w:val="24"/>
           <w:u w:val="single"/>
         </w:rPr>
-        <w:hyperlink r:id="rId24" w:history="1">
+        <w:hyperlink r:id="rId25" w:history="1">
           <w:r>
             <w:rPr>
               <w:rStyle w:val="Hyperlink"/>
@@ -3958,7 +3928,7 @@
           <w:sz w:val="24"/>
           <w:u w:val="single"/>
         </w:rPr>
-        <w:hyperlink r:id="rId24" w:history="1">
+        <w:hyperlink r:id="rId25" w:history="1">
           <w:r>
             <w:rPr>
               <w:rStyle w:val="Hyperlink"/>
@@ -3987,7 +3957,7 @@
           <w:sz w:val="24"/>
           <w:u w:val="single"/>
         </w:rPr>
-        <w:hyperlink r:id="rId24" w:history="1">
+        <w:hyperlink r:id="rId25" w:history="1">
           <w:r>
             <w:rPr>
               <w:rStyle w:val="Hyperlink"/>
@@ -4016,7 +3986,7 @@
           <w:sz w:val="24"/>
           <w:u w:val="single"/>
         </w:rPr>
-        <w:hyperlink r:id="rId24" w:history="1">
+        <w:hyperlink r:id="rId25" w:history="1">
           <w:r>
             <w:rPr>
               <w:rStyle w:val="Hyperlink"/>
@@ -4084,7 +4054,7 @@
           <w:sz w:val="24"/>
           <w:u w:val="single"/>
         </w:rPr>
-        <w:hyperlink r:id="rId25" w:history="1">
+        <w:hyperlink r:id="rId26" w:history="1">
           <w:r>
             <w:rPr>
               <w:rStyle w:val="Hyperlink"/>
@@ -4113,7 +4083,7 @@
           <w:sz w:val="24"/>
           <w:u w:val="single"/>
         </w:rPr>
-        <w:hyperlink r:id="rId25" w:history="1">
+        <w:hyperlink r:id="rId26" w:history="1">
           <w:r>
             <w:rPr>
               <w:rStyle w:val="Hyperlink"/>
@@ -4142,7 +4112,7 @@
           <w:sz w:val="24"/>
           <w:u w:val="single"/>
         </w:rPr>
-        <w:hyperlink r:id="rId25" w:history="1">
+        <w:hyperlink r:id="rId26" w:history="1">
           <w:r>
             <w:rPr>
               <w:rStyle w:val="Hyperlink"/>
@@ -4198,7 +4168,7 @@
           <w:sz w:val="24"/>
           <w:u w:val="single"/>
         </w:rPr>
-        <w:hyperlink r:id="rId26" w:history="1">
+        <w:hyperlink r:id="rId27" w:history="1">
           <w:r>
             <w:rPr>
               <w:rStyle w:val="Hyperlink"/>
@@ -4226,7 +4196,7 @@
           <w:sz w:val="24"/>
           <w:u w:val="single"/>
         </w:rPr>
-        <w:hyperlink r:id="rId27" w:history="1">
+        <w:hyperlink r:id="rId26" w:history="1">
           <w:r>
             <w:rPr>
               <w:rStyle w:val="Hyperlink"/>
@@ -4255,7 +4225,7 @@
           <w:sz w:val="24"/>
           <w:u w:val="single"/>
         </w:rPr>
-        <w:hyperlink r:id="rId27" w:history="1">
+        <w:hyperlink r:id="rId26" w:history="1">
           <w:r>
             <w:rPr>
               <w:rStyle w:val="Hyperlink"/>
@@ -4273,7 +4243,7 @@
           <w:sz w:val="24"/>
           <w:u w:val="single"/>
         </w:rPr>
-        <w:hyperlink r:id="rId25" w:history="1">
+        <w:hyperlink r:id="rId26" w:history="1">
           <w:r>
             <w:rPr>
               <w:rStyle w:val="Hyperlink"/>
@@ -4291,7 +4261,7 @@
           <w:sz w:val="24"/>
           <w:u w:val="single"/>
         </w:rPr>
-        <w:hyperlink r:id="rId25" w:history="1">
+        <w:hyperlink r:id="rId26" w:history="1">
           <w:r>
             <w:rPr>
               <w:rStyle w:val="Hyperlink"/>
@@ -4309,7 +4279,7 @@
           <w:sz w:val="24"/>
           <w:u w:val="single"/>
         </w:rPr>
-        <w:hyperlink r:id="rId25" w:history="1">
+        <w:hyperlink r:id="rId26" w:history="1">
           <w:r>
             <w:rPr>
               <w:rStyle w:val="Hyperlink"/>
@@ -4358,7 +4328,7 @@
           <w:sz w:val="24"/>
           <w:u w:val="single"/>
         </w:rPr>
-        <w:hyperlink r:id="rId27" w:history="1">
+        <w:hyperlink r:id="rId29" w:history="1">
           <w:r>
             <w:rPr>
               <w:rStyle w:val="Hyperlink"/>
@@ -4387,7 +4357,7 @@
           <w:sz w:val="24"/>
           <w:u w:val="single"/>
         </w:rPr>
-        <w:hyperlink r:id="rId27" w:history="1">
+        <w:hyperlink r:id="rId29" w:history="1">
           <w:r>
             <w:rPr>
               <w:rStyle w:val="Hyperlink"/>
@@ -4405,7 +4375,7 @@
           <w:sz w:val="24"/>
           <w:u w:val="single"/>
         </w:rPr>
-        <w:hyperlink r:id="rId27" w:history="1">
+        <w:hyperlink r:id="rId29" w:history="1">
           <w:r>
             <w:rPr>
               <w:rStyle w:val="Hyperlink"/>
@@ -4423,7 +4393,7 @@
           <w:color w:val="000000"/>
           <w:sz w:val="24"/>
         </w:rPr>
-        <w:hyperlink r:id="rId27" w:history="1">
+        <w:hyperlink r:id="rId29" w:history="1">
           <w:r>
             <w:rPr>
               <w:rStyle w:val="Hyperlink"/>
@@ -4491,7 +4461,7 @@
           <w:sz w:val="24"/>
           <w:u w:val="single"/>
         </w:rPr>
-        <w:hyperlink r:id="rId29" w:history="1">
+        <w:hyperlink r:id="rId30" w:history="1">
           <w:r>
             <w:rPr>
               <w:rStyle w:val="Hyperlink"/>
@@ -4509,7 +4479,7 @@
           <w:sz w:val="24"/>
           <w:u w:val="single"/>
         </w:rPr>
-        <w:hyperlink r:id="rId29" w:history="1">
+        <w:hyperlink r:id="rId30" w:history="1">
           <w:r>
             <w:rPr>
               <w:rStyle w:val="Hyperlink"/>
@@ -4538,7 +4508,7 @@
           <w:sz w:val="24"/>
           <w:u w:val="single"/>
         </w:rPr>
-        <w:hyperlink r:id="rId29" w:history="1">
+        <w:hyperlink r:id="rId30" w:history="1">
           <w:r>
             <w:rPr>
               <w:rStyle w:val="Hyperlink"/>
@@ -4616,7 +4586,7 @@
           <w:sz w:val="24"/>
           <w:u w:val="single"/>
         </w:rPr>
-        <w:hyperlink r:id="rId30" w:history="1">
+        <w:hyperlink r:id="rId31" w:history="1">
           <w:r>
             <w:rPr>
               <w:rStyle w:val="Hyperlink"/>
@@ -4645,7 +4615,7 @@
           <w:sz w:val="24"/>
           <w:u w:val="single"/>
         </w:rPr>
-        <w:hyperlink r:id="rId30" w:history="1">
+        <w:hyperlink r:id="rId31" w:history="1">
           <w:r>
             <w:rPr>
               <w:rStyle w:val="Hyperlink"/>
@@ -4673,7 +4643,7 @@
           <w:sz w:val="24"/>
           <w:u w:val="single"/>
         </w:rPr>
-        <w:hyperlink r:id="rId31" w:history="1">
+        <w:hyperlink r:id="rId32" w:history="1">
           <w:r>
             <w:rPr>
               <w:rStyle w:val="Hyperlink"/>
@@ -4701,7 +4671,14 @@
           <w:color w:val="000000"/>
           <w:sz w:val="24"/>
         </w:rPr>
-        <w:t>ves an</w:t>
+        <w:hyperlink r:id="rId31" w:history="1">
+          <w:r>
+            <w:rPr>
+              <w:rStyle w:val="Hyperlink"/>
+            </w:rPr>
+            <w:t>ves an</w:t>
+          </w:r>
+        </w:hyperlink>
       </w:r>
       <w:r>
         <w:rPr>
@@ -4712,7 +4689,7 @@
           <w:color w:val="000000"/>
           <w:sz w:val="24"/>
         </w:rPr>
-        <w:hyperlink r:id="rId30" w:history="1">
+        <w:hyperlink r:id="rId31" w:history="1">
           <w:r>
             <w:rPr>
               <w:rStyle w:val="Hyperlink"/>
@@ -4740,7 +4717,7 @@
           <w:color w:val="000000"/>
           <w:sz w:val="24"/>
         </w:rPr>
-        <w:hyperlink r:id="rId31" w:history="1">
+        <w:hyperlink r:id="rId32" w:history="1">
           <w:r>
             <w:rPr>
               <w:rStyle w:val="Hyperlink"/>

--- a/EXPORTS/DOCX/published/niveau2/English/Indonesia.docx
+++ b/EXPORTS/DOCX/published/niveau2/English/Indonesia.docx
@@ -1867,7 +1867,36 @@
           <w:color w:val="000000"/>
           <w:sz w:val="24"/>
         </w:rPr>
-        <w:t>more information about researching individual soldiers and objects they b</w:t>
+        <w:t>more information about researching individual soldiers and obje</w:t>
+      </w:r>
+      <w:r>
+        <w:rPr>
+          <w:u w:val="single" w:color="0000ff"/>
+          <w:rFonts w:ascii="Charis SIL Regular" w:hAnsi="Charis SIL Regular" w:eastAsia="Charis SIL Regular"/>
+          <w:b w:val="0"/>
+          <w:i w:val="0"/>
+          <w:color w:val="000000"/>
+          <w:sz w:val="24"/>
+        </w:rPr>
+        <w:t>c</w:t>
+      </w:r>
+      <w:r>
+        <w:rPr>
+          <w:u w:val="single" w:color="0000ff"/>
+          <w:rFonts w:ascii="Charis SIL Regular" w:hAnsi="Charis SIL Regular" w:eastAsia="Charis SIL Regular"/>
+          <w:b w:val="0"/>
+          <w:i w:val="0"/>
+          <w:color w:val="000000"/>
+          <w:sz w:val="24"/>
+        </w:rPr>
+        <w:hyperlink r:id="rId16" w:history="1">
+          <w:r>
+            <w:rPr>
+              <w:rStyle w:val="Hyperlink"/>
+            </w:rPr>
+            <w:t>ts they b</w:t>
+          </w:r>
+        </w:hyperlink>
       </w:r>
       <w:r>
         <w:rPr>
@@ -2356,7 +2385,7 @@
           <w:sz w:val="24"/>
           <w:u w:val="single"/>
         </w:rPr>
-        <w:hyperlink r:id="rId21" w:history="1">
+        <w:hyperlink r:id="rId20" w:history="1">
           <w:r>
             <w:rPr>
               <w:rStyle w:val="Hyperlink"/>
@@ -2374,7 +2403,7 @@
           <w:sz w:val="24"/>
           <w:u w:val="single"/>
         </w:rPr>
-        <w:hyperlink r:id="rId21" w:history="1">
+        <w:hyperlink r:id="rId20" w:history="1">
           <w:r>
             <w:rPr>
               <w:rStyle w:val="Hyperlink"/>
@@ -2403,7 +2432,7 @@
           <w:sz w:val="24"/>
           <w:u w:val="single"/>
         </w:rPr>
-        <w:hyperlink r:id="rId21" w:history="1">
+        <w:hyperlink r:id="rId20" w:history="1">
           <w:r>
             <w:rPr>
               <w:rStyle w:val="Hyperlink"/>
@@ -2684,7 +2713,7 @@
           <w:sz w:val="24"/>
           <w:u w:val="single"/>
         </w:rPr>
-        <w:hyperlink r:id="rId22" w:history="1">
+        <w:hyperlink r:id="rId21" w:history="1">
           <w:r>
             <w:rPr>
               <w:rStyle w:val="Hyperlink"/>
@@ -2713,7 +2742,7 @@
           <w:sz w:val="24"/>
           <w:u w:val="single"/>
         </w:rPr>
-        <w:hyperlink r:id="rId22" w:history="1">
+        <w:hyperlink r:id="rId21" w:history="1">
           <w:r>
             <w:rPr>
               <w:rStyle w:val="Hyperlink"/>
@@ -2742,7 +2771,7 @@
           <w:sz w:val="24"/>
           <w:u w:val="single"/>
         </w:rPr>
-        <w:hyperlink r:id="rId22" w:history="1">
+        <w:hyperlink r:id="rId21" w:history="1">
           <w:r>
             <w:rPr>
               <w:rStyle w:val="Hyperlink"/>
@@ -2760,7 +2789,7 @@
           <w:sz w:val="24"/>
           <w:u w:val="single"/>
         </w:rPr>
-        <w:hyperlink r:id="rId10" w:history="1">
+        <w:hyperlink r:id="rId21" w:history="1">
           <w:r>
             <w:rPr>
               <w:rStyle w:val="Hyperlink"/>
@@ -2789,7 +2818,7 @@
           <w:sz w:val="24"/>
           <w:u w:val="single"/>
         </w:rPr>
-        <w:hyperlink r:id="rId10" w:history="1">
+        <w:hyperlink r:id="rId21" w:history="1">
           <w:r>
             <w:rPr>
               <w:rStyle w:val="Hyperlink"/>
@@ -2948,7 +2977,7 @@
           <w:sz w:val="24"/>
           <w:u w:val="single"/>
         </w:rPr>
-        <w:hyperlink r:id="rId22" w:history="1">
+        <w:hyperlink r:id="rId10" w:history="1">
           <w:r>
             <w:rPr>
               <w:rStyle w:val="Hyperlink"/>
@@ -2966,7 +2995,7 @@
           <w:sz w:val="24"/>
           <w:u w:val="single"/>
         </w:rPr>
-        <w:hyperlink r:id="rId22" w:history="1">
+        <w:hyperlink r:id="rId10" w:history="1">
           <w:r>
             <w:rPr>
               <w:rStyle w:val="Hyperlink"/>
@@ -2984,7 +3013,7 @@
           <w:sz w:val="24"/>
           <w:u w:val="single"/>
         </w:rPr>
-        <w:hyperlink r:id="rId22" w:history="1">
+        <w:hyperlink r:id="rId10" w:history="1">
           <w:r>
             <w:rPr>
               <w:rStyle w:val="Hyperlink"/>
@@ -3060,7 +3089,7 @@
           <w:sz w:val="24"/>
           <w:u w:val="single"/>
         </w:rPr>
-        <w:hyperlink r:id="rId10" w:history="1">
+        <w:hyperlink r:id="rId21" w:history="1">
           <w:r>
             <w:rPr>
               <w:rStyle w:val="Hyperlink"/>
@@ -3078,7 +3107,7 @@
           <w:sz w:val="24"/>
           <w:u w:val="single"/>
         </w:rPr>
-        <w:hyperlink r:id="rId22" w:history="1">
+        <w:hyperlink r:id="rId21" w:history="1">
           <w:r>
             <w:rPr>
               <w:rStyle w:val="Hyperlink"/>
@@ -3106,14 +3135,7 @@
           <w:color w:val="000000"/>
           <w:sz w:val="24"/>
         </w:rPr>
-        <w:hyperlink r:id="rId22" w:history="1">
-          <w:r>
-            <w:rPr>
-              <w:rStyle w:val="Hyperlink"/>
-            </w:rPr>
-            <w:t>V). Th</w:t>
-          </w:r>
-        </w:hyperlink>
+        <w:t>V). Through such o</w:t>
       </w:r>
       <w:r>
         <w:rPr>
@@ -3124,25 +3146,7 @@
           <w:color w:val="000000"/>
           <w:sz w:val="24"/>
         </w:rPr>
-        <w:hyperlink r:id="rId22" w:history="1">
-          <w:r>
-            <w:rPr>
-              <w:rStyle w:val="Hyperlink"/>
-            </w:rPr>
-            <w:t>rough such o</w:t>
-          </w:r>
-        </w:hyperlink>
-      </w:r>
-      <w:r>
-        <w:rPr>
-          <w:u w:val="single" w:color="0000ff"/>
-          <w:rFonts w:ascii="Charis SIL Regular" w:hAnsi="Charis SIL Regular" w:eastAsia="Charis SIL Regular"/>
-          <w:b w:val="0"/>
-          <w:i w:val="0"/>
-          <w:color w:val="000000"/>
-          <w:sz w:val="24"/>
-        </w:rPr>
-        <w:hyperlink r:id="rId22" w:history="1">
+        <w:hyperlink r:id="rId21" w:history="1">
           <w:r>
             <w:rPr>
               <w:rStyle w:val="Hyperlink"/>
@@ -3160,7 +3164,7 @@
           <w:color w:val="000000"/>
           <w:sz w:val="24"/>
         </w:rPr>
-        <w:hyperlink r:id="rId22" w:history="1">
+        <w:hyperlink r:id="rId21" w:history="1">
           <w:r>
             <w:rPr>
               <w:rStyle w:val="Hyperlink"/>
@@ -3177,7 +3181,7 @@
           <w:color w:val="000000"/>
           <w:sz w:val="24"/>
         </w:rPr>
-        <w:hyperlink r:id="rId22" w:history="1">
+        <w:hyperlink r:id="rId21" w:history="1">
           <w:r>
             <w:rPr>
               <w:rStyle w:val="Hyperlink"/>
@@ -3205,7 +3209,7 @@
           <w:color w:val="000000"/>
           <w:sz w:val="24"/>
         </w:rPr>
-        <w:hyperlink r:id="rId22" w:history="1">
+        <w:hyperlink r:id="rId21" w:history="1">
           <w:r>
             <w:rPr>
               <w:rStyle w:val="Hyperlink"/>
@@ -3234,7 +3238,7 @@
           <w:color w:val="000000"/>
           <w:sz w:val="24"/>
         </w:rPr>
-        <w:hyperlink r:id="rId22" w:history="1">
+        <w:hyperlink r:id="rId21" w:history="1">
           <w:r>
             <w:rPr>
               <w:rStyle w:val="Hyperlink"/>
@@ -3252,7 +3256,7 @@
           <w:color w:val="000000"/>
           <w:sz w:val="24"/>
         </w:rPr>
-        <w:hyperlink r:id="rId22" w:history="1">
+        <w:hyperlink r:id="rId21" w:history="1">
           <w:r>
             <w:rPr>
               <w:rStyle w:val="Hyperlink"/>
@@ -3270,24 +3274,35 @@
           <w:color w:val="000000"/>
           <w:sz w:val="24"/>
         </w:rPr>
-        <w:hyperlink r:id="rId22" w:history="1">
+        <w:hyperlink r:id="rId21" w:history="1">
           <w:r>
             <w:rPr>
               <w:rStyle w:val="Hyperlink"/>
             </w:rPr>
-            <w:t>tif</w:t>
+            <w:t>tifi</w:t>
           </w:r>
         </w:hyperlink>
       </w:r>
       <w:r>
         <w:rPr>
+          <w:u w:val="single" w:color="0000ff"/>
           <w:rFonts w:ascii="Charis SIL Regular" w:hAnsi="Charis SIL Regular" w:eastAsia="Charis SIL Regular"/>
           <w:b w:val="0"/>
           <w:i w:val="0"/>
           <w:color w:val="000000"/>
           <w:sz w:val="24"/>
         </w:rPr>
-        <w:t>ic</w:t>
+        <w:t>c research were pu</w:t>
+      </w:r>
+      <w:r>
+        <w:rPr>
+          <w:rFonts w:ascii="Charis SIL Regular" w:hAnsi="Charis SIL Regular" w:eastAsia="Charis SIL Regular"/>
+          <w:b w:val="0"/>
+          <w:i w:val="0"/>
+          <w:color w:val="000000"/>
+          <w:sz w:val="24"/>
+        </w:rPr>
+        <w:t>bl</w:t>
       </w:r>
       <w:r>
         <w:rPr>
@@ -3298,72 +3313,7 @@
           <w:color w:val="000000"/>
           <w:sz w:val="24"/>
         </w:rPr>
-        <w:t xml:space="preserve"> </w:t>
-      </w:r>
-      <w:r>
-        <w:rPr>
-          <w:u w:val="single" w:color="0000ff"/>
-          <w:rFonts w:ascii="Charis SIL Regular" w:hAnsi="Charis SIL Regular" w:eastAsia="Charis SIL Regular"/>
-          <w:b w:val="0"/>
-          <w:i w:val="0"/>
-          <w:color w:val="000000"/>
-          <w:sz w:val="24"/>
-        </w:rPr>
-        <w:hyperlink r:id="rId22" w:history="1">
-          <w:r>
-            <w:rPr>
-              <w:rStyle w:val="Hyperlink"/>
-            </w:rPr>
-            <w:t>research w</w:t>
-          </w:r>
-        </w:hyperlink>
-      </w:r>
-      <w:r>
-        <w:rPr>
-          <w:u w:val="single" w:color="0000ff"/>
-          <w:rFonts w:ascii="Charis SIL Regular" w:hAnsi="Charis SIL Regular" w:eastAsia="Charis SIL Regular"/>
-          <w:b w:val="0"/>
-          <w:i w:val="0"/>
-          <w:color w:val="000000"/>
-          <w:sz w:val="24"/>
-        </w:rPr>
-        <w:hyperlink r:id="rId22" w:history="1">
-          <w:r>
-            <w:rPr>
-              <w:rStyle w:val="Hyperlink"/>
-            </w:rPr>
-            <w:t>ere pub</w:t>
-          </w:r>
-        </w:hyperlink>
-      </w:r>
-      <w:r>
-        <w:rPr>
-          <w:u w:val="single" w:color="0000ff"/>
-          <w:rFonts w:ascii="Charis SIL Regular" w:hAnsi="Charis SIL Regular" w:eastAsia="Charis SIL Regular"/>
-          <w:b w:val="0"/>
-          <w:i w:val="0"/>
-          <w:color w:val="000000"/>
-          <w:sz w:val="24"/>
-        </w:rPr>
-        <w:hyperlink r:id="rId22" w:history="1">
-          <w:r>
-            <w:rPr>
-              <w:rStyle w:val="Hyperlink"/>
-            </w:rPr>
-            <w:t>l</w:t>
-          </w:r>
-        </w:hyperlink>
-      </w:r>
-      <w:r>
-        <w:rPr>
-          <w:u w:val="single" w:color="0000ff"/>
-          <w:rFonts w:ascii="Charis SIL Regular" w:hAnsi="Charis SIL Regular" w:eastAsia="Charis SIL Regular"/>
-          <w:b w:val="0"/>
-          <w:i w:val="0"/>
-          <w:color w:val="000000"/>
-          <w:sz w:val="24"/>
-        </w:rPr>
-        <w:hyperlink r:id="rId22" w:history="1">
+        <w:hyperlink r:id="rId21" w:history="1">
           <w:r>
             <w:rPr>
               <w:rStyle w:val="Hyperlink"/>
@@ -3421,7 +3371,7 @@
           <w:sz w:val="24"/>
           <w:u w:val="single"/>
         </w:rPr>
-        <w:hyperlink r:id="rId23" w:history="1">
+        <w:hyperlink r:id="rId22" w:history="1">
           <w:r>
             <w:rPr>
               <w:rStyle w:val="Hyperlink"/>
@@ -3450,7 +3400,7 @@
           <w:sz w:val="24"/>
           <w:u w:val="single"/>
         </w:rPr>
-        <w:hyperlink r:id="rId23" w:history="1">
+        <w:hyperlink r:id="rId22" w:history="1">
           <w:r>
             <w:rPr>
               <w:rStyle w:val="Hyperlink"/>
@@ -3611,7 +3561,7 @@
           <w:sz w:val="24"/>
           <w:u w:val="single"/>
         </w:rPr>
-        <w:hyperlink r:id="rId24" w:history="1">
+        <w:hyperlink r:id="rId23" w:history="1">
           <w:r>
             <w:rPr>
               <w:rStyle w:val="Hyperlink"/>
@@ -3640,7 +3590,7 @@
           <w:sz w:val="24"/>
           <w:u w:val="single"/>
         </w:rPr>
-        <w:hyperlink r:id="rId24" w:history="1">
+        <w:hyperlink r:id="rId23" w:history="1">
           <w:r>
             <w:rPr>
               <w:rStyle w:val="Hyperlink"/>
@@ -3870,7 +3820,7 @@
           <w:sz w:val="24"/>
           <w:u w:val="single"/>
         </w:rPr>
-        <w:hyperlink r:id="rId25" w:history="1">
+        <w:hyperlink r:id="rId24" w:history="1">
           <w:r>
             <w:rPr>
               <w:rStyle w:val="Hyperlink"/>
@@ -3899,7 +3849,7 @@
           <w:sz w:val="24"/>
           <w:u w:val="single"/>
         </w:rPr>
-        <w:hyperlink r:id="rId25" w:history="1">
+        <w:hyperlink r:id="rId24" w:history="1">
           <w:r>
             <w:rPr>
               <w:rStyle w:val="Hyperlink"/>
@@ -3928,7 +3878,7 @@
           <w:sz w:val="24"/>
           <w:u w:val="single"/>
         </w:rPr>
-        <w:hyperlink r:id="rId25" w:history="1">
+        <w:hyperlink r:id="rId24" w:history="1">
           <w:r>
             <w:rPr>
               <w:rStyle w:val="Hyperlink"/>
@@ -3957,7 +3907,7 @@
           <w:sz w:val="24"/>
           <w:u w:val="single"/>
         </w:rPr>
-        <w:hyperlink r:id="rId25" w:history="1">
+        <w:hyperlink r:id="rId24" w:history="1">
           <w:r>
             <w:rPr>
               <w:rStyle w:val="Hyperlink"/>
@@ -3986,7 +3936,7 @@
           <w:sz w:val="24"/>
           <w:u w:val="single"/>
         </w:rPr>
-        <w:hyperlink r:id="rId25" w:history="1">
+        <w:hyperlink r:id="rId24" w:history="1">
           <w:r>
             <w:rPr>
               <w:rStyle w:val="Hyperlink"/>
@@ -4054,7 +4004,7 @@
           <w:sz w:val="24"/>
           <w:u w:val="single"/>
         </w:rPr>
-        <w:hyperlink r:id="rId26" w:history="1">
+        <w:hyperlink r:id="rId25" w:history="1">
           <w:r>
             <w:rPr>
               <w:rStyle w:val="Hyperlink"/>
@@ -4083,7 +4033,7 @@
           <w:sz w:val="24"/>
           <w:u w:val="single"/>
         </w:rPr>
-        <w:hyperlink r:id="rId26" w:history="1">
+        <w:hyperlink r:id="rId25" w:history="1">
           <w:r>
             <w:rPr>
               <w:rStyle w:val="Hyperlink"/>
@@ -4112,7 +4062,7 @@
           <w:sz w:val="24"/>
           <w:u w:val="single"/>
         </w:rPr>
-        <w:hyperlink r:id="rId26" w:history="1">
+        <w:hyperlink r:id="rId25" w:history="1">
           <w:r>
             <w:rPr>
               <w:rStyle w:val="Hyperlink"/>
@@ -4168,7 +4118,7 @@
           <w:sz w:val="24"/>
           <w:u w:val="single"/>
         </w:rPr>
-        <w:hyperlink r:id="rId27" w:history="1">
+        <w:hyperlink r:id="rId26" w:history="1">
           <w:r>
             <w:rPr>
               <w:rStyle w:val="Hyperlink"/>
@@ -4196,7 +4146,7 @@
           <w:sz w:val="24"/>
           <w:u w:val="single"/>
         </w:rPr>
-        <w:hyperlink r:id="rId26" w:history="1">
+        <w:hyperlink r:id="rId25" w:history="1">
           <w:r>
             <w:rPr>
               <w:rStyle w:val="Hyperlink"/>
@@ -4225,7 +4175,7 @@
           <w:sz w:val="24"/>
           <w:u w:val="single"/>
         </w:rPr>
-        <w:hyperlink r:id="rId26" w:history="1">
+        <w:hyperlink r:id="rId25" w:history="1">
           <w:r>
             <w:rPr>
               <w:rStyle w:val="Hyperlink"/>
@@ -4243,7 +4193,7 @@
           <w:sz w:val="24"/>
           <w:u w:val="single"/>
         </w:rPr>
-        <w:hyperlink r:id="rId26" w:history="1">
+        <w:hyperlink r:id="rId25" w:history="1">
           <w:r>
             <w:rPr>
               <w:rStyle w:val="Hyperlink"/>
@@ -4261,7 +4211,7 @@
           <w:sz w:val="24"/>
           <w:u w:val="single"/>
         </w:rPr>
-        <w:hyperlink r:id="rId26" w:history="1">
+        <w:hyperlink r:id="rId25" w:history="1">
           <w:r>
             <w:rPr>
               <w:rStyle w:val="Hyperlink"/>
@@ -4279,7 +4229,7 @@
           <w:sz w:val="24"/>
           <w:u w:val="single"/>
         </w:rPr>
-        <w:hyperlink r:id="rId26" w:history="1">
+        <w:hyperlink r:id="rId25" w:history="1">
           <w:r>
             <w:rPr>
               <w:rStyle w:val="Hyperlink"/>
@@ -4310,7 +4260,7 @@
           <w:sz w:val="24"/>
           <w:u w:val="single"/>
         </w:rPr>
-        <w:hyperlink r:id="rId28" w:history="1">
+        <w:hyperlink r:id="rId27" w:history="1">
           <w:r>
             <w:rPr>
               <w:rStyle w:val="Hyperlink"/>
@@ -4328,7 +4278,7 @@
           <w:sz w:val="24"/>
           <w:u w:val="single"/>
         </w:rPr>
-        <w:hyperlink r:id="rId29" w:history="1">
+        <w:hyperlink r:id="rId28" w:history="1">
           <w:r>
             <w:rPr>
               <w:rStyle w:val="Hyperlink"/>
@@ -4357,7 +4307,7 @@
           <w:sz w:val="24"/>
           <w:u w:val="single"/>
         </w:rPr>
-        <w:hyperlink r:id="rId29" w:history="1">
+        <w:hyperlink r:id="rId28" w:history="1">
           <w:r>
             <w:rPr>
               <w:rStyle w:val="Hyperlink"/>
@@ -4375,7 +4325,7 @@
           <w:sz w:val="24"/>
           <w:u w:val="single"/>
         </w:rPr>
-        <w:hyperlink r:id="rId29" w:history="1">
+        <w:hyperlink r:id="rId28" w:history="1">
           <w:r>
             <w:rPr>
               <w:rStyle w:val="Hyperlink"/>
@@ -4393,7 +4343,7 @@
           <w:color w:val="000000"/>
           <w:sz w:val="24"/>
         </w:rPr>
-        <w:hyperlink r:id="rId29" w:history="1">
+        <w:hyperlink r:id="rId28" w:history="1">
           <w:r>
             <w:rPr>
               <w:rStyle w:val="Hyperlink"/>
@@ -4461,7 +4411,7 @@
           <w:sz w:val="24"/>
           <w:u w:val="single"/>
         </w:rPr>
-        <w:hyperlink r:id="rId30" w:history="1">
+        <w:hyperlink r:id="rId29" w:history="1">
           <w:r>
             <w:rPr>
               <w:rStyle w:val="Hyperlink"/>
@@ -4479,7 +4429,7 @@
           <w:sz w:val="24"/>
           <w:u w:val="single"/>
         </w:rPr>
-        <w:hyperlink r:id="rId30" w:history="1">
+        <w:hyperlink r:id="rId29" w:history="1">
           <w:r>
             <w:rPr>
               <w:rStyle w:val="Hyperlink"/>
@@ -4508,7 +4458,7 @@
           <w:sz w:val="24"/>
           <w:u w:val="single"/>
         </w:rPr>
-        <w:hyperlink r:id="rId30" w:history="1">
+        <w:hyperlink r:id="rId29" w:history="1">
           <w:r>
             <w:rPr>
               <w:rStyle w:val="Hyperlink"/>
@@ -4586,7 +4536,7 @@
           <w:sz w:val="24"/>
           <w:u w:val="single"/>
         </w:rPr>
-        <w:hyperlink r:id="rId31" w:history="1">
+        <w:hyperlink r:id="rId30" w:history="1">
           <w:r>
             <w:rPr>
               <w:rStyle w:val="Hyperlink"/>
@@ -4615,7 +4565,7 @@
           <w:sz w:val="24"/>
           <w:u w:val="single"/>
         </w:rPr>
-        <w:hyperlink r:id="rId31" w:history="1">
+        <w:hyperlink r:id="rId30" w:history="1">
           <w:r>
             <w:rPr>
               <w:rStyle w:val="Hyperlink"/>
@@ -4643,7 +4593,7 @@
           <w:sz w:val="24"/>
           <w:u w:val="single"/>
         </w:rPr>
-        <w:hyperlink r:id="rId32" w:history="1">
+        <w:hyperlink r:id="rId31" w:history="1">
           <w:r>
             <w:rPr>
               <w:rStyle w:val="Hyperlink"/>
@@ -4671,7 +4621,7 @@
           <w:color w:val="000000"/>
           <w:sz w:val="24"/>
         </w:rPr>
-        <w:hyperlink r:id="rId31" w:history="1">
+        <w:hyperlink r:id="rId30" w:history="1">
           <w:r>
             <w:rPr>
               <w:rStyle w:val="Hyperlink"/>
@@ -4689,7 +4639,7 @@
           <w:color w:val="000000"/>
           <w:sz w:val="24"/>
         </w:rPr>
-        <w:hyperlink r:id="rId31" w:history="1">
+        <w:hyperlink r:id="rId30" w:history="1">
           <w:r>
             <w:rPr>
               <w:rStyle w:val="Hyperlink"/>
@@ -4717,7 +4667,7 @@
           <w:color w:val="000000"/>
           <w:sz w:val="24"/>
         </w:rPr>
-        <w:hyperlink r:id="rId32" w:history="1">
+        <w:hyperlink r:id="rId31" w:history="1">
           <w:r>
             <w:rPr>
               <w:rStyle w:val="Hyperlink"/>
